--- a/Mesterremek.docx
+++ b/Mesterremek.docx
@@ -1,6 +1,6 @@
 
 <file path=word/document.xml><?xml version="1.0" encoding="utf-8"?>
-<w:document xmlns:wpc="http://schemas.microsoft.com/office/word/2010/wordprocessingCanvas" xmlns:cx="http://schemas.microsoft.com/office/drawing/2014/chartex" xmlns:mc="http://schemas.openxmlformats.org/markup-compatibility/2006" xmlns:o="urn:schemas-microsoft-com:office:office" xmlns:r="http://schemas.openxmlformats.org/officeDocument/2006/relationships" xmlns:m="http://schemas.openxmlformats.org/officeDocument/2006/math" xmlns:v="urn:schemas-microsoft-com:vml" xmlns:wp14="http://schemas.microsoft.com/office/word/2010/wordprocessingDrawing" xmlns:wp="http://schemas.openxmlformats.org/drawingml/2006/wordprocessingDrawing" xmlns:w10="urn:schemas-microsoft-com:office:word" xmlns:w="http://schemas.openxmlformats.org/wordprocessingml/2006/main" xmlns:w14="http://schemas.microsoft.com/office/word/2010/wordml" xmlns:w15="http://schemas.microsoft.com/office/word/2012/wordml" xmlns:w16se="http://schemas.microsoft.com/office/word/2015/wordml/symex" xmlns:wpg="http://schemas.microsoft.com/office/word/2010/wordprocessingGroup" xmlns:wpi="http://schemas.microsoft.com/office/word/2010/wordprocessingInk" xmlns:wne="http://schemas.microsoft.com/office/word/2006/wordml" xmlns:wps="http://schemas.microsoft.com/office/word/2010/wordprocessingShape" mc:Ignorable="w14 w15 w16se wp14">
+<w:document xmlns:wpc="http://schemas.microsoft.com/office/word/2010/wordprocessingCanvas" xmlns:cx="http://schemas.microsoft.com/office/drawing/2014/chartex" xmlns:cx1="http://schemas.microsoft.com/office/drawing/2015/9/8/chartex" xmlns:cx2="http://schemas.microsoft.com/office/drawing/2015/10/21/chartex" xmlns:cx3="http://schemas.microsoft.com/office/drawing/2016/5/9/chartex" xmlns:cx4="http://schemas.microsoft.com/office/drawing/2016/5/10/chartex" xmlns:cx5="http://schemas.microsoft.com/office/drawing/2016/5/11/chartex" xmlns:cx6="http://schemas.microsoft.com/office/drawing/2016/5/12/chartex" xmlns:cx7="http://schemas.microsoft.com/office/drawing/2016/5/13/chartex" xmlns:cx8="http://schemas.microsoft.com/office/drawing/2016/5/14/chartex" xmlns:mc="http://schemas.openxmlformats.org/markup-compatibility/2006" xmlns:aink="http://schemas.microsoft.com/office/drawing/2016/ink" xmlns:am3d="http://schemas.microsoft.com/office/drawing/2017/model3d" xmlns:o="urn:schemas-microsoft-com:office:office" xmlns:r="http://schemas.openxmlformats.org/officeDocument/2006/relationships" xmlns:m="http://schemas.openxmlformats.org/officeDocument/2006/math" xmlns:v="urn:schemas-microsoft-com:vml" xmlns:wp14="http://schemas.microsoft.com/office/word/2010/wordprocessingDrawing" xmlns:wp="http://schemas.openxmlformats.org/drawingml/2006/wordprocessingDrawing" xmlns:w10="urn:schemas-microsoft-com:office:word" xmlns:w="http://schemas.openxmlformats.org/wordprocessingml/2006/main" xmlns:w14="http://schemas.microsoft.com/office/word/2010/wordml" xmlns:w15="http://schemas.microsoft.com/office/word/2012/wordml" xmlns:w16cid="http://schemas.microsoft.com/office/word/2016/wordml/cid" xmlns:w16se="http://schemas.microsoft.com/office/word/2015/wordml/symex" xmlns:wpg="http://schemas.microsoft.com/office/word/2010/wordprocessingGroup" xmlns:wpi="http://schemas.microsoft.com/office/word/2010/wordprocessingInk" xmlns:wne="http://schemas.microsoft.com/office/word/2006/wordml" xmlns:wps="http://schemas.microsoft.com/office/word/2010/wordprocessingShape" mc:Ignorable="w14 w15 w16se w16cid wp14">
   <w:body>
     <w:p>
       <w:pPr>
@@ -2089,15 +2089,15 @@
         <w:t xml:space="preserve"> mappába, minden </w:t>
       </w:r>
       <w:proofErr w:type="spellStart"/>
-      <w:r>
-        <w:t>Vasárnap</w:t>
-      </w:r>
       <w:proofErr w:type="gramStart"/>
       <w:r>
-        <w:t>.l</w:t>
-      </w:r>
-      <w:proofErr w:type="spellEnd"/>
+        <w:t>Vasárnap.</w:t>
+      </w:r>
       <w:proofErr w:type="gramEnd"/>
+      <w:r>
+        <w:t>l</w:t>
+      </w:r>
+      <w:proofErr w:type="spellEnd"/>
     </w:p>
     <w:p>
       <w:r>
@@ -2212,15 +2212,7 @@
       </w:pPr>
       <w:bookmarkStart w:id="11" w:name="_Toc222734437"/>
       <w:r>
-        <w:t xml:space="preserve">Port </w:t>
-      </w:r>
-      <w:proofErr w:type="spellStart"/>
-      <w:r>
-        <w:t>security</w:t>
-      </w:r>
-      <w:proofErr w:type="spellEnd"/>
-      <w:r>
-        <w:t>:</w:t>
+        <w:t>Port security:</w:t>
       </w:r>
       <w:bookmarkEnd w:id="11"/>
     </w:p>
@@ -2355,7 +2347,20 @@
       </w:r>
       <w:proofErr w:type="spellEnd"/>
       <w:r>
-        <w:t xml:space="preserve"> a magasabb prioritású</w:t>
+        <w:t xml:space="preserve"> </w:t>
+      </w:r>
+      <w:r>
+        <w:t>priority:110</w:t>
+      </w:r>
+    </w:p>
+    <w:p>
+      <w:proofErr w:type="spellStart"/>
+      <w:r>
+        <w:t>R_backup</w:t>
+      </w:r>
+      <w:proofErr w:type="spellEnd"/>
+      <w:r>
+        <w:t xml:space="preserve"> priority:100</w:t>
       </w:r>
     </w:p>
     <w:p>
@@ -2363,42 +2368,57 @@
         <w:pStyle w:val="Cmsor2"/>
       </w:pPr>
       <w:r>
-        <w:t xml:space="preserve">DHCPv6 </w:t>
-      </w:r>
-      <w:proofErr w:type="spellStart"/>
-      <w:r>
-        <w:t>routeren</w:t>
-      </w:r>
-      <w:proofErr w:type="spellEnd"/>
-      <w:r>
-        <w:t>:</w:t>
-      </w:r>
-    </w:p>
-    <w:p>
-      <w:r>
-        <w:t xml:space="preserve">Az R_factory </w:t>
-      </w:r>
-      <w:proofErr w:type="spellStart"/>
-      <w:r>
-        <w:t>routeren</w:t>
-      </w:r>
-      <w:proofErr w:type="spellEnd"/>
-      <w:r>
-        <w:t xml:space="preserve"> ipv6-os </w:t>
-      </w:r>
-      <w:proofErr w:type="spellStart"/>
-      <w:r>
-        <w:t>dhcp</w:t>
-      </w:r>
-      <w:proofErr w:type="spellEnd"/>
-      <w:r>
-        <w:t xml:space="preserve"> szervert hozunk létre (még nem jó)</w:t>
-      </w:r>
-    </w:p>
-    <w:p>
+        <w:t>DHCPv6 routeren:</w:t>
+      </w:r>
       <w:bookmarkStart w:id="14" w:name="_GoBack"/>
       <w:bookmarkEnd w:id="14"/>
     </w:p>
+    <w:p>
+      <w:r>
+        <w:t xml:space="preserve">Az </w:t>
+      </w:r>
+      <w:proofErr w:type="spellStart"/>
+      <w:r>
+        <w:t>R_factory</w:t>
+      </w:r>
+      <w:proofErr w:type="spellEnd"/>
+      <w:r>
+        <w:t xml:space="preserve"> routeren ipv6-os </w:t>
+      </w:r>
+      <w:proofErr w:type="spellStart"/>
+      <w:r>
+        <w:t>dhcp</w:t>
+      </w:r>
+      <w:proofErr w:type="spellEnd"/>
+      <w:r>
+        <w:t xml:space="preserve"> szervert hozunk létre</w:t>
+      </w:r>
+      <w:r>
+        <w:t>.</w:t>
+      </w:r>
+    </w:p>
+    <w:p>
+      <w:proofErr w:type="spellStart"/>
+      <w:r>
+        <w:t>Default</w:t>
+      </w:r>
+      <w:proofErr w:type="spellEnd"/>
+      <w:r>
+        <w:t xml:space="preserve"> </w:t>
+      </w:r>
+      <w:proofErr w:type="spellStart"/>
+      <w:r>
+        <w:t>gateway</w:t>
+      </w:r>
+      <w:proofErr w:type="spellEnd"/>
+      <w:r>
+        <w:t>:</w:t>
+      </w:r>
+      <w:r>
+        <w:t xml:space="preserve"> 2001:20::1/64</w:t>
+      </w:r>
+    </w:p>
+    <w:p/>
     <w:p>
       <w:r>
         <w:br w:type="page"/>
@@ -2525,7 +2545,7 @@
 </file>
 
 <file path=word/endnotes.xml><?xml version="1.0" encoding="utf-8"?>
-<w:endnotes xmlns:wpc="http://schemas.microsoft.com/office/word/2010/wordprocessingCanvas" xmlns:cx="http://schemas.microsoft.com/office/drawing/2014/chartex" xmlns:mc="http://schemas.openxmlformats.org/markup-compatibility/2006" xmlns:o="urn:schemas-microsoft-com:office:office" xmlns:r="http://schemas.openxmlformats.org/officeDocument/2006/relationships" xmlns:m="http://schemas.openxmlformats.org/officeDocument/2006/math" xmlns:v="urn:schemas-microsoft-com:vml" xmlns:wp14="http://schemas.microsoft.com/office/word/2010/wordprocessingDrawing" xmlns:wp="http://schemas.openxmlformats.org/drawingml/2006/wordprocessingDrawing" xmlns:w10="urn:schemas-microsoft-com:office:word" xmlns:w="http://schemas.openxmlformats.org/wordprocessingml/2006/main" xmlns:w14="http://schemas.microsoft.com/office/word/2010/wordml" xmlns:w15="http://schemas.microsoft.com/office/word/2012/wordml" xmlns:w16se="http://schemas.microsoft.com/office/word/2015/wordml/symex" xmlns:wpg="http://schemas.microsoft.com/office/word/2010/wordprocessingGroup" xmlns:wpi="http://schemas.microsoft.com/office/word/2010/wordprocessingInk" xmlns:wne="http://schemas.microsoft.com/office/word/2006/wordml" xmlns:wps="http://schemas.microsoft.com/office/word/2010/wordprocessingShape" mc:Ignorable="w14 w15 w16se wp14">
+<w:endnotes xmlns:wpc="http://schemas.microsoft.com/office/word/2010/wordprocessingCanvas" xmlns:cx="http://schemas.microsoft.com/office/drawing/2014/chartex" xmlns:cx1="http://schemas.microsoft.com/office/drawing/2015/9/8/chartex" xmlns:cx2="http://schemas.microsoft.com/office/drawing/2015/10/21/chartex" xmlns:cx3="http://schemas.microsoft.com/office/drawing/2016/5/9/chartex" xmlns:cx4="http://schemas.microsoft.com/office/drawing/2016/5/10/chartex" xmlns:cx5="http://schemas.microsoft.com/office/drawing/2016/5/11/chartex" xmlns:cx6="http://schemas.microsoft.com/office/drawing/2016/5/12/chartex" xmlns:cx7="http://schemas.microsoft.com/office/drawing/2016/5/13/chartex" xmlns:cx8="http://schemas.microsoft.com/office/drawing/2016/5/14/chartex" xmlns:mc="http://schemas.openxmlformats.org/markup-compatibility/2006" xmlns:aink="http://schemas.microsoft.com/office/drawing/2016/ink" xmlns:am3d="http://schemas.microsoft.com/office/drawing/2017/model3d" xmlns:o="urn:schemas-microsoft-com:office:office" xmlns:r="http://schemas.openxmlformats.org/officeDocument/2006/relationships" xmlns:m="http://schemas.openxmlformats.org/officeDocument/2006/math" xmlns:v="urn:schemas-microsoft-com:vml" xmlns:wp14="http://schemas.microsoft.com/office/word/2010/wordprocessingDrawing" xmlns:wp="http://schemas.openxmlformats.org/drawingml/2006/wordprocessingDrawing" xmlns:w10="urn:schemas-microsoft-com:office:word" xmlns:w="http://schemas.openxmlformats.org/wordprocessingml/2006/main" xmlns:w14="http://schemas.microsoft.com/office/word/2010/wordml" xmlns:w15="http://schemas.microsoft.com/office/word/2012/wordml" xmlns:w16cid="http://schemas.microsoft.com/office/word/2016/wordml/cid" xmlns:w16se="http://schemas.microsoft.com/office/word/2015/wordml/symex" xmlns:wpg="http://schemas.microsoft.com/office/word/2010/wordprocessingGroup" xmlns:wpi="http://schemas.microsoft.com/office/word/2010/wordprocessingInk" xmlns:wne="http://schemas.microsoft.com/office/word/2006/wordml" xmlns:wps="http://schemas.microsoft.com/office/word/2010/wordprocessingShape" mc:Ignorable="w14 w15 w16se w16cid wp14">
   <w:endnote w:type="separator" w:id="-1">
     <w:p>
       <w:pPr>
@@ -2550,7 +2570,7 @@
 </file>
 
 <file path=word/footer1.xml><?xml version="1.0" encoding="utf-8"?>
-<w:ftr xmlns:wpc="http://schemas.microsoft.com/office/word/2010/wordprocessingCanvas" xmlns:cx="http://schemas.microsoft.com/office/drawing/2014/chartex" xmlns:mc="http://schemas.openxmlformats.org/markup-compatibility/2006" xmlns:o="urn:schemas-microsoft-com:office:office" xmlns:r="http://schemas.openxmlformats.org/officeDocument/2006/relationships" xmlns:m="http://schemas.openxmlformats.org/officeDocument/2006/math" xmlns:v="urn:schemas-microsoft-com:vml" xmlns:wp14="http://schemas.microsoft.com/office/word/2010/wordprocessingDrawing" xmlns:wp="http://schemas.openxmlformats.org/drawingml/2006/wordprocessingDrawing" xmlns:w10="urn:schemas-microsoft-com:office:word" xmlns:w="http://schemas.openxmlformats.org/wordprocessingml/2006/main" xmlns:w14="http://schemas.microsoft.com/office/word/2010/wordml" xmlns:w15="http://schemas.microsoft.com/office/word/2012/wordml" xmlns:w16se="http://schemas.microsoft.com/office/word/2015/wordml/symex" xmlns:wpg="http://schemas.microsoft.com/office/word/2010/wordprocessingGroup" xmlns:wpi="http://schemas.microsoft.com/office/word/2010/wordprocessingInk" xmlns:wne="http://schemas.microsoft.com/office/word/2006/wordml" xmlns:wps="http://schemas.microsoft.com/office/word/2010/wordprocessingShape" mc:Ignorable="w14 w15 w16se wp14">
+<w:ftr xmlns:wpc="http://schemas.microsoft.com/office/word/2010/wordprocessingCanvas" xmlns:cx="http://schemas.microsoft.com/office/drawing/2014/chartex" xmlns:cx1="http://schemas.microsoft.com/office/drawing/2015/9/8/chartex" xmlns:cx2="http://schemas.microsoft.com/office/drawing/2015/10/21/chartex" xmlns:cx3="http://schemas.microsoft.com/office/drawing/2016/5/9/chartex" xmlns:cx4="http://schemas.microsoft.com/office/drawing/2016/5/10/chartex" xmlns:cx5="http://schemas.microsoft.com/office/drawing/2016/5/11/chartex" xmlns:cx6="http://schemas.microsoft.com/office/drawing/2016/5/12/chartex" xmlns:cx7="http://schemas.microsoft.com/office/drawing/2016/5/13/chartex" xmlns:cx8="http://schemas.microsoft.com/office/drawing/2016/5/14/chartex" xmlns:mc="http://schemas.openxmlformats.org/markup-compatibility/2006" xmlns:aink="http://schemas.microsoft.com/office/drawing/2016/ink" xmlns:am3d="http://schemas.microsoft.com/office/drawing/2017/model3d" xmlns:o="urn:schemas-microsoft-com:office:office" xmlns:r="http://schemas.openxmlformats.org/officeDocument/2006/relationships" xmlns:m="http://schemas.openxmlformats.org/officeDocument/2006/math" xmlns:v="urn:schemas-microsoft-com:vml" xmlns:wp14="http://schemas.microsoft.com/office/word/2010/wordprocessingDrawing" xmlns:wp="http://schemas.openxmlformats.org/drawingml/2006/wordprocessingDrawing" xmlns:w10="urn:schemas-microsoft-com:office:word" xmlns:w="http://schemas.openxmlformats.org/wordprocessingml/2006/main" xmlns:w14="http://schemas.microsoft.com/office/word/2010/wordml" xmlns:w15="http://schemas.microsoft.com/office/word/2012/wordml" xmlns:w16cid="http://schemas.microsoft.com/office/word/2016/wordml/cid" xmlns:w16se="http://schemas.microsoft.com/office/word/2015/wordml/symex" xmlns:wpg="http://schemas.microsoft.com/office/word/2010/wordprocessingGroup" xmlns:wpi="http://schemas.microsoft.com/office/word/2010/wordprocessingInk" xmlns:wne="http://schemas.microsoft.com/office/word/2006/wordml" xmlns:wps="http://schemas.microsoft.com/office/word/2010/wordprocessingShape" mc:Ignorable="w14 w15 w16se w16cid wp14">
   <w:sdt>
     <w:sdtPr>
       <w:id w:val="1690183360"/>
@@ -2596,7 +2616,7 @@
 </file>
 
 <file path=word/footnotes.xml><?xml version="1.0" encoding="utf-8"?>
-<w:footnotes xmlns:wpc="http://schemas.microsoft.com/office/word/2010/wordprocessingCanvas" xmlns:cx="http://schemas.microsoft.com/office/drawing/2014/chartex" xmlns:mc="http://schemas.openxmlformats.org/markup-compatibility/2006" xmlns:o="urn:schemas-microsoft-com:office:office" xmlns:r="http://schemas.openxmlformats.org/officeDocument/2006/relationships" xmlns:m="http://schemas.openxmlformats.org/officeDocument/2006/math" xmlns:v="urn:schemas-microsoft-com:vml" xmlns:wp14="http://schemas.microsoft.com/office/word/2010/wordprocessingDrawing" xmlns:wp="http://schemas.openxmlformats.org/drawingml/2006/wordprocessingDrawing" xmlns:w10="urn:schemas-microsoft-com:office:word" xmlns:w="http://schemas.openxmlformats.org/wordprocessingml/2006/main" xmlns:w14="http://schemas.microsoft.com/office/word/2010/wordml" xmlns:w15="http://schemas.microsoft.com/office/word/2012/wordml" xmlns:w16se="http://schemas.microsoft.com/office/word/2015/wordml/symex" xmlns:wpg="http://schemas.microsoft.com/office/word/2010/wordprocessingGroup" xmlns:wpi="http://schemas.microsoft.com/office/word/2010/wordprocessingInk" xmlns:wne="http://schemas.microsoft.com/office/word/2006/wordml" xmlns:wps="http://schemas.microsoft.com/office/word/2010/wordprocessingShape" mc:Ignorable="w14 w15 w16se wp14">
+<w:footnotes xmlns:wpc="http://schemas.microsoft.com/office/word/2010/wordprocessingCanvas" xmlns:cx="http://schemas.microsoft.com/office/drawing/2014/chartex" xmlns:cx1="http://schemas.microsoft.com/office/drawing/2015/9/8/chartex" xmlns:cx2="http://schemas.microsoft.com/office/drawing/2015/10/21/chartex" xmlns:cx3="http://schemas.microsoft.com/office/drawing/2016/5/9/chartex" xmlns:cx4="http://schemas.microsoft.com/office/drawing/2016/5/10/chartex" xmlns:cx5="http://schemas.microsoft.com/office/drawing/2016/5/11/chartex" xmlns:cx6="http://schemas.microsoft.com/office/drawing/2016/5/12/chartex" xmlns:cx7="http://schemas.microsoft.com/office/drawing/2016/5/13/chartex" xmlns:cx8="http://schemas.microsoft.com/office/drawing/2016/5/14/chartex" xmlns:mc="http://schemas.openxmlformats.org/markup-compatibility/2006" xmlns:aink="http://schemas.microsoft.com/office/drawing/2016/ink" xmlns:am3d="http://schemas.microsoft.com/office/drawing/2017/model3d" xmlns:o="urn:schemas-microsoft-com:office:office" xmlns:r="http://schemas.openxmlformats.org/officeDocument/2006/relationships" xmlns:m="http://schemas.openxmlformats.org/officeDocument/2006/math" xmlns:v="urn:schemas-microsoft-com:vml" xmlns:wp14="http://schemas.microsoft.com/office/word/2010/wordprocessingDrawing" xmlns:wp="http://schemas.openxmlformats.org/drawingml/2006/wordprocessingDrawing" xmlns:w10="urn:schemas-microsoft-com:office:word" xmlns:w="http://schemas.openxmlformats.org/wordprocessingml/2006/main" xmlns:w14="http://schemas.microsoft.com/office/word/2010/wordml" xmlns:w15="http://schemas.microsoft.com/office/word/2012/wordml" xmlns:w16cid="http://schemas.microsoft.com/office/word/2016/wordml/cid" xmlns:w16se="http://schemas.microsoft.com/office/word/2015/wordml/symex" xmlns:wpg="http://schemas.microsoft.com/office/word/2010/wordprocessingGroup" xmlns:wpi="http://schemas.microsoft.com/office/word/2010/wordprocessingInk" xmlns:wne="http://schemas.microsoft.com/office/word/2006/wordml" xmlns:wps="http://schemas.microsoft.com/office/word/2010/wordprocessingShape" mc:Ignorable="w14 w15 w16se w16cid wp14">
   <w:footnote w:type="separator" w:id="-1">
     <w:p>
       <w:pPr>
@@ -2621,7 +2641,7 @@
 </file>
 
 <file path=word/styles.xml><?xml version="1.0" encoding="utf-8"?>
-<w:styles xmlns:mc="http://schemas.openxmlformats.org/markup-compatibility/2006" xmlns:r="http://schemas.openxmlformats.org/officeDocument/2006/relationships" xmlns:w="http://schemas.openxmlformats.org/wordprocessingml/2006/main" xmlns:w14="http://schemas.microsoft.com/office/word/2010/wordml" xmlns:w15="http://schemas.microsoft.com/office/word/2012/wordml" xmlns:w16se="http://schemas.microsoft.com/office/word/2015/wordml/symex" mc:Ignorable="w14 w15 w16se">
+<w:styles xmlns:mc="http://schemas.openxmlformats.org/markup-compatibility/2006" xmlns:r="http://schemas.openxmlformats.org/officeDocument/2006/relationships" xmlns:w="http://schemas.openxmlformats.org/wordprocessingml/2006/main" xmlns:w14="http://schemas.microsoft.com/office/word/2010/wordml" xmlns:w15="http://schemas.microsoft.com/office/word/2012/wordml" xmlns:w16cid="http://schemas.microsoft.com/office/word/2016/wordml/cid" xmlns:w16se="http://schemas.microsoft.com/office/word/2015/wordml/symex" mc:Ignorable="w14 w15 w16se w16cid">
   <w:docDefaults>
     <w:rPrDefault>
       <w:rPr>
@@ -2637,7 +2657,7 @@
       </w:pPr>
     </w:pPrDefault>
   </w:docDefaults>
-  <w:latentStyles w:defLockedState="0" w:defUIPriority="99" w:defSemiHidden="0" w:defUnhideWhenUsed="0" w:defQFormat="0" w:count="371">
+  <w:latentStyles w:defLockedState="0" w:defUIPriority="99" w:defSemiHidden="0" w:defUnhideWhenUsed="0" w:defQFormat="0" w:count="375">
     <w:lsdException w:name="Normal" w:uiPriority="0" w:qFormat="1"/>
     <w:lsdException w:name="heading 1" w:uiPriority="9" w:qFormat="1"/>
     <w:lsdException w:name="heading 2" w:semiHidden="1" w:uiPriority="9" w:unhideWhenUsed="1" w:qFormat="1"/>
@@ -2743,7 +2763,6 @@
     <w:lsdException w:name="HTML Sample" w:semiHidden="1" w:unhideWhenUsed="1"/>
     <w:lsdException w:name="HTML Typewriter" w:semiHidden="1" w:unhideWhenUsed="1"/>
     <w:lsdException w:name="HTML Variable" w:semiHidden="1" w:unhideWhenUsed="1"/>
-    <w:lsdException w:name="Normal Table" w:semiHidden="1" w:unhideWhenUsed="1"/>
     <w:lsdException w:name="annotation subject" w:semiHidden="1" w:unhideWhenUsed="1"/>
     <w:lsdException w:name="No List" w:semiHidden="1" w:unhideWhenUsed="1"/>
     <w:lsdException w:name="Outline List 1" w:semiHidden="1" w:unhideWhenUsed="1"/>
@@ -2787,10 +2806,8 @@
     <w:lsdException w:name="Table Elegant" w:semiHidden="1" w:unhideWhenUsed="1"/>
     <w:lsdException w:name="Table Professional" w:semiHidden="1" w:unhideWhenUsed="1"/>
     <w:lsdException w:name="Table Subtle 1" w:semiHidden="1" w:unhideWhenUsed="1"/>
-    <w:lsdException w:name="Table Subtle 2" w:semiHidden="1" w:unhideWhenUsed="1"/>
     <w:lsdException w:name="Table Web 1" w:semiHidden="1" w:unhideWhenUsed="1"/>
     <w:lsdException w:name="Table Web 2" w:semiHidden="1" w:unhideWhenUsed="1"/>
-    <w:lsdException w:name="Table Web 3" w:semiHidden="1" w:unhideWhenUsed="1"/>
     <w:lsdException w:name="Balloon Text" w:semiHidden="1" w:unhideWhenUsed="1"/>
     <w:lsdException w:name="Table Grid" w:uiPriority="39"/>
     <w:lsdException w:name="Table Theme" w:semiHidden="1" w:unhideWhenUsed="1"/>
@@ -3009,6 +3026,10 @@
     <w:lsdException w:name="List Table 5 Dark Accent 6" w:uiPriority="50"/>
     <w:lsdException w:name="List Table 6 Colorful Accent 6" w:uiPriority="51"/>
     <w:lsdException w:name="List Table 7 Colorful Accent 6" w:uiPriority="52"/>
+    <w:lsdException w:name="Mention" w:semiHidden="1" w:unhideWhenUsed="1"/>
+    <w:lsdException w:name="Smart Hyperlink" w:semiHidden="1" w:unhideWhenUsed="1"/>
+    <w:lsdException w:name="Hashtag" w:semiHidden="1" w:unhideWhenUsed="1"/>
+    <w:lsdException w:name="Unresolved Mention" w:semiHidden="1" w:unhideWhenUsed="1"/>
   </w:latentStyles>
   <w:style w:type="paragraph" w:default="1" w:styleId="Norml">
     <w:name w:val="Normal"/>
@@ -3567,7 +3588,7 @@
 </file>
 
 <file path=customXml/itemProps1.xml><?xml version="1.0" encoding="utf-8"?>
-<ds:datastoreItem xmlns:ds="http://schemas.openxmlformats.org/officeDocument/2006/customXml" ds:itemID="{90BB78A5-1E98-4352-853E-EDB4CC173E96}">
+<ds:datastoreItem xmlns:ds="http://schemas.openxmlformats.org/officeDocument/2006/customXml" ds:itemID="{4FBDB36D-645D-4F64-B41B-339A72636600}">
   <ds:schemaRefs>
     <ds:schemaRef ds:uri="http://schemas.openxmlformats.org/officeDocument/2006/bibliography"/>
   </ds:schemaRefs>

--- a/Mesterremek.docx
+++ b/Mesterremek.docx
@@ -2216,7 +2216,21 @@
       </w:r>
       <w:bookmarkEnd w:id="11"/>
     </w:p>
-    <w:p/>
+    <w:p>
+      <w:proofErr w:type="spellStart"/>
+      <w:r>
+        <w:t>sticky</w:t>
+      </w:r>
+      <w:proofErr w:type="spellEnd"/>
+      <w:r>
+        <w:t xml:space="preserve"> </w:t>
+      </w:r>
+      <w:proofErr w:type="spellStart"/>
+      <w:r>
+        <w:t>mac-address</w:t>
+      </w:r>
+      <w:proofErr w:type="spellEnd"/>
+    </w:p>
     <w:p>
       <w:pPr>
         <w:pStyle w:val="Cmsor2"/>
@@ -2370,55 +2384,116 @@
       <w:r>
         <w:t>DHCPv6 routeren:</w:t>
       </w:r>
+    </w:p>
+    <w:p>
+      <w:r>
+        <w:t xml:space="preserve">Az </w:t>
+      </w:r>
+      <w:proofErr w:type="spellStart"/>
+      <w:r>
+        <w:t>R_factory</w:t>
+      </w:r>
+      <w:proofErr w:type="spellEnd"/>
+      <w:r>
+        <w:t xml:space="preserve"> routeren ipv6-os </w:t>
+      </w:r>
+      <w:proofErr w:type="spellStart"/>
+      <w:r>
+        <w:t>dhcp</w:t>
+      </w:r>
+      <w:proofErr w:type="spellEnd"/>
+      <w:r>
+        <w:t xml:space="preserve"> szervert hozunk létre</w:t>
+      </w:r>
+      <w:r>
+        <w:t>.</w:t>
+      </w:r>
+    </w:p>
+    <w:p>
+      <w:proofErr w:type="spellStart"/>
+      <w:r>
+        <w:t>Default</w:t>
+      </w:r>
+      <w:proofErr w:type="spellEnd"/>
+      <w:r>
+        <w:t xml:space="preserve"> </w:t>
+      </w:r>
+      <w:proofErr w:type="spellStart"/>
+      <w:r>
+        <w:t>gateway</w:t>
+      </w:r>
+      <w:proofErr w:type="spellEnd"/>
+      <w:r>
+        <w:t>:</w:t>
+      </w:r>
+      <w:r>
+        <w:t xml:space="preserve"> 2001:20::1/64</w:t>
+      </w:r>
+    </w:p>
+    <w:p>
+      <w:pPr>
+        <w:pStyle w:val="Cmsor2"/>
+      </w:pPr>
+      <w:r>
+        <w:t>SSH:</w:t>
+      </w:r>
+    </w:p>
+    <w:p>
+      <w:proofErr w:type="spellStart"/>
+      <w:r>
+        <w:t>Admin</w:t>
+      </w:r>
+      <w:proofErr w:type="spellEnd"/>
+      <w:r>
+        <w:t xml:space="preserve"> </w:t>
+      </w:r>
+      <w:proofErr w:type="spellStart"/>
+      <w:r>
+        <w:t>vlanon</w:t>
+      </w:r>
+      <w:proofErr w:type="spellEnd"/>
+      <w:r>
+        <w:t xml:space="preserve"> kizárólag</w:t>
+      </w:r>
+    </w:p>
+    <w:p>
+      <w:pPr>
+        <w:pStyle w:val="Cmsor2"/>
+      </w:pPr>
+      <w:proofErr w:type="spellStart"/>
+      <w:r>
+        <w:t>Acl</w:t>
+      </w:r>
+      <w:proofErr w:type="spellEnd"/>
+      <w:r>
+        <w:t>:</w:t>
+      </w:r>
+    </w:p>
+    <w:p>
+      <w:proofErr w:type="spellStart"/>
+      <w:r>
+        <w:t>ssh</w:t>
+      </w:r>
+      <w:proofErr w:type="spellEnd"/>
+      <w:r>
+        <w:t xml:space="preserve"> biztosítására</w:t>
+      </w:r>
+    </w:p>
+    <w:p>
+      <w:pPr>
+        <w:pStyle w:val="Cmsor2"/>
+      </w:pPr>
+      <w:r>
+        <w:t>NAT:</w:t>
+      </w:r>
+    </w:p>
+    <w:p>
+      <w:r>
+        <w:t>ipv6-ipv4</w:t>
+      </w:r>
       <w:bookmarkStart w:id="14" w:name="_GoBack"/>
       <w:bookmarkEnd w:id="14"/>
     </w:p>
-    <w:p>
-      <w:r>
-        <w:t xml:space="preserve">Az </w:t>
-      </w:r>
-      <w:proofErr w:type="spellStart"/>
-      <w:r>
-        <w:t>R_factory</w:t>
-      </w:r>
-      <w:proofErr w:type="spellEnd"/>
-      <w:r>
-        <w:t xml:space="preserve"> routeren ipv6-os </w:t>
-      </w:r>
-      <w:proofErr w:type="spellStart"/>
-      <w:r>
-        <w:t>dhcp</w:t>
-      </w:r>
-      <w:proofErr w:type="spellEnd"/>
-      <w:r>
-        <w:t xml:space="preserve"> szervert hozunk létre</w:t>
-      </w:r>
-      <w:r>
-        <w:t>.</w:t>
-      </w:r>
-    </w:p>
-    <w:p>
-      <w:proofErr w:type="spellStart"/>
-      <w:r>
-        <w:t>Default</w:t>
-      </w:r>
-      <w:proofErr w:type="spellEnd"/>
-      <w:r>
-        <w:t xml:space="preserve"> </w:t>
-      </w:r>
-      <w:proofErr w:type="spellStart"/>
-      <w:r>
-        <w:t>gateway</w:t>
-      </w:r>
-      <w:proofErr w:type="spellEnd"/>
-      <w:r>
-        <w:t>:</w:t>
-      </w:r>
-      <w:r>
-        <w:t xml:space="preserve"> 2001:20::1/64</w:t>
-      </w:r>
-    </w:p>
-    <w:p/>
     <w:p>
       <w:r>
         <w:br w:type="page"/>
@@ -2763,6 +2838,7 @@
     <w:lsdException w:name="HTML Sample" w:semiHidden="1" w:unhideWhenUsed="1"/>
     <w:lsdException w:name="HTML Typewriter" w:semiHidden="1" w:unhideWhenUsed="1"/>
     <w:lsdException w:name="HTML Variable" w:semiHidden="1" w:unhideWhenUsed="1"/>
+    <w:lsdException w:name="Normal Table" w:semiHidden="1" w:unhideWhenUsed="1"/>
     <w:lsdException w:name="annotation subject" w:semiHidden="1" w:unhideWhenUsed="1"/>
     <w:lsdException w:name="No List" w:semiHidden="1" w:unhideWhenUsed="1"/>
     <w:lsdException w:name="Outline List 1" w:semiHidden="1" w:unhideWhenUsed="1"/>
@@ -2806,8 +2882,10 @@
     <w:lsdException w:name="Table Elegant" w:semiHidden="1" w:unhideWhenUsed="1"/>
     <w:lsdException w:name="Table Professional" w:semiHidden="1" w:unhideWhenUsed="1"/>
     <w:lsdException w:name="Table Subtle 1" w:semiHidden="1" w:unhideWhenUsed="1"/>
+    <w:lsdException w:name="Table Subtle 2" w:semiHidden="1" w:unhideWhenUsed="1"/>
     <w:lsdException w:name="Table Web 1" w:semiHidden="1" w:unhideWhenUsed="1"/>
     <w:lsdException w:name="Table Web 2" w:semiHidden="1" w:unhideWhenUsed="1"/>
+    <w:lsdException w:name="Table Web 3" w:semiHidden="1" w:unhideWhenUsed="1"/>
     <w:lsdException w:name="Balloon Text" w:semiHidden="1" w:unhideWhenUsed="1"/>
     <w:lsdException w:name="Table Grid" w:uiPriority="39"/>
     <w:lsdException w:name="Table Theme" w:semiHidden="1" w:unhideWhenUsed="1"/>
@@ -3588,7 +3666,7 @@
 </file>
 
 <file path=customXml/itemProps1.xml><?xml version="1.0" encoding="utf-8"?>
-<ds:datastoreItem xmlns:ds="http://schemas.openxmlformats.org/officeDocument/2006/customXml" ds:itemID="{4FBDB36D-645D-4F64-B41B-339A72636600}">
+<ds:datastoreItem xmlns:ds="http://schemas.openxmlformats.org/officeDocument/2006/customXml" ds:itemID="{109D199B-2854-4A9E-BDE5-7D09F42762C4}">
   <ds:schemaRefs>
     <ds:schemaRef ds:uri="http://schemas.openxmlformats.org/officeDocument/2006/bibliography"/>
   </ds:schemaRefs>

--- a/Mesterremek.docx
+++ b/Mesterremek.docx
@@ -1,6 +1,6 @@
 
 <file path=word/document.xml><?xml version="1.0" encoding="utf-8"?>
-<w:document xmlns:wpc="http://schemas.microsoft.com/office/word/2010/wordprocessingCanvas" xmlns:cx="http://schemas.microsoft.com/office/drawing/2014/chartex" xmlns:cx1="http://schemas.microsoft.com/office/drawing/2015/9/8/chartex" xmlns:cx2="http://schemas.microsoft.com/office/drawing/2015/10/21/chartex" xmlns:cx3="http://schemas.microsoft.com/office/drawing/2016/5/9/chartex" xmlns:cx4="http://schemas.microsoft.com/office/drawing/2016/5/10/chartex" xmlns:cx5="http://schemas.microsoft.com/office/drawing/2016/5/11/chartex" xmlns:cx6="http://schemas.microsoft.com/office/drawing/2016/5/12/chartex" xmlns:cx7="http://schemas.microsoft.com/office/drawing/2016/5/13/chartex" xmlns:cx8="http://schemas.microsoft.com/office/drawing/2016/5/14/chartex" xmlns:mc="http://schemas.openxmlformats.org/markup-compatibility/2006" xmlns:aink="http://schemas.microsoft.com/office/drawing/2016/ink" xmlns:am3d="http://schemas.microsoft.com/office/drawing/2017/model3d" xmlns:o="urn:schemas-microsoft-com:office:office" xmlns:r="http://schemas.openxmlformats.org/officeDocument/2006/relationships" xmlns:m="http://schemas.openxmlformats.org/officeDocument/2006/math" xmlns:v="urn:schemas-microsoft-com:vml" xmlns:wp14="http://schemas.microsoft.com/office/word/2010/wordprocessingDrawing" xmlns:wp="http://schemas.openxmlformats.org/drawingml/2006/wordprocessingDrawing" xmlns:w10="urn:schemas-microsoft-com:office:word" xmlns:w="http://schemas.openxmlformats.org/wordprocessingml/2006/main" xmlns:w14="http://schemas.microsoft.com/office/word/2010/wordml" xmlns:w15="http://schemas.microsoft.com/office/word/2012/wordml" xmlns:w16cid="http://schemas.microsoft.com/office/word/2016/wordml/cid" xmlns:w16se="http://schemas.microsoft.com/office/word/2015/wordml/symex" xmlns:wpg="http://schemas.microsoft.com/office/word/2010/wordprocessingGroup" xmlns:wpi="http://schemas.microsoft.com/office/word/2010/wordprocessingInk" xmlns:wne="http://schemas.microsoft.com/office/word/2006/wordml" xmlns:wps="http://schemas.microsoft.com/office/word/2010/wordprocessingShape" mc:Ignorable="w14 w15 w16se w16cid wp14">
+<w:document xmlns:wpc="http://schemas.microsoft.com/office/word/2010/wordprocessingCanvas" xmlns:cx="http://schemas.microsoft.com/office/drawing/2014/chartex" xmlns:cx1="http://schemas.microsoft.com/office/drawing/2015/9/8/chartex" xmlns:cx2="http://schemas.microsoft.com/office/drawing/2015/10/21/chartex" xmlns:cx3="http://schemas.microsoft.com/office/drawing/2016/5/9/chartex" xmlns:cx4="http://schemas.microsoft.com/office/drawing/2016/5/10/chartex" xmlns:cx5="http://schemas.microsoft.com/office/drawing/2016/5/11/chartex" xmlns:cx6="http://schemas.microsoft.com/office/drawing/2016/5/12/chartex" xmlns:cx7="http://schemas.microsoft.com/office/drawing/2016/5/13/chartex" xmlns:cx8="http://schemas.microsoft.com/office/drawing/2016/5/14/chartex" xmlns:mc="http://schemas.openxmlformats.org/markup-compatibility/2006" xmlns:aink="http://schemas.microsoft.com/office/drawing/2016/ink" xmlns:am3d="http://schemas.microsoft.com/office/drawing/2017/model3d" xmlns:o="urn:schemas-microsoft-com:office:office" xmlns:oel="http://schemas.microsoft.com/office/2019/extlst" xmlns:r="http://schemas.openxmlformats.org/officeDocument/2006/relationships" xmlns:m="http://schemas.openxmlformats.org/officeDocument/2006/math" xmlns:v="urn:schemas-microsoft-com:vml" xmlns:wp14="http://schemas.microsoft.com/office/word/2010/wordprocessingDrawing" xmlns:wp="http://schemas.openxmlformats.org/drawingml/2006/wordprocessingDrawing" xmlns:w10="urn:schemas-microsoft-com:office:word" xmlns:w="http://schemas.openxmlformats.org/wordprocessingml/2006/main" xmlns:w14="http://schemas.microsoft.com/office/word/2010/wordml" xmlns:w15="http://schemas.microsoft.com/office/word/2012/wordml" xmlns:w16cex="http://schemas.microsoft.com/office/word/2018/wordml/cex" xmlns:w16cid="http://schemas.microsoft.com/office/word/2016/wordml/cid" xmlns:w16="http://schemas.microsoft.com/office/word/2018/wordml" xmlns:w16du="http://schemas.microsoft.com/office/word/2023/wordml/word16du" xmlns:w16sdtdh="http://schemas.microsoft.com/office/word/2020/wordml/sdtdatahash" xmlns:w16sdtfl="http://schemas.microsoft.com/office/word/2024/wordml/sdtformatlock" xmlns:w16se="http://schemas.microsoft.com/office/word/2015/wordml/symex" xmlns:wpg="http://schemas.microsoft.com/office/word/2010/wordprocessingGroup" xmlns:wpi="http://schemas.microsoft.com/office/word/2010/wordprocessingInk" xmlns:wne="http://schemas.microsoft.com/office/word/2006/wordml" xmlns:wps="http://schemas.microsoft.com/office/word/2010/wordprocessingShape" mc:Ignorable="w14 w15 w16se w16cid w16 w16cex w16sdtdh w16sdtfl w16du wp14">
   <w:body>
     <w:p>
       <w:pPr>
@@ -1783,15 +1783,7 @@
         <w:t>.</w:t>
       </w:r>
       <w:r>
-        <w:t xml:space="preserve"> Az RFID kártyaolvasót felkonfiguráljuk úgy, hogy csak a megfelelő kártyával lehessen belépni. A vezeték nélküli hálózatot egy Access </w:t>
-      </w:r>
-      <w:proofErr w:type="spellStart"/>
-      <w:r>
-        <w:t>Point</w:t>
-      </w:r>
-      <w:proofErr w:type="spellEnd"/>
-      <w:r>
-        <w:t xml:space="preserve"> használatával valósítjuk meg, ezen létrehozunk egy dolgozói és egy vendég WLAN-t.</w:t>
+        <w:t xml:space="preserve"> Az RFID kártyaolvasót felkonfiguráljuk úgy, hogy csak a megfelelő kártyával lehessen belépni. A vezeték nélküli hálózatot egy Access Point használatával valósítjuk meg, ezen létrehozunk egy dolgozói és egy vendég WLAN-t.</w:t>
       </w:r>
     </w:p>
     <w:p>
@@ -1827,23 +1819,7 @@
     </w:p>
     <w:p>
       <w:r>
-        <w:t>-</w:t>
-      </w:r>
-      <w:proofErr w:type="spellStart"/>
-      <w:r>
-        <w:t>Packet</w:t>
-      </w:r>
-      <w:proofErr w:type="spellEnd"/>
-      <w:r>
-        <w:t xml:space="preserve"> </w:t>
-      </w:r>
-      <w:proofErr w:type="spellStart"/>
-      <w:r>
-        <w:t>Tracer</w:t>
-      </w:r>
-      <w:proofErr w:type="spellEnd"/>
-      <w:r>
-        <w:t>: Mikó Zsolt, Bobák Tamás, Szikra Márton</w:t>
+        <w:t>-Packet Tracer: Mikó Zsolt, Bobák Tamás, Szikra Márton</w:t>
       </w:r>
     </w:p>
     <w:p>
@@ -1867,9 +1843,17 @@
     <w:p>
       <w:pPr>
         <w:pStyle w:val="Cmsor1"/>
+        <w:rPr>
+          <w:sz w:val="40"/>
+          <w:szCs w:val="40"/>
+        </w:rPr>
       </w:pPr>
       <w:bookmarkStart w:id="3" w:name="_Toc222734429"/>
       <w:r>
+        <w:rPr>
+          <w:sz w:val="40"/>
+          <w:szCs w:val="40"/>
+        </w:rPr>
         <w:lastRenderedPageBreak/>
         <w:t>Windows szerver:</w:t>
       </w:r>
@@ -1901,6 +1885,49 @@
         <w:br/>
         <w:t>IP cím: 10.10.10.10/24</w:t>
       </w:r>
+      <w:r>
+        <w:br/>
+      </w:r>
+      <w:r>
+        <w:rPr>
+          <w:noProof/>
+        </w:rPr>
+        <w:drawing>
+          <wp:inline distT="0" distB="0" distL="0" distR="0" wp14:anchorId="318064B4" wp14:editId="654BB26E">
+            <wp:extent cx="5760720" cy="4463415"/>
+            <wp:effectExtent l="0" t="0" r="0" b="0"/>
+            <wp:docPr id="1" name="Kép 1"/>
+            <wp:cNvGraphicFramePr>
+              <a:graphicFrameLocks xmlns:a="http://schemas.openxmlformats.org/drawingml/2006/main" noChangeAspect="1"/>
+            </wp:cNvGraphicFramePr>
+            <a:graphic xmlns:a="http://schemas.openxmlformats.org/drawingml/2006/main">
+              <a:graphicData uri="http://schemas.openxmlformats.org/drawingml/2006/picture">
+                <pic:pic xmlns:pic="http://schemas.openxmlformats.org/drawingml/2006/picture">
+                  <pic:nvPicPr>
+                    <pic:cNvPr id="1" name=""/>
+                    <pic:cNvPicPr/>
+                  </pic:nvPicPr>
+                  <pic:blipFill>
+                    <a:blip r:embed="rId7"/>
+                    <a:stretch>
+                      <a:fillRect/>
+                    </a:stretch>
+                  </pic:blipFill>
+                  <pic:spPr>
+                    <a:xfrm>
+                      <a:off x="0" y="0"/>
+                      <a:ext cx="5760720" cy="4463415"/>
+                    </a:xfrm>
+                    <a:prstGeom prst="rect">
+                      <a:avLst/>
+                    </a:prstGeom>
+                  </pic:spPr>
+                </pic:pic>
+              </a:graphicData>
+            </a:graphic>
+          </wp:inline>
+        </w:drawing>
+      </w:r>
     </w:p>
     <w:p>
       <w:pPr>
@@ -1913,26 +1940,25 @@
       <w:bookmarkEnd w:id="5"/>
     </w:p>
     <w:p>
-      <w:proofErr w:type="spellStart"/>
-      <w:r>
-        <w:t>Active</w:t>
-      </w:r>
-      <w:proofErr w:type="spellEnd"/>
-      <w:r>
-        <w:t xml:space="preserve"> </w:t>
-      </w:r>
-      <w:proofErr w:type="spellStart"/>
-      <w:r>
-        <w:t>Directory</w:t>
-      </w:r>
-      <w:proofErr w:type="spellEnd"/>
-      <w:r>
-        <w:t xml:space="preserve">: </w:t>
-      </w:r>
-    </w:p>
-    <w:p>
-      <w:r>
-        <w:t>A kliens gépek tartományba vannak léptetve. Több csoportházirend is van: meghatározott munkaidő, automatikus kiléptetés, saját mappa felcsatolása hálózati meghajtóként, háttérkép, eladóknak automatikusan megnyílik saját weboldalunk</w:t>
+      <w:r>
+        <w:t xml:space="preserve">Active Directory: </w:t>
+      </w:r>
+    </w:p>
+    <w:p>
+      <w:r>
+        <w:t>A kliens gépek tartományba vannak léptetve</w:t>
+      </w:r>
+      <w:r>
+        <w:t xml:space="preserve">, és </w:t>
+      </w:r>
+      <w:r>
+        <w:t>meghatározott munkaidő</w:t>
+      </w:r>
+      <w:r>
+        <w:t xml:space="preserve"> van</w:t>
+      </w:r>
+      <w:r>
+        <w:t>. Több csoportházirend is van: automatikus kiléptetés, saját mappa felcsatolása hálózati meghajtóként, háttérkép, eladóknak automatikusan megnyílik saját weboldalunk</w:t>
       </w:r>
       <w:r>
         <w:t>, valamint automatizált szoftvertelepítés</w:t>
@@ -1942,19 +1968,573 @@
       </w:r>
       <w:r>
         <w:br/>
+      </w:r>
+      <w:r>
+        <w:rPr>
+          <w:noProof/>
+        </w:rPr>
+        <w:lastRenderedPageBreak/>
+        <w:drawing>
+          <wp:inline distT="0" distB="0" distL="0" distR="0" wp14:anchorId="47980E5B" wp14:editId="1432B029">
+            <wp:extent cx="5760720" cy="3380740"/>
+            <wp:effectExtent l="0" t="0" r="0" b="0"/>
+            <wp:docPr id="3" name="Kép 3"/>
+            <wp:cNvGraphicFramePr>
+              <a:graphicFrameLocks xmlns:a="http://schemas.openxmlformats.org/drawingml/2006/main" noChangeAspect="1"/>
+            </wp:cNvGraphicFramePr>
+            <a:graphic xmlns:a="http://schemas.openxmlformats.org/drawingml/2006/main">
+              <a:graphicData uri="http://schemas.openxmlformats.org/drawingml/2006/picture">
+                <pic:pic xmlns:pic="http://schemas.openxmlformats.org/drawingml/2006/picture">
+                  <pic:nvPicPr>
+                    <pic:cNvPr id="1" name=""/>
+                    <pic:cNvPicPr/>
+                  </pic:nvPicPr>
+                  <pic:blipFill>
+                    <a:blip r:embed="rId8"/>
+                    <a:stretch>
+                      <a:fillRect/>
+                    </a:stretch>
+                  </pic:blipFill>
+                  <pic:spPr>
+                    <a:xfrm>
+                      <a:off x="0" y="0"/>
+                      <a:ext cx="5760720" cy="3380740"/>
+                    </a:xfrm>
+                    <a:prstGeom prst="rect">
+                      <a:avLst/>
+                    </a:prstGeom>
+                  </pic:spPr>
+                </pic:pic>
+              </a:graphicData>
+            </a:graphic>
+          </wp:inline>
+        </w:drawing>
+      </w:r>
+      <w:r>
+        <w:br/>
+      </w:r>
+      <w:r>
+        <w:rPr>
+          <w:noProof/>
+        </w:rPr>
+        <w:drawing>
+          <wp:inline distT="0" distB="0" distL="0" distR="0" wp14:anchorId="682204A2" wp14:editId="7C18A878">
+            <wp:extent cx="3038899" cy="4334480"/>
+            <wp:effectExtent l="0" t="0" r="9525" b="9525"/>
+            <wp:docPr id="4" name="Kép 4"/>
+            <wp:cNvGraphicFramePr>
+              <a:graphicFrameLocks xmlns:a="http://schemas.openxmlformats.org/drawingml/2006/main" noChangeAspect="1"/>
+            </wp:cNvGraphicFramePr>
+            <a:graphic xmlns:a="http://schemas.openxmlformats.org/drawingml/2006/main">
+              <a:graphicData uri="http://schemas.openxmlformats.org/drawingml/2006/picture">
+                <pic:pic xmlns:pic="http://schemas.openxmlformats.org/drawingml/2006/picture">
+                  <pic:nvPicPr>
+                    <pic:cNvPr id="1" name=""/>
+                    <pic:cNvPicPr/>
+                  </pic:nvPicPr>
+                  <pic:blipFill>
+                    <a:blip r:embed="rId9"/>
+                    <a:stretch>
+                      <a:fillRect/>
+                    </a:stretch>
+                  </pic:blipFill>
+                  <pic:spPr>
+                    <a:xfrm>
+                      <a:off x="0" y="0"/>
+                      <a:ext cx="3038899" cy="4334480"/>
+                    </a:xfrm>
+                    <a:prstGeom prst="rect">
+                      <a:avLst/>
+                    </a:prstGeom>
+                  </pic:spPr>
+                </pic:pic>
+              </a:graphicData>
+            </a:graphic>
+          </wp:inline>
+        </w:drawing>
+      </w:r>
+    </w:p>
+    <w:p>
+      <w:pPr>
+        <w:spacing w:after="160"/>
+      </w:pPr>
+      <w:r>
+        <w:br w:type="page"/>
+      </w:r>
+    </w:p>
+    <w:p/>
+    <w:p>
+      <w:r>
+        <w:t>Meghatározott munkaidő:</w:t>
+      </w:r>
+    </w:p>
+    <w:p>
+      <w:r>
+        <w:rPr>
+          <w:noProof/>
+        </w:rPr>
+        <w:drawing>
+          <wp:inline distT="0" distB="0" distL="0" distR="0" wp14:anchorId="7C8AB383" wp14:editId="3D23AC6F">
+            <wp:extent cx="5760720" cy="4220845"/>
+            <wp:effectExtent l="0" t="0" r="0" b="8255"/>
+            <wp:docPr id="9" name="Kép 9"/>
+            <wp:cNvGraphicFramePr>
+              <a:graphicFrameLocks xmlns:a="http://schemas.openxmlformats.org/drawingml/2006/main" noChangeAspect="1"/>
+            </wp:cNvGraphicFramePr>
+            <a:graphic xmlns:a="http://schemas.openxmlformats.org/drawingml/2006/main">
+              <a:graphicData uri="http://schemas.openxmlformats.org/drawingml/2006/picture">
+                <pic:pic xmlns:pic="http://schemas.openxmlformats.org/drawingml/2006/picture">
+                  <pic:nvPicPr>
+                    <pic:cNvPr id="1" name=""/>
+                    <pic:cNvPicPr/>
+                  </pic:nvPicPr>
+                  <pic:blipFill>
+                    <a:blip r:embed="rId10"/>
+                    <a:stretch>
+                      <a:fillRect/>
+                    </a:stretch>
+                  </pic:blipFill>
+                  <pic:spPr>
+                    <a:xfrm>
+                      <a:off x="0" y="0"/>
+                      <a:ext cx="5760720" cy="4220845"/>
+                    </a:xfrm>
+                    <a:prstGeom prst="rect">
+                      <a:avLst/>
+                    </a:prstGeom>
+                  </pic:spPr>
+                </pic:pic>
+              </a:graphicData>
+            </a:graphic>
+          </wp:inline>
+        </w:drawing>
+      </w:r>
+    </w:p>
+    <w:p>
+      <w:pPr>
+        <w:spacing w:after="160"/>
+      </w:pPr>
+      <w:r>
+        <w:lastRenderedPageBreak/>
+        <w:t>Csoportházirendek:</w:t>
+      </w:r>
+      <w:r>
+        <w:br/>
+      </w:r>
+      <w:r>
+        <w:rPr>
+          <w:noProof/>
+        </w:rPr>
+        <w:drawing>
+          <wp:inline distT="0" distB="0" distL="0" distR="0" wp14:anchorId="0F4E0254" wp14:editId="3EBBF6E1">
+            <wp:extent cx="5572903" cy="7563906"/>
+            <wp:effectExtent l="0" t="0" r="8890" b="0"/>
+            <wp:docPr id="5" name="Kép 5"/>
+            <wp:cNvGraphicFramePr>
+              <a:graphicFrameLocks xmlns:a="http://schemas.openxmlformats.org/drawingml/2006/main" noChangeAspect="1"/>
+            </wp:cNvGraphicFramePr>
+            <a:graphic xmlns:a="http://schemas.openxmlformats.org/drawingml/2006/main">
+              <a:graphicData uri="http://schemas.openxmlformats.org/drawingml/2006/picture">
+                <pic:pic xmlns:pic="http://schemas.openxmlformats.org/drawingml/2006/picture">
+                  <pic:nvPicPr>
+                    <pic:cNvPr id="1" name=""/>
+                    <pic:cNvPicPr/>
+                  </pic:nvPicPr>
+                  <pic:blipFill>
+                    <a:blip r:embed="rId11"/>
+                    <a:stretch>
+                      <a:fillRect/>
+                    </a:stretch>
+                  </pic:blipFill>
+                  <pic:spPr>
+                    <a:xfrm>
+                      <a:off x="0" y="0"/>
+                      <a:ext cx="5572903" cy="7563906"/>
+                    </a:xfrm>
+                    <a:prstGeom prst="rect">
+                      <a:avLst/>
+                    </a:prstGeom>
+                  </pic:spPr>
+                </pic:pic>
+              </a:graphicData>
+            </a:graphic>
+          </wp:inline>
+        </w:drawing>
+      </w:r>
+    </w:p>
+    <w:p>
+      <w:pPr>
+        <w:spacing w:after="160"/>
+      </w:pPr>
+      <w:r>
+        <w:rPr>
+          <w:noProof/>
+        </w:rPr>
+        <w:lastRenderedPageBreak/>
+        <w:drawing>
+          <wp:inline distT="0" distB="0" distL="0" distR="0" wp14:anchorId="10D5F56A" wp14:editId="7B349389">
+            <wp:extent cx="5553850" cy="7525800"/>
+            <wp:effectExtent l="0" t="0" r="8890" b="0"/>
+            <wp:docPr id="6" name="Kép 6"/>
+            <wp:cNvGraphicFramePr>
+              <a:graphicFrameLocks xmlns:a="http://schemas.openxmlformats.org/drawingml/2006/main" noChangeAspect="1"/>
+            </wp:cNvGraphicFramePr>
+            <a:graphic xmlns:a="http://schemas.openxmlformats.org/drawingml/2006/main">
+              <a:graphicData uri="http://schemas.openxmlformats.org/drawingml/2006/picture">
+                <pic:pic xmlns:pic="http://schemas.openxmlformats.org/drawingml/2006/picture">
+                  <pic:nvPicPr>
+                    <pic:cNvPr id="1" name=""/>
+                    <pic:cNvPicPr/>
+                  </pic:nvPicPr>
+                  <pic:blipFill>
+                    <a:blip r:embed="rId12"/>
+                    <a:stretch>
+                      <a:fillRect/>
+                    </a:stretch>
+                  </pic:blipFill>
+                  <pic:spPr>
+                    <a:xfrm>
+                      <a:off x="0" y="0"/>
+                      <a:ext cx="5553850" cy="7525800"/>
+                    </a:xfrm>
+                    <a:prstGeom prst="rect">
+                      <a:avLst/>
+                    </a:prstGeom>
+                  </pic:spPr>
+                </pic:pic>
+              </a:graphicData>
+            </a:graphic>
+          </wp:inline>
+        </w:drawing>
+      </w:r>
+      <w:r>
+        <w:br/>
+      </w:r>
+      <w:r>
+        <w:rPr>
+          <w:noProof/>
+        </w:rPr>
+        <w:drawing>
+          <wp:inline distT="0" distB="0" distL="0" distR="0" wp14:anchorId="76E5F10E" wp14:editId="6E5DB01A">
+            <wp:extent cx="3486637" cy="1066949"/>
+            <wp:effectExtent l="0" t="0" r="0" b="0"/>
+            <wp:docPr id="7" name="Kép 7"/>
+            <wp:cNvGraphicFramePr>
+              <a:graphicFrameLocks xmlns:a="http://schemas.openxmlformats.org/drawingml/2006/main" noChangeAspect="1"/>
+            </wp:cNvGraphicFramePr>
+            <a:graphic xmlns:a="http://schemas.openxmlformats.org/drawingml/2006/main">
+              <a:graphicData uri="http://schemas.openxmlformats.org/drawingml/2006/picture">
+                <pic:pic xmlns:pic="http://schemas.openxmlformats.org/drawingml/2006/picture">
+                  <pic:nvPicPr>
+                    <pic:cNvPr id="1" name=""/>
+                    <pic:cNvPicPr/>
+                  </pic:nvPicPr>
+                  <pic:blipFill>
+                    <a:blip r:embed="rId13"/>
+                    <a:stretch>
+                      <a:fillRect/>
+                    </a:stretch>
+                  </pic:blipFill>
+                  <pic:spPr>
+                    <a:xfrm>
+                      <a:off x="0" y="0"/>
+                      <a:ext cx="3486637" cy="1066949"/>
+                    </a:xfrm>
+                    <a:prstGeom prst="rect">
+                      <a:avLst/>
+                    </a:prstGeom>
+                  </pic:spPr>
+                </pic:pic>
+              </a:graphicData>
+            </a:graphic>
+          </wp:inline>
+        </w:drawing>
+      </w:r>
+    </w:p>
+    <w:p>
+      <w:pPr>
+        <w:spacing w:after="160"/>
+      </w:pPr>
+      <w:r>
+        <w:rPr>
+          <w:noProof/>
+        </w:rPr>
+        <w:lastRenderedPageBreak/>
+        <w:drawing>
+          <wp:inline distT="0" distB="0" distL="0" distR="0" wp14:anchorId="7134215A" wp14:editId="77F07373">
+            <wp:extent cx="5534797" cy="7611537"/>
+            <wp:effectExtent l="0" t="0" r="8890" b="8890"/>
+            <wp:docPr id="12" name="Kép 12"/>
+            <wp:cNvGraphicFramePr>
+              <a:graphicFrameLocks xmlns:a="http://schemas.openxmlformats.org/drawingml/2006/main" noChangeAspect="1"/>
+            </wp:cNvGraphicFramePr>
+            <a:graphic xmlns:a="http://schemas.openxmlformats.org/drawingml/2006/main">
+              <a:graphicData uri="http://schemas.openxmlformats.org/drawingml/2006/picture">
+                <pic:pic xmlns:pic="http://schemas.openxmlformats.org/drawingml/2006/picture">
+                  <pic:nvPicPr>
+                    <pic:cNvPr id="1" name=""/>
+                    <pic:cNvPicPr/>
+                  </pic:nvPicPr>
+                  <pic:blipFill>
+                    <a:blip r:embed="rId14"/>
+                    <a:stretch>
+                      <a:fillRect/>
+                    </a:stretch>
+                  </pic:blipFill>
+                  <pic:spPr>
+                    <a:xfrm>
+                      <a:off x="0" y="0"/>
+                      <a:ext cx="5534797" cy="7611537"/>
+                    </a:xfrm>
+                    <a:prstGeom prst="rect">
+                      <a:avLst/>
+                    </a:prstGeom>
+                  </pic:spPr>
+                </pic:pic>
+              </a:graphicData>
+            </a:graphic>
+          </wp:inline>
+        </w:drawing>
+      </w:r>
+    </w:p>
+    <w:p>
+      <w:pPr>
+        <w:spacing w:after="160"/>
+      </w:pPr>
+      <w:r>
+        <w:rPr>
+          <w:noProof/>
+        </w:rPr>
+        <w:lastRenderedPageBreak/>
+        <w:drawing>
+          <wp:inline distT="0" distB="0" distL="0" distR="0" wp14:anchorId="7E049FD2" wp14:editId="0B26EEAB">
+            <wp:extent cx="5760720" cy="5363845"/>
+            <wp:effectExtent l="0" t="0" r="0" b="8255"/>
+            <wp:docPr id="11" name="Kép 11"/>
+            <wp:cNvGraphicFramePr>
+              <a:graphicFrameLocks xmlns:a="http://schemas.openxmlformats.org/drawingml/2006/main" noChangeAspect="1"/>
+            </wp:cNvGraphicFramePr>
+            <a:graphic xmlns:a="http://schemas.openxmlformats.org/drawingml/2006/main">
+              <a:graphicData uri="http://schemas.openxmlformats.org/drawingml/2006/picture">
+                <pic:pic xmlns:pic="http://schemas.openxmlformats.org/drawingml/2006/picture">
+                  <pic:nvPicPr>
+                    <pic:cNvPr id="1" name=""/>
+                    <pic:cNvPicPr/>
+                  </pic:nvPicPr>
+                  <pic:blipFill>
+                    <a:blip r:embed="rId15"/>
+                    <a:stretch>
+                      <a:fillRect/>
+                    </a:stretch>
+                  </pic:blipFill>
+                  <pic:spPr>
+                    <a:xfrm>
+                      <a:off x="0" y="0"/>
+                      <a:ext cx="5760720" cy="5363845"/>
+                    </a:xfrm>
+                    <a:prstGeom prst="rect">
+                      <a:avLst/>
+                    </a:prstGeom>
+                  </pic:spPr>
+                </pic:pic>
+              </a:graphicData>
+            </a:graphic>
+          </wp:inline>
+        </w:drawing>
+      </w:r>
+    </w:p>
+    <w:p>
+      <w:pPr>
+        <w:spacing w:after="160"/>
+      </w:pPr>
+      <w:r>
+        <w:rPr>
+          <w:noProof/>
+        </w:rPr>
+        <w:lastRenderedPageBreak/>
+        <w:drawing>
+          <wp:inline distT="0" distB="0" distL="0" distR="0" wp14:anchorId="3FEB6F2F" wp14:editId="461544A7">
+            <wp:extent cx="5610225" cy="7562850"/>
+            <wp:effectExtent l="0" t="0" r="9525" b="0"/>
+            <wp:docPr id="13" name="Kép 13"/>
+            <wp:cNvGraphicFramePr>
+              <a:graphicFrameLocks xmlns:a="http://schemas.openxmlformats.org/drawingml/2006/main" noChangeAspect="1"/>
+            </wp:cNvGraphicFramePr>
+            <a:graphic xmlns:a="http://schemas.openxmlformats.org/drawingml/2006/main">
+              <a:graphicData uri="http://schemas.openxmlformats.org/drawingml/2006/picture">
+                <pic:pic xmlns:pic="http://schemas.openxmlformats.org/drawingml/2006/picture">
+                  <pic:nvPicPr>
+                    <pic:cNvPr id="1" name=""/>
+                    <pic:cNvPicPr/>
+                  </pic:nvPicPr>
+                  <pic:blipFill>
+                    <a:blip r:embed="rId16"/>
+                    <a:stretch>
+                      <a:fillRect/>
+                    </a:stretch>
+                  </pic:blipFill>
+                  <pic:spPr>
+                    <a:xfrm>
+                      <a:off x="0" y="0"/>
+                      <a:ext cx="5610225" cy="7562850"/>
+                    </a:xfrm>
+                    <a:prstGeom prst="rect">
+                      <a:avLst/>
+                    </a:prstGeom>
+                  </pic:spPr>
+                </pic:pic>
+              </a:graphicData>
+            </a:graphic>
+          </wp:inline>
+        </w:drawing>
+      </w:r>
+    </w:p>
+    <w:p>
+      <w:pPr>
+        <w:spacing w:after="160"/>
+      </w:pPr>
+      <w:r>
+        <w:rPr>
+          <w:noProof/>
+        </w:rPr>
+        <w:lastRenderedPageBreak/>
+        <w:drawing>
+          <wp:inline distT="0" distB="0" distL="0" distR="0" wp14:anchorId="1CE8ED23" wp14:editId="2EDE2BDC">
+            <wp:extent cx="2781688" cy="895475"/>
+            <wp:effectExtent l="0" t="0" r="0" b="0"/>
+            <wp:docPr id="14" name="Kép 14"/>
+            <wp:cNvGraphicFramePr>
+              <a:graphicFrameLocks xmlns:a="http://schemas.openxmlformats.org/drawingml/2006/main" noChangeAspect="1"/>
+            </wp:cNvGraphicFramePr>
+            <a:graphic xmlns:a="http://schemas.openxmlformats.org/drawingml/2006/main">
+              <a:graphicData uri="http://schemas.openxmlformats.org/drawingml/2006/picture">
+                <pic:pic xmlns:pic="http://schemas.openxmlformats.org/drawingml/2006/picture">
+                  <pic:nvPicPr>
+                    <pic:cNvPr id="1" name=""/>
+                    <pic:cNvPicPr/>
+                  </pic:nvPicPr>
+                  <pic:blipFill>
+                    <a:blip r:embed="rId17"/>
+                    <a:stretch>
+                      <a:fillRect/>
+                    </a:stretch>
+                  </pic:blipFill>
+                  <pic:spPr>
+                    <a:xfrm>
+                      <a:off x="0" y="0"/>
+                      <a:ext cx="2781688" cy="895475"/>
+                    </a:xfrm>
+                    <a:prstGeom prst="rect">
+                      <a:avLst/>
+                    </a:prstGeom>
+                  </pic:spPr>
+                </pic:pic>
+              </a:graphicData>
+            </a:graphic>
+          </wp:inline>
+        </w:drawing>
+      </w:r>
+      <w:r>
+        <w:rPr>
+          <w:noProof/>
+        </w:rPr>
+        <w:drawing>
+          <wp:inline distT="0" distB="0" distL="0" distR="0" wp14:anchorId="70BF66BB" wp14:editId="3BB46181">
+            <wp:extent cx="5760720" cy="5415280"/>
+            <wp:effectExtent l="0" t="0" r="0" b="0"/>
+            <wp:docPr id="15" name="Kép 15"/>
+            <wp:cNvGraphicFramePr>
+              <a:graphicFrameLocks xmlns:a="http://schemas.openxmlformats.org/drawingml/2006/main" noChangeAspect="1"/>
+            </wp:cNvGraphicFramePr>
+            <a:graphic xmlns:a="http://schemas.openxmlformats.org/drawingml/2006/main">
+              <a:graphicData uri="http://schemas.openxmlformats.org/drawingml/2006/picture">
+                <pic:pic xmlns:pic="http://schemas.openxmlformats.org/drawingml/2006/picture">
+                  <pic:nvPicPr>
+                    <pic:cNvPr id="1" name=""/>
+                    <pic:cNvPicPr/>
+                  </pic:nvPicPr>
+                  <pic:blipFill>
+                    <a:blip r:embed="rId18"/>
+                    <a:stretch>
+                      <a:fillRect/>
+                    </a:stretch>
+                  </pic:blipFill>
+                  <pic:spPr>
+                    <a:xfrm>
+                      <a:off x="0" y="0"/>
+                      <a:ext cx="5760720" cy="5415280"/>
+                    </a:xfrm>
+                    <a:prstGeom prst="rect">
+                      <a:avLst/>
+                    </a:prstGeom>
+                  </pic:spPr>
+                </pic:pic>
+              </a:graphicData>
+            </a:graphic>
+          </wp:inline>
+        </w:drawing>
+      </w:r>
+    </w:p>
+    <w:p>
+      <w:pPr>
+        <w:spacing w:after="160"/>
+      </w:pPr>
+      <w:r>
+        <w:br w:type="page"/>
+      </w:r>
+    </w:p>
+    <w:p>
+      <w:r>
+        <w:lastRenderedPageBreak/>
         <w:t xml:space="preserve">DNS: </w:t>
       </w:r>
     </w:p>
     <w:p>
-      <w:proofErr w:type="spellStart"/>
-      <w:proofErr w:type="gramStart"/>
       <w:r>
         <w:t>lightmetals.local</w:t>
       </w:r>
-      <w:proofErr w:type="spellEnd"/>
-      <w:proofErr w:type="gramEnd"/>
-      <w:r>
-        <w:t>.</w:t>
+      <w:r>
+        <w:br/>
+      </w:r>
+      <w:r>
+        <w:rPr>
+          <w:noProof/>
+        </w:rPr>
+        <w:drawing>
+          <wp:inline distT="0" distB="0" distL="0" distR="0" wp14:anchorId="1AE9A373" wp14:editId="38D6EEFA">
+            <wp:extent cx="5760720" cy="2422525"/>
+            <wp:effectExtent l="0" t="0" r="0" b="0"/>
+            <wp:docPr id="17" name="Kép 17"/>
+            <wp:cNvGraphicFramePr>
+              <a:graphicFrameLocks xmlns:a="http://schemas.openxmlformats.org/drawingml/2006/main" noChangeAspect="1"/>
+            </wp:cNvGraphicFramePr>
+            <a:graphic xmlns:a="http://schemas.openxmlformats.org/drawingml/2006/main">
+              <a:graphicData uri="http://schemas.openxmlformats.org/drawingml/2006/picture">
+                <pic:pic xmlns:pic="http://schemas.openxmlformats.org/drawingml/2006/picture">
+                  <pic:nvPicPr>
+                    <pic:cNvPr id="1" name=""/>
+                    <pic:cNvPicPr/>
+                  </pic:nvPicPr>
+                  <pic:blipFill>
+                    <a:blip r:embed="rId19"/>
+                    <a:stretch>
+                      <a:fillRect/>
+                    </a:stretch>
+                  </pic:blipFill>
+                  <pic:spPr>
+                    <a:xfrm>
+                      <a:off x="0" y="0"/>
+                      <a:ext cx="5760720" cy="2422525"/>
+                    </a:xfrm>
+                    <a:prstGeom prst="rect">
+                      <a:avLst/>
+                    </a:prstGeom>
+                  </pic:spPr>
+                </pic:pic>
+              </a:graphicData>
+            </a:graphic>
+          </wp:inline>
+        </w:drawing>
       </w:r>
       <w:r>
         <w:br/>
@@ -1963,220 +2543,440 @@
     </w:p>
     <w:p>
       <w:r>
-        <w:t xml:space="preserve">Weblap, amely a </w:t>
-      </w:r>
-      <w:proofErr w:type="spellStart"/>
-      <w:r>
-        <w:t>lightmetals.local</w:t>
-      </w:r>
-      <w:proofErr w:type="spellEnd"/>
-      <w:r>
-        <w:t xml:space="preserve"> címen fut a szerveren.</w:t>
+        <w:t>Weblap, amely a lightmetals.local címen fut a szerveren</w:t>
+      </w:r>
+      <w:r>
+        <w:t>, és ez elérhető a kliensről is</w:t>
+      </w:r>
+      <w:r>
+        <w:t>.</w:t>
       </w:r>
       <w:r>
         <w:br/>
-        <w:t xml:space="preserve">Automatizált szoftvertelepítés kliensre: </w:t>
-      </w:r>
-      <w:proofErr w:type="spellStart"/>
-      <w:r>
-        <w:t>OpenVPN</w:t>
-      </w:r>
-      <w:proofErr w:type="spellEnd"/>
-      <w:r>
-        <w:t xml:space="preserve"> automatikusan települ a gépekre csoportházirend segítségével.</w:t>
-      </w:r>
-    </w:p>
-    <w:p>
+      </w:r>
+      <w:r>
+        <w:rPr>
+          <w:noProof/>
+        </w:rPr>
+        <w:drawing>
+          <wp:inline distT="0" distB="0" distL="0" distR="0" wp14:anchorId="0FE57A4A" wp14:editId="1533AAE8">
+            <wp:extent cx="5760720" cy="3639820"/>
+            <wp:effectExtent l="0" t="0" r="0" b="0"/>
+            <wp:docPr id="16" name="Kép 16"/>
+            <wp:cNvGraphicFramePr>
+              <a:graphicFrameLocks xmlns:a="http://schemas.openxmlformats.org/drawingml/2006/main" noChangeAspect="1"/>
+            </wp:cNvGraphicFramePr>
+            <a:graphic xmlns:a="http://schemas.openxmlformats.org/drawingml/2006/main">
+              <a:graphicData uri="http://schemas.openxmlformats.org/drawingml/2006/picture">
+                <pic:pic xmlns:pic="http://schemas.openxmlformats.org/drawingml/2006/picture">
+                  <pic:nvPicPr>
+                    <pic:cNvPr id="1" name=""/>
+                    <pic:cNvPicPr/>
+                  </pic:nvPicPr>
+                  <pic:blipFill>
+                    <a:blip r:embed="rId20"/>
+                    <a:stretch>
+                      <a:fillRect/>
+                    </a:stretch>
+                  </pic:blipFill>
+                  <pic:spPr>
+                    <a:xfrm>
+                      <a:off x="0" y="0"/>
+                      <a:ext cx="5760720" cy="3639820"/>
+                    </a:xfrm>
+                    <a:prstGeom prst="rect">
+                      <a:avLst/>
+                    </a:prstGeom>
+                  </pic:spPr>
+                </pic:pic>
+              </a:graphicData>
+            </a:graphic>
+          </wp:inline>
+        </w:drawing>
+      </w:r>
+    </w:p>
+    <w:p>
+      <w:pPr>
+        <w:spacing w:after="160"/>
+      </w:pPr>
       <w:r>
         <w:br w:type="page"/>
       </w:r>
     </w:p>
+    <w:p>
+      <w:r>
+        <w:lastRenderedPageBreak/>
+        <w:br/>
+        <w:t>Automatizált szoftvertelepítés kliensre: OpenVPN automatikusan települ a gépekre csoportházirend segítségé</w:t>
+      </w:r>
+      <w:r>
+        <w:t>vel.</w:t>
+      </w:r>
+    </w:p>
+    <w:p>
+      <w:r>
+        <w:rPr>
+          <w:noProof/>
+        </w:rPr>
+        <w:drawing>
+          <wp:inline distT="0" distB="0" distL="0" distR="0" wp14:anchorId="1B322B92" wp14:editId="5DDA962B">
+            <wp:extent cx="5510150" cy="7865936"/>
+            <wp:effectExtent l="0" t="0" r="0" b="1905"/>
+            <wp:docPr id="8" name="Kép 8"/>
+            <wp:cNvGraphicFramePr>
+              <a:graphicFrameLocks xmlns:a="http://schemas.openxmlformats.org/drawingml/2006/main" noChangeAspect="1"/>
+            </wp:cNvGraphicFramePr>
+            <a:graphic xmlns:a="http://schemas.openxmlformats.org/drawingml/2006/main">
+              <a:graphicData uri="http://schemas.openxmlformats.org/drawingml/2006/picture">
+                <pic:pic xmlns:pic="http://schemas.openxmlformats.org/drawingml/2006/picture">
+                  <pic:nvPicPr>
+                    <pic:cNvPr id="1" name=""/>
+                    <pic:cNvPicPr/>
+                  </pic:nvPicPr>
+                  <pic:blipFill>
+                    <a:blip r:embed="rId21"/>
+                    <a:stretch>
+                      <a:fillRect/>
+                    </a:stretch>
+                  </pic:blipFill>
+                  <pic:spPr>
+                    <a:xfrm>
+                      <a:off x="0" y="0"/>
+                      <a:ext cx="5582573" cy="7969323"/>
+                    </a:xfrm>
+                    <a:prstGeom prst="rect">
+                      <a:avLst/>
+                    </a:prstGeom>
+                  </pic:spPr>
+                </pic:pic>
+              </a:graphicData>
+            </a:graphic>
+          </wp:inline>
+        </w:drawing>
+      </w:r>
+    </w:p>
+    <w:p>
+      <w:r>
+        <w:rPr>
+          <w:noProof/>
+        </w:rPr>
+        <w:lastRenderedPageBreak/>
+        <w:drawing>
+          <wp:inline distT="0" distB="0" distL="0" distR="0" wp14:anchorId="30568A4A" wp14:editId="325A901F">
+            <wp:extent cx="5760720" cy="3149600"/>
+            <wp:effectExtent l="0" t="0" r="0" b="0"/>
+            <wp:docPr id="10" name="Kép 10"/>
+            <wp:cNvGraphicFramePr>
+              <a:graphicFrameLocks xmlns:a="http://schemas.openxmlformats.org/drawingml/2006/main" noChangeAspect="1"/>
+            </wp:cNvGraphicFramePr>
+            <a:graphic xmlns:a="http://schemas.openxmlformats.org/drawingml/2006/main">
+              <a:graphicData uri="http://schemas.openxmlformats.org/drawingml/2006/picture">
+                <pic:pic xmlns:pic="http://schemas.openxmlformats.org/drawingml/2006/picture">
+                  <pic:nvPicPr>
+                    <pic:cNvPr id="1" name=""/>
+                    <pic:cNvPicPr/>
+                  </pic:nvPicPr>
+                  <pic:blipFill>
+                    <a:blip r:embed="rId22"/>
+                    <a:stretch>
+                      <a:fillRect/>
+                    </a:stretch>
+                  </pic:blipFill>
+                  <pic:spPr>
+                    <a:xfrm>
+                      <a:off x="0" y="0"/>
+                      <a:ext cx="5760720" cy="3149600"/>
+                    </a:xfrm>
+                    <a:prstGeom prst="rect">
+                      <a:avLst/>
+                    </a:prstGeom>
+                  </pic:spPr>
+                </pic:pic>
+              </a:graphicData>
+            </a:graphic>
+          </wp:inline>
+        </w:drawing>
+      </w:r>
+    </w:p>
+    <w:p>
+      <w:pPr>
+        <w:spacing w:after="160"/>
+      </w:pPr>
+      <w:r>
+        <w:br w:type="page"/>
+      </w:r>
+    </w:p>
+    <w:p>
+      <w:pPr>
+        <w:pStyle w:val="Cmsor1"/>
+        <w:rPr>
+          <w:sz w:val="40"/>
+          <w:szCs w:val="40"/>
+        </w:rPr>
+      </w:pPr>
+      <w:bookmarkStart w:id="6" w:name="_Toc222734432"/>
+      <w:r>
+        <w:rPr>
+          <w:sz w:val="40"/>
+          <w:szCs w:val="40"/>
+        </w:rPr>
+        <w:lastRenderedPageBreak/>
+        <w:t>Linux szerver:</w:t>
+      </w:r>
+      <w:bookmarkEnd w:id="6"/>
+    </w:p>
+    <w:p>
+      <w:pPr>
+        <w:pStyle w:val="Cmsor2"/>
+      </w:pPr>
+      <w:bookmarkStart w:id="7" w:name="_Toc222734433"/>
+      <w:r>
+        <w:t>Adatok, alapkonfiguráció:</w:t>
+      </w:r>
+      <w:bookmarkEnd w:id="7"/>
+    </w:p>
+    <w:p>
+      <w:r>
+        <w:t>Felhasználó: LM_Linux_SRV</w:t>
+      </w:r>
+    </w:p>
+    <w:p>
+      <w:r>
+        <w:t>Jelszó: LightMetals26</w:t>
+      </w:r>
+    </w:p>
+    <w:p>
+      <w:r>
+        <w:t>Felhasználói nyelv: Magyar</w:t>
+      </w:r>
+    </w:p>
+    <w:p>
+      <w:r>
+        <w:t>IP Cím: 192.168.50.10/24</w:t>
+      </w:r>
+    </w:p>
+    <w:p>
+      <w:pPr>
+        <w:pStyle w:val="Cmsor2"/>
+      </w:pPr>
+      <w:bookmarkStart w:id="8" w:name="_Toc222734434"/>
+      <w:r>
+        <w:t>Szolgáltatások:</w:t>
+      </w:r>
+      <w:bookmarkEnd w:id="8"/>
+    </w:p>
+    <w:p>
+      <w:r>
+        <w:t>Backup, cron:</w:t>
+      </w:r>
+    </w:p>
+    <w:p>
+      <w:r>
+        <w:t>Automatikusan lementi a Megosztasok mappát a /home/Saves mappába, minden Vasárnap.l</w:t>
+      </w:r>
+    </w:p>
+    <w:p>
+      <w:r>
+        <w:t>DHCP:</w:t>
+      </w:r>
+    </w:p>
+    <w:p>
+      <w:r>
+        <w:t>192.168.50.0/24 Hálózatnak oszt IP-címeket 192.168.50.50-tól 192.168.50.100-ig. A DNS szerver 10.10.10.10-nek van megadva. A Default Gateway a 192.168.50.1.</w:t>
+      </w:r>
+    </w:p>
+    <w:p>
+      <w:r>
+        <w:t>WebDAV</w:t>
+      </w:r>
+      <w:r>
+        <w:t>:</w:t>
+      </w:r>
+    </w:p>
+    <w:p>
+      <w:r>
+        <w:t>Fájlmegosztás. a megosztott mappa a /home/pi/Public/Megosztasok. Működik Windows és Linux-on is.</w:t>
+      </w:r>
+    </w:p>
+    <w:p>
+      <w:r>
+        <w:t>Cups:</w:t>
+      </w:r>
+    </w:p>
+    <w:p>
+      <w:r>
+        <w:t>Nyomtató irányítása gépen keresztül.</w:t>
+      </w:r>
+    </w:p>
+    <w:p>
+      <w:r>
+        <w:br w:type="page"/>
+      </w:r>
+    </w:p>
     <w:p/>
     <w:p>
       <w:pPr>
         <w:pStyle w:val="Cmsor1"/>
       </w:pPr>
-      <w:bookmarkStart w:id="6" w:name="_Toc222734432"/>
-      <w:r>
-        <w:t>Linux szerver:</w:t>
-      </w:r>
-      <w:bookmarkEnd w:id="6"/>
+      <w:bookmarkStart w:id="9" w:name="_Toc222734435"/>
+      <w:r>
+        <w:t>Hálózat konfiguráció:</w:t>
+      </w:r>
+      <w:bookmarkEnd w:id="9"/>
     </w:p>
     <w:p>
       <w:pPr>
         <w:pStyle w:val="Cmsor2"/>
       </w:pPr>
-      <w:bookmarkStart w:id="7" w:name="_Toc222734433"/>
-      <w:r>
-        <w:t>Adatok, alapkonfiguráció:</w:t>
-      </w:r>
-      <w:bookmarkEnd w:id="7"/>
-    </w:p>
-    <w:p>
-      <w:r>
-        <w:t xml:space="preserve">Felhasználó: </w:t>
-      </w:r>
-      <w:proofErr w:type="spellStart"/>
-      <w:r>
-        <w:t>LM_Linux_SRV</w:t>
-      </w:r>
-      <w:proofErr w:type="spellEnd"/>
-    </w:p>
-    <w:p>
-      <w:r>
-        <w:t>Jelszó: LightMetals26</w:t>
-      </w:r>
-    </w:p>
-    <w:p>
-      <w:r>
-        <w:t>Felhasználói nyelv: Magyar</w:t>
-      </w:r>
-    </w:p>
-    <w:p>
-      <w:r>
-        <w:t>IP Cím: 192.168.50.10/24</w:t>
-      </w:r>
-    </w:p>
+      <w:bookmarkStart w:id="10" w:name="_Toc222734436"/>
+      <w:r>
+        <w:t>VLAN-ok:</w:t>
+      </w:r>
+      <w:bookmarkEnd w:id="10"/>
+    </w:p>
+    <w:p/>
     <w:p>
       <w:pPr>
         <w:pStyle w:val="Cmsor2"/>
       </w:pPr>
-      <w:bookmarkStart w:id="8" w:name="_Toc222734434"/>
-      <w:r>
-        <w:t>Szolgáltatások:</w:t>
-      </w:r>
-      <w:bookmarkEnd w:id="8"/>
-    </w:p>
-    <w:p>
-      <w:r>
-        <w:t xml:space="preserve">Backup, </w:t>
-      </w:r>
-      <w:proofErr w:type="spellStart"/>
-      <w:r>
-        <w:t>cron</w:t>
-      </w:r>
-      <w:proofErr w:type="spellEnd"/>
-      <w:r>
-        <w:t>:</w:t>
-      </w:r>
-    </w:p>
-    <w:p>
-      <w:r>
-        <w:t xml:space="preserve">Automatikusan lementi a </w:t>
-      </w:r>
-      <w:proofErr w:type="spellStart"/>
-      <w:r>
-        <w:t>Megosztasok</w:t>
-      </w:r>
-      <w:proofErr w:type="spellEnd"/>
-      <w:r>
-        <w:t xml:space="preserve"> mappát a /</w:t>
-      </w:r>
-      <w:proofErr w:type="spellStart"/>
-      <w:r>
-        <w:t>home</w:t>
-      </w:r>
-      <w:proofErr w:type="spellEnd"/>
-      <w:r>
-        <w:t>/</w:t>
-      </w:r>
-      <w:proofErr w:type="spellStart"/>
-      <w:r>
-        <w:t>Saves</w:t>
-      </w:r>
-      <w:proofErr w:type="spellEnd"/>
-      <w:r>
-        <w:t xml:space="preserve"> mappába, minden </w:t>
-      </w:r>
-      <w:proofErr w:type="spellStart"/>
-      <w:proofErr w:type="gramStart"/>
-      <w:r>
-        <w:t>Vasárnap.</w:t>
-      </w:r>
-      <w:proofErr w:type="gramEnd"/>
-      <w:r>
-        <w:t>l</w:t>
-      </w:r>
-      <w:proofErr w:type="spellEnd"/>
-    </w:p>
-    <w:p>
-      <w:r>
-        <w:t>DHCP:</w:t>
-      </w:r>
-    </w:p>
-    <w:p>
-      <w:r>
-        <w:t xml:space="preserve">192.168.50.0/24 Hálózatnak oszt IP-címeket 192.168.50.50-tól 192.168.50.100-ig. A DNS szerver 10.10.10.10-nek van megadva. A </w:t>
-      </w:r>
-      <w:proofErr w:type="spellStart"/>
-      <w:r>
-        <w:t>Default</w:t>
-      </w:r>
-      <w:proofErr w:type="spellEnd"/>
-      <w:r>
-        <w:t xml:space="preserve"> </w:t>
-      </w:r>
-      <w:proofErr w:type="spellStart"/>
-      <w:r>
-        <w:t>Gateway</w:t>
-      </w:r>
-      <w:proofErr w:type="spellEnd"/>
-      <w:r>
-        <w:t xml:space="preserve"> a 192.168.50.1.</w:t>
-      </w:r>
-    </w:p>
-    <w:p>
-      <w:proofErr w:type="spellStart"/>
-      <w:r>
-        <w:t>WebDAV</w:t>
-      </w:r>
-      <w:proofErr w:type="spellEnd"/>
-      <w:r>
-        <w:t>:</w:t>
-      </w:r>
-    </w:p>
-    <w:p>
-      <w:r>
-        <w:t>Fájlmegosztás. a megosztott mappa a /</w:t>
-      </w:r>
-      <w:proofErr w:type="spellStart"/>
-      <w:r>
-        <w:t>home</w:t>
-      </w:r>
-      <w:proofErr w:type="spellEnd"/>
-      <w:r>
-        <w:t>/pi/Public/</w:t>
-      </w:r>
-      <w:proofErr w:type="spellStart"/>
-      <w:r>
-        <w:t>Megosztasok</w:t>
-      </w:r>
-      <w:proofErr w:type="spellEnd"/>
-      <w:r>
-        <w:t>. Működik Windows és Linux-</w:t>
-      </w:r>
-      <w:proofErr w:type="spellStart"/>
-      <w:r>
-        <w:t>on</w:t>
-      </w:r>
-      <w:proofErr w:type="spellEnd"/>
-      <w:r>
-        <w:t xml:space="preserve"> is.</w:t>
-      </w:r>
-    </w:p>
-    <w:p>
-      <w:proofErr w:type="spellStart"/>
-      <w:r>
-        <w:t>Cups</w:t>
-      </w:r>
-      <w:proofErr w:type="spellEnd"/>
-      <w:r>
-        <w:t>:</w:t>
-      </w:r>
-    </w:p>
-    <w:p>
-      <w:r>
-        <w:t>Nyomtató irányítása gépen keresztül.</w:t>
+      <w:bookmarkStart w:id="11" w:name="_Toc222734437"/>
+      <w:r>
+        <w:t>Port security:</w:t>
+      </w:r>
+      <w:bookmarkEnd w:id="11"/>
+    </w:p>
+    <w:p>
+      <w:r>
+        <w:t>sticky mac-address</w:t>
+      </w:r>
+    </w:p>
+    <w:p>
+      <w:pPr>
+        <w:pStyle w:val="Cmsor2"/>
+      </w:pPr>
+      <w:r>
+        <w:t>Ether-channel:</w:t>
+      </w:r>
+    </w:p>
+    <w:p>
+      <w:r>
+        <w:t>group-channel 1, violation shutdown, Pagp</w:t>
+      </w:r>
+    </w:p>
+    <w:p>
+      <w:r>
+        <w:t>Sw_main és Sw_sales között</w:t>
+      </w:r>
+    </w:p>
+    <w:p>
+      <w:pPr>
+        <w:pStyle w:val="Cmsor2"/>
+      </w:pPr>
+      <w:bookmarkStart w:id="12" w:name="_Toc222734438"/>
+      <w:r>
+        <w:t>Routing és GRE-tunnel:</w:t>
+      </w:r>
+      <w:bookmarkEnd w:id="12"/>
+    </w:p>
+    <w:p>
+      <w:r>
+        <w:t>BGP</w:t>
+      </w:r>
+    </w:p>
+    <w:p>
+      <w:r>
+        <w:t>-IPsec</w:t>
+      </w:r>
+    </w:p>
+    <w:p>
+      <w:pPr>
+        <w:pStyle w:val="Cmsor2"/>
+      </w:pPr>
+      <w:bookmarkStart w:id="13" w:name="_Toc222734439"/>
+      <w:r>
+        <w:t>HSRP:</w:t>
+      </w:r>
+      <w:bookmarkEnd w:id="13"/>
+    </w:p>
+    <w:p>
+      <w:r>
+        <w:t>Virtuális átjáró:192.168.[vlan szám].3</w:t>
+      </w:r>
+    </w:p>
+    <w:p>
+      <w:r>
+        <w:t xml:space="preserve">R_main </w:t>
+      </w:r>
+      <w:r>
+        <w:t>priority:110</w:t>
+      </w:r>
+    </w:p>
+    <w:p>
+      <w:r>
+        <w:t>R_backup priority:100</w:t>
+      </w:r>
+    </w:p>
+    <w:p>
+      <w:pPr>
+        <w:pStyle w:val="Cmsor2"/>
+      </w:pPr>
+      <w:r>
+        <w:t>DHCPv6 routeren:</w:t>
+      </w:r>
+    </w:p>
+    <w:p>
+      <w:r>
+        <w:t>Az R_factory routeren ipv6-os dhcp szervert hozunk létre</w:t>
+      </w:r>
+      <w:r>
+        <w:t>.</w:t>
+      </w:r>
+    </w:p>
+    <w:p>
+      <w:r>
+        <w:t>Default gateway:</w:t>
+      </w:r>
+      <w:r>
+        <w:t xml:space="preserve"> 2001:20::1/64</w:t>
+      </w:r>
+    </w:p>
+    <w:p>
+      <w:pPr>
+        <w:pStyle w:val="Cmsor2"/>
+      </w:pPr>
+      <w:r>
+        <w:t>SSH:</w:t>
+      </w:r>
+    </w:p>
+    <w:p>
+      <w:r>
+        <w:t>Admin vlanon kizárólag</w:t>
+      </w:r>
+    </w:p>
+    <w:p>
+      <w:pPr>
+        <w:pStyle w:val="Cmsor2"/>
+      </w:pPr>
+      <w:r>
+        <w:t>Acl:</w:t>
+      </w:r>
+    </w:p>
+    <w:p>
+      <w:r>
+        <w:t>ssh biztosítására</w:t>
+      </w:r>
+    </w:p>
+    <w:p>
+      <w:pPr>
+        <w:pStyle w:val="Cmsor2"/>
+      </w:pPr>
+      <w:r>
+        <w:t>NAT:</w:t>
+      </w:r>
+    </w:p>
+    <w:p>
+      <w:r>
+        <w:t>ipv6-ipv4</w:t>
       </w:r>
     </w:p>
     <w:p>
@@ -2187,429 +2987,80 @@
     <w:p/>
     <w:p>
       <w:pPr>
-        <w:pStyle w:val="Cmsor1"/>
-      </w:pPr>
-      <w:bookmarkStart w:id="9" w:name="_Toc222734435"/>
-      <w:r>
-        <w:t>Hálózat konfiguráció:</w:t>
-      </w:r>
-      <w:bookmarkEnd w:id="9"/>
-    </w:p>
-    <w:p>
-      <w:pPr>
         <w:pStyle w:val="Cmsor2"/>
       </w:pPr>
-      <w:bookmarkStart w:id="10" w:name="_Toc222734436"/>
-      <w:r>
-        <w:t>VLAN-ok:</w:t>
-      </w:r>
-      <w:bookmarkEnd w:id="10"/>
-    </w:p>
-    <w:p/>
+      <w:bookmarkStart w:id="14" w:name="_Toc222734440"/>
+      <w:r>
+        <w:t>R_factory_config:</w:t>
+      </w:r>
+      <w:bookmarkEnd w:id="14"/>
+    </w:p>
     <w:p>
       <w:pPr>
         <w:pStyle w:val="Cmsor2"/>
       </w:pPr>
-      <w:bookmarkStart w:id="11" w:name="_Toc222734437"/>
-      <w:r>
-        <w:t>Port security:</w:t>
-      </w:r>
-      <w:bookmarkEnd w:id="11"/>
-    </w:p>
-    <w:p>
-      <w:proofErr w:type="spellStart"/>
-      <w:r>
-        <w:t>sticky</w:t>
-      </w:r>
-      <w:proofErr w:type="spellEnd"/>
-      <w:r>
-        <w:t xml:space="preserve"> </w:t>
-      </w:r>
-      <w:proofErr w:type="spellStart"/>
-      <w:r>
-        <w:t>mac-address</w:t>
-      </w:r>
-      <w:proofErr w:type="spellEnd"/>
+      <w:bookmarkStart w:id="15" w:name="_Toc222734441"/>
+      <w:r>
+        <w:t>R_main_config:</w:t>
+      </w:r>
+      <w:bookmarkEnd w:id="15"/>
     </w:p>
     <w:p>
       <w:pPr>
         <w:pStyle w:val="Cmsor2"/>
       </w:pPr>
-      <w:proofErr w:type="spellStart"/>
-      <w:r>
-        <w:t>Ether-channel</w:t>
-      </w:r>
-      <w:proofErr w:type="spellEnd"/>
-      <w:r>
-        <w:t>:</w:t>
-      </w:r>
-    </w:p>
-    <w:p>
-      <w:proofErr w:type="spellStart"/>
-      <w:r>
-        <w:t>group-channel</w:t>
-      </w:r>
-      <w:proofErr w:type="spellEnd"/>
-      <w:r>
-        <w:t xml:space="preserve"> 1, </w:t>
-      </w:r>
-      <w:proofErr w:type="spellStart"/>
-      <w:r>
-        <w:t>violation</w:t>
-      </w:r>
-      <w:proofErr w:type="spellEnd"/>
-      <w:r>
-        <w:t xml:space="preserve"> </w:t>
-      </w:r>
-      <w:proofErr w:type="spellStart"/>
-      <w:r>
-        <w:t>shutdown</w:t>
-      </w:r>
-      <w:proofErr w:type="spellEnd"/>
-      <w:r>
-        <w:t xml:space="preserve">, </w:t>
-      </w:r>
-      <w:proofErr w:type="spellStart"/>
-      <w:r>
-        <w:t>Pagp</w:t>
-      </w:r>
-      <w:proofErr w:type="spellEnd"/>
-    </w:p>
-    <w:p>
-      <w:proofErr w:type="spellStart"/>
-      <w:r>
-        <w:t>Sw_main</w:t>
-      </w:r>
-      <w:proofErr w:type="spellEnd"/>
-      <w:r>
-        <w:t xml:space="preserve"> és </w:t>
-      </w:r>
-      <w:proofErr w:type="spellStart"/>
-      <w:r>
-        <w:t>Sw_sales</w:t>
-      </w:r>
-      <w:proofErr w:type="spellEnd"/>
-      <w:r>
-        <w:t xml:space="preserve"> között</w:t>
-      </w:r>
+      <w:bookmarkStart w:id="16" w:name="_Toc222734442"/>
+      <w:r>
+        <w:t>R_backup_config:</w:t>
+      </w:r>
+      <w:bookmarkEnd w:id="16"/>
     </w:p>
     <w:p>
       <w:pPr>
         <w:pStyle w:val="Cmsor2"/>
       </w:pPr>
-      <w:bookmarkStart w:id="12" w:name="_Toc222734438"/>
-      <w:proofErr w:type="spellStart"/>
-      <w:r>
-        <w:t>Routing</w:t>
-      </w:r>
-      <w:proofErr w:type="spellEnd"/>
-      <w:r>
-        <w:t xml:space="preserve"> és GRE-</w:t>
-      </w:r>
-      <w:proofErr w:type="spellStart"/>
-      <w:r>
-        <w:t>tunnel</w:t>
-      </w:r>
-      <w:proofErr w:type="spellEnd"/>
-      <w:r>
-        <w:t>:</w:t>
-      </w:r>
-      <w:bookmarkEnd w:id="12"/>
-    </w:p>
-    <w:p>
-      <w:r>
-        <w:t>BGP</w:t>
-      </w:r>
-    </w:p>
-    <w:p>
-      <w:r>
-        <w:t>-</w:t>
-      </w:r>
-      <w:proofErr w:type="spellStart"/>
-      <w:r>
-        <w:t>IPsec</w:t>
-      </w:r>
-      <w:proofErr w:type="spellEnd"/>
+      <w:bookmarkStart w:id="17" w:name="_Toc222734443"/>
+      <w:r>
+        <w:t>R_server_config:</w:t>
+      </w:r>
+      <w:bookmarkEnd w:id="17"/>
     </w:p>
     <w:p>
       <w:pPr>
         <w:pStyle w:val="Cmsor2"/>
       </w:pPr>
-      <w:bookmarkStart w:id="13" w:name="_Toc222734439"/>
-      <w:r>
-        <w:t>HSRP:</w:t>
-      </w:r>
-      <w:bookmarkEnd w:id="13"/>
-    </w:p>
-    <w:p>
-      <w:r>
-        <w:t>Virtuális átjáró:192.168.[</w:t>
-      </w:r>
-      <w:proofErr w:type="spellStart"/>
-      <w:r>
-        <w:t>vlan</w:t>
-      </w:r>
-      <w:proofErr w:type="spellEnd"/>
-      <w:r>
-        <w:t xml:space="preserve"> szám].3</w:t>
-      </w:r>
-    </w:p>
-    <w:p>
-      <w:proofErr w:type="spellStart"/>
-      <w:r>
-        <w:t>R_main</w:t>
-      </w:r>
-      <w:proofErr w:type="spellEnd"/>
-      <w:r>
-        <w:t xml:space="preserve"> </w:t>
-      </w:r>
-      <w:r>
-        <w:t>priority:110</w:t>
-      </w:r>
-    </w:p>
-    <w:p>
-      <w:proofErr w:type="spellStart"/>
-      <w:r>
-        <w:t>R_backup</w:t>
-      </w:r>
-      <w:proofErr w:type="spellEnd"/>
-      <w:r>
-        <w:t xml:space="preserve"> priority:100</w:t>
-      </w:r>
+      <w:bookmarkStart w:id="18" w:name="_Toc222734444"/>
+      <w:r>
+        <w:t>Sw_main_config:</w:t>
+      </w:r>
+      <w:bookmarkEnd w:id="18"/>
     </w:p>
     <w:p>
       <w:pPr>
         <w:pStyle w:val="Cmsor2"/>
       </w:pPr>
-      <w:r>
-        <w:t>DHCPv6 routeren:</w:t>
-      </w:r>
-    </w:p>
-    <w:p>
-      <w:r>
-        <w:t xml:space="preserve">Az </w:t>
-      </w:r>
-      <w:proofErr w:type="spellStart"/>
-      <w:r>
-        <w:t>R_factory</w:t>
-      </w:r>
-      <w:proofErr w:type="spellEnd"/>
-      <w:r>
-        <w:t xml:space="preserve"> routeren ipv6-os </w:t>
-      </w:r>
-      <w:proofErr w:type="spellStart"/>
-      <w:r>
-        <w:t>dhcp</w:t>
-      </w:r>
-      <w:proofErr w:type="spellEnd"/>
-      <w:r>
-        <w:t xml:space="preserve"> szervert hozunk létre</w:t>
-      </w:r>
-      <w:r>
-        <w:t>.</w:t>
-      </w:r>
-    </w:p>
-    <w:p>
-      <w:proofErr w:type="spellStart"/>
-      <w:r>
-        <w:t>Default</w:t>
-      </w:r>
-      <w:proofErr w:type="spellEnd"/>
-      <w:r>
-        <w:t xml:space="preserve"> </w:t>
-      </w:r>
-      <w:proofErr w:type="spellStart"/>
-      <w:r>
-        <w:t>gateway</w:t>
-      </w:r>
-      <w:proofErr w:type="spellEnd"/>
-      <w:r>
-        <w:t>:</w:t>
-      </w:r>
-      <w:r>
-        <w:t xml:space="preserve"> 2001:20::1/64</w:t>
-      </w:r>
+      <w:bookmarkStart w:id="19" w:name="_Toc222734445"/>
+      <w:r>
+        <w:t>Sw</w:t>
+      </w:r>
+      <w:r>
+        <w:t>_sales_config:</w:t>
+      </w:r>
+      <w:bookmarkEnd w:id="19"/>
     </w:p>
     <w:p>
       <w:pPr>
         <w:pStyle w:val="Cmsor2"/>
       </w:pPr>
-      <w:r>
-        <w:t>SSH:</w:t>
-      </w:r>
-    </w:p>
-    <w:p>
-      <w:proofErr w:type="spellStart"/>
-      <w:r>
-        <w:t>Admin</w:t>
-      </w:r>
-      <w:proofErr w:type="spellEnd"/>
-      <w:r>
-        <w:t xml:space="preserve"> </w:t>
-      </w:r>
-      <w:proofErr w:type="spellStart"/>
-      <w:r>
-        <w:t>vlanon</w:t>
-      </w:r>
-      <w:proofErr w:type="spellEnd"/>
-      <w:r>
-        <w:t xml:space="preserve"> kizárólag</w:t>
-      </w:r>
-    </w:p>
-    <w:p>
-      <w:pPr>
-        <w:pStyle w:val="Cmsor2"/>
-      </w:pPr>
-      <w:proofErr w:type="spellStart"/>
-      <w:r>
-        <w:t>Acl</w:t>
-      </w:r>
-      <w:proofErr w:type="spellEnd"/>
-      <w:r>
-        <w:t>:</w:t>
-      </w:r>
-    </w:p>
-    <w:p>
-      <w:proofErr w:type="spellStart"/>
-      <w:r>
-        <w:t>ssh</w:t>
-      </w:r>
-      <w:proofErr w:type="spellEnd"/>
-      <w:r>
-        <w:t xml:space="preserve"> biztosítására</w:t>
-      </w:r>
-    </w:p>
-    <w:p>
-      <w:pPr>
-        <w:pStyle w:val="Cmsor2"/>
-      </w:pPr>
-      <w:r>
-        <w:t>NAT:</w:t>
-      </w:r>
-    </w:p>
-    <w:p>
-      <w:r>
-        <w:t>ipv6-ipv4</w:t>
-      </w:r>
-      <w:bookmarkStart w:id="14" w:name="_GoBack"/>
-      <w:bookmarkEnd w:id="14"/>
-    </w:p>
-    <w:p>
-      <w:r>
-        <w:br w:type="page"/>
-      </w:r>
-    </w:p>
-    <w:p/>
-    <w:p>
-      <w:pPr>
-        <w:pStyle w:val="Cmsor2"/>
-      </w:pPr>
-      <w:bookmarkStart w:id="15" w:name="_Toc222734440"/>
-      <w:proofErr w:type="spellStart"/>
-      <w:r>
-        <w:t>R_factory_config</w:t>
-      </w:r>
-      <w:proofErr w:type="spellEnd"/>
-      <w:r>
-        <w:t>:</w:t>
-      </w:r>
-      <w:bookmarkEnd w:id="15"/>
-    </w:p>
-    <w:p>
-      <w:pPr>
-        <w:pStyle w:val="Cmsor2"/>
-      </w:pPr>
-      <w:bookmarkStart w:id="16" w:name="_Toc222734441"/>
-      <w:proofErr w:type="spellStart"/>
-      <w:r>
-        <w:t>R_main_config</w:t>
-      </w:r>
-      <w:proofErr w:type="spellEnd"/>
-      <w:r>
-        <w:t>:</w:t>
-      </w:r>
-      <w:bookmarkEnd w:id="16"/>
-    </w:p>
-    <w:p>
-      <w:pPr>
-        <w:pStyle w:val="Cmsor2"/>
-      </w:pPr>
-      <w:bookmarkStart w:id="17" w:name="_Toc222734442"/>
-      <w:proofErr w:type="spellStart"/>
-      <w:r>
-        <w:t>R_backup_config</w:t>
-      </w:r>
-      <w:proofErr w:type="spellEnd"/>
-      <w:r>
-        <w:t>:</w:t>
-      </w:r>
-      <w:bookmarkEnd w:id="17"/>
-    </w:p>
-    <w:p>
-      <w:pPr>
-        <w:pStyle w:val="Cmsor2"/>
-      </w:pPr>
-      <w:bookmarkStart w:id="18" w:name="_Toc222734443"/>
-      <w:proofErr w:type="spellStart"/>
-      <w:r>
-        <w:t>R_server_config</w:t>
-      </w:r>
-      <w:proofErr w:type="spellEnd"/>
-      <w:r>
-        <w:t>:</w:t>
-      </w:r>
-      <w:bookmarkEnd w:id="18"/>
-    </w:p>
-    <w:p>
-      <w:pPr>
-        <w:pStyle w:val="Cmsor2"/>
-      </w:pPr>
-      <w:bookmarkStart w:id="19" w:name="_Toc222734444"/>
-      <w:proofErr w:type="spellStart"/>
-      <w:r>
-        <w:t>Sw_main_config</w:t>
-      </w:r>
-      <w:proofErr w:type="spellEnd"/>
-      <w:r>
-        <w:t>:</w:t>
-      </w:r>
-      <w:bookmarkEnd w:id="19"/>
-    </w:p>
-    <w:p>
-      <w:pPr>
-        <w:pStyle w:val="Cmsor2"/>
-      </w:pPr>
-      <w:bookmarkStart w:id="20" w:name="_Toc222734445"/>
-      <w:proofErr w:type="spellStart"/>
-      <w:r>
-        <w:t>Sw</w:t>
-      </w:r>
-      <w:r>
-        <w:t>_sales_config</w:t>
-      </w:r>
-      <w:proofErr w:type="spellEnd"/>
-      <w:r>
-        <w:t>:</w:t>
+      <w:bookmarkStart w:id="20" w:name="_Toc222734446"/>
+      <w:r>
+        <w:t>Sw_factory_config:</w:t>
       </w:r>
       <w:bookmarkEnd w:id="20"/>
     </w:p>
-    <w:p>
-      <w:pPr>
-        <w:pStyle w:val="Cmsor2"/>
-      </w:pPr>
-      <w:bookmarkStart w:id="21" w:name="_Toc222734446"/>
-      <w:proofErr w:type="spellStart"/>
-      <w:r>
-        <w:t>Sw_factory_config</w:t>
-      </w:r>
-      <w:proofErr w:type="spellEnd"/>
-      <w:r>
-        <w:t>:</w:t>
-      </w:r>
-      <w:bookmarkEnd w:id="21"/>
-    </w:p>
     <w:sectPr>
-      <w:footerReference w:type="default" r:id="rId7"/>
+      <w:headerReference w:type="default" r:id="rId23"/>
+      <w:footerReference w:type="default" r:id="rId24"/>
       <w:pgSz w:w="11906" w:h="16838"/>
       <w:pgMar w:top="1417" w:right="1417" w:bottom="1417" w:left="1417" w:header="708" w:footer="708" w:gutter="0"/>
       <w:cols w:space="708"/>
@@ -2620,7 +3071,7 @@
 </file>
 
 <file path=word/endnotes.xml><?xml version="1.0" encoding="utf-8"?>
-<w:endnotes xmlns:wpc="http://schemas.microsoft.com/office/word/2010/wordprocessingCanvas" xmlns:cx="http://schemas.microsoft.com/office/drawing/2014/chartex" xmlns:cx1="http://schemas.microsoft.com/office/drawing/2015/9/8/chartex" xmlns:cx2="http://schemas.microsoft.com/office/drawing/2015/10/21/chartex" xmlns:cx3="http://schemas.microsoft.com/office/drawing/2016/5/9/chartex" xmlns:cx4="http://schemas.microsoft.com/office/drawing/2016/5/10/chartex" xmlns:cx5="http://schemas.microsoft.com/office/drawing/2016/5/11/chartex" xmlns:cx6="http://schemas.microsoft.com/office/drawing/2016/5/12/chartex" xmlns:cx7="http://schemas.microsoft.com/office/drawing/2016/5/13/chartex" xmlns:cx8="http://schemas.microsoft.com/office/drawing/2016/5/14/chartex" xmlns:mc="http://schemas.openxmlformats.org/markup-compatibility/2006" xmlns:aink="http://schemas.microsoft.com/office/drawing/2016/ink" xmlns:am3d="http://schemas.microsoft.com/office/drawing/2017/model3d" xmlns:o="urn:schemas-microsoft-com:office:office" xmlns:r="http://schemas.openxmlformats.org/officeDocument/2006/relationships" xmlns:m="http://schemas.openxmlformats.org/officeDocument/2006/math" xmlns:v="urn:schemas-microsoft-com:vml" xmlns:wp14="http://schemas.microsoft.com/office/word/2010/wordprocessingDrawing" xmlns:wp="http://schemas.openxmlformats.org/drawingml/2006/wordprocessingDrawing" xmlns:w10="urn:schemas-microsoft-com:office:word" xmlns:w="http://schemas.openxmlformats.org/wordprocessingml/2006/main" xmlns:w14="http://schemas.microsoft.com/office/word/2010/wordml" xmlns:w15="http://schemas.microsoft.com/office/word/2012/wordml" xmlns:w16cid="http://schemas.microsoft.com/office/word/2016/wordml/cid" xmlns:w16se="http://schemas.microsoft.com/office/word/2015/wordml/symex" xmlns:wpg="http://schemas.microsoft.com/office/word/2010/wordprocessingGroup" xmlns:wpi="http://schemas.microsoft.com/office/word/2010/wordprocessingInk" xmlns:wne="http://schemas.microsoft.com/office/word/2006/wordml" xmlns:wps="http://schemas.microsoft.com/office/word/2010/wordprocessingShape" mc:Ignorable="w14 w15 w16se w16cid wp14">
+<w:endnotes xmlns:wpc="http://schemas.microsoft.com/office/word/2010/wordprocessingCanvas" xmlns:cx="http://schemas.microsoft.com/office/drawing/2014/chartex" xmlns:cx1="http://schemas.microsoft.com/office/drawing/2015/9/8/chartex" xmlns:cx2="http://schemas.microsoft.com/office/drawing/2015/10/21/chartex" xmlns:cx3="http://schemas.microsoft.com/office/drawing/2016/5/9/chartex" xmlns:cx4="http://schemas.microsoft.com/office/drawing/2016/5/10/chartex" xmlns:cx5="http://schemas.microsoft.com/office/drawing/2016/5/11/chartex" xmlns:cx6="http://schemas.microsoft.com/office/drawing/2016/5/12/chartex" xmlns:cx7="http://schemas.microsoft.com/office/drawing/2016/5/13/chartex" xmlns:cx8="http://schemas.microsoft.com/office/drawing/2016/5/14/chartex" xmlns:mc="http://schemas.openxmlformats.org/markup-compatibility/2006" xmlns:aink="http://schemas.microsoft.com/office/drawing/2016/ink" xmlns:am3d="http://schemas.microsoft.com/office/drawing/2017/model3d" xmlns:o="urn:schemas-microsoft-com:office:office" xmlns:oel="http://schemas.microsoft.com/office/2019/extlst" xmlns:r="http://schemas.openxmlformats.org/officeDocument/2006/relationships" xmlns:m="http://schemas.openxmlformats.org/officeDocument/2006/math" xmlns:v="urn:schemas-microsoft-com:vml" xmlns:wp14="http://schemas.microsoft.com/office/word/2010/wordprocessingDrawing" xmlns:wp="http://schemas.openxmlformats.org/drawingml/2006/wordprocessingDrawing" xmlns:w10="urn:schemas-microsoft-com:office:word" xmlns:w="http://schemas.openxmlformats.org/wordprocessingml/2006/main" xmlns:w14="http://schemas.microsoft.com/office/word/2010/wordml" xmlns:w15="http://schemas.microsoft.com/office/word/2012/wordml" xmlns:w16cex="http://schemas.microsoft.com/office/word/2018/wordml/cex" xmlns:w16cid="http://schemas.microsoft.com/office/word/2016/wordml/cid" xmlns:w16="http://schemas.microsoft.com/office/word/2018/wordml" xmlns:w16du="http://schemas.microsoft.com/office/word/2023/wordml/word16du" xmlns:w16sdtdh="http://schemas.microsoft.com/office/word/2020/wordml/sdtdatahash" xmlns:w16sdtfl="http://schemas.microsoft.com/office/word/2024/wordml/sdtformatlock" xmlns:w16se="http://schemas.microsoft.com/office/word/2015/wordml/symex" xmlns:wpg="http://schemas.microsoft.com/office/word/2010/wordprocessingGroup" xmlns:wpi="http://schemas.microsoft.com/office/word/2010/wordprocessingInk" xmlns:wne="http://schemas.microsoft.com/office/word/2006/wordml" xmlns:wps="http://schemas.microsoft.com/office/word/2010/wordprocessingShape" mc:Ignorable="w14 w15 w16se w16cid w16 w16cex w16sdtdh w16sdtfl w16du wp14">
   <w:endnote w:type="separator" w:id="-1">
     <w:p>
       <w:pPr>
@@ -2645,7 +3096,7 @@
 </file>
 
 <file path=word/footer1.xml><?xml version="1.0" encoding="utf-8"?>
-<w:ftr xmlns:wpc="http://schemas.microsoft.com/office/word/2010/wordprocessingCanvas" xmlns:cx="http://schemas.microsoft.com/office/drawing/2014/chartex" xmlns:cx1="http://schemas.microsoft.com/office/drawing/2015/9/8/chartex" xmlns:cx2="http://schemas.microsoft.com/office/drawing/2015/10/21/chartex" xmlns:cx3="http://schemas.microsoft.com/office/drawing/2016/5/9/chartex" xmlns:cx4="http://schemas.microsoft.com/office/drawing/2016/5/10/chartex" xmlns:cx5="http://schemas.microsoft.com/office/drawing/2016/5/11/chartex" xmlns:cx6="http://schemas.microsoft.com/office/drawing/2016/5/12/chartex" xmlns:cx7="http://schemas.microsoft.com/office/drawing/2016/5/13/chartex" xmlns:cx8="http://schemas.microsoft.com/office/drawing/2016/5/14/chartex" xmlns:mc="http://schemas.openxmlformats.org/markup-compatibility/2006" xmlns:aink="http://schemas.microsoft.com/office/drawing/2016/ink" xmlns:am3d="http://schemas.microsoft.com/office/drawing/2017/model3d" xmlns:o="urn:schemas-microsoft-com:office:office" xmlns:r="http://schemas.openxmlformats.org/officeDocument/2006/relationships" xmlns:m="http://schemas.openxmlformats.org/officeDocument/2006/math" xmlns:v="urn:schemas-microsoft-com:vml" xmlns:wp14="http://schemas.microsoft.com/office/word/2010/wordprocessingDrawing" xmlns:wp="http://schemas.openxmlformats.org/drawingml/2006/wordprocessingDrawing" xmlns:w10="urn:schemas-microsoft-com:office:word" xmlns:w="http://schemas.openxmlformats.org/wordprocessingml/2006/main" xmlns:w14="http://schemas.microsoft.com/office/word/2010/wordml" xmlns:w15="http://schemas.microsoft.com/office/word/2012/wordml" xmlns:w16cid="http://schemas.microsoft.com/office/word/2016/wordml/cid" xmlns:w16se="http://schemas.microsoft.com/office/word/2015/wordml/symex" xmlns:wpg="http://schemas.microsoft.com/office/word/2010/wordprocessingGroup" xmlns:wpi="http://schemas.microsoft.com/office/word/2010/wordprocessingInk" xmlns:wne="http://schemas.microsoft.com/office/word/2006/wordml" xmlns:wps="http://schemas.microsoft.com/office/word/2010/wordprocessingShape" mc:Ignorable="w14 w15 w16se w16cid wp14">
+<w:ftr xmlns:wpc="http://schemas.microsoft.com/office/word/2010/wordprocessingCanvas" xmlns:cx="http://schemas.microsoft.com/office/drawing/2014/chartex" xmlns:cx1="http://schemas.microsoft.com/office/drawing/2015/9/8/chartex" xmlns:cx2="http://schemas.microsoft.com/office/drawing/2015/10/21/chartex" xmlns:cx3="http://schemas.microsoft.com/office/drawing/2016/5/9/chartex" xmlns:cx4="http://schemas.microsoft.com/office/drawing/2016/5/10/chartex" xmlns:cx5="http://schemas.microsoft.com/office/drawing/2016/5/11/chartex" xmlns:cx6="http://schemas.microsoft.com/office/drawing/2016/5/12/chartex" xmlns:cx7="http://schemas.microsoft.com/office/drawing/2016/5/13/chartex" xmlns:cx8="http://schemas.microsoft.com/office/drawing/2016/5/14/chartex" xmlns:mc="http://schemas.openxmlformats.org/markup-compatibility/2006" xmlns:aink="http://schemas.microsoft.com/office/drawing/2016/ink" xmlns:am3d="http://schemas.microsoft.com/office/drawing/2017/model3d" xmlns:o="urn:schemas-microsoft-com:office:office" xmlns:oel="http://schemas.microsoft.com/office/2019/extlst" xmlns:r="http://schemas.openxmlformats.org/officeDocument/2006/relationships" xmlns:m="http://schemas.openxmlformats.org/officeDocument/2006/math" xmlns:v="urn:schemas-microsoft-com:vml" xmlns:wp14="http://schemas.microsoft.com/office/word/2010/wordprocessingDrawing" xmlns:wp="http://schemas.openxmlformats.org/drawingml/2006/wordprocessingDrawing" xmlns:w10="urn:schemas-microsoft-com:office:word" xmlns:w="http://schemas.openxmlformats.org/wordprocessingml/2006/main" xmlns:w14="http://schemas.microsoft.com/office/word/2010/wordml" xmlns:w15="http://schemas.microsoft.com/office/word/2012/wordml" xmlns:w16cex="http://schemas.microsoft.com/office/word/2018/wordml/cex" xmlns:w16cid="http://schemas.microsoft.com/office/word/2016/wordml/cid" xmlns:w16="http://schemas.microsoft.com/office/word/2018/wordml" xmlns:w16du="http://schemas.microsoft.com/office/word/2023/wordml/word16du" xmlns:w16sdtdh="http://schemas.microsoft.com/office/word/2020/wordml/sdtdatahash" xmlns:w16sdtfl="http://schemas.microsoft.com/office/word/2024/wordml/sdtformatlock" xmlns:w16se="http://schemas.microsoft.com/office/word/2015/wordml/symex" xmlns:wpg="http://schemas.microsoft.com/office/word/2010/wordprocessingGroup" xmlns:wpi="http://schemas.microsoft.com/office/word/2010/wordprocessingInk" xmlns:wne="http://schemas.microsoft.com/office/word/2006/wordml" xmlns:wps="http://schemas.microsoft.com/office/word/2010/wordprocessingShape" mc:Ignorable="w14 w15 w16se w16cid w16 w16cex w16sdtdh w16sdtfl w16du wp14">
   <w:sdt>
     <w:sdtPr>
       <w:id w:val="1690183360"/>
@@ -2654,7 +3105,6 @@
         <w:docPartUnique/>
       </w:docPartObj>
     </w:sdtPr>
-    <w:sdtEndPr/>
     <w:sdtContent>
       <w:p>
         <w:pPr>
@@ -2691,7 +3141,7 @@
 </file>
 
 <file path=word/footnotes.xml><?xml version="1.0" encoding="utf-8"?>
-<w:footnotes xmlns:wpc="http://schemas.microsoft.com/office/word/2010/wordprocessingCanvas" xmlns:cx="http://schemas.microsoft.com/office/drawing/2014/chartex" xmlns:cx1="http://schemas.microsoft.com/office/drawing/2015/9/8/chartex" xmlns:cx2="http://schemas.microsoft.com/office/drawing/2015/10/21/chartex" xmlns:cx3="http://schemas.microsoft.com/office/drawing/2016/5/9/chartex" xmlns:cx4="http://schemas.microsoft.com/office/drawing/2016/5/10/chartex" xmlns:cx5="http://schemas.microsoft.com/office/drawing/2016/5/11/chartex" xmlns:cx6="http://schemas.microsoft.com/office/drawing/2016/5/12/chartex" xmlns:cx7="http://schemas.microsoft.com/office/drawing/2016/5/13/chartex" xmlns:cx8="http://schemas.microsoft.com/office/drawing/2016/5/14/chartex" xmlns:mc="http://schemas.openxmlformats.org/markup-compatibility/2006" xmlns:aink="http://schemas.microsoft.com/office/drawing/2016/ink" xmlns:am3d="http://schemas.microsoft.com/office/drawing/2017/model3d" xmlns:o="urn:schemas-microsoft-com:office:office" xmlns:r="http://schemas.openxmlformats.org/officeDocument/2006/relationships" xmlns:m="http://schemas.openxmlformats.org/officeDocument/2006/math" xmlns:v="urn:schemas-microsoft-com:vml" xmlns:wp14="http://schemas.microsoft.com/office/word/2010/wordprocessingDrawing" xmlns:wp="http://schemas.openxmlformats.org/drawingml/2006/wordprocessingDrawing" xmlns:w10="urn:schemas-microsoft-com:office:word" xmlns:w="http://schemas.openxmlformats.org/wordprocessingml/2006/main" xmlns:w14="http://schemas.microsoft.com/office/word/2010/wordml" xmlns:w15="http://schemas.microsoft.com/office/word/2012/wordml" xmlns:w16cid="http://schemas.microsoft.com/office/word/2016/wordml/cid" xmlns:w16se="http://schemas.microsoft.com/office/word/2015/wordml/symex" xmlns:wpg="http://schemas.microsoft.com/office/word/2010/wordprocessingGroup" xmlns:wpi="http://schemas.microsoft.com/office/word/2010/wordprocessingInk" xmlns:wne="http://schemas.microsoft.com/office/word/2006/wordml" xmlns:wps="http://schemas.microsoft.com/office/word/2010/wordprocessingShape" mc:Ignorable="w14 w15 w16se w16cid wp14">
+<w:footnotes xmlns:wpc="http://schemas.microsoft.com/office/word/2010/wordprocessingCanvas" xmlns:cx="http://schemas.microsoft.com/office/drawing/2014/chartex" xmlns:cx1="http://schemas.microsoft.com/office/drawing/2015/9/8/chartex" xmlns:cx2="http://schemas.microsoft.com/office/drawing/2015/10/21/chartex" xmlns:cx3="http://schemas.microsoft.com/office/drawing/2016/5/9/chartex" xmlns:cx4="http://schemas.microsoft.com/office/drawing/2016/5/10/chartex" xmlns:cx5="http://schemas.microsoft.com/office/drawing/2016/5/11/chartex" xmlns:cx6="http://schemas.microsoft.com/office/drawing/2016/5/12/chartex" xmlns:cx7="http://schemas.microsoft.com/office/drawing/2016/5/13/chartex" xmlns:cx8="http://schemas.microsoft.com/office/drawing/2016/5/14/chartex" xmlns:mc="http://schemas.openxmlformats.org/markup-compatibility/2006" xmlns:aink="http://schemas.microsoft.com/office/drawing/2016/ink" xmlns:am3d="http://schemas.microsoft.com/office/drawing/2017/model3d" xmlns:o="urn:schemas-microsoft-com:office:office" xmlns:oel="http://schemas.microsoft.com/office/2019/extlst" xmlns:r="http://schemas.openxmlformats.org/officeDocument/2006/relationships" xmlns:m="http://schemas.openxmlformats.org/officeDocument/2006/math" xmlns:v="urn:schemas-microsoft-com:vml" xmlns:wp14="http://schemas.microsoft.com/office/word/2010/wordprocessingDrawing" xmlns:wp="http://schemas.openxmlformats.org/drawingml/2006/wordprocessingDrawing" xmlns:w10="urn:schemas-microsoft-com:office:word" xmlns:w="http://schemas.openxmlformats.org/wordprocessingml/2006/main" xmlns:w14="http://schemas.microsoft.com/office/word/2010/wordml" xmlns:w15="http://schemas.microsoft.com/office/word/2012/wordml" xmlns:w16cex="http://schemas.microsoft.com/office/word/2018/wordml/cex" xmlns:w16cid="http://schemas.microsoft.com/office/word/2016/wordml/cid" xmlns:w16="http://schemas.microsoft.com/office/word/2018/wordml" xmlns:w16du="http://schemas.microsoft.com/office/word/2023/wordml/word16du" xmlns:w16sdtdh="http://schemas.microsoft.com/office/word/2020/wordml/sdtdatahash" xmlns:w16sdtfl="http://schemas.microsoft.com/office/word/2024/wordml/sdtformatlock" xmlns:w16se="http://schemas.microsoft.com/office/word/2015/wordml/symex" xmlns:wpg="http://schemas.microsoft.com/office/word/2010/wordprocessingGroup" xmlns:wpi="http://schemas.microsoft.com/office/word/2010/wordprocessingInk" xmlns:wne="http://schemas.microsoft.com/office/word/2006/wordml" xmlns:wps="http://schemas.microsoft.com/office/word/2010/wordprocessingShape" mc:Ignorable="w14 w15 w16se w16cid w16 w16cex w16sdtdh w16sdtfl w16du wp14">
   <w:footnote w:type="separator" w:id="-1">
     <w:p>
       <w:pPr>
@@ -2715,8 +3165,79 @@
 </w:footnotes>
 </file>
 
+<file path=word/header1.xml><?xml version="1.0" encoding="utf-8"?>
+<w:hdr xmlns:wpc="http://schemas.microsoft.com/office/word/2010/wordprocessingCanvas" xmlns:cx="http://schemas.microsoft.com/office/drawing/2014/chartex" xmlns:cx1="http://schemas.microsoft.com/office/drawing/2015/9/8/chartex" xmlns:cx2="http://schemas.microsoft.com/office/drawing/2015/10/21/chartex" xmlns:cx3="http://schemas.microsoft.com/office/drawing/2016/5/9/chartex" xmlns:cx4="http://schemas.microsoft.com/office/drawing/2016/5/10/chartex" xmlns:cx5="http://schemas.microsoft.com/office/drawing/2016/5/11/chartex" xmlns:cx6="http://schemas.microsoft.com/office/drawing/2016/5/12/chartex" xmlns:cx7="http://schemas.microsoft.com/office/drawing/2016/5/13/chartex" xmlns:cx8="http://schemas.microsoft.com/office/drawing/2016/5/14/chartex" xmlns:mc="http://schemas.openxmlformats.org/markup-compatibility/2006" xmlns:aink="http://schemas.microsoft.com/office/drawing/2016/ink" xmlns:am3d="http://schemas.microsoft.com/office/drawing/2017/model3d" xmlns:o="urn:schemas-microsoft-com:office:office" xmlns:oel="http://schemas.microsoft.com/office/2019/extlst" xmlns:r="http://schemas.openxmlformats.org/officeDocument/2006/relationships" xmlns:m="http://schemas.openxmlformats.org/officeDocument/2006/math" xmlns:v="urn:schemas-microsoft-com:vml" xmlns:wp14="http://schemas.microsoft.com/office/word/2010/wordprocessingDrawing" xmlns:wp="http://schemas.openxmlformats.org/drawingml/2006/wordprocessingDrawing" xmlns:w10="urn:schemas-microsoft-com:office:word" xmlns:w="http://schemas.openxmlformats.org/wordprocessingml/2006/main" xmlns:w14="http://schemas.microsoft.com/office/word/2010/wordml" xmlns:w15="http://schemas.microsoft.com/office/word/2012/wordml" xmlns:w16cex="http://schemas.microsoft.com/office/word/2018/wordml/cex" xmlns:w16cid="http://schemas.microsoft.com/office/word/2016/wordml/cid" xmlns:w16="http://schemas.microsoft.com/office/word/2018/wordml" xmlns:w16du="http://schemas.microsoft.com/office/word/2023/wordml/word16du" xmlns:w16sdtdh="http://schemas.microsoft.com/office/word/2020/wordml/sdtdatahash" xmlns:w16sdtfl="http://schemas.microsoft.com/office/word/2024/wordml/sdtformatlock" xmlns:w16se="http://schemas.microsoft.com/office/word/2015/wordml/symex" xmlns:wpg="http://schemas.microsoft.com/office/word/2010/wordprocessingGroup" xmlns:wpi="http://schemas.microsoft.com/office/word/2010/wordprocessingInk" xmlns:wne="http://schemas.microsoft.com/office/word/2006/wordml" xmlns:wps="http://schemas.microsoft.com/office/word/2010/wordprocessingShape" mc:Ignorable="w14 w15 w16se w16cid w16 w16cex w16sdtdh w16sdtfl w16du wp14">
+  <w:p>
+    <w:pPr>
+      <w:pStyle w:val="lfej"/>
+      <w:jc w:val="right"/>
+    </w:pPr>
+    <w:r>
+      <w:rPr>
+        <w:noProof/>
+      </w:rPr>
+      <w:drawing>
+        <wp:anchor distT="0" distB="0" distL="114300" distR="114300" simplePos="0" relativeHeight="251658240" behindDoc="0" locked="0" layoutInCell="1" allowOverlap="1" wp14:anchorId="76AB3478" wp14:editId="114D350A">
+          <wp:simplePos x="0" y="0"/>
+          <wp:positionH relativeFrom="column">
+            <wp:posOffset>5109119</wp:posOffset>
+          </wp:positionH>
+          <wp:positionV relativeFrom="paragraph">
+            <wp:posOffset>-425829</wp:posOffset>
+          </wp:positionV>
+          <wp:extent cx="1311976" cy="1311976"/>
+          <wp:effectExtent l="0" t="0" r="2540" b="2540"/>
+          <wp:wrapNone/>
+          <wp:docPr id="836186154" name="Kép 1"/>
+          <wp:cNvGraphicFramePr>
+            <a:graphicFrameLocks xmlns:a="http://schemas.openxmlformats.org/drawingml/2006/main" noChangeAspect="1"/>
+          </wp:cNvGraphicFramePr>
+          <a:graphic xmlns:a="http://schemas.openxmlformats.org/drawingml/2006/main">
+            <a:graphicData uri="http://schemas.openxmlformats.org/drawingml/2006/picture">
+              <pic:pic xmlns:pic="http://schemas.openxmlformats.org/drawingml/2006/picture">
+                <pic:nvPicPr>
+                  <pic:cNvPr id="836186154" name="Kép 836186154"/>
+                  <pic:cNvPicPr/>
+                </pic:nvPicPr>
+                <pic:blipFill>
+                  <a:blip r:embed="rId1">
+                    <a:extLst>
+                      <a:ext uri="{28A0092B-C50C-407E-A947-70E740481C1C}">
+                        <a14:useLocalDpi xmlns:a14="http://schemas.microsoft.com/office/drawing/2010/main" val="0"/>
+                      </a:ext>
+                    </a:extLst>
+                  </a:blip>
+                  <a:stretch>
+                    <a:fillRect/>
+                  </a:stretch>
+                </pic:blipFill>
+                <pic:spPr>
+                  <a:xfrm>
+                    <a:off x="0" y="0"/>
+                    <a:ext cx="1312561" cy="1312561"/>
+                  </a:xfrm>
+                  <a:prstGeom prst="rect">
+                    <a:avLst/>
+                  </a:prstGeom>
+                </pic:spPr>
+              </pic:pic>
+            </a:graphicData>
+          </a:graphic>
+          <wp14:sizeRelH relativeFrom="margin">
+            <wp14:pctWidth>0</wp14:pctWidth>
+          </wp14:sizeRelH>
+          <wp14:sizeRelV relativeFrom="margin">
+            <wp14:pctHeight>0</wp14:pctHeight>
+          </wp14:sizeRelV>
+        </wp:anchor>
+      </w:drawing>
+    </w:r>
+  </w:p>
+</w:hdr>
+</file>
+
 <file path=word/styles.xml><?xml version="1.0" encoding="utf-8"?>
-<w:styles xmlns:mc="http://schemas.openxmlformats.org/markup-compatibility/2006" xmlns:r="http://schemas.openxmlformats.org/officeDocument/2006/relationships" xmlns:w="http://schemas.openxmlformats.org/wordprocessingml/2006/main" xmlns:w14="http://schemas.microsoft.com/office/word/2010/wordml" xmlns:w15="http://schemas.microsoft.com/office/word/2012/wordml" xmlns:w16cid="http://schemas.microsoft.com/office/word/2016/wordml/cid" xmlns:w16se="http://schemas.microsoft.com/office/word/2015/wordml/symex" mc:Ignorable="w14 w15 w16se w16cid">
+<w:styles xmlns:mc="http://schemas.openxmlformats.org/markup-compatibility/2006" xmlns:r="http://schemas.openxmlformats.org/officeDocument/2006/relationships" xmlns:w="http://schemas.openxmlformats.org/wordprocessingml/2006/main" xmlns:w14="http://schemas.microsoft.com/office/word/2010/wordml" xmlns:w15="http://schemas.microsoft.com/office/word/2012/wordml" xmlns:w16cex="http://schemas.microsoft.com/office/word/2018/wordml/cex" xmlns:w16cid="http://schemas.microsoft.com/office/word/2016/wordml/cid" xmlns:w16="http://schemas.microsoft.com/office/word/2018/wordml" xmlns:w16du="http://schemas.microsoft.com/office/word/2023/wordml/word16du" xmlns:w16sdtdh="http://schemas.microsoft.com/office/word/2020/wordml/sdtdatahash" xmlns:w16sdtfl="http://schemas.microsoft.com/office/word/2024/wordml/sdtformatlock" xmlns:w16se="http://schemas.microsoft.com/office/word/2015/wordml/symex" mc:Ignorable="w14 w15 w16se w16cid w16 w16cex w16sdtdh w16sdtfl w16du">
   <w:docDefaults>
     <w:rPrDefault>
       <w:rPr>
@@ -2732,7 +3253,7 @@
       </w:pPr>
     </w:pPrDefault>
   </w:docDefaults>
-  <w:latentStyles w:defLockedState="0" w:defUIPriority="99" w:defSemiHidden="0" w:defUnhideWhenUsed="0" w:defQFormat="0" w:count="375">
+  <w:latentStyles w:defLockedState="0" w:defUIPriority="99" w:defSemiHidden="0" w:defUnhideWhenUsed="0" w:defQFormat="0" w:count="376">
     <w:lsdException w:name="Normal" w:uiPriority="0" w:qFormat="1"/>
     <w:lsdException w:name="heading 1" w:uiPriority="9" w:qFormat="1"/>
     <w:lsdException w:name="heading 2" w:semiHidden="1" w:uiPriority="9" w:unhideWhenUsed="1" w:qFormat="1"/>
@@ -3108,6 +3629,7 @@
     <w:lsdException w:name="Smart Hyperlink" w:semiHidden="1" w:unhideWhenUsed="1"/>
     <w:lsdException w:name="Hashtag" w:semiHidden="1" w:unhideWhenUsed="1"/>
     <w:lsdException w:name="Unresolved Mention" w:semiHidden="1" w:unhideWhenUsed="1"/>
+    <w:lsdException w:name="Smart Link" w:semiHidden="1" w:unhideWhenUsed="1"/>
   </w:latentStyles>
   <w:style w:type="paragraph" w:default="1" w:styleId="Norml">
     <w:name w:val="Normal"/>

--- a/Mesterremek.docx
+++ b/Mesterremek.docx
@@ -1931,10 +1931,24 @@
     </w:p>
     <w:p>
       <w:pPr>
+        <w:spacing w:after="160"/>
+        <w:rPr>
+          <w:rFonts w:eastAsiaTheme="majorEastAsia" w:cstheme="majorBidi"/>
+          <w:color w:val="537DC9"/>
+          <w:szCs w:val="26"/>
+        </w:rPr>
+      </w:pPr>
+      <w:bookmarkStart w:id="5" w:name="_Toc222734431"/>
+      <w:r>
+        <w:br w:type="page"/>
+      </w:r>
+    </w:p>
+    <w:p>
+      <w:pPr>
         <w:pStyle w:val="Cmsor2"/>
       </w:pPr>
-      <w:bookmarkStart w:id="5" w:name="_Toc222734431"/>
-      <w:r>
+      <w:r>
+        <w:lastRenderedPageBreak/>
         <w:t>Szolgáltatások:</w:t>
       </w:r>
       <w:bookmarkEnd w:id="5"/>
@@ -1946,34 +1960,50 @@
     </w:p>
     <w:p>
       <w:r>
-        <w:t>A kliens gépek tartományba vannak léptetve</w:t>
-      </w:r>
-      <w:r>
-        <w:t xml:space="preserve">, és </w:t>
-      </w:r>
-      <w:r>
-        <w:t>meghatározott munkaidő</w:t>
-      </w:r>
-      <w:r>
-        <w:t xml:space="preserve"> van</w:t>
-      </w:r>
-      <w:r>
-        <w:t>. Több csoportházirend is van: automatikus kiléptetés, saját mappa felcsatolása hálózati meghajtóként, háttérkép, eladóknak automatikusan megnyílik saját weboldalunk</w:t>
-      </w:r>
-      <w:r>
-        <w:t>, valamint automatizált szoftvertelepítés</w:t>
+        <w:t xml:space="preserve">A </w:t>
+      </w:r>
+      <w:r>
+        <w:t xml:space="preserve">Lightmetals Kft. minden </w:t>
+      </w:r>
+      <w:r>
+        <w:t>munkásá</w:t>
+      </w:r>
+      <w:r>
+        <w:t xml:space="preserve">nak gépe be van léptetve a </w:t>
+      </w:r>
+      <w:proofErr w:type="gramStart"/>
+      <w:r>
+        <w:t>lightmetals.local</w:t>
+      </w:r>
+      <w:proofErr w:type="gramEnd"/>
+      <w:r>
+        <w:t xml:space="preserve"> tartományba</w:t>
+      </w:r>
+      <w:r>
+        <w:t xml:space="preserve">, ezen belül négy különböző </w:t>
+      </w:r>
+      <w:r>
+        <w:t>szervezeti egység</w:t>
+      </w:r>
+      <w:r>
+        <w:t xml:space="preserve"> van: főnök, eladók, gyár és dolgozók. </w:t>
+      </w:r>
+      <w:r>
+        <w:t xml:space="preserve">A maximum munkaidő </w:t>
+      </w:r>
+      <w:r>
+        <w:t xml:space="preserve">a dolgozók számára </w:t>
+      </w:r>
+      <w:r>
+        <w:t>reggel 8 órától este 6 óráig tart</w:t>
       </w:r>
       <w:r>
         <w:t>.</w:t>
       </w:r>
       <w:r>
-        <w:br/>
-      </w:r>
-      <w:r>
         <w:rPr>
           <w:noProof/>
         </w:rPr>
-        <w:lastRenderedPageBreak/>
         <w:drawing>
           <wp:inline distT="0" distB="0" distL="0" distR="0" wp14:anchorId="47980E5B" wp14:editId="1432B029">
             <wp:extent cx="5760720" cy="3380740"/>
@@ -2010,18 +2040,19 @@
           </wp:inline>
         </w:drawing>
       </w:r>
-      <w:r>
-        <w:br/>
-      </w:r>
+    </w:p>
+    <w:p/>
+    <w:p>
       <w:r>
         <w:rPr>
           <w:noProof/>
         </w:rPr>
+        <w:lastRenderedPageBreak/>
         <w:drawing>
-          <wp:inline distT="0" distB="0" distL="0" distR="0" wp14:anchorId="682204A2" wp14:editId="7C18A878">
-            <wp:extent cx="3038899" cy="4334480"/>
-            <wp:effectExtent l="0" t="0" r="9525" b="9525"/>
-            <wp:docPr id="4" name="Kép 4"/>
+          <wp:inline distT="0" distB="0" distL="0" distR="0" wp14:anchorId="7C8AB383" wp14:editId="08811545">
+            <wp:extent cx="5760720" cy="4220845"/>
+            <wp:effectExtent l="0" t="0" r="0" b="8255"/>
+            <wp:docPr id="9" name="Kép 9"/>
             <wp:cNvGraphicFramePr>
               <a:graphicFrameLocks xmlns:a="http://schemas.openxmlformats.org/drawingml/2006/main" noChangeAspect="1"/>
             </wp:cNvGraphicFramePr>
@@ -2041,7 +2072,7 @@
                   <pic:spPr>
                     <a:xfrm>
                       <a:off x="0" y="0"/>
-                      <a:ext cx="3038899" cy="4334480"/>
+                      <a:ext cx="5760720" cy="4220845"/>
                     </a:xfrm>
                     <a:prstGeom prst="rect">
                       <a:avLst/>
@@ -2061,23 +2092,24 @@
       <w:r>
         <w:br w:type="page"/>
       </w:r>
-    </w:p>
-    <w:p/>
-    <w:p>
-      <w:r>
-        <w:t>Meghatározott munkaidő:</w:t>
-      </w:r>
-    </w:p>
-    <w:p>
+      <w:r>
+        <w:lastRenderedPageBreak/>
+        <w:t>Több csoportházirend is van: automatikus kiléptetés, saját mappa felcsatolása hálózati meghajtóként, háttérkép, eladóknak automatikusan megnyílik saját weboldalunk, valamint automatizált szoftvertelepítés.</w:t>
+      </w:r>
+    </w:p>
+    <w:p>
+      <w:pPr>
+        <w:spacing w:after="160"/>
+      </w:pPr>
       <w:r>
         <w:rPr>
           <w:noProof/>
         </w:rPr>
         <w:drawing>
-          <wp:inline distT="0" distB="0" distL="0" distR="0" wp14:anchorId="7C8AB383" wp14:editId="3D23AC6F">
-            <wp:extent cx="5760720" cy="4220845"/>
-            <wp:effectExtent l="0" t="0" r="0" b="8255"/>
-            <wp:docPr id="9" name="Kép 9"/>
+          <wp:inline distT="0" distB="0" distL="0" distR="0" wp14:anchorId="58AC8E00" wp14:editId="6ED0826B">
+            <wp:extent cx="3038899" cy="4334480"/>
+            <wp:effectExtent l="0" t="0" r="9525" b="9525"/>
+            <wp:docPr id="4" name="Kép 4"/>
             <wp:cNvGraphicFramePr>
               <a:graphicFrameLocks xmlns:a="http://schemas.openxmlformats.org/drawingml/2006/main" noChangeAspect="1"/>
             </wp:cNvGraphicFramePr>
@@ -2097,7 +2129,7 @@
                   <pic:spPr>
                     <a:xfrm>
                       <a:off x="0" y="0"/>
-                      <a:ext cx="5760720" cy="4220845"/>
+                      <a:ext cx="3038899" cy="4334480"/>
                     </a:xfrm>
                     <a:prstGeom prst="rect">
                       <a:avLst/>
@@ -2116,10 +2148,10 @@
       </w:pPr>
       <w:r>
         <w:lastRenderedPageBreak/>
-        <w:t>Csoportházirendek:</w:t>
-      </w:r>
-      <w:r>
-        <w:br/>
+        <w:t xml:space="preserve">Automatikus kilépés: a munkaidő lejártával </w:t>
+      </w:r>
+      <w:r>
+        <w:t>automatikusan ki lesz léptetve a dolgozó.</w:t>
       </w:r>
       <w:r>
         <w:rPr>
@@ -2167,10 +2199,27 @@
         <w:spacing w:after="160"/>
       </w:pPr>
       <w:r>
+        <w:br w:type="page"/>
+      </w:r>
+    </w:p>
+    <w:p>
+      <w:pPr>
+        <w:spacing w:after="160"/>
         <w:rPr>
           <w:noProof/>
         </w:rPr>
+      </w:pPr>
+      <w:r>
+        <w:rPr>
+          <w:noProof/>
+        </w:rPr>
         <w:lastRenderedPageBreak/>
+        <w:t>Automatikus meghajtó felcsatolás: minden munkás gépére automatikusan felcsatolódik a saját mappájuk egy hálózati meghajtóként egy batch fájl segítségével.</w:t>
+      </w:r>
+      <w:r>
+        <w:rPr>
+          <w:noProof/>
+        </w:rPr>
         <w:drawing>
           <wp:inline distT="0" distB="0" distL="0" distR="0" wp14:anchorId="10D5F56A" wp14:editId="7B349389">
             <wp:extent cx="5553850" cy="7525800"/>
@@ -2207,17 +2256,23 @@
           </wp:inline>
         </w:drawing>
       </w:r>
-      <w:r>
-        <w:br/>
-      </w:r>
-      <w:r>
+    </w:p>
+    <w:p>
+      <w:pPr>
+        <w:spacing w:after="160"/>
         <w:rPr>
           <w:noProof/>
         </w:rPr>
+      </w:pPr>
+      <w:r>
+        <w:rPr>
+          <w:noProof/>
+        </w:rPr>
+        <w:lastRenderedPageBreak/>
         <w:drawing>
-          <wp:inline distT="0" distB="0" distL="0" distR="0" wp14:anchorId="76E5F10E" wp14:editId="6E5DB01A">
-            <wp:extent cx="3486637" cy="1066949"/>
-            <wp:effectExtent l="0" t="0" r="0" b="0"/>
+          <wp:inline distT="0" distB="0" distL="0" distR="0" wp14:anchorId="76E5F10E" wp14:editId="74B373D1">
+            <wp:extent cx="4607626" cy="1409985"/>
+            <wp:effectExtent l="0" t="0" r="2540" b="0"/>
             <wp:docPr id="7" name="Kép 7"/>
             <wp:cNvGraphicFramePr>
               <a:graphicFrameLocks xmlns:a="http://schemas.openxmlformats.org/drawingml/2006/main" noChangeAspect="1"/>
@@ -2238,7 +2293,7 @@
                   <pic:spPr>
                     <a:xfrm>
                       <a:off x="0" y="0"/>
-                      <a:ext cx="3486637" cy="1066949"/>
+                      <a:ext cx="4647963" cy="1422328"/>
                     </a:xfrm>
                     <a:prstGeom prst="rect">
                       <a:avLst/>
@@ -2254,17 +2309,19 @@
     <w:p>
       <w:pPr>
         <w:spacing w:after="160"/>
-      </w:pPr>
-      <w:r>
         <w:rPr>
           <w:noProof/>
         </w:rPr>
-        <w:lastRenderedPageBreak/>
+      </w:pPr>
+      <w:r>
+        <w:rPr>
+          <w:noProof/>
+        </w:rPr>
         <w:drawing>
-          <wp:inline distT="0" distB="0" distL="0" distR="0" wp14:anchorId="7134215A" wp14:editId="77F07373">
-            <wp:extent cx="5534797" cy="7611537"/>
-            <wp:effectExtent l="0" t="0" r="8890" b="8890"/>
-            <wp:docPr id="12" name="Kép 12"/>
+          <wp:inline distT="0" distB="0" distL="0" distR="0" wp14:anchorId="296EE67B" wp14:editId="03D3C67B">
+            <wp:extent cx="5760720" cy="5415280"/>
+            <wp:effectExtent l="0" t="0" r="0" b="0"/>
+            <wp:docPr id="15" name="Kép 15"/>
             <wp:cNvGraphicFramePr>
               <a:graphicFrameLocks xmlns:a="http://schemas.openxmlformats.org/drawingml/2006/main" noChangeAspect="1"/>
             </wp:cNvGraphicFramePr>
@@ -2284,7 +2341,7 @@
                   <pic:spPr>
                     <a:xfrm>
                       <a:off x="0" y="0"/>
-                      <a:ext cx="5534797" cy="7611537"/>
+                      <a:ext cx="5760720" cy="5415280"/>
                     </a:xfrm>
                     <a:prstGeom prst="rect">
                       <a:avLst/>
@@ -2300,17 +2357,51 @@
     <w:p>
       <w:pPr>
         <w:spacing w:after="160"/>
-      </w:pPr>
-      <w:r>
         <w:rPr>
           <w:noProof/>
         </w:rPr>
+      </w:pPr>
+      <w:r>
+        <w:rPr>
+          <w:noProof/>
+        </w:rPr>
+        <w:br w:type="page"/>
+      </w:r>
+    </w:p>
+    <w:p>
+      <w:pPr>
+        <w:spacing w:after="160"/>
+        <w:rPr>
+          <w:noProof/>
+        </w:rPr>
+      </w:pPr>
+      <w:r>
+        <w:rPr>
+          <w:noProof/>
+        </w:rPr>
         <w:lastRenderedPageBreak/>
+        <w:t xml:space="preserve">Háttérkép beállítás: </w:t>
+      </w:r>
+      <w:r>
+        <w:rPr>
+          <w:noProof/>
+        </w:rPr>
+        <w:t>minden felhasználónak belépéskor beállítódik a megadott háttérkép.</w:t>
+      </w:r>
+    </w:p>
+    <w:p>
+      <w:pPr>
+        <w:spacing w:after="160"/>
+      </w:pPr>
+      <w:r>
+        <w:rPr>
+          <w:noProof/>
+        </w:rPr>
         <w:drawing>
-          <wp:inline distT="0" distB="0" distL="0" distR="0" wp14:anchorId="7E049FD2" wp14:editId="0B26EEAB">
-            <wp:extent cx="5760720" cy="5363845"/>
-            <wp:effectExtent l="0" t="0" r="0" b="8255"/>
-            <wp:docPr id="11" name="Kép 11"/>
+          <wp:inline distT="0" distB="0" distL="0" distR="0" wp14:anchorId="7134215A" wp14:editId="77F07373">
+            <wp:extent cx="5534797" cy="7611537"/>
+            <wp:effectExtent l="0" t="0" r="8890" b="8890"/>
+            <wp:docPr id="12" name="Kép 12"/>
             <wp:cNvGraphicFramePr>
               <a:graphicFrameLocks xmlns:a="http://schemas.openxmlformats.org/drawingml/2006/main" noChangeAspect="1"/>
             </wp:cNvGraphicFramePr>
@@ -2330,7 +2421,7 @@
                   <pic:spPr>
                     <a:xfrm>
                       <a:off x="0" y="0"/>
-                      <a:ext cx="5760720" cy="5363845"/>
+                      <a:ext cx="5534797" cy="7611537"/>
                     </a:xfrm>
                     <a:prstGeom prst="rect">
                       <a:avLst/>
@@ -2353,10 +2444,10 @@
         </w:rPr>
         <w:lastRenderedPageBreak/>
         <w:drawing>
-          <wp:inline distT="0" distB="0" distL="0" distR="0" wp14:anchorId="3FEB6F2F" wp14:editId="461544A7">
-            <wp:extent cx="5610225" cy="7562850"/>
-            <wp:effectExtent l="0" t="0" r="9525" b="0"/>
-            <wp:docPr id="13" name="Kép 13"/>
+          <wp:inline distT="0" distB="0" distL="0" distR="0" wp14:anchorId="7E049FD2" wp14:editId="0B26EEAB">
+            <wp:extent cx="5760720" cy="5363845"/>
+            <wp:effectExtent l="0" t="0" r="0" b="8255"/>
+            <wp:docPr id="11" name="Kép 11"/>
             <wp:cNvGraphicFramePr>
               <a:graphicFrameLocks xmlns:a="http://schemas.openxmlformats.org/drawingml/2006/main" noChangeAspect="1"/>
             </wp:cNvGraphicFramePr>
@@ -2376,7 +2467,7 @@
                   <pic:spPr>
                     <a:xfrm>
                       <a:off x="0" y="0"/>
-                      <a:ext cx="5610225" cy="7562850"/>
+                      <a:ext cx="5760720" cy="5363845"/>
                     </a:xfrm>
                     <a:prstGeom prst="rect">
                       <a:avLst/>
@@ -2394,15 +2485,45 @@
         <w:spacing w:after="160"/>
       </w:pPr>
       <w:r>
+        <w:br w:type="page"/>
+      </w:r>
+    </w:p>
+    <w:p>
+      <w:pPr>
+        <w:spacing w:after="160"/>
+      </w:pPr>
+      <w:r>
+        <w:lastRenderedPageBreak/>
+        <w:t xml:space="preserve">Az eladóknak belépéskor automatikusan megnyílik a </w:t>
+      </w:r>
+      <w:proofErr w:type="gramStart"/>
+      <w:r>
+        <w:t>lightmetals.local</w:t>
+      </w:r>
+      <w:proofErr w:type="gramEnd"/>
+      <w:r>
+        <w:t xml:space="preserve"> weboldal</w:t>
+      </w:r>
+      <w:r>
+        <w:t xml:space="preserve"> egy cmd fájl segítségével</w:t>
+      </w:r>
+      <w:r>
+        <w:t>.</w:t>
+      </w:r>
+    </w:p>
+    <w:p>
+      <w:pPr>
+        <w:spacing w:after="160"/>
+      </w:pPr>
+      <w:r>
         <w:rPr>
           <w:noProof/>
         </w:rPr>
-        <w:lastRenderedPageBreak/>
         <w:drawing>
-          <wp:inline distT="0" distB="0" distL="0" distR="0" wp14:anchorId="1CE8ED23" wp14:editId="2EDE2BDC">
-            <wp:extent cx="2781688" cy="895475"/>
-            <wp:effectExtent l="0" t="0" r="0" b="0"/>
-            <wp:docPr id="14" name="Kép 14"/>
+          <wp:inline distT="0" distB="0" distL="0" distR="0" wp14:anchorId="3FEB6F2F" wp14:editId="461544A7">
+            <wp:extent cx="5610225" cy="7562850"/>
+            <wp:effectExtent l="0" t="0" r="9525" b="0"/>
+            <wp:docPr id="13" name="Kép 13"/>
             <wp:cNvGraphicFramePr>
               <a:graphicFrameLocks xmlns:a="http://schemas.openxmlformats.org/drawingml/2006/main" noChangeAspect="1"/>
             </wp:cNvGraphicFramePr>
@@ -2422,7 +2543,7 @@
                   <pic:spPr>
                     <a:xfrm>
                       <a:off x="0" y="0"/>
-                      <a:ext cx="2781688" cy="895475"/>
+                      <a:ext cx="5610225" cy="7562850"/>
                     </a:xfrm>
                     <a:prstGeom prst="rect">
                       <a:avLst/>
@@ -2434,15 +2555,21 @@
           </wp:inline>
         </w:drawing>
       </w:r>
+    </w:p>
+    <w:p>
+      <w:pPr>
+        <w:spacing w:after="160"/>
+      </w:pPr>
       <w:r>
         <w:rPr>
           <w:noProof/>
         </w:rPr>
+        <w:lastRenderedPageBreak/>
         <w:drawing>
-          <wp:inline distT="0" distB="0" distL="0" distR="0" wp14:anchorId="70BF66BB" wp14:editId="3BB46181">
-            <wp:extent cx="5760720" cy="5415280"/>
-            <wp:effectExtent l="0" t="0" r="0" b="0"/>
-            <wp:docPr id="15" name="Kép 15"/>
+          <wp:inline distT="0" distB="0" distL="0" distR="0" wp14:anchorId="1CE8ED23" wp14:editId="5823D6AC">
+            <wp:extent cx="5607173" cy="1805049"/>
+            <wp:effectExtent l="0" t="0" r="0" b="5080"/>
+            <wp:docPr id="14" name="Kép 14"/>
             <wp:cNvGraphicFramePr>
               <a:graphicFrameLocks xmlns:a="http://schemas.openxmlformats.org/drawingml/2006/main" noChangeAspect="1"/>
             </wp:cNvGraphicFramePr>
@@ -2462,7 +2589,7 @@
                   <pic:spPr>
                     <a:xfrm>
                       <a:off x="0" y="0"/>
-                      <a:ext cx="5760720" cy="5415280"/>
+                      <a:ext cx="5615863" cy="1807847"/>
                     </a:xfrm>
                     <a:prstGeom prst="rect">
                       <a:avLst/>
@@ -2490,8 +2617,13 @@
       </w:r>
     </w:p>
     <w:p>
+      <w:proofErr w:type="gramStart"/>
       <w:r>
         <w:t>lightmetals.local</w:t>
+      </w:r>
+      <w:proofErr w:type="gramEnd"/>
+      <w:r>
+        <w:t>, ez szükséges az Active Directory működéséhez.</w:t>
       </w:r>
       <w:r>
         <w:br/>
@@ -2543,7 +2675,15 @@
     </w:p>
     <w:p>
       <w:r>
-        <w:t>Weblap, amely a lightmetals.local címen fut a szerveren</w:t>
+        <w:t xml:space="preserve">Weblap, amely a </w:t>
+      </w:r>
+      <w:proofErr w:type="gramStart"/>
+      <w:r>
+        <w:t>lightmetals.local</w:t>
+      </w:r>
+      <w:proofErr w:type="gramEnd"/>
+      <w:r>
+        <w:t xml:space="preserve"> címen fut a szerveren</w:t>
       </w:r>
       <w:r>
         <w:t>, és ez elérhető a kliensről is</w:t>
@@ -2607,7 +2747,13 @@
       <w:r>
         <w:lastRenderedPageBreak/>
         <w:br/>
-        <w:t>Automatizált szoftvertelepítés kliensre: OpenVPN automatikusan települ a gépekre csoportházirend segítségé</w:t>
+        <w:t>Automatizált szoftvertelepítés kliensre: OpenVPN automatikusan települ a gépekre csoportházirend</w:t>
+      </w:r>
+      <w:r>
+        <w:t xml:space="preserve"> és PowerShell szkript</w:t>
+      </w:r>
+      <w:r>
+        <w:t xml:space="preserve"> segítségé</w:t>
       </w:r>
       <w:r>
         <w:t>vel.</w:t>
@@ -2772,7 +2918,15 @@
     </w:p>
     <w:p>
       <w:r>
-        <w:t>Automatikusan lementi a Megosztasok mappát a /home/Saves mappába, minden Vasárnap.l</w:t>
+        <w:t xml:space="preserve">Automatikusan lementi a Megosztasok mappát a /home/Saves mappába, minden </w:t>
+      </w:r>
+      <w:proofErr w:type="gramStart"/>
+      <w:r>
+        <w:t>Vasárnap</w:t>
+      </w:r>
+      <w:proofErr w:type="gramEnd"/>
+      <w:r>
+        <w:t>.l</w:t>
       </w:r>
     </w:p>
     <w:p>

--- a/Mesterremek.docx
+++ b/Mesterremek.docx
@@ -1,13 +1,18 @@
 
 <file path=word/document.xml><?xml version="1.0" encoding="utf-8"?>
-<w:document xmlns:wpc="http://schemas.microsoft.com/office/word/2010/wordprocessingCanvas" xmlns:cx="http://schemas.microsoft.com/office/drawing/2014/chartex" xmlns:cx1="http://schemas.microsoft.com/office/drawing/2015/9/8/chartex" xmlns:cx2="http://schemas.microsoft.com/office/drawing/2015/10/21/chartex" xmlns:cx3="http://schemas.microsoft.com/office/drawing/2016/5/9/chartex" xmlns:cx4="http://schemas.microsoft.com/office/drawing/2016/5/10/chartex" xmlns:cx5="http://schemas.microsoft.com/office/drawing/2016/5/11/chartex" xmlns:cx6="http://schemas.microsoft.com/office/drawing/2016/5/12/chartex" xmlns:cx7="http://schemas.microsoft.com/office/drawing/2016/5/13/chartex" xmlns:cx8="http://schemas.microsoft.com/office/drawing/2016/5/14/chartex" xmlns:mc="http://schemas.openxmlformats.org/markup-compatibility/2006" xmlns:aink="http://schemas.microsoft.com/office/drawing/2016/ink" xmlns:am3d="http://schemas.microsoft.com/office/drawing/2017/model3d" xmlns:o="urn:schemas-microsoft-com:office:office" xmlns:oel="http://schemas.microsoft.com/office/2019/extlst" xmlns:r="http://schemas.openxmlformats.org/officeDocument/2006/relationships" xmlns:m="http://schemas.openxmlformats.org/officeDocument/2006/math" xmlns:v="urn:schemas-microsoft-com:vml" xmlns:wp14="http://schemas.microsoft.com/office/word/2010/wordprocessingDrawing" xmlns:wp="http://schemas.openxmlformats.org/drawingml/2006/wordprocessingDrawing" xmlns:w10="urn:schemas-microsoft-com:office:word" xmlns:w="http://schemas.openxmlformats.org/wordprocessingml/2006/main" xmlns:w14="http://schemas.microsoft.com/office/word/2010/wordml" xmlns:w15="http://schemas.microsoft.com/office/word/2012/wordml" xmlns:w16cex="http://schemas.microsoft.com/office/word/2018/wordml/cex" xmlns:w16cid="http://schemas.microsoft.com/office/word/2016/wordml/cid" xmlns:w16="http://schemas.microsoft.com/office/word/2018/wordml" xmlns:w16du="http://schemas.microsoft.com/office/word/2023/wordml/word16du" xmlns:w16sdtdh="http://schemas.microsoft.com/office/word/2020/wordml/sdtdatahash" xmlns:w16sdtfl="http://schemas.microsoft.com/office/word/2024/wordml/sdtformatlock" xmlns:w16se="http://schemas.microsoft.com/office/word/2015/wordml/symex" xmlns:wpg="http://schemas.microsoft.com/office/word/2010/wordprocessingGroup" xmlns:wpi="http://schemas.microsoft.com/office/word/2010/wordprocessingInk" xmlns:wne="http://schemas.microsoft.com/office/word/2006/wordml" xmlns:wps="http://schemas.microsoft.com/office/word/2010/wordprocessingShape" mc:Ignorable="w14 w15 w16se w16cid w16 w16cex w16sdtdh w16sdtfl w16du wp14">
+<w:document xmlns:wpc="http://schemas.microsoft.com/office/word/2010/wordprocessingCanvas" xmlns:cx="http://schemas.microsoft.com/office/drawing/2014/chartex" xmlns:mc="http://schemas.openxmlformats.org/markup-compatibility/2006" xmlns:o="urn:schemas-microsoft-com:office:office" xmlns:r="http://schemas.openxmlformats.org/officeDocument/2006/relationships" xmlns:m="http://schemas.openxmlformats.org/officeDocument/2006/math" xmlns:v="urn:schemas-microsoft-com:vml" xmlns:wp14="http://schemas.microsoft.com/office/word/2010/wordprocessingDrawing" xmlns:wp="http://schemas.openxmlformats.org/drawingml/2006/wordprocessingDrawing" xmlns:w10="urn:schemas-microsoft-com:office:word" xmlns:w="http://schemas.openxmlformats.org/wordprocessingml/2006/main" xmlns:w14="http://schemas.microsoft.com/office/word/2010/wordml" xmlns:w15="http://schemas.microsoft.com/office/word/2012/wordml" xmlns:w16se="http://schemas.microsoft.com/office/word/2015/wordml/symex" xmlns:wpg="http://schemas.microsoft.com/office/word/2010/wordprocessingGroup" xmlns:wpi="http://schemas.microsoft.com/office/word/2010/wordprocessingInk" xmlns:wne="http://schemas.microsoft.com/office/word/2006/wordml" xmlns:wps="http://schemas.microsoft.com/office/word/2010/wordprocessingShape" mc:Ignorable="w14 w15 w16se wp14">
   <w:body>
     <w:p>
       <w:pPr>
         <w:pStyle w:val="Cm"/>
       </w:pPr>
-      <w:r>
-        <w:t>Lightmetals kft. hálózatfejlesztés</w:t>
+      <w:proofErr w:type="spellStart"/>
+      <w:r>
+        <w:t>Lightmetals</w:t>
+      </w:r>
+      <w:proofErr w:type="spellEnd"/>
+      <w:r>
+        <w:t xml:space="preserve"> kft. hálózatfejlesztés</w:t>
       </w:r>
     </w:p>
     <w:p>
@@ -1615,7 +1620,21 @@
         <w:rPr>
           <w:rFonts w:cs="Times New Roman"/>
         </w:rPr>
-        <w:t xml:space="preserve">Feladatunk az, hogy tovább fejlesszük a Lightmetals Kft. hálózatát. Az eddigi hálózat egy egyszerű irodai hálózat volt, most viszont bővítjük a helyiségeket, ezért szükséges felújítani a hálózatot. Az iroda egy új gépszobával bővül, valamint </w:t>
+        <w:t xml:space="preserve">Feladatunk az, hogy tovább fejlesszük a </w:t>
+      </w:r>
+      <w:proofErr w:type="spellStart"/>
+      <w:r>
+        <w:rPr>
+          <w:rFonts w:cs="Times New Roman"/>
+        </w:rPr>
+        <w:t>Lightmetals</w:t>
+      </w:r>
+      <w:proofErr w:type="spellEnd"/>
+      <w:r>
+        <w:rPr>
+          <w:rFonts w:cs="Times New Roman"/>
+        </w:rPr>
+        <w:t xml:space="preserve"> Kft. hálózatát. Az eddigi hálózat egy egyszerű irodai hálózat volt, most viszont bővítjük a helyiségeket, ezért szükséges felújítani a hálózatot. Az iroda egy új gépszobával bővül, valamint </w:t>
       </w:r>
       <w:r>
         <w:rPr>
@@ -1689,6 +1708,7 @@
         </w:rPr>
         <w:t xml:space="preserve"> </w:t>
       </w:r>
+      <w:proofErr w:type="spellStart"/>
       <w:r>
         <w:rPr>
           <w:rFonts w:cs="Times New Roman"/>
@@ -1699,7 +1719,14 @@
         <w:rPr>
           <w:rFonts w:cs="Times New Roman"/>
         </w:rPr>
-        <w:t>kel vannak összekötve</w:t>
+        <w:t>kel</w:t>
+      </w:r>
+      <w:proofErr w:type="spellEnd"/>
+      <w:r>
+        <w:rPr>
+          <w:rFonts w:cs="Times New Roman"/>
+        </w:rPr>
+        <w:t xml:space="preserve"> vannak összekötve</w:t>
       </w:r>
       <w:r>
         <w:rPr>
@@ -1768,13 +1795,34 @@
         <w:t>4</w:t>
       </w:r>
       <w:r>
-        <w:t xml:space="preserve"> VLAN-t. Az irodai routeren DHCP szolgáltatást hozunk létre, míg a gyárban a gépeknek statikus IP-címe van. A gyári és az irodai routereket OSPFv2-vel kötjük össze, a szerverek felé pedig BGP-</w:t>
-      </w:r>
+        <w:t xml:space="preserve"> VLAN-t. Az irodai </w:t>
+      </w:r>
+      <w:proofErr w:type="spellStart"/>
+      <w:r>
+        <w:t>routeren</w:t>
+      </w:r>
+      <w:proofErr w:type="spellEnd"/>
+      <w:r>
+        <w:t xml:space="preserve"> DHCP szolgáltatást hozunk létre, míg a gyárban a gépeknek statikus IP-címe van. A gyári és az irodai </w:t>
+      </w:r>
+      <w:proofErr w:type="spellStart"/>
+      <w:r>
+        <w:t>routereket</w:t>
+      </w:r>
+      <w:proofErr w:type="spellEnd"/>
+      <w:r>
+        <w:t xml:space="preserve"> OSPFv2-vel kötjük össze, a szerverek felé pedig BGP-</w:t>
+      </w:r>
+      <w:proofErr w:type="spellStart"/>
       <w:r>
         <w:t>v</w:t>
       </w:r>
       <w:r>
-        <w:t xml:space="preserve">el </w:t>
+        <w:t>el</w:t>
+      </w:r>
+      <w:proofErr w:type="spellEnd"/>
+      <w:r>
+        <w:t xml:space="preserve"> </w:t>
       </w:r>
       <w:r>
         <w:t>hozunk létre útvonalat</w:t>
@@ -1783,7 +1831,15 @@
         <w:t>.</w:t>
       </w:r>
       <w:r>
-        <w:t xml:space="preserve"> Az RFID kártyaolvasót felkonfiguráljuk úgy, hogy csak a megfelelő kártyával lehessen belépni. A vezeték nélküli hálózatot egy Access Point használatával valósítjuk meg, ezen létrehozunk egy dolgozói és egy vendég WLAN-t.</w:t>
+        <w:t xml:space="preserve"> Az RFID kártyaolvasót felkonfiguráljuk úgy, hogy csak a megfelelő kártyával lehessen belépni. A vezeték nélküli hálózatot egy Access </w:t>
+      </w:r>
+      <w:proofErr w:type="spellStart"/>
+      <w:r>
+        <w:t>Point</w:t>
+      </w:r>
+      <w:proofErr w:type="spellEnd"/>
+      <w:r>
+        <w:t xml:space="preserve"> használatával valósítjuk meg, ezen létrehozunk egy dolgozói és egy vendég WLAN-t.</w:t>
       </w:r>
     </w:p>
     <w:p>
@@ -1819,7 +1875,23 @@
     </w:p>
     <w:p>
       <w:r>
-        <w:t>-Packet Tracer: Mikó Zsolt, Bobák Tamás, Szikra Márton</w:t>
+        <w:t>-</w:t>
+      </w:r>
+      <w:proofErr w:type="spellStart"/>
+      <w:r>
+        <w:t>Packet</w:t>
+      </w:r>
+      <w:proofErr w:type="spellEnd"/>
+      <w:r>
+        <w:t xml:space="preserve"> </w:t>
+      </w:r>
+      <w:proofErr w:type="spellStart"/>
+      <w:r>
+        <w:t>Tracer</w:t>
+      </w:r>
+      <w:proofErr w:type="spellEnd"/>
+      <w:r>
+        <w:t>: Mikó Zsolt, Bobák Tamás, Szikra Márton</w:t>
       </w:r>
     </w:p>
     <w:p>
@@ -1891,6 +1963,7 @@
       <w:r>
         <w:rPr>
           <w:noProof/>
+          <w:lang w:eastAsia="hu-HU"/>
         </w:rPr>
         <w:drawing>
           <wp:inline distT="0" distB="0" distL="0" distR="0" wp14:anchorId="318064B4" wp14:editId="654BB26E">
@@ -1954,16 +2027,34 @@
       <w:bookmarkEnd w:id="5"/>
     </w:p>
     <w:p>
-      <w:r>
-        <w:t xml:space="preserve">Active Directory: </w:t>
+      <w:proofErr w:type="spellStart"/>
+      <w:r>
+        <w:t>Active</w:t>
+      </w:r>
+      <w:proofErr w:type="spellEnd"/>
+      <w:r>
+        <w:t xml:space="preserve"> </w:t>
+      </w:r>
+      <w:proofErr w:type="spellStart"/>
+      <w:r>
+        <w:t>Directory</w:t>
+      </w:r>
+      <w:proofErr w:type="spellEnd"/>
+      <w:r>
+        <w:t xml:space="preserve">: </w:t>
       </w:r>
     </w:p>
     <w:p>
       <w:r>
         <w:t xml:space="preserve">A </w:t>
       </w:r>
-      <w:r>
-        <w:t xml:space="preserve">Lightmetals Kft. minden </w:t>
+      <w:proofErr w:type="spellStart"/>
+      <w:r>
+        <w:t>Lightmetals</w:t>
+      </w:r>
+      <w:proofErr w:type="spellEnd"/>
+      <w:r>
+        <w:t xml:space="preserve"> Kft. minden </w:t>
       </w:r>
       <w:r>
         <w:t>munkásá</w:t>
@@ -1971,11 +2062,11 @@
       <w:r>
         <w:t xml:space="preserve">nak gépe be van léptetve a </w:t>
       </w:r>
-      <w:proofErr w:type="gramStart"/>
+      <w:proofErr w:type="spellStart"/>
       <w:r>
         <w:t>lightmetals.local</w:t>
       </w:r>
-      <w:proofErr w:type="gramEnd"/>
+      <w:proofErr w:type="spellEnd"/>
       <w:r>
         <w:t xml:space="preserve"> tartományba</w:t>
       </w:r>
@@ -2003,6 +2094,7 @@
       <w:r>
         <w:rPr>
           <w:noProof/>
+          <w:lang w:eastAsia="hu-HU"/>
         </w:rPr>
         <w:drawing>
           <wp:inline distT="0" distB="0" distL="0" distR="0" wp14:anchorId="47980E5B" wp14:editId="1432B029">
@@ -2046,6 +2138,7 @@
       <w:r>
         <w:rPr>
           <w:noProof/>
+          <w:lang w:eastAsia="hu-HU"/>
         </w:rPr>
         <w:lastRenderedPageBreak/>
         <w:drawing>
@@ -2104,6 +2197,7 @@
       <w:r>
         <w:rPr>
           <w:noProof/>
+          <w:lang w:eastAsia="hu-HU"/>
         </w:rPr>
         <w:drawing>
           <wp:inline distT="0" distB="0" distL="0" distR="0" wp14:anchorId="58AC8E00" wp14:editId="6ED0826B">
@@ -2156,6 +2250,7 @@
       <w:r>
         <w:rPr>
           <w:noProof/>
+          <w:lang w:eastAsia="hu-HU"/>
         </w:rPr>
         <w:drawing>
           <wp:inline distT="0" distB="0" distL="0" distR="0" wp14:anchorId="0F4E0254" wp14:editId="3EBBF6E1">
@@ -2219,6 +2314,7 @@
       <w:r>
         <w:rPr>
           <w:noProof/>
+          <w:lang w:eastAsia="hu-HU"/>
         </w:rPr>
         <w:drawing>
           <wp:inline distT="0" distB="0" distL="0" distR="0" wp14:anchorId="10D5F56A" wp14:editId="7B349389">
@@ -2267,6 +2363,7 @@
       <w:r>
         <w:rPr>
           <w:noProof/>
+          <w:lang w:eastAsia="hu-HU"/>
         </w:rPr>
         <w:lastRenderedPageBreak/>
         <w:drawing>
@@ -2316,6 +2413,7 @@
       <w:r>
         <w:rPr>
           <w:noProof/>
+          <w:lang w:eastAsia="hu-HU"/>
         </w:rPr>
         <w:drawing>
           <wp:inline distT="0" distB="0" distL="0" distR="0" wp14:anchorId="296EE67B" wp14:editId="03D3C67B">
@@ -2396,6 +2494,7 @@
       <w:r>
         <w:rPr>
           <w:noProof/>
+          <w:lang w:eastAsia="hu-HU"/>
         </w:rPr>
         <w:drawing>
           <wp:inline distT="0" distB="0" distL="0" distR="0" wp14:anchorId="7134215A" wp14:editId="77F07373">
@@ -2441,6 +2540,7 @@
       <w:r>
         <w:rPr>
           <w:noProof/>
+          <w:lang w:eastAsia="hu-HU"/>
         </w:rPr>
         <w:lastRenderedPageBreak/>
         <w:drawing>
@@ -2496,11 +2596,11 @@
         <w:lastRenderedPageBreak/>
         <w:t xml:space="preserve">Az eladóknak belépéskor automatikusan megnyílik a </w:t>
       </w:r>
-      <w:proofErr w:type="gramStart"/>
+      <w:proofErr w:type="spellStart"/>
       <w:r>
         <w:t>lightmetals.local</w:t>
       </w:r>
-      <w:proofErr w:type="gramEnd"/>
+      <w:proofErr w:type="spellEnd"/>
       <w:r>
         <w:t xml:space="preserve"> weboldal</w:t>
       </w:r>
@@ -2518,6 +2618,7 @@
       <w:r>
         <w:rPr>
           <w:noProof/>
+          <w:lang w:eastAsia="hu-HU"/>
         </w:rPr>
         <w:drawing>
           <wp:inline distT="0" distB="0" distL="0" distR="0" wp14:anchorId="3FEB6F2F" wp14:editId="461544A7">
@@ -2563,6 +2664,7 @@
       <w:r>
         <w:rPr>
           <w:noProof/>
+          <w:lang w:eastAsia="hu-HU"/>
         </w:rPr>
         <w:lastRenderedPageBreak/>
         <w:drawing>
@@ -2617,13 +2719,31 @@
       </w:r>
     </w:p>
     <w:p>
+      <w:proofErr w:type="spellStart"/>
       <w:proofErr w:type="gramStart"/>
       <w:r>
         <w:t>lightmetals.local</w:t>
       </w:r>
+      <w:proofErr w:type="spellEnd"/>
       <w:proofErr w:type="gramEnd"/>
       <w:r>
-        <w:t>, ez szükséges az Active Directory működéséhez.</w:t>
+        <w:t xml:space="preserve">, ez szükséges az </w:t>
+      </w:r>
+      <w:proofErr w:type="spellStart"/>
+      <w:r>
+        <w:t>Active</w:t>
+      </w:r>
+      <w:proofErr w:type="spellEnd"/>
+      <w:r>
+        <w:t xml:space="preserve"> </w:t>
+      </w:r>
+      <w:proofErr w:type="spellStart"/>
+      <w:r>
+        <w:t>Directory</w:t>
+      </w:r>
+      <w:proofErr w:type="spellEnd"/>
+      <w:r>
+        <w:t xml:space="preserve"> működéséhez.</w:t>
       </w:r>
       <w:r>
         <w:br/>
@@ -2631,6 +2751,7 @@
       <w:r>
         <w:rPr>
           <w:noProof/>
+          <w:lang w:eastAsia="hu-HU"/>
         </w:rPr>
         <w:drawing>
           <wp:inline distT="0" distB="0" distL="0" distR="0" wp14:anchorId="1AE9A373" wp14:editId="38D6EEFA">
@@ -2677,11 +2798,11 @@
       <w:r>
         <w:t xml:space="preserve">Weblap, amely a </w:t>
       </w:r>
-      <w:proofErr w:type="gramStart"/>
+      <w:proofErr w:type="spellStart"/>
       <w:r>
         <w:t>lightmetals.local</w:t>
       </w:r>
-      <w:proofErr w:type="gramEnd"/>
+      <w:proofErr w:type="spellEnd"/>
       <w:r>
         <w:t xml:space="preserve"> címen fut a szerveren</w:t>
       </w:r>
@@ -2697,6 +2818,7 @@
       <w:r>
         <w:rPr>
           <w:noProof/>
+          <w:lang w:eastAsia="hu-HU"/>
         </w:rPr>
         <w:drawing>
           <wp:inline distT="0" distB="0" distL="0" distR="0" wp14:anchorId="0FE57A4A" wp14:editId="1533AAE8">
@@ -2747,11 +2869,24 @@
       <w:r>
         <w:lastRenderedPageBreak/>
         <w:br/>
-        <w:t>Automatizált szoftvertelepítés kliensre: OpenVPN automatikusan települ a gépekre csoportházirend</w:t>
-      </w:r>
-      <w:r>
-        <w:t xml:space="preserve"> és PowerShell szkript</w:t>
-      </w:r>
+        <w:t xml:space="preserve">Automatizált szoftvertelepítés kliensre: </w:t>
+      </w:r>
+      <w:proofErr w:type="spellStart"/>
+      <w:r>
+        <w:t>OpenVPN</w:t>
+      </w:r>
+      <w:proofErr w:type="spellEnd"/>
+      <w:r>
+        <w:t xml:space="preserve"> automatikusan települ a gépekre csoportházirend</w:t>
+      </w:r>
+      <w:r>
+        <w:t xml:space="preserve"> és PowerShell </w:t>
+      </w:r>
+      <w:proofErr w:type="spellStart"/>
+      <w:r>
+        <w:t>szkript</w:t>
+      </w:r>
+      <w:proofErr w:type="spellEnd"/>
       <w:r>
         <w:t xml:space="preserve"> segítségé</w:t>
       </w:r>
@@ -2763,6 +2898,7 @@
       <w:r>
         <w:rPr>
           <w:noProof/>
+          <w:lang w:eastAsia="hu-HU"/>
         </w:rPr>
         <w:drawing>
           <wp:inline distT="0" distB="0" distL="0" distR="0" wp14:anchorId="1B322B92" wp14:editId="5DDA962B">
@@ -2805,6 +2941,7 @@
       <w:r>
         <w:rPr>
           <w:noProof/>
+          <w:lang w:eastAsia="hu-HU"/>
         </w:rPr>
         <w:lastRenderedPageBreak/>
         <w:drawing>
@@ -2883,8 +3020,13 @@
     </w:p>
     <w:p>
       <w:r>
-        <w:t>Felhasználó: LM_Linux_SRV</w:t>
-      </w:r>
+        <w:t xml:space="preserve">Felhasználó: </w:t>
+      </w:r>
+      <w:proofErr w:type="spellStart"/>
+      <w:r>
+        <w:t>LM_Linux_SRV</w:t>
+      </w:r>
+      <w:proofErr w:type="spellEnd"/>
     </w:p>
     <w:p>
       <w:r>
@@ -2913,21 +3055,55 @@
     </w:p>
     <w:p>
       <w:r>
-        <w:t>Backup, cron:</w:t>
-      </w:r>
-    </w:p>
-    <w:p>
-      <w:r>
-        <w:t xml:space="preserve">Automatikusan lementi a Megosztasok mappát a /home/Saves mappába, minden </w:t>
+        <w:t xml:space="preserve">Backup, </w:t>
+      </w:r>
+      <w:proofErr w:type="spellStart"/>
+      <w:r>
+        <w:t>cron</w:t>
+      </w:r>
+      <w:proofErr w:type="spellEnd"/>
+      <w:r>
+        <w:t>:</w:t>
+      </w:r>
+    </w:p>
+    <w:p>
+      <w:r>
+        <w:t xml:space="preserve">Automatikusan lementi a </w:t>
+      </w:r>
+      <w:proofErr w:type="spellStart"/>
+      <w:r>
+        <w:t>Megosztasok</w:t>
+      </w:r>
+      <w:proofErr w:type="spellEnd"/>
+      <w:r>
+        <w:t xml:space="preserve"> mappát a /</w:t>
+      </w:r>
+      <w:proofErr w:type="spellStart"/>
+      <w:r>
+        <w:t>home</w:t>
+      </w:r>
+      <w:proofErr w:type="spellEnd"/>
+      <w:r>
+        <w:t>/</w:t>
+      </w:r>
+      <w:proofErr w:type="spellStart"/>
+      <w:r>
+        <w:t>Saves</w:t>
+      </w:r>
+      <w:proofErr w:type="spellEnd"/>
+      <w:r>
+        <w:t xml:space="preserve"> mappába, minden </w:t>
+      </w:r>
+      <w:proofErr w:type="spellStart"/>
+      <w:r>
+        <w:t>Vasárnap</w:t>
       </w:r>
       <w:proofErr w:type="gramStart"/>
       <w:r>
-        <w:t>Vasárnap</w:t>
-      </w:r>
+        <w:t>.l</w:t>
+      </w:r>
+      <w:proofErr w:type="spellEnd"/>
       <w:proofErr w:type="gramEnd"/>
-      <w:r>
-        <w:t>.l</w:t>
-      </w:r>
     </w:p>
     <w:p>
       <w:r>
@@ -2936,25 +3112,72 @@
     </w:p>
     <w:p>
       <w:r>
-        <w:t>192.168.50.0/24 Hálózatnak oszt IP-címeket 192.168.50.50-tól 192.168.50.100-ig. A DNS szerver 10.10.10.10-nek van megadva. A Default Gateway a 192.168.50.1.</w:t>
-      </w:r>
-    </w:p>
-    <w:p>
+        <w:t xml:space="preserve">192.168.50.0/24 Hálózatnak oszt IP-címeket 192.168.50.50-tól 192.168.50.100-ig. A DNS szerver 10.10.10.10-nek van megadva. A </w:t>
+      </w:r>
+      <w:proofErr w:type="spellStart"/>
+      <w:r>
+        <w:t>Default</w:t>
+      </w:r>
+      <w:proofErr w:type="spellEnd"/>
+      <w:r>
+        <w:t xml:space="preserve"> </w:t>
+      </w:r>
+      <w:proofErr w:type="spellStart"/>
+      <w:r>
+        <w:t>Gateway</w:t>
+      </w:r>
+      <w:proofErr w:type="spellEnd"/>
+      <w:r>
+        <w:t xml:space="preserve"> a 192.168.50.1.</w:t>
+      </w:r>
+    </w:p>
+    <w:p>
+      <w:proofErr w:type="spellStart"/>
       <w:r>
         <w:t>WebDAV</w:t>
       </w:r>
+      <w:proofErr w:type="spellEnd"/>
       <w:r>
         <w:t>:</w:t>
       </w:r>
     </w:p>
     <w:p>
       <w:r>
-        <w:t>Fájlmegosztás. a megosztott mappa a /home/pi/Public/Megosztasok. Működik Windows és Linux-on is.</w:t>
-      </w:r>
-    </w:p>
-    <w:p>
-      <w:r>
-        <w:t>Cups:</w:t>
+        <w:t>Fájlmegosztás. a megosztott mappa a /</w:t>
+      </w:r>
+      <w:proofErr w:type="spellStart"/>
+      <w:r>
+        <w:t>home</w:t>
+      </w:r>
+      <w:proofErr w:type="spellEnd"/>
+      <w:r>
+        <w:t>/pi/Public/</w:t>
+      </w:r>
+      <w:proofErr w:type="spellStart"/>
+      <w:r>
+        <w:t>Megosztasok</w:t>
+      </w:r>
+      <w:proofErr w:type="spellEnd"/>
+      <w:r>
+        <w:t>. Működik Windows és Linux-</w:t>
+      </w:r>
+      <w:proofErr w:type="spellStart"/>
+      <w:r>
+        <w:t>on</w:t>
+      </w:r>
+      <w:proofErr w:type="spellEnd"/>
+      <w:r>
+        <w:t xml:space="preserve"> is.</w:t>
+      </w:r>
+    </w:p>
+    <w:p>
+      <w:proofErr w:type="spellStart"/>
+      <w:r>
+        <w:t>Cups</w:t>
+      </w:r>
+      <w:proofErr w:type="spellEnd"/>
+      <w:r>
+        <w:t>:</w:t>
       </w:r>
     </w:p>
     <w:p>
@@ -2988,49 +3211,2388 @@
       </w:r>
       <w:bookmarkEnd w:id="10"/>
     </w:p>
-    <w:p/>
+    <w:p>
+      <w:pPr>
+        <w:rPr>
+          <w:u w:val="single"/>
+        </w:rPr>
+      </w:pPr>
+      <w:r>
+        <w:rPr>
+          <w:u w:val="single"/>
+        </w:rPr>
+        <w:t>Iroda:</w:t>
+      </w:r>
+    </w:p>
+    <w:tbl>
+      <w:tblPr>
+        <w:tblW w:w="3676" w:type="dxa"/>
+        <w:tblCellMar>
+          <w:left w:w="70" w:type="dxa"/>
+          <w:right w:w="70" w:type="dxa"/>
+        </w:tblCellMar>
+        <w:tblLook w:val="04A0" w:firstRow="1" w:lastRow="0" w:firstColumn="1" w:lastColumn="0" w:noHBand="0" w:noVBand="1"/>
+      </w:tblPr>
+      <w:tblGrid>
+        <w:gridCol w:w="983"/>
+        <w:gridCol w:w="1275"/>
+        <w:gridCol w:w="1418"/>
+      </w:tblGrid>
+      <w:tr>
+        <w:trPr>
+          <w:trHeight w:val="300"/>
+        </w:trPr>
+        <w:tc>
+          <w:tcPr>
+            <w:tcW w:w="3676" w:type="dxa"/>
+            <w:gridSpan w:val="3"/>
+            <w:tcBorders>
+              <w:top w:val="single" w:sz="8" w:space="0" w:color="auto"/>
+              <w:left w:val="single" w:sz="8" w:space="0" w:color="auto"/>
+              <w:bottom w:val="single" w:sz="8" w:space="0" w:color="auto"/>
+              <w:right w:val="single" w:sz="8" w:space="0" w:color="000000"/>
+            </w:tcBorders>
+            <w:shd w:val="clear" w:color="000000" w:fill="C6E0B4"/>
+            <w:noWrap/>
+            <w:vAlign w:val="center"/>
+            <w:hideMark/>
+          </w:tcPr>
+          <w:p>
+            <w:pPr>
+              <w:spacing w:line="240" w:lineRule="auto"/>
+              <w:jc w:val="center"/>
+              <w:rPr>
+                <w:rFonts w:ascii="Calibri" w:eastAsia="Times New Roman" w:hAnsi="Calibri" w:cs="Calibri"/>
+                <w:b/>
+                <w:bCs/>
+                <w:sz w:val="22"/>
+                <w:lang w:eastAsia="hu-HU"/>
+              </w:rPr>
+            </w:pPr>
+            <w:r>
+              <w:rPr>
+                <w:rFonts w:ascii="Calibri" w:eastAsia="Times New Roman" w:hAnsi="Calibri" w:cs="Calibri"/>
+                <w:b/>
+                <w:bCs/>
+                <w:sz w:val="22"/>
+                <w:lang w:eastAsia="hu-HU"/>
+              </w:rPr>
+              <w:t>Iroda</w:t>
+            </w:r>
+          </w:p>
+        </w:tc>
+      </w:tr>
+      <w:tr>
+        <w:trPr>
+          <w:trHeight w:val="288"/>
+        </w:trPr>
+        <w:tc>
+          <w:tcPr>
+            <w:tcW w:w="983" w:type="dxa"/>
+            <w:tcBorders>
+              <w:top w:val="nil"/>
+              <w:left w:val="single" w:sz="8" w:space="0" w:color="auto"/>
+              <w:bottom w:val="single" w:sz="4" w:space="0" w:color="auto"/>
+              <w:right w:val="single" w:sz="4" w:space="0" w:color="auto"/>
+            </w:tcBorders>
+            <w:shd w:val="clear" w:color="FEF2CB" w:fill="FEF2CB"/>
+            <w:noWrap/>
+            <w:vAlign w:val="center"/>
+            <w:hideMark/>
+          </w:tcPr>
+          <w:p>
+            <w:pPr>
+              <w:spacing w:line="240" w:lineRule="auto"/>
+              <w:jc w:val="center"/>
+              <w:rPr>
+                <w:rFonts w:ascii="Calibri" w:eastAsia="Times New Roman" w:hAnsi="Calibri" w:cs="Calibri"/>
+                <w:sz w:val="22"/>
+                <w:lang w:eastAsia="hu-HU"/>
+              </w:rPr>
+            </w:pPr>
+            <w:r>
+              <w:rPr>
+                <w:rFonts w:ascii="Calibri" w:eastAsia="Times New Roman" w:hAnsi="Calibri" w:cs="Calibri"/>
+                <w:sz w:val="22"/>
+                <w:lang w:eastAsia="hu-HU"/>
+              </w:rPr>
+              <w:t>VLAN ID</w:t>
+            </w:r>
+          </w:p>
+        </w:tc>
+        <w:tc>
+          <w:tcPr>
+            <w:tcW w:w="1275" w:type="dxa"/>
+            <w:tcBorders>
+              <w:top w:val="nil"/>
+              <w:left w:val="nil"/>
+              <w:bottom w:val="single" w:sz="4" w:space="0" w:color="auto"/>
+              <w:right w:val="single" w:sz="4" w:space="0" w:color="auto"/>
+            </w:tcBorders>
+            <w:shd w:val="clear" w:color="FEF2CB" w:fill="FEF2CB"/>
+            <w:noWrap/>
+            <w:vAlign w:val="center"/>
+            <w:hideMark/>
+          </w:tcPr>
+          <w:p>
+            <w:pPr>
+              <w:spacing w:line="240" w:lineRule="auto"/>
+              <w:jc w:val="center"/>
+              <w:rPr>
+                <w:rFonts w:ascii="Calibri" w:eastAsia="Times New Roman" w:hAnsi="Calibri" w:cs="Calibri"/>
+                <w:sz w:val="22"/>
+                <w:lang w:eastAsia="hu-HU"/>
+              </w:rPr>
+            </w:pPr>
+            <w:r>
+              <w:rPr>
+                <w:rFonts w:ascii="Calibri" w:eastAsia="Times New Roman" w:hAnsi="Calibri" w:cs="Calibri"/>
+                <w:sz w:val="22"/>
+                <w:lang w:eastAsia="hu-HU"/>
+              </w:rPr>
+              <w:t>VLAN név</w:t>
+            </w:r>
+          </w:p>
+        </w:tc>
+        <w:tc>
+          <w:tcPr>
+            <w:tcW w:w="1418" w:type="dxa"/>
+            <w:tcBorders>
+              <w:top w:val="nil"/>
+              <w:left w:val="nil"/>
+              <w:bottom w:val="single" w:sz="4" w:space="0" w:color="auto"/>
+              <w:right w:val="single" w:sz="8" w:space="0" w:color="auto"/>
+            </w:tcBorders>
+            <w:shd w:val="clear" w:color="FEF2CB" w:fill="FEF2CB"/>
+            <w:noWrap/>
+            <w:vAlign w:val="center"/>
+            <w:hideMark/>
+          </w:tcPr>
+          <w:p>
+            <w:pPr>
+              <w:spacing w:line="240" w:lineRule="auto"/>
+              <w:jc w:val="center"/>
+              <w:rPr>
+                <w:rFonts w:ascii="Calibri" w:eastAsia="Times New Roman" w:hAnsi="Calibri" w:cs="Calibri"/>
+                <w:sz w:val="22"/>
+                <w:lang w:eastAsia="hu-HU"/>
+              </w:rPr>
+            </w:pPr>
+            <w:r>
+              <w:rPr>
+                <w:rFonts w:ascii="Calibri" w:eastAsia="Times New Roman" w:hAnsi="Calibri" w:cs="Calibri"/>
+                <w:sz w:val="22"/>
+                <w:lang w:eastAsia="hu-HU"/>
+              </w:rPr>
+              <w:t>Hál. Cím /24</w:t>
+            </w:r>
+          </w:p>
+        </w:tc>
+      </w:tr>
+      <w:tr>
+        <w:trPr>
+          <w:trHeight w:val="288"/>
+        </w:trPr>
+        <w:tc>
+          <w:tcPr>
+            <w:tcW w:w="983" w:type="dxa"/>
+            <w:tcBorders>
+              <w:top w:val="nil"/>
+              <w:left w:val="single" w:sz="8" w:space="0" w:color="auto"/>
+              <w:bottom w:val="single" w:sz="4" w:space="0" w:color="auto"/>
+              <w:right w:val="single" w:sz="4" w:space="0" w:color="auto"/>
+            </w:tcBorders>
+            <w:shd w:val="clear" w:color="auto" w:fill="auto"/>
+            <w:noWrap/>
+            <w:vAlign w:val="center"/>
+            <w:hideMark/>
+          </w:tcPr>
+          <w:p>
+            <w:pPr>
+              <w:spacing w:line="240" w:lineRule="auto"/>
+              <w:jc w:val="center"/>
+              <w:rPr>
+                <w:rFonts w:ascii="Calibri" w:eastAsia="Times New Roman" w:hAnsi="Calibri" w:cs="Calibri"/>
+                <w:sz w:val="22"/>
+                <w:lang w:eastAsia="hu-HU"/>
+              </w:rPr>
+            </w:pPr>
+            <w:r>
+              <w:rPr>
+                <w:rFonts w:ascii="Calibri" w:eastAsia="Times New Roman" w:hAnsi="Calibri" w:cs="Calibri"/>
+                <w:sz w:val="22"/>
+                <w:lang w:eastAsia="hu-HU"/>
+              </w:rPr>
+              <w:t>10</w:t>
+            </w:r>
+          </w:p>
+        </w:tc>
+        <w:tc>
+          <w:tcPr>
+            <w:tcW w:w="1275" w:type="dxa"/>
+            <w:tcBorders>
+              <w:top w:val="nil"/>
+              <w:left w:val="nil"/>
+              <w:bottom w:val="single" w:sz="4" w:space="0" w:color="auto"/>
+              <w:right w:val="single" w:sz="4" w:space="0" w:color="auto"/>
+            </w:tcBorders>
+            <w:shd w:val="clear" w:color="E7E6E6" w:fill="E7E6E6"/>
+            <w:noWrap/>
+            <w:vAlign w:val="center"/>
+            <w:hideMark/>
+          </w:tcPr>
+          <w:p>
+            <w:pPr>
+              <w:spacing w:line="240" w:lineRule="auto"/>
+              <w:jc w:val="center"/>
+              <w:rPr>
+                <w:rFonts w:ascii="Calibri" w:eastAsia="Times New Roman" w:hAnsi="Calibri" w:cs="Calibri"/>
+                <w:sz w:val="22"/>
+                <w:lang w:eastAsia="hu-HU"/>
+              </w:rPr>
+            </w:pPr>
+            <w:r>
+              <w:rPr>
+                <w:rFonts w:ascii="Calibri" w:eastAsia="Times New Roman" w:hAnsi="Calibri" w:cs="Calibri"/>
+                <w:sz w:val="22"/>
+                <w:lang w:eastAsia="hu-HU"/>
+              </w:rPr>
+              <w:t>vendég</w:t>
+            </w:r>
+          </w:p>
+        </w:tc>
+        <w:tc>
+          <w:tcPr>
+            <w:tcW w:w="1418" w:type="dxa"/>
+            <w:tcBorders>
+              <w:top w:val="nil"/>
+              <w:left w:val="nil"/>
+              <w:bottom w:val="single" w:sz="4" w:space="0" w:color="auto"/>
+              <w:right w:val="single" w:sz="8" w:space="0" w:color="auto"/>
+            </w:tcBorders>
+            <w:shd w:val="clear" w:color="auto" w:fill="auto"/>
+            <w:noWrap/>
+            <w:vAlign w:val="center"/>
+            <w:hideMark/>
+          </w:tcPr>
+          <w:p>
+            <w:pPr>
+              <w:spacing w:line="240" w:lineRule="auto"/>
+              <w:jc w:val="center"/>
+              <w:rPr>
+                <w:rFonts w:ascii="Calibri" w:eastAsia="Times New Roman" w:hAnsi="Calibri" w:cs="Calibri"/>
+                <w:sz w:val="22"/>
+                <w:lang w:eastAsia="hu-HU"/>
+              </w:rPr>
+            </w:pPr>
+            <w:r>
+              <w:rPr>
+                <w:rFonts w:ascii="Calibri" w:eastAsia="Times New Roman" w:hAnsi="Calibri" w:cs="Calibri"/>
+                <w:sz w:val="22"/>
+                <w:lang w:eastAsia="hu-HU"/>
+              </w:rPr>
+              <w:t>192.168.10.0</w:t>
+            </w:r>
+          </w:p>
+        </w:tc>
+      </w:tr>
+      <w:tr>
+        <w:trPr>
+          <w:trHeight w:val="288"/>
+        </w:trPr>
+        <w:tc>
+          <w:tcPr>
+            <w:tcW w:w="983" w:type="dxa"/>
+            <w:tcBorders>
+              <w:top w:val="nil"/>
+              <w:left w:val="single" w:sz="8" w:space="0" w:color="auto"/>
+              <w:bottom w:val="single" w:sz="4" w:space="0" w:color="auto"/>
+              <w:right w:val="single" w:sz="4" w:space="0" w:color="auto"/>
+            </w:tcBorders>
+            <w:shd w:val="clear" w:color="auto" w:fill="auto"/>
+            <w:noWrap/>
+            <w:vAlign w:val="center"/>
+            <w:hideMark/>
+          </w:tcPr>
+          <w:p>
+            <w:pPr>
+              <w:spacing w:line="240" w:lineRule="auto"/>
+              <w:jc w:val="center"/>
+              <w:rPr>
+                <w:rFonts w:ascii="Calibri" w:eastAsia="Times New Roman" w:hAnsi="Calibri" w:cs="Calibri"/>
+                <w:sz w:val="22"/>
+                <w:lang w:eastAsia="hu-HU"/>
+              </w:rPr>
+            </w:pPr>
+            <w:r>
+              <w:rPr>
+                <w:rFonts w:ascii="Calibri" w:eastAsia="Times New Roman" w:hAnsi="Calibri" w:cs="Calibri"/>
+                <w:sz w:val="22"/>
+                <w:lang w:eastAsia="hu-HU"/>
+              </w:rPr>
+              <w:t>20</w:t>
+            </w:r>
+          </w:p>
+        </w:tc>
+        <w:tc>
+          <w:tcPr>
+            <w:tcW w:w="1275" w:type="dxa"/>
+            <w:tcBorders>
+              <w:top w:val="nil"/>
+              <w:left w:val="nil"/>
+              <w:bottom w:val="single" w:sz="4" w:space="0" w:color="auto"/>
+              <w:right w:val="single" w:sz="4" w:space="0" w:color="auto"/>
+            </w:tcBorders>
+            <w:shd w:val="clear" w:color="E7E6E6" w:fill="E7E6E6"/>
+            <w:noWrap/>
+            <w:vAlign w:val="center"/>
+            <w:hideMark/>
+          </w:tcPr>
+          <w:p>
+            <w:pPr>
+              <w:spacing w:line="240" w:lineRule="auto"/>
+              <w:jc w:val="center"/>
+              <w:rPr>
+                <w:rFonts w:ascii="Calibri" w:eastAsia="Times New Roman" w:hAnsi="Calibri" w:cs="Calibri"/>
+                <w:sz w:val="22"/>
+                <w:lang w:eastAsia="hu-HU"/>
+              </w:rPr>
+            </w:pPr>
+            <w:r>
+              <w:rPr>
+                <w:rFonts w:ascii="Calibri" w:eastAsia="Times New Roman" w:hAnsi="Calibri" w:cs="Calibri"/>
+                <w:sz w:val="22"/>
+                <w:lang w:eastAsia="hu-HU"/>
+              </w:rPr>
+              <w:t>dolgozó</w:t>
+            </w:r>
+          </w:p>
+        </w:tc>
+        <w:tc>
+          <w:tcPr>
+            <w:tcW w:w="1418" w:type="dxa"/>
+            <w:tcBorders>
+              <w:top w:val="nil"/>
+              <w:left w:val="nil"/>
+              <w:bottom w:val="single" w:sz="4" w:space="0" w:color="auto"/>
+              <w:right w:val="single" w:sz="8" w:space="0" w:color="auto"/>
+            </w:tcBorders>
+            <w:shd w:val="clear" w:color="auto" w:fill="auto"/>
+            <w:noWrap/>
+            <w:vAlign w:val="center"/>
+            <w:hideMark/>
+          </w:tcPr>
+          <w:p>
+            <w:pPr>
+              <w:spacing w:line="240" w:lineRule="auto"/>
+              <w:jc w:val="center"/>
+              <w:rPr>
+                <w:rFonts w:ascii="Calibri" w:eastAsia="Times New Roman" w:hAnsi="Calibri" w:cs="Calibri"/>
+                <w:sz w:val="22"/>
+                <w:lang w:eastAsia="hu-HU"/>
+              </w:rPr>
+            </w:pPr>
+            <w:r>
+              <w:rPr>
+                <w:rFonts w:ascii="Calibri" w:eastAsia="Times New Roman" w:hAnsi="Calibri" w:cs="Calibri"/>
+                <w:sz w:val="22"/>
+                <w:lang w:eastAsia="hu-HU"/>
+              </w:rPr>
+              <w:t>192.168.20.0</w:t>
+            </w:r>
+          </w:p>
+        </w:tc>
+      </w:tr>
+      <w:tr>
+        <w:trPr>
+          <w:trHeight w:val="288"/>
+        </w:trPr>
+        <w:tc>
+          <w:tcPr>
+            <w:tcW w:w="983" w:type="dxa"/>
+            <w:tcBorders>
+              <w:top w:val="nil"/>
+              <w:left w:val="single" w:sz="8" w:space="0" w:color="auto"/>
+              <w:bottom w:val="single" w:sz="4" w:space="0" w:color="auto"/>
+              <w:right w:val="single" w:sz="4" w:space="0" w:color="auto"/>
+            </w:tcBorders>
+            <w:shd w:val="clear" w:color="auto" w:fill="auto"/>
+            <w:noWrap/>
+            <w:vAlign w:val="center"/>
+            <w:hideMark/>
+          </w:tcPr>
+          <w:p>
+            <w:pPr>
+              <w:spacing w:line="240" w:lineRule="auto"/>
+              <w:jc w:val="center"/>
+              <w:rPr>
+                <w:rFonts w:ascii="Calibri" w:eastAsia="Times New Roman" w:hAnsi="Calibri" w:cs="Calibri"/>
+                <w:sz w:val="22"/>
+                <w:lang w:eastAsia="hu-HU"/>
+              </w:rPr>
+            </w:pPr>
+            <w:r>
+              <w:rPr>
+                <w:rFonts w:ascii="Calibri" w:eastAsia="Times New Roman" w:hAnsi="Calibri" w:cs="Calibri"/>
+                <w:sz w:val="22"/>
+                <w:lang w:eastAsia="hu-HU"/>
+              </w:rPr>
+              <w:t>30</w:t>
+            </w:r>
+          </w:p>
+        </w:tc>
+        <w:tc>
+          <w:tcPr>
+            <w:tcW w:w="1275" w:type="dxa"/>
+            <w:tcBorders>
+              <w:top w:val="nil"/>
+              <w:left w:val="nil"/>
+              <w:bottom w:val="single" w:sz="4" w:space="0" w:color="auto"/>
+              <w:right w:val="single" w:sz="4" w:space="0" w:color="auto"/>
+            </w:tcBorders>
+            <w:shd w:val="clear" w:color="E7E6E6" w:fill="E7E6E6"/>
+            <w:noWrap/>
+            <w:vAlign w:val="center"/>
+            <w:hideMark/>
+          </w:tcPr>
+          <w:p>
+            <w:pPr>
+              <w:spacing w:line="240" w:lineRule="auto"/>
+              <w:jc w:val="center"/>
+              <w:rPr>
+                <w:rFonts w:ascii="Calibri" w:eastAsia="Times New Roman" w:hAnsi="Calibri" w:cs="Calibri"/>
+                <w:sz w:val="22"/>
+                <w:lang w:eastAsia="hu-HU"/>
+              </w:rPr>
+            </w:pPr>
+            <w:r>
+              <w:rPr>
+                <w:rFonts w:ascii="Calibri" w:eastAsia="Times New Roman" w:hAnsi="Calibri" w:cs="Calibri"/>
+                <w:sz w:val="22"/>
+                <w:lang w:eastAsia="hu-HU"/>
+              </w:rPr>
+              <w:t>főnök</w:t>
+            </w:r>
+          </w:p>
+        </w:tc>
+        <w:tc>
+          <w:tcPr>
+            <w:tcW w:w="1418" w:type="dxa"/>
+            <w:tcBorders>
+              <w:top w:val="nil"/>
+              <w:left w:val="nil"/>
+              <w:bottom w:val="single" w:sz="4" w:space="0" w:color="auto"/>
+              <w:right w:val="single" w:sz="8" w:space="0" w:color="auto"/>
+            </w:tcBorders>
+            <w:shd w:val="clear" w:color="auto" w:fill="auto"/>
+            <w:noWrap/>
+            <w:vAlign w:val="center"/>
+            <w:hideMark/>
+          </w:tcPr>
+          <w:p>
+            <w:pPr>
+              <w:spacing w:line="240" w:lineRule="auto"/>
+              <w:jc w:val="center"/>
+              <w:rPr>
+                <w:rFonts w:ascii="Calibri" w:eastAsia="Times New Roman" w:hAnsi="Calibri" w:cs="Calibri"/>
+                <w:sz w:val="22"/>
+                <w:lang w:eastAsia="hu-HU"/>
+              </w:rPr>
+            </w:pPr>
+            <w:r>
+              <w:rPr>
+                <w:rFonts w:ascii="Calibri" w:eastAsia="Times New Roman" w:hAnsi="Calibri" w:cs="Calibri"/>
+                <w:sz w:val="22"/>
+                <w:lang w:eastAsia="hu-HU"/>
+              </w:rPr>
+              <w:t>192.168.30.0</w:t>
+            </w:r>
+          </w:p>
+        </w:tc>
+      </w:tr>
+      <w:tr>
+        <w:trPr>
+          <w:trHeight w:val="288"/>
+        </w:trPr>
+        <w:tc>
+          <w:tcPr>
+            <w:tcW w:w="983" w:type="dxa"/>
+            <w:tcBorders>
+              <w:top w:val="nil"/>
+              <w:left w:val="single" w:sz="8" w:space="0" w:color="auto"/>
+              <w:bottom w:val="single" w:sz="4" w:space="0" w:color="auto"/>
+              <w:right w:val="single" w:sz="4" w:space="0" w:color="auto"/>
+            </w:tcBorders>
+            <w:shd w:val="clear" w:color="auto" w:fill="auto"/>
+            <w:noWrap/>
+            <w:vAlign w:val="center"/>
+            <w:hideMark/>
+          </w:tcPr>
+          <w:p>
+            <w:pPr>
+              <w:spacing w:line="240" w:lineRule="auto"/>
+              <w:jc w:val="center"/>
+              <w:rPr>
+                <w:rFonts w:ascii="Calibri" w:eastAsia="Times New Roman" w:hAnsi="Calibri" w:cs="Calibri"/>
+                <w:sz w:val="22"/>
+                <w:lang w:eastAsia="hu-HU"/>
+              </w:rPr>
+            </w:pPr>
+            <w:r>
+              <w:rPr>
+                <w:rFonts w:ascii="Calibri" w:eastAsia="Times New Roman" w:hAnsi="Calibri" w:cs="Calibri"/>
+                <w:sz w:val="22"/>
+                <w:lang w:eastAsia="hu-HU"/>
+              </w:rPr>
+              <w:t>40</w:t>
+            </w:r>
+          </w:p>
+        </w:tc>
+        <w:tc>
+          <w:tcPr>
+            <w:tcW w:w="1275" w:type="dxa"/>
+            <w:tcBorders>
+              <w:top w:val="nil"/>
+              <w:left w:val="nil"/>
+              <w:bottom w:val="single" w:sz="4" w:space="0" w:color="auto"/>
+              <w:right w:val="single" w:sz="4" w:space="0" w:color="auto"/>
+            </w:tcBorders>
+            <w:shd w:val="clear" w:color="E7E6E6" w:fill="E7E6E6"/>
+            <w:noWrap/>
+            <w:vAlign w:val="center"/>
+            <w:hideMark/>
+          </w:tcPr>
+          <w:p>
+            <w:pPr>
+              <w:spacing w:line="240" w:lineRule="auto"/>
+              <w:jc w:val="center"/>
+              <w:rPr>
+                <w:rFonts w:ascii="Calibri" w:eastAsia="Times New Roman" w:hAnsi="Calibri" w:cs="Calibri"/>
+                <w:sz w:val="22"/>
+                <w:lang w:eastAsia="hu-HU"/>
+              </w:rPr>
+            </w:pPr>
+            <w:proofErr w:type="spellStart"/>
+            <w:r>
+              <w:rPr>
+                <w:rFonts w:ascii="Calibri" w:eastAsia="Times New Roman" w:hAnsi="Calibri" w:cs="Calibri"/>
+                <w:sz w:val="22"/>
+                <w:lang w:eastAsia="hu-HU"/>
+              </w:rPr>
+              <w:t>admin</w:t>
+            </w:r>
+            <w:proofErr w:type="spellEnd"/>
+          </w:p>
+        </w:tc>
+        <w:tc>
+          <w:tcPr>
+            <w:tcW w:w="1418" w:type="dxa"/>
+            <w:tcBorders>
+              <w:top w:val="nil"/>
+              <w:left w:val="nil"/>
+              <w:bottom w:val="single" w:sz="4" w:space="0" w:color="auto"/>
+              <w:right w:val="single" w:sz="8" w:space="0" w:color="auto"/>
+            </w:tcBorders>
+            <w:shd w:val="clear" w:color="auto" w:fill="auto"/>
+            <w:noWrap/>
+            <w:vAlign w:val="center"/>
+            <w:hideMark/>
+          </w:tcPr>
+          <w:p>
+            <w:pPr>
+              <w:spacing w:line="240" w:lineRule="auto"/>
+              <w:jc w:val="center"/>
+              <w:rPr>
+                <w:rFonts w:ascii="Calibri" w:eastAsia="Times New Roman" w:hAnsi="Calibri" w:cs="Calibri"/>
+                <w:sz w:val="22"/>
+                <w:lang w:eastAsia="hu-HU"/>
+              </w:rPr>
+            </w:pPr>
+            <w:r>
+              <w:rPr>
+                <w:rFonts w:ascii="Calibri" w:eastAsia="Times New Roman" w:hAnsi="Calibri" w:cs="Calibri"/>
+                <w:sz w:val="22"/>
+                <w:lang w:eastAsia="hu-HU"/>
+              </w:rPr>
+              <w:t>192.168.40.0</w:t>
+            </w:r>
+          </w:p>
+        </w:tc>
+      </w:tr>
+      <w:tr>
+        <w:trPr>
+          <w:trHeight w:val="288"/>
+        </w:trPr>
+        <w:tc>
+          <w:tcPr>
+            <w:tcW w:w="983" w:type="dxa"/>
+            <w:tcBorders>
+              <w:top w:val="nil"/>
+              <w:left w:val="single" w:sz="8" w:space="0" w:color="auto"/>
+              <w:bottom w:val="single" w:sz="4" w:space="0" w:color="auto"/>
+              <w:right w:val="single" w:sz="4" w:space="0" w:color="auto"/>
+            </w:tcBorders>
+            <w:shd w:val="clear" w:color="auto" w:fill="auto"/>
+            <w:noWrap/>
+            <w:vAlign w:val="center"/>
+            <w:hideMark/>
+          </w:tcPr>
+          <w:p>
+            <w:pPr>
+              <w:spacing w:line="240" w:lineRule="auto"/>
+              <w:jc w:val="center"/>
+              <w:rPr>
+                <w:rFonts w:ascii="Calibri" w:eastAsia="Times New Roman" w:hAnsi="Calibri" w:cs="Calibri"/>
+                <w:sz w:val="22"/>
+                <w:lang w:eastAsia="hu-HU"/>
+              </w:rPr>
+            </w:pPr>
+            <w:r>
+              <w:rPr>
+                <w:rFonts w:ascii="Calibri" w:eastAsia="Times New Roman" w:hAnsi="Calibri" w:cs="Calibri"/>
+                <w:sz w:val="22"/>
+                <w:lang w:eastAsia="hu-HU"/>
+              </w:rPr>
+              <w:t>50</w:t>
+            </w:r>
+          </w:p>
+        </w:tc>
+        <w:tc>
+          <w:tcPr>
+            <w:tcW w:w="1275" w:type="dxa"/>
+            <w:tcBorders>
+              <w:top w:val="nil"/>
+              <w:left w:val="nil"/>
+              <w:bottom w:val="single" w:sz="4" w:space="0" w:color="auto"/>
+              <w:right w:val="single" w:sz="4" w:space="0" w:color="auto"/>
+            </w:tcBorders>
+            <w:shd w:val="clear" w:color="E7E6E6" w:fill="E7E6E6"/>
+            <w:noWrap/>
+            <w:vAlign w:val="center"/>
+            <w:hideMark/>
+          </w:tcPr>
+          <w:p>
+            <w:pPr>
+              <w:spacing w:line="240" w:lineRule="auto"/>
+              <w:jc w:val="center"/>
+              <w:rPr>
+                <w:rFonts w:ascii="Calibri" w:eastAsia="Times New Roman" w:hAnsi="Calibri" w:cs="Calibri"/>
+                <w:sz w:val="22"/>
+                <w:lang w:eastAsia="hu-HU"/>
+              </w:rPr>
+            </w:pPr>
+            <w:r>
+              <w:rPr>
+                <w:rFonts w:ascii="Calibri" w:eastAsia="Times New Roman" w:hAnsi="Calibri" w:cs="Calibri"/>
+                <w:sz w:val="22"/>
+                <w:lang w:eastAsia="hu-HU"/>
+              </w:rPr>
+              <w:t>szerver</w:t>
+            </w:r>
+          </w:p>
+        </w:tc>
+        <w:tc>
+          <w:tcPr>
+            <w:tcW w:w="1418" w:type="dxa"/>
+            <w:tcBorders>
+              <w:top w:val="nil"/>
+              <w:left w:val="nil"/>
+              <w:bottom w:val="single" w:sz="4" w:space="0" w:color="auto"/>
+              <w:right w:val="single" w:sz="8" w:space="0" w:color="auto"/>
+            </w:tcBorders>
+            <w:shd w:val="clear" w:color="auto" w:fill="auto"/>
+            <w:noWrap/>
+            <w:vAlign w:val="center"/>
+            <w:hideMark/>
+          </w:tcPr>
+          <w:p>
+            <w:pPr>
+              <w:spacing w:line="240" w:lineRule="auto"/>
+              <w:jc w:val="center"/>
+              <w:rPr>
+                <w:rFonts w:ascii="Calibri" w:eastAsia="Times New Roman" w:hAnsi="Calibri" w:cs="Calibri"/>
+                <w:sz w:val="22"/>
+                <w:lang w:eastAsia="hu-HU"/>
+              </w:rPr>
+            </w:pPr>
+            <w:r>
+              <w:rPr>
+                <w:rFonts w:ascii="Calibri" w:eastAsia="Times New Roman" w:hAnsi="Calibri" w:cs="Calibri"/>
+                <w:sz w:val="22"/>
+                <w:lang w:eastAsia="hu-HU"/>
+              </w:rPr>
+              <w:t>192.168.50.0</w:t>
+            </w:r>
+          </w:p>
+        </w:tc>
+      </w:tr>
+      <w:tr>
+        <w:trPr>
+          <w:trHeight w:val="288"/>
+        </w:trPr>
+        <w:tc>
+          <w:tcPr>
+            <w:tcW w:w="983" w:type="dxa"/>
+            <w:tcBorders>
+              <w:top w:val="nil"/>
+              <w:left w:val="single" w:sz="8" w:space="0" w:color="auto"/>
+              <w:bottom w:val="single" w:sz="4" w:space="0" w:color="auto"/>
+              <w:right w:val="single" w:sz="4" w:space="0" w:color="auto"/>
+            </w:tcBorders>
+            <w:shd w:val="clear" w:color="auto" w:fill="auto"/>
+            <w:noWrap/>
+            <w:vAlign w:val="center"/>
+            <w:hideMark/>
+          </w:tcPr>
+          <w:p>
+            <w:pPr>
+              <w:spacing w:line="240" w:lineRule="auto"/>
+              <w:jc w:val="center"/>
+              <w:rPr>
+                <w:rFonts w:ascii="Calibri" w:eastAsia="Times New Roman" w:hAnsi="Calibri" w:cs="Calibri"/>
+                <w:sz w:val="22"/>
+                <w:lang w:eastAsia="hu-HU"/>
+              </w:rPr>
+            </w:pPr>
+            <w:r>
+              <w:rPr>
+                <w:rFonts w:ascii="Calibri" w:eastAsia="Times New Roman" w:hAnsi="Calibri" w:cs="Calibri"/>
+                <w:sz w:val="22"/>
+                <w:lang w:eastAsia="hu-HU"/>
+              </w:rPr>
+              <w:t>90</w:t>
+            </w:r>
+          </w:p>
+        </w:tc>
+        <w:tc>
+          <w:tcPr>
+            <w:tcW w:w="1275" w:type="dxa"/>
+            <w:tcBorders>
+              <w:top w:val="nil"/>
+              <w:left w:val="nil"/>
+              <w:bottom w:val="single" w:sz="4" w:space="0" w:color="auto"/>
+              <w:right w:val="single" w:sz="4" w:space="0" w:color="auto"/>
+            </w:tcBorders>
+            <w:shd w:val="clear" w:color="000000" w:fill="D9D9D9"/>
+            <w:noWrap/>
+            <w:vAlign w:val="center"/>
+            <w:hideMark/>
+          </w:tcPr>
+          <w:p>
+            <w:pPr>
+              <w:spacing w:line="240" w:lineRule="auto"/>
+              <w:jc w:val="center"/>
+              <w:rPr>
+                <w:rFonts w:ascii="Calibri" w:eastAsia="Times New Roman" w:hAnsi="Calibri" w:cs="Calibri"/>
+                <w:sz w:val="22"/>
+                <w:lang w:eastAsia="hu-HU"/>
+              </w:rPr>
+            </w:pPr>
+            <w:r>
+              <w:rPr>
+                <w:rFonts w:ascii="Calibri" w:eastAsia="Times New Roman" w:hAnsi="Calibri" w:cs="Calibri"/>
+                <w:sz w:val="22"/>
+                <w:lang w:eastAsia="hu-HU"/>
+              </w:rPr>
+              <w:t xml:space="preserve">natív </w:t>
+            </w:r>
+          </w:p>
+        </w:tc>
+        <w:tc>
+          <w:tcPr>
+            <w:tcW w:w="1418" w:type="dxa"/>
+            <w:tcBorders>
+              <w:top w:val="nil"/>
+              <w:left w:val="nil"/>
+              <w:bottom w:val="single" w:sz="4" w:space="0" w:color="auto"/>
+              <w:right w:val="single" w:sz="8" w:space="0" w:color="auto"/>
+            </w:tcBorders>
+            <w:shd w:val="clear" w:color="auto" w:fill="auto"/>
+            <w:noWrap/>
+            <w:vAlign w:val="center"/>
+            <w:hideMark/>
+          </w:tcPr>
+          <w:p>
+            <w:pPr>
+              <w:spacing w:line="240" w:lineRule="auto"/>
+              <w:jc w:val="center"/>
+              <w:rPr>
+                <w:rFonts w:ascii="Calibri" w:eastAsia="Times New Roman" w:hAnsi="Calibri" w:cs="Calibri"/>
+                <w:sz w:val="22"/>
+                <w:lang w:eastAsia="hu-HU"/>
+              </w:rPr>
+            </w:pPr>
+            <w:r>
+              <w:rPr>
+                <w:rFonts w:ascii="Calibri" w:eastAsia="Times New Roman" w:hAnsi="Calibri" w:cs="Calibri"/>
+                <w:sz w:val="22"/>
+                <w:lang w:eastAsia="hu-HU"/>
+              </w:rPr>
+              <w:t>192.168.90.0</w:t>
+            </w:r>
+          </w:p>
+        </w:tc>
+      </w:tr>
+      <w:tr>
+        <w:trPr>
+          <w:trHeight w:val="288"/>
+        </w:trPr>
+        <w:tc>
+          <w:tcPr>
+            <w:tcW w:w="983" w:type="dxa"/>
+            <w:tcBorders>
+              <w:top w:val="nil"/>
+              <w:left w:val="single" w:sz="8" w:space="0" w:color="auto"/>
+              <w:bottom w:val="single" w:sz="4" w:space="0" w:color="auto"/>
+              <w:right w:val="single" w:sz="4" w:space="0" w:color="auto"/>
+            </w:tcBorders>
+            <w:shd w:val="clear" w:color="auto" w:fill="auto"/>
+            <w:noWrap/>
+            <w:vAlign w:val="center"/>
+            <w:hideMark/>
+          </w:tcPr>
+          <w:p>
+            <w:pPr>
+              <w:spacing w:line="240" w:lineRule="auto"/>
+              <w:jc w:val="center"/>
+              <w:rPr>
+                <w:rFonts w:ascii="Calibri" w:eastAsia="Times New Roman" w:hAnsi="Calibri" w:cs="Calibri"/>
+                <w:sz w:val="22"/>
+                <w:lang w:eastAsia="hu-HU"/>
+              </w:rPr>
+            </w:pPr>
+            <w:r>
+              <w:rPr>
+                <w:rFonts w:ascii="Calibri" w:eastAsia="Times New Roman" w:hAnsi="Calibri" w:cs="Calibri"/>
+                <w:sz w:val="22"/>
+                <w:lang w:eastAsia="hu-HU"/>
+              </w:rPr>
+              <w:t>101</w:t>
+            </w:r>
+          </w:p>
+        </w:tc>
+        <w:tc>
+          <w:tcPr>
+            <w:tcW w:w="1275" w:type="dxa"/>
+            <w:tcBorders>
+              <w:top w:val="nil"/>
+              <w:left w:val="nil"/>
+              <w:bottom w:val="single" w:sz="4" w:space="0" w:color="auto"/>
+              <w:right w:val="single" w:sz="4" w:space="0" w:color="auto"/>
+            </w:tcBorders>
+            <w:shd w:val="clear" w:color="E7E6E6" w:fill="E7E6E6"/>
+            <w:noWrap/>
+            <w:vAlign w:val="center"/>
+            <w:hideMark/>
+          </w:tcPr>
+          <w:p>
+            <w:pPr>
+              <w:spacing w:line="240" w:lineRule="auto"/>
+              <w:jc w:val="center"/>
+              <w:rPr>
+                <w:rFonts w:ascii="Calibri" w:eastAsia="Times New Roman" w:hAnsi="Calibri" w:cs="Calibri"/>
+                <w:sz w:val="22"/>
+                <w:lang w:eastAsia="hu-HU"/>
+              </w:rPr>
+            </w:pPr>
+            <w:proofErr w:type="spellStart"/>
+            <w:r>
+              <w:rPr>
+                <w:rFonts w:ascii="Calibri" w:eastAsia="Times New Roman" w:hAnsi="Calibri" w:cs="Calibri"/>
+                <w:sz w:val="22"/>
+                <w:lang w:eastAsia="hu-HU"/>
+              </w:rPr>
+              <w:t>dead</w:t>
+            </w:r>
+            <w:proofErr w:type="spellEnd"/>
+          </w:p>
+        </w:tc>
+        <w:tc>
+          <w:tcPr>
+            <w:tcW w:w="1418" w:type="dxa"/>
+            <w:tcBorders>
+              <w:top w:val="nil"/>
+              <w:left w:val="nil"/>
+              <w:bottom w:val="single" w:sz="4" w:space="0" w:color="auto"/>
+              <w:right w:val="single" w:sz="8" w:space="0" w:color="auto"/>
+            </w:tcBorders>
+            <w:shd w:val="clear" w:color="auto" w:fill="auto"/>
+            <w:noWrap/>
+            <w:vAlign w:val="center"/>
+            <w:hideMark/>
+          </w:tcPr>
+          <w:p>
+            <w:pPr>
+              <w:spacing w:line="240" w:lineRule="auto"/>
+              <w:jc w:val="center"/>
+              <w:rPr>
+                <w:rFonts w:ascii="Calibri" w:eastAsia="Times New Roman" w:hAnsi="Calibri" w:cs="Calibri"/>
+                <w:sz w:val="22"/>
+                <w:lang w:eastAsia="hu-HU"/>
+              </w:rPr>
+            </w:pPr>
+            <w:r>
+              <w:rPr>
+                <w:rFonts w:ascii="Calibri" w:eastAsia="Times New Roman" w:hAnsi="Calibri" w:cs="Calibri"/>
+                <w:sz w:val="22"/>
+                <w:lang w:eastAsia="hu-HU"/>
+              </w:rPr>
+              <w:t>x</w:t>
+            </w:r>
+          </w:p>
+        </w:tc>
+      </w:tr>
+    </w:tbl>
+    <w:p>
+      <w:pPr>
+        <w:rPr>
+          <w:u w:val="single"/>
+        </w:rPr>
+      </w:pPr>
+      <w:r>
+        <w:rPr>
+          <w:u w:val="single"/>
+        </w:rPr>
+        <w:t>Gyár:</w:t>
+      </w:r>
+    </w:p>
+    <w:tbl>
+      <w:tblPr>
+        <w:tblW w:w="3220" w:type="dxa"/>
+        <w:tblCellMar>
+          <w:left w:w="70" w:type="dxa"/>
+          <w:right w:w="70" w:type="dxa"/>
+        </w:tblCellMar>
+        <w:tblLook w:val="04A0" w:firstRow="1" w:lastRow="0" w:firstColumn="1" w:lastColumn="0" w:noHBand="0" w:noVBand="1"/>
+      </w:tblPr>
+      <w:tblGrid>
+        <w:gridCol w:w="879"/>
+        <w:gridCol w:w="1032"/>
+        <w:gridCol w:w="1309"/>
+      </w:tblGrid>
+      <w:tr>
+        <w:trPr>
+          <w:trHeight w:val="300"/>
+        </w:trPr>
+        <w:tc>
+          <w:tcPr>
+            <w:tcW w:w="3220" w:type="dxa"/>
+            <w:gridSpan w:val="3"/>
+            <w:tcBorders>
+              <w:top w:val="single" w:sz="8" w:space="0" w:color="auto"/>
+              <w:left w:val="single" w:sz="8" w:space="0" w:color="auto"/>
+              <w:bottom w:val="single" w:sz="8" w:space="0" w:color="auto"/>
+              <w:right w:val="single" w:sz="8" w:space="0" w:color="000000"/>
+            </w:tcBorders>
+            <w:shd w:val="clear" w:color="000000" w:fill="C6E0B4"/>
+            <w:noWrap/>
+            <w:vAlign w:val="center"/>
+            <w:hideMark/>
+          </w:tcPr>
+          <w:p>
+            <w:pPr>
+              <w:spacing w:line="240" w:lineRule="auto"/>
+              <w:jc w:val="center"/>
+              <w:rPr>
+                <w:rFonts w:ascii="Calibri" w:eastAsia="Times New Roman" w:hAnsi="Calibri" w:cs="Calibri"/>
+                <w:b/>
+                <w:bCs/>
+                <w:sz w:val="22"/>
+                <w:lang w:eastAsia="hu-HU"/>
+              </w:rPr>
+            </w:pPr>
+            <w:r>
+              <w:rPr>
+                <w:rFonts w:ascii="Calibri" w:eastAsia="Times New Roman" w:hAnsi="Calibri" w:cs="Calibri"/>
+                <w:b/>
+                <w:bCs/>
+                <w:sz w:val="22"/>
+                <w:lang w:eastAsia="hu-HU"/>
+              </w:rPr>
+              <w:t>Gyár</w:t>
+            </w:r>
+          </w:p>
+        </w:tc>
+      </w:tr>
+      <w:tr>
+        <w:trPr>
+          <w:trHeight w:val="288"/>
+        </w:trPr>
+        <w:tc>
+          <w:tcPr>
+            <w:tcW w:w="879" w:type="dxa"/>
+            <w:tcBorders>
+              <w:top w:val="nil"/>
+              <w:left w:val="single" w:sz="8" w:space="0" w:color="000000"/>
+              <w:bottom w:val="single" w:sz="4" w:space="0" w:color="000000"/>
+              <w:right w:val="single" w:sz="4" w:space="0" w:color="000000"/>
+            </w:tcBorders>
+            <w:shd w:val="clear" w:color="FEF2CB" w:fill="FEF2CB"/>
+            <w:noWrap/>
+            <w:vAlign w:val="center"/>
+            <w:hideMark/>
+          </w:tcPr>
+          <w:p>
+            <w:pPr>
+              <w:spacing w:line="240" w:lineRule="auto"/>
+              <w:jc w:val="center"/>
+              <w:rPr>
+                <w:rFonts w:ascii="Calibri" w:eastAsia="Times New Roman" w:hAnsi="Calibri" w:cs="Calibri"/>
+                <w:sz w:val="22"/>
+                <w:lang w:eastAsia="hu-HU"/>
+              </w:rPr>
+            </w:pPr>
+            <w:r>
+              <w:rPr>
+                <w:rFonts w:ascii="Calibri" w:eastAsia="Times New Roman" w:hAnsi="Calibri" w:cs="Calibri"/>
+                <w:sz w:val="22"/>
+                <w:lang w:eastAsia="hu-HU"/>
+              </w:rPr>
+              <w:t>VLAN ID</w:t>
+            </w:r>
+          </w:p>
+        </w:tc>
+        <w:tc>
+          <w:tcPr>
+            <w:tcW w:w="1032" w:type="dxa"/>
+            <w:tcBorders>
+              <w:top w:val="nil"/>
+              <w:left w:val="nil"/>
+              <w:bottom w:val="single" w:sz="4" w:space="0" w:color="000000"/>
+              <w:right w:val="single" w:sz="4" w:space="0" w:color="000000"/>
+            </w:tcBorders>
+            <w:shd w:val="clear" w:color="FEF2CB" w:fill="FEF2CB"/>
+            <w:noWrap/>
+            <w:vAlign w:val="center"/>
+            <w:hideMark/>
+          </w:tcPr>
+          <w:p>
+            <w:pPr>
+              <w:spacing w:line="240" w:lineRule="auto"/>
+              <w:jc w:val="center"/>
+              <w:rPr>
+                <w:rFonts w:ascii="Calibri" w:eastAsia="Times New Roman" w:hAnsi="Calibri" w:cs="Calibri"/>
+                <w:sz w:val="22"/>
+                <w:lang w:eastAsia="hu-HU"/>
+              </w:rPr>
+            </w:pPr>
+            <w:r>
+              <w:rPr>
+                <w:rFonts w:ascii="Calibri" w:eastAsia="Times New Roman" w:hAnsi="Calibri" w:cs="Calibri"/>
+                <w:sz w:val="22"/>
+                <w:lang w:eastAsia="hu-HU"/>
+              </w:rPr>
+              <w:t>VLAN név</w:t>
+            </w:r>
+          </w:p>
+        </w:tc>
+        <w:tc>
+          <w:tcPr>
+            <w:tcW w:w="1309" w:type="dxa"/>
+            <w:tcBorders>
+              <w:top w:val="nil"/>
+              <w:left w:val="nil"/>
+              <w:bottom w:val="single" w:sz="4" w:space="0" w:color="000000"/>
+              <w:right w:val="single" w:sz="8" w:space="0" w:color="000000"/>
+            </w:tcBorders>
+            <w:shd w:val="clear" w:color="FEF2CB" w:fill="FEF2CB"/>
+            <w:noWrap/>
+            <w:vAlign w:val="center"/>
+            <w:hideMark/>
+          </w:tcPr>
+          <w:p>
+            <w:pPr>
+              <w:spacing w:line="240" w:lineRule="auto"/>
+              <w:jc w:val="center"/>
+              <w:rPr>
+                <w:rFonts w:ascii="Calibri" w:eastAsia="Times New Roman" w:hAnsi="Calibri" w:cs="Calibri"/>
+                <w:sz w:val="22"/>
+                <w:lang w:eastAsia="hu-HU"/>
+              </w:rPr>
+            </w:pPr>
+            <w:r>
+              <w:rPr>
+                <w:rFonts w:ascii="Calibri" w:eastAsia="Times New Roman" w:hAnsi="Calibri" w:cs="Calibri"/>
+                <w:sz w:val="22"/>
+                <w:lang w:eastAsia="hu-HU"/>
+              </w:rPr>
+              <w:t>Hál. Cím /24</w:t>
+            </w:r>
+          </w:p>
+        </w:tc>
+      </w:tr>
+      <w:tr>
+        <w:trPr>
+          <w:trHeight w:val="288"/>
+        </w:trPr>
+        <w:tc>
+          <w:tcPr>
+            <w:tcW w:w="879" w:type="dxa"/>
+            <w:tcBorders>
+              <w:top w:val="nil"/>
+              <w:left w:val="single" w:sz="8" w:space="0" w:color="000000"/>
+              <w:bottom w:val="single" w:sz="4" w:space="0" w:color="000000"/>
+              <w:right w:val="single" w:sz="4" w:space="0" w:color="000000"/>
+            </w:tcBorders>
+            <w:shd w:val="clear" w:color="auto" w:fill="auto"/>
+            <w:noWrap/>
+            <w:vAlign w:val="center"/>
+            <w:hideMark/>
+          </w:tcPr>
+          <w:p>
+            <w:pPr>
+              <w:spacing w:line="240" w:lineRule="auto"/>
+              <w:jc w:val="center"/>
+              <w:rPr>
+                <w:rFonts w:ascii="Calibri" w:eastAsia="Times New Roman" w:hAnsi="Calibri" w:cs="Calibri"/>
+                <w:sz w:val="22"/>
+                <w:lang w:eastAsia="hu-HU"/>
+              </w:rPr>
+            </w:pPr>
+            <w:r>
+              <w:rPr>
+                <w:rFonts w:ascii="Calibri" w:eastAsia="Times New Roman" w:hAnsi="Calibri" w:cs="Calibri"/>
+                <w:sz w:val="22"/>
+                <w:lang w:eastAsia="hu-HU"/>
+              </w:rPr>
+              <w:t>10</w:t>
+            </w:r>
+          </w:p>
+        </w:tc>
+        <w:tc>
+          <w:tcPr>
+            <w:tcW w:w="1032" w:type="dxa"/>
+            <w:tcBorders>
+              <w:top w:val="nil"/>
+              <w:left w:val="nil"/>
+              <w:bottom w:val="single" w:sz="4" w:space="0" w:color="000000"/>
+              <w:right w:val="single" w:sz="4" w:space="0" w:color="000000"/>
+            </w:tcBorders>
+            <w:shd w:val="clear" w:color="E7E6E6" w:fill="E7E6E6"/>
+            <w:noWrap/>
+            <w:vAlign w:val="center"/>
+            <w:hideMark/>
+          </w:tcPr>
+          <w:p>
+            <w:pPr>
+              <w:spacing w:line="240" w:lineRule="auto"/>
+              <w:jc w:val="center"/>
+              <w:rPr>
+                <w:rFonts w:ascii="Calibri" w:eastAsia="Times New Roman" w:hAnsi="Calibri" w:cs="Calibri"/>
+                <w:sz w:val="22"/>
+                <w:lang w:eastAsia="hu-HU"/>
+              </w:rPr>
+            </w:pPr>
+            <w:r>
+              <w:rPr>
+                <w:rFonts w:ascii="Calibri" w:eastAsia="Times New Roman" w:hAnsi="Calibri" w:cs="Calibri"/>
+                <w:sz w:val="22"/>
+                <w:lang w:eastAsia="hu-HU"/>
+              </w:rPr>
+              <w:t>vendég</w:t>
+            </w:r>
+          </w:p>
+        </w:tc>
+        <w:tc>
+          <w:tcPr>
+            <w:tcW w:w="1309" w:type="dxa"/>
+            <w:tcBorders>
+              <w:top w:val="nil"/>
+              <w:left w:val="nil"/>
+              <w:bottom w:val="single" w:sz="4" w:space="0" w:color="000000"/>
+              <w:right w:val="single" w:sz="8" w:space="0" w:color="000000"/>
+            </w:tcBorders>
+            <w:shd w:val="clear" w:color="auto" w:fill="auto"/>
+            <w:noWrap/>
+            <w:vAlign w:val="center"/>
+            <w:hideMark/>
+          </w:tcPr>
+          <w:p>
+            <w:pPr>
+              <w:spacing w:line="240" w:lineRule="auto"/>
+              <w:jc w:val="center"/>
+              <w:rPr>
+                <w:rFonts w:ascii="Calibri" w:eastAsia="Times New Roman" w:hAnsi="Calibri" w:cs="Calibri"/>
+                <w:sz w:val="22"/>
+                <w:lang w:eastAsia="hu-HU"/>
+              </w:rPr>
+            </w:pPr>
+            <w:r>
+              <w:rPr>
+                <w:rFonts w:ascii="Calibri" w:eastAsia="Times New Roman" w:hAnsi="Calibri" w:cs="Calibri"/>
+                <w:sz w:val="22"/>
+                <w:lang w:eastAsia="hu-HU"/>
+              </w:rPr>
+              <w:t>172.16.10.0</w:t>
+            </w:r>
+          </w:p>
+        </w:tc>
+      </w:tr>
+      <w:tr>
+        <w:trPr>
+          <w:trHeight w:val="288"/>
+        </w:trPr>
+        <w:tc>
+          <w:tcPr>
+            <w:tcW w:w="879" w:type="dxa"/>
+            <w:tcBorders>
+              <w:top w:val="nil"/>
+              <w:left w:val="single" w:sz="8" w:space="0" w:color="000000"/>
+              <w:bottom w:val="single" w:sz="4" w:space="0" w:color="000000"/>
+              <w:right w:val="single" w:sz="4" w:space="0" w:color="000000"/>
+            </w:tcBorders>
+            <w:shd w:val="clear" w:color="auto" w:fill="auto"/>
+            <w:noWrap/>
+            <w:vAlign w:val="center"/>
+            <w:hideMark/>
+          </w:tcPr>
+          <w:p>
+            <w:pPr>
+              <w:spacing w:line="240" w:lineRule="auto"/>
+              <w:jc w:val="center"/>
+              <w:rPr>
+                <w:rFonts w:ascii="Calibri" w:eastAsia="Times New Roman" w:hAnsi="Calibri" w:cs="Calibri"/>
+                <w:sz w:val="22"/>
+                <w:lang w:eastAsia="hu-HU"/>
+              </w:rPr>
+            </w:pPr>
+            <w:r>
+              <w:rPr>
+                <w:rFonts w:ascii="Calibri" w:eastAsia="Times New Roman" w:hAnsi="Calibri" w:cs="Calibri"/>
+                <w:sz w:val="22"/>
+                <w:lang w:eastAsia="hu-HU"/>
+              </w:rPr>
+              <w:t>20</w:t>
+            </w:r>
+          </w:p>
+        </w:tc>
+        <w:tc>
+          <w:tcPr>
+            <w:tcW w:w="1032" w:type="dxa"/>
+            <w:tcBorders>
+              <w:top w:val="nil"/>
+              <w:left w:val="nil"/>
+              <w:bottom w:val="single" w:sz="4" w:space="0" w:color="000000"/>
+              <w:right w:val="single" w:sz="4" w:space="0" w:color="000000"/>
+            </w:tcBorders>
+            <w:shd w:val="clear" w:color="E7E6E6" w:fill="E7E6E6"/>
+            <w:noWrap/>
+            <w:vAlign w:val="center"/>
+            <w:hideMark/>
+          </w:tcPr>
+          <w:p>
+            <w:pPr>
+              <w:spacing w:line="240" w:lineRule="auto"/>
+              <w:jc w:val="center"/>
+              <w:rPr>
+                <w:rFonts w:ascii="Calibri" w:eastAsia="Times New Roman" w:hAnsi="Calibri" w:cs="Calibri"/>
+                <w:sz w:val="22"/>
+                <w:lang w:eastAsia="hu-HU"/>
+              </w:rPr>
+            </w:pPr>
+            <w:r>
+              <w:rPr>
+                <w:rFonts w:ascii="Calibri" w:eastAsia="Times New Roman" w:hAnsi="Calibri" w:cs="Calibri"/>
+                <w:sz w:val="22"/>
+                <w:lang w:eastAsia="hu-HU"/>
+              </w:rPr>
+              <w:t>dolgozó</w:t>
+            </w:r>
+          </w:p>
+        </w:tc>
+        <w:tc>
+          <w:tcPr>
+            <w:tcW w:w="1309" w:type="dxa"/>
+            <w:tcBorders>
+              <w:top w:val="nil"/>
+              <w:left w:val="nil"/>
+              <w:bottom w:val="single" w:sz="4" w:space="0" w:color="000000"/>
+              <w:right w:val="single" w:sz="8" w:space="0" w:color="000000"/>
+            </w:tcBorders>
+            <w:shd w:val="clear" w:color="auto" w:fill="auto"/>
+            <w:noWrap/>
+            <w:vAlign w:val="center"/>
+            <w:hideMark/>
+          </w:tcPr>
+          <w:p>
+            <w:pPr>
+              <w:spacing w:line="240" w:lineRule="auto"/>
+              <w:jc w:val="center"/>
+              <w:rPr>
+                <w:rFonts w:ascii="Calibri" w:eastAsia="Times New Roman" w:hAnsi="Calibri" w:cs="Calibri"/>
+                <w:sz w:val="22"/>
+                <w:lang w:eastAsia="hu-HU"/>
+              </w:rPr>
+            </w:pPr>
+            <w:r>
+              <w:rPr>
+                <w:rFonts w:ascii="Calibri" w:eastAsia="Times New Roman" w:hAnsi="Calibri" w:cs="Calibri"/>
+                <w:sz w:val="22"/>
+                <w:lang w:eastAsia="hu-HU"/>
+              </w:rPr>
+              <w:t>172.16.20.0</w:t>
+            </w:r>
+          </w:p>
+        </w:tc>
+        <w:bookmarkStart w:id="11" w:name="_GoBack"/>
+        <w:bookmarkEnd w:id="11"/>
+      </w:tr>
+      <w:tr>
+        <w:trPr>
+          <w:trHeight w:val="288"/>
+        </w:trPr>
+        <w:tc>
+          <w:tcPr>
+            <w:tcW w:w="879" w:type="dxa"/>
+            <w:tcBorders>
+              <w:top w:val="nil"/>
+              <w:left w:val="single" w:sz="8" w:space="0" w:color="000000"/>
+              <w:bottom w:val="single" w:sz="4" w:space="0" w:color="000000"/>
+              <w:right w:val="single" w:sz="4" w:space="0" w:color="000000"/>
+            </w:tcBorders>
+            <w:shd w:val="clear" w:color="auto" w:fill="auto"/>
+            <w:noWrap/>
+            <w:vAlign w:val="center"/>
+            <w:hideMark/>
+          </w:tcPr>
+          <w:p>
+            <w:pPr>
+              <w:spacing w:line="240" w:lineRule="auto"/>
+              <w:jc w:val="center"/>
+              <w:rPr>
+                <w:rFonts w:ascii="Calibri" w:eastAsia="Times New Roman" w:hAnsi="Calibri" w:cs="Calibri"/>
+                <w:sz w:val="22"/>
+                <w:lang w:eastAsia="hu-HU"/>
+              </w:rPr>
+            </w:pPr>
+            <w:r>
+              <w:rPr>
+                <w:rFonts w:ascii="Calibri" w:eastAsia="Times New Roman" w:hAnsi="Calibri" w:cs="Calibri"/>
+                <w:sz w:val="22"/>
+                <w:lang w:eastAsia="hu-HU"/>
+              </w:rPr>
+              <w:t>40</w:t>
+            </w:r>
+          </w:p>
+        </w:tc>
+        <w:tc>
+          <w:tcPr>
+            <w:tcW w:w="1032" w:type="dxa"/>
+            <w:tcBorders>
+              <w:top w:val="nil"/>
+              <w:left w:val="nil"/>
+              <w:bottom w:val="single" w:sz="4" w:space="0" w:color="000000"/>
+              <w:right w:val="single" w:sz="4" w:space="0" w:color="000000"/>
+            </w:tcBorders>
+            <w:shd w:val="clear" w:color="E7E6E6" w:fill="E7E6E6"/>
+            <w:noWrap/>
+            <w:vAlign w:val="center"/>
+            <w:hideMark/>
+          </w:tcPr>
+          <w:p>
+            <w:pPr>
+              <w:spacing w:line="240" w:lineRule="auto"/>
+              <w:jc w:val="center"/>
+              <w:rPr>
+                <w:rFonts w:ascii="Calibri" w:eastAsia="Times New Roman" w:hAnsi="Calibri" w:cs="Calibri"/>
+                <w:sz w:val="22"/>
+                <w:lang w:eastAsia="hu-HU"/>
+              </w:rPr>
+            </w:pPr>
+            <w:proofErr w:type="spellStart"/>
+            <w:r>
+              <w:rPr>
+                <w:rFonts w:ascii="Calibri" w:eastAsia="Times New Roman" w:hAnsi="Calibri" w:cs="Calibri"/>
+                <w:sz w:val="22"/>
+                <w:lang w:eastAsia="hu-HU"/>
+              </w:rPr>
+              <w:t>admin</w:t>
+            </w:r>
+            <w:proofErr w:type="spellEnd"/>
+          </w:p>
+        </w:tc>
+        <w:tc>
+          <w:tcPr>
+            <w:tcW w:w="1309" w:type="dxa"/>
+            <w:tcBorders>
+              <w:top w:val="nil"/>
+              <w:left w:val="nil"/>
+              <w:bottom w:val="single" w:sz="4" w:space="0" w:color="000000"/>
+              <w:right w:val="single" w:sz="8" w:space="0" w:color="000000"/>
+            </w:tcBorders>
+            <w:shd w:val="clear" w:color="auto" w:fill="auto"/>
+            <w:noWrap/>
+            <w:vAlign w:val="center"/>
+            <w:hideMark/>
+          </w:tcPr>
+          <w:p>
+            <w:pPr>
+              <w:spacing w:line="240" w:lineRule="auto"/>
+              <w:jc w:val="center"/>
+              <w:rPr>
+                <w:rFonts w:ascii="Calibri" w:eastAsia="Times New Roman" w:hAnsi="Calibri" w:cs="Calibri"/>
+                <w:sz w:val="22"/>
+                <w:lang w:eastAsia="hu-HU"/>
+              </w:rPr>
+            </w:pPr>
+            <w:r>
+              <w:rPr>
+                <w:rFonts w:ascii="Calibri" w:eastAsia="Times New Roman" w:hAnsi="Calibri" w:cs="Calibri"/>
+                <w:sz w:val="22"/>
+                <w:lang w:eastAsia="hu-HU"/>
+              </w:rPr>
+              <w:t>172.16.40.0</w:t>
+            </w:r>
+          </w:p>
+        </w:tc>
+      </w:tr>
+      <w:tr>
+        <w:trPr>
+          <w:trHeight w:val="288"/>
+        </w:trPr>
+        <w:tc>
+          <w:tcPr>
+            <w:tcW w:w="879" w:type="dxa"/>
+            <w:tcBorders>
+              <w:top w:val="nil"/>
+              <w:left w:val="single" w:sz="8" w:space="0" w:color="000000"/>
+              <w:bottom w:val="nil"/>
+              <w:right w:val="single" w:sz="4" w:space="0" w:color="000000"/>
+            </w:tcBorders>
+            <w:shd w:val="clear" w:color="auto" w:fill="auto"/>
+            <w:noWrap/>
+            <w:vAlign w:val="center"/>
+            <w:hideMark/>
+          </w:tcPr>
+          <w:p>
+            <w:pPr>
+              <w:spacing w:line="240" w:lineRule="auto"/>
+              <w:jc w:val="center"/>
+              <w:rPr>
+                <w:rFonts w:ascii="Calibri" w:eastAsia="Times New Roman" w:hAnsi="Calibri" w:cs="Calibri"/>
+                <w:sz w:val="22"/>
+                <w:lang w:eastAsia="hu-HU"/>
+              </w:rPr>
+            </w:pPr>
+            <w:r>
+              <w:rPr>
+                <w:rFonts w:ascii="Calibri" w:eastAsia="Times New Roman" w:hAnsi="Calibri" w:cs="Calibri"/>
+                <w:sz w:val="22"/>
+                <w:lang w:eastAsia="hu-HU"/>
+              </w:rPr>
+              <w:t>90</w:t>
+            </w:r>
+          </w:p>
+        </w:tc>
+        <w:tc>
+          <w:tcPr>
+            <w:tcW w:w="1032" w:type="dxa"/>
+            <w:tcBorders>
+              <w:top w:val="nil"/>
+              <w:left w:val="nil"/>
+              <w:bottom w:val="nil"/>
+              <w:right w:val="single" w:sz="4" w:space="0" w:color="000000"/>
+            </w:tcBorders>
+            <w:shd w:val="clear" w:color="E7E6E6" w:fill="E7E6E6"/>
+            <w:noWrap/>
+            <w:vAlign w:val="center"/>
+            <w:hideMark/>
+          </w:tcPr>
+          <w:p>
+            <w:pPr>
+              <w:spacing w:line="240" w:lineRule="auto"/>
+              <w:jc w:val="center"/>
+              <w:rPr>
+                <w:rFonts w:ascii="Calibri" w:eastAsia="Times New Roman" w:hAnsi="Calibri" w:cs="Calibri"/>
+                <w:sz w:val="22"/>
+                <w:lang w:eastAsia="hu-HU"/>
+              </w:rPr>
+            </w:pPr>
+            <w:r>
+              <w:rPr>
+                <w:rFonts w:ascii="Calibri" w:eastAsia="Times New Roman" w:hAnsi="Calibri" w:cs="Calibri"/>
+                <w:sz w:val="22"/>
+                <w:lang w:eastAsia="hu-HU"/>
+              </w:rPr>
+              <w:t>natív</w:t>
+            </w:r>
+          </w:p>
+        </w:tc>
+        <w:tc>
+          <w:tcPr>
+            <w:tcW w:w="1309" w:type="dxa"/>
+            <w:tcBorders>
+              <w:top w:val="nil"/>
+              <w:left w:val="nil"/>
+              <w:bottom w:val="nil"/>
+              <w:right w:val="single" w:sz="8" w:space="0" w:color="000000"/>
+            </w:tcBorders>
+            <w:shd w:val="clear" w:color="auto" w:fill="auto"/>
+            <w:noWrap/>
+            <w:vAlign w:val="center"/>
+            <w:hideMark/>
+          </w:tcPr>
+          <w:p>
+            <w:pPr>
+              <w:spacing w:line="240" w:lineRule="auto"/>
+              <w:jc w:val="center"/>
+              <w:rPr>
+                <w:rFonts w:ascii="Calibri" w:eastAsia="Times New Roman" w:hAnsi="Calibri" w:cs="Calibri"/>
+                <w:sz w:val="22"/>
+                <w:lang w:eastAsia="hu-HU"/>
+              </w:rPr>
+            </w:pPr>
+            <w:r>
+              <w:rPr>
+                <w:rFonts w:ascii="Calibri" w:eastAsia="Times New Roman" w:hAnsi="Calibri" w:cs="Calibri"/>
+                <w:sz w:val="22"/>
+                <w:lang w:eastAsia="hu-HU"/>
+              </w:rPr>
+              <w:t>172.16.90.0</w:t>
+            </w:r>
+          </w:p>
+        </w:tc>
+      </w:tr>
+      <w:tr>
+        <w:trPr>
+          <w:trHeight w:val="288"/>
+        </w:trPr>
+        <w:tc>
+          <w:tcPr>
+            <w:tcW w:w="879" w:type="dxa"/>
+            <w:tcBorders>
+              <w:top w:val="single" w:sz="4" w:space="0" w:color="000000"/>
+              <w:left w:val="single" w:sz="8" w:space="0" w:color="000000"/>
+              <w:bottom w:val="single" w:sz="4" w:space="0" w:color="000000"/>
+              <w:right w:val="single" w:sz="4" w:space="0" w:color="000000"/>
+            </w:tcBorders>
+            <w:shd w:val="clear" w:color="auto" w:fill="auto"/>
+            <w:noWrap/>
+            <w:vAlign w:val="center"/>
+            <w:hideMark/>
+          </w:tcPr>
+          <w:p>
+            <w:pPr>
+              <w:spacing w:line="240" w:lineRule="auto"/>
+              <w:jc w:val="center"/>
+              <w:rPr>
+                <w:rFonts w:ascii="Calibri" w:eastAsia="Times New Roman" w:hAnsi="Calibri" w:cs="Calibri"/>
+                <w:sz w:val="22"/>
+                <w:lang w:eastAsia="hu-HU"/>
+              </w:rPr>
+            </w:pPr>
+            <w:r>
+              <w:rPr>
+                <w:rFonts w:ascii="Calibri" w:eastAsia="Times New Roman" w:hAnsi="Calibri" w:cs="Calibri"/>
+                <w:sz w:val="22"/>
+                <w:lang w:eastAsia="hu-HU"/>
+              </w:rPr>
+              <w:t>101</w:t>
+            </w:r>
+          </w:p>
+        </w:tc>
+        <w:tc>
+          <w:tcPr>
+            <w:tcW w:w="1032" w:type="dxa"/>
+            <w:tcBorders>
+              <w:top w:val="single" w:sz="4" w:space="0" w:color="000000"/>
+              <w:left w:val="nil"/>
+              <w:bottom w:val="single" w:sz="4" w:space="0" w:color="000000"/>
+              <w:right w:val="single" w:sz="4" w:space="0" w:color="000000"/>
+            </w:tcBorders>
+            <w:shd w:val="clear" w:color="E7E6E6" w:fill="E7E6E6"/>
+            <w:noWrap/>
+            <w:vAlign w:val="center"/>
+            <w:hideMark/>
+          </w:tcPr>
+          <w:p>
+            <w:pPr>
+              <w:spacing w:line="240" w:lineRule="auto"/>
+              <w:jc w:val="center"/>
+              <w:rPr>
+                <w:rFonts w:ascii="Calibri" w:eastAsia="Times New Roman" w:hAnsi="Calibri" w:cs="Calibri"/>
+                <w:sz w:val="22"/>
+                <w:lang w:eastAsia="hu-HU"/>
+              </w:rPr>
+            </w:pPr>
+            <w:proofErr w:type="spellStart"/>
+            <w:r>
+              <w:rPr>
+                <w:rFonts w:ascii="Calibri" w:eastAsia="Times New Roman" w:hAnsi="Calibri" w:cs="Calibri"/>
+                <w:sz w:val="22"/>
+                <w:lang w:eastAsia="hu-HU"/>
+              </w:rPr>
+              <w:t>dead</w:t>
+            </w:r>
+            <w:proofErr w:type="spellEnd"/>
+          </w:p>
+        </w:tc>
+        <w:tc>
+          <w:tcPr>
+            <w:tcW w:w="1309" w:type="dxa"/>
+            <w:tcBorders>
+              <w:top w:val="single" w:sz="4" w:space="0" w:color="000000"/>
+              <w:left w:val="nil"/>
+              <w:bottom w:val="single" w:sz="4" w:space="0" w:color="000000"/>
+              <w:right w:val="single" w:sz="8" w:space="0" w:color="000000"/>
+            </w:tcBorders>
+            <w:shd w:val="clear" w:color="auto" w:fill="auto"/>
+            <w:noWrap/>
+            <w:vAlign w:val="center"/>
+            <w:hideMark/>
+          </w:tcPr>
+          <w:p>
+            <w:pPr>
+              <w:spacing w:line="240" w:lineRule="auto"/>
+              <w:jc w:val="center"/>
+              <w:rPr>
+                <w:rFonts w:ascii="Calibri" w:eastAsia="Times New Roman" w:hAnsi="Calibri" w:cs="Calibri"/>
+                <w:sz w:val="22"/>
+                <w:lang w:eastAsia="hu-HU"/>
+              </w:rPr>
+            </w:pPr>
+            <w:r>
+              <w:rPr>
+                <w:rFonts w:ascii="Calibri" w:eastAsia="Times New Roman" w:hAnsi="Calibri" w:cs="Calibri"/>
+                <w:sz w:val="22"/>
+                <w:lang w:eastAsia="hu-HU"/>
+              </w:rPr>
+              <w:t>x</w:t>
+            </w:r>
+          </w:p>
+        </w:tc>
+      </w:tr>
+    </w:tbl>
+    <w:p>
+      <w:pPr>
+        <w:rPr>
+          <w:u w:val="single"/>
+        </w:rPr>
+      </w:pPr>
+      <w:r>
+        <w:rPr>
+          <w:u w:val="single"/>
+        </w:rPr>
+        <w:t>Szervertelep:</w:t>
+      </w:r>
+    </w:p>
+    <w:tbl>
+      <w:tblPr>
+        <w:tblW w:w="3220" w:type="dxa"/>
+        <w:tblCellMar>
+          <w:left w:w="70" w:type="dxa"/>
+          <w:right w:w="70" w:type="dxa"/>
+        </w:tblCellMar>
+        <w:tblLook w:val="04A0" w:firstRow="1" w:lastRow="0" w:firstColumn="1" w:lastColumn="0" w:noHBand="0" w:noVBand="1"/>
+      </w:tblPr>
+      <w:tblGrid>
+        <w:gridCol w:w="879"/>
+        <w:gridCol w:w="1032"/>
+        <w:gridCol w:w="1309"/>
+      </w:tblGrid>
+      <w:tr>
+        <w:trPr>
+          <w:trHeight w:val="300"/>
+        </w:trPr>
+        <w:tc>
+          <w:tcPr>
+            <w:tcW w:w="3220" w:type="dxa"/>
+            <w:gridSpan w:val="3"/>
+            <w:tcBorders>
+              <w:top w:val="single" w:sz="8" w:space="0" w:color="auto"/>
+              <w:left w:val="single" w:sz="8" w:space="0" w:color="auto"/>
+              <w:bottom w:val="single" w:sz="8" w:space="0" w:color="auto"/>
+              <w:right w:val="single" w:sz="8" w:space="0" w:color="000000"/>
+            </w:tcBorders>
+            <w:shd w:val="clear" w:color="000000" w:fill="C6E0B4"/>
+            <w:noWrap/>
+            <w:vAlign w:val="center"/>
+            <w:hideMark/>
+          </w:tcPr>
+          <w:p>
+            <w:pPr>
+              <w:spacing w:line="240" w:lineRule="auto"/>
+              <w:jc w:val="center"/>
+              <w:rPr>
+                <w:rFonts w:ascii="Calibri" w:eastAsia="Times New Roman" w:hAnsi="Calibri" w:cs="Calibri"/>
+                <w:b/>
+                <w:bCs/>
+                <w:sz w:val="22"/>
+                <w:lang w:eastAsia="hu-HU"/>
+              </w:rPr>
+            </w:pPr>
+            <w:r>
+              <w:rPr>
+                <w:rFonts w:ascii="Calibri" w:eastAsia="Times New Roman" w:hAnsi="Calibri" w:cs="Calibri"/>
+                <w:b/>
+                <w:bCs/>
+                <w:sz w:val="22"/>
+                <w:lang w:eastAsia="hu-HU"/>
+              </w:rPr>
+              <w:t xml:space="preserve">Szerver telep </w:t>
+            </w:r>
+          </w:p>
+        </w:tc>
+      </w:tr>
+      <w:tr>
+        <w:trPr>
+          <w:trHeight w:val="288"/>
+        </w:trPr>
+        <w:tc>
+          <w:tcPr>
+            <w:tcW w:w="879" w:type="dxa"/>
+            <w:tcBorders>
+              <w:top w:val="nil"/>
+              <w:left w:val="single" w:sz="8" w:space="0" w:color="000000"/>
+              <w:bottom w:val="single" w:sz="4" w:space="0" w:color="000000"/>
+              <w:right w:val="single" w:sz="4" w:space="0" w:color="000000"/>
+            </w:tcBorders>
+            <w:shd w:val="clear" w:color="FEF2CB" w:fill="FEF2CB"/>
+            <w:noWrap/>
+            <w:vAlign w:val="center"/>
+            <w:hideMark/>
+          </w:tcPr>
+          <w:p>
+            <w:pPr>
+              <w:spacing w:line="240" w:lineRule="auto"/>
+              <w:jc w:val="center"/>
+              <w:rPr>
+                <w:rFonts w:ascii="Calibri" w:eastAsia="Times New Roman" w:hAnsi="Calibri" w:cs="Calibri"/>
+                <w:sz w:val="22"/>
+                <w:lang w:eastAsia="hu-HU"/>
+              </w:rPr>
+            </w:pPr>
+            <w:r>
+              <w:rPr>
+                <w:rFonts w:ascii="Calibri" w:eastAsia="Times New Roman" w:hAnsi="Calibri" w:cs="Calibri"/>
+                <w:sz w:val="22"/>
+                <w:lang w:eastAsia="hu-HU"/>
+              </w:rPr>
+              <w:t>VLAN ID</w:t>
+            </w:r>
+          </w:p>
+        </w:tc>
+        <w:tc>
+          <w:tcPr>
+            <w:tcW w:w="1032" w:type="dxa"/>
+            <w:tcBorders>
+              <w:top w:val="nil"/>
+              <w:left w:val="nil"/>
+              <w:bottom w:val="single" w:sz="4" w:space="0" w:color="000000"/>
+              <w:right w:val="single" w:sz="4" w:space="0" w:color="000000"/>
+            </w:tcBorders>
+            <w:shd w:val="clear" w:color="FEF2CB" w:fill="FEF2CB"/>
+            <w:noWrap/>
+            <w:vAlign w:val="center"/>
+            <w:hideMark/>
+          </w:tcPr>
+          <w:p>
+            <w:pPr>
+              <w:spacing w:line="240" w:lineRule="auto"/>
+              <w:jc w:val="center"/>
+              <w:rPr>
+                <w:rFonts w:ascii="Calibri" w:eastAsia="Times New Roman" w:hAnsi="Calibri" w:cs="Calibri"/>
+                <w:sz w:val="22"/>
+                <w:lang w:eastAsia="hu-HU"/>
+              </w:rPr>
+            </w:pPr>
+            <w:r>
+              <w:rPr>
+                <w:rFonts w:ascii="Calibri" w:eastAsia="Times New Roman" w:hAnsi="Calibri" w:cs="Calibri"/>
+                <w:sz w:val="22"/>
+                <w:lang w:eastAsia="hu-HU"/>
+              </w:rPr>
+              <w:t>VLAN név</w:t>
+            </w:r>
+          </w:p>
+        </w:tc>
+        <w:tc>
+          <w:tcPr>
+            <w:tcW w:w="1309" w:type="dxa"/>
+            <w:tcBorders>
+              <w:top w:val="nil"/>
+              <w:left w:val="nil"/>
+              <w:bottom w:val="single" w:sz="4" w:space="0" w:color="000000"/>
+              <w:right w:val="single" w:sz="8" w:space="0" w:color="000000"/>
+            </w:tcBorders>
+            <w:shd w:val="clear" w:color="FEF2CB" w:fill="FEF2CB"/>
+            <w:noWrap/>
+            <w:vAlign w:val="center"/>
+            <w:hideMark/>
+          </w:tcPr>
+          <w:p>
+            <w:pPr>
+              <w:spacing w:line="240" w:lineRule="auto"/>
+              <w:jc w:val="center"/>
+              <w:rPr>
+                <w:rFonts w:ascii="Calibri" w:eastAsia="Times New Roman" w:hAnsi="Calibri" w:cs="Calibri"/>
+                <w:sz w:val="22"/>
+                <w:lang w:eastAsia="hu-HU"/>
+              </w:rPr>
+            </w:pPr>
+            <w:r>
+              <w:rPr>
+                <w:rFonts w:ascii="Calibri" w:eastAsia="Times New Roman" w:hAnsi="Calibri" w:cs="Calibri"/>
+                <w:sz w:val="22"/>
+                <w:lang w:eastAsia="hu-HU"/>
+              </w:rPr>
+              <w:t>Hál. Cím /28</w:t>
+            </w:r>
+          </w:p>
+        </w:tc>
+      </w:tr>
+      <w:tr>
+        <w:trPr>
+          <w:trHeight w:val="288"/>
+        </w:trPr>
+        <w:tc>
+          <w:tcPr>
+            <w:tcW w:w="879" w:type="dxa"/>
+            <w:tcBorders>
+              <w:top w:val="nil"/>
+              <w:left w:val="single" w:sz="8" w:space="0" w:color="000000"/>
+              <w:bottom w:val="single" w:sz="4" w:space="0" w:color="000000"/>
+              <w:right w:val="single" w:sz="4" w:space="0" w:color="000000"/>
+            </w:tcBorders>
+            <w:shd w:val="clear" w:color="auto" w:fill="auto"/>
+            <w:noWrap/>
+            <w:vAlign w:val="center"/>
+            <w:hideMark/>
+          </w:tcPr>
+          <w:p>
+            <w:pPr>
+              <w:spacing w:line="240" w:lineRule="auto"/>
+              <w:jc w:val="center"/>
+              <w:rPr>
+                <w:rFonts w:ascii="Calibri" w:eastAsia="Times New Roman" w:hAnsi="Calibri" w:cs="Calibri"/>
+                <w:sz w:val="22"/>
+                <w:lang w:eastAsia="hu-HU"/>
+              </w:rPr>
+            </w:pPr>
+            <w:r>
+              <w:rPr>
+                <w:rFonts w:ascii="Calibri" w:eastAsia="Times New Roman" w:hAnsi="Calibri" w:cs="Calibri"/>
+                <w:sz w:val="22"/>
+                <w:lang w:eastAsia="hu-HU"/>
+              </w:rPr>
+              <w:t>10</w:t>
+            </w:r>
+          </w:p>
+        </w:tc>
+        <w:tc>
+          <w:tcPr>
+            <w:tcW w:w="1032" w:type="dxa"/>
+            <w:tcBorders>
+              <w:top w:val="nil"/>
+              <w:left w:val="nil"/>
+              <w:bottom w:val="single" w:sz="4" w:space="0" w:color="000000"/>
+              <w:right w:val="single" w:sz="4" w:space="0" w:color="000000"/>
+            </w:tcBorders>
+            <w:shd w:val="clear" w:color="E7E6E6" w:fill="E7E6E6"/>
+            <w:noWrap/>
+            <w:vAlign w:val="center"/>
+            <w:hideMark/>
+          </w:tcPr>
+          <w:p>
+            <w:pPr>
+              <w:spacing w:line="240" w:lineRule="auto"/>
+              <w:jc w:val="center"/>
+              <w:rPr>
+                <w:rFonts w:ascii="Calibri" w:eastAsia="Times New Roman" w:hAnsi="Calibri" w:cs="Calibri"/>
+                <w:sz w:val="22"/>
+                <w:lang w:eastAsia="hu-HU"/>
+              </w:rPr>
+            </w:pPr>
+            <w:r>
+              <w:rPr>
+                <w:rFonts w:ascii="Calibri" w:eastAsia="Times New Roman" w:hAnsi="Calibri" w:cs="Calibri"/>
+                <w:sz w:val="22"/>
+                <w:lang w:eastAsia="hu-HU"/>
+              </w:rPr>
+              <w:t>szerver</w:t>
+            </w:r>
+          </w:p>
+        </w:tc>
+        <w:tc>
+          <w:tcPr>
+            <w:tcW w:w="1309" w:type="dxa"/>
+            <w:tcBorders>
+              <w:top w:val="nil"/>
+              <w:left w:val="nil"/>
+              <w:bottom w:val="single" w:sz="4" w:space="0" w:color="000000"/>
+              <w:right w:val="single" w:sz="8" w:space="0" w:color="000000"/>
+            </w:tcBorders>
+            <w:shd w:val="clear" w:color="auto" w:fill="auto"/>
+            <w:noWrap/>
+            <w:vAlign w:val="center"/>
+            <w:hideMark/>
+          </w:tcPr>
+          <w:p>
+            <w:pPr>
+              <w:spacing w:line="240" w:lineRule="auto"/>
+              <w:jc w:val="center"/>
+              <w:rPr>
+                <w:rFonts w:ascii="Calibri" w:eastAsia="Times New Roman" w:hAnsi="Calibri" w:cs="Calibri"/>
+                <w:sz w:val="22"/>
+                <w:lang w:eastAsia="hu-HU"/>
+              </w:rPr>
+            </w:pPr>
+            <w:r>
+              <w:rPr>
+                <w:rFonts w:ascii="Calibri" w:eastAsia="Times New Roman" w:hAnsi="Calibri" w:cs="Calibri"/>
+                <w:sz w:val="22"/>
+                <w:lang w:eastAsia="hu-HU"/>
+              </w:rPr>
+              <w:t>10.10.10.0</w:t>
+            </w:r>
+          </w:p>
+        </w:tc>
+      </w:tr>
+      <w:tr>
+        <w:trPr>
+          <w:trHeight w:val="288"/>
+        </w:trPr>
+        <w:tc>
+          <w:tcPr>
+            <w:tcW w:w="879" w:type="dxa"/>
+            <w:tcBorders>
+              <w:top w:val="nil"/>
+              <w:left w:val="single" w:sz="8" w:space="0" w:color="000000"/>
+              <w:bottom w:val="single" w:sz="4" w:space="0" w:color="000000"/>
+              <w:right w:val="single" w:sz="4" w:space="0" w:color="000000"/>
+            </w:tcBorders>
+            <w:shd w:val="clear" w:color="auto" w:fill="auto"/>
+            <w:noWrap/>
+            <w:vAlign w:val="center"/>
+            <w:hideMark/>
+          </w:tcPr>
+          <w:p>
+            <w:pPr>
+              <w:spacing w:line="240" w:lineRule="auto"/>
+              <w:jc w:val="center"/>
+              <w:rPr>
+                <w:rFonts w:ascii="Calibri" w:eastAsia="Times New Roman" w:hAnsi="Calibri" w:cs="Calibri"/>
+                <w:sz w:val="22"/>
+                <w:lang w:eastAsia="hu-HU"/>
+              </w:rPr>
+            </w:pPr>
+            <w:r>
+              <w:rPr>
+                <w:rFonts w:ascii="Calibri" w:eastAsia="Times New Roman" w:hAnsi="Calibri" w:cs="Calibri"/>
+                <w:sz w:val="22"/>
+                <w:lang w:eastAsia="hu-HU"/>
+              </w:rPr>
+              <w:t>40</w:t>
+            </w:r>
+          </w:p>
+        </w:tc>
+        <w:tc>
+          <w:tcPr>
+            <w:tcW w:w="1032" w:type="dxa"/>
+            <w:tcBorders>
+              <w:top w:val="nil"/>
+              <w:left w:val="nil"/>
+              <w:bottom w:val="single" w:sz="4" w:space="0" w:color="000000"/>
+              <w:right w:val="single" w:sz="4" w:space="0" w:color="000000"/>
+            </w:tcBorders>
+            <w:shd w:val="clear" w:color="E7E6E6" w:fill="E7E6E6"/>
+            <w:noWrap/>
+            <w:vAlign w:val="center"/>
+            <w:hideMark/>
+          </w:tcPr>
+          <w:p>
+            <w:pPr>
+              <w:spacing w:line="240" w:lineRule="auto"/>
+              <w:jc w:val="center"/>
+              <w:rPr>
+                <w:rFonts w:ascii="Calibri" w:eastAsia="Times New Roman" w:hAnsi="Calibri" w:cs="Calibri"/>
+                <w:sz w:val="22"/>
+                <w:lang w:eastAsia="hu-HU"/>
+              </w:rPr>
+            </w:pPr>
+            <w:proofErr w:type="spellStart"/>
+            <w:r>
+              <w:rPr>
+                <w:rFonts w:ascii="Calibri" w:eastAsia="Times New Roman" w:hAnsi="Calibri" w:cs="Calibri"/>
+                <w:sz w:val="22"/>
+                <w:lang w:eastAsia="hu-HU"/>
+              </w:rPr>
+              <w:t>admin</w:t>
+            </w:r>
+            <w:proofErr w:type="spellEnd"/>
+          </w:p>
+        </w:tc>
+        <w:tc>
+          <w:tcPr>
+            <w:tcW w:w="1309" w:type="dxa"/>
+            <w:tcBorders>
+              <w:top w:val="nil"/>
+              <w:left w:val="nil"/>
+              <w:bottom w:val="single" w:sz="4" w:space="0" w:color="000000"/>
+              <w:right w:val="single" w:sz="8" w:space="0" w:color="000000"/>
+            </w:tcBorders>
+            <w:shd w:val="clear" w:color="auto" w:fill="auto"/>
+            <w:noWrap/>
+            <w:vAlign w:val="center"/>
+            <w:hideMark/>
+          </w:tcPr>
+          <w:p>
+            <w:pPr>
+              <w:spacing w:line="240" w:lineRule="auto"/>
+              <w:jc w:val="center"/>
+              <w:rPr>
+                <w:rFonts w:ascii="Calibri" w:eastAsia="Times New Roman" w:hAnsi="Calibri" w:cs="Calibri"/>
+                <w:sz w:val="22"/>
+                <w:lang w:eastAsia="hu-HU"/>
+              </w:rPr>
+            </w:pPr>
+            <w:r>
+              <w:rPr>
+                <w:rFonts w:ascii="Calibri" w:eastAsia="Times New Roman" w:hAnsi="Calibri" w:cs="Calibri"/>
+                <w:sz w:val="22"/>
+                <w:lang w:eastAsia="hu-HU"/>
+              </w:rPr>
+              <w:t>10.10.40.0</w:t>
+            </w:r>
+          </w:p>
+        </w:tc>
+      </w:tr>
+      <w:tr>
+        <w:trPr>
+          <w:trHeight w:val="288"/>
+        </w:trPr>
+        <w:tc>
+          <w:tcPr>
+            <w:tcW w:w="879" w:type="dxa"/>
+            <w:tcBorders>
+              <w:top w:val="nil"/>
+              <w:left w:val="single" w:sz="8" w:space="0" w:color="000000"/>
+              <w:bottom w:val="single" w:sz="4" w:space="0" w:color="000000"/>
+              <w:right w:val="single" w:sz="4" w:space="0" w:color="000000"/>
+            </w:tcBorders>
+            <w:shd w:val="clear" w:color="auto" w:fill="auto"/>
+            <w:noWrap/>
+            <w:vAlign w:val="center"/>
+            <w:hideMark/>
+          </w:tcPr>
+          <w:p>
+            <w:pPr>
+              <w:spacing w:line="240" w:lineRule="auto"/>
+              <w:jc w:val="center"/>
+              <w:rPr>
+                <w:rFonts w:ascii="Calibri" w:eastAsia="Times New Roman" w:hAnsi="Calibri" w:cs="Calibri"/>
+                <w:sz w:val="22"/>
+                <w:lang w:eastAsia="hu-HU"/>
+              </w:rPr>
+            </w:pPr>
+            <w:r>
+              <w:rPr>
+                <w:rFonts w:ascii="Calibri" w:eastAsia="Times New Roman" w:hAnsi="Calibri" w:cs="Calibri"/>
+                <w:sz w:val="22"/>
+                <w:lang w:eastAsia="hu-HU"/>
+              </w:rPr>
+              <w:t>90</w:t>
+            </w:r>
+          </w:p>
+        </w:tc>
+        <w:tc>
+          <w:tcPr>
+            <w:tcW w:w="1032" w:type="dxa"/>
+            <w:tcBorders>
+              <w:top w:val="nil"/>
+              <w:left w:val="nil"/>
+              <w:bottom w:val="single" w:sz="4" w:space="0" w:color="000000"/>
+              <w:right w:val="single" w:sz="4" w:space="0" w:color="000000"/>
+            </w:tcBorders>
+            <w:shd w:val="clear" w:color="E7E6E6" w:fill="E7E6E6"/>
+            <w:noWrap/>
+            <w:vAlign w:val="center"/>
+            <w:hideMark/>
+          </w:tcPr>
+          <w:p>
+            <w:pPr>
+              <w:spacing w:line="240" w:lineRule="auto"/>
+              <w:jc w:val="center"/>
+              <w:rPr>
+                <w:rFonts w:ascii="Calibri" w:eastAsia="Times New Roman" w:hAnsi="Calibri" w:cs="Calibri"/>
+                <w:sz w:val="22"/>
+                <w:lang w:eastAsia="hu-HU"/>
+              </w:rPr>
+            </w:pPr>
+            <w:proofErr w:type="spellStart"/>
+            <w:r>
+              <w:rPr>
+                <w:rFonts w:ascii="Calibri" w:eastAsia="Times New Roman" w:hAnsi="Calibri" w:cs="Calibri"/>
+                <w:sz w:val="22"/>
+                <w:lang w:eastAsia="hu-HU"/>
+              </w:rPr>
+              <w:t>nativ</w:t>
+            </w:r>
+            <w:proofErr w:type="spellEnd"/>
+          </w:p>
+        </w:tc>
+        <w:tc>
+          <w:tcPr>
+            <w:tcW w:w="1309" w:type="dxa"/>
+            <w:tcBorders>
+              <w:top w:val="nil"/>
+              <w:left w:val="nil"/>
+              <w:bottom w:val="single" w:sz="4" w:space="0" w:color="000000"/>
+              <w:right w:val="single" w:sz="8" w:space="0" w:color="000000"/>
+            </w:tcBorders>
+            <w:shd w:val="clear" w:color="auto" w:fill="auto"/>
+            <w:noWrap/>
+            <w:vAlign w:val="center"/>
+            <w:hideMark/>
+          </w:tcPr>
+          <w:p>
+            <w:pPr>
+              <w:spacing w:line="240" w:lineRule="auto"/>
+              <w:jc w:val="center"/>
+              <w:rPr>
+                <w:rFonts w:ascii="Calibri" w:eastAsia="Times New Roman" w:hAnsi="Calibri" w:cs="Calibri"/>
+                <w:sz w:val="22"/>
+                <w:lang w:eastAsia="hu-HU"/>
+              </w:rPr>
+            </w:pPr>
+            <w:r>
+              <w:rPr>
+                <w:rFonts w:ascii="Calibri" w:eastAsia="Times New Roman" w:hAnsi="Calibri" w:cs="Calibri"/>
+                <w:sz w:val="22"/>
+                <w:lang w:eastAsia="hu-HU"/>
+              </w:rPr>
+              <w:t>10.10.90.0</w:t>
+            </w:r>
+          </w:p>
+        </w:tc>
+      </w:tr>
+      <w:tr>
+        <w:trPr>
+          <w:trHeight w:val="288"/>
+        </w:trPr>
+        <w:tc>
+          <w:tcPr>
+            <w:tcW w:w="879" w:type="dxa"/>
+            <w:tcBorders>
+              <w:top w:val="nil"/>
+              <w:left w:val="single" w:sz="8" w:space="0" w:color="000000"/>
+              <w:bottom w:val="single" w:sz="4" w:space="0" w:color="000000"/>
+              <w:right w:val="single" w:sz="4" w:space="0" w:color="000000"/>
+            </w:tcBorders>
+            <w:shd w:val="clear" w:color="auto" w:fill="auto"/>
+            <w:noWrap/>
+            <w:vAlign w:val="center"/>
+            <w:hideMark/>
+          </w:tcPr>
+          <w:p>
+            <w:pPr>
+              <w:spacing w:line="240" w:lineRule="auto"/>
+              <w:jc w:val="center"/>
+              <w:rPr>
+                <w:rFonts w:ascii="Calibri" w:eastAsia="Times New Roman" w:hAnsi="Calibri" w:cs="Calibri"/>
+                <w:sz w:val="22"/>
+                <w:lang w:eastAsia="hu-HU"/>
+              </w:rPr>
+            </w:pPr>
+            <w:r>
+              <w:rPr>
+                <w:rFonts w:ascii="Calibri" w:eastAsia="Times New Roman" w:hAnsi="Calibri" w:cs="Calibri"/>
+                <w:sz w:val="22"/>
+                <w:lang w:eastAsia="hu-HU"/>
+              </w:rPr>
+              <w:t>101</w:t>
+            </w:r>
+          </w:p>
+        </w:tc>
+        <w:tc>
+          <w:tcPr>
+            <w:tcW w:w="1032" w:type="dxa"/>
+            <w:tcBorders>
+              <w:top w:val="nil"/>
+              <w:left w:val="nil"/>
+              <w:bottom w:val="single" w:sz="4" w:space="0" w:color="000000"/>
+              <w:right w:val="single" w:sz="4" w:space="0" w:color="000000"/>
+            </w:tcBorders>
+            <w:shd w:val="clear" w:color="E7E6E6" w:fill="E7E6E6"/>
+            <w:noWrap/>
+            <w:vAlign w:val="center"/>
+            <w:hideMark/>
+          </w:tcPr>
+          <w:p>
+            <w:pPr>
+              <w:spacing w:line="240" w:lineRule="auto"/>
+              <w:jc w:val="center"/>
+              <w:rPr>
+                <w:rFonts w:ascii="Calibri" w:eastAsia="Times New Roman" w:hAnsi="Calibri" w:cs="Calibri"/>
+                <w:sz w:val="22"/>
+                <w:lang w:eastAsia="hu-HU"/>
+              </w:rPr>
+            </w:pPr>
+            <w:proofErr w:type="spellStart"/>
+            <w:r>
+              <w:rPr>
+                <w:rFonts w:ascii="Calibri" w:eastAsia="Times New Roman" w:hAnsi="Calibri" w:cs="Calibri"/>
+                <w:sz w:val="22"/>
+                <w:lang w:eastAsia="hu-HU"/>
+              </w:rPr>
+              <w:t>dead</w:t>
+            </w:r>
+            <w:proofErr w:type="spellEnd"/>
+          </w:p>
+        </w:tc>
+        <w:tc>
+          <w:tcPr>
+            <w:tcW w:w="1309" w:type="dxa"/>
+            <w:tcBorders>
+              <w:top w:val="nil"/>
+              <w:left w:val="nil"/>
+              <w:bottom w:val="single" w:sz="4" w:space="0" w:color="000000"/>
+              <w:right w:val="single" w:sz="8" w:space="0" w:color="000000"/>
+            </w:tcBorders>
+            <w:shd w:val="clear" w:color="auto" w:fill="auto"/>
+            <w:noWrap/>
+            <w:vAlign w:val="center"/>
+            <w:hideMark/>
+          </w:tcPr>
+          <w:p>
+            <w:pPr>
+              <w:spacing w:line="240" w:lineRule="auto"/>
+              <w:jc w:val="center"/>
+              <w:rPr>
+                <w:rFonts w:ascii="Calibri" w:eastAsia="Times New Roman" w:hAnsi="Calibri" w:cs="Calibri"/>
+                <w:sz w:val="22"/>
+                <w:lang w:eastAsia="hu-HU"/>
+              </w:rPr>
+            </w:pPr>
+            <w:r>
+              <w:rPr>
+                <w:rFonts w:ascii="Calibri" w:eastAsia="Times New Roman" w:hAnsi="Calibri" w:cs="Calibri"/>
+                <w:sz w:val="22"/>
+                <w:lang w:eastAsia="hu-HU"/>
+              </w:rPr>
+              <w:t>x</w:t>
+            </w:r>
+          </w:p>
+        </w:tc>
+      </w:tr>
+    </w:tbl>
     <w:p>
       <w:pPr>
         <w:pStyle w:val="Cmsor2"/>
       </w:pPr>
-      <w:bookmarkStart w:id="11" w:name="_Toc222734437"/>
-      <w:r>
-        <w:t>Port security:</w:t>
-      </w:r>
-      <w:bookmarkEnd w:id="11"/>
-    </w:p>
-    <w:p>
-      <w:r>
-        <w:t>sticky mac-address</w:t>
-      </w:r>
+      <w:bookmarkStart w:id="12" w:name="_Toc222734437"/>
+      <w:r>
+        <w:t xml:space="preserve">Port </w:t>
+      </w:r>
+      <w:proofErr w:type="spellStart"/>
+      <w:r>
+        <w:t>security</w:t>
+      </w:r>
+      <w:proofErr w:type="spellEnd"/>
+      <w:r>
+        <w:t>:</w:t>
+      </w:r>
+      <w:bookmarkEnd w:id="12"/>
+    </w:p>
+    <w:p>
+      <w:proofErr w:type="spellStart"/>
+      <w:r>
+        <w:t>sticky</w:t>
+      </w:r>
+      <w:proofErr w:type="spellEnd"/>
+      <w:r>
+        <w:t xml:space="preserve"> </w:t>
+      </w:r>
+      <w:proofErr w:type="spellStart"/>
+      <w:r>
+        <w:t>mac-address</w:t>
+      </w:r>
+      <w:proofErr w:type="spellEnd"/>
     </w:p>
     <w:p>
       <w:pPr>
         <w:pStyle w:val="Cmsor2"/>
       </w:pPr>
-      <w:r>
-        <w:t>Ether-channel:</w:t>
-      </w:r>
-    </w:p>
-    <w:p>
-      <w:r>
-        <w:t>group-channel 1, violation shutdown, Pagp</w:t>
-      </w:r>
-    </w:p>
-    <w:p>
-      <w:r>
-        <w:t>Sw_main és Sw_sales között</w:t>
+      <w:proofErr w:type="spellStart"/>
+      <w:r>
+        <w:t>Ether-channel</w:t>
+      </w:r>
+      <w:proofErr w:type="spellEnd"/>
+      <w:r>
+        <w:t>:</w:t>
+      </w:r>
+    </w:p>
+    <w:p>
+      <w:proofErr w:type="spellStart"/>
+      <w:r>
+        <w:t>group-channel</w:t>
+      </w:r>
+      <w:proofErr w:type="spellEnd"/>
+      <w:r>
+        <w:t xml:space="preserve"> 1, </w:t>
+      </w:r>
+      <w:proofErr w:type="spellStart"/>
+      <w:r>
+        <w:t>violation</w:t>
+      </w:r>
+      <w:proofErr w:type="spellEnd"/>
+      <w:r>
+        <w:t xml:space="preserve"> </w:t>
+      </w:r>
+      <w:proofErr w:type="spellStart"/>
+      <w:r>
+        <w:t>shutdown</w:t>
+      </w:r>
+      <w:proofErr w:type="spellEnd"/>
+      <w:r>
+        <w:t xml:space="preserve">, </w:t>
+      </w:r>
+      <w:proofErr w:type="spellStart"/>
+      <w:r>
+        <w:t>Pagp</w:t>
+      </w:r>
+      <w:proofErr w:type="spellEnd"/>
+    </w:p>
+    <w:p>
+      <w:proofErr w:type="spellStart"/>
+      <w:r>
+        <w:t>Sw_main</w:t>
+      </w:r>
+      <w:proofErr w:type="spellEnd"/>
+      <w:r>
+        <w:t xml:space="preserve"> és </w:t>
+      </w:r>
+      <w:proofErr w:type="spellStart"/>
+      <w:r>
+        <w:t>Sw_sales</w:t>
+      </w:r>
+      <w:proofErr w:type="spellEnd"/>
+      <w:r>
+        <w:t xml:space="preserve"> között</w:t>
       </w:r>
     </w:p>
     <w:p>
       <w:pPr>
         <w:pStyle w:val="Cmsor2"/>
       </w:pPr>
-      <w:bookmarkStart w:id="12" w:name="_Toc222734438"/>
-      <w:r>
-        <w:t>Routing és GRE-tunnel:</w:t>
-      </w:r>
-      <w:bookmarkEnd w:id="12"/>
+      <w:bookmarkStart w:id="13" w:name="_Toc222734438"/>
+      <w:proofErr w:type="spellStart"/>
+      <w:r>
+        <w:t>Routing</w:t>
+      </w:r>
+      <w:proofErr w:type="spellEnd"/>
+      <w:r>
+        <w:t xml:space="preserve"> és GRE-</w:t>
+      </w:r>
+      <w:proofErr w:type="spellStart"/>
+      <w:r>
+        <w:t>tunnel</w:t>
+      </w:r>
+      <w:proofErr w:type="spellEnd"/>
+      <w:r>
+        <w:t>:</w:t>
+      </w:r>
+      <w:bookmarkEnd w:id="13"/>
     </w:p>
     <w:p>
       <w:r>
@@ -3039,35 +5601,59 @@
     </w:p>
     <w:p>
       <w:r>
-        <w:t>-IPsec</w:t>
-      </w:r>
+        <w:t>-</w:t>
+      </w:r>
+      <w:proofErr w:type="spellStart"/>
+      <w:r>
+        <w:t>IPsec</w:t>
+      </w:r>
+      <w:proofErr w:type="spellEnd"/>
     </w:p>
     <w:p>
       <w:pPr>
         <w:pStyle w:val="Cmsor2"/>
       </w:pPr>
-      <w:bookmarkStart w:id="13" w:name="_Toc222734439"/>
+      <w:bookmarkStart w:id="14" w:name="_Toc222734439"/>
       <w:r>
         <w:t>HSRP:</w:t>
       </w:r>
-      <w:bookmarkEnd w:id="13"/>
-    </w:p>
-    <w:p>
-      <w:r>
-        <w:t>Virtuális átjáró:192.168.[vlan szám].3</w:t>
-      </w:r>
-    </w:p>
-    <w:p>
-      <w:r>
-        <w:t xml:space="preserve">R_main </w:t>
+      <w:bookmarkEnd w:id="14"/>
+    </w:p>
+    <w:p>
+      <w:r>
+        <w:t>Virtuális átjáró:192.168.[</w:t>
+      </w:r>
+      <w:proofErr w:type="spellStart"/>
+      <w:r>
+        <w:t>vlan</w:t>
+      </w:r>
+      <w:proofErr w:type="spellEnd"/>
+      <w:r>
+        <w:t xml:space="preserve"> szám].3</w:t>
+      </w:r>
+    </w:p>
+    <w:p>
+      <w:proofErr w:type="spellStart"/>
+      <w:r>
+        <w:lastRenderedPageBreak/>
+        <w:t>R_main</w:t>
+      </w:r>
+      <w:proofErr w:type="spellEnd"/>
+      <w:r>
+        <w:t xml:space="preserve"> </w:t>
       </w:r>
       <w:r>
         <w:t>priority:110</w:t>
       </w:r>
     </w:p>
     <w:p>
-      <w:r>
-        <w:t>R_backup priority:100</w:t>
+      <w:proofErr w:type="spellStart"/>
+      <w:r>
+        <w:t>R_backup</w:t>
+      </w:r>
+      <w:proofErr w:type="spellEnd"/>
+      <w:r>
+        <w:t xml:space="preserve"> priority:100</w:t>
       </w:r>
     </w:p>
     <w:p>
@@ -3075,20 +5661,65 @@
         <w:pStyle w:val="Cmsor2"/>
       </w:pPr>
       <w:r>
-        <w:t>DHCPv6 routeren:</w:t>
-      </w:r>
-    </w:p>
-    <w:p>
-      <w:r>
-        <w:t>Az R_factory routeren ipv6-os dhcp szervert hozunk létre</w:t>
+        <w:t xml:space="preserve">DHCPv6 </w:t>
+      </w:r>
+      <w:proofErr w:type="spellStart"/>
+      <w:r>
+        <w:t>routeren</w:t>
+      </w:r>
+      <w:proofErr w:type="spellEnd"/>
+      <w:r>
+        <w:t>:</w:t>
+      </w:r>
+    </w:p>
+    <w:p>
+      <w:r>
+        <w:t xml:space="preserve">Az </w:t>
+      </w:r>
+      <w:proofErr w:type="spellStart"/>
+      <w:r>
+        <w:t>R_factory</w:t>
+      </w:r>
+      <w:proofErr w:type="spellEnd"/>
+      <w:r>
+        <w:t xml:space="preserve"> </w:t>
+      </w:r>
+      <w:proofErr w:type="spellStart"/>
+      <w:r>
+        <w:t>routeren</w:t>
+      </w:r>
+      <w:proofErr w:type="spellEnd"/>
+      <w:r>
+        <w:t xml:space="preserve"> ipv6-os </w:t>
+      </w:r>
+      <w:proofErr w:type="spellStart"/>
+      <w:r>
+        <w:t>dhcp</w:t>
+      </w:r>
+      <w:proofErr w:type="spellEnd"/>
+      <w:r>
+        <w:t xml:space="preserve"> szervert hozunk létre</w:t>
       </w:r>
       <w:r>
         <w:t>.</w:t>
       </w:r>
     </w:p>
     <w:p>
-      <w:r>
-        <w:t>Default gateway:</w:t>
+      <w:proofErr w:type="spellStart"/>
+      <w:r>
+        <w:t>Default</w:t>
+      </w:r>
+      <w:proofErr w:type="spellEnd"/>
+      <w:r>
+        <w:t xml:space="preserve"> </w:t>
+      </w:r>
+      <w:proofErr w:type="spellStart"/>
+      <w:r>
+        <w:t>gateway</w:t>
+      </w:r>
+      <w:proofErr w:type="spellEnd"/>
+      <w:r>
+        <w:t>:</w:t>
       </w:r>
       <w:r>
         <w:t xml:space="preserve"> 2001:20::1/64</w:t>
@@ -3103,21 +5734,44 @@
       </w:r>
     </w:p>
     <w:p>
-      <w:r>
-        <w:t>Admin vlanon kizárólag</w:t>
+      <w:proofErr w:type="spellStart"/>
+      <w:r>
+        <w:t>Admin</w:t>
+      </w:r>
+      <w:proofErr w:type="spellEnd"/>
+      <w:r>
+        <w:t xml:space="preserve"> </w:t>
+      </w:r>
+      <w:proofErr w:type="spellStart"/>
+      <w:r>
+        <w:t>vlanon</w:t>
+      </w:r>
+      <w:proofErr w:type="spellEnd"/>
+      <w:r>
+        <w:t xml:space="preserve"> kizárólag</w:t>
       </w:r>
     </w:p>
     <w:p>
       <w:pPr>
         <w:pStyle w:val="Cmsor2"/>
       </w:pPr>
-      <w:r>
-        <w:t>Acl:</w:t>
-      </w:r>
-    </w:p>
-    <w:p>
-      <w:r>
-        <w:t>ssh biztosítására</w:t>
+      <w:proofErr w:type="spellStart"/>
+      <w:r>
+        <w:t>Acl</w:t>
+      </w:r>
+      <w:proofErr w:type="spellEnd"/>
+      <w:r>
+        <w:t>:</w:t>
+      </w:r>
+    </w:p>
+    <w:p>
+      <w:proofErr w:type="spellStart"/>
+      <w:r>
+        <w:t>ssh</w:t>
+      </w:r>
+      <w:proofErr w:type="spellEnd"/>
+      <w:r>
+        <w:t xml:space="preserve"> biztosítására</w:t>
       </w:r>
     </w:p>
     <w:p>
@@ -3143,74 +5797,109 @@
       <w:pPr>
         <w:pStyle w:val="Cmsor2"/>
       </w:pPr>
-      <w:bookmarkStart w:id="14" w:name="_Toc222734440"/>
-      <w:r>
-        <w:t>R_factory_config:</w:t>
-      </w:r>
-      <w:bookmarkEnd w:id="14"/>
+      <w:bookmarkStart w:id="15" w:name="_Toc222734440"/>
+      <w:proofErr w:type="spellStart"/>
+      <w:r>
+        <w:t>R_factory_config</w:t>
+      </w:r>
+      <w:proofErr w:type="spellEnd"/>
+      <w:r>
+        <w:t>:</w:t>
+      </w:r>
+      <w:bookmarkEnd w:id="15"/>
     </w:p>
     <w:p>
       <w:pPr>
         <w:pStyle w:val="Cmsor2"/>
       </w:pPr>
-      <w:bookmarkStart w:id="15" w:name="_Toc222734441"/>
-      <w:r>
-        <w:t>R_main_config:</w:t>
-      </w:r>
-      <w:bookmarkEnd w:id="15"/>
+      <w:bookmarkStart w:id="16" w:name="_Toc222734441"/>
+      <w:proofErr w:type="spellStart"/>
+      <w:r>
+        <w:t>R_main_config</w:t>
+      </w:r>
+      <w:proofErr w:type="spellEnd"/>
+      <w:r>
+        <w:t>:</w:t>
+      </w:r>
+      <w:bookmarkEnd w:id="16"/>
     </w:p>
     <w:p>
       <w:pPr>
         <w:pStyle w:val="Cmsor2"/>
       </w:pPr>
-      <w:bookmarkStart w:id="16" w:name="_Toc222734442"/>
-      <w:r>
-        <w:t>R_backup_config:</w:t>
-      </w:r>
-      <w:bookmarkEnd w:id="16"/>
+      <w:bookmarkStart w:id="17" w:name="_Toc222734442"/>
+      <w:proofErr w:type="spellStart"/>
+      <w:r>
+        <w:t>R_backup_config</w:t>
+      </w:r>
+      <w:proofErr w:type="spellEnd"/>
+      <w:r>
+        <w:t>:</w:t>
+      </w:r>
+      <w:bookmarkEnd w:id="17"/>
     </w:p>
     <w:p>
       <w:pPr>
         <w:pStyle w:val="Cmsor2"/>
       </w:pPr>
-      <w:bookmarkStart w:id="17" w:name="_Toc222734443"/>
-      <w:r>
-        <w:t>R_server_config:</w:t>
-      </w:r>
-      <w:bookmarkEnd w:id="17"/>
+      <w:bookmarkStart w:id="18" w:name="_Toc222734443"/>
+      <w:proofErr w:type="spellStart"/>
+      <w:r>
+        <w:t>R_server_config</w:t>
+      </w:r>
+      <w:proofErr w:type="spellEnd"/>
+      <w:r>
+        <w:t>:</w:t>
+      </w:r>
+      <w:bookmarkEnd w:id="18"/>
     </w:p>
     <w:p>
       <w:pPr>
         <w:pStyle w:val="Cmsor2"/>
       </w:pPr>
-      <w:bookmarkStart w:id="18" w:name="_Toc222734444"/>
-      <w:r>
-        <w:t>Sw_main_config:</w:t>
-      </w:r>
-      <w:bookmarkEnd w:id="18"/>
+      <w:bookmarkStart w:id="19" w:name="_Toc222734444"/>
+      <w:proofErr w:type="spellStart"/>
+      <w:r>
+        <w:t>Sw_main_config</w:t>
+      </w:r>
+      <w:proofErr w:type="spellEnd"/>
+      <w:r>
+        <w:t>:</w:t>
+      </w:r>
+      <w:bookmarkEnd w:id="19"/>
     </w:p>
     <w:p>
       <w:pPr>
         <w:pStyle w:val="Cmsor2"/>
       </w:pPr>
-      <w:bookmarkStart w:id="19" w:name="_Toc222734445"/>
+      <w:bookmarkStart w:id="20" w:name="_Toc222734445"/>
+      <w:proofErr w:type="spellStart"/>
       <w:r>
         <w:t>Sw</w:t>
       </w:r>
       <w:r>
-        <w:t>_sales_config:</w:t>
-      </w:r>
-      <w:bookmarkEnd w:id="19"/>
+        <w:t>_sales_config</w:t>
+      </w:r>
+      <w:proofErr w:type="spellEnd"/>
+      <w:r>
+        <w:t>:</w:t>
+      </w:r>
+      <w:bookmarkEnd w:id="20"/>
     </w:p>
     <w:p>
       <w:pPr>
         <w:pStyle w:val="Cmsor2"/>
       </w:pPr>
-      <w:bookmarkStart w:id="20" w:name="_Toc222734446"/>
-      <w:r>
-        <w:t>Sw_factory_config:</w:t>
-      </w:r>
-      <w:bookmarkEnd w:id="20"/>
+      <w:bookmarkStart w:id="21" w:name="_Toc222734446"/>
+      <w:proofErr w:type="spellStart"/>
+      <w:r>
+        <w:t>Sw_factory_config</w:t>
+      </w:r>
+      <w:proofErr w:type="spellEnd"/>
+      <w:r>
+        <w:t>:</w:t>
+      </w:r>
+      <w:bookmarkEnd w:id="21"/>
     </w:p>
     <w:sectPr>
       <w:headerReference w:type="default" r:id="rId23"/>
@@ -3225,7 +5914,7 @@
 </file>
 
 <file path=word/endnotes.xml><?xml version="1.0" encoding="utf-8"?>
-<w:endnotes xmlns:wpc="http://schemas.microsoft.com/office/word/2010/wordprocessingCanvas" xmlns:cx="http://schemas.microsoft.com/office/drawing/2014/chartex" xmlns:cx1="http://schemas.microsoft.com/office/drawing/2015/9/8/chartex" xmlns:cx2="http://schemas.microsoft.com/office/drawing/2015/10/21/chartex" xmlns:cx3="http://schemas.microsoft.com/office/drawing/2016/5/9/chartex" xmlns:cx4="http://schemas.microsoft.com/office/drawing/2016/5/10/chartex" xmlns:cx5="http://schemas.microsoft.com/office/drawing/2016/5/11/chartex" xmlns:cx6="http://schemas.microsoft.com/office/drawing/2016/5/12/chartex" xmlns:cx7="http://schemas.microsoft.com/office/drawing/2016/5/13/chartex" xmlns:cx8="http://schemas.microsoft.com/office/drawing/2016/5/14/chartex" xmlns:mc="http://schemas.openxmlformats.org/markup-compatibility/2006" xmlns:aink="http://schemas.microsoft.com/office/drawing/2016/ink" xmlns:am3d="http://schemas.microsoft.com/office/drawing/2017/model3d" xmlns:o="urn:schemas-microsoft-com:office:office" xmlns:oel="http://schemas.microsoft.com/office/2019/extlst" xmlns:r="http://schemas.openxmlformats.org/officeDocument/2006/relationships" xmlns:m="http://schemas.openxmlformats.org/officeDocument/2006/math" xmlns:v="urn:schemas-microsoft-com:vml" xmlns:wp14="http://schemas.microsoft.com/office/word/2010/wordprocessingDrawing" xmlns:wp="http://schemas.openxmlformats.org/drawingml/2006/wordprocessingDrawing" xmlns:w10="urn:schemas-microsoft-com:office:word" xmlns:w="http://schemas.openxmlformats.org/wordprocessingml/2006/main" xmlns:w14="http://schemas.microsoft.com/office/word/2010/wordml" xmlns:w15="http://schemas.microsoft.com/office/word/2012/wordml" xmlns:w16cex="http://schemas.microsoft.com/office/word/2018/wordml/cex" xmlns:w16cid="http://schemas.microsoft.com/office/word/2016/wordml/cid" xmlns:w16="http://schemas.microsoft.com/office/word/2018/wordml" xmlns:w16du="http://schemas.microsoft.com/office/word/2023/wordml/word16du" xmlns:w16sdtdh="http://schemas.microsoft.com/office/word/2020/wordml/sdtdatahash" xmlns:w16sdtfl="http://schemas.microsoft.com/office/word/2024/wordml/sdtformatlock" xmlns:w16se="http://schemas.microsoft.com/office/word/2015/wordml/symex" xmlns:wpg="http://schemas.microsoft.com/office/word/2010/wordprocessingGroup" xmlns:wpi="http://schemas.microsoft.com/office/word/2010/wordprocessingInk" xmlns:wne="http://schemas.microsoft.com/office/word/2006/wordml" xmlns:wps="http://schemas.microsoft.com/office/word/2010/wordprocessingShape" mc:Ignorable="w14 w15 w16se w16cid w16 w16cex w16sdtdh w16sdtfl w16du wp14">
+<w:endnotes xmlns:wpc="http://schemas.microsoft.com/office/word/2010/wordprocessingCanvas" xmlns:cx="http://schemas.microsoft.com/office/drawing/2014/chartex" xmlns:mc="http://schemas.openxmlformats.org/markup-compatibility/2006" xmlns:o="urn:schemas-microsoft-com:office:office" xmlns:r="http://schemas.openxmlformats.org/officeDocument/2006/relationships" xmlns:m="http://schemas.openxmlformats.org/officeDocument/2006/math" xmlns:v="urn:schemas-microsoft-com:vml" xmlns:wp14="http://schemas.microsoft.com/office/word/2010/wordprocessingDrawing" xmlns:wp="http://schemas.openxmlformats.org/drawingml/2006/wordprocessingDrawing" xmlns:w10="urn:schemas-microsoft-com:office:word" xmlns:w="http://schemas.openxmlformats.org/wordprocessingml/2006/main" xmlns:w14="http://schemas.microsoft.com/office/word/2010/wordml" xmlns:w15="http://schemas.microsoft.com/office/word/2012/wordml" xmlns:w16se="http://schemas.microsoft.com/office/word/2015/wordml/symex" xmlns:wpg="http://schemas.microsoft.com/office/word/2010/wordprocessingGroup" xmlns:wpi="http://schemas.microsoft.com/office/word/2010/wordprocessingInk" xmlns:wne="http://schemas.microsoft.com/office/word/2006/wordml" xmlns:wps="http://schemas.microsoft.com/office/word/2010/wordprocessingShape" mc:Ignorable="w14 w15 w16se wp14">
   <w:endnote w:type="separator" w:id="-1">
     <w:p>
       <w:pPr>
@@ -3250,7 +5939,7 @@
 </file>
 
 <file path=word/footer1.xml><?xml version="1.0" encoding="utf-8"?>
-<w:ftr xmlns:wpc="http://schemas.microsoft.com/office/word/2010/wordprocessingCanvas" xmlns:cx="http://schemas.microsoft.com/office/drawing/2014/chartex" xmlns:cx1="http://schemas.microsoft.com/office/drawing/2015/9/8/chartex" xmlns:cx2="http://schemas.microsoft.com/office/drawing/2015/10/21/chartex" xmlns:cx3="http://schemas.microsoft.com/office/drawing/2016/5/9/chartex" xmlns:cx4="http://schemas.microsoft.com/office/drawing/2016/5/10/chartex" xmlns:cx5="http://schemas.microsoft.com/office/drawing/2016/5/11/chartex" xmlns:cx6="http://schemas.microsoft.com/office/drawing/2016/5/12/chartex" xmlns:cx7="http://schemas.microsoft.com/office/drawing/2016/5/13/chartex" xmlns:cx8="http://schemas.microsoft.com/office/drawing/2016/5/14/chartex" xmlns:mc="http://schemas.openxmlformats.org/markup-compatibility/2006" xmlns:aink="http://schemas.microsoft.com/office/drawing/2016/ink" xmlns:am3d="http://schemas.microsoft.com/office/drawing/2017/model3d" xmlns:o="urn:schemas-microsoft-com:office:office" xmlns:oel="http://schemas.microsoft.com/office/2019/extlst" xmlns:r="http://schemas.openxmlformats.org/officeDocument/2006/relationships" xmlns:m="http://schemas.openxmlformats.org/officeDocument/2006/math" xmlns:v="urn:schemas-microsoft-com:vml" xmlns:wp14="http://schemas.microsoft.com/office/word/2010/wordprocessingDrawing" xmlns:wp="http://schemas.openxmlformats.org/drawingml/2006/wordprocessingDrawing" xmlns:w10="urn:schemas-microsoft-com:office:word" xmlns:w="http://schemas.openxmlformats.org/wordprocessingml/2006/main" xmlns:w14="http://schemas.microsoft.com/office/word/2010/wordml" xmlns:w15="http://schemas.microsoft.com/office/word/2012/wordml" xmlns:w16cex="http://schemas.microsoft.com/office/word/2018/wordml/cex" xmlns:w16cid="http://schemas.microsoft.com/office/word/2016/wordml/cid" xmlns:w16="http://schemas.microsoft.com/office/word/2018/wordml" xmlns:w16du="http://schemas.microsoft.com/office/word/2023/wordml/word16du" xmlns:w16sdtdh="http://schemas.microsoft.com/office/word/2020/wordml/sdtdatahash" xmlns:w16sdtfl="http://schemas.microsoft.com/office/word/2024/wordml/sdtformatlock" xmlns:w16se="http://schemas.microsoft.com/office/word/2015/wordml/symex" xmlns:wpg="http://schemas.microsoft.com/office/word/2010/wordprocessingGroup" xmlns:wpi="http://schemas.microsoft.com/office/word/2010/wordprocessingInk" xmlns:wne="http://schemas.microsoft.com/office/word/2006/wordml" xmlns:wps="http://schemas.microsoft.com/office/word/2010/wordprocessingShape" mc:Ignorable="w14 w15 w16se w16cid w16 w16cex w16sdtdh w16sdtfl w16du wp14">
+<w:ftr xmlns:wpc="http://schemas.microsoft.com/office/word/2010/wordprocessingCanvas" xmlns:cx="http://schemas.microsoft.com/office/drawing/2014/chartex" xmlns:mc="http://schemas.openxmlformats.org/markup-compatibility/2006" xmlns:o="urn:schemas-microsoft-com:office:office" xmlns:r="http://schemas.openxmlformats.org/officeDocument/2006/relationships" xmlns:m="http://schemas.openxmlformats.org/officeDocument/2006/math" xmlns:v="urn:schemas-microsoft-com:vml" xmlns:wp14="http://schemas.microsoft.com/office/word/2010/wordprocessingDrawing" xmlns:wp="http://schemas.openxmlformats.org/drawingml/2006/wordprocessingDrawing" xmlns:w10="urn:schemas-microsoft-com:office:word" xmlns:w="http://schemas.openxmlformats.org/wordprocessingml/2006/main" xmlns:w14="http://schemas.microsoft.com/office/word/2010/wordml" xmlns:w15="http://schemas.microsoft.com/office/word/2012/wordml" xmlns:w16se="http://schemas.microsoft.com/office/word/2015/wordml/symex" xmlns:wpg="http://schemas.microsoft.com/office/word/2010/wordprocessingGroup" xmlns:wpi="http://schemas.microsoft.com/office/word/2010/wordprocessingInk" xmlns:wne="http://schemas.microsoft.com/office/word/2006/wordml" xmlns:wps="http://schemas.microsoft.com/office/word/2010/wordprocessingShape" mc:Ignorable="w14 w15 w16se wp14">
   <w:sdt>
     <w:sdtPr>
       <w:id w:val="1690183360"/>
@@ -3259,6 +5948,7 @@
         <w:docPartUnique/>
       </w:docPartObj>
     </w:sdtPr>
+    <w:sdtEndPr/>
     <w:sdtContent>
       <w:p>
         <w:pPr>
@@ -3278,7 +5968,7 @@
           <w:rPr>
             <w:noProof/>
           </w:rPr>
-          <w:t>6</w:t>
+          <w:t>21</w:t>
         </w:r>
         <w:r>
           <w:fldChar w:fldCharType="end"/>
@@ -3295,7 +5985,7 @@
 </file>
 
 <file path=word/footnotes.xml><?xml version="1.0" encoding="utf-8"?>
-<w:footnotes xmlns:wpc="http://schemas.microsoft.com/office/word/2010/wordprocessingCanvas" xmlns:cx="http://schemas.microsoft.com/office/drawing/2014/chartex" xmlns:cx1="http://schemas.microsoft.com/office/drawing/2015/9/8/chartex" xmlns:cx2="http://schemas.microsoft.com/office/drawing/2015/10/21/chartex" xmlns:cx3="http://schemas.microsoft.com/office/drawing/2016/5/9/chartex" xmlns:cx4="http://schemas.microsoft.com/office/drawing/2016/5/10/chartex" xmlns:cx5="http://schemas.microsoft.com/office/drawing/2016/5/11/chartex" xmlns:cx6="http://schemas.microsoft.com/office/drawing/2016/5/12/chartex" xmlns:cx7="http://schemas.microsoft.com/office/drawing/2016/5/13/chartex" xmlns:cx8="http://schemas.microsoft.com/office/drawing/2016/5/14/chartex" xmlns:mc="http://schemas.openxmlformats.org/markup-compatibility/2006" xmlns:aink="http://schemas.microsoft.com/office/drawing/2016/ink" xmlns:am3d="http://schemas.microsoft.com/office/drawing/2017/model3d" xmlns:o="urn:schemas-microsoft-com:office:office" xmlns:oel="http://schemas.microsoft.com/office/2019/extlst" xmlns:r="http://schemas.openxmlformats.org/officeDocument/2006/relationships" xmlns:m="http://schemas.openxmlformats.org/officeDocument/2006/math" xmlns:v="urn:schemas-microsoft-com:vml" xmlns:wp14="http://schemas.microsoft.com/office/word/2010/wordprocessingDrawing" xmlns:wp="http://schemas.openxmlformats.org/drawingml/2006/wordprocessingDrawing" xmlns:w10="urn:schemas-microsoft-com:office:word" xmlns:w="http://schemas.openxmlformats.org/wordprocessingml/2006/main" xmlns:w14="http://schemas.microsoft.com/office/word/2010/wordml" xmlns:w15="http://schemas.microsoft.com/office/word/2012/wordml" xmlns:w16cex="http://schemas.microsoft.com/office/word/2018/wordml/cex" xmlns:w16cid="http://schemas.microsoft.com/office/word/2016/wordml/cid" xmlns:w16="http://schemas.microsoft.com/office/word/2018/wordml" xmlns:w16du="http://schemas.microsoft.com/office/word/2023/wordml/word16du" xmlns:w16sdtdh="http://schemas.microsoft.com/office/word/2020/wordml/sdtdatahash" xmlns:w16sdtfl="http://schemas.microsoft.com/office/word/2024/wordml/sdtformatlock" xmlns:w16se="http://schemas.microsoft.com/office/word/2015/wordml/symex" xmlns:wpg="http://schemas.microsoft.com/office/word/2010/wordprocessingGroup" xmlns:wpi="http://schemas.microsoft.com/office/word/2010/wordprocessingInk" xmlns:wne="http://schemas.microsoft.com/office/word/2006/wordml" xmlns:wps="http://schemas.microsoft.com/office/word/2010/wordprocessingShape" mc:Ignorable="w14 w15 w16se w16cid w16 w16cex w16sdtdh w16sdtfl w16du wp14">
+<w:footnotes xmlns:wpc="http://schemas.microsoft.com/office/word/2010/wordprocessingCanvas" xmlns:cx="http://schemas.microsoft.com/office/drawing/2014/chartex" xmlns:mc="http://schemas.openxmlformats.org/markup-compatibility/2006" xmlns:o="urn:schemas-microsoft-com:office:office" xmlns:r="http://schemas.openxmlformats.org/officeDocument/2006/relationships" xmlns:m="http://schemas.openxmlformats.org/officeDocument/2006/math" xmlns:v="urn:schemas-microsoft-com:vml" xmlns:wp14="http://schemas.microsoft.com/office/word/2010/wordprocessingDrawing" xmlns:wp="http://schemas.openxmlformats.org/drawingml/2006/wordprocessingDrawing" xmlns:w10="urn:schemas-microsoft-com:office:word" xmlns:w="http://schemas.openxmlformats.org/wordprocessingml/2006/main" xmlns:w14="http://schemas.microsoft.com/office/word/2010/wordml" xmlns:w15="http://schemas.microsoft.com/office/word/2012/wordml" xmlns:w16se="http://schemas.microsoft.com/office/word/2015/wordml/symex" xmlns:wpg="http://schemas.microsoft.com/office/word/2010/wordprocessingGroup" xmlns:wpi="http://schemas.microsoft.com/office/word/2010/wordprocessingInk" xmlns:wne="http://schemas.microsoft.com/office/word/2006/wordml" xmlns:wps="http://schemas.microsoft.com/office/word/2010/wordprocessingShape" mc:Ignorable="w14 w15 w16se wp14">
   <w:footnote w:type="separator" w:id="-1">
     <w:p>
       <w:pPr>
@@ -3320,7 +6010,7 @@
 </file>
 
 <file path=word/header1.xml><?xml version="1.0" encoding="utf-8"?>
-<w:hdr xmlns:wpc="http://schemas.microsoft.com/office/word/2010/wordprocessingCanvas" xmlns:cx="http://schemas.microsoft.com/office/drawing/2014/chartex" xmlns:cx1="http://schemas.microsoft.com/office/drawing/2015/9/8/chartex" xmlns:cx2="http://schemas.microsoft.com/office/drawing/2015/10/21/chartex" xmlns:cx3="http://schemas.microsoft.com/office/drawing/2016/5/9/chartex" xmlns:cx4="http://schemas.microsoft.com/office/drawing/2016/5/10/chartex" xmlns:cx5="http://schemas.microsoft.com/office/drawing/2016/5/11/chartex" xmlns:cx6="http://schemas.microsoft.com/office/drawing/2016/5/12/chartex" xmlns:cx7="http://schemas.microsoft.com/office/drawing/2016/5/13/chartex" xmlns:cx8="http://schemas.microsoft.com/office/drawing/2016/5/14/chartex" xmlns:mc="http://schemas.openxmlformats.org/markup-compatibility/2006" xmlns:aink="http://schemas.microsoft.com/office/drawing/2016/ink" xmlns:am3d="http://schemas.microsoft.com/office/drawing/2017/model3d" xmlns:o="urn:schemas-microsoft-com:office:office" xmlns:oel="http://schemas.microsoft.com/office/2019/extlst" xmlns:r="http://schemas.openxmlformats.org/officeDocument/2006/relationships" xmlns:m="http://schemas.openxmlformats.org/officeDocument/2006/math" xmlns:v="urn:schemas-microsoft-com:vml" xmlns:wp14="http://schemas.microsoft.com/office/word/2010/wordprocessingDrawing" xmlns:wp="http://schemas.openxmlformats.org/drawingml/2006/wordprocessingDrawing" xmlns:w10="urn:schemas-microsoft-com:office:word" xmlns:w="http://schemas.openxmlformats.org/wordprocessingml/2006/main" xmlns:w14="http://schemas.microsoft.com/office/word/2010/wordml" xmlns:w15="http://schemas.microsoft.com/office/word/2012/wordml" xmlns:w16cex="http://schemas.microsoft.com/office/word/2018/wordml/cex" xmlns:w16cid="http://schemas.microsoft.com/office/word/2016/wordml/cid" xmlns:w16="http://schemas.microsoft.com/office/word/2018/wordml" xmlns:w16du="http://schemas.microsoft.com/office/word/2023/wordml/word16du" xmlns:w16sdtdh="http://schemas.microsoft.com/office/word/2020/wordml/sdtdatahash" xmlns:w16sdtfl="http://schemas.microsoft.com/office/word/2024/wordml/sdtformatlock" xmlns:w16se="http://schemas.microsoft.com/office/word/2015/wordml/symex" xmlns:wpg="http://schemas.microsoft.com/office/word/2010/wordprocessingGroup" xmlns:wpi="http://schemas.microsoft.com/office/word/2010/wordprocessingInk" xmlns:wne="http://schemas.microsoft.com/office/word/2006/wordml" xmlns:wps="http://schemas.microsoft.com/office/word/2010/wordprocessingShape" mc:Ignorable="w14 w15 w16se w16cid w16 w16cex w16sdtdh w16sdtfl w16du wp14">
+<w:hdr xmlns:wpc="http://schemas.microsoft.com/office/word/2010/wordprocessingCanvas" xmlns:cx="http://schemas.microsoft.com/office/drawing/2014/chartex" xmlns:mc="http://schemas.openxmlformats.org/markup-compatibility/2006" xmlns:o="urn:schemas-microsoft-com:office:office" xmlns:r="http://schemas.openxmlformats.org/officeDocument/2006/relationships" xmlns:m="http://schemas.openxmlformats.org/officeDocument/2006/math" xmlns:v="urn:schemas-microsoft-com:vml" xmlns:wp14="http://schemas.microsoft.com/office/word/2010/wordprocessingDrawing" xmlns:wp="http://schemas.openxmlformats.org/drawingml/2006/wordprocessingDrawing" xmlns:w10="urn:schemas-microsoft-com:office:word" xmlns:w="http://schemas.openxmlformats.org/wordprocessingml/2006/main" xmlns:w14="http://schemas.microsoft.com/office/word/2010/wordml" xmlns:w15="http://schemas.microsoft.com/office/word/2012/wordml" xmlns:w16se="http://schemas.microsoft.com/office/word/2015/wordml/symex" xmlns:wpg="http://schemas.microsoft.com/office/word/2010/wordprocessingGroup" xmlns:wpi="http://schemas.microsoft.com/office/word/2010/wordprocessingInk" xmlns:wne="http://schemas.microsoft.com/office/word/2006/wordml" xmlns:wps="http://schemas.microsoft.com/office/word/2010/wordprocessingShape" mc:Ignorable="w14 w15 w16se wp14">
   <w:p>
     <w:pPr>
       <w:pStyle w:val="lfej"/>
@@ -3329,6 +6019,7 @@
     <w:r>
       <w:rPr>
         <w:noProof/>
+        <w:lang w:eastAsia="hu-HU"/>
       </w:rPr>
       <w:drawing>
         <wp:anchor distT="0" distB="0" distL="114300" distR="114300" simplePos="0" relativeHeight="251658240" behindDoc="0" locked="0" layoutInCell="1" allowOverlap="1" wp14:anchorId="76AB3478" wp14:editId="114D350A">
@@ -3391,7 +6082,7 @@
 </file>
 
 <file path=word/styles.xml><?xml version="1.0" encoding="utf-8"?>
-<w:styles xmlns:mc="http://schemas.openxmlformats.org/markup-compatibility/2006" xmlns:r="http://schemas.openxmlformats.org/officeDocument/2006/relationships" xmlns:w="http://schemas.openxmlformats.org/wordprocessingml/2006/main" xmlns:w14="http://schemas.microsoft.com/office/word/2010/wordml" xmlns:w15="http://schemas.microsoft.com/office/word/2012/wordml" xmlns:w16cex="http://schemas.microsoft.com/office/word/2018/wordml/cex" xmlns:w16cid="http://schemas.microsoft.com/office/word/2016/wordml/cid" xmlns:w16="http://schemas.microsoft.com/office/word/2018/wordml" xmlns:w16du="http://schemas.microsoft.com/office/word/2023/wordml/word16du" xmlns:w16sdtdh="http://schemas.microsoft.com/office/word/2020/wordml/sdtdatahash" xmlns:w16sdtfl="http://schemas.microsoft.com/office/word/2024/wordml/sdtformatlock" xmlns:w16se="http://schemas.microsoft.com/office/word/2015/wordml/symex" mc:Ignorable="w14 w15 w16se w16cid w16 w16cex w16sdtdh w16sdtfl w16du">
+<w:styles xmlns:mc="http://schemas.openxmlformats.org/markup-compatibility/2006" xmlns:r="http://schemas.openxmlformats.org/officeDocument/2006/relationships" xmlns:w="http://schemas.openxmlformats.org/wordprocessingml/2006/main" xmlns:w14="http://schemas.microsoft.com/office/word/2010/wordml" xmlns:w15="http://schemas.microsoft.com/office/word/2012/wordml" xmlns:w16se="http://schemas.microsoft.com/office/word/2015/wordml/symex" mc:Ignorable="w14 w15 w16se">
   <w:docDefaults>
     <w:rPrDefault>
       <w:rPr>
@@ -3407,7 +6098,7 @@
       </w:pPr>
     </w:pPrDefault>
   </w:docDefaults>
-  <w:latentStyles w:defLockedState="0" w:defUIPriority="99" w:defSemiHidden="0" w:defUnhideWhenUsed="0" w:defQFormat="0" w:count="376">
+  <w:latentStyles w:defLockedState="0" w:defUIPriority="99" w:defSemiHidden="0" w:defUnhideWhenUsed="0" w:defQFormat="0" w:count="371">
     <w:lsdException w:name="Normal" w:uiPriority="0" w:qFormat="1"/>
     <w:lsdException w:name="heading 1" w:uiPriority="9" w:qFormat="1"/>
     <w:lsdException w:name="heading 2" w:semiHidden="1" w:uiPriority="9" w:unhideWhenUsed="1" w:qFormat="1"/>
@@ -3779,11 +6470,6 @@
     <w:lsdException w:name="List Table 5 Dark Accent 6" w:uiPriority="50"/>
     <w:lsdException w:name="List Table 6 Colorful Accent 6" w:uiPriority="51"/>
     <w:lsdException w:name="List Table 7 Colorful Accent 6" w:uiPriority="52"/>
-    <w:lsdException w:name="Mention" w:semiHidden="1" w:unhideWhenUsed="1"/>
-    <w:lsdException w:name="Smart Hyperlink" w:semiHidden="1" w:unhideWhenUsed="1"/>
-    <w:lsdException w:name="Hashtag" w:semiHidden="1" w:unhideWhenUsed="1"/>
-    <w:lsdException w:name="Unresolved Mention" w:semiHidden="1" w:unhideWhenUsed="1"/>
-    <w:lsdException w:name="Smart Link" w:semiHidden="1" w:unhideWhenUsed="1"/>
   </w:latentStyles>
   <w:style w:type="paragraph" w:default="1" w:styleId="Norml">
     <w:name w:val="Normal"/>
@@ -4342,7 +7028,7 @@
 </file>
 
 <file path=customXml/itemProps1.xml><?xml version="1.0" encoding="utf-8"?>
-<ds:datastoreItem xmlns:ds="http://schemas.openxmlformats.org/officeDocument/2006/customXml" ds:itemID="{109D199B-2854-4A9E-BDE5-7D09F42762C4}">
+<ds:datastoreItem xmlns:ds="http://schemas.openxmlformats.org/officeDocument/2006/customXml" ds:itemID="{0577C9A1-9ED2-4634-A343-709FB449A43C}">
   <ds:schemaRefs>
     <ds:schemaRef ds:uri="http://schemas.openxmlformats.org/officeDocument/2006/bibliography"/>
   </ds:schemaRefs>

--- a/Mesterremek.docx
+++ b/Mesterremek.docx
@@ -89,7 +89,7 @@
           <w:r>
             <w:fldChar w:fldCharType="separate"/>
           </w:r>
-          <w:hyperlink w:anchor="_Toc222734426" w:history="1">
+          <w:hyperlink w:anchor="_Toc227564390" w:history="1">
             <w:r>
               <w:rPr>
                 <w:rStyle w:val="Hiperhivatkozs"/>
@@ -116,7 +116,7 @@
                 <w:noProof/>
                 <w:webHidden/>
               </w:rPr>
-              <w:instrText xml:space="preserve"> PAGEREF _Toc222734426 \h </w:instrText>
+              <w:instrText xml:space="preserve"> PAGEREF _Toc227564390 \h </w:instrText>
             </w:r>
             <w:r>
               <w:rPr>
@@ -160,7 +160,7 @@
               <w:lang w:eastAsia="hu-HU"/>
             </w:rPr>
           </w:pPr>
-          <w:hyperlink w:anchor="_Toc222734427" w:history="1">
+          <w:hyperlink w:anchor="_Toc227564391" w:history="1">
             <w:r>
               <w:rPr>
                 <w:rStyle w:val="Hiperhivatkozs"/>
@@ -187,7 +187,7 @@
                 <w:noProof/>
                 <w:webHidden/>
               </w:rPr>
-              <w:instrText xml:space="preserve"> PAGEREF _Toc222734427 \h </w:instrText>
+              <w:instrText xml:space="preserve"> PAGEREF _Toc227564391 \h </w:instrText>
             </w:r>
             <w:r>
               <w:rPr>
@@ -231,7 +231,7 @@
               <w:lang w:eastAsia="hu-HU"/>
             </w:rPr>
           </w:pPr>
-          <w:hyperlink w:anchor="_Toc222734428" w:history="1">
+          <w:hyperlink w:anchor="_Toc227564392" w:history="1">
             <w:r>
               <w:rPr>
                 <w:rStyle w:val="Hiperhivatkozs"/>
@@ -258,7 +258,7 @@
                 <w:noProof/>
                 <w:webHidden/>
               </w:rPr>
-              <w:instrText xml:space="preserve"> PAGEREF _Toc222734428 \h </w:instrText>
+              <w:instrText xml:space="preserve"> PAGEREF _Toc227564392 \h </w:instrText>
             </w:r>
             <w:r>
               <w:rPr>
@@ -302,7 +302,7 @@
               <w:lang w:eastAsia="hu-HU"/>
             </w:rPr>
           </w:pPr>
-          <w:hyperlink w:anchor="_Toc222734429" w:history="1">
+          <w:hyperlink w:anchor="_Toc227564393" w:history="1">
             <w:r>
               <w:rPr>
                 <w:rStyle w:val="Hiperhivatkozs"/>
@@ -329,7 +329,7 @@
                 <w:noProof/>
                 <w:webHidden/>
               </w:rPr>
-              <w:instrText xml:space="preserve"> PAGEREF _Toc222734429 \h </w:instrText>
+              <w:instrText xml:space="preserve"> PAGEREF _Toc227564393 \h </w:instrText>
             </w:r>
             <w:r>
               <w:rPr>
@@ -373,7 +373,7 @@
               <w:lang w:eastAsia="hu-HU"/>
             </w:rPr>
           </w:pPr>
-          <w:hyperlink w:anchor="_Toc222734430" w:history="1">
+          <w:hyperlink w:anchor="_Toc227564394" w:history="1">
             <w:r>
               <w:rPr>
                 <w:rStyle w:val="Hiperhivatkozs"/>
@@ -400,7 +400,7 @@
                 <w:noProof/>
                 <w:webHidden/>
               </w:rPr>
-              <w:instrText xml:space="preserve"> PAGEREF _Toc222734430 \h </w:instrText>
+              <w:instrText xml:space="preserve"> PAGEREF _Toc227564394 \h </w:instrText>
             </w:r>
             <w:r>
               <w:rPr>
@@ -444,7 +444,7 @@
               <w:lang w:eastAsia="hu-HU"/>
             </w:rPr>
           </w:pPr>
-          <w:hyperlink w:anchor="_Toc222734431" w:history="1">
+          <w:hyperlink w:anchor="_Toc227564395" w:history="1">
             <w:r>
               <w:rPr>
                 <w:rStyle w:val="Hiperhivatkozs"/>
@@ -471,7 +471,7 @@
                 <w:noProof/>
                 <w:webHidden/>
               </w:rPr>
-              <w:instrText xml:space="preserve"> PAGEREF _Toc222734431 \h </w:instrText>
+              <w:instrText xml:space="preserve"> PAGEREF _Toc227564395 \h </w:instrText>
             </w:r>
             <w:r>
               <w:rPr>
@@ -491,7 +491,7 @@
                 <w:noProof/>
                 <w:webHidden/>
               </w:rPr>
-              <w:t>4</w:t>
+              <w:t>5</w:t>
             </w:r>
             <w:r>
               <w:rPr>
@@ -515,7 +515,7 @@
               <w:lang w:eastAsia="hu-HU"/>
             </w:rPr>
           </w:pPr>
-          <w:hyperlink w:anchor="_Toc222734432" w:history="1">
+          <w:hyperlink w:anchor="_Toc227564396" w:history="1">
             <w:r>
               <w:rPr>
                 <w:rStyle w:val="Hiperhivatkozs"/>
@@ -542,7 +542,7 @@
                 <w:noProof/>
                 <w:webHidden/>
               </w:rPr>
-              <w:instrText xml:space="preserve"> PAGEREF _Toc222734432 \h </w:instrText>
+              <w:instrText xml:space="preserve"> PAGEREF _Toc227564396 \h </w:instrText>
             </w:r>
             <w:r>
               <w:rPr>
@@ -562,7 +562,7 @@
                 <w:noProof/>
                 <w:webHidden/>
               </w:rPr>
-              <w:t>4</w:t>
+              <w:t>18</w:t>
             </w:r>
             <w:r>
               <w:rPr>
@@ -586,7 +586,7 @@
               <w:lang w:eastAsia="hu-HU"/>
             </w:rPr>
           </w:pPr>
-          <w:hyperlink w:anchor="_Toc222734433" w:history="1">
+          <w:hyperlink w:anchor="_Toc227564397" w:history="1">
             <w:r>
               <w:rPr>
                 <w:rStyle w:val="Hiperhivatkozs"/>
@@ -613,7 +613,7 @@
                 <w:noProof/>
                 <w:webHidden/>
               </w:rPr>
-              <w:instrText xml:space="preserve"> PAGEREF _Toc222734433 \h </w:instrText>
+              <w:instrText xml:space="preserve"> PAGEREF _Toc227564397 \h </w:instrText>
             </w:r>
             <w:r>
               <w:rPr>
@@ -633,7 +633,7 @@
                 <w:noProof/>
                 <w:webHidden/>
               </w:rPr>
-              <w:t>4</w:t>
+              <w:t>18</w:t>
             </w:r>
             <w:r>
               <w:rPr>
@@ -657,7 +657,7 @@
               <w:lang w:eastAsia="hu-HU"/>
             </w:rPr>
           </w:pPr>
-          <w:hyperlink w:anchor="_Toc222734434" w:history="1">
+          <w:hyperlink w:anchor="_Toc227564398" w:history="1">
             <w:r>
               <w:rPr>
                 <w:rStyle w:val="Hiperhivatkozs"/>
@@ -684,7 +684,7 @@
                 <w:noProof/>
                 <w:webHidden/>
               </w:rPr>
-              <w:instrText xml:space="preserve"> PAGEREF _Toc222734434 \h </w:instrText>
+              <w:instrText xml:space="preserve"> PAGEREF _Toc227564398 \h </w:instrText>
             </w:r>
             <w:r>
               <w:rPr>
@@ -704,7 +704,7 @@
                 <w:noProof/>
                 <w:webHidden/>
               </w:rPr>
-              <w:t>4</w:t>
+              <w:t>18</w:t>
             </w:r>
             <w:r>
               <w:rPr>
@@ -728,7 +728,7 @@
               <w:lang w:eastAsia="hu-HU"/>
             </w:rPr>
           </w:pPr>
-          <w:hyperlink w:anchor="_Toc222734435" w:history="1">
+          <w:hyperlink w:anchor="_Toc227564399" w:history="1">
             <w:r>
               <w:rPr>
                 <w:rStyle w:val="Hiperhivatkozs"/>
@@ -755,7 +755,7 @@
                 <w:noProof/>
                 <w:webHidden/>
               </w:rPr>
-              <w:instrText xml:space="preserve"> PAGEREF _Toc222734435 \h </w:instrText>
+              <w:instrText xml:space="preserve"> PAGEREF _Toc227564399 \h </w:instrText>
             </w:r>
             <w:r>
               <w:rPr>
@@ -775,7 +775,7 @@
                 <w:noProof/>
                 <w:webHidden/>
               </w:rPr>
-              <w:t>4</w:t>
+              <w:t>19</w:t>
             </w:r>
             <w:r>
               <w:rPr>
@@ -799,7 +799,7 @@
               <w:lang w:eastAsia="hu-HU"/>
             </w:rPr>
           </w:pPr>
-          <w:hyperlink w:anchor="_Toc222734436" w:history="1">
+          <w:hyperlink w:anchor="_Toc227564400" w:history="1">
             <w:r>
               <w:rPr>
                 <w:rStyle w:val="Hiperhivatkozs"/>
@@ -826,7 +826,7 @@
                 <w:noProof/>
                 <w:webHidden/>
               </w:rPr>
-              <w:instrText xml:space="preserve"> PAGEREF _Toc222734436 \h </w:instrText>
+              <w:instrText xml:space="preserve"> PAGEREF _Toc227564400 \h </w:instrText>
             </w:r>
             <w:r>
               <w:rPr>
@@ -846,7 +846,7 @@
                 <w:noProof/>
                 <w:webHidden/>
               </w:rPr>
-              <w:t>4</w:t>
+              <w:t>19</w:t>
             </w:r>
             <w:r>
               <w:rPr>
@@ -870,7 +870,7 @@
               <w:lang w:eastAsia="hu-HU"/>
             </w:rPr>
           </w:pPr>
-          <w:hyperlink w:anchor="_Toc222734437" w:history="1">
+          <w:hyperlink w:anchor="_Toc227564401" w:history="1">
             <w:r>
               <w:rPr>
                 <w:rStyle w:val="Hiperhivatkozs"/>
@@ -897,7 +897,7 @@
                 <w:noProof/>
                 <w:webHidden/>
               </w:rPr>
-              <w:instrText xml:space="preserve"> PAGEREF _Toc222734437 \h </w:instrText>
+              <w:instrText xml:space="preserve"> PAGEREF _Toc227564401 \h </w:instrText>
             </w:r>
             <w:r>
               <w:rPr>
@@ -917,7 +917,7 @@
                 <w:noProof/>
                 <w:webHidden/>
               </w:rPr>
-              <w:t>4</w:t>
+              <w:t>19</w:t>
             </w:r>
             <w:r>
               <w:rPr>
@@ -941,13 +941,13 @@
               <w:lang w:eastAsia="hu-HU"/>
             </w:rPr>
           </w:pPr>
-          <w:hyperlink w:anchor="_Toc222734438" w:history="1">
+          <w:hyperlink w:anchor="_Toc227564402" w:history="1">
             <w:r>
               <w:rPr>
                 <w:rStyle w:val="Hiperhivatkozs"/>
                 <w:noProof/>
               </w:rPr>
-              <w:t>Routing és GRE-tunnel:</w:t>
+              <w:t>Ether-channel:</w:t>
             </w:r>
             <w:r>
               <w:rPr>
@@ -968,7 +968,7 @@
                 <w:noProof/>
                 <w:webHidden/>
               </w:rPr>
-              <w:instrText xml:space="preserve"> PAGEREF _Toc222734438 \h </w:instrText>
+              <w:instrText xml:space="preserve"> PAGEREF _Toc227564402 \h </w:instrText>
             </w:r>
             <w:r>
               <w:rPr>
@@ -988,7 +988,7 @@
                 <w:noProof/>
                 <w:webHidden/>
               </w:rPr>
-              <w:t>4</w:t>
+              <w:t>19</w:t>
             </w:r>
             <w:r>
               <w:rPr>
@@ -1012,13 +1012,13 @@
               <w:lang w:eastAsia="hu-HU"/>
             </w:rPr>
           </w:pPr>
-          <w:hyperlink w:anchor="_Toc222734439" w:history="1">
+          <w:hyperlink w:anchor="_Toc227564403" w:history="1">
             <w:r>
               <w:rPr>
                 <w:rStyle w:val="Hiperhivatkozs"/>
                 <w:noProof/>
               </w:rPr>
-              <w:t>HSRP:</w:t>
+              <w:t>Routing és GRE-tunnel:</w:t>
             </w:r>
             <w:r>
               <w:rPr>
@@ -1039,7 +1039,7 @@
                 <w:noProof/>
                 <w:webHidden/>
               </w:rPr>
-              <w:instrText xml:space="preserve"> PAGEREF _Toc222734439 \h </w:instrText>
+              <w:instrText xml:space="preserve"> PAGEREF _Toc227564403 \h </w:instrText>
             </w:r>
             <w:r>
               <w:rPr>
@@ -1059,7 +1059,7 @@
                 <w:noProof/>
                 <w:webHidden/>
               </w:rPr>
-              <w:t>4</w:t>
+              <w:t>19</w:t>
             </w:r>
             <w:r>
               <w:rPr>
@@ -1083,13 +1083,13 @@
               <w:lang w:eastAsia="hu-HU"/>
             </w:rPr>
           </w:pPr>
-          <w:hyperlink w:anchor="_Toc222734440" w:history="1">
+          <w:hyperlink w:anchor="_Toc227564404" w:history="1">
             <w:r>
               <w:rPr>
                 <w:rStyle w:val="Hiperhivatkozs"/>
                 <w:noProof/>
               </w:rPr>
-              <w:t>R_factory_config:</w:t>
+              <w:t>HSRP:</w:t>
             </w:r>
             <w:r>
               <w:rPr>
@@ -1110,7 +1110,7 @@
                 <w:noProof/>
                 <w:webHidden/>
               </w:rPr>
-              <w:instrText xml:space="preserve"> PAGEREF _Toc222734440 \h </w:instrText>
+              <w:instrText xml:space="preserve"> PAGEREF _Toc227564404 \h </w:instrText>
             </w:r>
             <w:r>
               <w:rPr>
@@ -1130,7 +1130,7 @@
                 <w:noProof/>
                 <w:webHidden/>
               </w:rPr>
-              <w:t>4</w:t>
+              <w:t>19</w:t>
             </w:r>
             <w:r>
               <w:rPr>
@@ -1154,13 +1154,13 @@
               <w:lang w:eastAsia="hu-HU"/>
             </w:rPr>
           </w:pPr>
-          <w:hyperlink w:anchor="_Toc222734441" w:history="1">
+          <w:hyperlink w:anchor="_Toc227564405" w:history="1">
             <w:r>
               <w:rPr>
                 <w:rStyle w:val="Hiperhivatkozs"/>
                 <w:noProof/>
               </w:rPr>
-              <w:t>R_main_config:</w:t>
+              <w:t>DHCPv6 routeren:</w:t>
             </w:r>
             <w:r>
               <w:rPr>
@@ -1181,7 +1181,7 @@
                 <w:noProof/>
                 <w:webHidden/>
               </w:rPr>
-              <w:instrText xml:space="preserve"> PAGEREF _Toc222734441 \h </w:instrText>
+              <w:instrText xml:space="preserve"> PAGEREF _Toc227564405 \h </w:instrText>
             </w:r>
             <w:r>
               <w:rPr>
@@ -1201,7 +1201,7 @@
                 <w:noProof/>
                 <w:webHidden/>
               </w:rPr>
-              <w:t>4</w:t>
+              <w:t>20</w:t>
             </w:r>
             <w:r>
               <w:rPr>
@@ -1225,13 +1225,13 @@
               <w:lang w:eastAsia="hu-HU"/>
             </w:rPr>
           </w:pPr>
-          <w:hyperlink w:anchor="_Toc222734442" w:history="1">
+          <w:hyperlink w:anchor="_Toc227564406" w:history="1">
             <w:r>
               <w:rPr>
                 <w:rStyle w:val="Hiperhivatkozs"/>
                 <w:noProof/>
               </w:rPr>
-              <w:t>R_backup_config:</w:t>
+              <w:t>SSH:</w:t>
             </w:r>
             <w:r>
               <w:rPr>
@@ -1252,7 +1252,7 @@
                 <w:noProof/>
                 <w:webHidden/>
               </w:rPr>
-              <w:instrText xml:space="preserve"> PAGEREF _Toc222734442 \h </w:instrText>
+              <w:instrText xml:space="preserve"> PAGEREF _Toc227564406 \h </w:instrText>
             </w:r>
             <w:r>
               <w:rPr>
@@ -1272,7 +1272,7 @@
                 <w:noProof/>
                 <w:webHidden/>
               </w:rPr>
-              <w:t>4</w:t>
+              <w:t>20</w:t>
             </w:r>
             <w:r>
               <w:rPr>
@@ -1296,13 +1296,13 @@
               <w:lang w:eastAsia="hu-HU"/>
             </w:rPr>
           </w:pPr>
-          <w:hyperlink w:anchor="_Toc222734443" w:history="1">
+          <w:hyperlink w:anchor="_Toc227564407" w:history="1">
             <w:r>
               <w:rPr>
                 <w:rStyle w:val="Hiperhivatkozs"/>
                 <w:noProof/>
               </w:rPr>
-              <w:t>R_server_config:</w:t>
+              <w:t>Acl:</w:t>
             </w:r>
             <w:r>
               <w:rPr>
@@ -1323,7 +1323,7 @@
                 <w:noProof/>
                 <w:webHidden/>
               </w:rPr>
-              <w:instrText xml:space="preserve"> PAGEREF _Toc222734443 \h </w:instrText>
+              <w:instrText xml:space="preserve"> PAGEREF _Toc227564407 \h </w:instrText>
             </w:r>
             <w:r>
               <w:rPr>
@@ -1343,7 +1343,7 @@
                 <w:noProof/>
                 <w:webHidden/>
               </w:rPr>
-              <w:t>4</w:t>
+              <w:t>20</w:t>
             </w:r>
             <w:r>
               <w:rPr>
@@ -1367,13 +1367,13 @@
               <w:lang w:eastAsia="hu-HU"/>
             </w:rPr>
           </w:pPr>
-          <w:hyperlink w:anchor="_Toc222734444" w:history="1">
+          <w:hyperlink w:anchor="_Toc227564408" w:history="1">
             <w:r>
               <w:rPr>
                 <w:rStyle w:val="Hiperhivatkozs"/>
                 <w:noProof/>
               </w:rPr>
-              <w:t>Sw_main_config:</w:t>
+              <w:t>NAT:</w:t>
             </w:r>
             <w:r>
               <w:rPr>
@@ -1394,7 +1394,7 @@
                 <w:noProof/>
                 <w:webHidden/>
               </w:rPr>
-              <w:instrText xml:space="preserve"> PAGEREF _Toc222734444 \h </w:instrText>
+              <w:instrText xml:space="preserve"> PAGEREF _Toc227564408 \h </w:instrText>
             </w:r>
             <w:r>
               <w:rPr>
@@ -1414,7 +1414,7 @@
                 <w:noProof/>
                 <w:webHidden/>
               </w:rPr>
-              <w:t>4</w:t>
+              <w:t>20</w:t>
             </w:r>
             <w:r>
               <w:rPr>
@@ -1438,13 +1438,13 @@
               <w:lang w:eastAsia="hu-HU"/>
             </w:rPr>
           </w:pPr>
-          <w:hyperlink w:anchor="_Toc222734445" w:history="1">
+          <w:hyperlink w:anchor="_Toc227564409" w:history="1">
             <w:r>
               <w:rPr>
                 <w:rStyle w:val="Hiperhivatkozs"/>
                 <w:noProof/>
               </w:rPr>
-              <w:t>Sw_sales_config:</w:t>
+              <w:t>R_factory_config:</w:t>
             </w:r>
             <w:r>
               <w:rPr>
@@ -1465,7 +1465,7 @@
                 <w:noProof/>
                 <w:webHidden/>
               </w:rPr>
-              <w:instrText xml:space="preserve"> PAGEREF _Toc222734445 \h </w:instrText>
+              <w:instrText xml:space="preserve"> PAGEREF _Toc227564409 \h </w:instrText>
             </w:r>
             <w:r>
               <w:rPr>
@@ -1485,7 +1485,7 @@
                 <w:noProof/>
                 <w:webHidden/>
               </w:rPr>
-              <w:t>4</w:t>
+              <w:t>21</w:t>
             </w:r>
             <w:r>
               <w:rPr>
@@ -1509,12 +1509,367 @@
               <w:lang w:eastAsia="hu-HU"/>
             </w:rPr>
           </w:pPr>
-          <w:hyperlink w:anchor="_Toc222734446" w:history="1">
+          <w:hyperlink w:anchor="_Toc227564410" w:history="1">
             <w:r>
               <w:rPr>
                 <w:rStyle w:val="Hiperhivatkozs"/>
                 <w:noProof/>
               </w:rPr>
+              <w:t>R_main_config:</w:t>
+            </w:r>
+            <w:r>
+              <w:rPr>
+                <w:noProof/>
+                <w:webHidden/>
+              </w:rPr>
+              <w:tab/>
+            </w:r>
+            <w:r>
+              <w:rPr>
+                <w:noProof/>
+                <w:webHidden/>
+              </w:rPr>
+              <w:fldChar w:fldCharType="begin"/>
+            </w:r>
+            <w:r>
+              <w:rPr>
+                <w:noProof/>
+                <w:webHidden/>
+              </w:rPr>
+              <w:instrText xml:space="preserve"> PAGEREF _Toc227564410 \h </w:instrText>
+            </w:r>
+            <w:r>
+              <w:rPr>
+                <w:noProof/>
+                <w:webHidden/>
+              </w:rPr>
+            </w:r>
+            <w:r>
+              <w:rPr>
+                <w:noProof/>
+                <w:webHidden/>
+              </w:rPr>
+              <w:fldChar w:fldCharType="separate"/>
+            </w:r>
+            <w:r>
+              <w:rPr>
+                <w:noProof/>
+                <w:webHidden/>
+              </w:rPr>
+              <w:t>21</w:t>
+            </w:r>
+            <w:r>
+              <w:rPr>
+                <w:noProof/>
+                <w:webHidden/>
+              </w:rPr>
+              <w:fldChar w:fldCharType="end"/>
+            </w:r>
+          </w:hyperlink>
+        </w:p>
+        <w:p>
+          <w:pPr>
+            <w:pStyle w:val="TJ2"/>
+            <w:tabs>
+              <w:tab w:val="right" w:leader="dot" w:pos="9062"/>
+            </w:tabs>
+            <w:rPr>
+              <w:rFonts w:asciiTheme="minorHAnsi" w:eastAsiaTheme="minorEastAsia" w:hAnsiTheme="minorHAnsi"/>
+              <w:noProof/>
+              <w:sz w:val="22"/>
+              <w:lang w:eastAsia="hu-HU"/>
+            </w:rPr>
+          </w:pPr>
+          <w:hyperlink w:anchor="_Toc227564411" w:history="1">
+            <w:r>
+              <w:rPr>
+                <w:rStyle w:val="Hiperhivatkozs"/>
+                <w:noProof/>
+              </w:rPr>
+              <w:t>R_backup_config:</w:t>
+            </w:r>
+            <w:r>
+              <w:rPr>
+                <w:noProof/>
+                <w:webHidden/>
+              </w:rPr>
+              <w:tab/>
+            </w:r>
+            <w:r>
+              <w:rPr>
+                <w:noProof/>
+                <w:webHidden/>
+              </w:rPr>
+              <w:fldChar w:fldCharType="begin"/>
+            </w:r>
+            <w:r>
+              <w:rPr>
+                <w:noProof/>
+                <w:webHidden/>
+              </w:rPr>
+              <w:instrText xml:space="preserve"> PAGEREF _Toc227564411 \h </w:instrText>
+            </w:r>
+            <w:r>
+              <w:rPr>
+                <w:noProof/>
+                <w:webHidden/>
+              </w:rPr>
+            </w:r>
+            <w:r>
+              <w:rPr>
+                <w:noProof/>
+                <w:webHidden/>
+              </w:rPr>
+              <w:fldChar w:fldCharType="separate"/>
+            </w:r>
+            <w:r>
+              <w:rPr>
+                <w:noProof/>
+                <w:webHidden/>
+              </w:rPr>
+              <w:t>21</w:t>
+            </w:r>
+            <w:r>
+              <w:rPr>
+                <w:noProof/>
+                <w:webHidden/>
+              </w:rPr>
+              <w:fldChar w:fldCharType="end"/>
+            </w:r>
+          </w:hyperlink>
+        </w:p>
+        <w:p>
+          <w:pPr>
+            <w:pStyle w:val="TJ2"/>
+            <w:tabs>
+              <w:tab w:val="right" w:leader="dot" w:pos="9062"/>
+            </w:tabs>
+            <w:rPr>
+              <w:rFonts w:asciiTheme="minorHAnsi" w:eastAsiaTheme="minorEastAsia" w:hAnsiTheme="minorHAnsi"/>
+              <w:noProof/>
+              <w:sz w:val="22"/>
+              <w:lang w:eastAsia="hu-HU"/>
+            </w:rPr>
+          </w:pPr>
+          <w:hyperlink w:anchor="_Toc227564412" w:history="1">
+            <w:r>
+              <w:rPr>
+                <w:rStyle w:val="Hiperhivatkozs"/>
+                <w:noProof/>
+              </w:rPr>
+              <w:t>R_server_config:</w:t>
+            </w:r>
+            <w:r>
+              <w:rPr>
+                <w:noProof/>
+                <w:webHidden/>
+              </w:rPr>
+              <w:tab/>
+            </w:r>
+            <w:r>
+              <w:rPr>
+                <w:noProof/>
+                <w:webHidden/>
+              </w:rPr>
+              <w:fldChar w:fldCharType="begin"/>
+            </w:r>
+            <w:r>
+              <w:rPr>
+                <w:noProof/>
+                <w:webHidden/>
+              </w:rPr>
+              <w:instrText xml:space="preserve"> PAGEREF _Toc227564412 \h </w:instrText>
+            </w:r>
+            <w:r>
+              <w:rPr>
+                <w:noProof/>
+                <w:webHidden/>
+              </w:rPr>
+            </w:r>
+            <w:r>
+              <w:rPr>
+                <w:noProof/>
+                <w:webHidden/>
+              </w:rPr>
+              <w:fldChar w:fldCharType="separate"/>
+            </w:r>
+            <w:r>
+              <w:rPr>
+                <w:noProof/>
+                <w:webHidden/>
+              </w:rPr>
+              <w:t>21</w:t>
+            </w:r>
+            <w:r>
+              <w:rPr>
+                <w:noProof/>
+                <w:webHidden/>
+              </w:rPr>
+              <w:fldChar w:fldCharType="end"/>
+            </w:r>
+          </w:hyperlink>
+        </w:p>
+        <w:p>
+          <w:pPr>
+            <w:pStyle w:val="TJ2"/>
+            <w:tabs>
+              <w:tab w:val="right" w:leader="dot" w:pos="9062"/>
+            </w:tabs>
+            <w:rPr>
+              <w:rFonts w:asciiTheme="minorHAnsi" w:eastAsiaTheme="minorEastAsia" w:hAnsiTheme="minorHAnsi"/>
+              <w:noProof/>
+              <w:sz w:val="22"/>
+              <w:lang w:eastAsia="hu-HU"/>
+            </w:rPr>
+          </w:pPr>
+          <w:hyperlink w:anchor="_Toc227564413" w:history="1">
+            <w:r>
+              <w:rPr>
+                <w:rStyle w:val="Hiperhivatkozs"/>
+                <w:noProof/>
+              </w:rPr>
+              <w:t>Sw_main_config:</w:t>
+            </w:r>
+            <w:r>
+              <w:rPr>
+                <w:noProof/>
+                <w:webHidden/>
+              </w:rPr>
+              <w:tab/>
+            </w:r>
+            <w:r>
+              <w:rPr>
+                <w:noProof/>
+                <w:webHidden/>
+              </w:rPr>
+              <w:fldChar w:fldCharType="begin"/>
+            </w:r>
+            <w:r>
+              <w:rPr>
+                <w:noProof/>
+                <w:webHidden/>
+              </w:rPr>
+              <w:instrText xml:space="preserve"> PAGEREF _Toc227564413 \h </w:instrText>
+            </w:r>
+            <w:r>
+              <w:rPr>
+                <w:noProof/>
+                <w:webHidden/>
+              </w:rPr>
+            </w:r>
+            <w:r>
+              <w:rPr>
+                <w:noProof/>
+                <w:webHidden/>
+              </w:rPr>
+              <w:fldChar w:fldCharType="separate"/>
+            </w:r>
+            <w:r>
+              <w:rPr>
+                <w:noProof/>
+                <w:webHidden/>
+              </w:rPr>
+              <w:t>21</w:t>
+            </w:r>
+            <w:r>
+              <w:rPr>
+                <w:noProof/>
+                <w:webHidden/>
+              </w:rPr>
+              <w:fldChar w:fldCharType="end"/>
+            </w:r>
+          </w:hyperlink>
+        </w:p>
+        <w:p>
+          <w:pPr>
+            <w:pStyle w:val="TJ2"/>
+            <w:tabs>
+              <w:tab w:val="right" w:leader="dot" w:pos="9062"/>
+            </w:tabs>
+            <w:rPr>
+              <w:rFonts w:asciiTheme="minorHAnsi" w:eastAsiaTheme="minorEastAsia" w:hAnsiTheme="minorHAnsi"/>
+              <w:noProof/>
+              <w:sz w:val="22"/>
+              <w:lang w:eastAsia="hu-HU"/>
+            </w:rPr>
+          </w:pPr>
+          <w:hyperlink w:anchor="_Toc227564414" w:history="1">
+            <w:r>
+              <w:rPr>
+                <w:rStyle w:val="Hiperhivatkozs"/>
+                <w:noProof/>
+              </w:rPr>
+              <w:t>Sw_sales_config:</w:t>
+            </w:r>
+            <w:r>
+              <w:rPr>
+                <w:noProof/>
+                <w:webHidden/>
+              </w:rPr>
+              <w:tab/>
+            </w:r>
+            <w:r>
+              <w:rPr>
+                <w:noProof/>
+                <w:webHidden/>
+              </w:rPr>
+              <w:fldChar w:fldCharType="begin"/>
+            </w:r>
+            <w:r>
+              <w:rPr>
+                <w:noProof/>
+                <w:webHidden/>
+              </w:rPr>
+              <w:instrText xml:space="preserve"> PAGEREF _Toc227564414 \h </w:instrText>
+            </w:r>
+            <w:r>
+              <w:rPr>
+                <w:noProof/>
+                <w:webHidden/>
+              </w:rPr>
+            </w:r>
+            <w:r>
+              <w:rPr>
+                <w:noProof/>
+                <w:webHidden/>
+              </w:rPr>
+              <w:fldChar w:fldCharType="separate"/>
+            </w:r>
+            <w:r>
+              <w:rPr>
+                <w:noProof/>
+                <w:webHidden/>
+              </w:rPr>
+              <w:t>21</w:t>
+            </w:r>
+            <w:r>
+              <w:rPr>
+                <w:noProof/>
+                <w:webHidden/>
+              </w:rPr>
+              <w:fldChar w:fldCharType="end"/>
+            </w:r>
+          </w:hyperlink>
+        </w:p>
+        <w:p>
+          <w:pPr>
+            <w:pStyle w:val="TJ2"/>
+            <w:tabs>
+              <w:tab w:val="right" w:leader="dot" w:pos="9062"/>
+            </w:tabs>
+            <w:rPr>
+              <w:rFonts w:asciiTheme="minorHAnsi" w:eastAsiaTheme="minorEastAsia" w:hAnsiTheme="minorHAnsi"/>
+              <w:noProof/>
+              <w:sz w:val="22"/>
+              <w:lang w:eastAsia="hu-HU"/>
+            </w:rPr>
+          </w:pPr>
+          <w:hyperlink w:anchor="_Toc227564415" w:history="1">
+            <w:r>
+              <w:rPr>
+                <w:rStyle w:val="Hiperhivatkozs"/>
+                <w:noProof/>
+              </w:rPr>
               <w:t>Sw_factory_config:</w:t>
             </w:r>
             <w:r>
@@ -1536,7 +1891,7 @@
                 <w:noProof/>
                 <w:webHidden/>
               </w:rPr>
-              <w:instrText xml:space="preserve"> PAGEREF _Toc222734446 \h </w:instrText>
+              <w:instrText xml:space="preserve"> PAGEREF _Toc227564415 \h </w:instrText>
             </w:r>
             <w:r>
               <w:rPr>
@@ -1556,7 +1911,7 @@
                 <w:noProof/>
                 <w:webHidden/>
               </w:rPr>
-              <w:t>4</w:t>
+              <w:t>21</w:t>
             </w:r>
             <w:r>
               <w:rPr>
@@ -1596,7 +1951,7 @@
       <w:pPr>
         <w:pStyle w:val="Cmsor1"/>
       </w:pPr>
-      <w:bookmarkStart w:id="0" w:name="_Toc222734426"/>
+      <w:bookmarkStart w:id="0" w:name="_Toc227564390"/>
       <w:r>
         <w:lastRenderedPageBreak/>
         <w:t>Feladat leírás</w:t>
@@ -1781,7 +2136,7 @@
       <w:pPr>
         <w:pStyle w:val="Cmsor1"/>
       </w:pPr>
-      <w:bookmarkStart w:id="1" w:name="_Toc222734427"/>
+      <w:bookmarkStart w:id="1" w:name="_Toc227564391"/>
       <w:r>
         <w:t>Megvalósítás:</w:t>
       </w:r>
@@ -1846,7 +2201,7 @@
       <w:pPr>
         <w:pStyle w:val="Cmsor1"/>
       </w:pPr>
-      <w:bookmarkStart w:id="2" w:name="_Toc222734428"/>
+      <w:bookmarkStart w:id="2" w:name="_Toc227564392"/>
       <w:r>
         <w:t>Munkabeosztás:</w:t>
       </w:r>
@@ -1920,7 +2275,7 @@
           <w:szCs w:val="40"/>
         </w:rPr>
       </w:pPr>
-      <w:bookmarkStart w:id="3" w:name="_Toc222734429"/>
+      <w:bookmarkStart w:id="3" w:name="_Toc227564393"/>
       <w:r>
         <w:rPr>
           <w:sz w:val="40"/>
@@ -1935,7 +2290,7 @@
       <w:pPr>
         <w:pStyle w:val="Cmsor2"/>
       </w:pPr>
-      <w:bookmarkStart w:id="4" w:name="_Toc222734430"/>
+      <w:bookmarkStart w:id="4" w:name="_Toc227564394"/>
       <w:r>
         <w:t>Adatok, alapkonfiguráció:</w:t>
       </w:r>
@@ -2011,7 +2366,6 @@
           <w:szCs w:val="26"/>
         </w:rPr>
       </w:pPr>
-      <w:bookmarkStart w:id="5" w:name="_Toc222734431"/>
       <w:r>
         <w:br w:type="page"/>
       </w:r>
@@ -2020,6 +2374,7 @@
       <w:pPr>
         <w:pStyle w:val="Cmsor2"/>
       </w:pPr>
+      <w:bookmarkStart w:id="5" w:name="_Toc227564395"/>
       <w:r>
         <w:lastRenderedPageBreak/>
         <w:t>Szolgáltatások:</w:t>
@@ -2997,7 +3352,7 @@
           <w:szCs w:val="40"/>
         </w:rPr>
       </w:pPr>
-      <w:bookmarkStart w:id="6" w:name="_Toc222734432"/>
+      <w:bookmarkStart w:id="6" w:name="_Toc227564396"/>
       <w:r>
         <w:rPr>
           <w:sz w:val="40"/>
@@ -3012,7 +3367,7 @@
       <w:pPr>
         <w:pStyle w:val="Cmsor2"/>
       </w:pPr>
-      <w:bookmarkStart w:id="7" w:name="_Toc222734433"/>
+      <w:bookmarkStart w:id="7" w:name="_Toc227564397"/>
       <w:r>
         <w:t>Adatok, alapkonfiguráció:</w:t>
       </w:r>
@@ -3047,7 +3402,7 @@
       <w:pPr>
         <w:pStyle w:val="Cmsor2"/>
       </w:pPr>
-      <w:bookmarkStart w:id="8" w:name="_Toc222734434"/>
+      <w:bookmarkStart w:id="8" w:name="_Toc227564398"/>
       <w:r>
         <w:t>Szolgáltatások:</w:t>
       </w:r>
@@ -3195,7 +3550,7 @@
       <w:pPr>
         <w:pStyle w:val="Cmsor1"/>
       </w:pPr>
-      <w:bookmarkStart w:id="9" w:name="_Toc222734435"/>
+      <w:bookmarkStart w:id="9" w:name="_Toc227564399"/>
       <w:r>
         <w:t>Hálózat konfiguráció:</w:t>
       </w:r>
@@ -3205,7 +3560,82 @@
       <w:pPr>
         <w:pStyle w:val="Cmsor2"/>
       </w:pPr>
-      <w:bookmarkStart w:id="10" w:name="_Toc222734436"/>
+      <w:proofErr w:type="spellStart"/>
+      <w:r>
+        <w:t>Enable</w:t>
+      </w:r>
+      <w:proofErr w:type="spellEnd"/>
+      <w:r>
+        <w:t xml:space="preserve"> </w:t>
+      </w:r>
+      <w:proofErr w:type="spellStart"/>
+      <w:r>
+        <w:t>password</w:t>
+      </w:r>
+      <w:proofErr w:type="spellEnd"/>
+      <w:r>
+        <w:t>:</w:t>
+      </w:r>
+    </w:p>
+    <w:p>
+      <w:r>
+        <w:t>Jelszó: lmadmin26</w:t>
+      </w:r>
+    </w:p>
+    <w:p>
+      <w:r>
+        <w:rPr>
+          <w:noProof/>
+          <w:lang w:eastAsia="hu-HU"/>
+        </w:rPr>
+        <w:drawing>
+          <wp:inline distT="0" distB="0" distL="0" distR="0" wp14:anchorId="2F2EC339" wp14:editId="2BE36D40">
+            <wp:extent cx="2000250" cy="133350"/>
+            <wp:effectExtent l="0" t="0" r="0" b="0"/>
+            <wp:docPr id="18" name="Kép 18"/>
+            <wp:cNvGraphicFramePr>
+              <a:graphicFrameLocks xmlns:a="http://schemas.openxmlformats.org/drawingml/2006/main" noChangeAspect="1"/>
+            </wp:cNvGraphicFramePr>
+            <a:graphic xmlns:a="http://schemas.openxmlformats.org/drawingml/2006/main">
+              <a:graphicData uri="http://schemas.openxmlformats.org/drawingml/2006/picture">
+                <pic:pic xmlns:pic="http://schemas.openxmlformats.org/drawingml/2006/picture">
+                  <pic:nvPicPr>
+                    <pic:cNvPr id="18" name="enablepassw.jpg"/>
+                    <pic:cNvPicPr/>
+                  </pic:nvPicPr>
+                  <pic:blipFill>
+                    <a:blip r:embed="rId23">
+                      <a:extLst>
+                        <a:ext uri="{28A0092B-C50C-407E-A947-70E740481C1C}">
+                          <a14:useLocalDpi xmlns:a14="http://schemas.microsoft.com/office/drawing/2010/main" val="0"/>
+                        </a:ext>
+                      </a:extLst>
+                    </a:blip>
+                    <a:stretch>
+                      <a:fillRect/>
+                    </a:stretch>
+                  </pic:blipFill>
+                  <pic:spPr>
+                    <a:xfrm>
+                      <a:off x="0" y="0"/>
+                      <a:ext cx="2000250" cy="133350"/>
+                    </a:xfrm>
+                    <a:prstGeom prst="rect">
+                      <a:avLst/>
+                    </a:prstGeom>
+                  </pic:spPr>
+                </pic:pic>
+              </a:graphicData>
+            </a:graphic>
+          </wp:inline>
+        </w:drawing>
+      </w:r>
+    </w:p>
+    <w:p>
+      <w:pPr>
+        <w:pStyle w:val="Cmsor2"/>
+      </w:pPr>
+      <w:bookmarkStart w:id="10" w:name="_Toc227564400"/>
       <w:r>
         <w:t>VLAN-ok:</w:t>
       </w:r>
@@ -4534,8 +4964,6 @@
             </w:r>
           </w:p>
         </w:tc>
-        <w:bookmarkStart w:id="11" w:name="_GoBack"/>
-        <w:bookmarkEnd w:id="11"/>
       </w:tr>
       <w:tr>
         <w:trPr>
@@ -5267,7 +5695,7 @@
             <w:tcBorders>
               <w:top w:val="nil"/>
               <w:left w:val="single" w:sz="8" w:space="0" w:color="000000"/>
-              <w:bottom w:val="single" w:sz="4" w:space="0" w:color="000000"/>
+              <w:bottom w:val="single" w:sz="4" w:space="0" w:color="auto"/>
               <w:right w:val="single" w:sz="4" w:space="0" w:color="000000"/>
             </w:tcBorders>
             <w:shd w:val="clear" w:color="auto" w:fill="auto"/>
@@ -5301,7 +5729,7 @@
             <w:tcBorders>
               <w:top w:val="nil"/>
               <w:left w:val="nil"/>
-              <w:bottom w:val="single" w:sz="4" w:space="0" w:color="000000"/>
+              <w:bottom w:val="single" w:sz="4" w:space="0" w:color="auto"/>
               <w:right w:val="single" w:sz="4" w:space="0" w:color="000000"/>
             </w:tcBorders>
             <w:shd w:val="clear" w:color="E7E6E6" w:fill="E7E6E6"/>
@@ -5337,7 +5765,7 @@
             <w:tcBorders>
               <w:top w:val="nil"/>
               <w:left w:val="nil"/>
-              <w:bottom w:val="single" w:sz="4" w:space="0" w:color="000000"/>
+              <w:bottom w:val="single" w:sz="4" w:space="0" w:color="auto"/>
               <w:right w:val="single" w:sz="8" w:space="0" w:color="000000"/>
             </w:tcBorders>
             <w:shd w:val="clear" w:color="auto" w:fill="auto"/>
@@ -5374,9 +5802,9 @@
           <w:tcPr>
             <w:tcW w:w="879" w:type="dxa"/>
             <w:tcBorders>
-              <w:top w:val="nil"/>
-              <w:left w:val="single" w:sz="8" w:space="0" w:color="000000"/>
-              <w:bottom w:val="single" w:sz="4" w:space="0" w:color="000000"/>
+              <w:top w:val="single" w:sz="4" w:space="0" w:color="auto"/>
+              <w:left w:val="single" w:sz="4" w:space="0" w:color="auto"/>
+              <w:bottom w:val="single" w:sz="4" w:space="0" w:color="auto"/>
               <w:right w:val="single" w:sz="4" w:space="0" w:color="000000"/>
             </w:tcBorders>
             <w:shd w:val="clear" w:color="auto" w:fill="auto"/>
@@ -5408,9 +5836,9 @@
           <w:tcPr>
             <w:tcW w:w="1032" w:type="dxa"/>
             <w:tcBorders>
-              <w:top w:val="nil"/>
+              <w:top w:val="single" w:sz="4" w:space="0" w:color="auto"/>
               <w:left w:val="nil"/>
-              <w:bottom w:val="single" w:sz="4" w:space="0" w:color="000000"/>
+              <w:bottom w:val="single" w:sz="4" w:space="0" w:color="auto"/>
               <w:right w:val="single" w:sz="4" w:space="0" w:color="000000"/>
             </w:tcBorders>
             <w:shd w:val="clear" w:color="E7E6E6" w:fill="E7E6E6"/>
@@ -5444,10 +5872,10 @@
           <w:tcPr>
             <w:tcW w:w="1309" w:type="dxa"/>
             <w:tcBorders>
-              <w:top w:val="nil"/>
+              <w:top w:val="single" w:sz="4" w:space="0" w:color="auto"/>
               <w:left w:val="nil"/>
-              <w:bottom w:val="single" w:sz="4" w:space="0" w:color="000000"/>
-              <w:right w:val="single" w:sz="8" w:space="0" w:color="000000"/>
+              <w:bottom w:val="single" w:sz="4" w:space="0" w:color="auto"/>
+              <w:right w:val="single" w:sz="4" w:space="0" w:color="auto"/>
             </w:tcBorders>
             <w:shd w:val="clear" w:color="auto" w:fill="auto"/>
             <w:noWrap/>
@@ -5477,12 +5905,23 @@
       </w:tr>
     </w:tbl>
     <w:p>
+      <w:bookmarkStart w:id="11" w:name="_Toc227564401"/>
+    </w:p>
+    <w:p>
+      <w:r>
+        <w:br w:type="page"/>
+      </w:r>
+    </w:p>
+    <w:p>
       <w:pPr>
         <w:pStyle w:val="Cmsor2"/>
       </w:pPr>
-      <w:bookmarkStart w:id="12" w:name="_Toc222734437"/>
-      <w:r>
-        <w:t xml:space="preserve">Port </w:t>
+      <w:r>
+        <w:lastRenderedPageBreak/>
+        <w:t>P</w:t>
+      </w:r>
+      <w:r>
+        <w:t xml:space="preserve">ort </w:t>
       </w:r>
       <w:proofErr w:type="spellStart"/>
       <w:r>
@@ -5492,22 +5931,1108 @@
       <w:r>
         <w:t>:</w:t>
       </w:r>
+      <w:bookmarkEnd w:id="11"/>
+    </w:p>
+    <w:p>
+      <w:r>
+        <w:t xml:space="preserve">Hálózat biztonsági lépés megakadályozza illetéktelen eszközök hozzáférését a hálózathoz MAC-címek szűrésével. A kitett portokhoz hozzárendeli </w:t>
+      </w:r>
+      <w:proofErr w:type="spellStart"/>
+      <w:r>
+        <w:t>autómatikusan</w:t>
+      </w:r>
+      <w:proofErr w:type="spellEnd"/>
+      <w:r>
+        <w:t xml:space="preserve"> a </w:t>
+      </w:r>
+      <w:proofErr w:type="spellStart"/>
+      <w:r>
+        <w:t>switch</w:t>
+      </w:r>
+      <w:proofErr w:type="spellEnd"/>
+      <w:r>
+        <w:t xml:space="preserve"> az eszköz </w:t>
+      </w:r>
+      <w:proofErr w:type="spellStart"/>
+      <w:r>
+        <w:t>mac</w:t>
+      </w:r>
+      <w:proofErr w:type="spellEnd"/>
+      <w:r>
+        <w:t>-címét és azt csak manuálisan lehet törölni. Szabálysértés esetén a port lekapcsol.</w:t>
+      </w:r>
+    </w:p>
+    <w:p>
+      <w:r>
+        <w:rPr>
+          <w:noProof/>
+          <w:lang w:eastAsia="hu-HU"/>
+        </w:rPr>
+        <w:drawing>
+          <wp:inline distT="0" distB="0" distL="0" distR="0" wp14:anchorId="5FCF77AF" wp14:editId="178EC5FF">
+            <wp:extent cx="4001058" cy="4534533"/>
+            <wp:effectExtent l="0" t="0" r="0" b="0"/>
+            <wp:docPr id="20" name="Kép 20"/>
+            <wp:cNvGraphicFramePr>
+              <a:graphicFrameLocks xmlns:a="http://schemas.openxmlformats.org/drawingml/2006/main" noChangeAspect="1"/>
+            </wp:cNvGraphicFramePr>
+            <a:graphic xmlns:a="http://schemas.openxmlformats.org/drawingml/2006/main">
+              <a:graphicData uri="http://schemas.openxmlformats.org/drawingml/2006/picture">
+                <pic:pic xmlns:pic="http://schemas.openxmlformats.org/drawingml/2006/picture">
+                  <pic:nvPicPr>
+                    <pic:cNvPr id="20" name="Sw_main switchport security.png"/>
+                    <pic:cNvPicPr/>
+                  </pic:nvPicPr>
+                  <pic:blipFill>
+                    <a:blip r:embed="rId24">
+                      <a:extLst>
+                        <a:ext uri="{28A0092B-C50C-407E-A947-70E740481C1C}">
+                          <a14:useLocalDpi xmlns:a14="http://schemas.microsoft.com/office/drawing/2010/main" val="0"/>
+                        </a:ext>
+                      </a:extLst>
+                    </a:blip>
+                    <a:stretch>
+                      <a:fillRect/>
+                    </a:stretch>
+                  </pic:blipFill>
+                  <pic:spPr>
+                    <a:xfrm>
+                      <a:off x="0" y="0"/>
+                      <a:ext cx="4001058" cy="4534533"/>
+                    </a:xfrm>
+                    <a:prstGeom prst="rect">
+                      <a:avLst/>
+                    </a:prstGeom>
+                  </pic:spPr>
+                </pic:pic>
+              </a:graphicData>
+            </a:graphic>
+          </wp:inline>
+        </w:drawing>
+      </w:r>
+    </w:p>
+    <w:p>
+      <w:pPr>
+        <w:spacing w:after="160"/>
+      </w:pPr>
+      <w:r>
+        <w:br w:type="page"/>
+      </w:r>
+    </w:p>
+    <w:p>
+      <w:pPr>
+        <w:pStyle w:val="Cmsor2"/>
+      </w:pPr>
+      <w:bookmarkStart w:id="12" w:name="_Toc227564402"/>
+      <w:proofErr w:type="spellStart"/>
+      <w:r>
+        <w:lastRenderedPageBreak/>
+        <w:t>Ether-channel</w:t>
+      </w:r>
+      <w:proofErr w:type="spellEnd"/>
+      <w:r>
+        <w:t>:</w:t>
+      </w:r>
       <w:bookmarkEnd w:id="12"/>
     </w:p>
     <w:p>
+      <w:r>
+        <w:rPr>
+          <w:noProof/>
+          <w:lang w:eastAsia="hu-HU"/>
+        </w:rPr>
+        <w:drawing>
+          <wp:anchor distT="360045" distB="0" distL="114300" distR="114300" simplePos="0" relativeHeight="251658240" behindDoc="0" locked="0" layoutInCell="1" allowOverlap="1" wp14:anchorId="56DC1EDE" wp14:editId="7E3F7F2F">
+            <wp:simplePos x="0" y="0"/>
+            <wp:positionH relativeFrom="margin">
+              <wp:align>left</wp:align>
+            </wp:positionH>
+            <wp:positionV relativeFrom="paragraph">
+              <wp:posOffset>2342515</wp:posOffset>
+            </wp:positionV>
+            <wp:extent cx="2192400" cy="1706400"/>
+            <wp:effectExtent l="0" t="0" r="0" b="8255"/>
+            <wp:wrapTopAndBottom/>
+            <wp:docPr id="21" name="Kép 21"/>
+            <wp:cNvGraphicFramePr>
+              <a:graphicFrameLocks xmlns:a="http://schemas.openxmlformats.org/drawingml/2006/main" noChangeAspect="1"/>
+            </wp:cNvGraphicFramePr>
+            <a:graphic xmlns:a="http://schemas.openxmlformats.org/drawingml/2006/main">
+              <a:graphicData uri="http://schemas.openxmlformats.org/drawingml/2006/picture">
+                <pic:pic xmlns:pic="http://schemas.openxmlformats.org/drawingml/2006/picture">
+                  <pic:nvPicPr>
+                    <pic:cNvPr id="21" name="Sw_main port channel.png"/>
+                    <pic:cNvPicPr/>
+                  </pic:nvPicPr>
+                  <pic:blipFill>
+                    <a:blip r:embed="rId25">
+                      <a:extLst>
+                        <a:ext uri="{28A0092B-C50C-407E-A947-70E740481C1C}">
+                          <a14:useLocalDpi xmlns:a14="http://schemas.microsoft.com/office/drawing/2010/main" val="0"/>
+                        </a:ext>
+                      </a:extLst>
+                    </a:blip>
+                    <a:stretch>
+                      <a:fillRect/>
+                    </a:stretch>
+                  </pic:blipFill>
+                  <pic:spPr>
+                    <a:xfrm>
+                      <a:off x="0" y="0"/>
+                      <a:ext cx="2192400" cy="1706400"/>
+                    </a:xfrm>
+                    <a:prstGeom prst="rect">
+                      <a:avLst/>
+                    </a:prstGeom>
+                  </pic:spPr>
+                </pic:pic>
+              </a:graphicData>
+            </a:graphic>
+            <wp14:sizeRelH relativeFrom="margin">
+              <wp14:pctWidth>0</wp14:pctWidth>
+            </wp14:sizeRelH>
+            <wp14:sizeRelV relativeFrom="margin">
+              <wp14:pctHeight>0</wp14:pctHeight>
+            </wp14:sizeRelV>
+          </wp:anchor>
+        </w:drawing>
+      </w:r>
+      <w:r>
+        <w:t xml:space="preserve">A </w:t>
+      </w:r>
       <w:proofErr w:type="spellStart"/>
       <w:r>
-        <w:t>sticky</w:t>
+        <w:t>Sw_main</w:t>
       </w:r>
       <w:proofErr w:type="spellEnd"/>
       <w:r>
+        <w:t xml:space="preserve"> és </w:t>
+      </w:r>
+      <w:proofErr w:type="spellStart"/>
+      <w:r>
+        <w:t>Sw_sales</w:t>
+      </w:r>
+      <w:proofErr w:type="spellEnd"/>
+      <w:r>
+        <w:t xml:space="preserve"> kapcsolók közötti kapcsolatot egy 1-es </w:t>
+      </w:r>
+      <w:proofErr w:type="spellStart"/>
+      <w:r>
+        <w:t>azonosítójú</w:t>
+      </w:r>
+      <w:proofErr w:type="spellEnd"/>
+      <w:r>
         <w:t xml:space="preserve"> </w:t>
       </w:r>
       <w:proofErr w:type="spellStart"/>
       <w:r>
-        <w:t>mac-address</w:t>
+        <w:t>EtherChannel</w:t>
       </w:r>
       <w:proofErr w:type="spellEnd"/>
+      <w:r>
+        <w:t xml:space="preserve"> fogja össze, amely a Cisco saját fejlesztésű </w:t>
+      </w:r>
+      <w:proofErr w:type="spellStart"/>
+      <w:r>
+        <w:t>PAgP</w:t>
+      </w:r>
+      <w:proofErr w:type="spellEnd"/>
+      <w:r>
+        <w:t xml:space="preserve"> (Port </w:t>
+      </w:r>
+      <w:proofErr w:type="spellStart"/>
+      <w:r>
+        <w:t>Aggregation</w:t>
+      </w:r>
+      <w:proofErr w:type="spellEnd"/>
+      <w:r>
+        <w:t xml:space="preserve"> </w:t>
+      </w:r>
+      <w:proofErr w:type="spellStart"/>
+      <w:r>
+        <w:t>Protocol</w:t>
+      </w:r>
+      <w:proofErr w:type="spellEnd"/>
+      <w:r>
+        <w:t xml:space="preserve">) protokollját használja a dinamikus csatornaépítéshez. A konfiguráció során a fizikai </w:t>
+      </w:r>
+      <w:proofErr w:type="spellStart"/>
+      <w:r>
+        <w:t>portokat</w:t>
+      </w:r>
+      <w:proofErr w:type="spellEnd"/>
+      <w:r>
+        <w:t xml:space="preserve"> legalább az egyik oldalon </w:t>
+      </w:r>
+      <w:proofErr w:type="spellStart"/>
+      <w:r>
+        <w:t>desirable</w:t>
+      </w:r>
+      <w:proofErr w:type="spellEnd"/>
+      <w:r>
+        <w:t xml:space="preserve"> módba kell állítani, hogy a kapcsolók aktívan egyeztethessék a paramétereket és kiépítsék a logikai összeköttetést. Ez a megoldás nemcsak a sávszélességet növeli meg a fizikai linkek összeadásával, hanem magas szintű redundanciát is biztosít: ha az egyik fizikai kábel meghibásodik, a forgalom kiesés nélkül halad tovább a maradék szálakon.</w:t>
+      </w:r>
+    </w:p>
+    <w:p>
+      <w:pPr>
+        <w:pStyle w:val="Cmsor2"/>
+      </w:pPr>
+      <w:bookmarkStart w:id="13" w:name="_Toc227564403"/>
+      <w:proofErr w:type="spellStart"/>
+      <w:r>
+        <w:t>Routing</w:t>
+      </w:r>
+      <w:bookmarkEnd w:id="13"/>
+      <w:r>
+        <w:t>_BGP</w:t>
+      </w:r>
+      <w:proofErr w:type="spellEnd"/>
+      <w:r>
+        <w:t>:</w:t>
+      </w:r>
+    </w:p>
+    <w:p/>
+    <w:p>
+      <w:r>
+        <w:rPr>
+          <w:noProof/>
+          <w:lang w:eastAsia="hu-HU"/>
+        </w:rPr>
+        <w:drawing>
+          <wp:inline distT="0" distB="0" distL="0" distR="0" wp14:anchorId="10F4C76A" wp14:editId="765992DE">
+            <wp:extent cx="3257550" cy="1352550"/>
+            <wp:effectExtent l="0" t="0" r="0" b="0"/>
+            <wp:docPr id="22" name="Kép 22"/>
+            <wp:cNvGraphicFramePr>
+              <a:graphicFrameLocks xmlns:a="http://schemas.openxmlformats.org/drawingml/2006/main" noChangeAspect="1"/>
+            </wp:cNvGraphicFramePr>
+            <a:graphic xmlns:a="http://schemas.openxmlformats.org/drawingml/2006/main">
+              <a:graphicData uri="http://schemas.openxmlformats.org/drawingml/2006/picture">
+                <pic:pic xmlns:pic="http://schemas.openxmlformats.org/drawingml/2006/picture">
+                  <pic:nvPicPr>
+                    <pic:cNvPr id="22" name="bgp400.jpg"/>
+                    <pic:cNvPicPr/>
+                  </pic:nvPicPr>
+                  <pic:blipFill>
+                    <a:blip r:embed="rId26">
+                      <a:extLst>
+                        <a:ext uri="{28A0092B-C50C-407E-A947-70E740481C1C}">
+                          <a14:useLocalDpi xmlns:a14="http://schemas.microsoft.com/office/drawing/2010/main" val="0"/>
+                        </a:ext>
+                      </a:extLst>
+                    </a:blip>
+                    <a:stretch>
+                      <a:fillRect/>
+                    </a:stretch>
+                  </pic:blipFill>
+                  <pic:spPr>
+                    <a:xfrm>
+                      <a:off x="0" y="0"/>
+                      <a:ext cx="3257550" cy="1352550"/>
+                    </a:xfrm>
+                    <a:prstGeom prst="rect">
+                      <a:avLst/>
+                    </a:prstGeom>
+                  </pic:spPr>
+                </pic:pic>
+              </a:graphicData>
+            </a:graphic>
+          </wp:inline>
+        </w:drawing>
+      </w:r>
+    </w:p>
+    <w:p>
+      <w:pPr>
+        <w:spacing w:after="160"/>
+      </w:pPr>
+      <w:r>
+        <w:br w:type="page"/>
+      </w:r>
+    </w:p>
+    <w:p>
+      <w:pPr>
+        <w:pStyle w:val="Cmsor2"/>
+      </w:pPr>
+      <w:bookmarkStart w:id="14" w:name="_Toc227564404"/>
+      <w:r>
+        <w:lastRenderedPageBreak/>
+        <w:t>OSPF:</w:t>
+      </w:r>
+    </w:p>
+    <w:p>
+      <w:r>
+        <w:rPr>
+          <w:noProof/>
+          <w:lang w:eastAsia="hu-HU"/>
+        </w:rPr>
+        <w:drawing>
+          <wp:inline distT="0" distB="0" distL="0" distR="0" wp14:anchorId="71D9F760" wp14:editId="7A9D3C00">
+            <wp:extent cx="3028950" cy="1228725"/>
+            <wp:effectExtent l="0" t="0" r="0" b="9525"/>
+            <wp:docPr id="23" name="Kép 23"/>
+            <wp:cNvGraphicFramePr>
+              <a:graphicFrameLocks xmlns:a="http://schemas.openxmlformats.org/drawingml/2006/main" noChangeAspect="1"/>
+            </wp:cNvGraphicFramePr>
+            <a:graphic xmlns:a="http://schemas.openxmlformats.org/drawingml/2006/main">
+              <a:graphicData uri="http://schemas.openxmlformats.org/drawingml/2006/picture">
+                <pic:pic xmlns:pic="http://schemas.openxmlformats.org/drawingml/2006/picture">
+                  <pic:nvPicPr>
+                    <pic:cNvPr id="23" name="ospf1_buildingNetwork.jpg"/>
+                    <pic:cNvPicPr/>
+                  </pic:nvPicPr>
+                  <pic:blipFill>
+                    <a:blip r:embed="rId27">
+                      <a:extLst>
+                        <a:ext uri="{28A0092B-C50C-407E-A947-70E740481C1C}">
+                          <a14:useLocalDpi xmlns:a14="http://schemas.microsoft.com/office/drawing/2010/main" val="0"/>
+                        </a:ext>
+                      </a:extLst>
+                    </a:blip>
+                    <a:stretch>
+                      <a:fillRect/>
+                    </a:stretch>
+                  </pic:blipFill>
+                  <pic:spPr>
+                    <a:xfrm>
+                      <a:off x="0" y="0"/>
+                      <a:ext cx="3028950" cy="1228725"/>
+                    </a:xfrm>
+                    <a:prstGeom prst="rect">
+                      <a:avLst/>
+                    </a:prstGeom>
+                  </pic:spPr>
+                </pic:pic>
+              </a:graphicData>
+            </a:graphic>
+          </wp:inline>
+        </w:drawing>
+      </w:r>
+    </w:p>
+    <w:p>
+      <w:pPr>
+        <w:pStyle w:val="Cmsor2"/>
+      </w:pPr>
+      <w:r>
+        <w:t>HSRP:</w:t>
+      </w:r>
+      <w:bookmarkEnd w:id="14"/>
+    </w:p>
+    <w:p>
+      <w:r>
+        <w:t>Virtuális átjáró:192.168.[</w:t>
+      </w:r>
+      <w:proofErr w:type="spellStart"/>
+      <w:r>
+        <w:t>vlan</w:t>
+      </w:r>
+      <w:proofErr w:type="spellEnd"/>
+      <w:r>
+        <w:t xml:space="preserve"> szám].3</w:t>
+      </w:r>
+    </w:p>
+    <w:p>
+      <w:proofErr w:type="spellStart"/>
+      <w:r>
+        <w:t>R_main</w:t>
+      </w:r>
+      <w:proofErr w:type="spellEnd"/>
+      <w:r>
+        <w:t xml:space="preserve"> </w:t>
+      </w:r>
+      <w:r>
+        <w:t>priority:110</w:t>
+      </w:r>
+    </w:p>
+    <w:p>
+      <w:proofErr w:type="spellStart"/>
+      <w:r>
+        <w:t>R_backup</w:t>
+      </w:r>
+      <w:proofErr w:type="spellEnd"/>
+      <w:r>
+        <w:t xml:space="preserve"> priority:100</w:t>
+      </w:r>
+    </w:p>
+    <w:p>
+      <w:r>
+        <w:drawing>
+          <wp:anchor distT="0" distB="0" distL="114300" distR="114300" simplePos="0" relativeHeight="251659264" behindDoc="0" locked="0" layoutInCell="1" allowOverlap="1" wp14:anchorId="246637BD" wp14:editId="438CE50B">
+            <wp:simplePos x="0" y="0"/>
+            <wp:positionH relativeFrom="margin">
+              <wp:align>left</wp:align>
+            </wp:positionH>
+            <wp:positionV relativeFrom="paragraph">
+              <wp:posOffset>851112</wp:posOffset>
+            </wp:positionV>
+            <wp:extent cx="3096057" cy="609685"/>
+            <wp:effectExtent l="0" t="0" r="9525" b="0"/>
+            <wp:wrapTopAndBottom/>
+            <wp:docPr id="24" name="Kép 24"/>
+            <wp:cNvGraphicFramePr>
+              <a:graphicFrameLocks xmlns:a="http://schemas.openxmlformats.org/drawingml/2006/main" noChangeAspect="1"/>
+            </wp:cNvGraphicFramePr>
+            <a:graphic xmlns:a="http://schemas.openxmlformats.org/drawingml/2006/main">
+              <a:graphicData uri="http://schemas.openxmlformats.org/drawingml/2006/picture">
+                <pic:pic xmlns:pic="http://schemas.openxmlformats.org/drawingml/2006/picture">
+                  <pic:nvPicPr>
+                    <pic:cNvPr id="1" name=""/>
+                    <pic:cNvPicPr/>
+                  </pic:nvPicPr>
+                  <pic:blipFill>
+                    <a:blip r:embed="rId28">
+                      <a:extLst>
+                        <a:ext uri="{28A0092B-C50C-407E-A947-70E740481C1C}">
+                          <a14:useLocalDpi xmlns:a14="http://schemas.microsoft.com/office/drawing/2010/main" val="0"/>
+                        </a:ext>
+                      </a:extLst>
+                    </a:blip>
+                    <a:stretch>
+                      <a:fillRect/>
+                    </a:stretch>
+                  </pic:blipFill>
+                  <pic:spPr>
+                    <a:xfrm>
+                      <a:off x="0" y="0"/>
+                      <a:ext cx="3096057" cy="609685"/>
+                    </a:xfrm>
+                    <a:prstGeom prst="rect">
+                      <a:avLst/>
+                    </a:prstGeom>
+                  </pic:spPr>
+                </pic:pic>
+              </a:graphicData>
+            </a:graphic>
+          </wp:anchor>
+        </w:drawing>
+      </w:r>
+      <w:r>
+        <w:pict w14:anchorId="23EC8B84">
+          <v:shapetype id="_x0000_t75" coordsize="21600,21600" o:spt="75" o:preferrelative="t" path="m@4@5l@4@11@9@11@9@5xe" filled="f" stroked="f">
+            <v:stroke joinstyle="miter"/>
+            <v:formulas>
+              <v:f eqn="if lineDrawn pixelLineWidth 0"/>
+              <v:f eqn="sum @0 1 0"/>
+              <v:f eqn="sum 0 0 @1"/>
+              <v:f eqn="prod @2 1 2"/>
+              <v:f eqn="prod @3 21600 pixelWidth"/>
+              <v:f eqn="prod @3 21600 pixelHeight"/>
+              <v:f eqn="sum @0 0 1"/>
+              <v:f eqn="prod @6 1 2"/>
+              <v:f eqn="prod @7 21600 pixelWidth"/>
+              <v:f eqn="sum @8 21600 0"/>
+              <v:f eqn="prod @7 21600 pixelHeight"/>
+              <v:f eqn="sum @10 21600 0"/>
+            </v:formulas>
+            <v:path o:extrusionok="f" gradientshapeok="t" o:connecttype="rect"/>
+            <o:lock v:ext="edit" aspectratio="t"/>
+          </v:shapetype>
+          <v:shape id="_x0000_i1025" type="#_x0000_t75" style="width:202pt;height:62pt">
+            <v:imagedata r:id="rId29" o:title="R_main hsrp"/>
+          </v:shape>
+        </w:pict>
+      </w:r>
+    </w:p>
+    <w:p>
+      <w:pPr>
+        <w:spacing w:after="160"/>
+      </w:pPr>
+      <w:r>
+        <w:br w:type="page"/>
+      </w:r>
+    </w:p>
+    <w:p>
+      <w:pPr>
+        <w:pStyle w:val="Cmsor2"/>
+      </w:pPr>
+      <w:bookmarkStart w:id="15" w:name="_Toc227564405"/>
+      <w:r>
+        <w:lastRenderedPageBreak/>
+        <w:t xml:space="preserve">DHCPv6 </w:t>
+      </w:r>
+      <w:proofErr w:type="spellStart"/>
+      <w:r>
+        <w:t>routeren</w:t>
+      </w:r>
+      <w:proofErr w:type="spellEnd"/>
+      <w:r>
+        <w:t>:</w:t>
+      </w:r>
+      <w:bookmarkEnd w:id="15"/>
+    </w:p>
+    <w:p>
+      <w:r>
+        <w:t xml:space="preserve">Az </w:t>
+      </w:r>
+      <w:proofErr w:type="spellStart"/>
+      <w:r>
+        <w:t>R_factory</w:t>
+      </w:r>
+      <w:proofErr w:type="spellEnd"/>
+      <w:r>
+        <w:t xml:space="preserve"> </w:t>
+      </w:r>
+      <w:proofErr w:type="spellStart"/>
+      <w:r>
+        <w:t>routeren</w:t>
+      </w:r>
+      <w:proofErr w:type="spellEnd"/>
+      <w:r>
+        <w:t xml:space="preserve"> ipv6-os </w:t>
+      </w:r>
+      <w:proofErr w:type="spellStart"/>
+      <w:r>
+        <w:t>dhcp</w:t>
+      </w:r>
+      <w:proofErr w:type="spellEnd"/>
+      <w:r>
+        <w:t xml:space="preserve"> szervert hozunk létre</w:t>
+      </w:r>
+      <w:r>
+        <w:t>.</w:t>
+      </w:r>
+    </w:p>
+    <w:p>
+      <w:proofErr w:type="spellStart"/>
+      <w:r>
+        <w:t>Default</w:t>
+      </w:r>
+      <w:proofErr w:type="spellEnd"/>
+      <w:r>
+        <w:t xml:space="preserve"> </w:t>
+      </w:r>
+      <w:proofErr w:type="spellStart"/>
+      <w:r>
+        <w:t>gateway</w:t>
+      </w:r>
+      <w:proofErr w:type="spellEnd"/>
+      <w:r>
+        <w:t>:</w:t>
+      </w:r>
+      <w:r>
+        <w:t xml:space="preserve"> 2001:20</w:t>
+      </w:r>
+      <w:proofErr w:type="gramStart"/>
+      <w:r>
+        <w:t>::</w:t>
+      </w:r>
+      <w:proofErr w:type="gramEnd"/>
+      <w:r>
+        <w:t>1/64</w:t>
+      </w:r>
+    </w:p>
+    <w:p>
+      <w:pPr>
+        <w:jc w:val="center"/>
+      </w:pPr>
+      <w:r>
+        <w:rPr>
+          <w:noProof/>
+          <w:lang w:eastAsia="hu-HU"/>
+        </w:rPr>
+        <w:drawing>
+          <wp:inline distT="0" distB="0" distL="0" distR="0" wp14:anchorId="2717EF05" wp14:editId="02E492A5">
+            <wp:extent cx="3210373" cy="523948"/>
+            <wp:effectExtent l="0" t="0" r="9525" b="9525"/>
+            <wp:docPr id="25" name="Kép 25"/>
+            <wp:cNvGraphicFramePr>
+              <a:graphicFrameLocks xmlns:a="http://schemas.openxmlformats.org/drawingml/2006/main" noChangeAspect="1"/>
+            </wp:cNvGraphicFramePr>
+            <a:graphic xmlns:a="http://schemas.openxmlformats.org/drawingml/2006/main">
+              <a:graphicData uri="http://schemas.openxmlformats.org/drawingml/2006/picture">
+                <pic:pic xmlns:pic="http://schemas.openxmlformats.org/drawingml/2006/picture">
+                  <pic:nvPicPr>
+                    <pic:cNvPr id="25" name="R_factory dhcpv6.png"/>
+                    <pic:cNvPicPr/>
+                  </pic:nvPicPr>
+                  <pic:blipFill>
+                    <a:blip r:embed="rId30">
+                      <a:extLst>
+                        <a:ext uri="{28A0092B-C50C-407E-A947-70E740481C1C}">
+                          <a14:useLocalDpi xmlns:a14="http://schemas.microsoft.com/office/drawing/2010/main" val="0"/>
+                        </a:ext>
+                      </a:extLst>
+                    </a:blip>
+                    <a:stretch>
+                      <a:fillRect/>
+                    </a:stretch>
+                  </pic:blipFill>
+                  <pic:spPr>
+                    <a:xfrm>
+                      <a:off x="0" y="0"/>
+                      <a:ext cx="3210373" cy="523948"/>
+                    </a:xfrm>
+                    <a:prstGeom prst="rect">
+                      <a:avLst/>
+                    </a:prstGeom>
+                  </pic:spPr>
+                </pic:pic>
+              </a:graphicData>
+            </a:graphic>
+          </wp:inline>
+        </w:drawing>
+      </w:r>
+      <w:r>
+        <w:rPr>
+          <w:noProof/>
+          <w:lang w:eastAsia="hu-HU"/>
+        </w:rPr>
+        <w:drawing>
+          <wp:inline distT="0" distB="0" distL="0" distR="0" wp14:anchorId="247447E4" wp14:editId="339F514B">
+            <wp:extent cx="5760720" cy="1329690"/>
+            <wp:effectExtent l="0" t="0" r="0" b="3810"/>
+            <wp:docPr id="26" name="Kép 26"/>
+            <wp:cNvGraphicFramePr>
+              <a:graphicFrameLocks xmlns:a="http://schemas.openxmlformats.org/drawingml/2006/main" noChangeAspect="1"/>
+            </wp:cNvGraphicFramePr>
+            <a:graphic xmlns:a="http://schemas.openxmlformats.org/drawingml/2006/main">
+              <a:graphicData uri="http://schemas.openxmlformats.org/drawingml/2006/picture">
+                <pic:pic xmlns:pic="http://schemas.openxmlformats.org/drawingml/2006/picture">
+                  <pic:nvPicPr>
+                    <pic:cNvPr id="26" name="factory pc_dhcpv6 success.png"/>
+                    <pic:cNvPicPr/>
+                  </pic:nvPicPr>
+                  <pic:blipFill>
+                    <a:blip r:embed="rId31">
+                      <a:extLst>
+                        <a:ext uri="{28A0092B-C50C-407E-A947-70E740481C1C}">
+                          <a14:useLocalDpi xmlns:a14="http://schemas.microsoft.com/office/drawing/2010/main" val="0"/>
+                        </a:ext>
+                      </a:extLst>
+                    </a:blip>
+                    <a:stretch>
+                      <a:fillRect/>
+                    </a:stretch>
+                  </pic:blipFill>
+                  <pic:spPr>
+                    <a:xfrm>
+                      <a:off x="0" y="0"/>
+                      <a:ext cx="5760720" cy="1329690"/>
+                    </a:xfrm>
+                    <a:prstGeom prst="rect">
+                      <a:avLst/>
+                    </a:prstGeom>
+                  </pic:spPr>
+                </pic:pic>
+              </a:graphicData>
+            </a:graphic>
+          </wp:inline>
+        </w:drawing>
+      </w:r>
+    </w:p>
+    <w:p>
+      <w:pPr>
+        <w:pStyle w:val="Cmsor2"/>
+      </w:pPr>
+      <w:bookmarkStart w:id="16" w:name="_Toc227564406"/>
+      <w:r>
+        <w:t>SSH:</w:t>
+      </w:r>
+      <w:bookmarkEnd w:id="16"/>
+    </w:p>
+    <w:p>
+      <w:proofErr w:type="spellStart"/>
+      <w:r>
+        <w:t>Admin</w:t>
+      </w:r>
+      <w:proofErr w:type="spellEnd"/>
+      <w:r>
+        <w:t xml:space="preserve"> </w:t>
+      </w:r>
+      <w:proofErr w:type="spellStart"/>
+      <w:r>
+        <w:t>vlanon</w:t>
+      </w:r>
+      <w:proofErr w:type="spellEnd"/>
+      <w:r>
+        <w:t xml:space="preserve"> kizárólag</w:t>
+      </w:r>
+    </w:p>
+    <w:p>
+      <w:r>
+        <w:rPr>
+          <w:noProof/>
+          <w:lang w:eastAsia="hu-HU"/>
+        </w:rPr>
+        <w:drawing>
+          <wp:inline distT="0" distB="0" distL="0" distR="0" wp14:anchorId="45A3217B" wp14:editId="4FDB3057">
+            <wp:extent cx="3790950" cy="2152650"/>
+            <wp:effectExtent l="0" t="0" r="0" b="0"/>
+            <wp:docPr id="27" name="Kép 27"/>
+            <wp:cNvGraphicFramePr>
+              <a:graphicFrameLocks xmlns:a="http://schemas.openxmlformats.org/drawingml/2006/main" noChangeAspect="1"/>
+            </wp:cNvGraphicFramePr>
+            <a:graphic xmlns:a="http://schemas.openxmlformats.org/drawingml/2006/main">
+              <a:graphicData uri="http://schemas.openxmlformats.org/drawingml/2006/picture">
+                <pic:pic xmlns:pic="http://schemas.openxmlformats.org/drawingml/2006/picture">
+                  <pic:nvPicPr>
+                    <pic:cNvPr id="27" name="ssh_conf2.jpg"/>
+                    <pic:cNvPicPr/>
+                  </pic:nvPicPr>
+                  <pic:blipFill>
+                    <a:blip r:embed="rId32">
+                      <a:extLst>
+                        <a:ext uri="{28A0092B-C50C-407E-A947-70E740481C1C}">
+                          <a14:useLocalDpi xmlns:a14="http://schemas.microsoft.com/office/drawing/2010/main" val="0"/>
+                        </a:ext>
+                      </a:extLst>
+                    </a:blip>
+                    <a:stretch>
+                      <a:fillRect/>
+                    </a:stretch>
+                  </pic:blipFill>
+                  <pic:spPr>
+                    <a:xfrm>
+                      <a:off x="0" y="0"/>
+                      <a:ext cx="3790950" cy="2152650"/>
+                    </a:xfrm>
+                    <a:prstGeom prst="rect">
+                      <a:avLst/>
+                    </a:prstGeom>
+                  </pic:spPr>
+                </pic:pic>
+              </a:graphicData>
+            </a:graphic>
+          </wp:inline>
+        </w:drawing>
+      </w:r>
+      <w:r>
+        <w:rPr>
+          <w:noProof/>
+          <w:lang w:eastAsia="hu-HU"/>
+        </w:rPr>
+        <w:drawing>
+          <wp:inline distT="0" distB="0" distL="0" distR="0" wp14:anchorId="57DF5D14" wp14:editId="2008165D">
+            <wp:extent cx="3267531" cy="533474"/>
+            <wp:effectExtent l="0" t="0" r="9525" b="0"/>
+            <wp:docPr id="28" name="Kép 28"/>
+            <wp:cNvGraphicFramePr>
+              <a:graphicFrameLocks xmlns:a="http://schemas.openxmlformats.org/drawingml/2006/main" noChangeAspect="1"/>
+            </wp:cNvGraphicFramePr>
+            <a:graphic xmlns:a="http://schemas.openxmlformats.org/drawingml/2006/main">
+              <a:graphicData uri="http://schemas.openxmlformats.org/drawingml/2006/picture">
+                <pic:pic xmlns:pic="http://schemas.openxmlformats.org/drawingml/2006/picture">
+                  <pic:nvPicPr>
+                    <pic:cNvPr id="28" name="SW_main ssh config 1.png"/>
+                    <pic:cNvPicPr/>
+                  </pic:nvPicPr>
+                  <pic:blipFill>
+                    <a:blip r:embed="rId33">
+                      <a:extLst>
+                        <a:ext uri="{28A0092B-C50C-407E-A947-70E740481C1C}">
+                          <a14:useLocalDpi xmlns:a14="http://schemas.microsoft.com/office/drawing/2010/main" val="0"/>
+                        </a:ext>
+                      </a:extLst>
+                    </a:blip>
+                    <a:stretch>
+                      <a:fillRect/>
+                    </a:stretch>
+                  </pic:blipFill>
+                  <pic:spPr>
+                    <a:xfrm>
+                      <a:off x="0" y="0"/>
+                      <a:ext cx="3267531" cy="533474"/>
+                    </a:xfrm>
+                    <a:prstGeom prst="rect">
+                      <a:avLst/>
+                    </a:prstGeom>
+                  </pic:spPr>
+                </pic:pic>
+              </a:graphicData>
+            </a:graphic>
+          </wp:inline>
+        </w:drawing>
+      </w:r>
+    </w:p>
+    <w:p>
+      <w:pPr>
+        <w:spacing w:after="160"/>
+      </w:pPr>
+      <w:r>
+        <w:br w:type="page"/>
+      </w:r>
+    </w:p>
+    <w:p>
+      <w:pPr>
+        <w:pStyle w:val="Cmsor2"/>
+      </w:pPr>
+      <w:bookmarkStart w:id="17" w:name="_Toc227564407"/>
+      <w:proofErr w:type="spellStart"/>
+      <w:r>
+        <w:lastRenderedPageBreak/>
+        <w:t>Acl</w:t>
+      </w:r>
+      <w:proofErr w:type="spellEnd"/>
+      <w:r>
+        <w:t>:</w:t>
+      </w:r>
+      <w:bookmarkEnd w:id="17"/>
+    </w:p>
+    <w:p>
+      <w:proofErr w:type="spellStart"/>
+      <w:r>
+        <w:t>ssh</w:t>
+      </w:r>
+      <w:proofErr w:type="spellEnd"/>
+      <w:r>
+        <w:t xml:space="preserve"> biztosítására</w:t>
+      </w:r>
+    </w:p>
+    <w:p>
+      <w:r>
+        <w:rPr>
+          <w:noProof/>
+          <w:lang w:eastAsia="hu-HU"/>
+        </w:rPr>
+        <w:drawing>
+          <wp:inline distT="0" distB="0" distL="0" distR="0" wp14:anchorId="294C5687" wp14:editId="2B25EBC4">
+            <wp:extent cx="2971800" cy="533400"/>
+            <wp:effectExtent l="0" t="0" r="0" b="0"/>
+            <wp:docPr id="29" name="Kép 29"/>
+            <wp:cNvGraphicFramePr>
+              <a:graphicFrameLocks xmlns:a="http://schemas.openxmlformats.org/drawingml/2006/main" noChangeAspect="1"/>
+            </wp:cNvGraphicFramePr>
+            <a:graphic xmlns:a="http://schemas.openxmlformats.org/drawingml/2006/main">
+              <a:graphicData uri="http://schemas.openxmlformats.org/drawingml/2006/picture">
+                <pic:pic xmlns:pic="http://schemas.openxmlformats.org/drawingml/2006/picture">
+                  <pic:nvPicPr>
+                    <pic:cNvPr id="29" name="R_factory acl.png"/>
+                    <pic:cNvPicPr/>
+                  </pic:nvPicPr>
+                  <pic:blipFill rotWithShape="1">
+                    <a:blip r:embed="rId34">
+                      <a:extLst>
+                        <a:ext uri="{28A0092B-C50C-407E-A947-70E740481C1C}">
+                          <a14:useLocalDpi xmlns:a14="http://schemas.microsoft.com/office/drawing/2010/main" val="0"/>
+                        </a:ext>
+                      </a:extLst>
+                    </a:blip>
+                    <a:srcRect b="20000"/>
+                    <a:stretch/>
+                  </pic:blipFill>
+                  <pic:spPr bwMode="auto">
+                    <a:xfrm>
+                      <a:off x="0" y="0"/>
+                      <a:ext cx="2972215" cy="533474"/>
+                    </a:xfrm>
+                    <a:prstGeom prst="rect">
+                      <a:avLst/>
+                    </a:prstGeom>
+                    <a:ln>
+                      <a:noFill/>
+                    </a:ln>
+                    <a:extLst>
+                      <a:ext uri="{53640926-AAD7-44D8-BBD7-CCE9431645EC}">
+                        <a14:shadowObscured xmlns:a14="http://schemas.microsoft.com/office/drawing/2010/main"/>
+                      </a:ext>
+                    </a:extLst>
+                  </pic:spPr>
+                </pic:pic>
+              </a:graphicData>
+            </a:graphic>
+          </wp:inline>
+        </w:drawing>
+      </w:r>
+    </w:p>
+    <w:p>
+      <w:pPr>
+        <w:pStyle w:val="Cmsor2"/>
+      </w:pPr>
+      <w:bookmarkStart w:id="18" w:name="_Toc227564408"/>
+      <w:r>
+        <w:t>NAT:</w:t>
+      </w:r>
+      <w:bookmarkEnd w:id="18"/>
+    </w:p>
+    <w:p>
+      <w:r>
+        <w:t>ipv6-ipv4</w:t>
+      </w:r>
+      <w:bookmarkStart w:id="19" w:name="_GoBack"/>
+      <w:bookmarkEnd w:id="19"/>
+    </w:p>
+    <w:p>
+      <w:r>
+        <w:drawing>
+          <wp:inline distT="0" distB="0" distL="0" distR="0" wp14:anchorId="14596D62" wp14:editId="45C612C5">
+            <wp:extent cx="3505689" cy="266737"/>
+            <wp:effectExtent l="0" t="0" r="0" b="0"/>
+            <wp:docPr id="30" name="Kép 30"/>
+            <wp:cNvGraphicFramePr>
+              <a:graphicFrameLocks xmlns:a="http://schemas.openxmlformats.org/drawingml/2006/main" noChangeAspect="1"/>
+            </wp:cNvGraphicFramePr>
+            <a:graphic xmlns:a="http://schemas.openxmlformats.org/drawingml/2006/main">
+              <a:graphicData uri="http://schemas.openxmlformats.org/drawingml/2006/picture">
+                <pic:pic xmlns:pic="http://schemas.openxmlformats.org/drawingml/2006/picture">
+                  <pic:nvPicPr>
+                    <pic:cNvPr id="1" name=""/>
+                    <pic:cNvPicPr/>
+                  </pic:nvPicPr>
+                  <pic:blipFill>
+                    <a:blip r:embed="rId35"/>
+                    <a:stretch>
+                      <a:fillRect/>
+                    </a:stretch>
+                  </pic:blipFill>
+                  <pic:spPr>
+                    <a:xfrm>
+                      <a:off x="0" y="0"/>
+                      <a:ext cx="3505689" cy="266737"/>
+                    </a:xfrm>
+                    <a:prstGeom prst="rect">
+                      <a:avLst/>
+                    </a:prstGeom>
+                  </pic:spPr>
+                </pic:pic>
+              </a:graphicData>
+            </a:graphic>
+          </wp:inline>
+        </w:drawing>
+      </w:r>
+    </w:p>
+    <w:p>
+      <w:pPr>
+        <w:spacing w:after="160"/>
+      </w:pPr>
+      <w:r>
+        <w:br w:type="page"/>
+      </w:r>
+    </w:p>
+    <w:p/>
+    <w:p>
+      <w:pPr>
+        <w:pStyle w:val="Cmsor2"/>
+      </w:pPr>
+      <w:r>
+        <w:t>Weboldal:</w:t>
+      </w:r>
+    </w:p>
+    <w:p>
+      <w:r>
+        <w:t xml:space="preserve">A </w:t>
+      </w:r>
+      <w:proofErr w:type="gramStart"/>
+      <w:r>
+        <w:t>weboldal  sikeresen</w:t>
+      </w:r>
+      <w:proofErr w:type="gramEnd"/>
+      <w:r>
+        <w:t xml:space="preserve"> betölt az irodai számítógépeken.</w:t>
+      </w:r>
+    </w:p>
+    <w:p>
+      <w:r>
+        <w:rPr>
+          <w:noProof/>
+          <w:lang w:eastAsia="hu-HU"/>
+        </w:rPr>
+        <w:drawing>
+          <wp:inline distT="0" distB="0" distL="0" distR="0" wp14:anchorId="3B719580" wp14:editId="368BAF26">
+            <wp:extent cx="5760720" cy="5622925"/>
+            <wp:effectExtent l="0" t="0" r="0" b="0"/>
+            <wp:docPr id="2" name="Kép 2"/>
+            <wp:cNvGraphicFramePr>
+              <a:graphicFrameLocks xmlns:a="http://schemas.openxmlformats.org/drawingml/2006/main" noChangeAspect="1"/>
+            </wp:cNvGraphicFramePr>
+            <a:graphic xmlns:a="http://schemas.openxmlformats.org/drawingml/2006/main">
+              <a:graphicData uri="http://schemas.openxmlformats.org/drawingml/2006/picture">
+                <pic:pic xmlns:pic="http://schemas.openxmlformats.org/drawingml/2006/picture">
+                  <pic:nvPicPr>
+                    <pic:cNvPr id="2" name="weboldal.jpg"/>
+                    <pic:cNvPicPr/>
+                  </pic:nvPicPr>
+                  <pic:blipFill>
+                    <a:blip r:embed="rId36">
+                      <a:extLst>
+                        <a:ext uri="{28A0092B-C50C-407E-A947-70E740481C1C}">
+                          <a14:useLocalDpi xmlns:a14="http://schemas.microsoft.com/office/drawing/2010/main" val="0"/>
+                        </a:ext>
+                      </a:extLst>
+                    </a:blip>
+                    <a:stretch>
+                      <a:fillRect/>
+                    </a:stretch>
+                  </pic:blipFill>
+                  <pic:spPr>
+                    <a:xfrm>
+                      <a:off x="0" y="0"/>
+                      <a:ext cx="5760720" cy="5622925"/>
+                    </a:xfrm>
+                    <a:prstGeom prst="rect">
+                      <a:avLst/>
+                    </a:prstGeom>
+                  </pic:spPr>
+                </pic:pic>
+              </a:graphicData>
+            </a:graphic>
+          </wp:inline>
+        </w:drawing>
+      </w:r>
+    </w:p>
+    <w:p>
+      <w:r>
+        <w:br w:type="page"/>
+      </w:r>
+    </w:p>
+    <w:p/>
+    <w:p>
+      <w:pPr>
+        <w:pStyle w:val="Cmsor2"/>
+      </w:pPr>
+      <w:bookmarkStart w:id="20" w:name="_Toc227564409"/>
+      <w:proofErr w:type="spellStart"/>
+      <w:r>
+        <w:t>R_factory_config</w:t>
+      </w:r>
+      <w:proofErr w:type="spellEnd"/>
+      <w:r>
+        <w:t>:</w:t>
+      </w:r>
+      <w:bookmarkEnd w:id="20"/>
+    </w:p>
+    <w:p>
+      <w:pPr>
+        <w:pStyle w:val="Cmsor2"/>
+      </w:pPr>
+      <w:bookmarkStart w:id="21" w:name="_Toc227564410"/>
+      <w:proofErr w:type="spellStart"/>
+      <w:r>
+        <w:t>R_main_config</w:t>
+      </w:r>
+      <w:proofErr w:type="spellEnd"/>
+      <w:r>
+        <w:t>:</w:t>
+      </w:r>
+      <w:bookmarkEnd w:id="21"/>
+    </w:p>
+    <w:p>
+      <w:pPr>
+        <w:pStyle w:val="Cmsor2"/>
+      </w:pPr>
+      <w:bookmarkStart w:id="22" w:name="_Toc227564411"/>
+      <w:proofErr w:type="spellStart"/>
+      <w:r>
+        <w:t>R_backup_config</w:t>
+      </w:r>
+      <w:proofErr w:type="spellEnd"/>
+      <w:r>
+        <w:t>:</w:t>
+      </w:r>
+      <w:bookmarkEnd w:id="22"/>
+    </w:p>
+    <w:p>
+      <w:pPr>
+        <w:pStyle w:val="Cmsor2"/>
+      </w:pPr>
+      <w:bookmarkStart w:id="23" w:name="_Toc227564412"/>
+      <w:proofErr w:type="spellStart"/>
+      <w:r>
+        <w:t>R_server_config</w:t>
+      </w:r>
+      <w:proofErr w:type="spellEnd"/>
+      <w:r>
+        <w:t>:</w:t>
+      </w:r>
+      <w:bookmarkEnd w:id="23"/>
     </w:p>
     <w:p>
       <w:pPr>
@@ -5515,395 +7040,64 @@
       </w:pPr>
       <w:proofErr w:type="spellStart"/>
       <w:r>
-        <w:t>Ether-channel</w:t>
+        <w:t>R_BuildingNetwork_config</w:t>
       </w:r>
       <w:proofErr w:type="spellEnd"/>
       <w:r>
         <w:t>:</w:t>
-      </w:r>
-    </w:p>
-    <w:p>
-      <w:proofErr w:type="spellStart"/>
-      <w:r>
-        <w:t>group-channel</w:t>
-      </w:r>
-      <w:proofErr w:type="spellEnd"/>
-      <w:r>
-        <w:t xml:space="preserve"> 1, </w:t>
-      </w:r>
-      <w:proofErr w:type="spellStart"/>
-      <w:r>
-        <w:t>violation</w:t>
-      </w:r>
-      <w:proofErr w:type="spellEnd"/>
-      <w:r>
-        <w:t xml:space="preserve"> </w:t>
-      </w:r>
-      <w:proofErr w:type="spellStart"/>
-      <w:r>
-        <w:t>shutdown</w:t>
-      </w:r>
-      <w:proofErr w:type="spellEnd"/>
-      <w:r>
-        <w:t xml:space="preserve">, </w:t>
-      </w:r>
-      <w:proofErr w:type="spellStart"/>
-      <w:r>
-        <w:t>Pagp</w:t>
-      </w:r>
-      <w:proofErr w:type="spellEnd"/>
-    </w:p>
-    <w:p>
-      <w:proofErr w:type="spellStart"/>
-      <w:r>
-        <w:t>Sw_main</w:t>
-      </w:r>
-      <w:proofErr w:type="spellEnd"/>
-      <w:r>
-        <w:t xml:space="preserve"> és </w:t>
-      </w:r>
-      <w:proofErr w:type="spellStart"/>
-      <w:r>
-        <w:t>Sw_sales</w:t>
-      </w:r>
-      <w:proofErr w:type="spellEnd"/>
-      <w:r>
-        <w:t xml:space="preserve"> között</w:t>
       </w:r>
     </w:p>
     <w:p>
       <w:pPr>
         <w:pStyle w:val="Cmsor2"/>
       </w:pPr>
-      <w:bookmarkStart w:id="13" w:name="_Toc222734438"/>
+      <w:bookmarkStart w:id="24" w:name="_Toc227564413"/>
       <w:proofErr w:type="spellStart"/>
       <w:r>
-        <w:t>Routing</w:t>
+        <w:t>Sw_main_config</w:t>
       </w:r>
       <w:proofErr w:type="spellEnd"/>
       <w:r>
-        <w:t xml:space="preserve"> és GRE-</w:t>
-      </w:r>
-      <w:proofErr w:type="spellStart"/>
-      <w:r>
-        <w:t>tunnel</w:t>
-      </w:r>
-      <w:proofErr w:type="spellEnd"/>
-      <w:r>
         <w:t>:</w:t>
       </w:r>
-      <w:bookmarkEnd w:id="13"/>
-    </w:p>
-    <w:p>
-      <w:r>
-        <w:t>BGP</w:t>
-      </w:r>
-    </w:p>
-    <w:p>
-      <w:r>
-        <w:t>-</w:t>
-      </w:r>
-      <w:proofErr w:type="spellStart"/>
-      <w:r>
-        <w:t>IPsec</w:t>
-      </w:r>
-      <w:proofErr w:type="spellEnd"/>
+      <w:bookmarkEnd w:id="24"/>
     </w:p>
     <w:p>
       <w:pPr>
         <w:pStyle w:val="Cmsor2"/>
       </w:pPr>
-      <w:bookmarkStart w:id="14" w:name="_Toc222734439"/>
-      <w:r>
-        <w:t>HSRP:</w:t>
-      </w:r>
-      <w:bookmarkEnd w:id="14"/>
-    </w:p>
-    <w:p>
-      <w:r>
-        <w:t>Virtuális átjáró:192.168.[</w:t>
-      </w:r>
+      <w:bookmarkStart w:id="25" w:name="_Toc227564414"/>
       <w:proofErr w:type="spellStart"/>
       <w:r>
-        <w:t>vlan</w:t>
+        <w:t>Sw</w:t>
+      </w:r>
+      <w:r>
+        <w:t>_sales_config</w:t>
       </w:r>
       <w:proofErr w:type="spellEnd"/>
       <w:r>
-        <w:t xml:space="preserve"> szám].3</w:t>
-      </w:r>
-    </w:p>
-    <w:p>
-      <w:proofErr w:type="spellStart"/>
-      <w:r>
-        <w:lastRenderedPageBreak/>
-        <w:t>R_main</w:t>
-      </w:r>
-      <w:proofErr w:type="spellEnd"/>
-      <w:r>
-        <w:t xml:space="preserve"> </w:t>
-      </w:r>
-      <w:r>
-        <w:t>priority:110</w:t>
-      </w:r>
-    </w:p>
-    <w:p>
-      <w:proofErr w:type="spellStart"/>
-      <w:r>
-        <w:t>R_backup</w:t>
-      </w:r>
-      <w:proofErr w:type="spellEnd"/>
-      <w:r>
-        <w:t xml:space="preserve"> priority:100</w:t>
-      </w:r>
+        <w:t>:</w:t>
+      </w:r>
+      <w:bookmarkEnd w:id="25"/>
     </w:p>
     <w:p>
       <w:pPr>
         <w:pStyle w:val="Cmsor2"/>
       </w:pPr>
-      <w:r>
-        <w:t xml:space="preserve">DHCPv6 </w:t>
-      </w:r>
+      <w:bookmarkStart w:id="26" w:name="_Toc227564415"/>
       <w:proofErr w:type="spellStart"/>
       <w:r>
-        <w:t>routeren</w:t>
+        <w:t>Sw_factory_config</w:t>
       </w:r>
       <w:proofErr w:type="spellEnd"/>
       <w:r>
         <w:t>:</w:t>
       </w:r>
-    </w:p>
-    <w:p>
-      <w:r>
-        <w:t xml:space="preserve">Az </w:t>
-      </w:r>
-      <w:proofErr w:type="spellStart"/>
-      <w:r>
-        <w:t>R_factory</w:t>
-      </w:r>
-      <w:proofErr w:type="spellEnd"/>
-      <w:r>
-        <w:t xml:space="preserve"> </w:t>
-      </w:r>
-      <w:proofErr w:type="spellStart"/>
-      <w:r>
-        <w:t>routeren</w:t>
-      </w:r>
-      <w:proofErr w:type="spellEnd"/>
-      <w:r>
-        <w:t xml:space="preserve"> ipv6-os </w:t>
-      </w:r>
-      <w:proofErr w:type="spellStart"/>
-      <w:r>
-        <w:t>dhcp</w:t>
-      </w:r>
-      <w:proofErr w:type="spellEnd"/>
-      <w:r>
-        <w:t xml:space="preserve"> szervert hozunk létre</w:t>
-      </w:r>
-      <w:r>
-        <w:t>.</w:t>
-      </w:r>
-    </w:p>
-    <w:p>
-      <w:proofErr w:type="spellStart"/>
-      <w:r>
-        <w:t>Default</w:t>
-      </w:r>
-      <w:proofErr w:type="spellEnd"/>
-      <w:r>
-        <w:t xml:space="preserve"> </w:t>
-      </w:r>
-      <w:proofErr w:type="spellStart"/>
-      <w:r>
-        <w:t>gateway</w:t>
-      </w:r>
-      <w:proofErr w:type="spellEnd"/>
-      <w:r>
-        <w:t>:</w:t>
-      </w:r>
-      <w:r>
-        <w:t xml:space="preserve"> 2001:20::1/64</w:t>
-      </w:r>
-    </w:p>
-    <w:p>
-      <w:pPr>
-        <w:pStyle w:val="Cmsor2"/>
-      </w:pPr>
-      <w:r>
-        <w:t>SSH:</w:t>
-      </w:r>
-    </w:p>
-    <w:p>
-      <w:proofErr w:type="spellStart"/>
-      <w:r>
-        <w:t>Admin</w:t>
-      </w:r>
-      <w:proofErr w:type="spellEnd"/>
-      <w:r>
-        <w:t xml:space="preserve"> </w:t>
-      </w:r>
-      <w:proofErr w:type="spellStart"/>
-      <w:r>
-        <w:t>vlanon</w:t>
-      </w:r>
-      <w:proofErr w:type="spellEnd"/>
-      <w:r>
-        <w:t xml:space="preserve"> kizárólag</w:t>
-      </w:r>
-    </w:p>
-    <w:p>
-      <w:pPr>
-        <w:pStyle w:val="Cmsor2"/>
-      </w:pPr>
-      <w:proofErr w:type="spellStart"/>
-      <w:r>
-        <w:t>Acl</w:t>
-      </w:r>
-      <w:proofErr w:type="spellEnd"/>
-      <w:r>
-        <w:t>:</w:t>
-      </w:r>
-    </w:p>
-    <w:p>
-      <w:proofErr w:type="spellStart"/>
-      <w:r>
-        <w:t>ssh</w:t>
-      </w:r>
-      <w:proofErr w:type="spellEnd"/>
-      <w:r>
-        <w:t xml:space="preserve"> biztosítására</w:t>
-      </w:r>
-    </w:p>
-    <w:p>
-      <w:pPr>
-        <w:pStyle w:val="Cmsor2"/>
-      </w:pPr>
-      <w:r>
-        <w:t>NAT:</w:t>
-      </w:r>
-    </w:p>
-    <w:p>
-      <w:r>
-        <w:t>ipv6-ipv4</w:t>
-      </w:r>
-    </w:p>
-    <w:p>
-      <w:r>
-        <w:br w:type="page"/>
-      </w:r>
-    </w:p>
-    <w:p/>
-    <w:p>
-      <w:pPr>
-        <w:pStyle w:val="Cmsor2"/>
-      </w:pPr>
-      <w:bookmarkStart w:id="15" w:name="_Toc222734440"/>
-      <w:proofErr w:type="spellStart"/>
-      <w:r>
-        <w:t>R_factory_config</w:t>
-      </w:r>
-      <w:proofErr w:type="spellEnd"/>
-      <w:r>
-        <w:t>:</w:t>
-      </w:r>
-      <w:bookmarkEnd w:id="15"/>
-    </w:p>
-    <w:p>
-      <w:pPr>
-        <w:pStyle w:val="Cmsor2"/>
-      </w:pPr>
-      <w:bookmarkStart w:id="16" w:name="_Toc222734441"/>
-      <w:proofErr w:type="spellStart"/>
-      <w:r>
-        <w:t>R_main_config</w:t>
-      </w:r>
-      <w:proofErr w:type="spellEnd"/>
-      <w:r>
-        <w:t>:</w:t>
-      </w:r>
-      <w:bookmarkEnd w:id="16"/>
-    </w:p>
-    <w:p>
-      <w:pPr>
-        <w:pStyle w:val="Cmsor2"/>
-      </w:pPr>
-      <w:bookmarkStart w:id="17" w:name="_Toc222734442"/>
-      <w:proofErr w:type="spellStart"/>
-      <w:r>
-        <w:t>R_backup_config</w:t>
-      </w:r>
-      <w:proofErr w:type="spellEnd"/>
-      <w:r>
-        <w:t>:</w:t>
-      </w:r>
-      <w:bookmarkEnd w:id="17"/>
-    </w:p>
-    <w:p>
-      <w:pPr>
-        <w:pStyle w:val="Cmsor2"/>
-      </w:pPr>
-      <w:bookmarkStart w:id="18" w:name="_Toc222734443"/>
-      <w:proofErr w:type="spellStart"/>
-      <w:r>
-        <w:t>R_server_config</w:t>
-      </w:r>
-      <w:proofErr w:type="spellEnd"/>
-      <w:r>
-        <w:t>:</w:t>
-      </w:r>
-      <w:bookmarkEnd w:id="18"/>
-    </w:p>
-    <w:p>
-      <w:pPr>
-        <w:pStyle w:val="Cmsor2"/>
-      </w:pPr>
-      <w:bookmarkStart w:id="19" w:name="_Toc222734444"/>
-      <w:proofErr w:type="spellStart"/>
-      <w:r>
-        <w:t>Sw_main_config</w:t>
-      </w:r>
-      <w:proofErr w:type="spellEnd"/>
-      <w:r>
-        <w:t>:</w:t>
-      </w:r>
-      <w:bookmarkEnd w:id="19"/>
-    </w:p>
-    <w:p>
-      <w:pPr>
-        <w:pStyle w:val="Cmsor2"/>
-      </w:pPr>
-      <w:bookmarkStart w:id="20" w:name="_Toc222734445"/>
-      <w:proofErr w:type="spellStart"/>
-      <w:r>
-        <w:t>Sw</w:t>
-      </w:r>
-      <w:r>
-        <w:t>_sales_config</w:t>
-      </w:r>
-      <w:proofErr w:type="spellEnd"/>
-      <w:r>
-        <w:t>:</w:t>
-      </w:r>
-      <w:bookmarkEnd w:id="20"/>
-    </w:p>
-    <w:p>
-      <w:pPr>
-        <w:pStyle w:val="Cmsor2"/>
-      </w:pPr>
-      <w:bookmarkStart w:id="21" w:name="_Toc222734446"/>
-      <w:proofErr w:type="spellStart"/>
-      <w:r>
-        <w:t>Sw_factory_config</w:t>
-      </w:r>
-      <w:proofErr w:type="spellEnd"/>
-      <w:r>
-        <w:t>:</w:t>
-      </w:r>
-      <w:bookmarkEnd w:id="21"/>
+      <w:bookmarkEnd w:id="26"/>
     </w:p>
     <w:sectPr>
-      <w:headerReference w:type="default" r:id="rId23"/>
-      <w:footerReference w:type="default" r:id="rId24"/>
+      <w:headerReference w:type="default" r:id="rId37"/>
+      <w:footerReference w:type="default" r:id="rId38"/>
       <w:pgSz w:w="11906" w:h="16838"/>
       <w:pgMar w:top="1417" w:right="1417" w:bottom="1417" w:left="1417" w:header="708" w:footer="708" w:gutter="0"/>
       <w:cols w:space="708"/>
@@ -5948,7 +7142,6 @@
         <w:docPartUnique/>
       </w:docPartObj>
     </w:sdtPr>
-    <w:sdtEndPr/>
     <w:sdtContent>
       <w:p>
         <w:pPr>
@@ -5968,7 +7161,7 @@
           <w:rPr>
             <w:noProof/>
           </w:rPr>
-          <w:t>21</w:t>
+          <w:t>22</w:t>
         </w:r>
         <w:r>
           <w:fldChar w:fldCharType="end"/>
@@ -7028,7 +8221,7 @@
 </file>
 
 <file path=customXml/itemProps1.xml><?xml version="1.0" encoding="utf-8"?>
-<ds:datastoreItem xmlns:ds="http://schemas.openxmlformats.org/officeDocument/2006/customXml" ds:itemID="{0577C9A1-9ED2-4634-A343-709FB449A43C}">
+<ds:datastoreItem xmlns:ds="http://schemas.openxmlformats.org/officeDocument/2006/customXml" ds:itemID="{58020D7A-5D73-40C4-8424-89124BEA200F}">
   <ds:schemaRefs>
     <ds:schemaRef ds:uri="http://schemas.openxmlformats.org/officeDocument/2006/bibliography"/>
   </ds:schemaRefs>

--- a/Mesterremek.docx
+++ b/Mesterremek.docx
@@ -1,6 +1,6 @@
 
 <file path=word/document.xml><?xml version="1.0" encoding="utf-8"?>
-<w:document xmlns:wpc="http://schemas.microsoft.com/office/word/2010/wordprocessingCanvas" xmlns:cx="http://schemas.microsoft.com/office/drawing/2014/chartex" xmlns:mc="http://schemas.openxmlformats.org/markup-compatibility/2006" xmlns:o="urn:schemas-microsoft-com:office:office" xmlns:r="http://schemas.openxmlformats.org/officeDocument/2006/relationships" xmlns:m="http://schemas.openxmlformats.org/officeDocument/2006/math" xmlns:v="urn:schemas-microsoft-com:vml" xmlns:wp14="http://schemas.microsoft.com/office/word/2010/wordprocessingDrawing" xmlns:wp="http://schemas.openxmlformats.org/drawingml/2006/wordprocessingDrawing" xmlns:w10="urn:schemas-microsoft-com:office:word" xmlns:w="http://schemas.openxmlformats.org/wordprocessingml/2006/main" xmlns:w14="http://schemas.microsoft.com/office/word/2010/wordml" xmlns:w15="http://schemas.microsoft.com/office/word/2012/wordml" xmlns:w16se="http://schemas.microsoft.com/office/word/2015/wordml/symex" xmlns:wpg="http://schemas.microsoft.com/office/word/2010/wordprocessingGroup" xmlns:wpi="http://schemas.microsoft.com/office/word/2010/wordprocessingInk" xmlns:wne="http://schemas.microsoft.com/office/word/2006/wordml" xmlns:wps="http://schemas.microsoft.com/office/word/2010/wordprocessingShape" mc:Ignorable="w14 w15 w16se wp14">
+<w:document xmlns:wpc="http://schemas.microsoft.com/office/word/2010/wordprocessingCanvas" xmlns:cx="http://schemas.microsoft.com/office/drawing/2014/chartex" xmlns:cx1="http://schemas.microsoft.com/office/drawing/2015/9/8/chartex" xmlns:cx2="http://schemas.microsoft.com/office/drawing/2015/10/21/chartex" xmlns:cx3="http://schemas.microsoft.com/office/drawing/2016/5/9/chartex" xmlns:cx4="http://schemas.microsoft.com/office/drawing/2016/5/10/chartex" xmlns:cx5="http://schemas.microsoft.com/office/drawing/2016/5/11/chartex" xmlns:cx6="http://schemas.microsoft.com/office/drawing/2016/5/12/chartex" xmlns:cx7="http://schemas.microsoft.com/office/drawing/2016/5/13/chartex" xmlns:cx8="http://schemas.microsoft.com/office/drawing/2016/5/14/chartex" xmlns:mc="http://schemas.openxmlformats.org/markup-compatibility/2006" xmlns:aink="http://schemas.microsoft.com/office/drawing/2016/ink" xmlns:am3d="http://schemas.microsoft.com/office/drawing/2017/model3d" xmlns:o="urn:schemas-microsoft-com:office:office" xmlns:r="http://schemas.openxmlformats.org/officeDocument/2006/relationships" xmlns:m="http://schemas.openxmlformats.org/officeDocument/2006/math" xmlns:v="urn:schemas-microsoft-com:vml" xmlns:wp14="http://schemas.microsoft.com/office/word/2010/wordprocessingDrawing" xmlns:wp="http://schemas.openxmlformats.org/drawingml/2006/wordprocessingDrawing" xmlns:w10="urn:schemas-microsoft-com:office:word" xmlns:w="http://schemas.openxmlformats.org/wordprocessingml/2006/main" xmlns:w14="http://schemas.microsoft.com/office/word/2010/wordml" xmlns:w15="http://schemas.microsoft.com/office/word/2012/wordml" xmlns:w16cex="http://schemas.microsoft.com/office/word/2018/wordml/cex" xmlns:w16cid="http://schemas.microsoft.com/office/word/2016/wordml/cid" xmlns:w16="http://schemas.microsoft.com/office/word/2018/wordml" xmlns:w16sdtdh="http://schemas.microsoft.com/office/word/2020/wordml/sdtdatahash" xmlns:w16se="http://schemas.microsoft.com/office/word/2015/wordml/symex" xmlns:wpg="http://schemas.microsoft.com/office/word/2010/wordprocessingGroup" xmlns:wpi="http://schemas.microsoft.com/office/word/2010/wordprocessingInk" xmlns:wne="http://schemas.microsoft.com/office/word/2006/wordml" xmlns:wps="http://schemas.microsoft.com/office/word/2010/wordprocessingShape" mc:Ignorable="w14 w15 w16se w16cid w16 w16cex w16sdtdh wp14">
   <w:body>
     <w:p>
       <w:pPr>
@@ -2063,7 +2063,6 @@
         </w:rPr>
         <w:t xml:space="preserve"> </w:t>
       </w:r>
-      <w:proofErr w:type="spellStart"/>
       <w:r>
         <w:rPr>
           <w:rFonts w:cs="Times New Roman"/>
@@ -2074,14 +2073,7 @@
         <w:rPr>
           <w:rFonts w:cs="Times New Roman"/>
         </w:rPr>
-        <w:t>kel</w:t>
-      </w:r>
-      <w:proofErr w:type="spellEnd"/>
-      <w:r>
-        <w:rPr>
-          <w:rFonts w:cs="Times New Roman"/>
-        </w:rPr>
-        <w:t xml:space="preserve"> vannak összekötve</w:t>
+        <w:t>kel vannak összekötve</w:t>
       </w:r>
       <w:r>
         <w:rPr>
@@ -2150,34 +2142,13 @@
         <w:t>4</w:t>
       </w:r>
       <w:r>
-        <w:t xml:space="preserve"> VLAN-t. Az irodai </w:t>
-      </w:r>
-      <w:proofErr w:type="spellStart"/>
-      <w:r>
-        <w:t>routeren</w:t>
-      </w:r>
-      <w:proofErr w:type="spellEnd"/>
-      <w:r>
-        <w:t xml:space="preserve"> DHCP szolgáltatást hozunk létre, míg a gyárban a gépeknek statikus IP-címe van. A gyári és az irodai </w:t>
-      </w:r>
-      <w:proofErr w:type="spellStart"/>
-      <w:r>
-        <w:t>routereket</w:t>
-      </w:r>
-      <w:proofErr w:type="spellEnd"/>
-      <w:r>
-        <w:t xml:space="preserve"> OSPFv2-vel kötjük össze, a szerverek felé pedig BGP-</w:t>
-      </w:r>
-      <w:proofErr w:type="spellStart"/>
+        <w:t xml:space="preserve"> VLAN-t. Az irodai routeren DHCP szolgáltatást hozunk létre, míg a gyárban a gépeknek statikus IP-címe van. A gyári és az irodai routereket OSPFv2-vel kötjük össze, a szerverek felé pedig BGP-</w:t>
+      </w:r>
       <w:r>
         <w:t>v</w:t>
       </w:r>
       <w:r>
-        <w:t>el</w:t>
-      </w:r>
-      <w:proofErr w:type="spellEnd"/>
-      <w:r>
-        <w:t xml:space="preserve"> </w:t>
+        <w:t xml:space="preserve">el </w:t>
       </w:r>
       <w:r>
         <w:t>hozunk létre útvonalat</w:t>
@@ -2960,7 +2931,15 @@
         <w:t xml:space="preserve"> weboldal</w:t>
       </w:r>
       <w:r>
-        <w:t xml:space="preserve"> egy cmd fájl segítségével</w:t>
+        <w:t xml:space="preserve"> egy </w:t>
+      </w:r>
+      <w:proofErr w:type="spellStart"/>
+      <w:r>
+        <w:t>cmd</w:t>
+      </w:r>
+      <w:proofErr w:type="spellEnd"/>
+      <w:r>
+        <w:t xml:space="preserve"> fájl segítségével</w:t>
       </w:r>
       <w:r>
         <w:t>.</w:t>
@@ -3075,12 +3054,10 @@
     </w:p>
     <w:p>
       <w:proofErr w:type="spellStart"/>
-      <w:proofErr w:type="gramStart"/>
       <w:r>
         <w:t>lightmetals.local</w:t>
       </w:r>
       <w:proofErr w:type="spellEnd"/>
-      <w:proofErr w:type="gramEnd"/>
       <w:r>
         <w:t xml:space="preserve">, ez szükséges az </w:t>
       </w:r>
@@ -3235,13 +3212,8 @@
         <w:t xml:space="preserve"> automatikusan települ a gépekre csoportházirend</w:t>
       </w:r>
       <w:r>
-        <w:t xml:space="preserve"> és PowerShell </w:t>
-      </w:r>
-      <w:proofErr w:type="spellStart"/>
-      <w:r>
-        <w:t>szkript</w:t>
-      </w:r>
-      <w:proofErr w:type="spellEnd"/>
+        <w:t xml:space="preserve"> és PowerShell szkript</w:t>
+      </w:r>
       <w:r>
         <w:t xml:space="preserve"> segítségé</w:t>
       </w:r>
@@ -3409,142 +3381,1600 @@
       <w:bookmarkEnd w:id="8"/>
     </w:p>
     <w:p>
+      <w:pPr>
+        <w:spacing w:before="120" w:after="120"/>
+      </w:pPr>
       <w:r>
         <w:t xml:space="preserve">Backup, </w:t>
       </w:r>
+      <w:r>
+        <w:t>C</w:t>
+      </w:r>
+      <w:r>
+        <w:t>ron</w:t>
+      </w:r>
+      <w:r>
+        <w:t>tab</w:t>
+      </w:r>
+      <w:r>
+        <w:t>:</w:t>
+      </w:r>
+    </w:p>
+    <w:p>
+      <w:pPr>
+        <w:spacing w:before="120" w:after="120"/>
+      </w:pPr>
+      <w:r>
+        <w:t xml:space="preserve">Automatikusan lementi a </w:t>
+      </w:r>
       <w:proofErr w:type="spellStart"/>
       <w:r>
-        <w:t>cron</w:t>
+        <w:t>Megosztasok</w:t>
       </w:r>
       <w:proofErr w:type="spellEnd"/>
       <w:r>
+        <w:t xml:space="preserve"> mappát a /</w:t>
+      </w:r>
+      <w:proofErr w:type="spellStart"/>
+      <w:r>
+        <w:t>home</w:t>
+      </w:r>
+      <w:proofErr w:type="spellEnd"/>
+      <w:r>
+        <w:t>/</w:t>
+      </w:r>
+      <w:proofErr w:type="spellStart"/>
+      <w:r>
+        <w:t>Saves</w:t>
+      </w:r>
+      <w:proofErr w:type="spellEnd"/>
+      <w:r>
+        <w:t xml:space="preserve"> mappába, minden Vasárnap.</w:t>
+      </w:r>
+      <w:r>
+        <w:t xml:space="preserve"> </w:t>
+      </w:r>
+    </w:p>
+    <w:p>
+      <w:pPr>
+        <w:spacing w:before="120" w:after="120"/>
+      </w:pPr>
+      <w:proofErr w:type="spellStart"/>
+      <w:r>
+        <w:t>Burn</w:t>
+      </w:r>
+      <w:proofErr w:type="spellEnd"/>
+      <w:r>
+        <w:t xml:space="preserve"> metódus nem kell ezért ’</w:t>
+      </w:r>
+      <w:proofErr w:type="spellStart"/>
+      <w:r>
+        <w:t>none</w:t>
+      </w:r>
+      <w:proofErr w:type="spellEnd"/>
+      <w:r>
+        <w:t>’-</w:t>
+      </w:r>
+      <w:proofErr w:type="spellStart"/>
+      <w:r>
+        <w:t>ra</w:t>
+      </w:r>
+      <w:proofErr w:type="spellEnd"/>
+      <w:r>
+        <w:t xml:space="preserve"> van állítva.</w:t>
+      </w:r>
+      <w:r>
+        <w:rPr>
+          <w:noProof/>
+        </w:rPr>
+        <w:drawing>
+          <wp:inline distT="0" distB="0" distL="0" distR="0" wp14:anchorId="0ADBBB66" wp14:editId="3F7F7B3E">
+            <wp:extent cx="5144218" cy="657317"/>
+            <wp:effectExtent l="0" t="0" r="0" b="9525"/>
+            <wp:docPr id="19" name="Kép 19"/>
+            <wp:cNvGraphicFramePr>
+              <a:graphicFrameLocks xmlns:a="http://schemas.openxmlformats.org/drawingml/2006/main" noChangeAspect="1"/>
+            </wp:cNvGraphicFramePr>
+            <a:graphic xmlns:a="http://schemas.openxmlformats.org/drawingml/2006/main">
+              <a:graphicData uri="http://schemas.openxmlformats.org/drawingml/2006/picture">
+                <pic:pic xmlns:pic="http://schemas.openxmlformats.org/drawingml/2006/picture">
+                  <pic:nvPicPr>
+                    <pic:cNvPr id="19" name="Kép 19"/>
+                    <pic:cNvPicPr/>
+                  </pic:nvPicPr>
+                  <pic:blipFill>
+                    <a:blip r:embed="rId23">
+                      <a:extLst>
+                        <a:ext uri="{28A0092B-C50C-407E-A947-70E740481C1C}">
+                          <a14:useLocalDpi xmlns:a14="http://schemas.microsoft.com/office/drawing/2010/main" val="0"/>
+                        </a:ext>
+                      </a:extLst>
+                    </a:blip>
+                    <a:stretch>
+                      <a:fillRect/>
+                    </a:stretch>
+                  </pic:blipFill>
+                  <pic:spPr>
+                    <a:xfrm>
+                      <a:off x="0" y="0"/>
+                      <a:ext cx="5144218" cy="657317"/>
+                    </a:xfrm>
+                    <a:prstGeom prst="rect">
+                      <a:avLst/>
+                    </a:prstGeom>
+                  </pic:spPr>
+                </pic:pic>
+              </a:graphicData>
+            </a:graphic>
+          </wp:inline>
+        </w:drawing>
+      </w:r>
+    </w:p>
+    <w:p>
+      <w:pPr>
+        <w:spacing w:before="120" w:after="120"/>
+      </w:pPr>
+      <w:r>
+        <w:t>A felhasználó a ’</w:t>
+      </w:r>
+      <w:proofErr w:type="spellStart"/>
+      <w:r>
+        <w:t>root-user</w:t>
+      </w:r>
+      <w:proofErr w:type="spellEnd"/>
+      <w:r>
+        <w:t xml:space="preserve">’, más néven ’pi’ </w:t>
+      </w:r>
+      <w:proofErr w:type="spellStart"/>
+      <w:r>
+        <w:t>Raspbian</w:t>
+      </w:r>
+      <w:proofErr w:type="spellEnd"/>
+      <w:r>
+        <w:t xml:space="preserve"> rendszereken.</w:t>
+      </w:r>
+      <w:r>
+        <w:br/>
+      </w:r>
+      <w:r>
+        <w:rPr>
+          <w:noProof/>
+        </w:rPr>
+        <w:drawing>
+          <wp:inline distT="0" distB="0" distL="0" distR="0" wp14:anchorId="71D62834" wp14:editId="6884116A">
+            <wp:extent cx="4877481" cy="647790"/>
+            <wp:effectExtent l="0" t="0" r="0" b="0"/>
+            <wp:docPr id="31" name="Kép 31"/>
+            <wp:cNvGraphicFramePr>
+              <a:graphicFrameLocks xmlns:a="http://schemas.openxmlformats.org/drawingml/2006/main" noChangeAspect="1"/>
+            </wp:cNvGraphicFramePr>
+            <a:graphic xmlns:a="http://schemas.openxmlformats.org/drawingml/2006/main">
+              <a:graphicData uri="http://schemas.openxmlformats.org/drawingml/2006/picture">
+                <pic:pic xmlns:pic="http://schemas.openxmlformats.org/drawingml/2006/picture">
+                  <pic:nvPicPr>
+                    <pic:cNvPr id="31" name="Kép 31"/>
+                    <pic:cNvPicPr/>
+                  </pic:nvPicPr>
+                  <pic:blipFill>
+                    <a:blip r:embed="rId24">
+                      <a:extLst>
+                        <a:ext uri="{28A0092B-C50C-407E-A947-70E740481C1C}">
+                          <a14:useLocalDpi xmlns:a14="http://schemas.microsoft.com/office/drawing/2010/main" val="0"/>
+                        </a:ext>
+                      </a:extLst>
+                    </a:blip>
+                    <a:stretch>
+                      <a:fillRect/>
+                    </a:stretch>
+                  </pic:blipFill>
+                  <pic:spPr>
+                    <a:xfrm>
+                      <a:off x="0" y="0"/>
+                      <a:ext cx="4877481" cy="647790"/>
+                    </a:xfrm>
+                    <a:prstGeom prst="rect">
+                      <a:avLst/>
+                    </a:prstGeom>
+                  </pic:spPr>
+                </pic:pic>
+              </a:graphicData>
+            </a:graphic>
+          </wp:inline>
+        </w:drawing>
+      </w:r>
+    </w:p>
+    <w:p>
+      <w:pPr>
+        <w:spacing w:before="120" w:after="120"/>
+      </w:pPr>
+      <w:r>
+        <w:t>Az archív metódus, amely lementi a fájlokat az ’tarball-</w:t>
+      </w:r>
+      <w:proofErr w:type="spellStart"/>
+      <w:r>
+        <w:t>incremental</w:t>
+      </w:r>
+      <w:proofErr w:type="spellEnd"/>
+      <w:r>
+        <w:t>’, amely csak a legutolsó mentés óta módosított fájlokat menti le.</w:t>
+      </w:r>
+      <w:r>
+        <w:br/>
+      </w:r>
+      <w:r>
+        <w:rPr>
+          <w:noProof/>
+        </w:rPr>
+        <w:drawing>
+          <wp:inline distT="0" distB="0" distL="0" distR="0" wp14:anchorId="162B4AFB" wp14:editId="228EB6EA">
+            <wp:extent cx="5153744" cy="495369"/>
+            <wp:effectExtent l="0" t="0" r="8890" b="0"/>
+            <wp:docPr id="32" name="Kép 32"/>
+            <wp:cNvGraphicFramePr>
+              <a:graphicFrameLocks xmlns:a="http://schemas.openxmlformats.org/drawingml/2006/main" noChangeAspect="1"/>
+            </wp:cNvGraphicFramePr>
+            <a:graphic xmlns:a="http://schemas.openxmlformats.org/drawingml/2006/main">
+              <a:graphicData uri="http://schemas.openxmlformats.org/drawingml/2006/picture">
+                <pic:pic xmlns:pic="http://schemas.openxmlformats.org/drawingml/2006/picture">
+                  <pic:nvPicPr>
+                    <pic:cNvPr id="32" name="Kép 32"/>
+                    <pic:cNvPicPr/>
+                  </pic:nvPicPr>
+                  <pic:blipFill>
+                    <a:blip r:embed="rId25">
+                      <a:extLst>
+                        <a:ext uri="{28A0092B-C50C-407E-A947-70E740481C1C}">
+                          <a14:useLocalDpi xmlns:a14="http://schemas.microsoft.com/office/drawing/2010/main" val="0"/>
+                        </a:ext>
+                      </a:extLst>
+                    </a:blip>
+                    <a:stretch>
+                      <a:fillRect/>
+                    </a:stretch>
+                  </pic:blipFill>
+                  <pic:spPr>
+                    <a:xfrm>
+                      <a:off x="0" y="0"/>
+                      <a:ext cx="5153744" cy="495369"/>
+                    </a:xfrm>
+                    <a:prstGeom prst="rect">
+                      <a:avLst/>
+                    </a:prstGeom>
+                  </pic:spPr>
+                </pic:pic>
+              </a:graphicData>
+            </a:graphic>
+          </wp:inline>
+        </w:drawing>
+      </w:r>
+    </w:p>
+    <w:p>
+      <w:pPr>
+        <w:spacing w:before="120" w:after="120"/>
+      </w:pPr>
+      <w:r>
+        <w:t>A CHMOD engedélyek a mappához, ’777’ a szabad hozzáférés bárkinek.</w:t>
+      </w:r>
+    </w:p>
+    <w:p>
+      <w:pPr>
+        <w:spacing w:before="120" w:after="120"/>
+      </w:pPr>
+      <w:r>
+        <w:rPr>
+          <w:noProof/>
+        </w:rPr>
+        <w:drawing>
+          <wp:inline distT="0" distB="0" distL="0" distR="0" wp14:anchorId="6A9B1A32" wp14:editId="4C07978C">
+            <wp:extent cx="5306165" cy="447737"/>
+            <wp:effectExtent l="0" t="0" r="8890" b="9525"/>
+            <wp:docPr id="33" name="Kép 33"/>
+            <wp:cNvGraphicFramePr>
+              <a:graphicFrameLocks xmlns:a="http://schemas.openxmlformats.org/drawingml/2006/main" noChangeAspect="1"/>
+            </wp:cNvGraphicFramePr>
+            <a:graphic xmlns:a="http://schemas.openxmlformats.org/drawingml/2006/main">
+              <a:graphicData uri="http://schemas.openxmlformats.org/drawingml/2006/picture">
+                <pic:pic xmlns:pic="http://schemas.openxmlformats.org/drawingml/2006/picture">
+                  <pic:nvPicPr>
+                    <pic:cNvPr id="33" name="Kép 33"/>
+                    <pic:cNvPicPr/>
+                  </pic:nvPicPr>
+                  <pic:blipFill>
+                    <a:blip r:embed="rId26">
+                      <a:extLst>
+                        <a:ext uri="{28A0092B-C50C-407E-A947-70E740481C1C}">
+                          <a14:useLocalDpi xmlns:a14="http://schemas.microsoft.com/office/drawing/2010/main" val="0"/>
+                        </a:ext>
+                      </a:extLst>
+                    </a:blip>
+                    <a:stretch>
+                      <a:fillRect/>
+                    </a:stretch>
+                  </pic:blipFill>
+                  <pic:spPr>
+                    <a:xfrm>
+                      <a:off x="0" y="0"/>
+                      <a:ext cx="5306165" cy="447737"/>
+                    </a:xfrm>
+                    <a:prstGeom prst="rect">
+                      <a:avLst/>
+                    </a:prstGeom>
+                  </pic:spPr>
+                </pic:pic>
+              </a:graphicData>
+            </a:graphic>
+          </wp:inline>
+        </w:drawing>
+      </w:r>
+    </w:p>
+    <w:p>
+      <w:pPr>
+        <w:spacing w:before="120" w:after="120"/>
+      </w:pPr>
+      <w:r>
+        <w:t xml:space="preserve">Az elmentett mappa, ugyan az amelyet megosztottunk </w:t>
+      </w:r>
+      <w:proofErr w:type="spellStart"/>
+      <w:r>
+        <w:t>WebDAV</w:t>
+      </w:r>
+      <w:proofErr w:type="spellEnd"/>
+      <w:r>
+        <w:t xml:space="preserve"> segítségével.</w:t>
+      </w:r>
+    </w:p>
+    <w:p>
+      <w:pPr>
+        <w:spacing w:before="120" w:after="120"/>
+      </w:pPr>
+      <w:r>
+        <w:rPr>
+          <w:noProof/>
+        </w:rPr>
+        <w:drawing>
+          <wp:inline distT="0" distB="0" distL="0" distR="0" wp14:anchorId="64FBB589" wp14:editId="3EF8363C">
+            <wp:extent cx="4734586" cy="352474"/>
+            <wp:effectExtent l="0" t="0" r="8890" b="9525"/>
+            <wp:docPr id="34" name="Kép 34"/>
+            <wp:cNvGraphicFramePr>
+              <a:graphicFrameLocks xmlns:a="http://schemas.openxmlformats.org/drawingml/2006/main" noChangeAspect="1"/>
+            </wp:cNvGraphicFramePr>
+            <a:graphic xmlns:a="http://schemas.openxmlformats.org/drawingml/2006/main">
+              <a:graphicData uri="http://schemas.openxmlformats.org/drawingml/2006/picture">
+                <pic:pic xmlns:pic="http://schemas.openxmlformats.org/drawingml/2006/picture">
+                  <pic:nvPicPr>
+                    <pic:cNvPr id="34" name="Kép 34"/>
+                    <pic:cNvPicPr/>
+                  </pic:nvPicPr>
+                  <pic:blipFill>
+                    <a:blip r:embed="rId27">
+                      <a:extLst>
+                        <a:ext uri="{28A0092B-C50C-407E-A947-70E740481C1C}">
+                          <a14:useLocalDpi xmlns:a14="http://schemas.microsoft.com/office/drawing/2010/main" val="0"/>
+                        </a:ext>
+                      </a:extLst>
+                    </a:blip>
+                    <a:stretch>
+                      <a:fillRect/>
+                    </a:stretch>
+                  </pic:blipFill>
+                  <pic:spPr>
+                    <a:xfrm>
+                      <a:off x="0" y="0"/>
+                      <a:ext cx="4734586" cy="352474"/>
+                    </a:xfrm>
+                    <a:prstGeom prst="rect">
+                      <a:avLst/>
+                    </a:prstGeom>
+                  </pic:spPr>
+                </pic:pic>
+              </a:graphicData>
+            </a:graphic>
+          </wp:inline>
+        </w:drawing>
+      </w:r>
+    </w:p>
+    <w:p>
+      <w:pPr>
+        <w:spacing w:before="120" w:after="120"/>
+      </w:pPr>
+      <w:r>
+        <w:t>A mappa, ahová elmentjük, biztonságosan tárolva a Linux szerverünkön.</w:t>
+      </w:r>
+    </w:p>
+    <w:p>
+      <w:pPr>
+        <w:spacing w:before="120" w:after="120"/>
+      </w:pPr>
+      <w:r>
+        <w:rPr>
+          <w:noProof/>
+        </w:rPr>
+        <w:drawing>
+          <wp:inline distT="0" distB="0" distL="0" distR="0" wp14:anchorId="1760AF0D" wp14:editId="6C65E5D2">
+            <wp:extent cx="4544059" cy="362001"/>
+            <wp:effectExtent l="0" t="0" r="0" b="0"/>
+            <wp:docPr id="35" name="Kép 35"/>
+            <wp:cNvGraphicFramePr>
+              <a:graphicFrameLocks xmlns:a="http://schemas.openxmlformats.org/drawingml/2006/main" noChangeAspect="1"/>
+            </wp:cNvGraphicFramePr>
+            <a:graphic xmlns:a="http://schemas.openxmlformats.org/drawingml/2006/main">
+              <a:graphicData uri="http://schemas.openxmlformats.org/drawingml/2006/picture">
+                <pic:pic xmlns:pic="http://schemas.openxmlformats.org/drawingml/2006/picture">
+                  <pic:nvPicPr>
+                    <pic:cNvPr id="35" name="Kép 35"/>
+                    <pic:cNvPicPr/>
+                  </pic:nvPicPr>
+                  <pic:blipFill>
+                    <a:blip r:embed="rId28">
+                      <a:extLst>
+                        <a:ext uri="{28A0092B-C50C-407E-A947-70E740481C1C}">
+                          <a14:useLocalDpi xmlns:a14="http://schemas.microsoft.com/office/drawing/2010/main" val="0"/>
+                        </a:ext>
+                      </a:extLst>
+                    </a:blip>
+                    <a:stretch>
+                      <a:fillRect/>
+                    </a:stretch>
+                  </pic:blipFill>
+                  <pic:spPr>
+                    <a:xfrm>
+                      <a:off x="0" y="0"/>
+                      <a:ext cx="4544059" cy="362001"/>
+                    </a:xfrm>
+                    <a:prstGeom prst="rect">
+                      <a:avLst/>
+                    </a:prstGeom>
+                  </pic:spPr>
+                </pic:pic>
+              </a:graphicData>
+            </a:graphic>
+          </wp:inline>
+        </w:drawing>
+      </w:r>
+    </w:p>
+    <w:p>
+      <w:r>
+        <w:t>Feltöltési metódus, mivel nem használunk ilyesfélét, érdemes kikapcsolni ’</w:t>
+      </w:r>
+      <w:proofErr w:type="spellStart"/>
+      <w:r>
+        <w:t>none</w:t>
+      </w:r>
+      <w:proofErr w:type="spellEnd"/>
+      <w:r>
+        <w:t>’ beállítással.</w:t>
+      </w:r>
+    </w:p>
+    <w:p>
+      <w:r>
+        <w:rPr>
+          <w:noProof/>
+        </w:rPr>
+        <w:lastRenderedPageBreak/>
+        <w:drawing>
+          <wp:inline distT="0" distB="0" distL="0" distR="0" wp14:anchorId="42524512" wp14:editId="23F31387">
+            <wp:extent cx="4925112" cy="543001"/>
+            <wp:effectExtent l="0" t="0" r="0" b="9525"/>
+            <wp:docPr id="36" name="Kép 36"/>
+            <wp:cNvGraphicFramePr>
+              <a:graphicFrameLocks xmlns:a="http://schemas.openxmlformats.org/drawingml/2006/main" noChangeAspect="1"/>
+            </wp:cNvGraphicFramePr>
+            <a:graphic xmlns:a="http://schemas.openxmlformats.org/drawingml/2006/main">
+              <a:graphicData uri="http://schemas.openxmlformats.org/drawingml/2006/picture">
+                <pic:pic xmlns:pic="http://schemas.openxmlformats.org/drawingml/2006/picture">
+                  <pic:nvPicPr>
+                    <pic:cNvPr id="36" name="Kép 36"/>
+                    <pic:cNvPicPr/>
+                  </pic:nvPicPr>
+                  <pic:blipFill>
+                    <a:blip r:embed="rId29">
+                      <a:extLst>
+                        <a:ext uri="{28A0092B-C50C-407E-A947-70E740481C1C}">
+                          <a14:useLocalDpi xmlns:a14="http://schemas.microsoft.com/office/drawing/2010/main" val="0"/>
+                        </a:ext>
+                      </a:extLst>
+                    </a:blip>
+                    <a:stretch>
+                      <a:fillRect/>
+                    </a:stretch>
+                  </pic:blipFill>
+                  <pic:spPr>
+                    <a:xfrm>
+                      <a:off x="0" y="0"/>
+                      <a:ext cx="4925112" cy="543001"/>
+                    </a:xfrm>
+                    <a:prstGeom prst="rect">
+                      <a:avLst/>
+                    </a:prstGeom>
+                  </pic:spPr>
+                </pic:pic>
+              </a:graphicData>
+            </a:graphic>
+          </wp:inline>
+        </w:drawing>
+      </w:r>
+    </w:p>
+    <w:p>
+      <w:r>
+        <w:t>A Bash szkript, amely irányítja a Crontab időzítőt és hozzácsatolja a backup-</w:t>
+      </w:r>
+      <w:proofErr w:type="spellStart"/>
+      <w:r>
+        <w:t>managerhez</w:t>
+      </w:r>
+      <w:proofErr w:type="spellEnd"/>
+      <w:r>
+        <w:t>, így teszi automatikussá.</w:t>
+      </w:r>
+    </w:p>
+    <w:p>
+      <w:r>
+        <w:rPr>
+          <w:noProof/>
+        </w:rPr>
+        <w:drawing>
+          <wp:inline distT="0" distB="0" distL="0" distR="0" wp14:anchorId="103648D3" wp14:editId="207C95F8">
+            <wp:extent cx="5760720" cy="3429000"/>
+            <wp:effectExtent l="0" t="0" r="0" b="0"/>
+            <wp:docPr id="37" name="Kép 37"/>
+            <wp:cNvGraphicFramePr>
+              <a:graphicFrameLocks xmlns:a="http://schemas.openxmlformats.org/drawingml/2006/main" noChangeAspect="1"/>
+            </wp:cNvGraphicFramePr>
+            <a:graphic xmlns:a="http://schemas.openxmlformats.org/drawingml/2006/main">
+              <a:graphicData uri="http://schemas.openxmlformats.org/drawingml/2006/picture">
+                <pic:pic xmlns:pic="http://schemas.openxmlformats.org/drawingml/2006/picture">
+                  <pic:nvPicPr>
+                    <pic:cNvPr id="37" name="Kép 37"/>
+                    <pic:cNvPicPr/>
+                  </pic:nvPicPr>
+                  <pic:blipFill>
+                    <a:blip r:embed="rId30">
+                      <a:extLst>
+                        <a:ext uri="{28A0092B-C50C-407E-A947-70E740481C1C}">
+                          <a14:useLocalDpi xmlns:a14="http://schemas.microsoft.com/office/drawing/2010/main" val="0"/>
+                        </a:ext>
+                      </a:extLst>
+                    </a:blip>
+                    <a:stretch>
+                      <a:fillRect/>
+                    </a:stretch>
+                  </pic:blipFill>
+                  <pic:spPr>
+                    <a:xfrm>
+                      <a:off x="0" y="0"/>
+                      <a:ext cx="5760720" cy="3429000"/>
+                    </a:xfrm>
+                    <a:prstGeom prst="rect">
+                      <a:avLst/>
+                    </a:prstGeom>
+                  </pic:spPr>
+                </pic:pic>
+              </a:graphicData>
+            </a:graphic>
+          </wp:inline>
+        </w:drawing>
+      </w:r>
+    </w:p>
+    <w:p>
+      <w:r>
+        <w:t>A Crontab időzítő, beállítva, hogy minden Vasárnap éjjeli kettő-kor indítsa el a folyamatot, a Bash fájl amelyik elindítja van hozzáfűzve.</w:t>
+      </w:r>
+    </w:p>
+    <w:p>
+      <w:r>
+        <w:rPr>
+          <w:noProof/>
+        </w:rPr>
+        <w:drawing>
+          <wp:inline distT="0" distB="0" distL="0" distR="0" wp14:anchorId="19274D2F" wp14:editId="153F3905">
+            <wp:extent cx="2886478" cy="228632"/>
+            <wp:effectExtent l="0" t="0" r="0" b="0"/>
+            <wp:docPr id="38" name="Kép 38"/>
+            <wp:cNvGraphicFramePr>
+              <a:graphicFrameLocks xmlns:a="http://schemas.openxmlformats.org/drawingml/2006/main" noChangeAspect="1"/>
+            </wp:cNvGraphicFramePr>
+            <a:graphic xmlns:a="http://schemas.openxmlformats.org/drawingml/2006/main">
+              <a:graphicData uri="http://schemas.openxmlformats.org/drawingml/2006/picture">
+                <pic:pic xmlns:pic="http://schemas.openxmlformats.org/drawingml/2006/picture">
+                  <pic:nvPicPr>
+                    <pic:cNvPr id="38" name="Kép 38"/>
+                    <pic:cNvPicPr/>
+                  </pic:nvPicPr>
+                  <pic:blipFill>
+                    <a:blip r:embed="rId31">
+                      <a:extLst>
+                        <a:ext uri="{28A0092B-C50C-407E-A947-70E740481C1C}">
+                          <a14:useLocalDpi xmlns:a14="http://schemas.microsoft.com/office/drawing/2010/main" val="0"/>
+                        </a:ext>
+                      </a:extLst>
+                    </a:blip>
+                    <a:stretch>
+                      <a:fillRect/>
+                    </a:stretch>
+                  </pic:blipFill>
+                  <pic:spPr>
+                    <a:xfrm>
+                      <a:off x="0" y="0"/>
+                      <a:ext cx="2886478" cy="228632"/>
+                    </a:xfrm>
+                    <a:prstGeom prst="rect">
+                      <a:avLst/>
+                    </a:prstGeom>
+                  </pic:spPr>
+                </pic:pic>
+              </a:graphicData>
+            </a:graphic>
+          </wp:inline>
+        </w:drawing>
+      </w:r>
+    </w:p>
+    <w:p>
+      <w:r>
+        <w:t>Az elmentett fájlok tömörített változata a /</w:t>
+      </w:r>
+      <w:proofErr w:type="spellStart"/>
+      <w:r>
+        <w:t>home</w:t>
+      </w:r>
+      <w:proofErr w:type="spellEnd"/>
+      <w:r>
+        <w:t>/pi/</w:t>
+      </w:r>
+      <w:proofErr w:type="spellStart"/>
+      <w:r>
+        <w:t>Saves</w:t>
+      </w:r>
+      <w:proofErr w:type="spellEnd"/>
+      <w:r>
+        <w:t xml:space="preserve"> mappában látható.</w:t>
+      </w:r>
+    </w:p>
+    <w:p>
+      <w:r>
+        <w:rPr>
+          <w:noProof/>
+        </w:rPr>
+        <w:drawing>
+          <wp:inline distT="0" distB="0" distL="0" distR="0" wp14:anchorId="2F7B4914" wp14:editId="58E4AFBD">
+            <wp:extent cx="3905568" cy="3495675"/>
+            <wp:effectExtent l="0" t="0" r="0" b="0"/>
+            <wp:docPr id="39" name="Kép 39"/>
+            <wp:cNvGraphicFramePr>
+              <a:graphicFrameLocks xmlns:a="http://schemas.openxmlformats.org/drawingml/2006/main" noChangeAspect="1"/>
+            </wp:cNvGraphicFramePr>
+            <a:graphic xmlns:a="http://schemas.openxmlformats.org/drawingml/2006/main">
+              <a:graphicData uri="http://schemas.openxmlformats.org/drawingml/2006/picture">
+                <pic:pic xmlns:pic="http://schemas.openxmlformats.org/drawingml/2006/picture">
+                  <pic:nvPicPr>
+                    <pic:cNvPr id="39" name="Kép 39"/>
+                    <pic:cNvPicPr/>
+                  </pic:nvPicPr>
+                  <pic:blipFill>
+                    <a:blip r:embed="rId32">
+                      <a:extLst>
+                        <a:ext uri="{28A0092B-C50C-407E-A947-70E740481C1C}">
+                          <a14:useLocalDpi xmlns:a14="http://schemas.microsoft.com/office/drawing/2010/main" val="0"/>
+                        </a:ext>
+                      </a:extLst>
+                    </a:blip>
+                    <a:stretch>
+                      <a:fillRect/>
+                    </a:stretch>
+                  </pic:blipFill>
+                  <pic:spPr>
+                    <a:xfrm>
+                      <a:off x="0" y="0"/>
+                      <a:ext cx="3932239" cy="3519547"/>
+                    </a:xfrm>
+                    <a:prstGeom prst="rect">
+                      <a:avLst/>
+                    </a:prstGeom>
+                  </pic:spPr>
+                </pic:pic>
+              </a:graphicData>
+            </a:graphic>
+          </wp:inline>
+        </w:drawing>
+      </w:r>
+    </w:p>
+    <w:p>
+      <w:r>
+        <w:lastRenderedPageBreak/>
+        <w:t>DHCP:</w:t>
+      </w:r>
+    </w:p>
+    <w:p>
+      <w:r>
+        <w:t xml:space="preserve">192.168.50.0/24 Hálózatnak oszt IP-címeket 192.168.50.50-tól 192.168.50.100-ig. A DNS szerver 10.10.10.10-nek van megadva. A </w:t>
+      </w:r>
+      <w:proofErr w:type="spellStart"/>
+      <w:r>
+        <w:t>Default</w:t>
+      </w:r>
+      <w:proofErr w:type="spellEnd"/>
+      <w:r>
+        <w:t xml:space="preserve"> </w:t>
+      </w:r>
+      <w:proofErr w:type="spellStart"/>
+      <w:r>
+        <w:t>Gateway</w:t>
+      </w:r>
+      <w:proofErr w:type="spellEnd"/>
+      <w:r>
+        <w:t xml:space="preserve"> a 192.168.50.1.</w:t>
+      </w:r>
+    </w:p>
+    <w:p>
+      <w:r>
+        <w:t>Az Ethernet portok metrikái, a belső hálózati portoknak 299-es a metrikája, míg a NAT-olt portoknak 200-as.</w:t>
+      </w:r>
+    </w:p>
+    <w:p>
+      <w:r>
+        <w:rPr>
+          <w:noProof/>
+        </w:rPr>
+        <w:drawing>
+          <wp:inline distT="0" distB="0" distL="0" distR="0" wp14:anchorId="32620B04" wp14:editId="253DE439">
+            <wp:extent cx="5760720" cy="3436620"/>
+            <wp:effectExtent l="0" t="0" r="0" b="0"/>
+            <wp:docPr id="40" name="Kép 40"/>
+            <wp:cNvGraphicFramePr>
+              <a:graphicFrameLocks xmlns:a="http://schemas.openxmlformats.org/drawingml/2006/main" noChangeAspect="1"/>
+            </wp:cNvGraphicFramePr>
+            <a:graphic xmlns:a="http://schemas.openxmlformats.org/drawingml/2006/main">
+              <a:graphicData uri="http://schemas.openxmlformats.org/drawingml/2006/picture">
+                <pic:pic xmlns:pic="http://schemas.openxmlformats.org/drawingml/2006/picture">
+                  <pic:nvPicPr>
+                    <pic:cNvPr id="40" name="Kép 40"/>
+                    <pic:cNvPicPr/>
+                  </pic:nvPicPr>
+                  <pic:blipFill>
+                    <a:blip r:embed="rId33">
+                      <a:extLst>
+                        <a:ext uri="{28A0092B-C50C-407E-A947-70E740481C1C}">
+                          <a14:useLocalDpi xmlns:a14="http://schemas.microsoft.com/office/drawing/2010/main" val="0"/>
+                        </a:ext>
+                      </a:extLst>
+                    </a:blip>
+                    <a:stretch>
+                      <a:fillRect/>
+                    </a:stretch>
+                  </pic:blipFill>
+                  <pic:spPr>
+                    <a:xfrm>
+                      <a:off x="0" y="0"/>
+                      <a:ext cx="5760720" cy="3436620"/>
+                    </a:xfrm>
+                    <a:prstGeom prst="rect">
+                      <a:avLst/>
+                    </a:prstGeom>
+                  </pic:spPr>
+                </pic:pic>
+              </a:graphicData>
+            </a:graphic>
+          </wp:inline>
+        </w:drawing>
+      </w:r>
+    </w:p>
+    <w:p>
+      <w:pPr>
+        <w:spacing w:after="160"/>
+      </w:pPr>
+      <w:r>
+        <w:br w:type="page"/>
+      </w:r>
+    </w:p>
+    <w:p>
+      <w:r>
+        <w:lastRenderedPageBreak/>
+        <w:t>DHCP konfigurálása, amikor ez a kép készült akkor még nem volt véglegesített DNS-szerverünk, ezért ’local’ volt használva, ez át lett nevezve ’lightmetals.local’-</w:t>
+      </w:r>
+      <w:proofErr w:type="spellStart"/>
+      <w:r>
+        <w:t>ra</w:t>
+      </w:r>
+      <w:proofErr w:type="spellEnd"/>
+      <w:r>
+        <w:t xml:space="preserve"> mikor az is elkészült. </w:t>
+      </w:r>
+      <w:r>
+        <w:t xml:space="preserve">A DNS-szerver IP-címe is megegyezik a </w:t>
+      </w:r>
+      <w:proofErr w:type="spellStart"/>
+      <w:r>
+        <w:t>Packet</w:t>
+      </w:r>
+      <w:proofErr w:type="spellEnd"/>
+      <w:r>
+        <w:t xml:space="preserve"> </w:t>
+      </w:r>
+      <w:proofErr w:type="spellStart"/>
+      <w:r>
+        <w:t>Traceren</w:t>
+      </w:r>
+      <w:proofErr w:type="spellEnd"/>
+      <w:r>
+        <w:t xml:space="preserve"> és a Windows szerveren található IP-címmel. Ez a DHCP csak .50-től .100-ig oszt ki csak IP-címeket.</w:t>
+      </w:r>
+    </w:p>
+    <w:p>
+      <w:r>
+        <w:rPr>
+          <w:noProof/>
+        </w:rPr>
+        <w:drawing>
+          <wp:inline distT="0" distB="0" distL="0" distR="0" wp14:anchorId="79461DAB" wp14:editId="717DB570">
+            <wp:extent cx="5760720" cy="3140075"/>
+            <wp:effectExtent l="0" t="0" r="0" b="3175"/>
+            <wp:docPr id="41" name="Kép 41"/>
+            <wp:cNvGraphicFramePr>
+              <a:graphicFrameLocks xmlns:a="http://schemas.openxmlformats.org/drawingml/2006/main" noChangeAspect="1"/>
+            </wp:cNvGraphicFramePr>
+            <a:graphic xmlns:a="http://schemas.openxmlformats.org/drawingml/2006/main">
+              <a:graphicData uri="http://schemas.openxmlformats.org/drawingml/2006/picture">
+                <pic:pic xmlns:pic="http://schemas.openxmlformats.org/drawingml/2006/picture">
+                  <pic:nvPicPr>
+                    <pic:cNvPr id="41" name="Kép 41"/>
+                    <pic:cNvPicPr/>
+                  </pic:nvPicPr>
+                  <pic:blipFill>
+                    <a:blip r:embed="rId34">
+                      <a:extLst>
+                        <a:ext uri="{28A0092B-C50C-407E-A947-70E740481C1C}">
+                          <a14:useLocalDpi xmlns:a14="http://schemas.microsoft.com/office/drawing/2010/main" val="0"/>
+                        </a:ext>
+                      </a:extLst>
+                    </a:blip>
+                    <a:stretch>
+                      <a:fillRect/>
+                    </a:stretch>
+                  </pic:blipFill>
+                  <pic:spPr>
+                    <a:xfrm>
+                      <a:off x="0" y="0"/>
+                      <a:ext cx="5760720" cy="3140075"/>
+                    </a:xfrm>
+                    <a:prstGeom prst="rect">
+                      <a:avLst/>
+                    </a:prstGeom>
+                  </pic:spPr>
+                </pic:pic>
+              </a:graphicData>
+            </a:graphic>
+          </wp:inline>
+        </w:drawing>
+      </w:r>
+    </w:p>
+    <w:p>
+      <w:r>
+        <w:t>Windows kliens gépen ellenőrzött, működő DHCP szolgáltatás, látható hogy az IP-cím, a DHCP-Szerver IP-cím és a DNS-Szerver IP-cím is megegyezik a konfigurációval.</w:t>
+      </w:r>
+    </w:p>
+    <w:p>
+      <w:r>
+        <w:rPr>
+          <w:noProof/>
+        </w:rPr>
+        <w:drawing>
+          <wp:inline distT="0" distB="0" distL="0" distR="0" wp14:anchorId="36090FD5" wp14:editId="7F610EB1">
+            <wp:extent cx="5760720" cy="1810385"/>
+            <wp:effectExtent l="0" t="0" r="0" b="0"/>
+            <wp:docPr id="42" name="Kép 42"/>
+            <wp:cNvGraphicFramePr>
+              <a:graphicFrameLocks xmlns:a="http://schemas.openxmlformats.org/drawingml/2006/main" noChangeAspect="1"/>
+            </wp:cNvGraphicFramePr>
+            <a:graphic xmlns:a="http://schemas.openxmlformats.org/drawingml/2006/main">
+              <a:graphicData uri="http://schemas.openxmlformats.org/drawingml/2006/picture">
+                <pic:pic xmlns:pic="http://schemas.openxmlformats.org/drawingml/2006/picture">
+                  <pic:nvPicPr>
+                    <pic:cNvPr id="42" name="Kép 42"/>
+                    <pic:cNvPicPr/>
+                  </pic:nvPicPr>
+                  <pic:blipFill>
+                    <a:blip r:embed="rId35">
+                      <a:extLst>
+                        <a:ext uri="{28A0092B-C50C-407E-A947-70E740481C1C}">
+                          <a14:useLocalDpi xmlns:a14="http://schemas.microsoft.com/office/drawing/2010/main" val="0"/>
+                        </a:ext>
+                      </a:extLst>
+                    </a:blip>
+                    <a:stretch>
+                      <a:fillRect/>
+                    </a:stretch>
+                  </pic:blipFill>
+                  <pic:spPr>
+                    <a:xfrm>
+                      <a:off x="0" y="0"/>
+                      <a:ext cx="5760720" cy="1810385"/>
+                    </a:xfrm>
+                    <a:prstGeom prst="rect">
+                      <a:avLst/>
+                    </a:prstGeom>
+                  </pic:spPr>
+                </pic:pic>
+              </a:graphicData>
+            </a:graphic>
+          </wp:inline>
+        </w:drawing>
+      </w:r>
+    </w:p>
+    <w:p>
+      <w:proofErr w:type="spellStart"/>
+      <w:r>
+        <w:t>WebDAV</w:t>
+      </w:r>
+      <w:proofErr w:type="spellEnd"/>
+      <w:r>
         <w:t>:</w:t>
       </w:r>
     </w:p>
     <w:p>
       <w:r>
-        <w:t xml:space="preserve">Automatikusan lementi a </w:t>
+        <w:t>Fájlmegosztás. a megosztott mappa a /</w:t>
       </w:r>
       <w:proofErr w:type="spellStart"/>
       <w:r>
+        <w:t>home</w:t>
+      </w:r>
+      <w:proofErr w:type="spellEnd"/>
+      <w:r>
+        <w:t>/pi/Public/</w:t>
+      </w:r>
+      <w:proofErr w:type="spellStart"/>
+      <w:r>
         <w:t>Megosztasok</w:t>
       </w:r>
       <w:proofErr w:type="spellEnd"/>
       <w:r>
-        <w:t xml:space="preserve"> mappát a /</w:t>
+        <w:t>. Működik Windows</w:t>
+      </w:r>
+      <w:r>
+        <w:t>-</w:t>
       </w:r>
       <w:proofErr w:type="spellStart"/>
       <w:r>
+        <w:t>on</w:t>
+      </w:r>
+      <w:proofErr w:type="spellEnd"/>
+      <w:r>
+        <w:t xml:space="preserve"> és Linux-</w:t>
+      </w:r>
+      <w:proofErr w:type="spellStart"/>
+      <w:r>
+        <w:t>on</w:t>
+      </w:r>
+      <w:proofErr w:type="spellEnd"/>
+      <w:r>
+        <w:t xml:space="preserve"> is.</w:t>
+      </w:r>
+    </w:p>
+    <w:p>
+      <w:r>
+        <w:br w:type="page"/>
+      </w:r>
+    </w:p>
+    <w:p>
+      <w:r>
+        <w:lastRenderedPageBreak/>
+        <w:t xml:space="preserve">Itt látható a </w:t>
+      </w:r>
+      <w:proofErr w:type="spellStart"/>
+      <w:r>
+        <w:t>DavLock</w:t>
+      </w:r>
+      <w:proofErr w:type="spellEnd"/>
+      <w:r>
+        <w:t xml:space="preserve"> és a port konfiguráció, amely a 80-as </w:t>
+      </w:r>
+      <w:proofErr w:type="spellStart"/>
+      <w:r>
+        <w:t>portra</w:t>
+      </w:r>
+      <w:proofErr w:type="spellEnd"/>
+      <w:r>
+        <w:t xml:space="preserve"> működik csak.</w:t>
+      </w:r>
+    </w:p>
+    <w:p>
+      <w:r>
+        <w:rPr>
+          <w:noProof/>
+        </w:rPr>
+        <w:drawing>
+          <wp:inline distT="0" distB="0" distL="0" distR="0" wp14:anchorId="12C2D4C9" wp14:editId="0B895C87">
+            <wp:extent cx="5760720" cy="3322955"/>
+            <wp:effectExtent l="0" t="0" r="0" b="0"/>
+            <wp:docPr id="43" name="Kép 43"/>
+            <wp:cNvGraphicFramePr>
+              <a:graphicFrameLocks xmlns:a="http://schemas.openxmlformats.org/drawingml/2006/main" noChangeAspect="1"/>
+            </wp:cNvGraphicFramePr>
+            <a:graphic xmlns:a="http://schemas.openxmlformats.org/drawingml/2006/main">
+              <a:graphicData uri="http://schemas.openxmlformats.org/drawingml/2006/picture">
+                <pic:pic xmlns:pic="http://schemas.openxmlformats.org/drawingml/2006/picture">
+                  <pic:nvPicPr>
+                    <pic:cNvPr id="43" name="Kép 43"/>
+                    <pic:cNvPicPr/>
+                  </pic:nvPicPr>
+                  <pic:blipFill>
+                    <a:blip r:embed="rId36">
+                      <a:extLst>
+                        <a:ext uri="{28A0092B-C50C-407E-A947-70E740481C1C}">
+                          <a14:useLocalDpi xmlns:a14="http://schemas.microsoft.com/office/drawing/2010/main" val="0"/>
+                        </a:ext>
+                      </a:extLst>
+                    </a:blip>
+                    <a:stretch>
+                      <a:fillRect/>
+                    </a:stretch>
+                  </pic:blipFill>
+                  <pic:spPr>
+                    <a:xfrm>
+                      <a:off x="0" y="0"/>
+                      <a:ext cx="5760720" cy="3322955"/>
+                    </a:xfrm>
+                    <a:prstGeom prst="rect">
+                      <a:avLst/>
+                    </a:prstGeom>
+                  </pic:spPr>
+                </pic:pic>
+              </a:graphicData>
+            </a:graphic>
+          </wp:inline>
+        </w:drawing>
+      </w:r>
+    </w:p>
+    <w:p>
+      <w:r>
+        <w:t>Itt látható az ’</w:t>
+      </w:r>
+      <w:proofErr w:type="spellStart"/>
+      <w:r>
+        <w:t>alias</w:t>
+      </w:r>
+      <w:proofErr w:type="spellEnd"/>
+      <w:r>
+        <w:t xml:space="preserve">’ amelyet használ a </w:t>
+      </w:r>
+      <w:proofErr w:type="spellStart"/>
+      <w:r>
+        <w:t>WebDav</w:t>
+      </w:r>
+      <w:proofErr w:type="spellEnd"/>
+      <w:r>
+        <w:t xml:space="preserve"> mikor megkeressük. Például: </w:t>
+      </w:r>
+      <w:hyperlink r:id="rId37" w:history="1">
+        <w:r>
+          <w:rPr>
+            <w:rStyle w:val="Hiperhivatkozs"/>
+          </w:rPr>
+          <w:t>http://192.168.50.10/Megosztasok</w:t>
+        </w:r>
+      </w:hyperlink>
+      <w:r>
+        <w:t xml:space="preserve"> linkre nyílna meg a </w:t>
+      </w:r>
+      <w:proofErr w:type="spellStart"/>
+      <w:r>
+        <w:t>WebDav</w:t>
+      </w:r>
+      <w:proofErr w:type="spellEnd"/>
+      <w:r>
+        <w:t xml:space="preserve">. A </w:t>
+      </w:r>
+      <w:proofErr w:type="spellStart"/>
+      <w:r>
+        <w:t>Directory</w:t>
+      </w:r>
+      <w:proofErr w:type="spellEnd"/>
+      <w:r>
+        <w:t xml:space="preserve"> konfiguráció nagyrészt alap, csak a kijelölt mappát kell átállítani, amelyet egyből a ’&lt;</w:t>
+      </w:r>
+      <w:proofErr w:type="spellStart"/>
+      <w:r>
+        <w:t>Directory</w:t>
+      </w:r>
+      <w:proofErr w:type="spellEnd"/>
+      <w:r>
+        <w:t>’ után lehet.</w:t>
+      </w:r>
+    </w:p>
+    <w:p>
+      <w:r>
+        <w:rPr>
+          <w:noProof/>
+        </w:rPr>
+        <w:drawing>
+          <wp:inline distT="0" distB="0" distL="0" distR="0" wp14:anchorId="24FC0CF0" wp14:editId="45E20DF2">
+            <wp:extent cx="5760720" cy="3375660"/>
+            <wp:effectExtent l="0" t="0" r="0" b="0"/>
+            <wp:docPr id="44" name="Kép 44"/>
+            <wp:cNvGraphicFramePr>
+              <a:graphicFrameLocks xmlns:a="http://schemas.openxmlformats.org/drawingml/2006/main" noChangeAspect="1"/>
+            </wp:cNvGraphicFramePr>
+            <a:graphic xmlns:a="http://schemas.openxmlformats.org/drawingml/2006/main">
+              <a:graphicData uri="http://schemas.openxmlformats.org/drawingml/2006/picture">
+                <pic:pic xmlns:pic="http://schemas.openxmlformats.org/drawingml/2006/picture">
+                  <pic:nvPicPr>
+                    <pic:cNvPr id="44" name="Kép 44"/>
+                    <pic:cNvPicPr/>
+                  </pic:nvPicPr>
+                  <pic:blipFill>
+                    <a:blip r:embed="rId38">
+                      <a:extLst>
+                        <a:ext uri="{28A0092B-C50C-407E-A947-70E740481C1C}">
+                          <a14:useLocalDpi xmlns:a14="http://schemas.microsoft.com/office/drawing/2010/main" val="0"/>
+                        </a:ext>
+                      </a:extLst>
+                    </a:blip>
+                    <a:stretch>
+                      <a:fillRect/>
+                    </a:stretch>
+                  </pic:blipFill>
+                  <pic:spPr>
+                    <a:xfrm>
+                      <a:off x="0" y="0"/>
+                      <a:ext cx="5760720" cy="3375660"/>
+                    </a:xfrm>
+                    <a:prstGeom prst="rect">
+                      <a:avLst/>
+                    </a:prstGeom>
+                  </pic:spPr>
+                </pic:pic>
+              </a:graphicData>
+            </a:graphic>
+          </wp:inline>
+        </w:drawing>
+      </w:r>
+    </w:p>
+    <w:p>
+      <w:pPr>
+        <w:spacing w:after="160"/>
+      </w:pPr>
+      <w:r>
+        <w:br w:type="page"/>
+      </w:r>
+    </w:p>
+    <w:p>
+      <w:r>
+        <w:lastRenderedPageBreak/>
+        <w:t xml:space="preserve">Bizonyíték hogy elérhető a </w:t>
+      </w:r>
+      <w:proofErr w:type="spellStart"/>
+      <w:r>
+        <w:t>WebDav-on</w:t>
+      </w:r>
+      <w:proofErr w:type="spellEnd"/>
+      <w:r>
+        <w:t xml:space="preserve"> megosztott mappa, Windows kliens géppel. Külön hálózati meghajtónak lett felcsatolva, (Z:) címezéssel.</w:t>
+      </w:r>
+    </w:p>
+    <w:p>
+      <w:r>
+        <w:rPr>
+          <w:noProof/>
+        </w:rPr>
+        <w:drawing>
+          <wp:inline distT="0" distB="0" distL="0" distR="0" wp14:anchorId="47E8693E" wp14:editId="2156B080">
+            <wp:extent cx="5760720" cy="4121785"/>
+            <wp:effectExtent l="0" t="0" r="0" b="0"/>
+            <wp:docPr id="45" name="Kép 45"/>
+            <wp:cNvGraphicFramePr>
+              <a:graphicFrameLocks xmlns:a="http://schemas.openxmlformats.org/drawingml/2006/main" noChangeAspect="1"/>
+            </wp:cNvGraphicFramePr>
+            <a:graphic xmlns:a="http://schemas.openxmlformats.org/drawingml/2006/main">
+              <a:graphicData uri="http://schemas.openxmlformats.org/drawingml/2006/picture">
+                <pic:pic xmlns:pic="http://schemas.openxmlformats.org/drawingml/2006/picture">
+                  <pic:nvPicPr>
+                    <pic:cNvPr id="45" name="Kép 45"/>
+                    <pic:cNvPicPr/>
+                  </pic:nvPicPr>
+                  <pic:blipFill>
+                    <a:blip r:embed="rId39">
+                      <a:extLst>
+                        <a:ext uri="{28A0092B-C50C-407E-A947-70E740481C1C}">
+                          <a14:useLocalDpi xmlns:a14="http://schemas.microsoft.com/office/drawing/2010/main" val="0"/>
+                        </a:ext>
+                      </a:extLst>
+                    </a:blip>
+                    <a:stretch>
+                      <a:fillRect/>
+                    </a:stretch>
+                  </pic:blipFill>
+                  <pic:spPr>
+                    <a:xfrm>
+                      <a:off x="0" y="0"/>
+                      <a:ext cx="5760720" cy="4121785"/>
+                    </a:xfrm>
+                    <a:prstGeom prst="rect">
+                      <a:avLst/>
+                    </a:prstGeom>
+                  </pic:spPr>
+                </pic:pic>
+              </a:graphicData>
+            </a:graphic>
+          </wp:inline>
+        </w:drawing>
+      </w:r>
+    </w:p>
+    <w:p>
+      <w:r>
+        <w:t>És bizonyíték, hogy a Linux szerver is tud Web-szerverként működni.</w:t>
+      </w:r>
+    </w:p>
+    <w:p>
+      <w:r>
+        <w:rPr>
+          <w:noProof/>
+        </w:rPr>
+        <w:drawing>
+          <wp:inline distT="0" distB="0" distL="0" distR="0" wp14:anchorId="13CCAB45" wp14:editId="41B4E5DF">
+            <wp:extent cx="5400675" cy="4045148"/>
+            <wp:effectExtent l="0" t="0" r="0" b="0"/>
+            <wp:docPr id="46" name="Kép 46"/>
+            <wp:cNvGraphicFramePr>
+              <a:graphicFrameLocks xmlns:a="http://schemas.openxmlformats.org/drawingml/2006/main" noChangeAspect="1"/>
+            </wp:cNvGraphicFramePr>
+            <a:graphic xmlns:a="http://schemas.openxmlformats.org/drawingml/2006/main">
+              <a:graphicData uri="http://schemas.openxmlformats.org/drawingml/2006/picture">
+                <pic:pic xmlns:pic="http://schemas.openxmlformats.org/drawingml/2006/picture">
+                  <pic:nvPicPr>
+                    <pic:cNvPr id="46" name="Kép 46"/>
+                    <pic:cNvPicPr/>
+                  </pic:nvPicPr>
+                  <pic:blipFill>
+                    <a:blip r:embed="rId40">
+                      <a:extLst>
+                        <a:ext uri="{28A0092B-C50C-407E-A947-70E740481C1C}">
+                          <a14:useLocalDpi xmlns:a14="http://schemas.microsoft.com/office/drawing/2010/main" val="0"/>
+                        </a:ext>
+                      </a:extLst>
+                    </a:blip>
+                    <a:stretch>
+                      <a:fillRect/>
+                    </a:stretch>
+                  </pic:blipFill>
+                  <pic:spPr>
+                    <a:xfrm>
+                      <a:off x="0" y="0"/>
+                      <a:ext cx="5406054" cy="4049177"/>
+                    </a:xfrm>
+                    <a:prstGeom prst="rect">
+                      <a:avLst/>
+                    </a:prstGeom>
+                  </pic:spPr>
+                </pic:pic>
+              </a:graphicData>
+            </a:graphic>
+          </wp:inline>
+        </w:drawing>
+      </w:r>
+    </w:p>
+    <w:p>
+      <w:proofErr w:type="spellStart"/>
+      <w:r>
+        <w:lastRenderedPageBreak/>
+        <w:t>Cups</w:t>
+      </w:r>
+      <w:proofErr w:type="spellEnd"/>
+      <w:r>
+        <w:t>:</w:t>
+      </w:r>
+    </w:p>
+    <w:p>
+      <w:r>
+        <w:t>Nyomtató irányítása gépen keresztül.</w:t>
+      </w:r>
+    </w:p>
+    <w:p>
+      <w:proofErr w:type="spellStart"/>
+      <w:r>
+        <w:t>Cups</w:t>
+      </w:r>
+      <w:proofErr w:type="spellEnd"/>
+      <w:r>
+        <w:t xml:space="preserve"> szolgáltatás letöltése és felállítása. Az első par</w:t>
+      </w:r>
+      <w:r>
+        <w:t>ancs a felhasználót adja meg, a második meg engedélyezi Windows-</w:t>
+      </w:r>
+      <w:proofErr w:type="spellStart"/>
+      <w:r>
+        <w:t>ról</w:t>
+      </w:r>
+      <w:proofErr w:type="spellEnd"/>
+      <w:r>
+        <w:t xml:space="preserve"> megnyitni </w:t>
+      </w:r>
+      <w:proofErr w:type="spellStart"/>
+      <w:r>
+        <w:t>Raspbian</w:t>
+      </w:r>
+      <w:proofErr w:type="spellEnd"/>
+      <w:r>
+        <w:t xml:space="preserve"> címét.</w:t>
+      </w:r>
+    </w:p>
+    <w:p>
+      <w:r>
+        <w:rPr>
+          <w:noProof/>
+        </w:rPr>
+        <w:drawing>
+          <wp:inline distT="0" distB="0" distL="0" distR="0" wp14:anchorId="4F6108DD" wp14:editId="26DA307C">
+            <wp:extent cx="5760720" cy="3432810"/>
+            <wp:effectExtent l="0" t="0" r="0" b="0"/>
+            <wp:docPr id="47" name="Kép 47"/>
+            <wp:cNvGraphicFramePr>
+              <a:graphicFrameLocks xmlns:a="http://schemas.openxmlformats.org/drawingml/2006/main" noChangeAspect="1"/>
+            </wp:cNvGraphicFramePr>
+            <a:graphic xmlns:a="http://schemas.openxmlformats.org/drawingml/2006/main">
+              <a:graphicData uri="http://schemas.openxmlformats.org/drawingml/2006/picture">
+                <pic:pic xmlns:pic="http://schemas.openxmlformats.org/drawingml/2006/picture">
+                  <pic:nvPicPr>
+                    <pic:cNvPr id="47" name="Kép 47"/>
+                    <pic:cNvPicPr/>
+                  </pic:nvPicPr>
+                  <pic:blipFill>
+                    <a:blip r:embed="rId41">
+                      <a:extLst>
+                        <a:ext uri="{28A0092B-C50C-407E-A947-70E740481C1C}">
+                          <a14:useLocalDpi xmlns:a14="http://schemas.microsoft.com/office/drawing/2010/main" val="0"/>
+                        </a:ext>
+                      </a:extLst>
+                    </a:blip>
+                    <a:stretch>
+                      <a:fillRect/>
+                    </a:stretch>
+                  </pic:blipFill>
+                  <pic:spPr>
+                    <a:xfrm>
+                      <a:off x="0" y="0"/>
+                      <a:ext cx="5760720" cy="3432810"/>
+                    </a:xfrm>
+                    <a:prstGeom prst="rect">
+                      <a:avLst/>
+                    </a:prstGeom>
+                  </pic:spPr>
+                </pic:pic>
+              </a:graphicData>
+            </a:graphic>
+          </wp:inline>
+        </w:drawing>
+      </w:r>
+    </w:p>
+    <w:p>
+      <w:r>
+        <w:t>Bizonyíték, hogy működik Windows-</w:t>
+      </w:r>
+      <w:proofErr w:type="spellStart"/>
+      <w:r>
+        <w:t>on</w:t>
+      </w:r>
+      <w:proofErr w:type="spellEnd"/>
+      <w:r>
+        <w:t xml:space="preserve">, a 631-es </w:t>
+      </w:r>
+      <w:proofErr w:type="spellStart"/>
+      <w:r>
+        <w:t>porton</w:t>
+      </w:r>
+      <w:proofErr w:type="spellEnd"/>
+      <w:r>
+        <w:t xml:space="preserve"> érhető el.</w:t>
+      </w:r>
+    </w:p>
+    <w:p>
+      <w:r>
+        <w:rPr>
+          <w:noProof/>
+        </w:rPr>
+        <w:drawing>
+          <wp:inline distT="0" distB="0" distL="0" distR="0" wp14:anchorId="03A6E123" wp14:editId="6A0925CE">
+            <wp:extent cx="5760720" cy="4283710"/>
+            <wp:effectExtent l="0" t="0" r="0" b="2540"/>
+            <wp:docPr id="48" name="Kép 48"/>
+            <wp:cNvGraphicFramePr>
+              <a:graphicFrameLocks xmlns:a="http://schemas.openxmlformats.org/drawingml/2006/main" noChangeAspect="1"/>
+            </wp:cNvGraphicFramePr>
+            <a:graphic xmlns:a="http://schemas.openxmlformats.org/drawingml/2006/main">
+              <a:graphicData uri="http://schemas.openxmlformats.org/drawingml/2006/picture">
+                <pic:pic xmlns:pic="http://schemas.openxmlformats.org/drawingml/2006/picture">
+                  <pic:nvPicPr>
+                    <pic:cNvPr id="48" name="Kép 48"/>
+                    <pic:cNvPicPr/>
+                  </pic:nvPicPr>
+                  <pic:blipFill>
+                    <a:blip r:embed="rId42">
+                      <a:extLst>
+                        <a:ext uri="{28A0092B-C50C-407E-A947-70E740481C1C}">
+                          <a14:useLocalDpi xmlns:a14="http://schemas.microsoft.com/office/drawing/2010/main" val="0"/>
+                        </a:ext>
+                      </a:extLst>
+                    </a:blip>
+                    <a:stretch>
+                      <a:fillRect/>
+                    </a:stretch>
+                  </pic:blipFill>
+                  <pic:spPr>
+                    <a:xfrm>
+                      <a:off x="0" y="0"/>
+                      <a:ext cx="5760720" cy="4283710"/>
+                    </a:xfrm>
+                    <a:prstGeom prst="rect">
+                      <a:avLst/>
+                    </a:prstGeom>
+                  </pic:spPr>
+                </pic:pic>
+              </a:graphicData>
+            </a:graphic>
+          </wp:inline>
+        </w:drawing>
+      </w:r>
+    </w:p>
+    <w:p>
+      <w:r>
+        <w:lastRenderedPageBreak/>
+        <w:t xml:space="preserve">Samba: Hasonló megosztás a </w:t>
+      </w:r>
+      <w:proofErr w:type="spellStart"/>
+      <w:r>
+        <w:t>WebDav</w:t>
+      </w:r>
+      <w:proofErr w:type="spellEnd"/>
+      <w:r>
+        <w:t>-hoz. A /</w:t>
+      </w:r>
+      <w:proofErr w:type="spellStart"/>
+      <w:r>
         <w:t>home</w:t>
       </w:r>
       <w:proofErr w:type="spellEnd"/>
       <w:r>
-        <w:t>/</w:t>
+        <w:t>/pi/</w:t>
       </w:r>
       <w:proofErr w:type="spellStart"/>
       <w:r>
-        <w:t>Saves</w:t>
+        <w:t>Megosztasok</w:t>
       </w:r>
       <w:proofErr w:type="spellEnd"/>
       <w:r>
-        <w:t xml:space="preserve"> mappába, minden </w:t>
+        <w:t xml:space="preserve"> mappát osztja meg ez is.</w:t>
+      </w:r>
+    </w:p>
+    <w:p>
+      <w:r>
+        <w:t>Itt látható a Samba megosztásnak a verzió beállítása. Csak Linux használata esetén nem kötelező, de Windows használatnál fontos!</w:t>
+      </w:r>
+    </w:p>
+    <w:p>
+      <w:r>
+        <w:rPr>
+          <w:noProof/>
+        </w:rPr>
+        <w:drawing>
+          <wp:inline distT="0" distB="0" distL="0" distR="0" wp14:anchorId="745D4119" wp14:editId="6598B626">
+            <wp:extent cx="5760720" cy="748665"/>
+            <wp:effectExtent l="0" t="0" r="0" b="0"/>
+            <wp:docPr id="49" name="Kép 49"/>
+            <wp:cNvGraphicFramePr>
+              <a:graphicFrameLocks xmlns:a="http://schemas.openxmlformats.org/drawingml/2006/main" noChangeAspect="1"/>
+            </wp:cNvGraphicFramePr>
+            <a:graphic xmlns:a="http://schemas.openxmlformats.org/drawingml/2006/main">
+              <a:graphicData uri="http://schemas.openxmlformats.org/drawingml/2006/picture">
+                <pic:pic xmlns:pic="http://schemas.openxmlformats.org/drawingml/2006/picture">
+                  <pic:nvPicPr>
+                    <pic:cNvPr id="49" name="Kép 49"/>
+                    <pic:cNvPicPr/>
+                  </pic:nvPicPr>
+                  <pic:blipFill>
+                    <a:blip r:embed="rId43">
+                      <a:extLst>
+                        <a:ext uri="{28A0092B-C50C-407E-A947-70E740481C1C}">
+                          <a14:useLocalDpi xmlns:a14="http://schemas.microsoft.com/office/drawing/2010/main" val="0"/>
+                        </a:ext>
+                      </a:extLst>
+                    </a:blip>
+                    <a:stretch>
+                      <a:fillRect/>
+                    </a:stretch>
+                  </pic:blipFill>
+                  <pic:spPr>
+                    <a:xfrm>
+                      <a:off x="0" y="0"/>
+                      <a:ext cx="5760720" cy="748665"/>
+                    </a:xfrm>
+                    <a:prstGeom prst="rect">
+                      <a:avLst/>
+                    </a:prstGeom>
+                  </pic:spPr>
+                </pic:pic>
+              </a:graphicData>
+            </a:graphic>
+          </wp:inline>
+        </w:drawing>
+      </w:r>
+    </w:p>
+    <w:p>
+      <w:r>
+        <w:t>És itt látható a beállítások amelyek a megosztott mappát érintik. Fontos a ’[</w:t>
       </w:r>
       <w:proofErr w:type="spellStart"/>
       <w:r>
-        <w:t>Vasárnap</w:t>
-      </w:r>
-      <w:proofErr w:type="gramStart"/>
-      <w:r>
-        <w:t>.l</w:t>
+        <w:t>Megosztasok</w:t>
       </w:r>
       <w:proofErr w:type="spellEnd"/>
-      <w:proofErr w:type="gramEnd"/>
-    </w:p>
-    <w:p>
-      <w:r>
-        <w:t>DHCP:</w:t>
-      </w:r>
-    </w:p>
-    <w:p>
-      <w:r>
-        <w:t xml:space="preserve">192.168.50.0/24 Hálózatnak oszt IP-címeket 192.168.50.50-tól 192.168.50.100-ig. A DNS szerver 10.10.10.10-nek van megadva. A </w:t>
+      <w:r>
+        <w:t>]’ tag-</w:t>
       </w:r>
       <w:proofErr w:type="spellStart"/>
       <w:r>
-        <w:t>Default</w:t>
+        <w:t>et</w:t>
       </w:r>
       <w:proofErr w:type="spellEnd"/>
       <w:r>
-        <w:t xml:space="preserve"> </w:t>
-      </w:r>
-      <w:proofErr w:type="spellStart"/>
-      <w:r>
-        <w:t>Gateway</w:t>
-      </w:r>
-      <w:proofErr w:type="spellEnd"/>
-      <w:r>
-        <w:t xml:space="preserve"> a 192.168.50.1.</w:t>
-      </w:r>
-    </w:p>
-    <w:p>
-      <w:proofErr w:type="spellStart"/>
-      <w:r>
-        <w:t>WebDAV</w:t>
-      </w:r>
-      <w:proofErr w:type="spellEnd"/>
-      <w:r>
-        <w:t>:</w:t>
-      </w:r>
-    </w:p>
-    <w:p>
-      <w:r>
-        <w:t>Fájlmegosztás. a megosztott mappa a /</w:t>
-      </w:r>
-      <w:proofErr w:type="spellStart"/>
-      <w:r>
-        <w:t>home</w:t>
-      </w:r>
-      <w:proofErr w:type="spellEnd"/>
-      <w:r>
-        <w:t>/pi/Public/</w:t>
-      </w:r>
-      <w:proofErr w:type="spellStart"/>
-      <w:r>
-        <w:t>Megosztasok</w:t>
-      </w:r>
-      <w:proofErr w:type="spellEnd"/>
-      <w:r>
-        <w:t>. Működik Windows és Linux-</w:t>
-      </w:r>
-      <w:proofErr w:type="spellStart"/>
-      <w:r>
-        <w:t>on</w:t>
-      </w:r>
-      <w:proofErr w:type="spellEnd"/>
-      <w:r>
-        <w:t xml:space="preserve"> is.</w:t>
-      </w:r>
-    </w:p>
-    <w:p>
-      <w:proofErr w:type="spellStart"/>
-      <w:r>
-        <w:t>Cups</w:t>
-      </w:r>
-      <w:proofErr w:type="spellEnd"/>
-      <w:r>
-        <w:t>:</w:t>
-      </w:r>
-    </w:p>
-    <w:p>
-      <w:r>
-        <w:t>Nyomtató irányítása gépen keresztül.</w:t>
-      </w:r>
-    </w:p>
-    <w:p>
+        <w:t xml:space="preserve"> is helyesen írni, mivel így lehet megtalálni a megosztást!</w:t>
+      </w:r>
+    </w:p>
+    <w:p>
+      <w:r>
+        <w:rPr>
+          <w:noProof/>
+        </w:rPr>
+        <w:drawing>
+          <wp:inline distT="0" distB="0" distL="0" distR="0" wp14:anchorId="6E79D94A" wp14:editId="2586A645">
+            <wp:extent cx="5649113" cy="1276528"/>
+            <wp:effectExtent l="0" t="0" r="8890" b="0"/>
+            <wp:docPr id="50" name="Kép 50"/>
+            <wp:cNvGraphicFramePr>
+              <a:graphicFrameLocks xmlns:a="http://schemas.openxmlformats.org/drawingml/2006/main" noChangeAspect="1"/>
+            </wp:cNvGraphicFramePr>
+            <a:graphic xmlns:a="http://schemas.openxmlformats.org/drawingml/2006/main">
+              <a:graphicData uri="http://schemas.openxmlformats.org/drawingml/2006/picture">
+                <pic:pic xmlns:pic="http://schemas.openxmlformats.org/drawingml/2006/picture">
+                  <pic:nvPicPr>
+                    <pic:cNvPr id="50" name="Kép 50"/>
+                    <pic:cNvPicPr/>
+                  </pic:nvPicPr>
+                  <pic:blipFill>
+                    <a:blip r:embed="rId44">
+                      <a:extLst>
+                        <a:ext uri="{28A0092B-C50C-407E-A947-70E740481C1C}">
+                          <a14:useLocalDpi xmlns:a14="http://schemas.microsoft.com/office/drawing/2010/main" val="0"/>
+                        </a:ext>
+                      </a:extLst>
+                    </a:blip>
+                    <a:stretch>
+                      <a:fillRect/>
+                    </a:stretch>
+                  </pic:blipFill>
+                  <pic:spPr>
+                    <a:xfrm>
+                      <a:off x="0" y="0"/>
+                      <a:ext cx="5649113" cy="1276528"/>
+                    </a:xfrm>
+                    <a:prstGeom prst="rect">
+                      <a:avLst/>
+                    </a:prstGeom>
+                  </pic:spPr>
+                </pic:pic>
+              </a:graphicData>
+            </a:graphic>
+          </wp:inline>
+        </w:drawing>
+      </w:r>
+    </w:p>
+    <w:p>
+      <w:pPr>
+        <w:spacing w:after="160"/>
+      </w:pPr>
       <w:r>
         <w:br w:type="page"/>
       </w:r>
     </w:p>
+    <w:p/>
     <w:p/>
     <w:p>
       <w:pPr>
@@ -3604,7 +5034,7 @@
                     <pic:cNvPicPr/>
                   </pic:nvPicPr>
                   <pic:blipFill>
-                    <a:blip r:embed="rId23">
+                    <a:blip r:embed="rId45">
                       <a:extLst>
                         <a:ext uri="{28A0092B-C50C-407E-A947-70E740481C1C}">
                           <a14:useLocalDpi xmlns:a14="http://schemas.microsoft.com/office/drawing/2010/main" val="0"/>
@@ -5984,7 +7414,7 @@
                     <pic:cNvPicPr/>
                   </pic:nvPicPr>
                   <pic:blipFill>
-                    <a:blip r:embed="rId24">
+                    <a:blip r:embed="rId46">
                       <a:extLst>
                         <a:ext uri="{28A0092B-C50C-407E-A947-70E740481C1C}">
                           <a14:useLocalDpi xmlns:a14="http://schemas.microsoft.com/office/drawing/2010/main" val="0"/>
@@ -6065,7 +7495,7 @@
                     <pic:cNvPicPr/>
                   </pic:nvPicPr>
                   <pic:blipFill>
-                    <a:blip r:embed="rId25">
+                    <a:blip r:embed="rId47">
                       <a:extLst>
                         <a:ext uri="{28A0092B-C50C-407E-A947-70E740481C1C}">
                           <a14:useLocalDpi xmlns:a14="http://schemas.microsoft.com/office/drawing/2010/main" val="0"/>
@@ -6114,15 +7544,7 @@
       </w:r>
       <w:proofErr w:type="spellEnd"/>
       <w:r>
-        <w:t xml:space="preserve"> kapcsolók közötti kapcsolatot egy 1-es </w:t>
-      </w:r>
-      <w:proofErr w:type="spellStart"/>
-      <w:r>
-        <w:t>azonosítójú</w:t>
-      </w:r>
-      <w:proofErr w:type="spellEnd"/>
-      <w:r>
-        <w:t xml:space="preserve"> </w:t>
+        <w:t xml:space="preserve"> kapcsolók közötti kapcsolatot egy 1-es azonosítójú </w:t>
       </w:r>
       <w:proofErr w:type="spellStart"/>
       <w:r>
@@ -6214,7 +7636,7 @@
                     <pic:cNvPicPr/>
                   </pic:nvPicPr>
                   <pic:blipFill>
-                    <a:blip r:embed="rId26">
+                    <a:blip r:embed="rId48">
                       <a:extLst>
                         <a:ext uri="{28A0092B-C50C-407E-A947-70E740481C1C}">
                           <a14:useLocalDpi xmlns:a14="http://schemas.microsoft.com/office/drawing/2010/main" val="0"/>
@@ -6281,7 +7703,7 @@
                     <pic:cNvPicPr/>
                   </pic:nvPicPr>
                   <pic:blipFill>
-                    <a:blip r:embed="rId27">
+                    <a:blip r:embed="rId49">
                       <a:extLst>
                         <a:ext uri="{28A0092B-C50C-407E-A947-70E740481C1C}">
                           <a14:useLocalDpi xmlns:a14="http://schemas.microsoft.com/office/drawing/2010/main" val="0"/>
@@ -6355,6 +7777,9 @@
     </w:p>
     <w:p>
       <w:r>
+        <w:rPr>
+          <w:noProof/>
+        </w:rPr>
         <w:drawing>
           <wp:anchor distT="0" distB="0" distL="114300" distR="114300" simplePos="0" relativeHeight="251659264" behindDoc="0" locked="0" layoutInCell="1" allowOverlap="1" wp14:anchorId="246637BD" wp14:editId="438CE50B">
             <wp:simplePos x="0" y="0"/>
@@ -6379,7 +7804,7 @@
                     <pic:cNvPicPr/>
                   </pic:nvPicPr>
                   <pic:blipFill>
-                    <a:blip r:embed="rId28">
+                    <a:blip r:embed="rId50">
                       <a:extLst>
                         <a:ext uri="{28A0092B-C50C-407E-A947-70E740481C1C}">
                           <a14:useLocalDpi xmlns:a14="http://schemas.microsoft.com/office/drawing/2010/main" val="0"/>
@@ -6426,8 +7851,8 @@
             <v:path o:extrusionok="f" gradientshapeok="t" o:connecttype="rect"/>
             <o:lock v:ext="edit" aspectratio="t"/>
           </v:shapetype>
-          <v:shape id="_x0000_i1025" type="#_x0000_t75" style="width:202pt;height:62pt">
-            <v:imagedata r:id="rId29" o:title="R_main hsrp"/>
+          <v:shape id="_x0000_i1025" type="#_x0000_t75" style="width:201.75pt;height:62.25pt">
+            <v:imagedata r:id="rId51" o:title="R_main hsrp"/>
           </v:shape>
         </w:pict>
       </w:r>
@@ -6447,77 +7872,53 @@
       <w:bookmarkStart w:id="15" w:name="_Toc227564405"/>
       <w:r>
         <w:lastRenderedPageBreak/>
-        <w:t xml:space="preserve">DHCPv6 </w:t>
+        <w:t>DHCPv6 routeren:</w:t>
+      </w:r>
+      <w:bookmarkEnd w:id="15"/>
+    </w:p>
+    <w:p>
+      <w:r>
+        <w:t xml:space="preserve">Az </w:t>
       </w:r>
       <w:proofErr w:type="spellStart"/>
       <w:r>
-        <w:t>routeren</w:t>
+        <w:t>R_factory</w:t>
       </w:r>
       <w:proofErr w:type="spellEnd"/>
       <w:r>
+        <w:t xml:space="preserve"> routeren ipv6-os </w:t>
+      </w:r>
+      <w:proofErr w:type="spellStart"/>
+      <w:r>
+        <w:t>dhcp</w:t>
+      </w:r>
+      <w:proofErr w:type="spellEnd"/>
+      <w:r>
+        <w:t xml:space="preserve"> szervert hozunk létre</w:t>
+      </w:r>
+      <w:r>
+        <w:t>.</w:t>
+      </w:r>
+    </w:p>
+    <w:p>
+      <w:proofErr w:type="spellStart"/>
+      <w:r>
+        <w:t>Default</w:t>
+      </w:r>
+      <w:proofErr w:type="spellEnd"/>
+      <w:r>
+        <w:t xml:space="preserve"> </w:t>
+      </w:r>
+      <w:proofErr w:type="spellStart"/>
+      <w:r>
+        <w:t>gateway</w:t>
+      </w:r>
+      <w:proofErr w:type="spellEnd"/>
+      <w:r>
         <w:t>:</w:t>
       </w:r>
-      <w:bookmarkEnd w:id="15"/>
-    </w:p>
-    <w:p>
-      <w:r>
-        <w:t xml:space="preserve">Az </w:t>
-      </w:r>
-      <w:proofErr w:type="spellStart"/>
-      <w:r>
-        <w:t>R_factory</w:t>
-      </w:r>
-      <w:proofErr w:type="spellEnd"/>
-      <w:r>
-        <w:t xml:space="preserve"> </w:t>
-      </w:r>
-      <w:proofErr w:type="spellStart"/>
-      <w:r>
-        <w:t>routeren</w:t>
-      </w:r>
-      <w:proofErr w:type="spellEnd"/>
-      <w:r>
-        <w:t xml:space="preserve"> ipv6-os </w:t>
-      </w:r>
-      <w:proofErr w:type="spellStart"/>
-      <w:r>
-        <w:t>dhcp</w:t>
-      </w:r>
-      <w:proofErr w:type="spellEnd"/>
-      <w:r>
-        <w:t xml:space="preserve"> szervert hozunk létre</w:t>
-      </w:r>
-      <w:r>
-        <w:t>.</w:t>
-      </w:r>
-    </w:p>
-    <w:p>
-      <w:proofErr w:type="spellStart"/>
-      <w:r>
-        <w:t>Default</w:t>
-      </w:r>
-      <w:proofErr w:type="spellEnd"/>
-      <w:r>
-        <w:t xml:space="preserve"> </w:t>
-      </w:r>
-      <w:proofErr w:type="spellStart"/>
-      <w:r>
-        <w:t>gateway</w:t>
-      </w:r>
-      <w:proofErr w:type="spellEnd"/>
-      <w:r>
-        <w:t>:</w:t>
-      </w:r>
-      <w:r>
-        <w:t xml:space="preserve"> 2001:20</w:t>
-      </w:r>
-      <w:proofErr w:type="gramStart"/>
-      <w:r>
-        <w:t>::</w:t>
-      </w:r>
-      <w:proofErr w:type="gramEnd"/>
-      <w:r>
-        <w:t>1/64</w:t>
+      <w:r>
+        <w:t xml:space="preserve"> 2001:20::1/64</w:t>
       </w:r>
     </w:p>
     <w:p>
@@ -6545,7 +7946,7 @@
                     <pic:cNvPicPr/>
                   </pic:nvPicPr>
                   <pic:blipFill>
-                    <a:blip r:embed="rId30">
+                    <a:blip r:embed="rId52">
                       <a:extLst>
                         <a:ext uri="{28A0092B-C50C-407E-A947-70E740481C1C}">
                           <a14:useLocalDpi xmlns:a14="http://schemas.microsoft.com/office/drawing/2010/main" val="0"/>
@@ -6592,7 +7993,7 @@
                     <pic:cNvPicPr/>
                   </pic:nvPicPr>
                   <pic:blipFill>
-                    <a:blip r:embed="rId31">
+                    <a:blip r:embed="rId53">
                       <a:extLst>
                         <a:ext uri="{28A0092B-C50C-407E-A947-70E740481C1C}">
                           <a14:useLocalDpi xmlns:a14="http://schemas.microsoft.com/office/drawing/2010/main" val="0"/>
@@ -6669,7 +8070,7 @@
                     <pic:cNvPicPr/>
                   </pic:nvPicPr>
                   <pic:blipFill>
-                    <a:blip r:embed="rId32">
+                    <a:blip r:embed="rId54">
                       <a:extLst>
                         <a:ext uri="{28A0092B-C50C-407E-A947-70E740481C1C}">
                           <a14:useLocalDpi xmlns:a14="http://schemas.microsoft.com/office/drawing/2010/main" val="0"/>
@@ -6716,7 +8117,7 @@
                     <pic:cNvPicPr/>
                   </pic:nvPicPr>
                   <pic:blipFill>
-                    <a:blip r:embed="rId33">
+                    <a:blip r:embed="rId55">
                       <a:extLst>
                         <a:ext uri="{28A0092B-C50C-407E-A947-70E740481C1C}">
                           <a14:useLocalDpi xmlns:a14="http://schemas.microsoft.com/office/drawing/2010/main" val="0"/>
@@ -6799,7 +8200,7 @@
                     <pic:cNvPicPr/>
                   </pic:nvPicPr>
                   <pic:blipFill rotWithShape="1">
-                    <a:blip r:embed="rId34">
+                    <a:blip r:embed="rId56">
                       <a:extLst>
                         <a:ext uri="{28A0092B-C50C-407E-A947-70E740481C1C}">
                           <a14:useLocalDpi xmlns:a14="http://schemas.microsoft.com/office/drawing/2010/main" val="0"/>
@@ -6847,11 +8248,12 @@
       <w:r>
         <w:t>ipv6-ipv4</w:t>
       </w:r>
-      <w:bookmarkStart w:id="19" w:name="_GoBack"/>
-      <w:bookmarkEnd w:id="19"/>
-    </w:p>
-    <w:p>
-      <w:r>
+    </w:p>
+    <w:p>
+      <w:r>
+        <w:rPr>
+          <w:noProof/>
+        </w:rPr>
         <w:drawing>
           <wp:inline distT="0" distB="0" distL="0" distR="0" wp14:anchorId="14596D62" wp14:editId="45C612C5">
             <wp:extent cx="3505689" cy="266737"/>
@@ -6868,7 +8270,7 @@
                     <pic:cNvPicPr/>
                   </pic:nvPicPr>
                   <pic:blipFill>
-                    <a:blip r:embed="rId35"/>
+                    <a:blip r:embed="rId57"/>
                     <a:stretch>
                       <a:fillRect/>
                     </a:stretch>
@@ -6908,15 +8310,7 @@
     </w:p>
     <w:p>
       <w:r>
-        <w:t xml:space="preserve">A </w:t>
-      </w:r>
-      <w:proofErr w:type="gramStart"/>
-      <w:r>
-        <w:t>weboldal  sikeresen</w:t>
-      </w:r>
-      <w:proofErr w:type="gramEnd"/>
-      <w:r>
-        <w:t xml:space="preserve"> betölt az irodai számítógépeken.</w:t>
+        <w:t>A weboldal  sikeresen betölt az irodai számítógépeken.</w:t>
       </w:r>
     </w:p>
     <w:p>
@@ -6941,7 +8335,7 @@
                     <pic:cNvPicPr/>
                   </pic:nvPicPr>
                   <pic:blipFill>
-                    <a:blip r:embed="rId36">
+                    <a:blip r:embed="rId58">
                       <a:extLst>
                         <a:ext uri="{28A0092B-C50C-407E-A947-70E740481C1C}">
                           <a14:useLocalDpi xmlns:a14="http://schemas.microsoft.com/office/drawing/2010/main" val="0"/>
@@ -6978,7 +8372,7 @@
       <w:pPr>
         <w:pStyle w:val="Cmsor2"/>
       </w:pPr>
-      <w:bookmarkStart w:id="20" w:name="_Toc227564409"/>
+      <w:bookmarkStart w:id="19" w:name="_Toc227564409"/>
       <w:proofErr w:type="spellStart"/>
       <w:r>
         <w:t>R_factory_config</w:t>
@@ -6987,13 +8381,13 @@
       <w:r>
         <w:t>:</w:t>
       </w:r>
-      <w:bookmarkEnd w:id="20"/>
+      <w:bookmarkEnd w:id="19"/>
     </w:p>
     <w:p>
       <w:pPr>
         <w:pStyle w:val="Cmsor2"/>
       </w:pPr>
-      <w:bookmarkStart w:id="21" w:name="_Toc227564410"/>
+      <w:bookmarkStart w:id="20" w:name="_Toc227564410"/>
       <w:proofErr w:type="spellStart"/>
       <w:r>
         <w:t>R_main_config</w:t>
@@ -7002,13 +8396,13 @@
       <w:r>
         <w:t>:</w:t>
       </w:r>
-      <w:bookmarkEnd w:id="21"/>
+      <w:bookmarkEnd w:id="20"/>
     </w:p>
     <w:p>
       <w:pPr>
         <w:pStyle w:val="Cmsor2"/>
       </w:pPr>
-      <w:bookmarkStart w:id="22" w:name="_Toc227564411"/>
+      <w:bookmarkStart w:id="21" w:name="_Toc227564411"/>
       <w:proofErr w:type="spellStart"/>
       <w:r>
         <w:t>R_backup_config</w:t>
@@ -7017,13 +8411,13 @@
       <w:r>
         <w:t>:</w:t>
       </w:r>
-      <w:bookmarkEnd w:id="22"/>
+      <w:bookmarkEnd w:id="21"/>
     </w:p>
     <w:p>
       <w:pPr>
         <w:pStyle w:val="Cmsor2"/>
       </w:pPr>
-      <w:bookmarkStart w:id="23" w:name="_Toc227564412"/>
+      <w:bookmarkStart w:id="22" w:name="_Toc227564412"/>
       <w:proofErr w:type="spellStart"/>
       <w:r>
         <w:t>R_server_config</w:t>
@@ -7032,7 +8426,7 @@
       <w:r>
         <w:t>:</w:t>
       </w:r>
-      <w:bookmarkEnd w:id="23"/>
+      <w:bookmarkEnd w:id="22"/>
     </w:p>
     <w:p>
       <w:pPr>
@@ -7051,7 +8445,7 @@
       <w:pPr>
         <w:pStyle w:val="Cmsor2"/>
       </w:pPr>
-      <w:bookmarkStart w:id="24" w:name="_Toc227564413"/>
+      <w:bookmarkStart w:id="23" w:name="_Toc227564413"/>
       <w:proofErr w:type="spellStart"/>
       <w:r>
         <w:t>Sw_main_config</w:t>
@@ -7060,13 +8454,13 @@
       <w:r>
         <w:t>:</w:t>
       </w:r>
-      <w:bookmarkEnd w:id="24"/>
+      <w:bookmarkEnd w:id="23"/>
     </w:p>
     <w:p>
       <w:pPr>
         <w:pStyle w:val="Cmsor2"/>
       </w:pPr>
-      <w:bookmarkStart w:id="25" w:name="_Toc227564414"/>
+      <w:bookmarkStart w:id="24" w:name="_Toc227564414"/>
       <w:proofErr w:type="spellStart"/>
       <w:r>
         <w:t>Sw</w:t>
@@ -7078,13 +8472,13 @@
       <w:r>
         <w:t>:</w:t>
       </w:r>
-      <w:bookmarkEnd w:id="25"/>
+      <w:bookmarkEnd w:id="24"/>
     </w:p>
     <w:p>
       <w:pPr>
         <w:pStyle w:val="Cmsor2"/>
       </w:pPr>
-      <w:bookmarkStart w:id="26" w:name="_Toc227564415"/>
+      <w:bookmarkStart w:id="25" w:name="_Toc227564415"/>
       <w:proofErr w:type="spellStart"/>
       <w:r>
         <w:t>Sw_factory_config</w:t>
@@ -7093,11 +8487,2639 @@
       <w:r>
         <w:t>:</w:t>
       </w:r>
-      <w:bookmarkEnd w:id="26"/>
-    </w:p>
+      <w:bookmarkEnd w:id="25"/>
+    </w:p>
+    <w:p>
+      <w:pPr>
+        <w:spacing w:after="160"/>
+      </w:pPr>
+      <w:r>
+        <w:br w:type="page"/>
+      </w:r>
+    </w:p>
+    <w:p>
+      <w:pPr>
+        <w:spacing w:after="160"/>
+        <w:rPr>
+          <w:rFonts w:eastAsiaTheme="majorEastAsia" w:cstheme="majorBidi"/>
+          <w:color w:val="2F5496" w:themeColor="accent1" w:themeShade="BF"/>
+          <w:sz w:val="32"/>
+          <w:szCs w:val="32"/>
+        </w:rPr>
+      </w:pPr>
+      <w:r>
+        <w:rPr>
+          <w:rFonts w:eastAsiaTheme="majorEastAsia" w:cstheme="majorBidi"/>
+          <w:color w:val="2F5496" w:themeColor="accent1" w:themeShade="BF"/>
+          <w:sz w:val="32"/>
+          <w:szCs w:val="32"/>
+        </w:rPr>
+        <w:lastRenderedPageBreak/>
+        <w:t>Készülékek:</w:t>
+      </w:r>
+    </w:p>
+    <w:p>
+      <w:r>
+        <w:rPr>
+          <w:rStyle w:val="Cmsor2Char"/>
+        </w:rPr>
+        <w:t>Kapcsoló:</w:t>
+      </w:r>
+      <w:r>
+        <w:t xml:space="preserve"> </w:t>
+      </w:r>
+    </w:p>
+    <w:p>
+      <w:r>
+        <w:t xml:space="preserve">Név: </w:t>
+      </w:r>
+      <w:r>
+        <w:t>Cisco C9200L-24T-4G-E</w:t>
+      </w:r>
+    </w:p>
+    <w:p>
+      <w:r>
+        <w:t>Portok: 24 Gigabit Ethernet</w:t>
+      </w:r>
+    </w:p>
+    <w:p>
+      <w:r>
+        <w:t>Megbízható Cisco-s Kapcsoló, amely hatékonyan építi a hálózatunk gerincét.</w:t>
+      </w:r>
+      <w:r>
+        <w:br/>
+        <w:t>Mennyiség: 3</w:t>
+      </w:r>
+    </w:p>
+    <w:p>
+      <w:r>
+        <w:t>Darabonkénti</w:t>
+      </w:r>
+      <w:r>
+        <w:t xml:space="preserve"> ár: 384 000 Ft</w:t>
+      </w:r>
+    </w:p>
+    <w:p>
+      <w:r>
+        <w:rPr>
+          <w:noProof/>
+        </w:rPr>
+        <w:drawing>
+          <wp:inline distT="0" distB="0" distL="0" distR="0" wp14:anchorId="06E86504" wp14:editId="550D231D">
+            <wp:extent cx="6057900" cy="6057900"/>
+            <wp:effectExtent l="0" t="0" r="0" b="0"/>
+            <wp:docPr id="51" name="Kép 51"/>
+            <wp:cNvGraphicFramePr>
+              <a:graphicFrameLocks xmlns:a="http://schemas.openxmlformats.org/drawingml/2006/main" noChangeAspect="1"/>
+            </wp:cNvGraphicFramePr>
+            <a:graphic xmlns:a="http://schemas.openxmlformats.org/drawingml/2006/main">
+              <a:graphicData uri="http://schemas.openxmlformats.org/drawingml/2006/picture">
+                <pic:pic xmlns:pic="http://schemas.openxmlformats.org/drawingml/2006/picture">
+                  <pic:nvPicPr>
+                    <pic:cNvPr id="0" name="Picture 2"/>
+                    <pic:cNvPicPr>
+                      <a:picLocks noChangeAspect="1" noChangeArrowheads="1"/>
+                    </pic:cNvPicPr>
+                  </pic:nvPicPr>
+                  <pic:blipFill>
+                    <a:blip r:embed="rId59" cstate="print">
+                      <a:extLst>
+                        <a:ext uri="{28A0092B-C50C-407E-A947-70E740481C1C}">
+                          <a14:useLocalDpi xmlns:a14="http://schemas.microsoft.com/office/drawing/2010/main" val="0"/>
+                        </a:ext>
+                      </a:extLst>
+                    </a:blip>
+                    <a:srcRect/>
+                    <a:stretch>
+                      <a:fillRect/>
+                    </a:stretch>
+                  </pic:blipFill>
+                  <pic:spPr bwMode="auto">
+                    <a:xfrm>
+                      <a:off x="0" y="0"/>
+                      <a:ext cx="6057900" cy="6057900"/>
+                    </a:xfrm>
+                    <a:prstGeom prst="rect">
+                      <a:avLst/>
+                    </a:prstGeom>
+                    <a:noFill/>
+                    <a:ln>
+                      <a:noFill/>
+                    </a:ln>
+                  </pic:spPr>
+                </pic:pic>
+              </a:graphicData>
+            </a:graphic>
+          </wp:inline>
+        </w:drawing>
+      </w:r>
+    </w:p>
+    <w:p>
+      <w:pPr>
+        <w:spacing w:after="160"/>
+        <w:rPr>
+          <w:rFonts w:eastAsiaTheme="majorEastAsia" w:cstheme="majorBidi"/>
+          <w:color w:val="537DC9"/>
+          <w:szCs w:val="26"/>
+        </w:rPr>
+      </w:pPr>
+      <w:r>
+        <w:br w:type="page"/>
+      </w:r>
+    </w:p>
+    <w:p>
+      <w:pPr>
+        <w:pStyle w:val="Cmsor2"/>
+      </w:pPr>
+      <w:r>
+        <w:lastRenderedPageBreak/>
+        <w:t xml:space="preserve">Forgalomirányító: </w:t>
+      </w:r>
+      <w:r>
+        <w:tab/>
+      </w:r>
+    </w:p>
+    <w:p>
+      <w:r>
+        <w:t xml:space="preserve">Név: </w:t>
+      </w:r>
+      <w:r>
+        <w:t>Router Cisco 1921/K9</w:t>
+      </w:r>
+      <w:r>
+        <w:br/>
+        <w:t>Portok: 2 Gigabit Ethernet</w:t>
+      </w:r>
+    </w:p>
+    <w:p>
+      <w:r>
+        <w:t>Ez a készülék is a Cisco-</w:t>
+      </w:r>
+      <w:proofErr w:type="spellStart"/>
+      <w:r>
+        <w:t>tól</w:t>
+      </w:r>
+      <w:proofErr w:type="spellEnd"/>
+      <w:r>
+        <w:t xml:space="preserve"> jön, megbízható és szinte Standard egy csomó hálózatban.</w:t>
+      </w:r>
+    </w:p>
+    <w:p>
+      <w:r>
+        <w:t>Mennyiség: 3</w:t>
+      </w:r>
+    </w:p>
+    <w:p>
+      <w:r>
+        <w:t>Darabonkénti ár: 162 000 Ft</w:t>
+      </w:r>
+    </w:p>
+    <w:p>
+      <w:r>
+        <w:rPr>
+          <w:noProof/>
+        </w:rPr>
+        <w:drawing>
+          <wp:inline distT="0" distB="0" distL="0" distR="0" wp14:anchorId="77C23921" wp14:editId="468C7FB1">
+            <wp:extent cx="5760720" cy="4431030"/>
+            <wp:effectExtent l="0" t="0" r="0" b="7620"/>
+            <wp:docPr id="52" name="Kép 52" descr="Router Cisco 1921/K9 - stack"/>
+            <wp:cNvGraphicFramePr>
+              <a:graphicFrameLocks xmlns:a="http://schemas.openxmlformats.org/drawingml/2006/main" noChangeAspect="1"/>
+            </wp:cNvGraphicFramePr>
+            <a:graphic xmlns:a="http://schemas.openxmlformats.org/drawingml/2006/main">
+              <a:graphicData uri="http://schemas.openxmlformats.org/drawingml/2006/picture">
+                <pic:pic xmlns:pic="http://schemas.openxmlformats.org/drawingml/2006/picture">
+                  <pic:nvPicPr>
+                    <pic:cNvPr id="0" name="Picture 4" descr="Router Cisco 1921/K9 - stack"/>
+                    <pic:cNvPicPr>
+                      <a:picLocks noChangeAspect="1" noChangeArrowheads="1"/>
+                    </pic:cNvPicPr>
+                  </pic:nvPicPr>
+                  <pic:blipFill>
+                    <a:blip r:embed="rId60">
+                      <a:extLst>
+                        <a:ext uri="{28A0092B-C50C-407E-A947-70E740481C1C}">
+                          <a14:useLocalDpi xmlns:a14="http://schemas.microsoft.com/office/drawing/2010/main" val="0"/>
+                        </a:ext>
+                      </a:extLst>
+                    </a:blip>
+                    <a:srcRect/>
+                    <a:stretch>
+                      <a:fillRect/>
+                    </a:stretch>
+                  </pic:blipFill>
+                  <pic:spPr bwMode="auto">
+                    <a:xfrm>
+                      <a:off x="0" y="0"/>
+                      <a:ext cx="5760720" cy="4431030"/>
+                    </a:xfrm>
+                    <a:prstGeom prst="rect">
+                      <a:avLst/>
+                    </a:prstGeom>
+                    <a:noFill/>
+                    <a:ln>
+                      <a:noFill/>
+                    </a:ln>
+                  </pic:spPr>
+                </pic:pic>
+              </a:graphicData>
+            </a:graphic>
+          </wp:inline>
+        </w:drawing>
+      </w:r>
+    </w:p>
+    <w:p>
+      <w:pPr>
+        <w:spacing w:after="160"/>
+      </w:pPr>
+      <w:r>
+        <w:br w:type="page"/>
+      </w:r>
+    </w:p>
+    <w:p>
+      <w:pPr>
+        <w:pStyle w:val="Cmsor2"/>
+      </w:pPr>
+      <w:r>
+        <w:lastRenderedPageBreak/>
+        <w:t>Nyomtató:</w:t>
+      </w:r>
+    </w:p>
+    <w:p>
+      <w:r>
+        <w:t xml:space="preserve">Név: </w:t>
+      </w:r>
+      <w:r>
+        <w:t xml:space="preserve">HP </w:t>
+      </w:r>
+      <w:proofErr w:type="spellStart"/>
+      <w:r>
+        <w:t>LaserJet</w:t>
+      </w:r>
+      <w:proofErr w:type="spellEnd"/>
+      <w:r>
+        <w:t xml:space="preserve"> Pro 4102dw</w:t>
+      </w:r>
+    </w:p>
+    <w:p>
+      <w:proofErr w:type="spellStart"/>
+      <w:r>
+        <w:t>Mono</w:t>
+      </w:r>
+      <w:proofErr w:type="spellEnd"/>
+      <w:r>
+        <w:t xml:space="preserve"> lézeres, multifunkciós nyomtató, amellyel több ezren meg vannak elégedve, úgy éreztük ez egy biztos választás lesz.</w:t>
+      </w:r>
+    </w:p>
+    <w:p>
+      <w:r>
+        <w:t>Mennyiség: 1</w:t>
+      </w:r>
+    </w:p>
+    <w:p>
+      <w:r>
+        <w:t>Darabonkénti ár: 160 340 Ft</w:t>
+      </w:r>
+    </w:p>
+    <w:p>
+      <w:r>
+        <w:rPr>
+          <w:noProof/>
+        </w:rPr>
+        <w:drawing>
+          <wp:inline distT="0" distB="0" distL="0" distR="0" wp14:anchorId="1819D64E" wp14:editId="544BBE90">
+            <wp:extent cx="5760720" cy="5180965"/>
+            <wp:effectExtent l="0" t="0" r="0" b="635"/>
+            <wp:docPr id="53" name="Kép 53"/>
+            <wp:cNvGraphicFramePr>
+              <a:graphicFrameLocks xmlns:a="http://schemas.openxmlformats.org/drawingml/2006/main" noChangeAspect="1"/>
+            </wp:cNvGraphicFramePr>
+            <a:graphic xmlns:a="http://schemas.openxmlformats.org/drawingml/2006/main">
+              <a:graphicData uri="http://schemas.openxmlformats.org/drawingml/2006/picture">
+                <pic:pic xmlns:pic="http://schemas.openxmlformats.org/drawingml/2006/picture">
+                  <pic:nvPicPr>
+                    <pic:cNvPr id="0" name="Picture 6"/>
+                    <pic:cNvPicPr>
+                      <a:picLocks noChangeAspect="1" noChangeArrowheads="1"/>
+                    </pic:cNvPicPr>
+                  </pic:nvPicPr>
+                  <pic:blipFill>
+                    <a:blip r:embed="rId61">
+                      <a:extLst>
+                        <a:ext uri="{28A0092B-C50C-407E-A947-70E740481C1C}">
+                          <a14:useLocalDpi xmlns:a14="http://schemas.microsoft.com/office/drawing/2010/main" val="0"/>
+                        </a:ext>
+                      </a:extLst>
+                    </a:blip>
+                    <a:srcRect/>
+                    <a:stretch>
+                      <a:fillRect/>
+                    </a:stretch>
+                  </pic:blipFill>
+                  <pic:spPr bwMode="auto">
+                    <a:xfrm>
+                      <a:off x="0" y="0"/>
+                      <a:ext cx="5760720" cy="5180965"/>
+                    </a:xfrm>
+                    <a:prstGeom prst="rect">
+                      <a:avLst/>
+                    </a:prstGeom>
+                    <a:noFill/>
+                    <a:ln>
+                      <a:noFill/>
+                    </a:ln>
+                  </pic:spPr>
+                </pic:pic>
+              </a:graphicData>
+            </a:graphic>
+          </wp:inline>
+        </w:drawing>
+      </w:r>
+    </w:p>
+    <w:p>
+      <w:pPr>
+        <w:spacing w:after="160"/>
+      </w:pPr>
+      <w:r>
+        <w:br w:type="page"/>
+      </w:r>
+    </w:p>
+    <w:p>
+      <w:pPr>
+        <w:pStyle w:val="Cmsor2"/>
+      </w:pPr>
+      <w:r>
+        <w:lastRenderedPageBreak/>
+        <w:t xml:space="preserve">Linux </w:t>
+      </w:r>
+      <w:r>
+        <w:t>Szerver:</w:t>
+      </w:r>
+    </w:p>
+    <w:p>
+      <w:r>
+        <w:t xml:space="preserve">Név: </w:t>
+      </w:r>
+      <w:r>
+        <w:t>Server DELL R650 10SFF</w:t>
+      </w:r>
+    </w:p>
+    <w:p>
+      <w:proofErr w:type="spellStart"/>
+      <w:r>
+        <w:t>Heavy</w:t>
+      </w:r>
+      <w:proofErr w:type="spellEnd"/>
+      <w:r>
+        <w:t xml:space="preserve"> </w:t>
+      </w:r>
+      <w:proofErr w:type="spellStart"/>
+      <w:r>
+        <w:t>Duty</w:t>
+      </w:r>
+      <w:proofErr w:type="spellEnd"/>
+      <w:r>
+        <w:t xml:space="preserve"> szerver amely alkalmas fontos fájlok tárolására és megőrzésére. Ezt fogjuk használni a Linux szerverünkhöz.</w:t>
+      </w:r>
+    </w:p>
+    <w:p>
+      <w:r>
+        <w:t>Mennyiség: 1</w:t>
+      </w:r>
+      <w:r>
+        <w:br/>
+        <w:t>Darabonkénti ár: 3 656 000 Ft</w:t>
+      </w:r>
+    </w:p>
+    <w:p>
+      <w:r>
+        <w:rPr>
+          <w:noProof/>
+        </w:rPr>
+        <w:drawing>
+          <wp:inline distT="0" distB="0" distL="0" distR="0" wp14:anchorId="34A50A7D" wp14:editId="38E720B3">
+            <wp:extent cx="5760720" cy="3840480"/>
+            <wp:effectExtent l="0" t="0" r="0" b="0"/>
+            <wp:docPr id="56" name="Kép 56" descr="Dell R650 10SFF купить с доставкой от Servermall Алматы, Казахстан"/>
+            <wp:cNvGraphicFramePr>
+              <a:graphicFrameLocks xmlns:a="http://schemas.openxmlformats.org/drawingml/2006/main" noChangeAspect="1"/>
+            </wp:cNvGraphicFramePr>
+            <a:graphic xmlns:a="http://schemas.openxmlformats.org/drawingml/2006/main">
+              <a:graphicData uri="http://schemas.openxmlformats.org/drawingml/2006/picture">
+                <pic:pic xmlns:pic="http://schemas.openxmlformats.org/drawingml/2006/picture">
+                  <pic:nvPicPr>
+                    <pic:cNvPr id="0" name="Picture 12" descr="Dell R650 10SFF купить с доставкой от Servermall Алматы, Казахстан"/>
+                    <pic:cNvPicPr>
+                      <a:picLocks noChangeAspect="1" noChangeArrowheads="1"/>
+                    </pic:cNvPicPr>
+                  </pic:nvPicPr>
+                  <pic:blipFill>
+                    <a:blip r:embed="rId62" cstate="print">
+                      <a:extLst>
+                        <a:ext uri="{28A0092B-C50C-407E-A947-70E740481C1C}">
+                          <a14:useLocalDpi xmlns:a14="http://schemas.microsoft.com/office/drawing/2010/main" val="0"/>
+                        </a:ext>
+                      </a:extLst>
+                    </a:blip>
+                    <a:srcRect/>
+                    <a:stretch>
+                      <a:fillRect/>
+                    </a:stretch>
+                  </pic:blipFill>
+                  <pic:spPr bwMode="auto">
+                    <a:xfrm>
+                      <a:off x="0" y="0"/>
+                      <a:ext cx="5760720" cy="3840480"/>
+                    </a:xfrm>
+                    <a:prstGeom prst="rect">
+                      <a:avLst/>
+                    </a:prstGeom>
+                    <a:noFill/>
+                    <a:ln>
+                      <a:noFill/>
+                    </a:ln>
+                  </pic:spPr>
+                </pic:pic>
+              </a:graphicData>
+            </a:graphic>
+          </wp:inline>
+        </w:drawing>
+      </w:r>
+    </w:p>
+    <w:p>
+      <w:pPr>
+        <w:spacing w:after="160"/>
+      </w:pPr>
+      <w:r>
+        <w:br w:type="page"/>
+      </w:r>
+    </w:p>
+    <w:p>
+      <w:pPr>
+        <w:pStyle w:val="Cmsor2"/>
+      </w:pPr>
+      <w:r>
+        <w:lastRenderedPageBreak/>
+        <w:t>Merevlemez:</w:t>
+      </w:r>
+    </w:p>
+    <w:p>
+      <w:r>
+        <w:t xml:space="preserve">Név: </w:t>
+      </w:r>
+      <w:proofErr w:type="spellStart"/>
+      <w:r>
+        <w:t>Seagate</w:t>
+      </w:r>
+      <w:proofErr w:type="spellEnd"/>
+      <w:r>
+        <w:t xml:space="preserve"> </w:t>
+      </w:r>
+      <w:proofErr w:type="spellStart"/>
+      <w:r>
+        <w:t>Exos</w:t>
+      </w:r>
+      <w:proofErr w:type="spellEnd"/>
+      <w:r>
+        <w:t xml:space="preserve"> </w:t>
+      </w:r>
+      <w:proofErr w:type="spellStart"/>
+      <w:r>
+        <w:t>Nearline</w:t>
+      </w:r>
+      <w:proofErr w:type="spellEnd"/>
+      <w:r>
+        <w:t xml:space="preserve"> Enterprise </w:t>
+      </w:r>
+      <w:proofErr w:type="spellStart"/>
+      <w:r>
+        <w:t>Hard</w:t>
+      </w:r>
+      <w:proofErr w:type="spellEnd"/>
+      <w:r>
+        <w:t xml:space="preserve"> Drive 8TB</w:t>
+      </w:r>
+    </w:p>
+    <w:p>
+      <w:r>
+        <w:t xml:space="preserve">Merevlemezek a Linux szerverbe. A </w:t>
+      </w:r>
+      <w:proofErr w:type="spellStart"/>
+      <w:r>
+        <w:t>Seagate</w:t>
+      </w:r>
+      <w:proofErr w:type="spellEnd"/>
+      <w:r>
+        <w:t xml:space="preserve"> az egyik </w:t>
+      </w:r>
+      <w:proofErr w:type="spellStart"/>
+      <w:r>
+        <w:t>legmegbizhatóbb</w:t>
+      </w:r>
+      <w:proofErr w:type="spellEnd"/>
+      <w:r>
+        <w:t xml:space="preserve"> márka a merevlemez piacon. </w:t>
+      </w:r>
+      <w:r>
+        <w:t xml:space="preserve">Strapabíró Enterprise merevlemezeiket </w:t>
+      </w:r>
+      <w:proofErr w:type="spellStart"/>
+      <w:r>
+        <w:t>kíváló</w:t>
+      </w:r>
+      <w:proofErr w:type="spellEnd"/>
+      <w:r>
+        <w:t xml:space="preserve"> választásnak éreztük.</w:t>
+      </w:r>
+    </w:p>
+    <w:p>
+      <w:r>
+        <w:t>Kapacitás: 8 TB</w:t>
+      </w:r>
+    </w:p>
+    <w:p>
+      <w:r>
+        <w:t>Mennyiség: 6</w:t>
+      </w:r>
+      <w:r>
+        <w:br/>
+        <w:t>Darabonkénti ár: 140 335 Ft</w:t>
+      </w:r>
+    </w:p>
+    <w:p>
+      <w:r>
+        <w:rPr>
+          <w:noProof/>
+        </w:rPr>
+        <w:drawing>
+          <wp:inline distT="0" distB="0" distL="0" distR="0" wp14:anchorId="7185872F" wp14:editId="0267EF3B">
+            <wp:extent cx="4257675" cy="6701639"/>
+            <wp:effectExtent l="0" t="0" r="0" b="4445"/>
+            <wp:docPr id="57" name="Kép 57"/>
+            <wp:cNvGraphicFramePr>
+              <a:graphicFrameLocks xmlns:a="http://schemas.openxmlformats.org/drawingml/2006/main" noChangeAspect="1"/>
+            </wp:cNvGraphicFramePr>
+            <a:graphic xmlns:a="http://schemas.openxmlformats.org/drawingml/2006/main">
+              <a:graphicData uri="http://schemas.openxmlformats.org/drawingml/2006/picture">
+                <pic:pic xmlns:pic="http://schemas.openxmlformats.org/drawingml/2006/picture">
+                  <pic:nvPicPr>
+                    <pic:cNvPr id="0" name="Picture 14"/>
+                    <pic:cNvPicPr>
+                      <a:picLocks noChangeAspect="1" noChangeArrowheads="1"/>
+                    </pic:cNvPicPr>
+                  </pic:nvPicPr>
+                  <pic:blipFill>
+                    <a:blip r:embed="rId63">
+                      <a:extLst>
+                        <a:ext uri="{28A0092B-C50C-407E-A947-70E740481C1C}">
+                          <a14:useLocalDpi xmlns:a14="http://schemas.microsoft.com/office/drawing/2010/main" val="0"/>
+                        </a:ext>
+                      </a:extLst>
+                    </a:blip>
+                    <a:srcRect/>
+                    <a:stretch>
+                      <a:fillRect/>
+                    </a:stretch>
+                  </pic:blipFill>
+                  <pic:spPr bwMode="auto">
+                    <a:xfrm>
+                      <a:off x="0" y="0"/>
+                      <a:ext cx="4262121" cy="6708637"/>
+                    </a:xfrm>
+                    <a:prstGeom prst="rect">
+                      <a:avLst/>
+                    </a:prstGeom>
+                    <a:noFill/>
+                    <a:ln>
+                      <a:noFill/>
+                    </a:ln>
+                  </pic:spPr>
+                </pic:pic>
+              </a:graphicData>
+            </a:graphic>
+          </wp:inline>
+        </w:drawing>
+      </w:r>
+    </w:p>
+    <w:p/>
+    <w:p>
+      <w:pPr>
+        <w:pStyle w:val="Cmsor2"/>
+      </w:pPr>
+      <w:r>
+        <w:lastRenderedPageBreak/>
+        <w:t>Windows Szerver:</w:t>
+      </w:r>
+    </w:p>
+    <w:p>
+      <w:r>
+        <w:t xml:space="preserve">Név: </w:t>
+      </w:r>
+      <w:r>
+        <w:t xml:space="preserve">DELL EMC </w:t>
+      </w:r>
+      <w:proofErr w:type="spellStart"/>
+      <w:r>
+        <w:t>PowerEdge</w:t>
+      </w:r>
+      <w:proofErr w:type="spellEnd"/>
+      <w:r>
+        <w:t xml:space="preserve"> R640 (10xSFF)</w:t>
+      </w:r>
+    </w:p>
+    <w:p>
+      <w:r>
+        <w:t>Egy olcsóbb, felújított szerver amelyet Windows-</w:t>
+      </w:r>
+      <w:proofErr w:type="spellStart"/>
+      <w:r>
+        <w:t>ra</w:t>
+      </w:r>
+      <w:proofErr w:type="spellEnd"/>
+      <w:r>
+        <w:t xml:space="preserve"> fogunk használni, korához képest még mindig egy megbízható példány.</w:t>
+      </w:r>
+    </w:p>
+    <w:p>
+      <w:r>
+        <w:t>Mennyiség: 1</w:t>
+      </w:r>
+    </w:p>
+    <w:p>
+      <w:r>
+        <w:t>Darabonkénti ár: 127 790 Ft</w:t>
+      </w:r>
+    </w:p>
+    <w:p>
+      <w:r>
+        <w:rPr>
+          <w:noProof/>
+        </w:rPr>
+        <w:drawing>
+          <wp:inline distT="0" distB="0" distL="0" distR="0" wp14:anchorId="2ABEAF4D" wp14:editId="53072AD9">
+            <wp:extent cx="5813060" cy="3133725"/>
+            <wp:effectExtent l="0" t="0" r="0" b="0"/>
+            <wp:docPr id="58" name="Kép 58" descr="preview image zoom0"/>
+            <wp:cNvGraphicFramePr>
+              <a:graphicFrameLocks xmlns:a="http://schemas.openxmlformats.org/drawingml/2006/main" noChangeAspect="1"/>
+            </wp:cNvGraphicFramePr>
+            <a:graphic xmlns:a="http://schemas.openxmlformats.org/drawingml/2006/main">
+              <a:graphicData uri="http://schemas.openxmlformats.org/drawingml/2006/picture">
+                <pic:pic xmlns:pic="http://schemas.openxmlformats.org/drawingml/2006/picture">
+                  <pic:nvPicPr>
+                    <pic:cNvPr id="0" name="Picture 16" descr="preview image zoom0"/>
+                    <pic:cNvPicPr>
+                      <a:picLocks noChangeAspect="1" noChangeArrowheads="1"/>
+                    </pic:cNvPicPr>
+                  </pic:nvPicPr>
+                  <pic:blipFill>
+                    <a:blip r:embed="rId64">
+                      <a:extLst>
+                        <a:ext uri="{28A0092B-C50C-407E-A947-70E740481C1C}">
+                          <a14:useLocalDpi xmlns:a14="http://schemas.microsoft.com/office/drawing/2010/main" val="0"/>
+                        </a:ext>
+                      </a:extLst>
+                    </a:blip>
+                    <a:srcRect/>
+                    <a:stretch>
+                      <a:fillRect/>
+                    </a:stretch>
+                  </pic:blipFill>
+                  <pic:spPr bwMode="auto">
+                    <a:xfrm>
+                      <a:off x="0" y="0"/>
+                      <a:ext cx="5821139" cy="3138080"/>
+                    </a:xfrm>
+                    <a:prstGeom prst="rect">
+                      <a:avLst/>
+                    </a:prstGeom>
+                    <a:noFill/>
+                    <a:ln>
+                      <a:noFill/>
+                    </a:ln>
+                  </pic:spPr>
+                </pic:pic>
+              </a:graphicData>
+            </a:graphic>
+          </wp:inline>
+        </w:drawing>
+      </w:r>
+    </w:p>
+    <w:p>
+      <w:pPr>
+        <w:spacing w:after="160"/>
+      </w:pPr>
+      <w:r>
+        <w:br w:type="page"/>
+      </w:r>
+    </w:p>
+    <w:p>
+      <w:pPr>
+        <w:pStyle w:val="Cmsor2"/>
+      </w:pPr>
+      <w:r>
+        <w:lastRenderedPageBreak/>
+        <w:t>Számítógép és Monitor:</w:t>
+      </w:r>
+    </w:p>
+    <w:p>
+      <w:r>
+        <w:t xml:space="preserve">Név: </w:t>
+      </w:r>
+      <w:r>
+        <w:t xml:space="preserve">Dell </w:t>
+      </w:r>
+      <w:proofErr w:type="spellStart"/>
+      <w:r>
+        <w:t>OptiPlex</w:t>
+      </w:r>
+      <w:proofErr w:type="spellEnd"/>
+      <w:r>
+        <w:t xml:space="preserve"> 3070 SFF + Monitor Lenovo </w:t>
+      </w:r>
+      <w:proofErr w:type="spellStart"/>
+      <w:r>
+        <w:t>ThinkVision</w:t>
+      </w:r>
+      <w:proofErr w:type="spellEnd"/>
+      <w:r>
+        <w:t xml:space="preserve"> T24i-10 23,8"</w:t>
+      </w:r>
+    </w:p>
+    <w:p>
+      <w:r>
+        <w:t>Egy irodai számítógép és monitor páros amelyet egy akcióval sikerült beszereznünk, tökéletes irodai munkára.</w:t>
+      </w:r>
+    </w:p>
+    <w:p>
+      <w:r>
+        <w:t>Mennyiség: 16</w:t>
+      </w:r>
+    </w:p>
+    <w:p>
+      <w:r>
+        <w:t>Darabonkénti ár: 127 790 Ft</w:t>
+      </w:r>
+    </w:p>
+    <w:p/>
+    <w:p>
+      <w:pPr>
+        <w:pStyle w:val="Cmsor1"/>
+      </w:pPr>
+      <w:r>
+        <w:rPr>
+          <w:noProof/>
+        </w:rPr>
+        <w:drawing>
+          <wp:inline distT="0" distB="0" distL="0" distR="0" wp14:anchorId="4B7AC30E" wp14:editId="1578B752">
+            <wp:extent cx="5705475" cy="4279106"/>
+            <wp:effectExtent l="0" t="0" r="0" b="7620"/>
+            <wp:docPr id="60" name="Kép 60" descr="Dell OptiPlex 3070 SFF + Monitor Lenovo ThinkVision T24i-10 23,8&quot; - 2070805 #1"/>
+            <wp:cNvGraphicFramePr>
+              <a:graphicFrameLocks xmlns:a="http://schemas.openxmlformats.org/drawingml/2006/main" noChangeAspect="1"/>
+            </wp:cNvGraphicFramePr>
+            <a:graphic xmlns:a="http://schemas.openxmlformats.org/drawingml/2006/main">
+              <a:graphicData uri="http://schemas.openxmlformats.org/drawingml/2006/picture">
+                <pic:pic xmlns:pic="http://schemas.openxmlformats.org/drawingml/2006/picture">
+                  <pic:nvPicPr>
+                    <pic:cNvPr id="0" name="Picture 20" descr="Dell OptiPlex 3070 SFF + Monitor Lenovo ThinkVision T24i-10 23,8&quot; - 2070805 #1"/>
+                    <pic:cNvPicPr>
+                      <a:picLocks noChangeAspect="1" noChangeArrowheads="1"/>
+                    </pic:cNvPicPr>
+                  </pic:nvPicPr>
+                  <pic:blipFill>
+                    <a:blip r:embed="rId65">
+                      <a:extLst>
+                        <a:ext uri="{28A0092B-C50C-407E-A947-70E740481C1C}">
+                          <a14:useLocalDpi xmlns:a14="http://schemas.microsoft.com/office/drawing/2010/main" val="0"/>
+                        </a:ext>
+                      </a:extLst>
+                    </a:blip>
+                    <a:srcRect/>
+                    <a:stretch>
+                      <a:fillRect/>
+                    </a:stretch>
+                  </pic:blipFill>
+                  <pic:spPr bwMode="auto">
+                    <a:xfrm>
+                      <a:off x="0" y="0"/>
+                      <a:ext cx="5710301" cy="4282725"/>
+                    </a:xfrm>
+                    <a:prstGeom prst="rect">
+                      <a:avLst/>
+                    </a:prstGeom>
+                    <a:noFill/>
+                    <a:ln>
+                      <a:noFill/>
+                    </a:ln>
+                  </pic:spPr>
+                </pic:pic>
+              </a:graphicData>
+            </a:graphic>
+          </wp:inline>
+        </w:drawing>
+      </w:r>
+    </w:p>
+    <w:p>
+      <w:pPr>
+        <w:spacing w:after="160"/>
+      </w:pPr>
+      <w:r>
+        <w:br w:type="page"/>
+      </w:r>
+    </w:p>
+    <w:p>
+      <w:pPr>
+        <w:pStyle w:val="Cmsor2"/>
+      </w:pPr>
+      <w:r>
+        <w:lastRenderedPageBreak/>
+        <w:t>WiFi Forgalomirányító:</w:t>
+      </w:r>
+    </w:p>
+    <w:p>
+      <w:r>
+        <w:t xml:space="preserve">Név: </w:t>
+      </w:r>
+      <w:r>
+        <w:t>MIKROTIK - RB4011iGS+5HacQ2HnD-IN</w:t>
+      </w:r>
+    </w:p>
+    <w:p>
+      <w:r>
+        <w:t>WiFi-s forgalomirányító, amely vendégeinknek ad megfelelő internetet üzleteink során.</w:t>
+      </w:r>
+    </w:p>
+    <w:p>
+      <w:r>
+        <w:t>Mennyiség: 1</w:t>
+      </w:r>
+      <w:r>
+        <w:br/>
+        <w:t>Darabonkénti ár: 96 620 Ft</w:t>
+      </w:r>
+    </w:p>
+    <w:p/>
+    <w:p>
+      <w:r>
+        <w:rPr>
+          <w:noProof/>
+        </w:rPr>
+        <w:drawing>
+          <wp:inline distT="0" distB="0" distL="0" distR="0" wp14:anchorId="305F5441" wp14:editId="7B4E55BB">
+            <wp:extent cx="6000750" cy="3735467"/>
+            <wp:effectExtent l="0" t="0" r="0" b="0"/>
+            <wp:docPr id="61" name="Kép 61" descr="MIKROTIK - RB4011iGS+5HacQ2HnD-IN, 802.11AC 10xGig LAN, SFP+ 10GbE"/>
+            <wp:cNvGraphicFramePr>
+              <a:graphicFrameLocks xmlns:a="http://schemas.openxmlformats.org/drawingml/2006/main" noChangeAspect="1"/>
+            </wp:cNvGraphicFramePr>
+            <a:graphic xmlns:a="http://schemas.openxmlformats.org/drawingml/2006/main">
+              <a:graphicData uri="http://schemas.openxmlformats.org/drawingml/2006/picture">
+                <pic:pic xmlns:pic="http://schemas.openxmlformats.org/drawingml/2006/picture">
+                  <pic:nvPicPr>
+                    <pic:cNvPr id="0" name="Picture 22" descr="MIKROTIK - RB4011iGS+5HacQ2HnD-IN, 802.11AC 10xGig LAN, SFP+ 10GbE"/>
+                    <pic:cNvPicPr>
+                      <a:picLocks noChangeAspect="1" noChangeArrowheads="1"/>
+                    </pic:cNvPicPr>
+                  </pic:nvPicPr>
+                  <pic:blipFill>
+                    <a:blip r:embed="rId66">
+                      <a:extLst>
+                        <a:ext uri="{28A0092B-C50C-407E-A947-70E740481C1C}">
+                          <a14:useLocalDpi xmlns:a14="http://schemas.microsoft.com/office/drawing/2010/main" val="0"/>
+                        </a:ext>
+                      </a:extLst>
+                    </a:blip>
+                    <a:srcRect/>
+                    <a:stretch>
+                      <a:fillRect/>
+                    </a:stretch>
+                  </pic:blipFill>
+                  <pic:spPr bwMode="auto">
+                    <a:xfrm>
+                      <a:off x="0" y="0"/>
+                      <a:ext cx="6012102" cy="3742534"/>
+                    </a:xfrm>
+                    <a:prstGeom prst="rect">
+                      <a:avLst/>
+                    </a:prstGeom>
+                    <a:noFill/>
+                    <a:ln>
+                      <a:noFill/>
+                    </a:ln>
+                  </pic:spPr>
+                </pic:pic>
+              </a:graphicData>
+            </a:graphic>
+          </wp:inline>
+        </w:drawing>
+      </w:r>
+    </w:p>
+    <w:p>
+      <w:pPr>
+        <w:spacing w:after="160"/>
+      </w:pPr>
+      <w:r>
+        <w:br w:type="page"/>
+      </w:r>
+    </w:p>
+    <w:p>
+      <w:pPr>
+        <w:pStyle w:val="Cmsor1"/>
+      </w:pPr>
+      <w:r>
+        <w:lastRenderedPageBreak/>
+        <w:t>Összesített k</w:t>
+      </w:r>
+      <w:r>
+        <w:t>öltségvetés:</w:t>
+      </w:r>
+    </w:p>
+    <w:tbl>
+      <w:tblPr>
+        <w:tblStyle w:val="Rcsostblzat"/>
+        <w:tblW w:w="11252" w:type="dxa"/>
+        <w:tblInd w:w="-959" w:type="dxa"/>
+        <w:tblLook w:val="04A0" w:firstRow="1" w:lastRow="0" w:firstColumn="1" w:lastColumn="0" w:noHBand="0" w:noVBand="1"/>
+      </w:tblPr>
+      <w:tblGrid>
+        <w:gridCol w:w="4106"/>
+        <w:gridCol w:w="1399"/>
+        <w:gridCol w:w="1508"/>
+        <w:gridCol w:w="1801"/>
+        <w:gridCol w:w="1445"/>
+        <w:gridCol w:w="1056"/>
+      </w:tblGrid>
+      <w:tr>
+        <w:trPr>
+          <w:trHeight w:val="315"/>
+        </w:trPr>
+        <w:tc>
+          <w:tcPr>
+            <w:tcW w:w="4106" w:type="dxa"/>
+            <w:noWrap/>
+            <w:hideMark/>
+          </w:tcPr>
+          <w:p>
+            <w:pPr>
+              <w:jc w:val="center"/>
+              <w:rPr>
+                <w:b/>
+                <w:bCs/>
+              </w:rPr>
+            </w:pPr>
+          </w:p>
+          <w:p>
+            <w:pPr>
+              <w:jc w:val="center"/>
+              <w:rPr>
+                <w:b/>
+                <w:bCs/>
+              </w:rPr>
+            </w:pPr>
+            <w:r>
+              <w:rPr>
+                <w:b/>
+                <w:bCs/>
+              </w:rPr>
+              <w:t>Készülék neve</w:t>
+            </w:r>
+          </w:p>
+        </w:tc>
+        <w:tc>
+          <w:tcPr>
+            <w:tcW w:w="1336" w:type="dxa"/>
+            <w:noWrap/>
+            <w:hideMark/>
+          </w:tcPr>
+          <w:p>
+            <w:pPr>
+              <w:jc w:val="center"/>
+              <w:rPr>
+                <w:b/>
+                <w:bCs/>
+              </w:rPr>
+            </w:pPr>
+          </w:p>
+          <w:p>
+            <w:pPr>
+              <w:jc w:val="center"/>
+              <w:rPr>
+                <w:b/>
+                <w:bCs/>
+              </w:rPr>
+            </w:pPr>
+            <w:r>
+              <w:rPr>
+                <w:b/>
+                <w:bCs/>
+              </w:rPr>
+              <w:t>Készülék típusa</w:t>
+            </w:r>
+          </w:p>
+        </w:tc>
+        <w:tc>
+          <w:tcPr>
+            <w:tcW w:w="1508" w:type="dxa"/>
+            <w:noWrap/>
+            <w:hideMark/>
+          </w:tcPr>
+          <w:p>
+            <w:pPr>
+              <w:jc w:val="center"/>
+              <w:rPr>
+                <w:b/>
+                <w:bCs/>
+              </w:rPr>
+            </w:pPr>
+          </w:p>
+          <w:p>
+            <w:pPr>
+              <w:jc w:val="center"/>
+              <w:rPr>
+                <w:b/>
+                <w:bCs/>
+              </w:rPr>
+            </w:pPr>
+            <w:r>
+              <w:rPr>
+                <w:b/>
+                <w:bCs/>
+              </w:rPr>
+              <w:t>Mennyiség</w:t>
+            </w:r>
+          </w:p>
+        </w:tc>
+        <w:tc>
+          <w:tcPr>
+            <w:tcW w:w="1801" w:type="dxa"/>
+            <w:noWrap/>
+            <w:hideMark/>
+          </w:tcPr>
+          <w:p>
+            <w:pPr>
+              <w:jc w:val="center"/>
+              <w:rPr>
+                <w:b/>
+                <w:bCs/>
+              </w:rPr>
+            </w:pPr>
+          </w:p>
+          <w:p>
+            <w:pPr>
+              <w:jc w:val="center"/>
+              <w:rPr>
+                <w:b/>
+                <w:bCs/>
+              </w:rPr>
+            </w:pPr>
+            <w:r>
+              <w:rPr>
+                <w:b/>
+                <w:bCs/>
+              </w:rPr>
+              <w:t>Darab Ár</w:t>
+            </w:r>
+          </w:p>
+        </w:tc>
+        <w:tc>
+          <w:tcPr>
+            <w:tcW w:w="1445" w:type="dxa"/>
+            <w:noWrap/>
+            <w:hideMark/>
+          </w:tcPr>
+          <w:p>
+            <w:pPr>
+              <w:jc w:val="center"/>
+              <w:rPr>
+                <w:b/>
+                <w:bCs/>
+              </w:rPr>
+            </w:pPr>
+          </w:p>
+          <w:p>
+            <w:pPr>
+              <w:jc w:val="center"/>
+              <w:rPr>
+                <w:b/>
+                <w:bCs/>
+              </w:rPr>
+            </w:pPr>
+            <w:proofErr w:type="spellStart"/>
+            <w:r>
+              <w:rPr>
+                <w:b/>
+                <w:bCs/>
+              </w:rPr>
+              <w:t>Össz</w:t>
+            </w:r>
+            <w:proofErr w:type="spellEnd"/>
+            <w:r>
+              <w:rPr>
+                <w:b/>
+                <w:bCs/>
+              </w:rPr>
+              <w:t>. Ár</w:t>
+            </w:r>
+          </w:p>
+        </w:tc>
+        <w:tc>
+          <w:tcPr>
+            <w:tcW w:w="1056" w:type="dxa"/>
+            <w:noWrap/>
+            <w:hideMark/>
+          </w:tcPr>
+          <w:p>
+            <w:pPr>
+              <w:jc w:val="center"/>
+              <w:rPr>
+                <w:b/>
+                <w:bCs/>
+              </w:rPr>
+            </w:pPr>
+            <w:r>
+              <w:rPr>
+                <w:b/>
+                <w:bCs/>
+              </w:rPr>
+              <w:t>Web-</w:t>
+            </w:r>
+            <w:r>
+              <w:rPr>
+                <w:b/>
+                <w:bCs/>
+              </w:rPr>
+              <w:br/>
+              <w:t>oldal</w:t>
+            </w:r>
+          </w:p>
+        </w:tc>
+      </w:tr>
+      <w:tr>
+        <w:trPr>
+          <w:trHeight w:val="300"/>
+        </w:trPr>
+        <w:tc>
+          <w:tcPr>
+            <w:tcW w:w="4106" w:type="dxa"/>
+            <w:noWrap/>
+            <w:hideMark/>
+          </w:tcPr>
+          <w:p>
+            <w:pPr>
+              <w:jc w:val="center"/>
+            </w:pPr>
+            <w:r>
+              <w:t>Cisco C9200L-24T-4G-E</w:t>
+            </w:r>
+          </w:p>
+        </w:tc>
+        <w:tc>
+          <w:tcPr>
+            <w:tcW w:w="1336" w:type="dxa"/>
+            <w:noWrap/>
+            <w:hideMark/>
+          </w:tcPr>
+          <w:p>
+            <w:pPr>
+              <w:jc w:val="center"/>
+            </w:pPr>
+            <w:r>
+              <w:t>Kapcsoló</w:t>
+            </w:r>
+          </w:p>
+        </w:tc>
+        <w:tc>
+          <w:tcPr>
+            <w:tcW w:w="1508" w:type="dxa"/>
+            <w:noWrap/>
+            <w:hideMark/>
+          </w:tcPr>
+          <w:p>
+            <w:pPr>
+              <w:jc w:val="center"/>
+            </w:pPr>
+            <w:r>
+              <w:t>3</w:t>
+            </w:r>
+          </w:p>
+        </w:tc>
+        <w:tc>
+          <w:tcPr>
+            <w:tcW w:w="1801" w:type="dxa"/>
+            <w:noWrap/>
+            <w:hideMark/>
+          </w:tcPr>
+          <w:p>
+            <w:pPr>
+              <w:jc w:val="center"/>
+            </w:pPr>
+            <w:r>
+              <w:t>384 000 Ft</w:t>
+            </w:r>
+          </w:p>
+        </w:tc>
+        <w:tc>
+          <w:tcPr>
+            <w:tcW w:w="1445" w:type="dxa"/>
+            <w:noWrap/>
+            <w:hideMark/>
+          </w:tcPr>
+          <w:p>
+            <w:pPr>
+              <w:jc w:val="center"/>
+            </w:pPr>
+            <w:r>
+              <w:t>1 152 000 Ft</w:t>
+            </w:r>
+          </w:p>
+        </w:tc>
+        <w:tc>
+          <w:tcPr>
+            <w:tcW w:w="1056" w:type="dxa"/>
+            <w:noWrap/>
+            <w:hideMark/>
+          </w:tcPr>
+          <w:p>
+            <w:pPr>
+              <w:jc w:val="center"/>
+              <w:rPr>
+                <w:u w:val="single"/>
+              </w:rPr>
+            </w:pPr>
+            <w:hyperlink r:id="rId67" w:history="1">
+              <w:proofErr w:type="spellStart"/>
+              <w:r>
+                <w:rPr>
+                  <w:rStyle w:val="Hiperhivatkozs"/>
+                </w:rPr>
+                <w:t>K</w:t>
+              </w:r>
+              <w:r>
+                <w:rPr>
+                  <w:rStyle w:val="Hiperhivatkozs"/>
+                </w:rPr>
+                <w:t>a</w:t>
+              </w:r>
+              <w:r>
+                <w:rPr>
+                  <w:rStyle w:val="Hiperhivatkozs"/>
+                </w:rPr>
+                <w:t>tt</w:t>
+              </w:r>
+              <w:proofErr w:type="spellEnd"/>
+              <w:r>
+                <w:rPr>
+                  <w:rStyle w:val="Hiperhivatkozs"/>
+                </w:rPr>
+                <w:t xml:space="preserve"> ide!</w:t>
+              </w:r>
+            </w:hyperlink>
+          </w:p>
+        </w:tc>
+      </w:tr>
+      <w:tr>
+        <w:trPr>
+          <w:trHeight w:val="300"/>
+        </w:trPr>
+        <w:tc>
+          <w:tcPr>
+            <w:tcW w:w="4106" w:type="dxa"/>
+            <w:noWrap/>
+            <w:hideMark/>
+          </w:tcPr>
+          <w:p>
+            <w:pPr>
+              <w:jc w:val="center"/>
+            </w:pPr>
+            <w:r>
+              <w:t>Router Cisco 1921/K9</w:t>
+            </w:r>
+          </w:p>
+        </w:tc>
+        <w:tc>
+          <w:tcPr>
+            <w:tcW w:w="1336" w:type="dxa"/>
+            <w:noWrap/>
+            <w:hideMark/>
+          </w:tcPr>
+          <w:p>
+            <w:pPr>
+              <w:jc w:val="center"/>
+            </w:pPr>
+            <w:r>
+              <w:t>Forgalom-irányító</w:t>
+            </w:r>
+          </w:p>
+        </w:tc>
+        <w:tc>
+          <w:tcPr>
+            <w:tcW w:w="1508" w:type="dxa"/>
+            <w:noWrap/>
+            <w:hideMark/>
+          </w:tcPr>
+          <w:p>
+            <w:pPr>
+              <w:jc w:val="center"/>
+            </w:pPr>
+            <w:r>
+              <w:t>3</w:t>
+            </w:r>
+          </w:p>
+        </w:tc>
+        <w:tc>
+          <w:tcPr>
+            <w:tcW w:w="1801" w:type="dxa"/>
+            <w:noWrap/>
+            <w:hideMark/>
+          </w:tcPr>
+          <w:p>
+            <w:pPr>
+              <w:jc w:val="center"/>
+            </w:pPr>
+            <w:r>
+              <w:t>162 000 Ft</w:t>
+            </w:r>
+          </w:p>
+        </w:tc>
+        <w:tc>
+          <w:tcPr>
+            <w:tcW w:w="1445" w:type="dxa"/>
+            <w:noWrap/>
+            <w:hideMark/>
+          </w:tcPr>
+          <w:p>
+            <w:pPr>
+              <w:jc w:val="center"/>
+            </w:pPr>
+            <w:r>
+              <w:t>486 000 Ft</w:t>
+            </w:r>
+          </w:p>
+        </w:tc>
+        <w:tc>
+          <w:tcPr>
+            <w:tcW w:w="1056" w:type="dxa"/>
+            <w:noWrap/>
+            <w:hideMark/>
+          </w:tcPr>
+          <w:p>
+            <w:pPr>
+              <w:jc w:val="center"/>
+              <w:rPr>
+                <w:u w:val="single"/>
+              </w:rPr>
+            </w:pPr>
+            <w:hyperlink r:id="rId68" w:history="1">
+              <w:proofErr w:type="spellStart"/>
+              <w:r>
+                <w:rPr>
+                  <w:rStyle w:val="Hiperhivatkozs"/>
+                </w:rPr>
+                <w:t>K</w:t>
+              </w:r>
+              <w:r>
+                <w:rPr>
+                  <w:rStyle w:val="Hiperhivatkozs"/>
+                </w:rPr>
+                <w:t>a</w:t>
+              </w:r>
+              <w:r>
+                <w:rPr>
+                  <w:rStyle w:val="Hiperhivatkozs"/>
+                </w:rPr>
+                <w:t>tt</w:t>
+              </w:r>
+              <w:proofErr w:type="spellEnd"/>
+              <w:r>
+                <w:rPr>
+                  <w:rStyle w:val="Hiperhivatkozs"/>
+                </w:rPr>
+                <w:t xml:space="preserve"> ide!</w:t>
+              </w:r>
+            </w:hyperlink>
+          </w:p>
+        </w:tc>
+      </w:tr>
+      <w:tr>
+        <w:trPr>
+          <w:trHeight w:val="300"/>
+        </w:trPr>
+        <w:tc>
+          <w:tcPr>
+            <w:tcW w:w="4106" w:type="dxa"/>
+            <w:noWrap/>
+            <w:hideMark/>
+          </w:tcPr>
+          <w:p>
+            <w:pPr>
+              <w:jc w:val="center"/>
+            </w:pPr>
+            <w:r>
+              <w:t xml:space="preserve">HP </w:t>
+            </w:r>
+            <w:proofErr w:type="spellStart"/>
+            <w:r>
+              <w:t>LaserJet</w:t>
+            </w:r>
+            <w:proofErr w:type="spellEnd"/>
+            <w:r>
+              <w:t xml:space="preserve"> Pro 4102dw</w:t>
+            </w:r>
+          </w:p>
+        </w:tc>
+        <w:tc>
+          <w:tcPr>
+            <w:tcW w:w="1336" w:type="dxa"/>
+            <w:noWrap/>
+            <w:hideMark/>
+          </w:tcPr>
+          <w:p>
+            <w:pPr>
+              <w:jc w:val="center"/>
+            </w:pPr>
+            <w:r>
+              <w:t>Nyomtató</w:t>
+            </w:r>
+          </w:p>
+        </w:tc>
+        <w:tc>
+          <w:tcPr>
+            <w:tcW w:w="1508" w:type="dxa"/>
+            <w:noWrap/>
+            <w:hideMark/>
+          </w:tcPr>
+          <w:p>
+            <w:pPr>
+              <w:jc w:val="center"/>
+            </w:pPr>
+            <w:r>
+              <w:t>3</w:t>
+            </w:r>
+          </w:p>
+        </w:tc>
+        <w:tc>
+          <w:tcPr>
+            <w:tcW w:w="1801" w:type="dxa"/>
+            <w:noWrap/>
+            <w:hideMark/>
+          </w:tcPr>
+          <w:p>
+            <w:pPr>
+              <w:jc w:val="center"/>
+            </w:pPr>
+            <w:r>
+              <w:t>160 340 Ft</w:t>
+            </w:r>
+          </w:p>
+        </w:tc>
+        <w:tc>
+          <w:tcPr>
+            <w:tcW w:w="1445" w:type="dxa"/>
+            <w:noWrap/>
+            <w:hideMark/>
+          </w:tcPr>
+          <w:p>
+            <w:pPr>
+              <w:jc w:val="center"/>
+            </w:pPr>
+            <w:r>
+              <w:t>481 020 Ft</w:t>
+            </w:r>
+          </w:p>
+        </w:tc>
+        <w:tc>
+          <w:tcPr>
+            <w:tcW w:w="1056" w:type="dxa"/>
+            <w:noWrap/>
+            <w:hideMark/>
+          </w:tcPr>
+          <w:p>
+            <w:pPr>
+              <w:jc w:val="center"/>
+              <w:rPr>
+                <w:u w:val="single"/>
+              </w:rPr>
+            </w:pPr>
+            <w:hyperlink r:id="rId69" w:history="1">
+              <w:proofErr w:type="spellStart"/>
+              <w:r>
+                <w:rPr>
+                  <w:rStyle w:val="Hiperhivatkozs"/>
+                </w:rPr>
+                <w:t>K</w:t>
+              </w:r>
+              <w:r>
+                <w:rPr>
+                  <w:rStyle w:val="Hiperhivatkozs"/>
+                </w:rPr>
+                <w:t>a</w:t>
+              </w:r>
+              <w:r>
+                <w:rPr>
+                  <w:rStyle w:val="Hiperhivatkozs"/>
+                </w:rPr>
+                <w:t>tt</w:t>
+              </w:r>
+              <w:proofErr w:type="spellEnd"/>
+              <w:r>
+                <w:rPr>
+                  <w:rStyle w:val="Hiperhivatkozs"/>
+                </w:rPr>
+                <w:t xml:space="preserve"> ide!</w:t>
+              </w:r>
+            </w:hyperlink>
+          </w:p>
+        </w:tc>
+      </w:tr>
+      <w:tr>
+        <w:trPr>
+          <w:trHeight w:val="300"/>
+        </w:trPr>
+        <w:tc>
+          <w:tcPr>
+            <w:tcW w:w="4106" w:type="dxa"/>
+            <w:noWrap/>
+            <w:hideMark/>
+          </w:tcPr>
+          <w:p>
+            <w:pPr>
+              <w:jc w:val="center"/>
+            </w:pPr>
+            <w:r>
+              <w:t>Server DELL R650 10SFF</w:t>
+            </w:r>
+          </w:p>
+        </w:tc>
+        <w:tc>
+          <w:tcPr>
+            <w:tcW w:w="1336" w:type="dxa"/>
+            <w:noWrap/>
+            <w:hideMark/>
+          </w:tcPr>
+          <w:p>
+            <w:pPr>
+              <w:jc w:val="center"/>
+            </w:pPr>
+            <w:r>
+              <w:t>S</w:t>
+            </w:r>
+            <w:r>
+              <w:t>zerver</w:t>
+            </w:r>
+          </w:p>
+        </w:tc>
+        <w:tc>
+          <w:tcPr>
+            <w:tcW w:w="1508" w:type="dxa"/>
+            <w:noWrap/>
+            <w:hideMark/>
+          </w:tcPr>
+          <w:p>
+            <w:pPr>
+              <w:jc w:val="center"/>
+            </w:pPr>
+            <w:r>
+              <w:t>1</w:t>
+            </w:r>
+          </w:p>
+        </w:tc>
+        <w:tc>
+          <w:tcPr>
+            <w:tcW w:w="1801" w:type="dxa"/>
+            <w:noWrap/>
+            <w:hideMark/>
+          </w:tcPr>
+          <w:p>
+            <w:pPr>
+              <w:jc w:val="center"/>
+            </w:pPr>
+            <w:r>
+              <w:t>3 656 000 Ft</w:t>
+            </w:r>
+          </w:p>
+        </w:tc>
+        <w:tc>
+          <w:tcPr>
+            <w:tcW w:w="1445" w:type="dxa"/>
+            <w:noWrap/>
+            <w:hideMark/>
+          </w:tcPr>
+          <w:p>
+            <w:pPr>
+              <w:jc w:val="center"/>
+            </w:pPr>
+            <w:r>
+              <w:t>3 656 000 Ft</w:t>
+            </w:r>
+          </w:p>
+        </w:tc>
+        <w:tc>
+          <w:tcPr>
+            <w:tcW w:w="1056" w:type="dxa"/>
+            <w:noWrap/>
+            <w:hideMark/>
+          </w:tcPr>
+          <w:p>
+            <w:pPr>
+              <w:jc w:val="center"/>
+              <w:rPr>
+                <w:u w:val="single"/>
+              </w:rPr>
+            </w:pPr>
+            <w:hyperlink r:id="rId70" w:history="1">
+              <w:proofErr w:type="spellStart"/>
+              <w:r>
+                <w:rPr>
+                  <w:rStyle w:val="Hiperhivatkozs"/>
+                </w:rPr>
+                <w:t>Ka</w:t>
+              </w:r>
+              <w:r>
+                <w:rPr>
+                  <w:rStyle w:val="Hiperhivatkozs"/>
+                </w:rPr>
+                <w:t>t</w:t>
+              </w:r>
+              <w:r>
+                <w:rPr>
+                  <w:rStyle w:val="Hiperhivatkozs"/>
+                </w:rPr>
+                <w:t>t</w:t>
+              </w:r>
+              <w:proofErr w:type="spellEnd"/>
+              <w:r>
+                <w:rPr>
+                  <w:rStyle w:val="Hiperhivatkozs"/>
+                </w:rPr>
+                <w:t xml:space="preserve"> ide!</w:t>
+              </w:r>
+            </w:hyperlink>
+          </w:p>
+        </w:tc>
+      </w:tr>
+      <w:tr>
+        <w:trPr>
+          <w:trHeight w:val="300"/>
+        </w:trPr>
+        <w:tc>
+          <w:tcPr>
+            <w:tcW w:w="4106" w:type="dxa"/>
+            <w:noWrap/>
+            <w:hideMark/>
+          </w:tcPr>
+          <w:p>
+            <w:pPr>
+              <w:jc w:val="center"/>
+            </w:pPr>
+            <w:proofErr w:type="spellStart"/>
+            <w:r>
+              <w:t>Seagate</w:t>
+            </w:r>
+            <w:proofErr w:type="spellEnd"/>
+            <w:r>
+              <w:t xml:space="preserve"> </w:t>
+            </w:r>
+            <w:proofErr w:type="spellStart"/>
+            <w:r>
+              <w:t>Exos</w:t>
+            </w:r>
+            <w:proofErr w:type="spellEnd"/>
+            <w:r>
+              <w:t xml:space="preserve"> </w:t>
+            </w:r>
+            <w:proofErr w:type="spellStart"/>
+            <w:r>
+              <w:t>Nearline</w:t>
+            </w:r>
+            <w:proofErr w:type="spellEnd"/>
+            <w:r>
+              <w:t xml:space="preserve"> Enterprise </w:t>
+            </w:r>
+            <w:proofErr w:type="spellStart"/>
+            <w:r>
+              <w:t>Hard</w:t>
+            </w:r>
+            <w:proofErr w:type="spellEnd"/>
+            <w:r>
+              <w:t xml:space="preserve"> Drive 8TB</w:t>
+            </w:r>
+          </w:p>
+        </w:tc>
+        <w:tc>
+          <w:tcPr>
+            <w:tcW w:w="1336" w:type="dxa"/>
+            <w:noWrap/>
+            <w:hideMark/>
+          </w:tcPr>
+          <w:p>
+            <w:pPr>
+              <w:jc w:val="center"/>
+            </w:pPr>
+            <w:r>
+              <w:t>Merev-lemez</w:t>
+            </w:r>
+          </w:p>
+        </w:tc>
+        <w:tc>
+          <w:tcPr>
+            <w:tcW w:w="1508" w:type="dxa"/>
+            <w:noWrap/>
+            <w:hideMark/>
+          </w:tcPr>
+          <w:p>
+            <w:pPr>
+              <w:jc w:val="center"/>
+            </w:pPr>
+            <w:r>
+              <w:t>6</w:t>
+            </w:r>
+          </w:p>
+        </w:tc>
+        <w:tc>
+          <w:tcPr>
+            <w:tcW w:w="1801" w:type="dxa"/>
+            <w:noWrap/>
+            <w:hideMark/>
+          </w:tcPr>
+          <w:p>
+            <w:pPr>
+              <w:jc w:val="center"/>
+            </w:pPr>
+            <w:r>
+              <w:t>140 335 Ft</w:t>
+            </w:r>
+          </w:p>
+        </w:tc>
+        <w:tc>
+          <w:tcPr>
+            <w:tcW w:w="1445" w:type="dxa"/>
+            <w:noWrap/>
+            <w:hideMark/>
+          </w:tcPr>
+          <w:p>
+            <w:pPr>
+              <w:jc w:val="center"/>
+            </w:pPr>
+            <w:r>
+              <w:t>842 010 Ft</w:t>
+            </w:r>
+          </w:p>
+        </w:tc>
+        <w:tc>
+          <w:tcPr>
+            <w:tcW w:w="1056" w:type="dxa"/>
+            <w:noWrap/>
+            <w:hideMark/>
+          </w:tcPr>
+          <w:p>
+            <w:pPr>
+              <w:jc w:val="center"/>
+              <w:rPr>
+                <w:u w:val="single"/>
+              </w:rPr>
+            </w:pPr>
+            <w:hyperlink r:id="rId71" w:history="1">
+              <w:proofErr w:type="spellStart"/>
+              <w:r>
+                <w:rPr>
+                  <w:rStyle w:val="Hiperhivatkozs"/>
+                </w:rPr>
+                <w:t>Ka</w:t>
+              </w:r>
+              <w:r>
+                <w:rPr>
+                  <w:rStyle w:val="Hiperhivatkozs"/>
+                </w:rPr>
+                <w:t>t</w:t>
+              </w:r>
+              <w:r>
+                <w:rPr>
+                  <w:rStyle w:val="Hiperhivatkozs"/>
+                </w:rPr>
+                <w:t>t</w:t>
+              </w:r>
+              <w:proofErr w:type="spellEnd"/>
+              <w:r>
+                <w:rPr>
+                  <w:rStyle w:val="Hiperhivatkozs"/>
+                </w:rPr>
+                <w:t xml:space="preserve"> ide!</w:t>
+              </w:r>
+            </w:hyperlink>
+          </w:p>
+        </w:tc>
+      </w:tr>
+      <w:tr>
+        <w:trPr>
+          <w:trHeight w:val="300"/>
+        </w:trPr>
+        <w:tc>
+          <w:tcPr>
+            <w:tcW w:w="4106" w:type="dxa"/>
+            <w:noWrap/>
+            <w:hideMark/>
+          </w:tcPr>
+          <w:p>
+            <w:pPr>
+              <w:jc w:val="center"/>
+            </w:pPr>
+            <w:r>
+              <w:t xml:space="preserve">DELL EMC </w:t>
+            </w:r>
+            <w:proofErr w:type="spellStart"/>
+            <w:r>
+              <w:t>PowerEdge</w:t>
+            </w:r>
+            <w:proofErr w:type="spellEnd"/>
+            <w:r>
+              <w:t xml:space="preserve"> R640 (10xSFF)</w:t>
+            </w:r>
+          </w:p>
+        </w:tc>
+        <w:tc>
+          <w:tcPr>
+            <w:tcW w:w="1336" w:type="dxa"/>
+            <w:noWrap/>
+            <w:hideMark/>
+          </w:tcPr>
+          <w:p>
+            <w:pPr>
+              <w:jc w:val="center"/>
+            </w:pPr>
+            <w:r>
+              <w:t>S</w:t>
+            </w:r>
+            <w:r>
+              <w:t>z</w:t>
+            </w:r>
+            <w:r>
+              <w:t>erver</w:t>
+            </w:r>
+          </w:p>
+        </w:tc>
+        <w:tc>
+          <w:tcPr>
+            <w:tcW w:w="1508" w:type="dxa"/>
+            <w:noWrap/>
+            <w:hideMark/>
+          </w:tcPr>
+          <w:p>
+            <w:pPr>
+              <w:jc w:val="center"/>
+            </w:pPr>
+            <w:r>
+              <w:t>1</w:t>
+            </w:r>
+          </w:p>
+        </w:tc>
+        <w:tc>
+          <w:tcPr>
+            <w:tcW w:w="1801" w:type="dxa"/>
+            <w:noWrap/>
+            <w:hideMark/>
+          </w:tcPr>
+          <w:p>
+            <w:pPr>
+              <w:jc w:val="center"/>
+            </w:pPr>
+            <w:r>
+              <w:t>364 000 Ft</w:t>
+            </w:r>
+          </w:p>
+        </w:tc>
+        <w:tc>
+          <w:tcPr>
+            <w:tcW w:w="1445" w:type="dxa"/>
+            <w:noWrap/>
+            <w:hideMark/>
+          </w:tcPr>
+          <w:p>
+            <w:pPr>
+              <w:jc w:val="center"/>
+            </w:pPr>
+            <w:r>
+              <w:t>364 000 Ft</w:t>
+            </w:r>
+          </w:p>
+        </w:tc>
+        <w:tc>
+          <w:tcPr>
+            <w:tcW w:w="1056" w:type="dxa"/>
+            <w:noWrap/>
+            <w:hideMark/>
+          </w:tcPr>
+          <w:p>
+            <w:pPr>
+              <w:jc w:val="center"/>
+              <w:rPr>
+                <w:u w:val="single"/>
+              </w:rPr>
+            </w:pPr>
+            <w:hyperlink r:id="rId72" w:history="1">
+              <w:proofErr w:type="spellStart"/>
+              <w:r>
+                <w:rPr>
+                  <w:rStyle w:val="Hiperhivatkozs"/>
+                </w:rPr>
+                <w:t>K</w:t>
+              </w:r>
+              <w:r>
+                <w:rPr>
+                  <w:rStyle w:val="Hiperhivatkozs"/>
+                </w:rPr>
+                <w:t>a</w:t>
+              </w:r>
+              <w:r>
+                <w:rPr>
+                  <w:rStyle w:val="Hiperhivatkozs"/>
+                </w:rPr>
+                <w:t>tt</w:t>
+              </w:r>
+              <w:proofErr w:type="spellEnd"/>
+              <w:r>
+                <w:rPr>
+                  <w:rStyle w:val="Hiperhivatkozs"/>
+                </w:rPr>
+                <w:t xml:space="preserve"> ide</w:t>
+              </w:r>
+              <w:r>
+                <w:rPr>
+                  <w:rStyle w:val="Hiperhivatkozs"/>
+                </w:rPr>
+                <w:t>!</w:t>
+              </w:r>
+            </w:hyperlink>
+          </w:p>
+        </w:tc>
+      </w:tr>
+      <w:tr>
+        <w:trPr>
+          <w:trHeight w:val="300"/>
+        </w:trPr>
+        <w:tc>
+          <w:tcPr>
+            <w:tcW w:w="4106" w:type="dxa"/>
+            <w:noWrap/>
+            <w:hideMark/>
+          </w:tcPr>
+          <w:p>
+            <w:pPr>
+              <w:jc w:val="center"/>
+            </w:pPr>
+            <w:r>
+              <w:t xml:space="preserve">Dell </w:t>
+            </w:r>
+            <w:proofErr w:type="spellStart"/>
+            <w:r>
+              <w:t>OptiPlex</w:t>
+            </w:r>
+            <w:proofErr w:type="spellEnd"/>
+            <w:r>
+              <w:t xml:space="preserve"> 3070 SFF + Monitor Lenovo </w:t>
+            </w:r>
+            <w:proofErr w:type="spellStart"/>
+            <w:r>
+              <w:t>ThinkVision</w:t>
+            </w:r>
+            <w:proofErr w:type="spellEnd"/>
+            <w:r>
+              <w:t xml:space="preserve"> T24i-10 23,8"</w:t>
+            </w:r>
+          </w:p>
+        </w:tc>
+        <w:tc>
+          <w:tcPr>
+            <w:tcW w:w="1336" w:type="dxa"/>
+            <w:noWrap/>
+            <w:hideMark/>
+          </w:tcPr>
+          <w:p>
+            <w:pPr>
+              <w:jc w:val="center"/>
+            </w:pPr>
+            <w:r>
+              <w:t xml:space="preserve">Számító-gép és </w:t>
+            </w:r>
+            <w:r>
+              <w:t>M</w:t>
+            </w:r>
+            <w:r>
+              <w:t>onitor</w:t>
+            </w:r>
+          </w:p>
+        </w:tc>
+        <w:tc>
+          <w:tcPr>
+            <w:tcW w:w="1508" w:type="dxa"/>
+            <w:noWrap/>
+            <w:hideMark/>
+          </w:tcPr>
+          <w:p>
+            <w:pPr>
+              <w:jc w:val="center"/>
+            </w:pPr>
+            <w:r>
+              <w:t>16</w:t>
+            </w:r>
+          </w:p>
+        </w:tc>
+        <w:tc>
+          <w:tcPr>
+            <w:tcW w:w="1801" w:type="dxa"/>
+            <w:noWrap/>
+            <w:hideMark/>
+          </w:tcPr>
+          <w:p>
+            <w:pPr>
+              <w:jc w:val="center"/>
+            </w:pPr>
+            <w:r>
+              <w:t>127 790 Ft</w:t>
+            </w:r>
+          </w:p>
+        </w:tc>
+        <w:tc>
+          <w:tcPr>
+            <w:tcW w:w="1445" w:type="dxa"/>
+            <w:noWrap/>
+            <w:hideMark/>
+          </w:tcPr>
+          <w:p>
+            <w:pPr>
+              <w:jc w:val="center"/>
+            </w:pPr>
+            <w:r>
+              <w:t>2 044 640 Ft</w:t>
+            </w:r>
+          </w:p>
+        </w:tc>
+        <w:tc>
+          <w:tcPr>
+            <w:tcW w:w="1056" w:type="dxa"/>
+            <w:noWrap/>
+            <w:hideMark/>
+          </w:tcPr>
+          <w:p>
+            <w:pPr>
+              <w:jc w:val="center"/>
+              <w:rPr>
+                <w:u w:val="single"/>
+              </w:rPr>
+            </w:pPr>
+            <w:hyperlink r:id="rId73" w:history="1">
+              <w:proofErr w:type="spellStart"/>
+              <w:r>
+                <w:rPr>
+                  <w:rStyle w:val="Hiperhivatkozs"/>
+                </w:rPr>
+                <w:t>Ka</w:t>
+              </w:r>
+              <w:r>
+                <w:rPr>
+                  <w:rStyle w:val="Hiperhivatkozs"/>
+                </w:rPr>
+                <w:t>t</w:t>
+              </w:r>
+              <w:r>
+                <w:rPr>
+                  <w:rStyle w:val="Hiperhivatkozs"/>
+                </w:rPr>
+                <w:t>t</w:t>
+              </w:r>
+              <w:proofErr w:type="spellEnd"/>
+              <w:r>
+                <w:rPr>
+                  <w:rStyle w:val="Hiperhivatkozs"/>
+                </w:rPr>
+                <w:t xml:space="preserve"> ide!</w:t>
+              </w:r>
+            </w:hyperlink>
+          </w:p>
+        </w:tc>
+      </w:tr>
+      <w:tr>
+        <w:trPr>
+          <w:trHeight w:val="300"/>
+        </w:trPr>
+        <w:tc>
+          <w:tcPr>
+            <w:tcW w:w="4106" w:type="dxa"/>
+            <w:noWrap/>
+            <w:hideMark/>
+          </w:tcPr>
+          <w:p>
+            <w:pPr>
+              <w:jc w:val="center"/>
+            </w:pPr>
+            <w:r>
+              <w:t>MIKROTIK - RB4011iGS+5HacQ2HnD-IN</w:t>
+            </w:r>
+          </w:p>
+        </w:tc>
+        <w:tc>
+          <w:tcPr>
+            <w:tcW w:w="1336" w:type="dxa"/>
+            <w:noWrap/>
+            <w:hideMark/>
+          </w:tcPr>
+          <w:p>
+            <w:pPr>
+              <w:jc w:val="center"/>
+            </w:pPr>
+            <w:r>
+              <w:t xml:space="preserve">WiFi </w:t>
+            </w:r>
+            <w:r>
+              <w:t>Forgalom-irányító</w:t>
+            </w:r>
+          </w:p>
+        </w:tc>
+        <w:tc>
+          <w:tcPr>
+            <w:tcW w:w="1508" w:type="dxa"/>
+            <w:noWrap/>
+            <w:hideMark/>
+          </w:tcPr>
+          <w:p>
+            <w:pPr>
+              <w:jc w:val="center"/>
+            </w:pPr>
+            <w:r>
+              <w:t>1</w:t>
+            </w:r>
+          </w:p>
+        </w:tc>
+        <w:tc>
+          <w:tcPr>
+            <w:tcW w:w="1801" w:type="dxa"/>
+            <w:noWrap/>
+            <w:hideMark/>
+          </w:tcPr>
+          <w:p>
+            <w:pPr>
+              <w:jc w:val="center"/>
+            </w:pPr>
+            <w:r>
+              <w:t>96 620 Ft</w:t>
+            </w:r>
+          </w:p>
+        </w:tc>
+        <w:tc>
+          <w:tcPr>
+            <w:tcW w:w="1445" w:type="dxa"/>
+            <w:noWrap/>
+            <w:hideMark/>
+          </w:tcPr>
+          <w:p>
+            <w:pPr>
+              <w:jc w:val="center"/>
+            </w:pPr>
+            <w:r>
+              <w:t>96 620 Ft</w:t>
+            </w:r>
+          </w:p>
+        </w:tc>
+        <w:tc>
+          <w:tcPr>
+            <w:tcW w:w="1056" w:type="dxa"/>
+            <w:noWrap/>
+            <w:hideMark/>
+          </w:tcPr>
+          <w:p>
+            <w:pPr>
+              <w:jc w:val="center"/>
+              <w:rPr>
+                <w:u w:val="single"/>
+              </w:rPr>
+            </w:pPr>
+            <w:hyperlink r:id="rId74" w:history="1">
+              <w:proofErr w:type="spellStart"/>
+              <w:r>
+                <w:rPr>
+                  <w:rStyle w:val="Hiperhivatkozs"/>
+                </w:rPr>
+                <w:t>K</w:t>
+              </w:r>
+              <w:r>
+                <w:rPr>
+                  <w:rStyle w:val="Hiperhivatkozs"/>
+                </w:rPr>
+                <w:t>a</w:t>
+              </w:r>
+              <w:r>
+                <w:rPr>
+                  <w:rStyle w:val="Hiperhivatkozs"/>
+                </w:rPr>
+                <w:t>tt</w:t>
+              </w:r>
+              <w:proofErr w:type="spellEnd"/>
+              <w:r>
+                <w:rPr>
+                  <w:rStyle w:val="Hiperhivatkozs"/>
+                </w:rPr>
+                <w:t xml:space="preserve"> ide!</w:t>
+              </w:r>
+            </w:hyperlink>
+          </w:p>
+        </w:tc>
+      </w:tr>
+      <w:tr>
+        <w:trPr>
+          <w:trHeight w:val="300"/>
+        </w:trPr>
+        <w:tc>
+          <w:tcPr>
+            <w:tcW w:w="4106" w:type="dxa"/>
+            <w:noWrap/>
+            <w:hideMark/>
+          </w:tcPr>
+          <w:p>
+            <w:pPr>
+              <w:jc w:val="center"/>
+            </w:pPr>
+            <w:r>
+              <w:t>UNV CAB-LC3110B-E-IN (305 méter)</w:t>
+            </w:r>
+          </w:p>
+        </w:tc>
+        <w:tc>
+          <w:tcPr>
+            <w:tcW w:w="1336" w:type="dxa"/>
+            <w:noWrap/>
+            <w:hideMark/>
+          </w:tcPr>
+          <w:p>
+            <w:pPr>
+              <w:jc w:val="center"/>
+            </w:pPr>
+            <w:r>
+              <w:t>Kábel</w:t>
+            </w:r>
+          </w:p>
+        </w:tc>
+        <w:tc>
+          <w:tcPr>
+            <w:tcW w:w="1508" w:type="dxa"/>
+            <w:noWrap/>
+            <w:hideMark/>
+          </w:tcPr>
+          <w:p>
+            <w:pPr>
+              <w:jc w:val="center"/>
+            </w:pPr>
+            <w:r>
+              <w:t>1</w:t>
+            </w:r>
+          </w:p>
+        </w:tc>
+        <w:tc>
+          <w:tcPr>
+            <w:tcW w:w="1801" w:type="dxa"/>
+            <w:noWrap/>
+            <w:hideMark/>
+          </w:tcPr>
+          <w:p>
+            <w:pPr>
+              <w:jc w:val="center"/>
+            </w:pPr>
+            <w:r>
+              <w:t>94 349 Ft</w:t>
+            </w:r>
+          </w:p>
+        </w:tc>
+        <w:tc>
+          <w:tcPr>
+            <w:tcW w:w="1445" w:type="dxa"/>
+            <w:noWrap/>
+            <w:hideMark/>
+          </w:tcPr>
+          <w:p>
+            <w:pPr>
+              <w:jc w:val="center"/>
+            </w:pPr>
+            <w:r>
+              <w:t>94 349 Ft</w:t>
+            </w:r>
+          </w:p>
+        </w:tc>
+        <w:tc>
+          <w:tcPr>
+            <w:tcW w:w="1056" w:type="dxa"/>
+            <w:noWrap/>
+            <w:hideMark/>
+          </w:tcPr>
+          <w:p>
+            <w:pPr>
+              <w:jc w:val="center"/>
+              <w:rPr>
+                <w:u w:val="single"/>
+              </w:rPr>
+            </w:pPr>
+            <w:hyperlink r:id="rId75" w:history="1">
+              <w:proofErr w:type="spellStart"/>
+              <w:r>
+                <w:rPr>
+                  <w:rStyle w:val="Hiperhivatkozs"/>
+                </w:rPr>
+                <w:t>Katt</w:t>
+              </w:r>
+              <w:proofErr w:type="spellEnd"/>
+              <w:r>
+                <w:rPr>
+                  <w:rStyle w:val="Hiperhivatkozs"/>
+                </w:rPr>
+                <w:t xml:space="preserve"> ide!</w:t>
+              </w:r>
+            </w:hyperlink>
+          </w:p>
+        </w:tc>
+      </w:tr>
+      <w:tr>
+        <w:trPr>
+          <w:trHeight w:val="315"/>
+        </w:trPr>
+        <w:tc>
+          <w:tcPr>
+            <w:tcW w:w="4106" w:type="dxa"/>
+            <w:noWrap/>
+            <w:hideMark/>
+          </w:tcPr>
+          <w:p>
+            <w:pPr>
+              <w:jc w:val="center"/>
+            </w:pPr>
+            <w:r>
+              <w:t xml:space="preserve">50M/165FT OM3/OM4 LC </w:t>
+            </w:r>
+            <w:proofErr w:type="spellStart"/>
+            <w:r>
+              <w:t>to</w:t>
+            </w:r>
+            <w:proofErr w:type="spellEnd"/>
+            <w:r>
+              <w:t xml:space="preserve"> LC </w:t>
+            </w:r>
+            <w:proofErr w:type="spellStart"/>
+            <w:r>
+              <w:t>Outdoor</w:t>
+            </w:r>
+            <w:proofErr w:type="spellEnd"/>
+            <w:r>
+              <w:t xml:space="preserve"> </w:t>
+            </w:r>
+            <w:proofErr w:type="spellStart"/>
+            <w:r>
+              <w:t>Armored</w:t>
+            </w:r>
+            <w:proofErr w:type="spellEnd"/>
+            <w:r>
+              <w:t xml:space="preserve"> </w:t>
+            </w:r>
+            <w:proofErr w:type="spellStart"/>
+            <w:r>
+              <w:t>Fiber</w:t>
+            </w:r>
+            <w:proofErr w:type="spellEnd"/>
+            <w:r>
+              <w:t xml:space="preserve"> </w:t>
+            </w:r>
+            <w:proofErr w:type="spellStart"/>
+            <w:r>
+              <w:t>Optic</w:t>
+            </w:r>
+            <w:proofErr w:type="spellEnd"/>
+            <w:r>
+              <w:t xml:space="preserve"> Patch </w:t>
+            </w:r>
+            <w:proofErr w:type="spellStart"/>
+            <w:r>
+              <w:t>Cable</w:t>
+            </w:r>
+            <w:proofErr w:type="spellEnd"/>
+          </w:p>
+        </w:tc>
+        <w:tc>
+          <w:tcPr>
+            <w:tcW w:w="1336" w:type="dxa"/>
+            <w:noWrap/>
+            <w:hideMark/>
+          </w:tcPr>
+          <w:p>
+            <w:pPr>
+              <w:jc w:val="center"/>
+            </w:pPr>
+            <w:r>
+              <w:t>Kábel</w:t>
+            </w:r>
+          </w:p>
+        </w:tc>
+        <w:tc>
+          <w:tcPr>
+            <w:tcW w:w="1508" w:type="dxa"/>
+            <w:noWrap/>
+            <w:hideMark/>
+          </w:tcPr>
+          <w:p>
+            <w:pPr>
+              <w:jc w:val="center"/>
+            </w:pPr>
+            <w:r>
+              <w:t>2</w:t>
+            </w:r>
+          </w:p>
+        </w:tc>
+        <w:tc>
+          <w:tcPr>
+            <w:tcW w:w="1801" w:type="dxa"/>
+            <w:noWrap/>
+            <w:hideMark/>
+          </w:tcPr>
+          <w:p>
+            <w:pPr>
+              <w:jc w:val="center"/>
+            </w:pPr>
+            <w:r>
+              <w:t>24 500 Ft</w:t>
+            </w:r>
+          </w:p>
+        </w:tc>
+        <w:tc>
+          <w:tcPr>
+            <w:tcW w:w="1445" w:type="dxa"/>
+            <w:noWrap/>
+            <w:hideMark/>
+          </w:tcPr>
+          <w:p>
+            <w:pPr>
+              <w:jc w:val="center"/>
+            </w:pPr>
+            <w:r>
+              <w:t>49 000 Ft</w:t>
+            </w:r>
+          </w:p>
+        </w:tc>
+        <w:tc>
+          <w:tcPr>
+            <w:tcW w:w="1056" w:type="dxa"/>
+            <w:noWrap/>
+            <w:hideMark/>
+          </w:tcPr>
+          <w:p>
+            <w:pPr>
+              <w:jc w:val="center"/>
+              <w:rPr>
+                <w:u w:val="single"/>
+              </w:rPr>
+            </w:pPr>
+            <w:hyperlink r:id="rId76" w:history="1">
+              <w:proofErr w:type="spellStart"/>
+              <w:r>
+                <w:rPr>
+                  <w:rStyle w:val="Hiperhivatkozs"/>
+                </w:rPr>
+                <w:t>Katt</w:t>
+              </w:r>
+              <w:proofErr w:type="spellEnd"/>
+              <w:r>
+                <w:rPr>
+                  <w:rStyle w:val="Hiperhivatkozs"/>
+                </w:rPr>
+                <w:t xml:space="preserve"> ide!</w:t>
+              </w:r>
+            </w:hyperlink>
+          </w:p>
+        </w:tc>
+      </w:tr>
+      <w:tr>
+        <w:trPr>
+          <w:trHeight w:val="315"/>
+        </w:trPr>
+        <w:tc>
+          <w:tcPr>
+            <w:tcW w:w="4106" w:type="dxa"/>
+            <w:noWrap/>
+            <w:hideMark/>
+          </w:tcPr>
+          <w:p>
+            <w:pPr>
+              <w:jc w:val="center"/>
+              <w:rPr>
+                <w:b/>
+                <w:bCs/>
+              </w:rPr>
+            </w:pPr>
+            <w:r>
+              <w:rPr>
+                <w:b/>
+                <w:bCs/>
+              </w:rPr>
+              <w:t>Összesen:</w:t>
+            </w:r>
+          </w:p>
+        </w:tc>
+        <w:tc>
+          <w:tcPr>
+            <w:tcW w:w="1336" w:type="dxa"/>
+            <w:noWrap/>
+            <w:hideMark/>
+          </w:tcPr>
+          <w:p>
+            <w:pPr>
+              <w:jc w:val="center"/>
+              <w:rPr>
+                <w:b/>
+                <w:bCs/>
+              </w:rPr>
+            </w:pPr>
+          </w:p>
+        </w:tc>
+        <w:tc>
+          <w:tcPr>
+            <w:tcW w:w="1508" w:type="dxa"/>
+            <w:noWrap/>
+            <w:hideMark/>
+          </w:tcPr>
+          <w:p>
+            <w:pPr>
+              <w:jc w:val="center"/>
+              <w:rPr>
+                <w:b/>
+                <w:bCs/>
+              </w:rPr>
+            </w:pPr>
+            <w:r>
+              <w:rPr>
+                <w:b/>
+                <w:bCs/>
+              </w:rPr>
+              <w:t>37</w:t>
+            </w:r>
+          </w:p>
+        </w:tc>
+        <w:tc>
+          <w:tcPr>
+            <w:tcW w:w="1801" w:type="dxa"/>
+            <w:noWrap/>
+            <w:hideMark/>
+          </w:tcPr>
+          <w:p>
+            <w:pPr>
+              <w:jc w:val="center"/>
+              <w:rPr>
+                <w:b/>
+                <w:bCs/>
+              </w:rPr>
+            </w:pPr>
+          </w:p>
+        </w:tc>
+        <w:tc>
+          <w:tcPr>
+            <w:tcW w:w="1445" w:type="dxa"/>
+            <w:noWrap/>
+            <w:hideMark/>
+          </w:tcPr>
+          <w:p>
+            <w:pPr>
+              <w:jc w:val="center"/>
+              <w:rPr>
+                <w:b/>
+                <w:bCs/>
+              </w:rPr>
+            </w:pPr>
+            <w:r>
+              <w:rPr>
+                <w:b/>
+                <w:bCs/>
+              </w:rPr>
+              <w:t>9 265 639 Ft</w:t>
+            </w:r>
+          </w:p>
+        </w:tc>
+        <w:tc>
+          <w:tcPr>
+            <w:tcW w:w="1056" w:type="dxa"/>
+            <w:noWrap/>
+            <w:hideMark/>
+          </w:tcPr>
+          <w:p>
+            <w:pPr>
+              <w:jc w:val="center"/>
+              <w:rPr>
+                <w:b/>
+                <w:bCs/>
+              </w:rPr>
+            </w:pPr>
+          </w:p>
+        </w:tc>
+      </w:tr>
+    </w:tbl>
+    <w:p/>
+    <w:p/>
     <w:sectPr>
-      <w:headerReference w:type="default" r:id="rId37"/>
-      <w:footerReference w:type="default" r:id="rId38"/>
+      <w:headerReference w:type="default" r:id="rId77"/>
+      <w:footerReference w:type="default" r:id="rId78"/>
       <w:pgSz w:w="11906" w:h="16838"/>
       <w:pgMar w:top="1417" w:right="1417" w:bottom="1417" w:left="1417" w:header="708" w:footer="708" w:gutter="0"/>
       <w:cols w:space="708"/>
@@ -7108,7 +11130,7 @@
 </file>
 
 <file path=word/endnotes.xml><?xml version="1.0" encoding="utf-8"?>
-<w:endnotes xmlns:wpc="http://schemas.microsoft.com/office/word/2010/wordprocessingCanvas" xmlns:cx="http://schemas.microsoft.com/office/drawing/2014/chartex" xmlns:mc="http://schemas.openxmlformats.org/markup-compatibility/2006" xmlns:o="urn:schemas-microsoft-com:office:office" xmlns:r="http://schemas.openxmlformats.org/officeDocument/2006/relationships" xmlns:m="http://schemas.openxmlformats.org/officeDocument/2006/math" xmlns:v="urn:schemas-microsoft-com:vml" xmlns:wp14="http://schemas.microsoft.com/office/word/2010/wordprocessingDrawing" xmlns:wp="http://schemas.openxmlformats.org/drawingml/2006/wordprocessingDrawing" xmlns:w10="urn:schemas-microsoft-com:office:word" xmlns:w="http://schemas.openxmlformats.org/wordprocessingml/2006/main" xmlns:w14="http://schemas.microsoft.com/office/word/2010/wordml" xmlns:w15="http://schemas.microsoft.com/office/word/2012/wordml" xmlns:w16se="http://schemas.microsoft.com/office/word/2015/wordml/symex" xmlns:wpg="http://schemas.microsoft.com/office/word/2010/wordprocessingGroup" xmlns:wpi="http://schemas.microsoft.com/office/word/2010/wordprocessingInk" xmlns:wne="http://schemas.microsoft.com/office/word/2006/wordml" xmlns:wps="http://schemas.microsoft.com/office/word/2010/wordprocessingShape" mc:Ignorable="w14 w15 w16se wp14">
+<w:endnotes xmlns:wpc="http://schemas.microsoft.com/office/word/2010/wordprocessingCanvas" xmlns:cx="http://schemas.microsoft.com/office/drawing/2014/chartex" xmlns:cx1="http://schemas.microsoft.com/office/drawing/2015/9/8/chartex" xmlns:cx2="http://schemas.microsoft.com/office/drawing/2015/10/21/chartex" xmlns:cx3="http://schemas.microsoft.com/office/drawing/2016/5/9/chartex" xmlns:cx4="http://schemas.microsoft.com/office/drawing/2016/5/10/chartex" xmlns:cx5="http://schemas.microsoft.com/office/drawing/2016/5/11/chartex" xmlns:cx6="http://schemas.microsoft.com/office/drawing/2016/5/12/chartex" xmlns:cx7="http://schemas.microsoft.com/office/drawing/2016/5/13/chartex" xmlns:cx8="http://schemas.microsoft.com/office/drawing/2016/5/14/chartex" xmlns:mc="http://schemas.openxmlformats.org/markup-compatibility/2006" xmlns:aink="http://schemas.microsoft.com/office/drawing/2016/ink" xmlns:am3d="http://schemas.microsoft.com/office/drawing/2017/model3d" xmlns:o="urn:schemas-microsoft-com:office:office" xmlns:r="http://schemas.openxmlformats.org/officeDocument/2006/relationships" xmlns:m="http://schemas.openxmlformats.org/officeDocument/2006/math" xmlns:v="urn:schemas-microsoft-com:vml" xmlns:wp14="http://schemas.microsoft.com/office/word/2010/wordprocessingDrawing" xmlns:wp="http://schemas.openxmlformats.org/drawingml/2006/wordprocessingDrawing" xmlns:w10="urn:schemas-microsoft-com:office:word" xmlns:w="http://schemas.openxmlformats.org/wordprocessingml/2006/main" xmlns:w14="http://schemas.microsoft.com/office/word/2010/wordml" xmlns:w15="http://schemas.microsoft.com/office/word/2012/wordml" xmlns:w16cex="http://schemas.microsoft.com/office/word/2018/wordml/cex" xmlns:w16cid="http://schemas.microsoft.com/office/word/2016/wordml/cid" xmlns:w16="http://schemas.microsoft.com/office/word/2018/wordml" xmlns:w16sdtdh="http://schemas.microsoft.com/office/word/2020/wordml/sdtdatahash" xmlns:w16se="http://schemas.microsoft.com/office/word/2015/wordml/symex" xmlns:wpg="http://schemas.microsoft.com/office/word/2010/wordprocessingGroup" xmlns:wpi="http://schemas.microsoft.com/office/word/2010/wordprocessingInk" xmlns:wne="http://schemas.microsoft.com/office/word/2006/wordml" xmlns:wps="http://schemas.microsoft.com/office/word/2010/wordprocessingShape" mc:Ignorable="w14 w15 w16se w16cid w16 w16cex w16sdtdh wp14">
   <w:endnote w:type="separator" w:id="-1">
     <w:p>
       <w:pPr>
@@ -7133,7 +11155,7 @@
 </file>
 
 <file path=word/footer1.xml><?xml version="1.0" encoding="utf-8"?>
-<w:ftr xmlns:wpc="http://schemas.microsoft.com/office/word/2010/wordprocessingCanvas" xmlns:cx="http://schemas.microsoft.com/office/drawing/2014/chartex" xmlns:mc="http://schemas.openxmlformats.org/markup-compatibility/2006" xmlns:o="urn:schemas-microsoft-com:office:office" xmlns:r="http://schemas.openxmlformats.org/officeDocument/2006/relationships" xmlns:m="http://schemas.openxmlformats.org/officeDocument/2006/math" xmlns:v="urn:schemas-microsoft-com:vml" xmlns:wp14="http://schemas.microsoft.com/office/word/2010/wordprocessingDrawing" xmlns:wp="http://schemas.openxmlformats.org/drawingml/2006/wordprocessingDrawing" xmlns:w10="urn:schemas-microsoft-com:office:word" xmlns:w="http://schemas.openxmlformats.org/wordprocessingml/2006/main" xmlns:w14="http://schemas.microsoft.com/office/word/2010/wordml" xmlns:w15="http://schemas.microsoft.com/office/word/2012/wordml" xmlns:w16se="http://schemas.microsoft.com/office/word/2015/wordml/symex" xmlns:wpg="http://schemas.microsoft.com/office/word/2010/wordprocessingGroup" xmlns:wpi="http://schemas.microsoft.com/office/word/2010/wordprocessingInk" xmlns:wne="http://schemas.microsoft.com/office/word/2006/wordml" xmlns:wps="http://schemas.microsoft.com/office/word/2010/wordprocessingShape" mc:Ignorable="w14 w15 w16se wp14">
+<w:ftr xmlns:wpc="http://schemas.microsoft.com/office/word/2010/wordprocessingCanvas" xmlns:cx="http://schemas.microsoft.com/office/drawing/2014/chartex" xmlns:cx1="http://schemas.microsoft.com/office/drawing/2015/9/8/chartex" xmlns:cx2="http://schemas.microsoft.com/office/drawing/2015/10/21/chartex" xmlns:cx3="http://schemas.microsoft.com/office/drawing/2016/5/9/chartex" xmlns:cx4="http://schemas.microsoft.com/office/drawing/2016/5/10/chartex" xmlns:cx5="http://schemas.microsoft.com/office/drawing/2016/5/11/chartex" xmlns:cx6="http://schemas.microsoft.com/office/drawing/2016/5/12/chartex" xmlns:cx7="http://schemas.microsoft.com/office/drawing/2016/5/13/chartex" xmlns:cx8="http://schemas.microsoft.com/office/drawing/2016/5/14/chartex" xmlns:mc="http://schemas.openxmlformats.org/markup-compatibility/2006" xmlns:aink="http://schemas.microsoft.com/office/drawing/2016/ink" xmlns:am3d="http://schemas.microsoft.com/office/drawing/2017/model3d" xmlns:o="urn:schemas-microsoft-com:office:office" xmlns:r="http://schemas.openxmlformats.org/officeDocument/2006/relationships" xmlns:m="http://schemas.openxmlformats.org/officeDocument/2006/math" xmlns:v="urn:schemas-microsoft-com:vml" xmlns:wp14="http://schemas.microsoft.com/office/word/2010/wordprocessingDrawing" xmlns:wp="http://schemas.openxmlformats.org/drawingml/2006/wordprocessingDrawing" xmlns:w10="urn:schemas-microsoft-com:office:word" xmlns:w="http://schemas.openxmlformats.org/wordprocessingml/2006/main" xmlns:w14="http://schemas.microsoft.com/office/word/2010/wordml" xmlns:w15="http://schemas.microsoft.com/office/word/2012/wordml" xmlns:w16cex="http://schemas.microsoft.com/office/word/2018/wordml/cex" xmlns:w16cid="http://schemas.microsoft.com/office/word/2016/wordml/cid" xmlns:w16="http://schemas.microsoft.com/office/word/2018/wordml" xmlns:w16sdtdh="http://schemas.microsoft.com/office/word/2020/wordml/sdtdatahash" xmlns:w16se="http://schemas.microsoft.com/office/word/2015/wordml/symex" xmlns:wpg="http://schemas.microsoft.com/office/word/2010/wordprocessingGroup" xmlns:wpi="http://schemas.microsoft.com/office/word/2010/wordprocessingInk" xmlns:wne="http://schemas.microsoft.com/office/word/2006/wordml" xmlns:wps="http://schemas.microsoft.com/office/word/2010/wordprocessingShape" mc:Ignorable="w14 w15 w16se w16cid w16 w16cex w16sdtdh wp14">
   <w:sdt>
     <w:sdtPr>
       <w:id w:val="1690183360"/>
@@ -7142,6 +11164,7 @@
         <w:docPartUnique/>
       </w:docPartObj>
     </w:sdtPr>
+    <w:sdtEndPr/>
     <w:sdtContent>
       <w:p>
         <w:pPr>
@@ -7178,7 +11201,7 @@
 </file>
 
 <file path=word/footnotes.xml><?xml version="1.0" encoding="utf-8"?>
-<w:footnotes xmlns:wpc="http://schemas.microsoft.com/office/word/2010/wordprocessingCanvas" xmlns:cx="http://schemas.microsoft.com/office/drawing/2014/chartex" xmlns:mc="http://schemas.openxmlformats.org/markup-compatibility/2006" xmlns:o="urn:schemas-microsoft-com:office:office" xmlns:r="http://schemas.openxmlformats.org/officeDocument/2006/relationships" xmlns:m="http://schemas.openxmlformats.org/officeDocument/2006/math" xmlns:v="urn:schemas-microsoft-com:vml" xmlns:wp14="http://schemas.microsoft.com/office/word/2010/wordprocessingDrawing" xmlns:wp="http://schemas.openxmlformats.org/drawingml/2006/wordprocessingDrawing" xmlns:w10="urn:schemas-microsoft-com:office:word" xmlns:w="http://schemas.openxmlformats.org/wordprocessingml/2006/main" xmlns:w14="http://schemas.microsoft.com/office/word/2010/wordml" xmlns:w15="http://schemas.microsoft.com/office/word/2012/wordml" xmlns:w16se="http://schemas.microsoft.com/office/word/2015/wordml/symex" xmlns:wpg="http://schemas.microsoft.com/office/word/2010/wordprocessingGroup" xmlns:wpi="http://schemas.microsoft.com/office/word/2010/wordprocessingInk" xmlns:wne="http://schemas.microsoft.com/office/word/2006/wordml" xmlns:wps="http://schemas.microsoft.com/office/word/2010/wordprocessingShape" mc:Ignorable="w14 w15 w16se wp14">
+<w:footnotes xmlns:wpc="http://schemas.microsoft.com/office/word/2010/wordprocessingCanvas" xmlns:cx="http://schemas.microsoft.com/office/drawing/2014/chartex" xmlns:cx1="http://schemas.microsoft.com/office/drawing/2015/9/8/chartex" xmlns:cx2="http://schemas.microsoft.com/office/drawing/2015/10/21/chartex" xmlns:cx3="http://schemas.microsoft.com/office/drawing/2016/5/9/chartex" xmlns:cx4="http://schemas.microsoft.com/office/drawing/2016/5/10/chartex" xmlns:cx5="http://schemas.microsoft.com/office/drawing/2016/5/11/chartex" xmlns:cx6="http://schemas.microsoft.com/office/drawing/2016/5/12/chartex" xmlns:cx7="http://schemas.microsoft.com/office/drawing/2016/5/13/chartex" xmlns:cx8="http://schemas.microsoft.com/office/drawing/2016/5/14/chartex" xmlns:mc="http://schemas.openxmlformats.org/markup-compatibility/2006" xmlns:aink="http://schemas.microsoft.com/office/drawing/2016/ink" xmlns:am3d="http://schemas.microsoft.com/office/drawing/2017/model3d" xmlns:o="urn:schemas-microsoft-com:office:office" xmlns:r="http://schemas.openxmlformats.org/officeDocument/2006/relationships" xmlns:m="http://schemas.openxmlformats.org/officeDocument/2006/math" xmlns:v="urn:schemas-microsoft-com:vml" xmlns:wp14="http://schemas.microsoft.com/office/word/2010/wordprocessingDrawing" xmlns:wp="http://schemas.openxmlformats.org/drawingml/2006/wordprocessingDrawing" xmlns:w10="urn:schemas-microsoft-com:office:word" xmlns:w="http://schemas.openxmlformats.org/wordprocessingml/2006/main" xmlns:w14="http://schemas.microsoft.com/office/word/2010/wordml" xmlns:w15="http://schemas.microsoft.com/office/word/2012/wordml" xmlns:w16cex="http://schemas.microsoft.com/office/word/2018/wordml/cex" xmlns:w16cid="http://schemas.microsoft.com/office/word/2016/wordml/cid" xmlns:w16="http://schemas.microsoft.com/office/word/2018/wordml" xmlns:w16sdtdh="http://schemas.microsoft.com/office/word/2020/wordml/sdtdatahash" xmlns:w16se="http://schemas.microsoft.com/office/word/2015/wordml/symex" xmlns:wpg="http://schemas.microsoft.com/office/word/2010/wordprocessingGroup" xmlns:wpi="http://schemas.microsoft.com/office/word/2010/wordprocessingInk" xmlns:wne="http://schemas.microsoft.com/office/word/2006/wordml" xmlns:wps="http://schemas.microsoft.com/office/word/2010/wordprocessingShape" mc:Ignorable="w14 w15 w16se w16cid w16 w16cex w16sdtdh wp14">
   <w:footnote w:type="separator" w:id="-1">
     <w:p>
       <w:pPr>
@@ -7203,7 +11226,7 @@
 </file>
 
 <file path=word/header1.xml><?xml version="1.0" encoding="utf-8"?>
-<w:hdr xmlns:wpc="http://schemas.microsoft.com/office/word/2010/wordprocessingCanvas" xmlns:cx="http://schemas.microsoft.com/office/drawing/2014/chartex" xmlns:mc="http://schemas.openxmlformats.org/markup-compatibility/2006" xmlns:o="urn:schemas-microsoft-com:office:office" xmlns:r="http://schemas.openxmlformats.org/officeDocument/2006/relationships" xmlns:m="http://schemas.openxmlformats.org/officeDocument/2006/math" xmlns:v="urn:schemas-microsoft-com:vml" xmlns:wp14="http://schemas.microsoft.com/office/word/2010/wordprocessingDrawing" xmlns:wp="http://schemas.openxmlformats.org/drawingml/2006/wordprocessingDrawing" xmlns:w10="urn:schemas-microsoft-com:office:word" xmlns:w="http://schemas.openxmlformats.org/wordprocessingml/2006/main" xmlns:w14="http://schemas.microsoft.com/office/word/2010/wordml" xmlns:w15="http://schemas.microsoft.com/office/word/2012/wordml" xmlns:w16se="http://schemas.microsoft.com/office/word/2015/wordml/symex" xmlns:wpg="http://schemas.microsoft.com/office/word/2010/wordprocessingGroup" xmlns:wpi="http://schemas.microsoft.com/office/word/2010/wordprocessingInk" xmlns:wne="http://schemas.microsoft.com/office/word/2006/wordml" xmlns:wps="http://schemas.microsoft.com/office/word/2010/wordprocessingShape" mc:Ignorable="w14 w15 w16se wp14">
+<w:hdr xmlns:wpc="http://schemas.microsoft.com/office/word/2010/wordprocessingCanvas" xmlns:cx="http://schemas.microsoft.com/office/drawing/2014/chartex" xmlns:cx1="http://schemas.microsoft.com/office/drawing/2015/9/8/chartex" xmlns:cx2="http://schemas.microsoft.com/office/drawing/2015/10/21/chartex" xmlns:cx3="http://schemas.microsoft.com/office/drawing/2016/5/9/chartex" xmlns:cx4="http://schemas.microsoft.com/office/drawing/2016/5/10/chartex" xmlns:cx5="http://schemas.microsoft.com/office/drawing/2016/5/11/chartex" xmlns:cx6="http://schemas.microsoft.com/office/drawing/2016/5/12/chartex" xmlns:cx7="http://schemas.microsoft.com/office/drawing/2016/5/13/chartex" xmlns:cx8="http://schemas.microsoft.com/office/drawing/2016/5/14/chartex" xmlns:mc="http://schemas.openxmlformats.org/markup-compatibility/2006" xmlns:aink="http://schemas.microsoft.com/office/drawing/2016/ink" xmlns:am3d="http://schemas.microsoft.com/office/drawing/2017/model3d" xmlns:o="urn:schemas-microsoft-com:office:office" xmlns:r="http://schemas.openxmlformats.org/officeDocument/2006/relationships" xmlns:m="http://schemas.openxmlformats.org/officeDocument/2006/math" xmlns:v="urn:schemas-microsoft-com:vml" xmlns:wp14="http://schemas.microsoft.com/office/word/2010/wordprocessingDrawing" xmlns:wp="http://schemas.openxmlformats.org/drawingml/2006/wordprocessingDrawing" xmlns:w10="urn:schemas-microsoft-com:office:word" xmlns:w="http://schemas.openxmlformats.org/wordprocessingml/2006/main" xmlns:w14="http://schemas.microsoft.com/office/word/2010/wordml" xmlns:w15="http://schemas.microsoft.com/office/word/2012/wordml" xmlns:w16cex="http://schemas.microsoft.com/office/word/2018/wordml/cex" xmlns:w16cid="http://schemas.microsoft.com/office/word/2016/wordml/cid" xmlns:w16="http://schemas.microsoft.com/office/word/2018/wordml" xmlns:w16sdtdh="http://schemas.microsoft.com/office/word/2020/wordml/sdtdatahash" xmlns:w16se="http://schemas.microsoft.com/office/word/2015/wordml/symex" xmlns:wpg="http://schemas.microsoft.com/office/word/2010/wordprocessingGroup" xmlns:wpi="http://schemas.microsoft.com/office/word/2010/wordprocessingInk" xmlns:wne="http://schemas.microsoft.com/office/word/2006/wordml" xmlns:wps="http://schemas.microsoft.com/office/word/2010/wordprocessingShape" mc:Ignorable="w14 w15 w16se w16cid w16 w16cex w16sdtdh wp14">
   <w:p>
     <w:pPr>
       <w:pStyle w:val="lfej"/>
@@ -7275,7 +11298,7 @@
 </file>
 
 <file path=word/styles.xml><?xml version="1.0" encoding="utf-8"?>
-<w:styles xmlns:mc="http://schemas.openxmlformats.org/markup-compatibility/2006" xmlns:r="http://schemas.openxmlformats.org/officeDocument/2006/relationships" xmlns:w="http://schemas.openxmlformats.org/wordprocessingml/2006/main" xmlns:w14="http://schemas.microsoft.com/office/word/2010/wordml" xmlns:w15="http://schemas.microsoft.com/office/word/2012/wordml" xmlns:w16se="http://schemas.microsoft.com/office/word/2015/wordml/symex" mc:Ignorable="w14 w15 w16se">
+<w:styles xmlns:mc="http://schemas.openxmlformats.org/markup-compatibility/2006" xmlns:r="http://schemas.openxmlformats.org/officeDocument/2006/relationships" xmlns:w="http://schemas.openxmlformats.org/wordprocessingml/2006/main" xmlns:w14="http://schemas.microsoft.com/office/word/2010/wordml" xmlns:w15="http://schemas.microsoft.com/office/word/2012/wordml" xmlns:w16cex="http://schemas.microsoft.com/office/word/2018/wordml/cex" xmlns:w16cid="http://schemas.microsoft.com/office/word/2016/wordml/cid" xmlns:w16="http://schemas.microsoft.com/office/word/2018/wordml" xmlns:w16sdtdh="http://schemas.microsoft.com/office/word/2020/wordml/sdtdatahash" xmlns:w16se="http://schemas.microsoft.com/office/word/2015/wordml/symex" mc:Ignorable="w14 w15 w16se w16cid w16 w16cex w16sdtdh">
   <w:docDefaults>
     <w:rPrDefault>
       <w:rPr>
@@ -7291,7 +11314,7 @@
       </w:pPr>
     </w:pPrDefault>
   </w:docDefaults>
-  <w:latentStyles w:defLockedState="0" w:defUIPriority="99" w:defSemiHidden="0" w:defUnhideWhenUsed="0" w:defQFormat="0" w:count="371">
+  <w:latentStyles w:defLockedState="0" w:defUIPriority="99" w:defSemiHidden="0" w:defUnhideWhenUsed="0" w:defQFormat="0" w:count="376">
     <w:lsdException w:name="Normal" w:uiPriority="0" w:qFormat="1"/>
     <w:lsdException w:name="heading 1" w:uiPriority="9" w:qFormat="1"/>
     <w:lsdException w:name="heading 2" w:semiHidden="1" w:uiPriority="9" w:unhideWhenUsed="1" w:qFormat="1"/>
@@ -7397,7 +11420,6 @@
     <w:lsdException w:name="HTML Sample" w:semiHidden="1" w:unhideWhenUsed="1"/>
     <w:lsdException w:name="HTML Typewriter" w:semiHidden="1" w:unhideWhenUsed="1"/>
     <w:lsdException w:name="HTML Variable" w:semiHidden="1" w:unhideWhenUsed="1"/>
-    <w:lsdException w:name="Normal Table" w:semiHidden="1" w:unhideWhenUsed="1"/>
     <w:lsdException w:name="annotation subject" w:semiHidden="1" w:unhideWhenUsed="1"/>
     <w:lsdException w:name="No List" w:semiHidden="1" w:unhideWhenUsed="1"/>
     <w:lsdException w:name="Outline List 1" w:semiHidden="1" w:unhideWhenUsed="1"/>
@@ -7440,11 +11462,8 @@
     <w:lsdException w:name="Table Contemporary" w:semiHidden="1" w:unhideWhenUsed="1"/>
     <w:lsdException w:name="Table Elegant" w:semiHidden="1" w:unhideWhenUsed="1"/>
     <w:lsdException w:name="Table Professional" w:semiHidden="1" w:unhideWhenUsed="1"/>
-    <w:lsdException w:name="Table Subtle 1" w:semiHidden="1" w:unhideWhenUsed="1"/>
     <w:lsdException w:name="Table Subtle 2" w:semiHidden="1" w:unhideWhenUsed="1"/>
     <w:lsdException w:name="Table Web 1" w:semiHidden="1" w:unhideWhenUsed="1"/>
-    <w:lsdException w:name="Table Web 2" w:semiHidden="1" w:unhideWhenUsed="1"/>
-    <w:lsdException w:name="Table Web 3" w:semiHidden="1" w:unhideWhenUsed="1"/>
     <w:lsdException w:name="Balloon Text" w:semiHidden="1" w:unhideWhenUsed="1"/>
     <w:lsdException w:name="Table Grid" w:uiPriority="39"/>
     <w:lsdException w:name="Table Theme" w:semiHidden="1" w:unhideWhenUsed="1"/>
@@ -7663,6 +11682,11 @@
     <w:lsdException w:name="List Table 5 Dark Accent 6" w:uiPriority="50"/>
     <w:lsdException w:name="List Table 6 Colorful Accent 6" w:uiPriority="51"/>
     <w:lsdException w:name="List Table 7 Colorful Accent 6" w:uiPriority="52"/>
+    <w:lsdException w:name="Mention" w:semiHidden="1" w:unhideWhenUsed="1"/>
+    <w:lsdException w:name="Smart Hyperlink" w:semiHidden="1" w:unhideWhenUsed="1"/>
+    <w:lsdException w:name="Hashtag" w:semiHidden="1" w:unhideWhenUsed="1"/>
+    <w:lsdException w:name="Unresolved Mention" w:semiHidden="1" w:unhideWhenUsed="1"/>
+    <w:lsdException w:name="Smart Link" w:semiHidden="1" w:unhideWhenUsed="1"/>
   </w:latentStyles>
   <w:style w:type="paragraph" w:default="1" w:styleId="Norml">
     <w:name w:val="Normal"/>
@@ -7721,7 +11745,6 @@
   <w:style w:type="character" w:default="1" w:styleId="Bekezdsalapbettpusa">
     <w:name w:val="Default Paragraph Font"/>
     <w:uiPriority w:val="1"/>
-    <w:semiHidden/>
     <w:unhideWhenUsed/>
   </w:style>
   <w:style w:type="table" w:default="1" w:styleId="Normltblzat">
@@ -7917,6 +11940,49 @@
       <w:spacing w:after="100"/>
       <w:ind w:left="280"/>
     </w:pPr>
+  </w:style>
+  <w:style w:type="character" w:styleId="Feloldatlanmegemlts">
+    <w:name w:val="Unresolved Mention"/>
+    <w:basedOn w:val="Bekezdsalapbettpusa"/>
+    <w:uiPriority w:val="99"/>
+    <w:semiHidden/>
+    <w:unhideWhenUsed/>
+    <w:rsid w:val="00232260"/>
+    <w:rPr>
+      <w:color w:val="605E5C"/>
+      <w:shd w:val="clear" w:color="auto" w:fill="E1DFDD"/>
+    </w:rPr>
+  </w:style>
+  <w:style w:type="table" w:styleId="Rcsostblzat">
+    <w:name w:val="Table Grid"/>
+    <w:basedOn w:val="Normltblzat"/>
+    <w:uiPriority w:val="39"/>
+    <w:rsid w:val="00A21B8F"/>
+    <w:pPr>
+      <w:spacing w:after="0" w:line="240" w:lineRule="auto"/>
+    </w:pPr>
+    <w:tblPr>
+      <w:tblBorders>
+        <w:top w:val="single" w:sz="4" w:space="0" w:color="auto"/>
+        <w:left w:val="single" w:sz="4" w:space="0" w:color="auto"/>
+        <w:bottom w:val="single" w:sz="4" w:space="0" w:color="auto"/>
+        <w:right w:val="single" w:sz="4" w:space="0" w:color="auto"/>
+        <w:insideH w:val="single" w:sz="4" w:space="0" w:color="auto"/>
+        <w:insideV w:val="single" w:sz="4" w:space="0" w:color="auto"/>
+      </w:tblBorders>
+    </w:tblPr>
+  </w:style>
+  <w:style w:type="character" w:styleId="Mrltotthiperhivatkozs">
+    <w:name w:val="FollowedHyperlink"/>
+    <w:basedOn w:val="Bekezdsalapbettpusa"/>
+    <w:uiPriority w:val="99"/>
+    <w:semiHidden/>
+    <w:unhideWhenUsed/>
+    <w:rsid w:val="00664CB9"/>
+    <w:rPr>
+      <w:color w:val="954F72" w:themeColor="followedHyperlink"/>
+      <w:u w:val="single"/>
+    </w:rPr>
   </w:style>
 </w:styles>
 </file>

--- a/Mesterremek.docx
+++ b/Mesterremek.docx
@@ -1,18 +1,13 @@
 
 <file path=word/document.xml><?xml version="1.0" encoding="utf-8"?>
-<w:document xmlns:wpc="http://schemas.microsoft.com/office/word/2010/wordprocessingCanvas" xmlns:cx="http://schemas.microsoft.com/office/drawing/2014/chartex" xmlns:cx1="http://schemas.microsoft.com/office/drawing/2015/9/8/chartex" xmlns:cx2="http://schemas.microsoft.com/office/drawing/2015/10/21/chartex" xmlns:cx3="http://schemas.microsoft.com/office/drawing/2016/5/9/chartex" xmlns:cx4="http://schemas.microsoft.com/office/drawing/2016/5/10/chartex" xmlns:cx5="http://schemas.microsoft.com/office/drawing/2016/5/11/chartex" xmlns:cx6="http://schemas.microsoft.com/office/drawing/2016/5/12/chartex" xmlns:cx7="http://schemas.microsoft.com/office/drawing/2016/5/13/chartex" xmlns:cx8="http://schemas.microsoft.com/office/drawing/2016/5/14/chartex" xmlns:mc="http://schemas.openxmlformats.org/markup-compatibility/2006" xmlns:aink="http://schemas.microsoft.com/office/drawing/2016/ink" xmlns:am3d="http://schemas.microsoft.com/office/drawing/2017/model3d" xmlns:o="urn:schemas-microsoft-com:office:office" xmlns:r="http://schemas.openxmlformats.org/officeDocument/2006/relationships" xmlns:m="http://schemas.openxmlformats.org/officeDocument/2006/math" xmlns:v="urn:schemas-microsoft-com:vml" xmlns:wp14="http://schemas.microsoft.com/office/word/2010/wordprocessingDrawing" xmlns:wp="http://schemas.openxmlformats.org/drawingml/2006/wordprocessingDrawing" xmlns:w10="urn:schemas-microsoft-com:office:word" xmlns:w="http://schemas.openxmlformats.org/wordprocessingml/2006/main" xmlns:w14="http://schemas.microsoft.com/office/word/2010/wordml" xmlns:w15="http://schemas.microsoft.com/office/word/2012/wordml" xmlns:w16cex="http://schemas.microsoft.com/office/word/2018/wordml/cex" xmlns:w16cid="http://schemas.microsoft.com/office/word/2016/wordml/cid" xmlns:w16="http://schemas.microsoft.com/office/word/2018/wordml" xmlns:w16sdtdh="http://schemas.microsoft.com/office/word/2020/wordml/sdtdatahash" xmlns:w16se="http://schemas.microsoft.com/office/word/2015/wordml/symex" xmlns:wpg="http://schemas.microsoft.com/office/word/2010/wordprocessingGroup" xmlns:wpi="http://schemas.microsoft.com/office/word/2010/wordprocessingInk" xmlns:wne="http://schemas.microsoft.com/office/word/2006/wordml" xmlns:wps="http://schemas.microsoft.com/office/word/2010/wordprocessingShape" mc:Ignorable="w14 w15 w16se w16cid w16 w16cex w16sdtdh wp14">
+<w:document xmlns:wpc="http://schemas.microsoft.com/office/word/2010/wordprocessingCanvas" xmlns:cx="http://schemas.microsoft.com/office/drawing/2014/chartex" xmlns:cx1="http://schemas.microsoft.com/office/drawing/2015/9/8/chartex" xmlns:cx2="http://schemas.microsoft.com/office/drawing/2015/10/21/chartex" xmlns:cx3="http://schemas.microsoft.com/office/drawing/2016/5/9/chartex" xmlns:cx4="http://schemas.microsoft.com/office/drawing/2016/5/10/chartex" xmlns:cx5="http://schemas.microsoft.com/office/drawing/2016/5/11/chartex" xmlns:cx6="http://schemas.microsoft.com/office/drawing/2016/5/12/chartex" xmlns:cx7="http://schemas.microsoft.com/office/drawing/2016/5/13/chartex" xmlns:cx8="http://schemas.microsoft.com/office/drawing/2016/5/14/chartex" xmlns:mc="http://schemas.openxmlformats.org/markup-compatibility/2006" xmlns:aink="http://schemas.microsoft.com/office/drawing/2016/ink" xmlns:am3d="http://schemas.microsoft.com/office/drawing/2017/model3d" xmlns:o="urn:schemas-microsoft-com:office:office" xmlns:oel="http://schemas.microsoft.com/office/2019/extlst" xmlns:r="http://schemas.openxmlformats.org/officeDocument/2006/relationships" xmlns:m="http://schemas.openxmlformats.org/officeDocument/2006/math" xmlns:v="urn:schemas-microsoft-com:vml" xmlns:wp14="http://schemas.microsoft.com/office/word/2010/wordprocessingDrawing" xmlns:wp="http://schemas.openxmlformats.org/drawingml/2006/wordprocessingDrawing" xmlns:w10="urn:schemas-microsoft-com:office:word" xmlns:w="http://schemas.openxmlformats.org/wordprocessingml/2006/main" xmlns:w14="http://schemas.microsoft.com/office/word/2010/wordml" xmlns:w15="http://schemas.microsoft.com/office/word/2012/wordml" xmlns:w16cex="http://schemas.microsoft.com/office/word/2018/wordml/cex" xmlns:w16cid="http://schemas.microsoft.com/office/word/2016/wordml/cid" xmlns:w16="http://schemas.microsoft.com/office/word/2018/wordml" xmlns:w16du="http://schemas.microsoft.com/office/word/2023/wordml/word16du" xmlns:w16sdtdh="http://schemas.microsoft.com/office/word/2020/wordml/sdtdatahash" xmlns:w16sdtfl="http://schemas.microsoft.com/office/word/2024/wordml/sdtformatlock" xmlns:w16se="http://schemas.microsoft.com/office/word/2015/wordml/symex" xmlns:wpg="http://schemas.microsoft.com/office/word/2010/wordprocessingGroup" xmlns:wpi="http://schemas.microsoft.com/office/word/2010/wordprocessingInk" xmlns:wne="http://schemas.microsoft.com/office/word/2006/wordml" xmlns:wps="http://schemas.microsoft.com/office/word/2010/wordprocessingShape" mc:Ignorable="w14 w15 w16se w16cid w16 w16cex w16sdtdh w16sdtfl w16du wp14">
   <w:body>
     <w:p>
       <w:pPr>
         <w:pStyle w:val="Cm"/>
       </w:pPr>
-      <w:proofErr w:type="spellStart"/>
-      <w:r>
-        <w:t>Lightmetals</w:t>
-      </w:r>
-      <w:proofErr w:type="spellEnd"/>
-      <w:r>
-        <w:t xml:space="preserve"> kft. hálózatfejlesztés</w:t>
+      <w:r>
+        <w:t>Lightmetals kft. hálózatfejlesztés</w:t>
       </w:r>
     </w:p>
     <w:p>
@@ -1975,21 +1970,7 @@
         <w:rPr>
           <w:rFonts w:cs="Times New Roman"/>
         </w:rPr>
-        <w:t xml:space="preserve">Feladatunk az, hogy tovább fejlesszük a </w:t>
-      </w:r>
-      <w:proofErr w:type="spellStart"/>
-      <w:r>
-        <w:rPr>
-          <w:rFonts w:cs="Times New Roman"/>
-        </w:rPr>
-        <w:t>Lightmetals</w:t>
-      </w:r>
-      <w:proofErr w:type="spellEnd"/>
-      <w:r>
-        <w:rPr>
-          <w:rFonts w:cs="Times New Roman"/>
-        </w:rPr>
-        <w:t xml:space="preserve"> Kft. hálózatát. Az eddigi hálózat egy egyszerű irodai hálózat volt, most viszont bővítjük a helyiségeket, ezért szükséges felújítani a hálózatot. Az iroda egy új gépszobával bővül, valamint </w:t>
+        <w:t xml:space="preserve">Feladatunk az, hogy tovább fejlesszük a Lightmetals Kft. hálózatát. Az eddigi hálózat egy egyszerű irodai hálózat volt, most viszont bővítjük a helyiségeket, ezért szükséges felújítani a hálózatot. Az iroda egy új gépszobával bővül, valamint </w:t>
       </w:r>
       <w:r>
         <w:rPr>
@@ -2157,15 +2138,7 @@
         <w:t>.</w:t>
       </w:r>
       <w:r>
-        <w:t xml:space="preserve"> Az RFID kártyaolvasót felkonfiguráljuk úgy, hogy csak a megfelelő kártyával lehessen belépni. A vezeték nélküli hálózatot egy Access </w:t>
-      </w:r>
-      <w:proofErr w:type="spellStart"/>
-      <w:r>
-        <w:t>Point</w:t>
-      </w:r>
-      <w:proofErr w:type="spellEnd"/>
-      <w:r>
-        <w:t xml:space="preserve"> használatával valósítjuk meg, ezen létrehozunk egy dolgozói és egy vendég WLAN-t.</w:t>
+        <w:t xml:space="preserve"> Az RFID kártyaolvasót felkonfiguráljuk úgy, hogy csak a megfelelő kártyával lehessen belépni. A vezeték nélküli hálózatot egy Access Point használatával valósítjuk meg, ezen létrehozunk egy dolgozói és egy vendég WLAN-t.</w:t>
       </w:r>
     </w:p>
     <w:p>
@@ -2201,23 +2174,7 @@
     </w:p>
     <w:p>
       <w:r>
-        <w:t>-</w:t>
-      </w:r>
-      <w:proofErr w:type="spellStart"/>
-      <w:r>
-        <w:t>Packet</w:t>
-      </w:r>
-      <w:proofErr w:type="spellEnd"/>
-      <w:r>
-        <w:t xml:space="preserve"> </w:t>
-      </w:r>
-      <w:proofErr w:type="spellStart"/>
-      <w:r>
-        <w:t>Tracer</w:t>
-      </w:r>
-      <w:proofErr w:type="spellEnd"/>
-      <w:r>
-        <w:t>: Mikó Zsolt, Bobák Tamás, Szikra Márton</w:t>
+        <w:t>-Packet Tracer: Mikó Zsolt, Bobák Tamás, Szikra Márton</w:t>
       </w:r>
     </w:p>
     <w:p>
@@ -2353,34 +2310,16 @@
       <w:bookmarkEnd w:id="5"/>
     </w:p>
     <w:p>
-      <w:proofErr w:type="spellStart"/>
-      <w:r>
-        <w:t>Active</w:t>
-      </w:r>
-      <w:proofErr w:type="spellEnd"/>
-      <w:r>
-        <w:t xml:space="preserve"> </w:t>
-      </w:r>
-      <w:proofErr w:type="spellStart"/>
-      <w:r>
-        <w:t>Directory</w:t>
-      </w:r>
-      <w:proofErr w:type="spellEnd"/>
-      <w:r>
-        <w:t xml:space="preserve">: </w:t>
+      <w:r>
+        <w:t xml:space="preserve">Active Directory: </w:t>
       </w:r>
     </w:p>
     <w:p>
       <w:r>
         <w:t xml:space="preserve">A </w:t>
       </w:r>
-      <w:proofErr w:type="spellStart"/>
-      <w:r>
-        <w:t>Lightmetals</w:t>
-      </w:r>
-      <w:proofErr w:type="spellEnd"/>
-      <w:r>
-        <w:t xml:space="preserve"> Kft. minden </w:t>
+      <w:r>
+        <w:t xml:space="preserve">Lightmetals Kft. minden </w:t>
       </w:r>
       <w:r>
         <w:t>munkásá</w:t>
@@ -2388,11 +2327,11 @@
       <w:r>
         <w:t xml:space="preserve">nak gépe be van léptetve a </w:t>
       </w:r>
-      <w:proofErr w:type="spellStart"/>
+      <w:proofErr w:type="gramStart"/>
       <w:r>
         <w:t>lightmetals.local</w:t>
       </w:r>
-      <w:proofErr w:type="spellEnd"/>
+      <w:proofErr w:type="gramEnd"/>
       <w:r>
         <w:t xml:space="preserve"> tartományba</w:t>
       </w:r>
@@ -2922,24 +2861,16 @@
         <w:lastRenderedPageBreak/>
         <w:t xml:space="preserve">Az eladóknak belépéskor automatikusan megnyílik a </w:t>
       </w:r>
-      <w:proofErr w:type="spellStart"/>
+      <w:proofErr w:type="gramStart"/>
       <w:r>
         <w:t>lightmetals.local</w:t>
       </w:r>
-      <w:proofErr w:type="spellEnd"/>
+      <w:proofErr w:type="gramEnd"/>
       <w:r>
         <w:t xml:space="preserve"> weboldal</w:t>
       </w:r>
       <w:r>
-        <w:t xml:space="preserve"> egy </w:t>
-      </w:r>
-      <w:proofErr w:type="spellStart"/>
-      <w:r>
-        <w:t>cmd</w:t>
-      </w:r>
-      <w:proofErr w:type="spellEnd"/>
-      <w:r>
-        <w:t xml:space="preserve"> fájl segítségével</w:t>
+        <w:t xml:space="preserve"> egy cmd fájl segítségével</w:t>
       </w:r>
       <w:r>
         <w:t>.</w:t>
@@ -3053,29 +2984,13 @@
       </w:r>
     </w:p>
     <w:p>
-      <w:proofErr w:type="spellStart"/>
+      <w:proofErr w:type="gramStart"/>
       <w:r>
         <w:t>lightmetals.local</w:t>
       </w:r>
-      <w:proofErr w:type="spellEnd"/>
-      <w:r>
-        <w:t xml:space="preserve">, ez szükséges az </w:t>
-      </w:r>
-      <w:proofErr w:type="spellStart"/>
-      <w:r>
-        <w:t>Active</w:t>
-      </w:r>
-      <w:proofErr w:type="spellEnd"/>
-      <w:r>
-        <w:t xml:space="preserve"> </w:t>
-      </w:r>
-      <w:proofErr w:type="spellStart"/>
-      <w:r>
-        <w:t>Directory</w:t>
-      </w:r>
-      <w:proofErr w:type="spellEnd"/>
-      <w:r>
-        <w:t xml:space="preserve"> működéséhez.</w:t>
+      <w:proofErr w:type="gramEnd"/>
+      <w:r>
+        <w:t>, ez szükséges az Active Directory működéséhez.</w:t>
       </w:r>
       <w:r>
         <w:br/>
@@ -3130,11 +3045,11 @@
       <w:r>
         <w:t xml:space="preserve">Weblap, amely a </w:t>
       </w:r>
-      <w:proofErr w:type="spellStart"/>
+      <w:proofErr w:type="gramStart"/>
       <w:r>
         <w:t>lightmetals.local</w:t>
       </w:r>
-      <w:proofErr w:type="spellEnd"/>
+      <w:proofErr w:type="gramEnd"/>
       <w:r>
         <w:t xml:space="preserve"> címen fut a szerveren</w:t>
       </w:r>
@@ -3201,15 +3116,7 @@
       <w:r>
         <w:lastRenderedPageBreak/>
         <w:br/>
-        <w:t xml:space="preserve">Automatizált szoftvertelepítés kliensre: </w:t>
-      </w:r>
-      <w:proofErr w:type="spellStart"/>
-      <w:r>
-        <w:t>OpenVPN</w:t>
-      </w:r>
-      <w:proofErr w:type="spellEnd"/>
-      <w:r>
-        <w:t xml:space="preserve"> automatikusan települ a gépekre csoportházirend</w:t>
+        <w:t>Automatizált szoftvertelepítés kliensre: OpenVPN automatikusan települ a gépekre csoportházirend</w:t>
       </w:r>
       <w:r>
         <w:t xml:space="preserve"> és PowerShell szkript</w:t>
@@ -3347,13 +3254,8 @@
     </w:p>
     <w:p>
       <w:r>
-        <w:t xml:space="preserve">Felhasználó: </w:t>
-      </w:r>
-      <w:proofErr w:type="spellStart"/>
-      <w:r>
-        <w:t>LM_Linux_SRV</w:t>
-      </w:r>
-      <w:proofErr w:type="spellEnd"/>
+        <w:t>Felhasználó: LM_Linux_SRV</w:t>
+      </w:r>
     </w:p>
     <w:p>
       <w:r>
@@ -3405,31 +3307,15 @@
         <w:spacing w:before="120" w:after="120"/>
       </w:pPr>
       <w:r>
-        <w:t xml:space="preserve">Automatikusan lementi a </w:t>
-      </w:r>
-      <w:proofErr w:type="spellStart"/>
-      <w:r>
-        <w:t>Megosztasok</w:t>
-      </w:r>
-      <w:proofErr w:type="spellEnd"/>
-      <w:r>
-        <w:t xml:space="preserve"> mappát a /</w:t>
-      </w:r>
-      <w:proofErr w:type="spellStart"/>
-      <w:r>
-        <w:t>home</w:t>
-      </w:r>
-      <w:proofErr w:type="spellEnd"/>
-      <w:r>
-        <w:t>/</w:t>
-      </w:r>
-      <w:proofErr w:type="spellStart"/>
-      <w:r>
-        <w:t>Saves</w:t>
-      </w:r>
-      <w:proofErr w:type="spellEnd"/>
-      <w:r>
-        <w:t xml:space="preserve"> mappába, minden Vasárnap.</w:t>
+        <w:t xml:space="preserve">Automatikusan lementi a Megosztasok mappát a /home/Saves mappába, minden </w:t>
+      </w:r>
+      <w:proofErr w:type="gramStart"/>
+      <w:r>
+        <w:t>Vasárnap</w:t>
+      </w:r>
+      <w:proofErr w:type="gramEnd"/>
+      <w:r>
+        <w:t>.</w:t>
       </w:r>
       <w:r>
         <w:t xml:space="preserve"> </w:t>
@@ -3439,29 +3325,8 @@
       <w:pPr>
         <w:spacing w:before="120" w:after="120"/>
       </w:pPr>
-      <w:proofErr w:type="spellStart"/>
-      <w:r>
-        <w:t>Burn</w:t>
-      </w:r>
-      <w:proofErr w:type="spellEnd"/>
-      <w:r>
-        <w:t xml:space="preserve"> metódus nem kell ezért ’</w:t>
-      </w:r>
-      <w:proofErr w:type="spellStart"/>
-      <w:r>
-        <w:t>none</w:t>
-      </w:r>
-      <w:proofErr w:type="spellEnd"/>
-      <w:r>
-        <w:t>’-</w:t>
-      </w:r>
-      <w:proofErr w:type="spellStart"/>
-      <w:r>
-        <w:t>ra</w:t>
-      </w:r>
-      <w:proofErr w:type="spellEnd"/>
-      <w:r>
-        <w:t xml:space="preserve"> van állítva.</w:t>
+      <w:r>
+        <w:t>Burn metódus nem kell ezért ’none’-ra van állítva.</w:t>
       </w:r>
       <w:r>
         <w:rPr>
@@ -3515,23 +3380,7 @@
         <w:spacing w:before="120" w:after="120"/>
       </w:pPr>
       <w:r>
-        <w:t>A felhasználó a ’</w:t>
-      </w:r>
-      <w:proofErr w:type="spellStart"/>
-      <w:r>
-        <w:t>root-user</w:t>
-      </w:r>
-      <w:proofErr w:type="spellEnd"/>
-      <w:r>
-        <w:t xml:space="preserve">’, más néven ’pi’ </w:t>
-      </w:r>
-      <w:proofErr w:type="spellStart"/>
-      <w:r>
-        <w:t>Raspbian</w:t>
-      </w:r>
-      <w:proofErr w:type="spellEnd"/>
-      <w:r>
-        <w:t xml:space="preserve"> rendszereken.</w:t>
+        <w:t>A felhasználó a ’root-user’, más néven ’pi’ Raspbian rendszereken.</w:t>
       </w:r>
       <w:r>
         <w:br/>
@@ -3588,15 +3437,7 @@
         <w:spacing w:before="120" w:after="120"/>
       </w:pPr>
       <w:r>
-        <w:t>Az archív metódus, amely lementi a fájlokat az ’tarball-</w:t>
-      </w:r>
-      <w:proofErr w:type="spellStart"/>
-      <w:r>
-        <w:t>incremental</w:t>
-      </w:r>
-      <w:proofErr w:type="spellEnd"/>
-      <w:r>
-        <w:t>’, amely csak a legutolsó mentés óta módosított fájlokat menti le.</w:t>
+        <w:t>Az archív metódus, amely lementi a fájlokat az ’tarball-incremental’, amely csak a legutolsó mentés óta módosított fájlokat menti le.</w:t>
       </w:r>
       <w:r>
         <w:br/>
@@ -3712,15 +3553,15 @@
         <w:spacing w:before="120" w:after="120"/>
       </w:pPr>
       <w:r>
-        <w:t xml:space="preserve">Az elmentett mappa, ugyan az amelyet megosztottunk </w:t>
-      </w:r>
-      <w:proofErr w:type="spellStart"/>
-      <w:r>
-        <w:t>WebDAV</w:t>
-      </w:r>
-      <w:proofErr w:type="spellEnd"/>
-      <w:r>
-        <w:t xml:space="preserve"> segítségével.</w:t>
+        <w:t xml:space="preserve">Az elmentett mappa, ugyan </w:t>
+      </w:r>
+      <w:proofErr w:type="gramStart"/>
+      <w:r>
+        <w:t>az</w:t>
+      </w:r>
+      <w:proofErr w:type="gramEnd"/>
+      <w:r>
+        <w:t xml:space="preserve"> amelyet megosztottunk WebDAV segítségével.</w:t>
       </w:r>
     </w:p>
     <w:p>
@@ -3835,15 +3676,7 @@
     </w:p>
     <w:p>
       <w:r>
-        <w:t>Feltöltési metódus, mivel nem használunk ilyesfélét, érdemes kikapcsolni ’</w:t>
-      </w:r>
-      <w:proofErr w:type="spellStart"/>
-      <w:r>
-        <w:t>none</w:t>
-      </w:r>
-      <w:proofErr w:type="spellEnd"/>
-      <w:r>
-        <w:t>’ beállítással.</w:t>
+        <w:t>Feltöltési metódus, mivel nem használunk ilyesfélét, érdemes kikapcsolni ’none’ beállítással.</w:t>
       </w:r>
     </w:p>
     <w:p>
@@ -3897,15 +3730,7 @@
     </w:p>
     <w:p>
       <w:r>
-        <w:t>A Bash szkript, amely irányítja a Crontab időzítőt és hozzácsatolja a backup-</w:t>
-      </w:r>
-      <w:proofErr w:type="spellStart"/>
-      <w:r>
-        <w:t>managerhez</w:t>
-      </w:r>
-      <w:proofErr w:type="spellEnd"/>
-      <w:r>
-        <w:t>, így teszi automatikussá.</w:t>
+        <w:t>A Bash szkript, amely irányítja a Crontab időzítőt és hozzácsatolja a backup-managerhez, így teszi automatikussá.</w:t>
       </w:r>
     </w:p>
     <w:p>
@@ -3958,7 +3783,15 @@
     </w:p>
     <w:p>
       <w:r>
-        <w:t>A Crontab időzítő, beállítva, hogy minden Vasárnap éjjeli kettő-kor indítsa el a folyamatot, a Bash fájl amelyik elindítja van hozzáfűzve.</w:t>
+        <w:t xml:space="preserve">A Crontab időzítő, beállítva, hogy minden </w:t>
+      </w:r>
+      <w:proofErr w:type="gramStart"/>
+      <w:r>
+        <w:t>Vasárnap</w:t>
+      </w:r>
+      <w:proofErr w:type="gramEnd"/>
+      <w:r>
+        <w:t xml:space="preserve"> éjjeli kettő-kor indítsa el a folyamatot, a Bash fájl amelyik elindítja van hozzáfűzve.</w:t>
       </w:r>
     </w:p>
     <w:p>
@@ -4011,23 +3844,7 @@
     </w:p>
     <w:p>
       <w:r>
-        <w:t>Az elmentett fájlok tömörített változata a /</w:t>
-      </w:r>
-      <w:proofErr w:type="spellStart"/>
-      <w:r>
-        <w:t>home</w:t>
-      </w:r>
-      <w:proofErr w:type="spellEnd"/>
-      <w:r>
-        <w:t>/pi/</w:t>
-      </w:r>
-      <w:proofErr w:type="spellStart"/>
-      <w:r>
-        <w:t>Saves</w:t>
-      </w:r>
-      <w:proofErr w:type="spellEnd"/>
-      <w:r>
-        <w:t xml:space="preserve"> mappában látható.</w:t>
+        <w:t>Az elmentett fájlok tömörített változata a /home/pi/Saves mappában látható.</w:t>
       </w:r>
     </w:p>
     <w:p>
@@ -4086,23 +3903,7 @@
     </w:p>
     <w:p>
       <w:r>
-        <w:t xml:space="preserve">192.168.50.0/24 Hálózatnak oszt IP-címeket 192.168.50.50-tól 192.168.50.100-ig. A DNS szerver 10.10.10.10-nek van megadva. A </w:t>
-      </w:r>
-      <w:proofErr w:type="spellStart"/>
-      <w:r>
-        <w:t>Default</w:t>
-      </w:r>
-      <w:proofErr w:type="spellEnd"/>
-      <w:r>
-        <w:t xml:space="preserve"> </w:t>
-      </w:r>
-      <w:proofErr w:type="spellStart"/>
-      <w:r>
-        <w:t>Gateway</w:t>
-      </w:r>
-      <w:proofErr w:type="spellEnd"/>
-      <w:r>
-        <w:t xml:space="preserve"> a 192.168.50.1.</w:t>
+        <w:t>192.168.50.0/24 Hálózatnak oszt IP-címeket 192.168.50.50-tól 192.168.50.100-ig. A DNS szerver 10.10.10.10-nek van megadva. A Default Gateway a 192.168.50.1.</w:t>
       </w:r>
     </w:p>
     <w:p>
@@ -4169,34 +3970,18 @@
     <w:p>
       <w:r>
         <w:lastRenderedPageBreak/>
-        <w:t>DHCP konfigurálása, amikor ez a kép készült akkor még nem volt véglegesített DNS-szerverünk, ezért ’local’ volt használva, ez át lett nevezve ’lightmetals.local’-</w:t>
-      </w:r>
-      <w:proofErr w:type="spellStart"/>
-      <w:r>
-        <w:t>ra</w:t>
-      </w:r>
-      <w:proofErr w:type="spellEnd"/>
-      <w:r>
-        <w:t xml:space="preserve"> mikor az is elkészült. </w:t>
-      </w:r>
-      <w:r>
-        <w:t xml:space="preserve">A DNS-szerver IP-címe is megegyezik a </w:t>
-      </w:r>
-      <w:proofErr w:type="spellStart"/>
-      <w:r>
-        <w:t>Packet</w:t>
-      </w:r>
-      <w:proofErr w:type="spellEnd"/>
-      <w:r>
-        <w:t xml:space="preserve"> </w:t>
-      </w:r>
-      <w:proofErr w:type="spellStart"/>
-      <w:r>
-        <w:t>Traceren</w:t>
-      </w:r>
-      <w:proofErr w:type="spellEnd"/>
-      <w:r>
-        <w:t xml:space="preserve"> és a Windows szerveren található IP-címmel. Ez a DHCP csak .50-től .100-ig oszt ki csak IP-címeket.</w:t>
+        <w:t>DHCP konfigurálása, amikor ez a kép készült akkor még nem volt véglegesített DNS-szerverünk, ezért ’local’ volt használva, ez át lett nevezve ’</w:t>
+      </w:r>
+      <w:proofErr w:type="gramStart"/>
+      <w:r>
+        <w:t>lightmetals.local</w:t>
+      </w:r>
+      <w:proofErr w:type="gramEnd"/>
+      <w:r>
+        <w:t xml:space="preserve">’-ra mikor az is elkészült. </w:t>
+      </w:r>
+      <w:r>
+        <w:t>A DNS-szerver IP-címe is megegyezik a Packet Traceren és a Windows szerveren található IP-címmel. Ez a DHCP csak .50-től .100-ig oszt ki csak IP-címeket.</w:t>
       </w:r>
     </w:p>
     <w:p>
@@ -4249,7 +4034,15 @@
     </w:p>
     <w:p>
       <w:r>
-        <w:t>Windows kliens gépen ellenőrzött, működő DHCP szolgáltatás, látható hogy az IP-cím, a DHCP-Szerver IP-cím és a DNS-Szerver IP-cím is megegyezik a konfigurációval.</w:t>
+        <w:t xml:space="preserve">Windows kliens gépen ellenőrzött, működő DHCP szolgáltatás, </w:t>
+      </w:r>
+      <w:proofErr w:type="gramStart"/>
+      <w:r>
+        <w:t>látható</w:t>
+      </w:r>
+      <w:proofErr w:type="gramEnd"/>
+      <w:r>
+        <w:t xml:space="preserve"> hogy az IP-cím, a DHCP-Szerver IP-cím és a DNS-Szerver IP-cím is megegyezik a konfigurációval.</w:t>
       </w:r>
     </w:p>
     <w:p>
@@ -4301,53 +4094,22 @@
       </w:r>
     </w:p>
     <w:p>
-      <w:proofErr w:type="spellStart"/>
       <w:r>
         <w:t>WebDAV</w:t>
       </w:r>
-      <w:proofErr w:type="spellEnd"/>
       <w:r>
         <w:t>:</w:t>
       </w:r>
     </w:p>
     <w:p>
       <w:r>
-        <w:t>Fájlmegosztás. a megosztott mappa a /</w:t>
-      </w:r>
-      <w:proofErr w:type="spellStart"/>
-      <w:r>
-        <w:t>home</w:t>
-      </w:r>
-      <w:proofErr w:type="spellEnd"/>
-      <w:r>
-        <w:t>/pi/Public/</w:t>
-      </w:r>
-      <w:proofErr w:type="spellStart"/>
-      <w:r>
-        <w:t>Megosztasok</w:t>
-      </w:r>
-      <w:proofErr w:type="spellEnd"/>
-      <w:r>
-        <w:t>. Működik Windows</w:t>
-      </w:r>
-      <w:r>
-        <w:t>-</w:t>
-      </w:r>
-      <w:proofErr w:type="spellStart"/>
-      <w:r>
-        <w:t>on</w:t>
-      </w:r>
-      <w:proofErr w:type="spellEnd"/>
-      <w:r>
-        <w:t xml:space="preserve"> és Linux-</w:t>
-      </w:r>
-      <w:proofErr w:type="spellStart"/>
-      <w:r>
-        <w:t>on</w:t>
-      </w:r>
-      <w:proofErr w:type="spellEnd"/>
-      <w:r>
-        <w:t xml:space="preserve"> is.</w:t>
+        <w:t>Fájlmegosztás. a megosztott mappa a /home/pi/Public/Megosztasok. Működik Windows</w:t>
+      </w:r>
+      <w:r>
+        <w:t>-on</w:t>
+      </w:r>
+      <w:r>
+        <w:t xml:space="preserve"> és Linux-on is.</w:t>
       </w:r>
     </w:p>
     <w:p>
@@ -4358,23 +4120,7 @@
     <w:p>
       <w:r>
         <w:lastRenderedPageBreak/>
-        <w:t xml:space="preserve">Itt látható a </w:t>
-      </w:r>
-      <w:proofErr w:type="spellStart"/>
-      <w:r>
-        <w:t>DavLock</w:t>
-      </w:r>
-      <w:proofErr w:type="spellEnd"/>
-      <w:r>
-        <w:t xml:space="preserve"> és a port konfiguráció, amely a 80-as </w:t>
-      </w:r>
-      <w:proofErr w:type="spellStart"/>
-      <w:r>
-        <w:t>portra</w:t>
-      </w:r>
-      <w:proofErr w:type="spellEnd"/>
-      <w:r>
-        <w:t xml:space="preserve"> működik csak.</w:t>
+        <w:t>Itt látható a DavLock és a port konfiguráció, amely a 80-as portra működik csak.</w:t>
       </w:r>
     </w:p>
     <w:p>
@@ -4427,23 +4173,15 @@
     </w:p>
     <w:p>
       <w:r>
-        <w:t>Itt látható az ’</w:t>
-      </w:r>
-      <w:proofErr w:type="spellStart"/>
-      <w:r>
-        <w:t>alias</w:t>
-      </w:r>
-      <w:proofErr w:type="spellEnd"/>
-      <w:r>
-        <w:t xml:space="preserve">’ amelyet használ a </w:t>
-      </w:r>
-      <w:proofErr w:type="spellStart"/>
-      <w:r>
-        <w:t>WebDav</w:t>
-      </w:r>
-      <w:proofErr w:type="spellEnd"/>
-      <w:r>
-        <w:t xml:space="preserve"> mikor megkeressük. Például: </w:t>
+        <w:t xml:space="preserve">Itt látható az </w:t>
+      </w:r>
+      <w:proofErr w:type="gramStart"/>
+      <w:r>
+        <w:t>’alias’</w:t>
+      </w:r>
+      <w:proofErr w:type="gramEnd"/>
+      <w:r>
+        <w:t xml:space="preserve"> amelyet használ a WebDav mikor megkeressük. Például: </w:t>
       </w:r>
       <w:hyperlink r:id="rId37" w:history="1">
         <w:r>
@@ -4454,31 +4192,15 @@
         </w:r>
       </w:hyperlink>
       <w:r>
-        <w:t xml:space="preserve"> linkre nyílna meg a </w:t>
-      </w:r>
-      <w:proofErr w:type="spellStart"/>
-      <w:r>
-        <w:t>WebDav</w:t>
-      </w:r>
-      <w:proofErr w:type="spellEnd"/>
-      <w:r>
-        <w:t xml:space="preserve">. A </w:t>
-      </w:r>
-      <w:proofErr w:type="spellStart"/>
-      <w:r>
-        <w:t>Directory</w:t>
-      </w:r>
-      <w:proofErr w:type="spellEnd"/>
-      <w:r>
-        <w:t xml:space="preserve"> konfiguráció nagyrészt alap, csak a kijelölt mappát kell átállítani, amelyet egyből a ’&lt;</w:t>
-      </w:r>
-      <w:proofErr w:type="spellStart"/>
-      <w:r>
-        <w:t>Directory</w:t>
-      </w:r>
-      <w:proofErr w:type="spellEnd"/>
-      <w:r>
-        <w:t>’ után lehet.</w:t>
+        <w:t xml:space="preserve"> linkre nyílna meg a WebDav. A Directory konfiguráció nagyrészt alap, csak a kijelölt mappát kell átállítani, amelyet egyből </w:t>
+      </w:r>
+      <w:proofErr w:type="gramStart"/>
+      <w:r>
+        <w:t>a ’</w:t>
+      </w:r>
+      <w:proofErr w:type="gramEnd"/>
+      <w:r>
+        <w:t>&lt;Directory’ után lehet.</w:t>
       </w:r>
     </w:p>
     <w:p>
@@ -4538,17 +4260,14 @@
       </w:r>
     </w:p>
     <w:p>
+      <w:proofErr w:type="gramStart"/>
       <w:r>
         <w:lastRenderedPageBreak/>
-        <w:t xml:space="preserve">Bizonyíték hogy elérhető a </w:t>
-      </w:r>
-      <w:proofErr w:type="spellStart"/>
-      <w:r>
-        <w:t>WebDav-on</w:t>
-      </w:r>
-      <w:proofErr w:type="spellEnd"/>
-      <w:r>
-        <w:t xml:space="preserve"> megosztott mappa, Windows kliens géppel. Külön hálózati meghajtónak lett felcsatolva, (Z:) címezéssel.</w:t>
+        <w:t>Bizonyíték</w:t>
+      </w:r>
+      <w:proofErr w:type="gramEnd"/>
+      <w:r>
+        <w:t xml:space="preserve"> hogy elérhető a WebDav-on megosztott mappa, Windows kliens géppel. Külön hálózati meghajtónak lett felcsatolva, (Z:) címezéssel.</w:t>
       </w:r>
     </w:p>
     <w:p>
@@ -4653,14 +4372,9 @@
       </w:r>
     </w:p>
     <w:p>
-      <w:proofErr w:type="spellStart"/>
       <w:r>
         <w:lastRenderedPageBreak/>
-        <w:t>Cups</w:t>
-      </w:r>
-      <w:proofErr w:type="spellEnd"/>
-      <w:r>
-        <w:t>:</w:t>
+        <w:t>Cups:</w:t>
       </w:r>
     </w:p>
     <w:p>
@@ -4669,32 +4383,11 @@
       </w:r>
     </w:p>
     <w:p>
-      <w:proofErr w:type="spellStart"/>
-      <w:r>
-        <w:t>Cups</w:t>
-      </w:r>
-      <w:proofErr w:type="spellEnd"/>
-      <w:r>
-        <w:t xml:space="preserve"> szolgáltatás letöltése és felállítása. Az első par</w:t>
-      </w:r>
-      <w:r>
-        <w:t>ancs a felhasználót adja meg, a második meg engedélyezi Windows-</w:t>
-      </w:r>
-      <w:proofErr w:type="spellStart"/>
-      <w:r>
-        <w:t>ról</w:t>
-      </w:r>
-      <w:proofErr w:type="spellEnd"/>
-      <w:r>
-        <w:t xml:space="preserve"> megnyitni </w:t>
-      </w:r>
-      <w:proofErr w:type="spellStart"/>
-      <w:r>
-        <w:t>Raspbian</w:t>
-      </w:r>
-      <w:proofErr w:type="spellEnd"/>
-      <w:r>
-        <w:t xml:space="preserve"> címét.</w:t>
+      <w:r>
+        <w:t>Cups szolgáltatás letöltése és felállítása. Az első par</w:t>
+      </w:r>
+      <w:r>
+        <w:t>ancs a felhasználót adja meg, a második meg engedélyezi Windows-ról megnyitni Raspbian címét.</w:t>
       </w:r>
     </w:p>
     <w:p>
@@ -4747,23 +4440,7 @@
     </w:p>
     <w:p>
       <w:r>
-        <w:t>Bizonyíték, hogy működik Windows-</w:t>
-      </w:r>
-      <w:proofErr w:type="spellStart"/>
-      <w:r>
-        <w:t>on</w:t>
-      </w:r>
-      <w:proofErr w:type="spellEnd"/>
-      <w:r>
-        <w:t xml:space="preserve">, a 631-es </w:t>
-      </w:r>
-      <w:proofErr w:type="spellStart"/>
-      <w:r>
-        <w:t>porton</w:t>
-      </w:r>
-      <w:proofErr w:type="spellEnd"/>
-      <w:r>
-        <w:t xml:space="preserve"> érhető el.</w:t>
+        <w:t>Bizonyíték, hogy működik Windows-on, a 631-es porton érhető el.</w:t>
       </w:r>
     </w:p>
     <w:p>
@@ -4817,31 +4494,7 @@
     <w:p>
       <w:r>
         <w:lastRenderedPageBreak/>
-        <w:t xml:space="preserve">Samba: Hasonló megosztás a </w:t>
-      </w:r>
-      <w:proofErr w:type="spellStart"/>
-      <w:r>
-        <w:t>WebDav</w:t>
-      </w:r>
-      <w:proofErr w:type="spellEnd"/>
-      <w:r>
-        <w:t>-hoz. A /</w:t>
-      </w:r>
-      <w:proofErr w:type="spellStart"/>
-      <w:r>
-        <w:t>home</w:t>
-      </w:r>
-      <w:proofErr w:type="spellEnd"/>
-      <w:r>
-        <w:t>/pi/</w:t>
-      </w:r>
-      <w:proofErr w:type="spellStart"/>
-      <w:r>
-        <w:t>Megosztasok</w:t>
-      </w:r>
-      <w:proofErr w:type="spellEnd"/>
-      <w:r>
-        <w:t xml:space="preserve"> mappát osztja meg ez is.</w:t>
+        <w:t>Samba: Hasonló megosztás a WebDav-hoz. A /home/pi/Megosztasok mappát osztja meg ez is.</w:t>
       </w:r>
     </w:p>
     <w:p>
@@ -4899,23 +4552,23 @@
     </w:p>
     <w:p>
       <w:r>
-        <w:t>És itt látható a beállítások amelyek a megosztott mappát érintik. Fontos a ’[</w:t>
-      </w:r>
-      <w:proofErr w:type="spellStart"/>
-      <w:r>
-        <w:t>Megosztasok</w:t>
-      </w:r>
-      <w:proofErr w:type="spellEnd"/>
-      <w:r>
-        <w:t>]’ tag-</w:t>
-      </w:r>
-      <w:proofErr w:type="spellStart"/>
-      <w:r>
-        <w:t>et</w:t>
-      </w:r>
-      <w:proofErr w:type="spellEnd"/>
-      <w:r>
-        <w:t xml:space="preserve"> is helyesen írni, mivel így lehet megtalálni a megosztást!</w:t>
+        <w:t xml:space="preserve">És itt látható a </w:t>
+      </w:r>
+      <w:proofErr w:type="gramStart"/>
+      <w:r>
+        <w:t>beállítások</w:t>
+      </w:r>
+      <w:proofErr w:type="gramEnd"/>
+      <w:r>
+        <w:t xml:space="preserve"> amelyek a megosztott mappát érintik. Fontos </w:t>
+      </w:r>
+      <w:proofErr w:type="gramStart"/>
+      <w:r>
+        <w:t>a ’</w:t>
+      </w:r>
+      <w:proofErr w:type="gramEnd"/>
+      <w:r>
+        <w:t>[Megosztasok]’ tag-et is helyesen írni, mivel így lehet megtalálni a megosztást!</w:t>
       </w:r>
     </w:p>
     <w:p>
@@ -4974,37 +4627,302 @@
         <w:br w:type="page"/>
       </w:r>
     </w:p>
-    <w:p/>
-    <w:p/>
     <w:p>
       <w:pPr>
         <w:pStyle w:val="Cmsor1"/>
       </w:pPr>
       <w:bookmarkStart w:id="9" w:name="_Toc227564399"/>
       <w:r>
-        <w:t>Hálózat konfiguráció:</w:t>
+        <w:lastRenderedPageBreak/>
+        <w:t>Hálózat konfiguráció</w:t>
       </w:r>
       <w:bookmarkEnd w:id="9"/>
+      <w:r>
+        <w:t>:</w:t>
+      </w:r>
+    </w:p>
+    <w:p>
+      <w:r>
+        <w:t>A vállalatunk topológiája három fő részből áll: a távoli szerver</w:t>
+      </w:r>
+      <w:r>
+        <w:t xml:space="preserve">épület, a </w:t>
+      </w:r>
+      <w:r>
+        <w:t>gyár, valamint a főéület, amely az eladói és adminisztratív irodák találhatóak. Az épületek között forgalomirányító eszközök működnek.</w:t>
+      </w:r>
+    </w:p>
+    <w:p/>
+    <w:p>
+      <w:r>
+        <w:rPr>
+          <w:noProof/>
+        </w:rPr>
+        <w:drawing>
+          <wp:inline distT="0" distB="0" distL="0" distR="0" wp14:anchorId="51186235" wp14:editId="5E28D3F2">
+            <wp:extent cx="5753100" cy="2647950"/>
+            <wp:effectExtent l="0" t="0" r="0" b="0"/>
+            <wp:docPr id="246793619" name="Kép 7"/>
+            <wp:cNvGraphicFramePr>
+              <a:graphicFrameLocks xmlns:a="http://schemas.openxmlformats.org/drawingml/2006/main" noChangeAspect="1"/>
+            </wp:cNvGraphicFramePr>
+            <a:graphic xmlns:a="http://schemas.openxmlformats.org/drawingml/2006/main">
+              <a:graphicData uri="http://schemas.openxmlformats.org/drawingml/2006/picture">
+                <pic:pic xmlns:pic="http://schemas.openxmlformats.org/drawingml/2006/picture">
+                  <pic:nvPicPr>
+                    <pic:cNvPr id="0" name="Picture 8"/>
+                    <pic:cNvPicPr>
+                      <a:picLocks noChangeAspect="1" noChangeArrowheads="1"/>
+                    </pic:cNvPicPr>
+                  </pic:nvPicPr>
+                  <pic:blipFill>
+                    <a:blip r:embed="rId45" cstate="print">
+                      <a:extLst>
+                        <a:ext uri="{28A0092B-C50C-407E-A947-70E740481C1C}">
+                          <a14:useLocalDpi xmlns:a14="http://schemas.microsoft.com/office/drawing/2010/main" val="0"/>
+                        </a:ext>
+                      </a:extLst>
+                    </a:blip>
+                    <a:srcRect/>
+                    <a:stretch>
+                      <a:fillRect/>
+                    </a:stretch>
+                  </pic:blipFill>
+                  <pic:spPr bwMode="auto">
+                    <a:xfrm>
+                      <a:off x="0" y="0"/>
+                      <a:ext cx="5753100" cy="2647950"/>
+                    </a:xfrm>
+                    <a:prstGeom prst="rect">
+                      <a:avLst/>
+                    </a:prstGeom>
+                    <a:noFill/>
+                    <a:ln>
+                      <a:noFill/>
+                    </a:ln>
+                  </pic:spPr>
+                </pic:pic>
+              </a:graphicData>
+            </a:graphic>
+          </wp:inline>
+        </w:drawing>
+      </w:r>
+    </w:p>
+    <w:p/>
+    <w:p>
+      <w:r>
+        <w:t>A távoli szerverépületben található a Windows és Syslog szerverünk. A Windows szerveren fut Active Directory, Dynamic Host Configuration Protocol, Domain Name System és Internet Information Services. A Syslog szerveren naplózva van, hogy mikor voltak konfigurálva a switchek és routerek.</w:t>
+      </w:r>
+    </w:p>
+    <w:p/>
+    <w:p>
+      <w:r>
+        <w:rPr>
+          <w:noProof/>
+        </w:rPr>
+        <w:drawing>
+          <wp:inline distT="0" distB="0" distL="0" distR="0" wp14:anchorId="0F0CBD4C" wp14:editId="66927553">
+            <wp:extent cx="3871911" cy="3743325"/>
+            <wp:effectExtent l="0" t="0" r="0" b="0"/>
+            <wp:docPr id="1177172041" name="Kép 10"/>
+            <wp:cNvGraphicFramePr>
+              <a:graphicFrameLocks xmlns:a="http://schemas.openxmlformats.org/drawingml/2006/main" noChangeAspect="1"/>
+            </wp:cNvGraphicFramePr>
+            <a:graphic xmlns:a="http://schemas.openxmlformats.org/drawingml/2006/main">
+              <a:graphicData uri="http://schemas.openxmlformats.org/drawingml/2006/picture">
+                <pic:pic xmlns:pic="http://schemas.openxmlformats.org/drawingml/2006/picture">
+                  <pic:nvPicPr>
+                    <pic:cNvPr id="0" name="Picture 11"/>
+                    <pic:cNvPicPr>
+                      <a:picLocks noChangeAspect="1" noChangeArrowheads="1"/>
+                    </pic:cNvPicPr>
+                  </pic:nvPicPr>
+                  <pic:blipFill>
+                    <a:blip r:embed="rId46">
+                      <a:extLst>
+                        <a:ext uri="{28A0092B-C50C-407E-A947-70E740481C1C}">
+                          <a14:useLocalDpi xmlns:a14="http://schemas.microsoft.com/office/drawing/2010/main" val="0"/>
+                        </a:ext>
+                      </a:extLst>
+                    </a:blip>
+                    <a:srcRect/>
+                    <a:stretch>
+                      <a:fillRect/>
+                    </a:stretch>
+                  </pic:blipFill>
+                  <pic:spPr bwMode="auto">
+                    <a:xfrm>
+                      <a:off x="0" y="0"/>
+                      <a:ext cx="3881110" cy="3752218"/>
+                    </a:xfrm>
+                    <a:prstGeom prst="rect">
+                      <a:avLst/>
+                    </a:prstGeom>
+                    <a:noFill/>
+                    <a:ln>
+                      <a:noFill/>
+                    </a:ln>
+                  </pic:spPr>
+                </pic:pic>
+              </a:graphicData>
+            </a:graphic>
+          </wp:inline>
+        </w:drawing>
+      </w:r>
+    </w:p>
+    <w:p>
+      <w:pPr>
+        <w:spacing w:after="160"/>
+      </w:pPr>
+    </w:p>
+    <w:p>
+      <w:r>
+        <w:t>A gyárban minden dolgozónak saját gépe van, valamint van egy közös hálózati nyomtató és egy jelszóval védett WiFi hálózat a dolgozók számára.</w:t>
+      </w:r>
+    </w:p>
+    <w:p/>
+    <w:p>
+      <w:r>
+        <w:rPr>
+          <w:noProof/>
+        </w:rPr>
+        <w:drawing>
+          <wp:inline distT="0" distB="0" distL="0" distR="0" wp14:anchorId="0036F90E" wp14:editId="1279495D">
+            <wp:extent cx="4705350" cy="2072224"/>
+            <wp:effectExtent l="0" t="0" r="0" b="4445"/>
+            <wp:docPr id="186099550" name="Kép 8"/>
+            <wp:cNvGraphicFramePr>
+              <a:graphicFrameLocks xmlns:a="http://schemas.openxmlformats.org/drawingml/2006/main" noChangeAspect="1"/>
+            </wp:cNvGraphicFramePr>
+            <a:graphic xmlns:a="http://schemas.openxmlformats.org/drawingml/2006/main">
+              <a:graphicData uri="http://schemas.openxmlformats.org/drawingml/2006/picture">
+                <pic:pic xmlns:pic="http://schemas.openxmlformats.org/drawingml/2006/picture">
+                  <pic:nvPicPr>
+                    <pic:cNvPr id="0" name="Picture 9"/>
+                    <pic:cNvPicPr>
+                      <a:picLocks noChangeAspect="1" noChangeArrowheads="1"/>
+                    </pic:cNvPicPr>
+                  </pic:nvPicPr>
+                  <pic:blipFill>
+                    <a:blip r:embed="rId47">
+                      <a:extLst>
+                        <a:ext uri="{28A0092B-C50C-407E-A947-70E740481C1C}">
+                          <a14:useLocalDpi xmlns:a14="http://schemas.microsoft.com/office/drawing/2010/main" val="0"/>
+                        </a:ext>
+                      </a:extLst>
+                    </a:blip>
+                    <a:srcRect/>
+                    <a:stretch>
+                      <a:fillRect/>
+                    </a:stretch>
+                  </pic:blipFill>
+                  <pic:spPr bwMode="auto">
+                    <a:xfrm>
+                      <a:off x="0" y="0"/>
+                      <a:ext cx="4712542" cy="2075391"/>
+                    </a:xfrm>
+                    <a:prstGeom prst="rect">
+                      <a:avLst/>
+                    </a:prstGeom>
+                    <a:noFill/>
+                    <a:ln>
+                      <a:noFill/>
+                    </a:ln>
+                  </pic:spPr>
+                </pic:pic>
+              </a:graphicData>
+            </a:graphic>
+          </wp:inline>
+        </w:drawing>
+      </w:r>
+    </w:p>
+    <w:p/>
+    <w:p>
+      <w:r>
+        <w:t xml:space="preserve">A főépület bal oldalon látható részében van az adminisztratív részleg, ahol a főnök és az emberi erőforrások dolgozói vannak. Szintén itt található </w:t>
+      </w:r>
+      <w:r>
+        <w:t xml:space="preserve">egy hálózati nyomtató és </w:t>
+      </w:r>
+      <w:r>
+        <w:t>a hálózati szoba, ahol van a rendszergazdai gép, a Network Controller</w:t>
+      </w:r>
+      <w:r>
+        <w:t xml:space="preserve"> (Hálózati Vezérlő), valamint a Linux szerver, melyen fut Samba, WebDAV, Cron, Backup-Manager és Cups szolgáltatás.</w:t>
+      </w:r>
+    </w:p>
+    <w:p>
+      <w:r>
+        <w:t>A jobb oldalon látható rész az eladói iroda, ahova bejöhetnek vásárlók, hogy leadhassák rendelésüket. Itt található több eladói gép, egy hálózati nyomtató, és egy nyitott WiFi hálózat.</w:t>
+      </w:r>
+    </w:p>
+    <w:p/>
+    <w:p>
+      <w:r>
+        <w:rPr>
+          <w:noProof/>
+        </w:rPr>
+        <w:drawing>
+          <wp:inline distT="0" distB="0" distL="0" distR="0" wp14:anchorId="7EA0ADFB" wp14:editId="2CB15989">
+            <wp:extent cx="6478958" cy="2295525"/>
+            <wp:effectExtent l="0" t="0" r="0" b="0"/>
+            <wp:docPr id="1362533873" name="Kép 11"/>
+            <wp:cNvGraphicFramePr>
+              <a:graphicFrameLocks xmlns:a="http://schemas.openxmlformats.org/drawingml/2006/main" noChangeAspect="1"/>
+            </wp:cNvGraphicFramePr>
+            <a:graphic xmlns:a="http://schemas.openxmlformats.org/drawingml/2006/main">
+              <a:graphicData uri="http://schemas.openxmlformats.org/drawingml/2006/picture">
+                <pic:pic xmlns:pic="http://schemas.openxmlformats.org/drawingml/2006/picture">
+                  <pic:nvPicPr>
+                    <pic:cNvPr id="0" name="Picture 12"/>
+                    <pic:cNvPicPr>
+                      <a:picLocks noChangeAspect="1" noChangeArrowheads="1"/>
+                    </pic:cNvPicPr>
+                  </pic:nvPicPr>
+                  <pic:blipFill>
+                    <a:blip r:embed="rId48">
+                      <a:extLst>
+                        <a:ext uri="{28A0092B-C50C-407E-A947-70E740481C1C}">
+                          <a14:useLocalDpi xmlns:a14="http://schemas.microsoft.com/office/drawing/2010/main" val="0"/>
+                        </a:ext>
+                      </a:extLst>
+                    </a:blip>
+                    <a:srcRect/>
+                    <a:stretch>
+                      <a:fillRect/>
+                    </a:stretch>
+                  </pic:blipFill>
+                  <pic:spPr bwMode="auto">
+                    <a:xfrm>
+                      <a:off x="0" y="0"/>
+                      <a:ext cx="6479950" cy="2295876"/>
+                    </a:xfrm>
+                    <a:prstGeom prst="rect">
+                      <a:avLst/>
+                    </a:prstGeom>
+                    <a:noFill/>
+                    <a:ln>
+                      <a:noFill/>
+                    </a:ln>
+                  </pic:spPr>
+                </pic:pic>
+              </a:graphicData>
+            </a:graphic>
+          </wp:inline>
+        </w:drawing>
+      </w:r>
+    </w:p>
+    <w:p>
+      <w:r>
+        <w:tab/>
+      </w:r>
     </w:p>
     <w:p>
       <w:pPr>
         <w:pStyle w:val="Cmsor2"/>
       </w:pPr>
-      <w:proofErr w:type="spellStart"/>
-      <w:r>
-        <w:t>Enable</w:t>
-      </w:r>
-      <w:proofErr w:type="spellEnd"/>
-      <w:r>
-        <w:t xml:space="preserve"> </w:t>
-      </w:r>
-      <w:proofErr w:type="spellStart"/>
-      <w:r>
-        <w:t>password</w:t>
-      </w:r>
-      <w:proofErr w:type="spellEnd"/>
-      <w:r>
-        <w:t>:</w:t>
+      <w:r>
+        <w:t>Enable password:</w:t>
       </w:r>
     </w:p>
     <w:p>
@@ -5034,7 +4952,7 @@
                     <pic:cNvPicPr/>
                   </pic:nvPicPr>
                   <pic:blipFill>
-                    <a:blip r:embed="rId45">
+                    <a:blip r:embed="rId49">
                       <a:extLst>
                         <a:ext uri="{28A0092B-C50C-407E-A947-70E740481C1C}">
                           <a14:useLocalDpi xmlns:a14="http://schemas.microsoft.com/office/drawing/2010/main" val="0"/>
@@ -5067,6 +4985,7 @@
       </w:pPr>
       <w:bookmarkStart w:id="10" w:name="_Toc227564400"/>
       <w:r>
+        <w:lastRenderedPageBreak/>
         <w:t>VLAN-ok:</w:t>
       </w:r>
       <w:bookmarkEnd w:id="10"/>
@@ -5262,7 +5181,6 @@
               <w:bottom w:val="single" w:sz="4" w:space="0" w:color="auto"/>
               <w:right w:val="single" w:sz="4" w:space="0" w:color="auto"/>
             </w:tcBorders>
-            <w:shd w:val="clear" w:color="auto" w:fill="auto"/>
             <w:noWrap/>
             <w:vAlign w:val="center"/>
             <w:hideMark/>
@@ -5330,7 +5248,6 @@
               <w:bottom w:val="single" w:sz="4" w:space="0" w:color="auto"/>
               <w:right w:val="single" w:sz="8" w:space="0" w:color="auto"/>
             </w:tcBorders>
-            <w:shd w:val="clear" w:color="auto" w:fill="auto"/>
             <w:noWrap/>
             <w:vAlign w:val="center"/>
             <w:hideMark/>
@@ -5369,7 +5286,6 @@
               <w:bottom w:val="single" w:sz="4" w:space="0" w:color="auto"/>
               <w:right w:val="single" w:sz="4" w:space="0" w:color="auto"/>
             </w:tcBorders>
-            <w:shd w:val="clear" w:color="auto" w:fill="auto"/>
             <w:noWrap/>
             <w:vAlign w:val="center"/>
             <w:hideMark/>
@@ -5437,7 +5353,6 @@
               <w:bottom w:val="single" w:sz="4" w:space="0" w:color="auto"/>
               <w:right w:val="single" w:sz="8" w:space="0" w:color="auto"/>
             </w:tcBorders>
-            <w:shd w:val="clear" w:color="auto" w:fill="auto"/>
             <w:noWrap/>
             <w:vAlign w:val="center"/>
             <w:hideMark/>
@@ -5476,7 +5391,6 @@
               <w:bottom w:val="single" w:sz="4" w:space="0" w:color="auto"/>
               <w:right w:val="single" w:sz="4" w:space="0" w:color="auto"/>
             </w:tcBorders>
-            <w:shd w:val="clear" w:color="auto" w:fill="auto"/>
             <w:noWrap/>
             <w:vAlign w:val="center"/>
             <w:hideMark/>
@@ -5544,7 +5458,6 @@
               <w:bottom w:val="single" w:sz="4" w:space="0" w:color="auto"/>
               <w:right w:val="single" w:sz="8" w:space="0" w:color="auto"/>
             </w:tcBorders>
-            <w:shd w:val="clear" w:color="auto" w:fill="auto"/>
             <w:noWrap/>
             <w:vAlign w:val="center"/>
             <w:hideMark/>
@@ -5583,7 +5496,6 @@
               <w:bottom w:val="single" w:sz="4" w:space="0" w:color="auto"/>
               <w:right w:val="single" w:sz="4" w:space="0" w:color="auto"/>
             </w:tcBorders>
-            <w:shd w:val="clear" w:color="auto" w:fill="auto"/>
             <w:noWrap/>
             <w:vAlign w:val="center"/>
             <w:hideMark/>
@@ -5632,7 +5544,6 @@
                 <w:lang w:eastAsia="hu-HU"/>
               </w:rPr>
             </w:pPr>
-            <w:proofErr w:type="spellStart"/>
             <w:r>
               <w:rPr>
                 <w:rFonts w:ascii="Calibri" w:eastAsia="Times New Roman" w:hAnsi="Calibri" w:cs="Calibri"/>
@@ -5641,7 +5552,6 @@
               </w:rPr>
               <w:t>admin</w:t>
             </w:r>
-            <w:proofErr w:type="spellEnd"/>
           </w:p>
         </w:tc>
         <w:tc>
@@ -5653,7 +5563,6 @@
               <w:bottom w:val="single" w:sz="4" w:space="0" w:color="auto"/>
               <w:right w:val="single" w:sz="8" w:space="0" w:color="auto"/>
             </w:tcBorders>
-            <w:shd w:val="clear" w:color="auto" w:fill="auto"/>
             <w:noWrap/>
             <w:vAlign w:val="center"/>
             <w:hideMark/>
@@ -5692,7 +5601,6 @@
               <w:bottom w:val="single" w:sz="4" w:space="0" w:color="auto"/>
               <w:right w:val="single" w:sz="4" w:space="0" w:color="auto"/>
             </w:tcBorders>
-            <w:shd w:val="clear" w:color="auto" w:fill="auto"/>
             <w:noWrap/>
             <w:vAlign w:val="center"/>
             <w:hideMark/>
@@ -5760,7 +5668,6 @@
               <w:bottom w:val="single" w:sz="4" w:space="0" w:color="auto"/>
               <w:right w:val="single" w:sz="8" w:space="0" w:color="auto"/>
             </w:tcBorders>
-            <w:shd w:val="clear" w:color="auto" w:fill="auto"/>
             <w:noWrap/>
             <w:vAlign w:val="center"/>
             <w:hideMark/>
@@ -5799,7 +5706,6 @@
               <w:bottom w:val="single" w:sz="4" w:space="0" w:color="auto"/>
               <w:right w:val="single" w:sz="4" w:space="0" w:color="auto"/>
             </w:tcBorders>
-            <w:shd w:val="clear" w:color="auto" w:fill="auto"/>
             <w:noWrap/>
             <w:vAlign w:val="center"/>
             <w:hideMark/>
@@ -5867,7 +5773,6 @@
               <w:bottom w:val="single" w:sz="4" w:space="0" w:color="auto"/>
               <w:right w:val="single" w:sz="8" w:space="0" w:color="auto"/>
             </w:tcBorders>
-            <w:shd w:val="clear" w:color="auto" w:fill="auto"/>
             <w:noWrap/>
             <w:vAlign w:val="center"/>
             <w:hideMark/>
@@ -5906,7 +5811,6 @@
               <w:bottom w:val="single" w:sz="4" w:space="0" w:color="auto"/>
               <w:right w:val="single" w:sz="4" w:space="0" w:color="auto"/>
             </w:tcBorders>
-            <w:shd w:val="clear" w:color="auto" w:fill="auto"/>
             <w:noWrap/>
             <w:vAlign w:val="center"/>
             <w:hideMark/>
@@ -5955,7 +5859,6 @@
                 <w:lang w:eastAsia="hu-HU"/>
               </w:rPr>
             </w:pPr>
-            <w:proofErr w:type="spellStart"/>
             <w:r>
               <w:rPr>
                 <w:rFonts w:ascii="Calibri" w:eastAsia="Times New Roman" w:hAnsi="Calibri" w:cs="Calibri"/>
@@ -5964,7 +5867,6 @@
               </w:rPr>
               <w:t>dead</w:t>
             </w:r>
-            <w:proofErr w:type="spellEnd"/>
           </w:p>
         </w:tc>
         <w:tc>
@@ -5976,7 +5878,6 @@
               <w:bottom w:val="single" w:sz="4" w:space="0" w:color="auto"/>
               <w:right w:val="single" w:sz="8" w:space="0" w:color="auto"/>
             </w:tcBorders>
-            <w:shd w:val="clear" w:color="auto" w:fill="auto"/>
             <w:noWrap/>
             <w:vAlign w:val="center"/>
             <w:hideMark/>
@@ -6013,7 +5914,7 @@
         <w:rPr>
           <w:u w:val="single"/>
         </w:rPr>
-        <w:t>Gyár:</w:t>
+        <w:tab/>
       </w:r>
     </w:p>
     <w:tbl>
@@ -6194,7 +6095,6 @@
               <w:bottom w:val="single" w:sz="4" w:space="0" w:color="000000"/>
               <w:right w:val="single" w:sz="4" w:space="0" w:color="000000"/>
             </w:tcBorders>
-            <w:shd w:val="clear" w:color="auto" w:fill="auto"/>
             <w:noWrap/>
             <w:vAlign w:val="center"/>
             <w:hideMark/>
@@ -6262,7 +6162,6 @@
               <w:bottom w:val="single" w:sz="4" w:space="0" w:color="000000"/>
               <w:right w:val="single" w:sz="8" w:space="0" w:color="000000"/>
             </w:tcBorders>
-            <w:shd w:val="clear" w:color="auto" w:fill="auto"/>
             <w:noWrap/>
             <w:vAlign w:val="center"/>
             <w:hideMark/>
@@ -6301,7 +6200,6 @@
               <w:bottom w:val="single" w:sz="4" w:space="0" w:color="000000"/>
               <w:right w:val="single" w:sz="4" w:space="0" w:color="000000"/>
             </w:tcBorders>
-            <w:shd w:val="clear" w:color="auto" w:fill="auto"/>
             <w:noWrap/>
             <w:vAlign w:val="center"/>
             <w:hideMark/>
@@ -6369,7 +6267,6 @@
               <w:bottom w:val="single" w:sz="4" w:space="0" w:color="000000"/>
               <w:right w:val="single" w:sz="8" w:space="0" w:color="000000"/>
             </w:tcBorders>
-            <w:shd w:val="clear" w:color="auto" w:fill="auto"/>
             <w:noWrap/>
             <w:vAlign w:val="center"/>
             <w:hideMark/>
@@ -6408,7 +6305,6 @@
               <w:bottom w:val="single" w:sz="4" w:space="0" w:color="000000"/>
               <w:right w:val="single" w:sz="4" w:space="0" w:color="000000"/>
             </w:tcBorders>
-            <w:shd w:val="clear" w:color="auto" w:fill="auto"/>
             <w:noWrap/>
             <w:vAlign w:val="center"/>
             <w:hideMark/>
@@ -6457,7 +6353,6 @@
                 <w:lang w:eastAsia="hu-HU"/>
               </w:rPr>
             </w:pPr>
-            <w:proofErr w:type="spellStart"/>
             <w:r>
               <w:rPr>
                 <w:rFonts w:ascii="Calibri" w:eastAsia="Times New Roman" w:hAnsi="Calibri" w:cs="Calibri"/>
@@ -6466,7 +6361,6 @@
               </w:rPr>
               <w:t>admin</w:t>
             </w:r>
-            <w:proofErr w:type="spellEnd"/>
           </w:p>
         </w:tc>
         <w:tc>
@@ -6478,7 +6372,6 @@
               <w:bottom w:val="single" w:sz="4" w:space="0" w:color="000000"/>
               <w:right w:val="single" w:sz="8" w:space="0" w:color="000000"/>
             </w:tcBorders>
-            <w:shd w:val="clear" w:color="auto" w:fill="auto"/>
             <w:noWrap/>
             <w:vAlign w:val="center"/>
             <w:hideMark/>
@@ -6517,7 +6410,6 @@
               <w:bottom w:val="nil"/>
               <w:right w:val="single" w:sz="4" w:space="0" w:color="000000"/>
             </w:tcBorders>
-            <w:shd w:val="clear" w:color="auto" w:fill="auto"/>
             <w:noWrap/>
             <w:vAlign w:val="center"/>
             <w:hideMark/>
@@ -6585,7 +6477,6 @@
               <w:bottom w:val="nil"/>
               <w:right w:val="single" w:sz="8" w:space="0" w:color="000000"/>
             </w:tcBorders>
-            <w:shd w:val="clear" w:color="auto" w:fill="auto"/>
             <w:noWrap/>
             <w:vAlign w:val="center"/>
             <w:hideMark/>
@@ -6624,7 +6515,6 @@
               <w:bottom w:val="single" w:sz="4" w:space="0" w:color="000000"/>
               <w:right w:val="single" w:sz="4" w:space="0" w:color="000000"/>
             </w:tcBorders>
-            <w:shd w:val="clear" w:color="auto" w:fill="auto"/>
             <w:noWrap/>
             <w:vAlign w:val="center"/>
             <w:hideMark/>
@@ -6673,7 +6563,6 @@
                 <w:lang w:eastAsia="hu-HU"/>
               </w:rPr>
             </w:pPr>
-            <w:proofErr w:type="spellStart"/>
             <w:r>
               <w:rPr>
                 <w:rFonts w:ascii="Calibri" w:eastAsia="Times New Roman" w:hAnsi="Calibri" w:cs="Calibri"/>
@@ -6682,7 +6571,6 @@
               </w:rPr>
               <w:t>dead</w:t>
             </w:r>
-            <w:proofErr w:type="spellEnd"/>
           </w:p>
         </w:tc>
         <w:tc>
@@ -6694,7 +6582,6 @@
               <w:bottom w:val="single" w:sz="4" w:space="0" w:color="000000"/>
               <w:right w:val="single" w:sz="8" w:space="0" w:color="000000"/>
             </w:tcBorders>
-            <w:shd w:val="clear" w:color="auto" w:fill="auto"/>
             <w:noWrap/>
             <w:vAlign w:val="center"/>
             <w:hideMark/>
@@ -6912,7 +6799,6 @@
               <w:bottom w:val="single" w:sz="4" w:space="0" w:color="000000"/>
               <w:right w:val="single" w:sz="4" w:space="0" w:color="000000"/>
             </w:tcBorders>
-            <w:shd w:val="clear" w:color="auto" w:fill="auto"/>
             <w:noWrap/>
             <w:vAlign w:val="center"/>
             <w:hideMark/>
@@ -6980,7 +6866,6 @@
               <w:bottom w:val="single" w:sz="4" w:space="0" w:color="000000"/>
               <w:right w:val="single" w:sz="8" w:space="0" w:color="000000"/>
             </w:tcBorders>
-            <w:shd w:val="clear" w:color="auto" w:fill="auto"/>
             <w:noWrap/>
             <w:vAlign w:val="center"/>
             <w:hideMark/>
@@ -7019,7 +6904,6 @@
               <w:bottom w:val="single" w:sz="4" w:space="0" w:color="000000"/>
               <w:right w:val="single" w:sz="4" w:space="0" w:color="000000"/>
             </w:tcBorders>
-            <w:shd w:val="clear" w:color="auto" w:fill="auto"/>
             <w:noWrap/>
             <w:vAlign w:val="center"/>
             <w:hideMark/>
@@ -7068,7 +6952,6 @@
                 <w:lang w:eastAsia="hu-HU"/>
               </w:rPr>
             </w:pPr>
-            <w:proofErr w:type="spellStart"/>
             <w:r>
               <w:rPr>
                 <w:rFonts w:ascii="Calibri" w:eastAsia="Times New Roman" w:hAnsi="Calibri" w:cs="Calibri"/>
@@ -7077,7 +6960,6 @@
               </w:rPr>
               <w:t>admin</w:t>
             </w:r>
-            <w:proofErr w:type="spellEnd"/>
           </w:p>
         </w:tc>
         <w:tc>
@@ -7089,7 +6971,6 @@
               <w:bottom w:val="single" w:sz="4" w:space="0" w:color="000000"/>
               <w:right w:val="single" w:sz="8" w:space="0" w:color="000000"/>
             </w:tcBorders>
-            <w:shd w:val="clear" w:color="auto" w:fill="auto"/>
             <w:noWrap/>
             <w:vAlign w:val="center"/>
             <w:hideMark/>
@@ -7128,7 +7009,6 @@
               <w:bottom w:val="single" w:sz="4" w:space="0" w:color="auto"/>
               <w:right w:val="single" w:sz="4" w:space="0" w:color="000000"/>
             </w:tcBorders>
-            <w:shd w:val="clear" w:color="auto" w:fill="auto"/>
             <w:noWrap/>
             <w:vAlign w:val="center"/>
             <w:hideMark/>
@@ -7177,7 +7057,6 @@
                 <w:lang w:eastAsia="hu-HU"/>
               </w:rPr>
             </w:pPr>
-            <w:proofErr w:type="spellStart"/>
             <w:r>
               <w:rPr>
                 <w:rFonts w:ascii="Calibri" w:eastAsia="Times New Roman" w:hAnsi="Calibri" w:cs="Calibri"/>
@@ -7186,7 +7065,6 @@
               </w:rPr>
               <w:t>nativ</w:t>
             </w:r>
-            <w:proofErr w:type="spellEnd"/>
           </w:p>
         </w:tc>
         <w:tc>
@@ -7198,7 +7076,6 @@
               <w:bottom w:val="single" w:sz="4" w:space="0" w:color="auto"/>
               <w:right w:val="single" w:sz="8" w:space="0" w:color="000000"/>
             </w:tcBorders>
-            <w:shd w:val="clear" w:color="auto" w:fill="auto"/>
             <w:noWrap/>
             <w:vAlign w:val="center"/>
             <w:hideMark/>
@@ -7237,7 +7114,6 @@
               <w:bottom w:val="single" w:sz="4" w:space="0" w:color="auto"/>
               <w:right w:val="single" w:sz="4" w:space="0" w:color="000000"/>
             </w:tcBorders>
-            <w:shd w:val="clear" w:color="auto" w:fill="auto"/>
             <w:noWrap/>
             <w:vAlign w:val="center"/>
             <w:hideMark/>
@@ -7286,7 +7162,6 @@
                 <w:lang w:eastAsia="hu-HU"/>
               </w:rPr>
             </w:pPr>
-            <w:proofErr w:type="spellStart"/>
             <w:r>
               <w:rPr>
                 <w:rFonts w:ascii="Calibri" w:eastAsia="Times New Roman" w:hAnsi="Calibri" w:cs="Calibri"/>
@@ -7295,7 +7170,6 @@
               </w:rPr>
               <w:t>dead</w:t>
             </w:r>
-            <w:proofErr w:type="spellEnd"/>
           </w:p>
         </w:tc>
         <w:tc>
@@ -7307,7 +7181,6 @@
               <w:bottom w:val="single" w:sz="4" w:space="0" w:color="auto"/>
               <w:right w:val="single" w:sz="4" w:space="0" w:color="auto"/>
             </w:tcBorders>
-            <w:shd w:val="clear" w:color="auto" w:fill="auto"/>
             <w:noWrap/>
             <w:vAlign w:val="center"/>
             <w:hideMark/>
@@ -7351,45 +7224,21 @@
         <w:t>P</w:t>
       </w:r>
       <w:r>
-        <w:t xml:space="preserve">ort </w:t>
-      </w:r>
-      <w:proofErr w:type="spellStart"/>
-      <w:r>
-        <w:t>security</w:t>
-      </w:r>
-      <w:proofErr w:type="spellEnd"/>
-      <w:r>
-        <w:t>:</w:t>
+        <w:t>ort security:</w:t>
       </w:r>
       <w:bookmarkEnd w:id="11"/>
     </w:p>
     <w:p>
       <w:r>
-        <w:t xml:space="preserve">Hálózat biztonsági lépés megakadályozza illetéktelen eszközök hozzáférését a hálózathoz MAC-címek szűrésével. A kitett portokhoz hozzárendeli </w:t>
-      </w:r>
-      <w:proofErr w:type="spellStart"/>
-      <w:r>
-        <w:t>autómatikusan</w:t>
-      </w:r>
-      <w:proofErr w:type="spellEnd"/>
-      <w:r>
-        <w:t xml:space="preserve"> a </w:t>
-      </w:r>
-      <w:proofErr w:type="spellStart"/>
-      <w:r>
-        <w:t>switch</w:t>
-      </w:r>
-      <w:proofErr w:type="spellEnd"/>
-      <w:r>
-        <w:t xml:space="preserve"> az eszköz </w:t>
-      </w:r>
-      <w:proofErr w:type="spellStart"/>
-      <w:r>
-        <w:t>mac</w:t>
-      </w:r>
-      <w:proofErr w:type="spellEnd"/>
-      <w:r>
-        <w:t>-címét és azt csak manuálisan lehet törölni. Szabálysértés esetén a port lekapcsol.</w:t>
+        <w:t xml:space="preserve">Hálózat biztonsági lépés megakadályozza illetéktelen eszközök hozzáférését a hálózathoz MAC-címek szűrésével. A kitett portokhoz hozzárendeli autómatikusan a switch az eszköz mac-címét és azt csak manuálisan lehet törölni. Szabálysértés esetén a port </w:t>
+      </w:r>
+      <w:proofErr w:type="gramStart"/>
+      <w:r>
+        <w:t>lekapcsol</w:t>
+      </w:r>
+      <w:proofErr w:type="gramEnd"/>
+      <w:r>
+        <w:t>.</w:t>
       </w:r>
     </w:p>
     <w:p>
@@ -7414,7 +7263,7 @@
                     <pic:cNvPicPr/>
                   </pic:nvPicPr>
                   <pic:blipFill>
-                    <a:blip r:embed="rId46">
+                    <a:blip r:embed="rId50">
                       <a:extLst>
                         <a:ext uri="{28A0092B-C50C-407E-A947-70E740481C1C}">
                           <a14:useLocalDpi xmlns:a14="http://schemas.microsoft.com/office/drawing/2010/main" val="0"/>
@@ -7454,14 +7303,9 @@
         <w:pStyle w:val="Cmsor2"/>
       </w:pPr>
       <w:bookmarkStart w:id="12" w:name="_Toc227564402"/>
-      <w:proofErr w:type="spellStart"/>
       <w:r>
         <w:lastRenderedPageBreak/>
-        <w:t>Ether-channel</w:t>
-      </w:r>
-      <w:proofErr w:type="spellEnd"/>
-      <w:r>
-        <w:t>:</w:t>
+        <w:t>Ether-channel:</w:t>
       </w:r>
       <w:bookmarkEnd w:id="12"/>
     </w:p>
@@ -7495,7 +7339,7 @@
                     <pic:cNvPicPr/>
                   </pic:nvPicPr>
                   <pic:blipFill>
-                    <a:blip r:embed="rId47">
+                    <a:blip r:embed="rId51">
                       <a:extLst>
                         <a:ext uri="{28A0092B-C50C-407E-A947-70E740481C1C}">
                           <a14:useLocalDpi xmlns:a14="http://schemas.microsoft.com/office/drawing/2010/main" val="0"/>
@@ -7528,71 +7372,7 @@
         </w:drawing>
       </w:r>
       <w:r>
-        <w:t xml:space="preserve">A </w:t>
-      </w:r>
-      <w:proofErr w:type="spellStart"/>
-      <w:r>
-        <w:t>Sw_main</w:t>
-      </w:r>
-      <w:proofErr w:type="spellEnd"/>
-      <w:r>
-        <w:t xml:space="preserve"> és </w:t>
-      </w:r>
-      <w:proofErr w:type="spellStart"/>
-      <w:r>
-        <w:t>Sw_sales</w:t>
-      </w:r>
-      <w:proofErr w:type="spellEnd"/>
-      <w:r>
-        <w:t xml:space="preserve"> kapcsolók közötti kapcsolatot egy 1-es azonosítójú </w:t>
-      </w:r>
-      <w:proofErr w:type="spellStart"/>
-      <w:r>
-        <w:t>EtherChannel</w:t>
-      </w:r>
-      <w:proofErr w:type="spellEnd"/>
-      <w:r>
-        <w:t xml:space="preserve"> fogja össze, amely a Cisco saját fejlesztésű </w:t>
-      </w:r>
-      <w:proofErr w:type="spellStart"/>
-      <w:r>
-        <w:t>PAgP</w:t>
-      </w:r>
-      <w:proofErr w:type="spellEnd"/>
-      <w:r>
-        <w:t xml:space="preserve"> (Port </w:t>
-      </w:r>
-      <w:proofErr w:type="spellStart"/>
-      <w:r>
-        <w:t>Aggregation</w:t>
-      </w:r>
-      <w:proofErr w:type="spellEnd"/>
-      <w:r>
-        <w:t xml:space="preserve"> </w:t>
-      </w:r>
-      <w:proofErr w:type="spellStart"/>
-      <w:r>
-        <w:t>Protocol</w:t>
-      </w:r>
-      <w:proofErr w:type="spellEnd"/>
-      <w:r>
-        <w:t xml:space="preserve">) protokollját használja a dinamikus csatornaépítéshez. A konfiguráció során a fizikai </w:t>
-      </w:r>
-      <w:proofErr w:type="spellStart"/>
-      <w:r>
-        <w:t>portokat</w:t>
-      </w:r>
-      <w:proofErr w:type="spellEnd"/>
-      <w:r>
-        <w:t xml:space="preserve"> legalább az egyik oldalon </w:t>
-      </w:r>
-      <w:proofErr w:type="spellStart"/>
-      <w:r>
-        <w:t>desirable</w:t>
-      </w:r>
-      <w:proofErr w:type="spellEnd"/>
-      <w:r>
-        <w:t xml:space="preserve"> módba kell állítani, hogy a kapcsolók aktívan egyeztethessék a paramétereket és kiépítsék a logikai összeköttetést. Ez a megoldás nemcsak a sávszélességet növeli meg a fizikai linkek összeadásával, hanem magas szintű redundanciát is biztosít: ha az egyik fizikai kábel meghibásodik, a forgalom kiesés nélkül halad tovább a maradék szálakon.</w:t>
+        <w:t>A Sw_main és Sw_sales kapcsolók közötti kapcsolatot egy 1-es azonosítójú EtherChannel fogja össze, amely a Cisco saját fejlesztésű PAgP (Port Aggregation Protocol) protokollját használja a dinamikus csatornaépítéshez. A konfiguráció során a fizikai portokat legalább az egyik oldalon desirable módba kell állítani, hogy a kapcsolók aktívan egyeztethessék a paramétereket és kiépítsék a logikai összeköttetést. Ez a megoldás nemcsak a sávszélességet növeli meg a fizikai linkek összeadásával, hanem magas szintű redundanciát is biztosít: ha az egyik fizikai kábel meghibásodik, a forgalom kiesés nélkül halad tovább a maradék szálakon.</w:t>
       </w:r>
     </w:p>
     <w:p>
@@ -7600,17 +7380,12 @@
         <w:pStyle w:val="Cmsor2"/>
       </w:pPr>
       <w:bookmarkStart w:id="13" w:name="_Toc227564403"/>
-      <w:proofErr w:type="spellStart"/>
       <w:r>
         <w:t>Routing</w:t>
       </w:r>
       <w:bookmarkEnd w:id="13"/>
       <w:r>
-        <w:t>_BGP</w:t>
-      </w:r>
-      <w:proofErr w:type="spellEnd"/>
-      <w:r>
-        <w:t>:</w:t>
+        <w:t>_BGP:</w:t>
       </w:r>
     </w:p>
     <w:p/>
@@ -7636,7 +7411,7 @@
                     <pic:cNvPicPr/>
                   </pic:nvPicPr>
                   <pic:blipFill>
-                    <a:blip r:embed="rId48">
+                    <a:blip r:embed="rId52">
                       <a:extLst>
                         <a:ext uri="{28A0092B-C50C-407E-A947-70E740481C1C}">
                           <a14:useLocalDpi xmlns:a14="http://schemas.microsoft.com/office/drawing/2010/main" val="0"/>
@@ -7703,7 +7478,7 @@
                     <pic:cNvPicPr/>
                   </pic:nvPicPr>
                   <pic:blipFill>
-                    <a:blip r:embed="rId49">
+                    <a:blip r:embed="rId53">
                       <a:extLst>
                         <a:ext uri="{28A0092B-C50C-407E-A947-70E740481C1C}">
                           <a14:useLocalDpi xmlns:a14="http://schemas.microsoft.com/office/drawing/2010/main" val="0"/>
@@ -7741,38 +7516,20 @@
     </w:p>
     <w:p>
       <w:r>
-        <w:t>Virtuális átjáró:192.168.[</w:t>
-      </w:r>
-      <w:proofErr w:type="spellStart"/>
-      <w:r>
-        <w:t>vlan</w:t>
-      </w:r>
-      <w:proofErr w:type="spellEnd"/>
-      <w:r>
-        <w:t xml:space="preserve"> szám].3</w:t>
-      </w:r>
-    </w:p>
-    <w:p>
-      <w:proofErr w:type="spellStart"/>
-      <w:r>
-        <w:t>R_main</w:t>
-      </w:r>
-      <w:proofErr w:type="spellEnd"/>
-      <w:r>
-        <w:t xml:space="preserve"> </w:t>
+        <w:t>Virtuális átjáró:192.168.[vlan szám].3</w:t>
+      </w:r>
+    </w:p>
+    <w:p>
+      <w:r>
+        <w:t xml:space="preserve">R_main </w:t>
       </w:r>
       <w:r>
         <w:t>priority:110</w:t>
       </w:r>
     </w:p>
     <w:p>
-      <w:proofErr w:type="spellStart"/>
-      <w:r>
-        <w:t>R_backup</w:t>
-      </w:r>
-      <w:proofErr w:type="spellEnd"/>
-      <w:r>
-        <w:t xml:space="preserve"> priority:100</w:t>
+      <w:r>
+        <w:t>R_backup priority:100</w:t>
       </w:r>
     </w:p>
     <w:p>
@@ -7804,7 +7561,7 @@
                     <pic:cNvPicPr/>
                   </pic:nvPicPr>
                   <pic:blipFill>
-                    <a:blip r:embed="rId50">
+                    <a:blip r:embed="rId54">
                       <a:extLst>
                         <a:ext uri="{28A0092B-C50C-407E-A947-70E740481C1C}">
                           <a14:useLocalDpi xmlns:a14="http://schemas.microsoft.com/office/drawing/2010/main" val="0"/>
@@ -7852,7 +7609,7 @@
             <o:lock v:ext="edit" aspectratio="t"/>
           </v:shapetype>
           <v:shape id="_x0000_i1025" type="#_x0000_t75" style="width:201.75pt;height:62.25pt">
-            <v:imagedata r:id="rId51" o:title="R_main hsrp"/>
+            <v:imagedata r:id="rId55" o:title="R_main hsrp"/>
           </v:shape>
         </w:pict>
       </w:r>
@@ -7878,44 +7635,15 @@
     </w:p>
     <w:p>
       <w:r>
-        <w:t xml:space="preserve">Az </w:t>
-      </w:r>
-      <w:proofErr w:type="spellStart"/>
-      <w:r>
-        <w:t>R_factory</w:t>
-      </w:r>
-      <w:proofErr w:type="spellEnd"/>
-      <w:r>
-        <w:t xml:space="preserve"> routeren ipv6-os </w:t>
-      </w:r>
-      <w:proofErr w:type="spellStart"/>
-      <w:r>
-        <w:t>dhcp</w:t>
-      </w:r>
-      <w:proofErr w:type="spellEnd"/>
-      <w:r>
-        <w:t xml:space="preserve"> szervert hozunk létre</w:t>
+        <w:t>Az R_factory routeren ipv6-os dhcp szervert hozunk létre</w:t>
       </w:r>
       <w:r>
         <w:t>.</w:t>
       </w:r>
     </w:p>
     <w:p>
-      <w:proofErr w:type="spellStart"/>
-      <w:r>
-        <w:t>Default</w:t>
-      </w:r>
-      <w:proofErr w:type="spellEnd"/>
-      <w:r>
-        <w:t xml:space="preserve"> </w:t>
-      </w:r>
-      <w:proofErr w:type="spellStart"/>
-      <w:r>
-        <w:t>gateway</w:t>
-      </w:r>
-      <w:proofErr w:type="spellEnd"/>
-      <w:r>
-        <w:t>:</w:t>
+      <w:r>
+        <w:t>Default gateway:</w:t>
       </w:r>
       <w:r>
         <w:t xml:space="preserve"> 2001:20::1/64</w:t>
@@ -7946,7 +7674,7 @@
                     <pic:cNvPicPr/>
                   </pic:nvPicPr>
                   <pic:blipFill>
-                    <a:blip r:embed="rId52">
+                    <a:blip r:embed="rId56">
                       <a:extLst>
                         <a:ext uri="{28A0092B-C50C-407E-A947-70E740481C1C}">
                           <a14:useLocalDpi xmlns:a14="http://schemas.microsoft.com/office/drawing/2010/main" val="0"/>
@@ -7993,7 +7721,7 @@
                     <pic:cNvPicPr/>
                   </pic:nvPicPr>
                   <pic:blipFill>
-                    <a:blip r:embed="rId53">
+                    <a:blip r:embed="rId57">
                       <a:extLst>
                         <a:ext uri="{28A0092B-C50C-407E-A947-70E740481C1C}">
                           <a14:useLocalDpi xmlns:a14="http://schemas.microsoft.com/office/drawing/2010/main" val="0"/>
@@ -8031,21 +7759,8 @@
       <w:bookmarkEnd w:id="16"/>
     </w:p>
     <w:p>
-      <w:proofErr w:type="spellStart"/>
-      <w:r>
-        <w:t>Admin</w:t>
-      </w:r>
-      <w:proofErr w:type="spellEnd"/>
-      <w:r>
-        <w:t xml:space="preserve"> </w:t>
-      </w:r>
-      <w:proofErr w:type="spellStart"/>
-      <w:r>
-        <w:t>vlanon</w:t>
-      </w:r>
-      <w:proofErr w:type="spellEnd"/>
-      <w:r>
-        <w:t xml:space="preserve"> kizárólag</w:t>
+      <w:r>
+        <w:t>Admin vlanon kizárólag</w:t>
       </w:r>
     </w:p>
     <w:p>
@@ -8070,7 +7785,7 @@
                     <pic:cNvPicPr/>
                   </pic:nvPicPr>
                   <pic:blipFill>
-                    <a:blip r:embed="rId54">
+                    <a:blip r:embed="rId58">
                       <a:extLst>
                         <a:ext uri="{28A0092B-C50C-407E-A947-70E740481C1C}">
                           <a14:useLocalDpi xmlns:a14="http://schemas.microsoft.com/office/drawing/2010/main" val="0"/>
@@ -8117,7 +7832,7 @@
                     <pic:cNvPicPr/>
                   </pic:nvPicPr>
                   <pic:blipFill>
-                    <a:blip r:embed="rId55">
+                    <a:blip r:embed="rId59">
                       <a:extLst>
                         <a:ext uri="{28A0092B-C50C-407E-A947-70E740481C1C}">
                           <a14:useLocalDpi xmlns:a14="http://schemas.microsoft.com/office/drawing/2010/main" val="0"/>
@@ -8157,25 +7872,15 @@
         <w:pStyle w:val="Cmsor2"/>
       </w:pPr>
       <w:bookmarkStart w:id="17" w:name="_Toc227564407"/>
-      <w:proofErr w:type="spellStart"/>
       <w:r>
         <w:lastRenderedPageBreak/>
-        <w:t>Acl</w:t>
-      </w:r>
-      <w:proofErr w:type="spellEnd"/>
-      <w:r>
-        <w:t>:</w:t>
+        <w:t>Acl:</w:t>
       </w:r>
       <w:bookmarkEnd w:id="17"/>
     </w:p>
     <w:p>
-      <w:proofErr w:type="spellStart"/>
-      <w:r>
-        <w:t>ssh</w:t>
-      </w:r>
-      <w:proofErr w:type="spellEnd"/>
-      <w:r>
-        <w:t xml:space="preserve"> biztosítására</w:t>
+      <w:r>
+        <w:t>ssh biztosítására</w:t>
       </w:r>
     </w:p>
     <w:p>
@@ -8200,7 +7905,7 @@
                     <pic:cNvPicPr/>
                   </pic:nvPicPr>
                   <pic:blipFill rotWithShape="1">
-                    <a:blip r:embed="rId56">
+                    <a:blip r:embed="rId60">
                       <a:extLst>
                         <a:ext uri="{28A0092B-C50C-407E-A947-70E740481C1C}">
                           <a14:useLocalDpi xmlns:a14="http://schemas.microsoft.com/office/drawing/2010/main" val="0"/>
@@ -8270,7 +7975,7 @@
                     <pic:cNvPicPr/>
                   </pic:nvPicPr>
                   <pic:blipFill>
-                    <a:blip r:embed="rId57"/>
+                    <a:blip r:embed="rId61"/>
                     <a:stretch>
                       <a:fillRect/>
                     </a:stretch>
@@ -8310,7 +8015,15 @@
     </w:p>
     <w:p>
       <w:r>
-        <w:t>A weboldal  sikeresen betölt az irodai számítógépeken.</w:t>
+        <w:t xml:space="preserve">A </w:t>
+      </w:r>
+      <w:proofErr w:type="gramStart"/>
+      <w:r>
+        <w:t>weboldal  sikeresen</w:t>
+      </w:r>
+      <w:proofErr w:type="gramEnd"/>
+      <w:r>
+        <w:t xml:space="preserve"> betölt az irodai számítógépeken.</w:t>
       </w:r>
     </w:p>
     <w:p>
@@ -8335,7 +8048,7 @@
                     <pic:cNvPicPr/>
                   </pic:nvPicPr>
                   <pic:blipFill>
-                    <a:blip r:embed="rId58">
+                    <a:blip r:embed="rId62">
                       <a:extLst>
                         <a:ext uri="{28A0092B-C50C-407E-A947-70E740481C1C}">
                           <a14:useLocalDpi xmlns:a14="http://schemas.microsoft.com/office/drawing/2010/main" val="0"/>
@@ -8373,13 +8086,8 @@
         <w:pStyle w:val="Cmsor2"/>
       </w:pPr>
       <w:bookmarkStart w:id="19" w:name="_Toc227564409"/>
-      <w:proofErr w:type="spellStart"/>
-      <w:r>
-        <w:t>R_factory_config</w:t>
-      </w:r>
-      <w:proofErr w:type="spellEnd"/>
-      <w:r>
-        <w:t>:</w:t>
+      <w:r>
+        <w:t>R_factory_config:</w:t>
       </w:r>
       <w:bookmarkEnd w:id="19"/>
     </w:p>
@@ -8388,13 +8096,8 @@
         <w:pStyle w:val="Cmsor2"/>
       </w:pPr>
       <w:bookmarkStart w:id="20" w:name="_Toc227564410"/>
-      <w:proofErr w:type="spellStart"/>
-      <w:r>
-        <w:t>R_main_config</w:t>
-      </w:r>
-      <w:proofErr w:type="spellEnd"/>
-      <w:r>
-        <w:t>:</w:t>
+      <w:r>
+        <w:t>R_main_config:</w:t>
       </w:r>
       <w:bookmarkEnd w:id="20"/>
     </w:p>
@@ -8403,13 +8106,8 @@
         <w:pStyle w:val="Cmsor2"/>
       </w:pPr>
       <w:bookmarkStart w:id="21" w:name="_Toc227564411"/>
-      <w:proofErr w:type="spellStart"/>
-      <w:r>
-        <w:t>R_backup_config</w:t>
-      </w:r>
-      <w:proofErr w:type="spellEnd"/>
-      <w:r>
-        <w:t>:</w:t>
+      <w:r>
+        <w:t>R_backup_config:</w:t>
       </w:r>
       <w:bookmarkEnd w:id="21"/>
     </w:p>
@@ -8418,13 +8116,8 @@
         <w:pStyle w:val="Cmsor2"/>
       </w:pPr>
       <w:bookmarkStart w:id="22" w:name="_Toc227564412"/>
-      <w:proofErr w:type="spellStart"/>
-      <w:r>
-        <w:t>R_server_config</w:t>
-      </w:r>
-      <w:proofErr w:type="spellEnd"/>
-      <w:r>
-        <w:t>:</w:t>
+      <w:r>
+        <w:t>R_server_config:</w:t>
       </w:r>
       <w:bookmarkEnd w:id="22"/>
     </w:p>
@@ -8432,13 +8125,8 @@
       <w:pPr>
         <w:pStyle w:val="Cmsor2"/>
       </w:pPr>
-      <w:proofErr w:type="spellStart"/>
-      <w:r>
-        <w:t>R_BuildingNetwork_config</w:t>
-      </w:r>
-      <w:proofErr w:type="spellEnd"/>
-      <w:r>
-        <w:t>:</w:t>
+      <w:r>
+        <w:t>R_BuildingNetwork_config:</w:t>
       </w:r>
     </w:p>
     <w:p>
@@ -8446,13 +8134,8 @@
         <w:pStyle w:val="Cmsor2"/>
       </w:pPr>
       <w:bookmarkStart w:id="23" w:name="_Toc227564413"/>
-      <w:proofErr w:type="spellStart"/>
-      <w:r>
-        <w:t>Sw_main_config</w:t>
-      </w:r>
-      <w:proofErr w:type="spellEnd"/>
-      <w:r>
-        <w:t>:</w:t>
+      <w:r>
+        <w:t>Sw_main_config:</w:t>
       </w:r>
       <w:bookmarkEnd w:id="23"/>
     </w:p>
@@ -8461,16 +8144,11 @@
         <w:pStyle w:val="Cmsor2"/>
       </w:pPr>
       <w:bookmarkStart w:id="24" w:name="_Toc227564414"/>
-      <w:proofErr w:type="spellStart"/>
       <w:r>
         <w:t>Sw</w:t>
       </w:r>
       <w:r>
-        <w:t>_sales_config</w:t>
-      </w:r>
-      <w:proofErr w:type="spellEnd"/>
-      <w:r>
-        <w:t>:</w:t>
+        <w:t>_sales_config:</w:t>
       </w:r>
       <w:bookmarkEnd w:id="24"/>
     </w:p>
@@ -8479,13 +8157,8 @@
         <w:pStyle w:val="Cmsor2"/>
       </w:pPr>
       <w:bookmarkStart w:id="25" w:name="_Toc227564415"/>
-      <w:proofErr w:type="spellStart"/>
-      <w:r>
-        <w:t>Sw_factory_config</w:t>
-      </w:r>
-      <w:proofErr w:type="spellEnd"/>
-      <w:r>
-        <w:t>:</w:t>
+      <w:r>
+        <w:t>Sw_factory_config:</w:t>
       </w:r>
       <w:bookmarkEnd w:id="25"/>
     </w:p>
@@ -8582,7 +8255,7 @@
                     </pic:cNvPicPr>
                   </pic:nvPicPr>
                   <pic:blipFill>
-                    <a:blip r:embed="rId59" cstate="print">
+                    <a:blip r:embed="rId63" cstate="print">
                       <a:extLst>
                         <a:ext uri="{28A0092B-C50C-407E-A947-70E740481C1C}">
                           <a14:useLocalDpi xmlns:a14="http://schemas.microsoft.com/office/drawing/2010/main" val="0"/>
@@ -8653,15 +8326,7 @@
     </w:p>
     <w:p>
       <w:r>
-        <w:t>Ez a készülék is a Cisco-</w:t>
-      </w:r>
-      <w:proofErr w:type="spellStart"/>
-      <w:r>
-        <w:t>tól</w:t>
-      </w:r>
-      <w:proofErr w:type="spellEnd"/>
-      <w:r>
-        <w:t xml:space="preserve"> jön, megbízható és szinte Standard egy csomó hálózatban.</w:t>
+        <w:t>Ez a készülék is a Cisco-tól jön, megbízható és szinte Standard egy csomó hálózatban.</w:t>
       </w:r>
     </w:p>
     <w:p>
@@ -8697,7 +8362,7 @@
                     </pic:cNvPicPr>
                   </pic:nvPicPr>
                   <pic:blipFill>
-                    <a:blip r:embed="rId60">
+                    <a:blip r:embed="rId64">
                       <a:extLst>
                         <a:ext uri="{28A0092B-C50C-407E-A947-70E740481C1C}">
                           <a14:useLocalDpi xmlns:a14="http://schemas.microsoft.com/office/drawing/2010/main" val="0"/>
@@ -8751,25 +8416,12 @@
         <w:t xml:space="preserve">Név: </w:t>
       </w:r>
       <w:r>
-        <w:t xml:space="preserve">HP </w:t>
-      </w:r>
-      <w:proofErr w:type="spellStart"/>
-      <w:r>
-        <w:t>LaserJet</w:t>
-      </w:r>
-      <w:proofErr w:type="spellEnd"/>
-      <w:r>
-        <w:t xml:space="preserve"> Pro 4102dw</w:t>
-      </w:r>
-    </w:p>
-    <w:p>
-      <w:proofErr w:type="spellStart"/>
-      <w:r>
-        <w:t>Mono</w:t>
-      </w:r>
-      <w:proofErr w:type="spellEnd"/>
-      <w:r>
-        <w:t xml:space="preserve"> lézeres, multifunkciós nyomtató, amellyel több ezren meg vannak elégedve, úgy éreztük ez egy biztos választás lesz.</w:t>
+        <w:t>HP LaserJet Pro 4102dw</w:t>
+      </w:r>
+    </w:p>
+    <w:p>
+      <w:r>
+        <w:t>Mono lézeres, multifunkciós nyomtató, amellyel több ezren meg vannak elégedve, úgy éreztük ez egy biztos választás lesz.</w:t>
       </w:r>
     </w:p>
     <w:p>
@@ -8805,7 +8457,7 @@
                     </pic:cNvPicPr>
                   </pic:nvPicPr>
                   <pic:blipFill>
-                    <a:blip r:embed="rId61">
+                    <a:blip r:embed="rId65">
                       <a:extLst>
                         <a:ext uri="{28A0092B-C50C-407E-A947-70E740481C1C}">
                           <a14:useLocalDpi xmlns:a14="http://schemas.microsoft.com/office/drawing/2010/main" val="0"/>
@@ -8866,21 +8518,16 @@
       </w:r>
     </w:p>
     <w:p>
-      <w:proofErr w:type="spellStart"/>
-      <w:r>
-        <w:t>Heavy</w:t>
-      </w:r>
-      <w:proofErr w:type="spellEnd"/>
-      <w:r>
-        <w:t xml:space="preserve"> </w:t>
-      </w:r>
-      <w:proofErr w:type="spellStart"/>
-      <w:r>
-        <w:t>Duty</w:t>
-      </w:r>
-      <w:proofErr w:type="spellEnd"/>
-      <w:r>
-        <w:t xml:space="preserve"> szerver amely alkalmas fontos fájlok tárolására és megőrzésére. Ezt fogjuk használni a Linux szerverünkhöz.</w:t>
+      <w:r>
+        <w:t xml:space="preserve">Heavy Duty </w:t>
+      </w:r>
+      <w:proofErr w:type="gramStart"/>
+      <w:r>
+        <w:t>szerver</w:t>
+      </w:r>
+      <w:proofErr w:type="gramEnd"/>
+      <w:r>
+        <w:t xml:space="preserve"> amely alkalmas fontos fájlok tárolására és megőrzésére. Ezt fogjuk használni a Linux szerverünkhöz.</w:t>
       </w:r>
     </w:p>
     <w:p>
@@ -8915,7 +8562,7 @@
                     </pic:cNvPicPr>
                   </pic:nvPicPr>
                   <pic:blipFill>
-                    <a:blip r:embed="rId62" cstate="print">
+                    <a:blip r:embed="rId66" cstate="print">
                       <a:extLst>
                         <a:ext uri="{28A0092B-C50C-407E-A947-70E740481C1C}">
                           <a14:useLocalDpi xmlns:a14="http://schemas.microsoft.com/office/drawing/2010/main" val="0"/>
@@ -8968,69 +8615,16 @@
       <w:r>
         <w:t xml:space="preserve">Név: </w:t>
       </w:r>
-      <w:proofErr w:type="spellStart"/>
-      <w:r>
-        <w:t>Seagate</w:t>
-      </w:r>
-      <w:proofErr w:type="spellEnd"/>
-      <w:r>
-        <w:t xml:space="preserve"> </w:t>
-      </w:r>
-      <w:proofErr w:type="spellStart"/>
-      <w:r>
-        <w:t>Exos</w:t>
-      </w:r>
-      <w:proofErr w:type="spellEnd"/>
-      <w:r>
-        <w:t xml:space="preserve"> </w:t>
-      </w:r>
-      <w:proofErr w:type="spellStart"/>
-      <w:r>
-        <w:t>Nearline</w:t>
-      </w:r>
-      <w:proofErr w:type="spellEnd"/>
-      <w:r>
-        <w:t xml:space="preserve"> Enterprise </w:t>
-      </w:r>
-      <w:proofErr w:type="spellStart"/>
-      <w:r>
-        <w:t>Hard</w:t>
-      </w:r>
-      <w:proofErr w:type="spellEnd"/>
-      <w:r>
-        <w:t xml:space="preserve"> Drive 8TB</w:t>
-      </w:r>
-    </w:p>
-    <w:p>
-      <w:r>
-        <w:t xml:space="preserve">Merevlemezek a Linux szerverbe. A </w:t>
-      </w:r>
-      <w:proofErr w:type="spellStart"/>
-      <w:r>
-        <w:t>Seagate</w:t>
-      </w:r>
-      <w:proofErr w:type="spellEnd"/>
-      <w:r>
-        <w:t xml:space="preserve"> az egyik </w:t>
-      </w:r>
-      <w:proofErr w:type="spellStart"/>
-      <w:r>
-        <w:t>legmegbizhatóbb</w:t>
-      </w:r>
-      <w:proofErr w:type="spellEnd"/>
-      <w:r>
-        <w:t xml:space="preserve"> márka a merevlemez piacon. </w:t>
-      </w:r>
-      <w:r>
-        <w:t xml:space="preserve">Strapabíró Enterprise merevlemezeiket </w:t>
-      </w:r>
-      <w:proofErr w:type="spellStart"/>
-      <w:r>
-        <w:t>kíváló</w:t>
-      </w:r>
-      <w:proofErr w:type="spellEnd"/>
-      <w:r>
-        <w:t xml:space="preserve"> választásnak éreztük.</w:t>
+      <w:r>
+        <w:t>Seagate Exos Nearline Enterprise Hard Drive 8TB</w:t>
+      </w:r>
+    </w:p>
+    <w:p>
+      <w:r>
+        <w:t xml:space="preserve">Merevlemezek a Linux szerverbe. A Seagate az egyik legmegbizhatóbb márka a merevlemez piacon. </w:t>
+      </w:r>
+      <w:r>
+        <w:t>Strapabíró Enterprise merevlemezeiket kíváló választásnak éreztük.</w:t>
       </w:r>
     </w:p>
     <w:p>
@@ -9070,7 +8664,7 @@
                     </pic:cNvPicPr>
                   </pic:nvPicPr>
                   <pic:blipFill>
-                    <a:blip r:embed="rId63">
+                    <a:blip r:embed="rId67">
                       <a:extLst>
                         <a:ext uri="{28A0092B-C50C-407E-A947-70E740481C1C}">
                           <a14:useLocalDpi xmlns:a14="http://schemas.microsoft.com/office/drawing/2010/main" val="0"/>
@@ -9117,28 +8711,20 @@
         <w:t xml:space="preserve">Név: </w:t>
       </w:r>
       <w:r>
-        <w:t xml:space="preserve">DELL EMC </w:t>
-      </w:r>
-      <w:proofErr w:type="spellStart"/>
-      <w:r>
-        <w:t>PowerEdge</w:t>
-      </w:r>
-      <w:proofErr w:type="spellEnd"/>
-      <w:r>
-        <w:t xml:space="preserve"> R640 (10xSFF)</w:t>
-      </w:r>
-    </w:p>
-    <w:p>
-      <w:r>
-        <w:t>Egy olcsóbb, felújított szerver amelyet Windows-</w:t>
-      </w:r>
-      <w:proofErr w:type="spellStart"/>
-      <w:r>
-        <w:t>ra</w:t>
-      </w:r>
-      <w:proofErr w:type="spellEnd"/>
-      <w:r>
-        <w:t xml:space="preserve"> fogunk használni, korához képest még mindig egy megbízható példány.</w:t>
+        <w:t>DELL EMC PowerEdge R640 (10xSFF)</w:t>
+      </w:r>
+    </w:p>
+    <w:p>
+      <w:r>
+        <w:t xml:space="preserve">Egy olcsóbb, felújított </w:t>
+      </w:r>
+      <w:proofErr w:type="gramStart"/>
+      <w:r>
+        <w:t>szerver</w:t>
+      </w:r>
+      <w:proofErr w:type="gramEnd"/>
+      <w:r>
+        <w:t xml:space="preserve"> amelyet Windows-ra fogunk használni, korához képest még mindig egy megbízható példány.</w:t>
       </w:r>
     </w:p>
     <w:p>
@@ -9174,7 +8760,7 @@
                     </pic:cNvPicPr>
                   </pic:nvPicPr>
                   <pic:blipFill>
-                    <a:blip r:embed="rId64">
+                    <a:blip r:embed="rId68">
                       <a:extLst>
                         <a:ext uri="{28A0092B-C50C-407E-A947-70E740481C1C}">
                           <a14:useLocalDpi xmlns:a14="http://schemas.microsoft.com/office/drawing/2010/main" val="0"/>
@@ -9228,28 +8814,20 @@
         <w:t xml:space="preserve">Név: </w:t>
       </w:r>
       <w:r>
-        <w:t xml:space="preserve">Dell </w:t>
-      </w:r>
-      <w:proofErr w:type="spellStart"/>
-      <w:r>
-        <w:t>OptiPlex</w:t>
-      </w:r>
-      <w:proofErr w:type="spellEnd"/>
-      <w:r>
-        <w:t xml:space="preserve"> 3070 SFF + Monitor Lenovo </w:t>
-      </w:r>
-      <w:proofErr w:type="spellStart"/>
-      <w:r>
-        <w:t>ThinkVision</w:t>
-      </w:r>
-      <w:proofErr w:type="spellEnd"/>
-      <w:r>
-        <w:t xml:space="preserve"> T24i-10 23,8"</w:t>
-      </w:r>
-    </w:p>
-    <w:p>
-      <w:r>
-        <w:t>Egy irodai számítógép és monitor páros amelyet egy akcióval sikerült beszereznünk, tökéletes irodai munkára.</w:t>
+        <w:t>Dell OptiPlex 3070 SFF + Monitor Lenovo ThinkVision T24i-10 23,8"</w:t>
+      </w:r>
+    </w:p>
+    <w:p>
+      <w:r>
+        <w:t xml:space="preserve">Egy irodai számítógép és monitor </w:t>
+      </w:r>
+      <w:proofErr w:type="gramStart"/>
+      <w:r>
+        <w:t>páros</w:t>
+      </w:r>
+      <w:proofErr w:type="gramEnd"/>
+      <w:r>
+        <w:t xml:space="preserve"> amelyet egy akcióval sikerült beszereznünk, tökéletes irodai munkára.</w:t>
       </w:r>
     </w:p>
     <w:p>
@@ -9289,7 +8867,7 @@
                     </pic:cNvPicPr>
                   </pic:nvPicPr>
                   <pic:blipFill>
-                    <a:blip r:embed="rId65">
+                    <a:blip r:embed="rId69">
                       <a:extLst>
                         <a:ext uri="{28A0092B-C50C-407E-A947-70E740481C1C}">
                           <a14:useLocalDpi xmlns:a14="http://schemas.microsoft.com/office/drawing/2010/main" val="0"/>
@@ -9384,7 +8962,7 @@
                     </pic:cNvPicPr>
                   </pic:nvPicPr>
                   <pic:blipFill>
-                    <a:blip r:embed="rId66">
+                    <a:blip r:embed="rId70">
                       <a:extLst>
                         <a:ext uri="{28A0092B-C50C-407E-A947-70E740481C1C}">
                           <a14:useLocalDpi xmlns:a14="http://schemas.microsoft.com/office/drawing/2010/main" val="0"/>
@@ -9606,21 +9184,12 @@
                 <w:bCs/>
               </w:rPr>
             </w:pPr>
-            <w:proofErr w:type="spellStart"/>
             <w:r>
               <w:rPr>
                 <w:b/>
                 <w:bCs/>
               </w:rPr>
-              <w:t>Össz</w:t>
-            </w:r>
-            <w:proofErr w:type="spellEnd"/>
-            <w:r>
-              <w:rPr>
-                <w:b/>
-                <w:bCs/>
-              </w:rPr>
-              <w:t>. Ár</w:t>
+              <w:t>Össz. Ár</w:t>
             </w:r>
           </w:p>
         </w:tc>
@@ -9748,32 +9317,12 @@
                 <w:u w:val="single"/>
               </w:rPr>
             </w:pPr>
-            <w:hyperlink r:id="rId67" w:history="1">
-              <w:proofErr w:type="spellStart"/>
+            <w:hyperlink r:id="rId71" w:history="1">
               <w:r>
                 <w:rPr>
                   <w:rStyle w:val="Hiperhivatkozs"/>
                 </w:rPr>
-                <w:t>K</w:t>
-              </w:r>
-              <w:r>
-                <w:rPr>
-                  <w:rStyle w:val="Hiperhivatkozs"/>
-                </w:rPr>
-                <w:t>a</w:t>
-              </w:r>
-              <w:r>
-                <w:rPr>
-                  <w:rStyle w:val="Hiperhivatkozs"/>
-                </w:rPr>
-                <w:t>tt</w:t>
-              </w:r>
-              <w:proofErr w:type="spellEnd"/>
-              <w:r>
-                <w:rPr>
-                  <w:rStyle w:val="Hiperhivatkozs"/>
-                </w:rPr>
-                <w:t xml:space="preserve"> ide!</w:t>
+                <w:t>Katt ide!</w:t>
               </w:r>
             </w:hyperlink>
           </w:p>
@@ -9871,32 +9420,12 @@
                 <w:u w:val="single"/>
               </w:rPr>
             </w:pPr>
-            <w:hyperlink r:id="rId68" w:history="1">
-              <w:proofErr w:type="spellStart"/>
+            <w:hyperlink r:id="rId72" w:history="1">
               <w:r>
                 <w:rPr>
                   <w:rStyle w:val="Hiperhivatkozs"/>
                 </w:rPr>
-                <w:t>K</w:t>
-              </w:r>
-              <w:r>
-                <w:rPr>
-                  <w:rStyle w:val="Hiperhivatkozs"/>
-                </w:rPr>
-                <w:t>a</w:t>
-              </w:r>
-              <w:r>
-                <w:rPr>
-                  <w:rStyle w:val="Hiperhivatkozs"/>
-                </w:rPr>
-                <w:t>tt</w:t>
-              </w:r>
-              <w:proofErr w:type="spellEnd"/>
-              <w:r>
-                <w:rPr>
-                  <w:rStyle w:val="Hiperhivatkozs"/>
-                </w:rPr>
-                <w:t xml:space="preserve"> ide!</w:t>
+                <w:t>Katt ide!</w:t>
               </w:r>
             </w:hyperlink>
           </w:p>
@@ -9917,15 +9446,7 @@
               <w:jc w:val="center"/>
             </w:pPr>
             <w:r>
-              <w:t xml:space="preserve">HP </w:t>
-            </w:r>
-            <w:proofErr w:type="spellStart"/>
-            <w:r>
-              <w:t>LaserJet</w:t>
-            </w:r>
-            <w:proofErr w:type="spellEnd"/>
-            <w:r>
-              <w:t xml:space="preserve"> Pro 4102dw</w:t>
+              <w:t>HP LaserJet Pro 4102dw</w:t>
             </w:r>
           </w:p>
         </w:tc>
@@ -10002,32 +9523,12 @@
                 <w:u w:val="single"/>
               </w:rPr>
             </w:pPr>
-            <w:hyperlink r:id="rId69" w:history="1">
-              <w:proofErr w:type="spellStart"/>
+            <w:hyperlink r:id="rId73" w:history="1">
               <w:r>
                 <w:rPr>
                   <w:rStyle w:val="Hiperhivatkozs"/>
                 </w:rPr>
-                <w:t>K</w:t>
-              </w:r>
-              <w:r>
-                <w:rPr>
-                  <w:rStyle w:val="Hiperhivatkozs"/>
-                </w:rPr>
-                <w:t>a</w:t>
-              </w:r>
-              <w:r>
-                <w:rPr>
-                  <w:rStyle w:val="Hiperhivatkozs"/>
-                </w:rPr>
-                <w:t>tt</w:t>
-              </w:r>
-              <w:proofErr w:type="spellEnd"/>
-              <w:r>
-                <w:rPr>
-                  <w:rStyle w:val="Hiperhivatkozs"/>
-                </w:rPr>
-                <w:t xml:space="preserve"> ide!</w:t>
+                <w:t>Katt ide!</w:t>
               </w:r>
             </w:hyperlink>
           </w:p>
@@ -10128,32 +9629,12 @@
                 <w:u w:val="single"/>
               </w:rPr>
             </w:pPr>
-            <w:hyperlink r:id="rId70" w:history="1">
-              <w:proofErr w:type="spellStart"/>
+            <w:hyperlink r:id="rId74" w:history="1">
               <w:r>
                 <w:rPr>
                   <w:rStyle w:val="Hiperhivatkozs"/>
                 </w:rPr>
-                <w:t>Ka</w:t>
-              </w:r>
-              <w:r>
-                <w:rPr>
-                  <w:rStyle w:val="Hiperhivatkozs"/>
-                </w:rPr>
-                <w:t>t</w:t>
-              </w:r>
-              <w:r>
-                <w:rPr>
-                  <w:rStyle w:val="Hiperhivatkozs"/>
-                </w:rPr>
-                <w:t>t</w:t>
-              </w:r>
-              <w:proofErr w:type="spellEnd"/>
-              <w:r>
-                <w:rPr>
-                  <w:rStyle w:val="Hiperhivatkozs"/>
-                </w:rPr>
-                <w:t xml:space="preserve"> ide!</w:t>
+                <w:t>Katt ide!</w:t>
               </w:r>
             </w:hyperlink>
           </w:p>
@@ -10173,37 +9654,8 @@
             <w:pPr>
               <w:jc w:val="center"/>
             </w:pPr>
-            <w:proofErr w:type="spellStart"/>
-            <w:r>
-              <w:t>Seagate</w:t>
-            </w:r>
-            <w:proofErr w:type="spellEnd"/>
-            <w:r>
-              <w:t xml:space="preserve"> </w:t>
-            </w:r>
-            <w:proofErr w:type="spellStart"/>
-            <w:r>
-              <w:t>Exos</w:t>
-            </w:r>
-            <w:proofErr w:type="spellEnd"/>
-            <w:r>
-              <w:t xml:space="preserve"> </w:t>
-            </w:r>
-            <w:proofErr w:type="spellStart"/>
-            <w:r>
-              <w:t>Nearline</w:t>
-            </w:r>
-            <w:proofErr w:type="spellEnd"/>
-            <w:r>
-              <w:t xml:space="preserve"> Enterprise </w:t>
-            </w:r>
-            <w:proofErr w:type="spellStart"/>
-            <w:r>
-              <w:t>Hard</w:t>
-            </w:r>
-            <w:proofErr w:type="spellEnd"/>
-            <w:r>
-              <w:t xml:space="preserve"> Drive 8TB</w:t>
+            <w:r>
+              <w:t>Seagate Exos Nearline Enterprise Hard Drive 8TB</w:t>
             </w:r>
           </w:p>
         </w:tc>
@@ -10280,32 +9732,12 @@
                 <w:u w:val="single"/>
               </w:rPr>
             </w:pPr>
-            <w:hyperlink r:id="rId71" w:history="1">
-              <w:proofErr w:type="spellStart"/>
+            <w:hyperlink r:id="rId75" w:history="1">
               <w:r>
                 <w:rPr>
                   <w:rStyle w:val="Hiperhivatkozs"/>
                 </w:rPr>
-                <w:t>Ka</w:t>
-              </w:r>
-              <w:r>
-                <w:rPr>
-                  <w:rStyle w:val="Hiperhivatkozs"/>
-                </w:rPr>
-                <w:t>t</w:t>
-              </w:r>
-              <w:r>
-                <w:rPr>
-                  <w:rStyle w:val="Hiperhivatkozs"/>
-                </w:rPr>
-                <w:t>t</w:t>
-              </w:r>
-              <w:proofErr w:type="spellEnd"/>
-              <w:r>
-                <w:rPr>
-                  <w:rStyle w:val="Hiperhivatkozs"/>
-                </w:rPr>
-                <w:t xml:space="preserve"> ide!</w:t>
+                <w:t>Katt ide!</w:t>
               </w:r>
             </w:hyperlink>
           </w:p>
@@ -10326,15 +9758,7 @@
               <w:jc w:val="center"/>
             </w:pPr>
             <w:r>
-              <w:t xml:space="preserve">DELL EMC </w:t>
-            </w:r>
-            <w:proofErr w:type="spellStart"/>
-            <w:r>
-              <w:t>PowerEdge</w:t>
-            </w:r>
-            <w:proofErr w:type="spellEnd"/>
-            <w:r>
-              <w:t xml:space="preserve"> R640 (10xSFF)</w:t>
+              <w:t>DELL EMC PowerEdge R640 (10xSFF)</w:t>
             </w:r>
           </w:p>
         </w:tc>
@@ -10417,38 +9841,12 @@
                 <w:u w:val="single"/>
               </w:rPr>
             </w:pPr>
-            <w:hyperlink r:id="rId72" w:history="1">
-              <w:proofErr w:type="spellStart"/>
+            <w:hyperlink r:id="rId76" w:history="1">
               <w:r>
                 <w:rPr>
                   <w:rStyle w:val="Hiperhivatkozs"/>
                 </w:rPr>
-                <w:t>K</w:t>
-              </w:r>
-              <w:r>
-                <w:rPr>
-                  <w:rStyle w:val="Hiperhivatkozs"/>
-                </w:rPr>
-                <w:t>a</w:t>
-              </w:r>
-              <w:r>
-                <w:rPr>
-                  <w:rStyle w:val="Hiperhivatkozs"/>
-                </w:rPr>
-                <w:t>tt</w:t>
-              </w:r>
-              <w:proofErr w:type="spellEnd"/>
-              <w:r>
-                <w:rPr>
-                  <w:rStyle w:val="Hiperhivatkozs"/>
-                </w:rPr>
-                <w:t xml:space="preserve"> ide</w:t>
-              </w:r>
-              <w:r>
-                <w:rPr>
-                  <w:rStyle w:val="Hiperhivatkozs"/>
-                </w:rPr>
-                <w:t>!</w:t>
+                <w:t>Katt ide!</w:t>
               </w:r>
             </w:hyperlink>
           </w:p>
@@ -10469,23 +9867,7 @@
               <w:jc w:val="center"/>
             </w:pPr>
             <w:r>
-              <w:t xml:space="preserve">Dell </w:t>
-            </w:r>
-            <w:proofErr w:type="spellStart"/>
-            <w:r>
-              <w:t>OptiPlex</w:t>
-            </w:r>
-            <w:proofErr w:type="spellEnd"/>
-            <w:r>
-              <w:t xml:space="preserve"> 3070 SFF + Monitor Lenovo </w:t>
-            </w:r>
-            <w:proofErr w:type="spellStart"/>
-            <w:r>
-              <w:t>ThinkVision</w:t>
-            </w:r>
-            <w:proofErr w:type="spellEnd"/>
-            <w:r>
-              <w:t xml:space="preserve"> T24i-10 23,8"</w:t>
+              <w:t>Dell OptiPlex 3070 SFF + Monitor Lenovo ThinkVision T24i-10 23,8"</w:t>
             </w:r>
           </w:p>
         </w:tc>
@@ -10568,32 +9950,12 @@
                 <w:u w:val="single"/>
               </w:rPr>
             </w:pPr>
-            <w:hyperlink r:id="rId73" w:history="1">
-              <w:proofErr w:type="spellStart"/>
+            <w:hyperlink r:id="rId77" w:history="1">
               <w:r>
                 <w:rPr>
                   <w:rStyle w:val="Hiperhivatkozs"/>
                 </w:rPr>
-                <w:t>Ka</w:t>
-              </w:r>
-              <w:r>
-                <w:rPr>
-                  <w:rStyle w:val="Hiperhivatkozs"/>
-                </w:rPr>
-                <w:t>t</w:t>
-              </w:r>
-              <w:r>
-                <w:rPr>
-                  <w:rStyle w:val="Hiperhivatkozs"/>
-                </w:rPr>
-                <w:t>t</w:t>
-              </w:r>
-              <w:proofErr w:type="spellEnd"/>
-              <w:r>
-                <w:rPr>
-                  <w:rStyle w:val="Hiperhivatkozs"/>
-                </w:rPr>
-                <w:t xml:space="preserve"> ide!</w:t>
+                <w:t>Katt ide!</w:t>
               </w:r>
             </w:hyperlink>
           </w:p>
@@ -10694,32 +10056,12 @@
                 <w:u w:val="single"/>
               </w:rPr>
             </w:pPr>
-            <w:hyperlink r:id="rId74" w:history="1">
-              <w:proofErr w:type="spellStart"/>
+            <w:hyperlink r:id="rId78" w:history="1">
               <w:r>
                 <w:rPr>
                   <w:rStyle w:val="Hiperhivatkozs"/>
                 </w:rPr>
-                <w:t>K</w:t>
-              </w:r>
-              <w:r>
-                <w:rPr>
-                  <w:rStyle w:val="Hiperhivatkozs"/>
-                </w:rPr>
-                <w:t>a</w:t>
-              </w:r>
-              <w:r>
-                <w:rPr>
-                  <w:rStyle w:val="Hiperhivatkozs"/>
-                </w:rPr>
-                <w:t>tt</w:t>
-              </w:r>
-              <w:proofErr w:type="spellEnd"/>
-              <w:r>
-                <w:rPr>
-                  <w:rStyle w:val="Hiperhivatkozs"/>
-                </w:rPr>
-                <w:t xml:space="preserve"> ide!</w:t>
+                <w:t>Katt ide!</w:t>
               </w:r>
             </w:hyperlink>
           </w:p>
@@ -10817,20 +10159,12 @@
                 <w:u w:val="single"/>
               </w:rPr>
             </w:pPr>
-            <w:hyperlink r:id="rId75" w:history="1">
-              <w:proofErr w:type="spellStart"/>
+            <w:hyperlink r:id="rId79" w:history="1">
               <w:r>
                 <w:rPr>
                   <w:rStyle w:val="Hiperhivatkozs"/>
                 </w:rPr>
-                <w:t>Katt</w:t>
-              </w:r>
-              <w:proofErr w:type="spellEnd"/>
-              <w:r>
-                <w:rPr>
-                  <w:rStyle w:val="Hiperhivatkozs"/>
-                </w:rPr>
-                <w:t xml:space="preserve"> ide!</w:t>
+                <w:t>Katt ide!</w:t>
               </w:r>
             </w:hyperlink>
           </w:p>
@@ -10851,53 +10185,8 @@
               <w:jc w:val="center"/>
             </w:pPr>
             <w:r>
-              <w:t xml:space="preserve">50M/165FT OM3/OM4 LC </w:t>
-            </w:r>
-            <w:proofErr w:type="spellStart"/>
-            <w:r>
-              <w:t>to</w:t>
-            </w:r>
-            <w:proofErr w:type="spellEnd"/>
-            <w:r>
-              <w:t xml:space="preserve"> LC </w:t>
-            </w:r>
-            <w:proofErr w:type="spellStart"/>
-            <w:r>
-              <w:t>Outdoor</w:t>
-            </w:r>
-            <w:proofErr w:type="spellEnd"/>
-            <w:r>
-              <w:t xml:space="preserve"> </w:t>
-            </w:r>
-            <w:proofErr w:type="spellStart"/>
-            <w:r>
-              <w:t>Armored</w:t>
-            </w:r>
-            <w:proofErr w:type="spellEnd"/>
-            <w:r>
-              <w:t xml:space="preserve"> </w:t>
-            </w:r>
-            <w:proofErr w:type="spellStart"/>
-            <w:r>
-              <w:t>Fiber</w:t>
-            </w:r>
-            <w:proofErr w:type="spellEnd"/>
-            <w:r>
-              <w:t xml:space="preserve"> </w:t>
-            </w:r>
-            <w:proofErr w:type="spellStart"/>
-            <w:r>
-              <w:t>Optic</w:t>
-            </w:r>
-            <w:proofErr w:type="spellEnd"/>
-            <w:r>
-              <w:t xml:space="preserve"> Patch </w:t>
-            </w:r>
-            <w:proofErr w:type="spellStart"/>
-            <w:r>
-              <w:t>Cable</w:t>
-            </w:r>
-            <w:proofErr w:type="spellEnd"/>
+              <w:t>50M/165FT OM3/OM4 LC to LC Outdoor Armored Fiber Optic Patch Cable</w:t>
+            </w:r>
           </w:p>
         </w:tc>
         <w:tc>
@@ -10973,20 +10262,12 @@
                 <w:u w:val="single"/>
               </w:rPr>
             </w:pPr>
-            <w:hyperlink r:id="rId76" w:history="1">
-              <w:proofErr w:type="spellStart"/>
+            <w:hyperlink r:id="rId80" w:history="1">
               <w:r>
                 <w:rPr>
                   <w:rStyle w:val="Hiperhivatkozs"/>
                 </w:rPr>
-                <w:t>Katt</w:t>
-              </w:r>
-              <w:proofErr w:type="spellEnd"/>
-              <w:r>
-                <w:rPr>
-                  <w:rStyle w:val="Hiperhivatkozs"/>
-                </w:rPr>
-                <w:t xml:space="preserve"> ide!</w:t>
+                <w:t>Katt ide!</w:t>
               </w:r>
             </w:hyperlink>
           </w:p>
@@ -11118,8 +10399,8 @@
     <w:p/>
     <w:p/>
     <w:sectPr>
-      <w:headerReference w:type="default" r:id="rId77"/>
-      <w:footerReference w:type="default" r:id="rId78"/>
+      <w:headerReference w:type="default" r:id="rId81"/>
+      <w:footerReference w:type="default" r:id="rId82"/>
       <w:pgSz w:w="11906" w:h="16838"/>
       <w:pgMar w:top="1417" w:right="1417" w:bottom="1417" w:left="1417" w:header="708" w:footer="708" w:gutter="0"/>
       <w:cols w:space="708"/>
@@ -11130,7 +10411,7 @@
 </file>
 
 <file path=word/endnotes.xml><?xml version="1.0" encoding="utf-8"?>
-<w:endnotes xmlns:wpc="http://schemas.microsoft.com/office/word/2010/wordprocessingCanvas" xmlns:cx="http://schemas.microsoft.com/office/drawing/2014/chartex" xmlns:cx1="http://schemas.microsoft.com/office/drawing/2015/9/8/chartex" xmlns:cx2="http://schemas.microsoft.com/office/drawing/2015/10/21/chartex" xmlns:cx3="http://schemas.microsoft.com/office/drawing/2016/5/9/chartex" xmlns:cx4="http://schemas.microsoft.com/office/drawing/2016/5/10/chartex" xmlns:cx5="http://schemas.microsoft.com/office/drawing/2016/5/11/chartex" xmlns:cx6="http://schemas.microsoft.com/office/drawing/2016/5/12/chartex" xmlns:cx7="http://schemas.microsoft.com/office/drawing/2016/5/13/chartex" xmlns:cx8="http://schemas.microsoft.com/office/drawing/2016/5/14/chartex" xmlns:mc="http://schemas.openxmlformats.org/markup-compatibility/2006" xmlns:aink="http://schemas.microsoft.com/office/drawing/2016/ink" xmlns:am3d="http://schemas.microsoft.com/office/drawing/2017/model3d" xmlns:o="urn:schemas-microsoft-com:office:office" xmlns:r="http://schemas.openxmlformats.org/officeDocument/2006/relationships" xmlns:m="http://schemas.openxmlformats.org/officeDocument/2006/math" xmlns:v="urn:schemas-microsoft-com:vml" xmlns:wp14="http://schemas.microsoft.com/office/word/2010/wordprocessingDrawing" xmlns:wp="http://schemas.openxmlformats.org/drawingml/2006/wordprocessingDrawing" xmlns:w10="urn:schemas-microsoft-com:office:word" xmlns:w="http://schemas.openxmlformats.org/wordprocessingml/2006/main" xmlns:w14="http://schemas.microsoft.com/office/word/2010/wordml" xmlns:w15="http://schemas.microsoft.com/office/word/2012/wordml" xmlns:w16cex="http://schemas.microsoft.com/office/word/2018/wordml/cex" xmlns:w16cid="http://schemas.microsoft.com/office/word/2016/wordml/cid" xmlns:w16="http://schemas.microsoft.com/office/word/2018/wordml" xmlns:w16sdtdh="http://schemas.microsoft.com/office/word/2020/wordml/sdtdatahash" xmlns:w16se="http://schemas.microsoft.com/office/word/2015/wordml/symex" xmlns:wpg="http://schemas.microsoft.com/office/word/2010/wordprocessingGroup" xmlns:wpi="http://schemas.microsoft.com/office/word/2010/wordprocessingInk" xmlns:wne="http://schemas.microsoft.com/office/word/2006/wordml" xmlns:wps="http://schemas.microsoft.com/office/word/2010/wordprocessingShape" mc:Ignorable="w14 w15 w16se w16cid w16 w16cex w16sdtdh wp14">
+<w:endnotes xmlns:wpc="http://schemas.microsoft.com/office/word/2010/wordprocessingCanvas" xmlns:cx="http://schemas.microsoft.com/office/drawing/2014/chartex" xmlns:cx1="http://schemas.microsoft.com/office/drawing/2015/9/8/chartex" xmlns:cx2="http://schemas.microsoft.com/office/drawing/2015/10/21/chartex" xmlns:cx3="http://schemas.microsoft.com/office/drawing/2016/5/9/chartex" xmlns:cx4="http://schemas.microsoft.com/office/drawing/2016/5/10/chartex" xmlns:cx5="http://schemas.microsoft.com/office/drawing/2016/5/11/chartex" xmlns:cx6="http://schemas.microsoft.com/office/drawing/2016/5/12/chartex" xmlns:cx7="http://schemas.microsoft.com/office/drawing/2016/5/13/chartex" xmlns:cx8="http://schemas.microsoft.com/office/drawing/2016/5/14/chartex" xmlns:mc="http://schemas.openxmlformats.org/markup-compatibility/2006" xmlns:aink="http://schemas.microsoft.com/office/drawing/2016/ink" xmlns:am3d="http://schemas.microsoft.com/office/drawing/2017/model3d" xmlns:o="urn:schemas-microsoft-com:office:office" xmlns:oel="http://schemas.microsoft.com/office/2019/extlst" xmlns:r="http://schemas.openxmlformats.org/officeDocument/2006/relationships" xmlns:m="http://schemas.openxmlformats.org/officeDocument/2006/math" xmlns:v="urn:schemas-microsoft-com:vml" xmlns:wp14="http://schemas.microsoft.com/office/word/2010/wordprocessingDrawing" xmlns:wp="http://schemas.openxmlformats.org/drawingml/2006/wordprocessingDrawing" xmlns:w10="urn:schemas-microsoft-com:office:word" xmlns:w="http://schemas.openxmlformats.org/wordprocessingml/2006/main" xmlns:w14="http://schemas.microsoft.com/office/word/2010/wordml" xmlns:w15="http://schemas.microsoft.com/office/word/2012/wordml" xmlns:w16cex="http://schemas.microsoft.com/office/word/2018/wordml/cex" xmlns:w16cid="http://schemas.microsoft.com/office/word/2016/wordml/cid" xmlns:w16="http://schemas.microsoft.com/office/word/2018/wordml" xmlns:w16du="http://schemas.microsoft.com/office/word/2023/wordml/word16du" xmlns:w16sdtdh="http://schemas.microsoft.com/office/word/2020/wordml/sdtdatahash" xmlns:w16sdtfl="http://schemas.microsoft.com/office/word/2024/wordml/sdtformatlock" xmlns:w16se="http://schemas.microsoft.com/office/word/2015/wordml/symex" xmlns:wpg="http://schemas.microsoft.com/office/word/2010/wordprocessingGroup" xmlns:wpi="http://schemas.microsoft.com/office/word/2010/wordprocessingInk" xmlns:wne="http://schemas.microsoft.com/office/word/2006/wordml" xmlns:wps="http://schemas.microsoft.com/office/word/2010/wordprocessingShape" mc:Ignorable="w14 w15 w16se w16cid w16 w16cex w16sdtdh w16sdtfl w16du wp14">
   <w:endnote w:type="separator" w:id="-1">
     <w:p>
       <w:pPr>
@@ -11155,7 +10436,7 @@
 </file>
 
 <file path=word/footer1.xml><?xml version="1.0" encoding="utf-8"?>
-<w:ftr xmlns:wpc="http://schemas.microsoft.com/office/word/2010/wordprocessingCanvas" xmlns:cx="http://schemas.microsoft.com/office/drawing/2014/chartex" xmlns:cx1="http://schemas.microsoft.com/office/drawing/2015/9/8/chartex" xmlns:cx2="http://schemas.microsoft.com/office/drawing/2015/10/21/chartex" xmlns:cx3="http://schemas.microsoft.com/office/drawing/2016/5/9/chartex" xmlns:cx4="http://schemas.microsoft.com/office/drawing/2016/5/10/chartex" xmlns:cx5="http://schemas.microsoft.com/office/drawing/2016/5/11/chartex" xmlns:cx6="http://schemas.microsoft.com/office/drawing/2016/5/12/chartex" xmlns:cx7="http://schemas.microsoft.com/office/drawing/2016/5/13/chartex" xmlns:cx8="http://schemas.microsoft.com/office/drawing/2016/5/14/chartex" xmlns:mc="http://schemas.openxmlformats.org/markup-compatibility/2006" xmlns:aink="http://schemas.microsoft.com/office/drawing/2016/ink" xmlns:am3d="http://schemas.microsoft.com/office/drawing/2017/model3d" xmlns:o="urn:schemas-microsoft-com:office:office" xmlns:r="http://schemas.openxmlformats.org/officeDocument/2006/relationships" xmlns:m="http://schemas.openxmlformats.org/officeDocument/2006/math" xmlns:v="urn:schemas-microsoft-com:vml" xmlns:wp14="http://schemas.microsoft.com/office/word/2010/wordprocessingDrawing" xmlns:wp="http://schemas.openxmlformats.org/drawingml/2006/wordprocessingDrawing" xmlns:w10="urn:schemas-microsoft-com:office:word" xmlns:w="http://schemas.openxmlformats.org/wordprocessingml/2006/main" xmlns:w14="http://schemas.microsoft.com/office/word/2010/wordml" xmlns:w15="http://schemas.microsoft.com/office/word/2012/wordml" xmlns:w16cex="http://schemas.microsoft.com/office/word/2018/wordml/cex" xmlns:w16cid="http://schemas.microsoft.com/office/word/2016/wordml/cid" xmlns:w16="http://schemas.microsoft.com/office/word/2018/wordml" xmlns:w16sdtdh="http://schemas.microsoft.com/office/word/2020/wordml/sdtdatahash" xmlns:w16se="http://schemas.microsoft.com/office/word/2015/wordml/symex" xmlns:wpg="http://schemas.microsoft.com/office/word/2010/wordprocessingGroup" xmlns:wpi="http://schemas.microsoft.com/office/word/2010/wordprocessingInk" xmlns:wne="http://schemas.microsoft.com/office/word/2006/wordml" xmlns:wps="http://schemas.microsoft.com/office/word/2010/wordprocessingShape" mc:Ignorable="w14 w15 w16se w16cid w16 w16cex w16sdtdh wp14">
+<w:ftr xmlns:wpc="http://schemas.microsoft.com/office/word/2010/wordprocessingCanvas" xmlns:cx="http://schemas.microsoft.com/office/drawing/2014/chartex" xmlns:cx1="http://schemas.microsoft.com/office/drawing/2015/9/8/chartex" xmlns:cx2="http://schemas.microsoft.com/office/drawing/2015/10/21/chartex" xmlns:cx3="http://schemas.microsoft.com/office/drawing/2016/5/9/chartex" xmlns:cx4="http://schemas.microsoft.com/office/drawing/2016/5/10/chartex" xmlns:cx5="http://schemas.microsoft.com/office/drawing/2016/5/11/chartex" xmlns:cx6="http://schemas.microsoft.com/office/drawing/2016/5/12/chartex" xmlns:cx7="http://schemas.microsoft.com/office/drawing/2016/5/13/chartex" xmlns:cx8="http://schemas.microsoft.com/office/drawing/2016/5/14/chartex" xmlns:mc="http://schemas.openxmlformats.org/markup-compatibility/2006" xmlns:aink="http://schemas.microsoft.com/office/drawing/2016/ink" xmlns:am3d="http://schemas.microsoft.com/office/drawing/2017/model3d" xmlns:o="urn:schemas-microsoft-com:office:office" xmlns:oel="http://schemas.microsoft.com/office/2019/extlst" xmlns:r="http://schemas.openxmlformats.org/officeDocument/2006/relationships" xmlns:m="http://schemas.openxmlformats.org/officeDocument/2006/math" xmlns:v="urn:schemas-microsoft-com:vml" xmlns:wp14="http://schemas.microsoft.com/office/word/2010/wordprocessingDrawing" xmlns:wp="http://schemas.openxmlformats.org/drawingml/2006/wordprocessingDrawing" xmlns:w10="urn:schemas-microsoft-com:office:word" xmlns:w="http://schemas.openxmlformats.org/wordprocessingml/2006/main" xmlns:w14="http://schemas.microsoft.com/office/word/2010/wordml" xmlns:w15="http://schemas.microsoft.com/office/word/2012/wordml" xmlns:w16cex="http://schemas.microsoft.com/office/word/2018/wordml/cex" xmlns:w16cid="http://schemas.microsoft.com/office/word/2016/wordml/cid" xmlns:w16="http://schemas.microsoft.com/office/word/2018/wordml" xmlns:w16du="http://schemas.microsoft.com/office/word/2023/wordml/word16du" xmlns:w16sdtdh="http://schemas.microsoft.com/office/word/2020/wordml/sdtdatahash" xmlns:w16sdtfl="http://schemas.microsoft.com/office/word/2024/wordml/sdtformatlock" xmlns:w16se="http://schemas.microsoft.com/office/word/2015/wordml/symex" xmlns:wpg="http://schemas.microsoft.com/office/word/2010/wordprocessingGroup" xmlns:wpi="http://schemas.microsoft.com/office/word/2010/wordprocessingInk" xmlns:wne="http://schemas.microsoft.com/office/word/2006/wordml" xmlns:wps="http://schemas.microsoft.com/office/word/2010/wordprocessingShape" mc:Ignorable="w14 w15 w16se w16cid w16 w16cex w16sdtdh w16sdtfl w16du wp14">
   <w:sdt>
     <w:sdtPr>
       <w:id w:val="1690183360"/>
@@ -11164,7 +10445,6 @@
         <w:docPartUnique/>
       </w:docPartObj>
     </w:sdtPr>
-    <w:sdtEndPr/>
     <w:sdtContent>
       <w:p>
         <w:pPr>
@@ -11201,7 +10481,7 @@
 </file>
 
 <file path=word/footnotes.xml><?xml version="1.0" encoding="utf-8"?>
-<w:footnotes xmlns:wpc="http://schemas.microsoft.com/office/word/2010/wordprocessingCanvas" xmlns:cx="http://schemas.microsoft.com/office/drawing/2014/chartex" xmlns:cx1="http://schemas.microsoft.com/office/drawing/2015/9/8/chartex" xmlns:cx2="http://schemas.microsoft.com/office/drawing/2015/10/21/chartex" xmlns:cx3="http://schemas.microsoft.com/office/drawing/2016/5/9/chartex" xmlns:cx4="http://schemas.microsoft.com/office/drawing/2016/5/10/chartex" xmlns:cx5="http://schemas.microsoft.com/office/drawing/2016/5/11/chartex" xmlns:cx6="http://schemas.microsoft.com/office/drawing/2016/5/12/chartex" xmlns:cx7="http://schemas.microsoft.com/office/drawing/2016/5/13/chartex" xmlns:cx8="http://schemas.microsoft.com/office/drawing/2016/5/14/chartex" xmlns:mc="http://schemas.openxmlformats.org/markup-compatibility/2006" xmlns:aink="http://schemas.microsoft.com/office/drawing/2016/ink" xmlns:am3d="http://schemas.microsoft.com/office/drawing/2017/model3d" xmlns:o="urn:schemas-microsoft-com:office:office" xmlns:r="http://schemas.openxmlformats.org/officeDocument/2006/relationships" xmlns:m="http://schemas.openxmlformats.org/officeDocument/2006/math" xmlns:v="urn:schemas-microsoft-com:vml" xmlns:wp14="http://schemas.microsoft.com/office/word/2010/wordprocessingDrawing" xmlns:wp="http://schemas.openxmlformats.org/drawingml/2006/wordprocessingDrawing" xmlns:w10="urn:schemas-microsoft-com:office:word" xmlns:w="http://schemas.openxmlformats.org/wordprocessingml/2006/main" xmlns:w14="http://schemas.microsoft.com/office/word/2010/wordml" xmlns:w15="http://schemas.microsoft.com/office/word/2012/wordml" xmlns:w16cex="http://schemas.microsoft.com/office/word/2018/wordml/cex" xmlns:w16cid="http://schemas.microsoft.com/office/word/2016/wordml/cid" xmlns:w16="http://schemas.microsoft.com/office/word/2018/wordml" xmlns:w16sdtdh="http://schemas.microsoft.com/office/word/2020/wordml/sdtdatahash" xmlns:w16se="http://schemas.microsoft.com/office/word/2015/wordml/symex" xmlns:wpg="http://schemas.microsoft.com/office/word/2010/wordprocessingGroup" xmlns:wpi="http://schemas.microsoft.com/office/word/2010/wordprocessingInk" xmlns:wne="http://schemas.microsoft.com/office/word/2006/wordml" xmlns:wps="http://schemas.microsoft.com/office/word/2010/wordprocessingShape" mc:Ignorable="w14 w15 w16se w16cid w16 w16cex w16sdtdh wp14">
+<w:footnotes xmlns:wpc="http://schemas.microsoft.com/office/word/2010/wordprocessingCanvas" xmlns:cx="http://schemas.microsoft.com/office/drawing/2014/chartex" xmlns:cx1="http://schemas.microsoft.com/office/drawing/2015/9/8/chartex" xmlns:cx2="http://schemas.microsoft.com/office/drawing/2015/10/21/chartex" xmlns:cx3="http://schemas.microsoft.com/office/drawing/2016/5/9/chartex" xmlns:cx4="http://schemas.microsoft.com/office/drawing/2016/5/10/chartex" xmlns:cx5="http://schemas.microsoft.com/office/drawing/2016/5/11/chartex" xmlns:cx6="http://schemas.microsoft.com/office/drawing/2016/5/12/chartex" xmlns:cx7="http://schemas.microsoft.com/office/drawing/2016/5/13/chartex" xmlns:cx8="http://schemas.microsoft.com/office/drawing/2016/5/14/chartex" xmlns:mc="http://schemas.openxmlformats.org/markup-compatibility/2006" xmlns:aink="http://schemas.microsoft.com/office/drawing/2016/ink" xmlns:am3d="http://schemas.microsoft.com/office/drawing/2017/model3d" xmlns:o="urn:schemas-microsoft-com:office:office" xmlns:oel="http://schemas.microsoft.com/office/2019/extlst" xmlns:r="http://schemas.openxmlformats.org/officeDocument/2006/relationships" xmlns:m="http://schemas.openxmlformats.org/officeDocument/2006/math" xmlns:v="urn:schemas-microsoft-com:vml" xmlns:wp14="http://schemas.microsoft.com/office/word/2010/wordprocessingDrawing" xmlns:wp="http://schemas.openxmlformats.org/drawingml/2006/wordprocessingDrawing" xmlns:w10="urn:schemas-microsoft-com:office:word" xmlns:w="http://schemas.openxmlformats.org/wordprocessingml/2006/main" xmlns:w14="http://schemas.microsoft.com/office/word/2010/wordml" xmlns:w15="http://schemas.microsoft.com/office/word/2012/wordml" xmlns:w16cex="http://schemas.microsoft.com/office/word/2018/wordml/cex" xmlns:w16cid="http://schemas.microsoft.com/office/word/2016/wordml/cid" xmlns:w16="http://schemas.microsoft.com/office/word/2018/wordml" xmlns:w16du="http://schemas.microsoft.com/office/word/2023/wordml/word16du" xmlns:w16sdtdh="http://schemas.microsoft.com/office/word/2020/wordml/sdtdatahash" xmlns:w16sdtfl="http://schemas.microsoft.com/office/word/2024/wordml/sdtformatlock" xmlns:w16se="http://schemas.microsoft.com/office/word/2015/wordml/symex" xmlns:wpg="http://schemas.microsoft.com/office/word/2010/wordprocessingGroup" xmlns:wpi="http://schemas.microsoft.com/office/word/2010/wordprocessingInk" xmlns:wne="http://schemas.microsoft.com/office/word/2006/wordml" xmlns:wps="http://schemas.microsoft.com/office/word/2010/wordprocessingShape" mc:Ignorable="w14 w15 w16se w16cid w16 w16cex w16sdtdh w16sdtfl w16du wp14">
   <w:footnote w:type="separator" w:id="-1">
     <w:p>
       <w:pPr>
@@ -11226,7 +10506,7 @@
 </file>
 
 <file path=word/header1.xml><?xml version="1.0" encoding="utf-8"?>
-<w:hdr xmlns:wpc="http://schemas.microsoft.com/office/word/2010/wordprocessingCanvas" xmlns:cx="http://schemas.microsoft.com/office/drawing/2014/chartex" xmlns:cx1="http://schemas.microsoft.com/office/drawing/2015/9/8/chartex" xmlns:cx2="http://schemas.microsoft.com/office/drawing/2015/10/21/chartex" xmlns:cx3="http://schemas.microsoft.com/office/drawing/2016/5/9/chartex" xmlns:cx4="http://schemas.microsoft.com/office/drawing/2016/5/10/chartex" xmlns:cx5="http://schemas.microsoft.com/office/drawing/2016/5/11/chartex" xmlns:cx6="http://schemas.microsoft.com/office/drawing/2016/5/12/chartex" xmlns:cx7="http://schemas.microsoft.com/office/drawing/2016/5/13/chartex" xmlns:cx8="http://schemas.microsoft.com/office/drawing/2016/5/14/chartex" xmlns:mc="http://schemas.openxmlformats.org/markup-compatibility/2006" xmlns:aink="http://schemas.microsoft.com/office/drawing/2016/ink" xmlns:am3d="http://schemas.microsoft.com/office/drawing/2017/model3d" xmlns:o="urn:schemas-microsoft-com:office:office" xmlns:r="http://schemas.openxmlformats.org/officeDocument/2006/relationships" xmlns:m="http://schemas.openxmlformats.org/officeDocument/2006/math" xmlns:v="urn:schemas-microsoft-com:vml" xmlns:wp14="http://schemas.microsoft.com/office/word/2010/wordprocessingDrawing" xmlns:wp="http://schemas.openxmlformats.org/drawingml/2006/wordprocessingDrawing" xmlns:w10="urn:schemas-microsoft-com:office:word" xmlns:w="http://schemas.openxmlformats.org/wordprocessingml/2006/main" xmlns:w14="http://schemas.microsoft.com/office/word/2010/wordml" xmlns:w15="http://schemas.microsoft.com/office/word/2012/wordml" xmlns:w16cex="http://schemas.microsoft.com/office/word/2018/wordml/cex" xmlns:w16cid="http://schemas.microsoft.com/office/word/2016/wordml/cid" xmlns:w16="http://schemas.microsoft.com/office/word/2018/wordml" xmlns:w16sdtdh="http://schemas.microsoft.com/office/word/2020/wordml/sdtdatahash" xmlns:w16se="http://schemas.microsoft.com/office/word/2015/wordml/symex" xmlns:wpg="http://schemas.microsoft.com/office/word/2010/wordprocessingGroup" xmlns:wpi="http://schemas.microsoft.com/office/word/2010/wordprocessingInk" xmlns:wne="http://schemas.microsoft.com/office/word/2006/wordml" xmlns:wps="http://schemas.microsoft.com/office/word/2010/wordprocessingShape" mc:Ignorable="w14 w15 w16se w16cid w16 w16cex w16sdtdh wp14">
+<w:hdr xmlns:wpc="http://schemas.microsoft.com/office/word/2010/wordprocessingCanvas" xmlns:cx="http://schemas.microsoft.com/office/drawing/2014/chartex" xmlns:cx1="http://schemas.microsoft.com/office/drawing/2015/9/8/chartex" xmlns:cx2="http://schemas.microsoft.com/office/drawing/2015/10/21/chartex" xmlns:cx3="http://schemas.microsoft.com/office/drawing/2016/5/9/chartex" xmlns:cx4="http://schemas.microsoft.com/office/drawing/2016/5/10/chartex" xmlns:cx5="http://schemas.microsoft.com/office/drawing/2016/5/11/chartex" xmlns:cx6="http://schemas.microsoft.com/office/drawing/2016/5/12/chartex" xmlns:cx7="http://schemas.microsoft.com/office/drawing/2016/5/13/chartex" xmlns:cx8="http://schemas.microsoft.com/office/drawing/2016/5/14/chartex" xmlns:mc="http://schemas.openxmlformats.org/markup-compatibility/2006" xmlns:aink="http://schemas.microsoft.com/office/drawing/2016/ink" xmlns:am3d="http://schemas.microsoft.com/office/drawing/2017/model3d" xmlns:o="urn:schemas-microsoft-com:office:office" xmlns:oel="http://schemas.microsoft.com/office/2019/extlst" xmlns:r="http://schemas.openxmlformats.org/officeDocument/2006/relationships" xmlns:m="http://schemas.openxmlformats.org/officeDocument/2006/math" xmlns:v="urn:schemas-microsoft-com:vml" xmlns:wp14="http://schemas.microsoft.com/office/word/2010/wordprocessingDrawing" xmlns:wp="http://schemas.openxmlformats.org/drawingml/2006/wordprocessingDrawing" xmlns:w10="urn:schemas-microsoft-com:office:word" xmlns:w="http://schemas.openxmlformats.org/wordprocessingml/2006/main" xmlns:w14="http://schemas.microsoft.com/office/word/2010/wordml" xmlns:w15="http://schemas.microsoft.com/office/word/2012/wordml" xmlns:w16cex="http://schemas.microsoft.com/office/word/2018/wordml/cex" xmlns:w16cid="http://schemas.microsoft.com/office/word/2016/wordml/cid" xmlns:w16="http://schemas.microsoft.com/office/word/2018/wordml" xmlns:w16du="http://schemas.microsoft.com/office/word/2023/wordml/word16du" xmlns:w16sdtdh="http://schemas.microsoft.com/office/word/2020/wordml/sdtdatahash" xmlns:w16sdtfl="http://schemas.microsoft.com/office/word/2024/wordml/sdtformatlock" xmlns:w16se="http://schemas.microsoft.com/office/word/2015/wordml/symex" xmlns:wpg="http://schemas.microsoft.com/office/word/2010/wordprocessingGroup" xmlns:wpi="http://schemas.microsoft.com/office/word/2010/wordprocessingInk" xmlns:wne="http://schemas.microsoft.com/office/word/2006/wordml" xmlns:wps="http://schemas.microsoft.com/office/word/2010/wordprocessingShape" mc:Ignorable="w14 w15 w16se w16cid w16 w16cex w16sdtdh w16sdtfl w16du wp14">
   <w:p>
     <w:pPr>
       <w:pStyle w:val="lfej"/>
@@ -11298,7 +10578,7 @@
 </file>
 
 <file path=word/styles.xml><?xml version="1.0" encoding="utf-8"?>
-<w:styles xmlns:mc="http://schemas.openxmlformats.org/markup-compatibility/2006" xmlns:r="http://schemas.openxmlformats.org/officeDocument/2006/relationships" xmlns:w="http://schemas.openxmlformats.org/wordprocessingml/2006/main" xmlns:w14="http://schemas.microsoft.com/office/word/2010/wordml" xmlns:w15="http://schemas.microsoft.com/office/word/2012/wordml" xmlns:w16cex="http://schemas.microsoft.com/office/word/2018/wordml/cex" xmlns:w16cid="http://schemas.microsoft.com/office/word/2016/wordml/cid" xmlns:w16="http://schemas.microsoft.com/office/word/2018/wordml" xmlns:w16sdtdh="http://schemas.microsoft.com/office/word/2020/wordml/sdtdatahash" xmlns:w16se="http://schemas.microsoft.com/office/word/2015/wordml/symex" mc:Ignorable="w14 w15 w16se w16cid w16 w16cex w16sdtdh">
+<w:styles xmlns:mc="http://schemas.openxmlformats.org/markup-compatibility/2006" xmlns:r="http://schemas.openxmlformats.org/officeDocument/2006/relationships" xmlns:w="http://schemas.openxmlformats.org/wordprocessingml/2006/main" xmlns:w14="http://schemas.microsoft.com/office/word/2010/wordml" xmlns:w15="http://schemas.microsoft.com/office/word/2012/wordml" xmlns:w16cex="http://schemas.microsoft.com/office/word/2018/wordml/cex" xmlns:w16cid="http://schemas.microsoft.com/office/word/2016/wordml/cid" xmlns:w16="http://schemas.microsoft.com/office/word/2018/wordml" xmlns:w16du="http://schemas.microsoft.com/office/word/2023/wordml/word16du" xmlns:w16sdtdh="http://schemas.microsoft.com/office/word/2020/wordml/sdtdatahash" xmlns:w16sdtfl="http://schemas.microsoft.com/office/word/2024/wordml/sdtformatlock" xmlns:w16se="http://schemas.microsoft.com/office/word/2015/wordml/symex" mc:Ignorable="w14 w15 w16se w16cid w16 w16cex w16sdtdh w16sdtfl w16du">
   <w:docDefaults>
     <w:rPrDefault>
       <w:rPr>
@@ -11420,6 +10700,7 @@
     <w:lsdException w:name="HTML Sample" w:semiHidden="1" w:unhideWhenUsed="1"/>
     <w:lsdException w:name="HTML Typewriter" w:semiHidden="1" w:unhideWhenUsed="1"/>
     <w:lsdException w:name="HTML Variable" w:semiHidden="1" w:unhideWhenUsed="1"/>
+    <w:lsdException w:name="Normal Table" w:semiHidden="1" w:unhideWhenUsed="1"/>
     <w:lsdException w:name="annotation subject" w:semiHidden="1" w:unhideWhenUsed="1"/>
     <w:lsdException w:name="No List" w:semiHidden="1" w:unhideWhenUsed="1"/>
     <w:lsdException w:name="Outline List 1" w:semiHidden="1" w:unhideWhenUsed="1"/>
@@ -11462,8 +10743,11 @@
     <w:lsdException w:name="Table Contemporary" w:semiHidden="1" w:unhideWhenUsed="1"/>
     <w:lsdException w:name="Table Elegant" w:semiHidden="1" w:unhideWhenUsed="1"/>
     <w:lsdException w:name="Table Professional" w:semiHidden="1" w:unhideWhenUsed="1"/>
+    <w:lsdException w:name="Table Subtle 1" w:semiHidden="1" w:unhideWhenUsed="1"/>
     <w:lsdException w:name="Table Subtle 2" w:semiHidden="1" w:unhideWhenUsed="1"/>
     <w:lsdException w:name="Table Web 1" w:semiHidden="1" w:unhideWhenUsed="1"/>
+    <w:lsdException w:name="Table Web 2" w:semiHidden="1" w:unhideWhenUsed="1"/>
+    <w:lsdException w:name="Table Web 3" w:semiHidden="1" w:unhideWhenUsed="1"/>
     <w:lsdException w:name="Balloon Text" w:semiHidden="1" w:unhideWhenUsed="1"/>
     <w:lsdException w:name="Table Grid" w:uiPriority="39"/>
     <w:lsdException w:name="Table Theme" w:semiHidden="1" w:unhideWhenUsed="1"/>
@@ -11745,6 +11029,7 @@
   <w:style w:type="character" w:default="1" w:styleId="Bekezdsalapbettpusa">
     <w:name w:val="Default Paragraph Font"/>
     <w:uiPriority w:val="1"/>
+    <w:semiHidden/>
     <w:unhideWhenUsed/>
   </w:style>
   <w:style w:type="table" w:default="1" w:styleId="Normltblzat">

--- a/Mesterremek.docx
+++ b/Mesterremek.docx
@@ -1,13 +1,18 @@
 
 <file path=word/document.xml><?xml version="1.0" encoding="utf-8"?>
-<w:document xmlns:wpc="http://schemas.microsoft.com/office/word/2010/wordprocessingCanvas" xmlns:cx="http://schemas.microsoft.com/office/drawing/2014/chartex" xmlns:cx1="http://schemas.microsoft.com/office/drawing/2015/9/8/chartex" xmlns:cx2="http://schemas.microsoft.com/office/drawing/2015/10/21/chartex" xmlns:cx3="http://schemas.microsoft.com/office/drawing/2016/5/9/chartex" xmlns:cx4="http://schemas.microsoft.com/office/drawing/2016/5/10/chartex" xmlns:cx5="http://schemas.microsoft.com/office/drawing/2016/5/11/chartex" xmlns:cx6="http://schemas.microsoft.com/office/drawing/2016/5/12/chartex" xmlns:cx7="http://schemas.microsoft.com/office/drawing/2016/5/13/chartex" xmlns:cx8="http://schemas.microsoft.com/office/drawing/2016/5/14/chartex" xmlns:mc="http://schemas.openxmlformats.org/markup-compatibility/2006" xmlns:aink="http://schemas.microsoft.com/office/drawing/2016/ink" xmlns:am3d="http://schemas.microsoft.com/office/drawing/2017/model3d" xmlns:o="urn:schemas-microsoft-com:office:office" xmlns:oel="http://schemas.microsoft.com/office/2019/extlst" xmlns:r="http://schemas.openxmlformats.org/officeDocument/2006/relationships" xmlns:m="http://schemas.openxmlformats.org/officeDocument/2006/math" xmlns:v="urn:schemas-microsoft-com:vml" xmlns:wp14="http://schemas.microsoft.com/office/word/2010/wordprocessingDrawing" xmlns:wp="http://schemas.openxmlformats.org/drawingml/2006/wordprocessingDrawing" xmlns:w10="urn:schemas-microsoft-com:office:word" xmlns:w="http://schemas.openxmlformats.org/wordprocessingml/2006/main" xmlns:w14="http://schemas.microsoft.com/office/word/2010/wordml" xmlns:w15="http://schemas.microsoft.com/office/word/2012/wordml" xmlns:w16cex="http://schemas.microsoft.com/office/word/2018/wordml/cex" xmlns:w16cid="http://schemas.microsoft.com/office/word/2016/wordml/cid" xmlns:w16="http://schemas.microsoft.com/office/word/2018/wordml" xmlns:w16du="http://schemas.microsoft.com/office/word/2023/wordml/word16du" xmlns:w16sdtdh="http://schemas.microsoft.com/office/word/2020/wordml/sdtdatahash" xmlns:w16sdtfl="http://schemas.microsoft.com/office/word/2024/wordml/sdtformatlock" xmlns:w16se="http://schemas.microsoft.com/office/word/2015/wordml/symex" xmlns:wpg="http://schemas.microsoft.com/office/word/2010/wordprocessingGroup" xmlns:wpi="http://schemas.microsoft.com/office/word/2010/wordprocessingInk" xmlns:wne="http://schemas.microsoft.com/office/word/2006/wordml" xmlns:wps="http://schemas.microsoft.com/office/word/2010/wordprocessingShape" mc:Ignorable="w14 w15 w16se w16cid w16 w16cex w16sdtdh w16sdtfl w16du wp14">
+<w:document xmlns:wpc="http://schemas.microsoft.com/office/word/2010/wordprocessingCanvas" xmlns:cx="http://schemas.microsoft.com/office/drawing/2014/chartex" xmlns:mc="http://schemas.openxmlformats.org/markup-compatibility/2006" xmlns:o="urn:schemas-microsoft-com:office:office" xmlns:r="http://schemas.openxmlformats.org/officeDocument/2006/relationships" xmlns:m="http://schemas.openxmlformats.org/officeDocument/2006/math" xmlns:v="urn:schemas-microsoft-com:vml" xmlns:wp14="http://schemas.microsoft.com/office/word/2010/wordprocessingDrawing" xmlns:wp="http://schemas.openxmlformats.org/drawingml/2006/wordprocessingDrawing" xmlns:w10="urn:schemas-microsoft-com:office:word" xmlns:w="http://schemas.openxmlformats.org/wordprocessingml/2006/main" xmlns:w14="http://schemas.microsoft.com/office/word/2010/wordml" xmlns:w15="http://schemas.microsoft.com/office/word/2012/wordml" xmlns:w16se="http://schemas.microsoft.com/office/word/2015/wordml/symex" xmlns:wpg="http://schemas.microsoft.com/office/word/2010/wordprocessingGroup" xmlns:wpi="http://schemas.microsoft.com/office/word/2010/wordprocessingInk" xmlns:wne="http://schemas.microsoft.com/office/word/2006/wordml" xmlns:wps="http://schemas.microsoft.com/office/word/2010/wordprocessingShape" mc:Ignorable="w14 w15 w16se wp14">
   <w:body>
     <w:p>
       <w:pPr>
         <w:pStyle w:val="Cm"/>
       </w:pPr>
-      <w:r>
-        <w:t>Lightmetals kft. hálózatfejlesztés</w:t>
+      <w:proofErr w:type="spellStart"/>
+      <w:r>
+        <w:t>Lightmetals</w:t>
+      </w:r>
+      <w:proofErr w:type="spellEnd"/>
+      <w:r>
+        <w:t xml:space="preserve"> kft. hálózatfejlesztés</w:t>
       </w:r>
     </w:p>
     <w:p>
@@ -84,7 +89,7 @@
           <w:r>
             <w:fldChar w:fldCharType="separate"/>
           </w:r>
-          <w:hyperlink w:anchor="_Toc227564390" w:history="1">
+          <w:hyperlink w:anchor="_Toc227673997" w:history="1">
             <w:r>
               <w:rPr>
                 <w:rStyle w:val="Hiperhivatkozs"/>
@@ -111,7 +116,7 @@
                 <w:noProof/>
                 <w:webHidden/>
               </w:rPr>
-              <w:instrText xml:space="preserve"> PAGEREF _Toc227564390 \h </w:instrText>
+              <w:instrText xml:space="preserve"> PAGEREF _Toc227673997 \h </w:instrText>
             </w:r>
             <w:r>
               <w:rPr>
@@ -131,7 +136,7 @@
                 <w:noProof/>
                 <w:webHidden/>
               </w:rPr>
-              <w:t>3</w:t>
+              <w:t>4</w:t>
             </w:r>
             <w:r>
               <w:rPr>
@@ -155,7 +160,7 @@
               <w:lang w:eastAsia="hu-HU"/>
             </w:rPr>
           </w:pPr>
-          <w:hyperlink w:anchor="_Toc227564391" w:history="1">
+          <w:hyperlink w:anchor="_Toc227673998" w:history="1">
             <w:r>
               <w:rPr>
                 <w:rStyle w:val="Hiperhivatkozs"/>
@@ -182,7 +187,7 @@
                 <w:noProof/>
                 <w:webHidden/>
               </w:rPr>
-              <w:instrText xml:space="preserve"> PAGEREF _Toc227564391 \h </w:instrText>
+              <w:instrText xml:space="preserve"> PAGEREF _Toc227673998 \h </w:instrText>
             </w:r>
             <w:r>
               <w:rPr>
@@ -202,7 +207,7 @@
                 <w:noProof/>
                 <w:webHidden/>
               </w:rPr>
-              <w:t>3</w:t>
+              <w:t>4</w:t>
             </w:r>
             <w:r>
               <w:rPr>
@@ -226,7 +231,7 @@
               <w:lang w:eastAsia="hu-HU"/>
             </w:rPr>
           </w:pPr>
-          <w:hyperlink w:anchor="_Toc227564392" w:history="1">
+          <w:hyperlink w:anchor="_Toc227673999" w:history="1">
             <w:r>
               <w:rPr>
                 <w:rStyle w:val="Hiperhivatkozs"/>
@@ -253,7 +258,7 @@
                 <w:noProof/>
                 <w:webHidden/>
               </w:rPr>
-              <w:instrText xml:space="preserve"> PAGEREF _Toc227564392 \h </w:instrText>
+              <w:instrText xml:space="preserve"> PAGEREF _Toc227673999 \h </w:instrText>
             </w:r>
             <w:r>
               <w:rPr>
@@ -273,7 +278,7 @@
                 <w:noProof/>
                 <w:webHidden/>
               </w:rPr>
-              <w:t>3</w:t>
+              <w:t>4</w:t>
             </w:r>
             <w:r>
               <w:rPr>
@@ -297,7 +302,7 @@
               <w:lang w:eastAsia="hu-HU"/>
             </w:rPr>
           </w:pPr>
-          <w:hyperlink w:anchor="_Toc227564393" w:history="1">
+          <w:hyperlink w:anchor="_Toc227674000" w:history="1">
             <w:r>
               <w:rPr>
                 <w:rStyle w:val="Hiperhivatkozs"/>
@@ -324,7 +329,7 @@
                 <w:noProof/>
                 <w:webHidden/>
               </w:rPr>
-              <w:instrText xml:space="preserve"> PAGEREF _Toc227564393 \h </w:instrText>
+              <w:instrText xml:space="preserve"> PAGEREF _Toc227674000 \h </w:instrText>
             </w:r>
             <w:r>
               <w:rPr>
@@ -344,7 +349,7 @@
                 <w:noProof/>
                 <w:webHidden/>
               </w:rPr>
-              <w:t>4</w:t>
+              <w:t>5</w:t>
             </w:r>
             <w:r>
               <w:rPr>
@@ -368,7 +373,7 @@
               <w:lang w:eastAsia="hu-HU"/>
             </w:rPr>
           </w:pPr>
-          <w:hyperlink w:anchor="_Toc227564394" w:history="1">
+          <w:hyperlink w:anchor="_Toc227674001" w:history="1">
             <w:r>
               <w:rPr>
                 <w:rStyle w:val="Hiperhivatkozs"/>
@@ -395,7 +400,7 @@
                 <w:noProof/>
                 <w:webHidden/>
               </w:rPr>
-              <w:instrText xml:space="preserve"> PAGEREF _Toc227564394 \h </w:instrText>
+              <w:instrText xml:space="preserve"> PAGEREF _Toc227674001 \h </w:instrText>
             </w:r>
             <w:r>
               <w:rPr>
@@ -415,7 +420,7 @@
                 <w:noProof/>
                 <w:webHidden/>
               </w:rPr>
-              <w:t>4</w:t>
+              <w:t>5</w:t>
             </w:r>
             <w:r>
               <w:rPr>
@@ -439,7 +444,7 @@
               <w:lang w:eastAsia="hu-HU"/>
             </w:rPr>
           </w:pPr>
-          <w:hyperlink w:anchor="_Toc227564395" w:history="1">
+          <w:hyperlink w:anchor="_Toc227674002" w:history="1">
             <w:r>
               <w:rPr>
                 <w:rStyle w:val="Hiperhivatkozs"/>
@@ -466,7 +471,7 @@
                 <w:noProof/>
                 <w:webHidden/>
               </w:rPr>
-              <w:instrText xml:space="preserve"> PAGEREF _Toc227564395 \h </w:instrText>
+              <w:instrText xml:space="preserve"> PAGEREF _Toc227674002 \h </w:instrText>
             </w:r>
             <w:r>
               <w:rPr>
@@ -486,7 +491,7 @@
                 <w:noProof/>
                 <w:webHidden/>
               </w:rPr>
-              <w:t>5</w:t>
+              <w:t>6</w:t>
             </w:r>
             <w:r>
               <w:rPr>
@@ -510,7 +515,7 @@
               <w:lang w:eastAsia="hu-HU"/>
             </w:rPr>
           </w:pPr>
-          <w:hyperlink w:anchor="_Toc227564396" w:history="1">
+          <w:hyperlink w:anchor="_Toc227674003" w:history="1">
             <w:r>
               <w:rPr>
                 <w:rStyle w:val="Hiperhivatkozs"/>
@@ -537,7 +542,7 @@
                 <w:noProof/>
                 <w:webHidden/>
               </w:rPr>
-              <w:instrText xml:space="preserve"> PAGEREF _Toc227564396 \h </w:instrText>
+              <w:instrText xml:space="preserve"> PAGEREF _Toc227674003 \h </w:instrText>
             </w:r>
             <w:r>
               <w:rPr>
@@ -557,7 +562,7 @@
                 <w:noProof/>
                 <w:webHidden/>
               </w:rPr>
-              <w:t>18</w:t>
+              <w:t>19</w:t>
             </w:r>
             <w:r>
               <w:rPr>
@@ -581,7 +586,7 @@
               <w:lang w:eastAsia="hu-HU"/>
             </w:rPr>
           </w:pPr>
-          <w:hyperlink w:anchor="_Toc227564397" w:history="1">
+          <w:hyperlink w:anchor="_Toc227674004" w:history="1">
             <w:r>
               <w:rPr>
                 <w:rStyle w:val="Hiperhivatkozs"/>
@@ -608,7 +613,7 @@
                 <w:noProof/>
                 <w:webHidden/>
               </w:rPr>
-              <w:instrText xml:space="preserve"> PAGEREF _Toc227564397 \h </w:instrText>
+              <w:instrText xml:space="preserve"> PAGEREF _Toc227674004 \h </w:instrText>
             </w:r>
             <w:r>
               <w:rPr>
@@ -628,7 +633,7 @@
                 <w:noProof/>
                 <w:webHidden/>
               </w:rPr>
-              <w:t>18</w:t>
+              <w:t>19</w:t>
             </w:r>
             <w:r>
               <w:rPr>
@@ -652,7 +657,7 @@
               <w:lang w:eastAsia="hu-HU"/>
             </w:rPr>
           </w:pPr>
-          <w:hyperlink w:anchor="_Toc227564398" w:history="1">
+          <w:hyperlink w:anchor="_Toc227674005" w:history="1">
             <w:r>
               <w:rPr>
                 <w:rStyle w:val="Hiperhivatkozs"/>
@@ -679,7 +684,7 @@
                 <w:noProof/>
                 <w:webHidden/>
               </w:rPr>
-              <w:instrText xml:space="preserve"> PAGEREF _Toc227564398 \h </w:instrText>
+              <w:instrText xml:space="preserve"> PAGEREF _Toc227674005 \h </w:instrText>
             </w:r>
             <w:r>
               <w:rPr>
@@ -699,7 +704,7 @@
                 <w:noProof/>
                 <w:webHidden/>
               </w:rPr>
-              <w:t>18</w:t>
+              <w:t>19</w:t>
             </w:r>
             <w:r>
               <w:rPr>
@@ -723,7 +728,7 @@
               <w:lang w:eastAsia="hu-HU"/>
             </w:rPr>
           </w:pPr>
-          <w:hyperlink w:anchor="_Toc227564399" w:history="1">
+          <w:hyperlink w:anchor="_Toc227674006" w:history="1">
             <w:r>
               <w:rPr>
                 <w:rStyle w:val="Hiperhivatkozs"/>
@@ -750,7 +755,7 @@
                 <w:noProof/>
                 <w:webHidden/>
               </w:rPr>
-              <w:instrText xml:space="preserve"> PAGEREF _Toc227564399 \h </w:instrText>
+              <w:instrText xml:space="preserve"> PAGEREF _Toc227674006 \h </w:instrText>
             </w:r>
             <w:r>
               <w:rPr>
@@ -770,7 +775,7 @@
                 <w:noProof/>
                 <w:webHidden/>
               </w:rPr>
-              <w:t>19</w:t>
+              <w:t>27</w:t>
             </w:r>
             <w:r>
               <w:rPr>
@@ -794,13 +799,13 @@
               <w:lang w:eastAsia="hu-HU"/>
             </w:rPr>
           </w:pPr>
-          <w:hyperlink w:anchor="_Toc227564400" w:history="1">
+          <w:hyperlink w:anchor="_Toc227674007" w:history="1">
             <w:r>
               <w:rPr>
                 <w:rStyle w:val="Hiperhivatkozs"/>
                 <w:noProof/>
               </w:rPr>
-              <w:t>VLAN-ok:</w:t>
+              <w:t>Enable password:</w:t>
             </w:r>
             <w:r>
               <w:rPr>
@@ -821,7 +826,7 @@
                 <w:noProof/>
                 <w:webHidden/>
               </w:rPr>
-              <w:instrText xml:space="preserve"> PAGEREF _Toc227564400 \h </w:instrText>
+              <w:instrText xml:space="preserve"> PAGEREF _Toc227674007 \h </w:instrText>
             </w:r>
             <w:r>
               <w:rPr>
@@ -841,7 +846,7 @@
                 <w:noProof/>
                 <w:webHidden/>
               </w:rPr>
-              <w:t>19</w:t>
+              <w:t>28</w:t>
             </w:r>
             <w:r>
               <w:rPr>
@@ -865,13 +870,13 @@
               <w:lang w:eastAsia="hu-HU"/>
             </w:rPr>
           </w:pPr>
-          <w:hyperlink w:anchor="_Toc227564401" w:history="1">
+          <w:hyperlink w:anchor="_Toc227674008" w:history="1">
             <w:r>
               <w:rPr>
                 <w:rStyle w:val="Hiperhivatkozs"/>
                 <w:noProof/>
               </w:rPr>
-              <w:t>Port security:</w:t>
+              <w:t>VLAN-ok:</w:t>
             </w:r>
             <w:r>
               <w:rPr>
@@ -892,7 +897,7 @@
                 <w:noProof/>
                 <w:webHidden/>
               </w:rPr>
-              <w:instrText xml:space="preserve"> PAGEREF _Toc227564401 \h </w:instrText>
+              <w:instrText xml:space="preserve"> PAGEREF _Toc227674008 \h </w:instrText>
             </w:r>
             <w:r>
               <w:rPr>
@@ -912,7 +917,7 @@
                 <w:noProof/>
                 <w:webHidden/>
               </w:rPr>
-              <w:t>19</w:t>
+              <w:t>29</w:t>
             </w:r>
             <w:r>
               <w:rPr>
@@ -936,13 +941,13 @@
               <w:lang w:eastAsia="hu-HU"/>
             </w:rPr>
           </w:pPr>
-          <w:hyperlink w:anchor="_Toc227564402" w:history="1">
+          <w:hyperlink w:anchor="_Toc227674009" w:history="1">
             <w:r>
               <w:rPr>
                 <w:rStyle w:val="Hiperhivatkozs"/>
                 <w:noProof/>
               </w:rPr>
-              <w:t>Ether-channel:</w:t>
+              <w:t>Port security:</w:t>
             </w:r>
             <w:r>
               <w:rPr>
@@ -963,7 +968,7 @@
                 <w:noProof/>
                 <w:webHidden/>
               </w:rPr>
-              <w:instrText xml:space="preserve"> PAGEREF _Toc227564402 \h </w:instrText>
+              <w:instrText xml:space="preserve"> PAGEREF _Toc227674009 \h </w:instrText>
             </w:r>
             <w:r>
               <w:rPr>
@@ -983,7 +988,7 @@
                 <w:noProof/>
                 <w:webHidden/>
               </w:rPr>
-              <w:t>19</w:t>
+              <w:t>30</w:t>
             </w:r>
             <w:r>
               <w:rPr>
@@ -1007,13 +1012,13 @@
               <w:lang w:eastAsia="hu-HU"/>
             </w:rPr>
           </w:pPr>
-          <w:hyperlink w:anchor="_Toc227564403" w:history="1">
+          <w:hyperlink w:anchor="_Toc227674010" w:history="1">
             <w:r>
               <w:rPr>
                 <w:rStyle w:val="Hiperhivatkozs"/>
                 <w:noProof/>
               </w:rPr>
-              <w:t>Routing és GRE-tunnel:</w:t>
+              <w:t>Ether-channel:</w:t>
             </w:r>
             <w:r>
               <w:rPr>
@@ -1034,7 +1039,7 @@
                 <w:noProof/>
                 <w:webHidden/>
               </w:rPr>
-              <w:instrText xml:space="preserve"> PAGEREF _Toc227564403 \h </w:instrText>
+              <w:instrText xml:space="preserve"> PAGEREF _Toc227674010 \h </w:instrText>
             </w:r>
             <w:r>
               <w:rPr>
@@ -1054,7 +1059,7 @@
                 <w:noProof/>
                 <w:webHidden/>
               </w:rPr>
-              <w:t>19</w:t>
+              <w:t>31</w:t>
             </w:r>
             <w:r>
               <w:rPr>
@@ -1078,13 +1083,13 @@
               <w:lang w:eastAsia="hu-HU"/>
             </w:rPr>
           </w:pPr>
-          <w:hyperlink w:anchor="_Toc227564404" w:history="1">
+          <w:hyperlink w:anchor="_Toc227674011" w:history="1">
             <w:r>
               <w:rPr>
                 <w:rStyle w:val="Hiperhivatkozs"/>
                 <w:noProof/>
               </w:rPr>
-              <w:t>HSRP:</w:t>
+              <w:t>Routing_BGP:</w:t>
             </w:r>
             <w:r>
               <w:rPr>
@@ -1105,7 +1110,7 @@
                 <w:noProof/>
                 <w:webHidden/>
               </w:rPr>
-              <w:instrText xml:space="preserve"> PAGEREF _Toc227564404 \h </w:instrText>
+              <w:instrText xml:space="preserve"> PAGEREF _Toc227674011 \h </w:instrText>
             </w:r>
             <w:r>
               <w:rPr>
@@ -1125,7 +1130,7 @@
                 <w:noProof/>
                 <w:webHidden/>
               </w:rPr>
-              <w:t>19</w:t>
+              <w:t>31</w:t>
             </w:r>
             <w:r>
               <w:rPr>
@@ -1149,13 +1154,13 @@
               <w:lang w:eastAsia="hu-HU"/>
             </w:rPr>
           </w:pPr>
-          <w:hyperlink w:anchor="_Toc227564405" w:history="1">
+          <w:hyperlink w:anchor="_Toc227674012" w:history="1">
             <w:r>
               <w:rPr>
                 <w:rStyle w:val="Hiperhivatkozs"/>
                 <w:noProof/>
               </w:rPr>
-              <w:t>DHCPv6 routeren:</w:t>
+              <w:t>OSPF:</w:t>
             </w:r>
             <w:r>
               <w:rPr>
@@ -1176,7 +1181,7 @@
                 <w:noProof/>
                 <w:webHidden/>
               </w:rPr>
-              <w:instrText xml:space="preserve"> PAGEREF _Toc227564405 \h </w:instrText>
+              <w:instrText xml:space="preserve"> PAGEREF _Toc227674012 \h </w:instrText>
             </w:r>
             <w:r>
               <w:rPr>
@@ -1196,7 +1201,7 @@
                 <w:noProof/>
                 <w:webHidden/>
               </w:rPr>
-              <w:t>20</w:t>
+              <w:t>32</w:t>
             </w:r>
             <w:r>
               <w:rPr>
@@ -1220,13 +1225,13 @@
               <w:lang w:eastAsia="hu-HU"/>
             </w:rPr>
           </w:pPr>
-          <w:hyperlink w:anchor="_Toc227564406" w:history="1">
+          <w:hyperlink w:anchor="_Toc227674013" w:history="1">
             <w:r>
               <w:rPr>
                 <w:rStyle w:val="Hiperhivatkozs"/>
                 <w:noProof/>
               </w:rPr>
-              <w:t>SSH:</w:t>
+              <w:t>HSRP:</w:t>
             </w:r>
             <w:r>
               <w:rPr>
@@ -1247,7 +1252,7 @@
                 <w:noProof/>
                 <w:webHidden/>
               </w:rPr>
-              <w:instrText xml:space="preserve"> PAGEREF _Toc227564406 \h </w:instrText>
+              <w:instrText xml:space="preserve"> PAGEREF _Toc227674013 \h </w:instrText>
             </w:r>
             <w:r>
               <w:rPr>
@@ -1267,7 +1272,7 @@
                 <w:noProof/>
                 <w:webHidden/>
               </w:rPr>
-              <w:t>20</w:t>
+              <w:t>32</w:t>
             </w:r>
             <w:r>
               <w:rPr>
@@ -1291,13 +1296,13 @@
               <w:lang w:eastAsia="hu-HU"/>
             </w:rPr>
           </w:pPr>
-          <w:hyperlink w:anchor="_Toc227564407" w:history="1">
+          <w:hyperlink w:anchor="_Toc227674014" w:history="1">
             <w:r>
               <w:rPr>
                 <w:rStyle w:val="Hiperhivatkozs"/>
                 <w:noProof/>
               </w:rPr>
-              <w:t>Acl:</w:t>
+              <w:t>DHCPv6 routeren:</w:t>
             </w:r>
             <w:r>
               <w:rPr>
@@ -1318,7 +1323,7 @@
                 <w:noProof/>
                 <w:webHidden/>
               </w:rPr>
-              <w:instrText xml:space="preserve"> PAGEREF _Toc227564407 \h </w:instrText>
+              <w:instrText xml:space="preserve"> PAGEREF _Toc227674014 \h </w:instrText>
             </w:r>
             <w:r>
               <w:rPr>
@@ -1338,7 +1343,7 @@
                 <w:noProof/>
                 <w:webHidden/>
               </w:rPr>
-              <w:t>20</w:t>
+              <w:t>33</w:t>
             </w:r>
             <w:r>
               <w:rPr>
@@ -1362,13 +1367,13 @@
               <w:lang w:eastAsia="hu-HU"/>
             </w:rPr>
           </w:pPr>
-          <w:hyperlink w:anchor="_Toc227564408" w:history="1">
+          <w:hyperlink w:anchor="_Toc227674015" w:history="1">
             <w:r>
               <w:rPr>
                 <w:rStyle w:val="Hiperhivatkozs"/>
                 <w:noProof/>
               </w:rPr>
-              <w:t>NAT:</w:t>
+              <w:t>SSH:</w:t>
             </w:r>
             <w:r>
               <w:rPr>
@@ -1389,7 +1394,7 @@
                 <w:noProof/>
                 <w:webHidden/>
               </w:rPr>
-              <w:instrText xml:space="preserve"> PAGEREF _Toc227564408 \h </w:instrText>
+              <w:instrText xml:space="preserve"> PAGEREF _Toc227674015 \h </w:instrText>
             </w:r>
             <w:r>
               <w:rPr>
@@ -1409,7 +1414,7 @@
                 <w:noProof/>
                 <w:webHidden/>
               </w:rPr>
-              <w:t>20</w:t>
+              <w:t>33</w:t>
             </w:r>
             <w:r>
               <w:rPr>
@@ -1433,13 +1438,13 @@
               <w:lang w:eastAsia="hu-HU"/>
             </w:rPr>
           </w:pPr>
-          <w:hyperlink w:anchor="_Toc227564409" w:history="1">
+          <w:hyperlink w:anchor="_Toc227674016" w:history="1">
             <w:r>
               <w:rPr>
                 <w:rStyle w:val="Hiperhivatkozs"/>
                 <w:noProof/>
               </w:rPr>
-              <w:t>R_factory_config:</w:t>
+              <w:t>Acl:</w:t>
             </w:r>
             <w:r>
               <w:rPr>
@@ -1460,7 +1465,7 @@
                 <w:noProof/>
                 <w:webHidden/>
               </w:rPr>
-              <w:instrText xml:space="preserve"> PAGEREF _Toc227564409 \h </w:instrText>
+              <w:instrText xml:space="preserve"> PAGEREF _Toc227674016 \h </w:instrText>
             </w:r>
             <w:r>
               <w:rPr>
@@ -1480,7 +1485,7 @@
                 <w:noProof/>
                 <w:webHidden/>
               </w:rPr>
-              <w:t>21</w:t>
+              <w:t>34</w:t>
             </w:r>
             <w:r>
               <w:rPr>
@@ -1504,13 +1509,13 @@
               <w:lang w:eastAsia="hu-HU"/>
             </w:rPr>
           </w:pPr>
-          <w:hyperlink w:anchor="_Toc227564410" w:history="1">
+          <w:hyperlink w:anchor="_Toc227674017" w:history="1">
             <w:r>
               <w:rPr>
                 <w:rStyle w:val="Hiperhivatkozs"/>
                 <w:noProof/>
               </w:rPr>
-              <w:t>R_main_config:</w:t>
+              <w:t>NAT:</w:t>
             </w:r>
             <w:r>
               <w:rPr>
@@ -1531,7 +1536,7 @@
                 <w:noProof/>
                 <w:webHidden/>
               </w:rPr>
-              <w:instrText xml:space="preserve"> PAGEREF _Toc227564410 \h </w:instrText>
+              <w:instrText xml:space="preserve"> PAGEREF _Toc227674017 \h </w:instrText>
             </w:r>
             <w:r>
               <w:rPr>
@@ -1551,7 +1556,7 @@
                 <w:noProof/>
                 <w:webHidden/>
               </w:rPr>
-              <w:t>21</w:t>
+              <w:t>34</w:t>
             </w:r>
             <w:r>
               <w:rPr>
@@ -1575,13 +1580,13 @@
               <w:lang w:eastAsia="hu-HU"/>
             </w:rPr>
           </w:pPr>
-          <w:hyperlink w:anchor="_Toc227564411" w:history="1">
+          <w:hyperlink w:anchor="_Toc227674018" w:history="1">
             <w:r>
               <w:rPr>
                 <w:rStyle w:val="Hiperhivatkozs"/>
                 <w:noProof/>
               </w:rPr>
-              <w:t>R_backup_config:</w:t>
+              <w:t>Weboldal:</w:t>
             </w:r>
             <w:r>
               <w:rPr>
@@ -1602,7 +1607,7 @@
                 <w:noProof/>
                 <w:webHidden/>
               </w:rPr>
-              <w:instrText xml:space="preserve"> PAGEREF _Toc227564411 \h </w:instrText>
+              <w:instrText xml:space="preserve"> PAGEREF _Toc227674018 \h </w:instrText>
             </w:r>
             <w:r>
               <w:rPr>
@@ -1622,7 +1627,7 @@
                 <w:noProof/>
                 <w:webHidden/>
               </w:rPr>
-              <w:t>21</w:t>
+              <w:t>35</w:t>
             </w:r>
             <w:r>
               <w:rPr>
@@ -1646,13 +1651,13 @@
               <w:lang w:eastAsia="hu-HU"/>
             </w:rPr>
           </w:pPr>
-          <w:hyperlink w:anchor="_Toc227564412" w:history="1">
+          <w:hyperlink w:anchor="_Toc227674019" w:history="1">
             <w:r>
               <w:rPr>
                 <w:rStyle w:val="Hiperhivatkozs"/>
                 <w:noProof/>
               </w:rPr>
-              <w:t>R_server_config:</w:t>
+              <w:t>R_factory_config:</w:t>
             </w:r>
             <w:r>
               <w:rPr>
@@ -1673,7 +1678,7 @@
                 <w:noProof/>
                 <w:webHidden/>
               </w:rPr>
-              <w:instrText xml:space="preserve"> PAGEREF _Toc227564412 \h </w:instrText>
+              <w:instrText xml:space="preserve"> PAGEREF _Toc227674019 \h </w:instrText>
             </w:r>
             <w:r>
               <w:rPr>
@@ -1693,7 +1698,7 @@
                 <w:noProof/>
                 <w:webHidden/>
               </w:rPr>
-              <w:t>21</w:t>
+              <w:t>36</w:t>
             </w:r>
             <w:r>
               <w:rPr>
@@ -1717,13 +1722,13 @@
               <w:lang w:eastAsia="hu-HU"/>
             </w:rPr>
           </w:pPr>
-          <w:hyperlink w:anchor="_Toc227564413" w:history="1">
+          <w:hyperlink w:anchor="_Toc227674020" w:history="1">
             <w:r>
               <w:rPr>
                 <w:rStyle w:val="Hiperhivatkozs"/>
                 <w:noProof/>
               </w:rPr>
-              <w:t>Sw_main_config:</w:t>
+              <w:t>R_main_config:</w:t>
             </w:r>
             <w:r>
               <w:rPr>
@@ -1744,7 +1749,7 @@
                 <w:noProof/>
                 <w:webHidden/>
               </w:rPr>
-              <w:instrText xml:space="preserve"> PAGEREF _Toc227564413 \h </w:instrText>
+              <w:instrText xml:space="preserve"> PAGEREF _Toc227674020 \h </w:instrText>
             </w:r>
             <w:r>
               <w:rPr>
@@ -1764,7 +1769,7 @@
                 <w:noProof/>
                 <w:webHidden/>
               </w:rPr>
-              <w:t>21</w:t>
+              <w:t>36</w:t>
             </w:r>
             <w:r>
               <w:rPr>
@@ -1788,13 +1793,13 @@
               <w:lang w:eastAsia="hu-HU"/>
             </w:rPr>
           </w:pPr>
-          <w:hyperlink w:anchor="_Toc227564414" w:history="1">
+          <w:hyperlink w:anchor="_Toc227674021" w:history="1">
             <w:r>
               <w:rPr>
                 <w:rStyle w:val="Hiperhivatkozs"/>
                 <w:noProof/>
               </w:rPr>
-              <w:t>Sw_sales_config:</w:t>
+              <w:t>R_backup_config:</w:t>
             </w:r>
             <w:r>
               <w:rPr>
@@ -1815,7 +1820,7 @@
                 <w:noProof/>
                 <w:webHidden/>
               </w:rPr>
-              <w:instrText xml:space="preserve"> PAGEREF _Toc227564414 \h </w:instrText>
+              <w:instrText xml:space="preserve"> PAGEREF _Toc227674021 \h </w:instrText>
             </w:r>
             <w:r>
               <w:rPr>
@@ -1835,7 +1840,7 @@
                 <w:noProof/>
                 <w:webHidden/>
               </w:rPr>
-              <w:t>21</w:t>
+              <w:t>36</w:t>
             </w:r>
             <w:r>
               <w:rPr>
@@ -1859,12 +1864,296 @@
               <w:lang w:eastAsia="hu-HU"/>
             </w:rPr>
           </w:pPr>
-          <w:hyperlink w:anchor="_Toc227564415" w:history="1">
+          <w:hyperlink w:anchor="_Toc227674022" w:history="1">
             <w:r>
               <w:rPr>
                 <w:rStyle w:val="Hiperhivatkozs"/>
                 <w:noProof/>
               </w:rPr>
+              <w:t>R_server_config:</w:t>
+            </w:r>
+            <w:r>
+              <w:rPr>
+                <w:noProof/>
+                <w:webHidden/>
+              </w:rPr>
+              <w:tab/>
+            </w:r>
+            <w:r>
+              <w:rPr>
+                <w:noProof/>
+                <w:webHidden/>
+              </w:rPr>
+              <w:fldChar w:fldCharType="begin"/>
+            </w:r>
+            <w:r>
+              <w:rPr>
+                <w:noProof/>
+                <w:webHidden/>
+              </w:rPr>
+              <w:instrText xml:space="preserve"> PAGEREF _Toc227674022 \h </w:instrText>
+            </w:r>
+            <w:r>
+              <w:rPr>
+                <w:noProof/>
+                <w:webHidden/>
+              </w:rPr>
+            </w:r>
+            <w:r>
+              <w:rPr>
+                <w:noProof/>
+                <w:webHidden/>
+              </w:rPr>
+              <w:fldChar w:fldCharType="separate"/>
+            </w:r>
+            <w:r>
+              <w:rPr>
+                <w:noProof/>
+                <w:webHidden/>
+              </w:rPr>
+              <w:t>36</w:t>
+            </w:r>
+            <w:r>
+              <w:rPr>
+                <w:noProof/>
+                <w:webHidden/>
+              </w:rPr>
+              <w:fldChar w:fldCharType="end"/>
+            </w:r>
+          </w:hyperlink>
+        </w:p>
+        <w:p>
+          <w:pPr>
+            <w:pStyle w:val="TJ2"/>
+            <w:tabs>
+              <w:tab w:val="right" w:leader="dot" w:pos="9062"/>
+            </w:tabs>
+            <w:rPr>
+              <w:rFonts w:asciiTheme="minorHAnsi" w:eastAsiaTheme="minorEastAsia" w:hAnsiTheme="minorHAnsi"/>
+              <w:noProof/>
+              <w:sz w:val="22"/>
+              <w:lang w:eastAsia="hu-HU"/>
+            </w:rPr>
+          </w:pPr>
+          <w:hyperlink w:anchor="_Toc227674023" w:history="1">
+            <w:r>
+              <w:rPr>
+                <w:rStyle w:val="Hiperhivatkozs"/>
+                <w:noProof/>
+              </w:rPr>
+              <w:t>R_BuildingNetwork_config:</w:t>
+            </w:r>
+            <w:r>
+              <w:rPr>
+                <w:noProof/>
+                <w:webHidden/>
+              </w:rPr>
+              <w:tab/>
+            </w:r>
+            <w:r>
+              <w:rPr>
+                <w:noProof/>
+                <w:webHidden/>
+              </w:rPr>
+              <w:fldChar w:fldCharType="begin"/>
+            </w:r>
+            <w:r>
+              <w:rPr>
+                <w:noProof/>
+                <w:webHidden/>
+              </w:rPr>
+              <w:instrText xml:space="preserve"> PAGEREF _Toc227674023 \h </w:instrText>
+            </w:r>
+            <w:r>
+              <w:rPr>
+                <w:noProof/>
+                <w:webHidden/>
+              </w:rPr>
+            </w:r>
+            <w:r>
+              <w:rPr>
+                <w:noProof/>
+                <w:webHidden/>
+              </w:rPr>
+              <w:fldChar w:fldCharType="separate"/>
+            </w:r>
+            <w:r>
+              <w:rPr>
+                <w:noProof/>
+                <w:webHidden/>
+              </w:rPr>
+              <w:t>36</w:t>
+            </w:r>
+            <w:r>
+              <w:rPr>
+                <w:noProof/>
+                <w:webHidden/>
+              </w:rPr>
+              <w:fldChar w:fldCharType="end"/>
+            </w:r>
+          </w:hyperlink>
+        </w:p>
+        <w:p>
+          <w:pPr>
+            <w:pStyle w:val="TJ2"/>
+            <w:tabs>
+              <w:tab w:val="right" w:leader="dot" w:pos="9062"/>
+            </w:tabs>
+            <w:rPr>
+              <w:rFonts w:asciiTheme="minorHAnsi" w:eastAsiaTheme="minorEastAsia" w:hAnsiTheme="minorHAnsi"/>
+              <w:noProof/>
+              <w:sz w:val="22"/>
+              <w:lang w:eastAsia="hu-HU"/>
+            </w:rPr>
+          </w:pPr>
+          <w:hyperlink w:anchor="_Toc227674024" w:history="1">
+            <w:r>
+              <w:rPr>
+                <w:rStyle w:val="Hiperhivatkozs"/>
+                <w:noProof/>
+              </w:rPr>
+              <w:t>Sw_main_config:</w:t>
+            </w:r>
+            <w:r>
+              <w:rPr>
+                <w:noProof/>
+                <w:webHidden/>
+              </w:rPr>
+              <w:tab/>
+            </w:r>
+            <w:r>
+              <w:rPr>
+                <w:noProof/>
+                <w:webHidden/>
+              </w:rPr>
+              <w:fldChar w:fldCharType="begin"/>
+            </w:r>
+            <w:r>
+              <w:rPr>
+                <w:noProof/>
+                <w:webHidden/>
+              </w:rPr>
+              <w:instrText xml:space="preserve"> PAGEREF _Toc227674024 \h </w:instrText>
+            </w:r>
+            <w:r>
+              <w:rPr>
+                <w:noProof/>
+                <w:webHidden/>
+              </w:rPr>
+            </w:r>
+            <w:r>
+              <w:rPr>
+                <w:noProof/>
+                <w:webHidden/>
+              </w:rPr>
+              <w:fldChar w:fldCharType="separate"/>
+            </w:r>
+            <w:r>
+              <w:rPr>
+                <w:noProof/>
+                <w:webHidden/>
+              </w:rPr>
+              <w:t>36</w:t>
+            </w:r>
+            <w:r>
+              <w:rPr>
+                <w:noProof/>
+                <w:webHidden/>
+              </w:rPr>
+              <w:fldChar w:fldCharType="end"/>
+            </w:r>
+          </w:hyperlink>
+        </w:p>
+        <w:p>
+          <w:pPr>
+            <w:pStyle w:val="TJ2"/>
+            <w:tabs>
+              <w:tab w:val="right" w:leader="dot" w:pos="9062"/>
+            </w:tabs>
+            <w:rPr>
+              <w:rFonts w:asciiTheme="minorHAnsi" w:eastAsiaTheme="minorEastAsia" w:hAnsiTheme="minorHAnsi"/>
+              <w:noProof/>
+              <w:sz w:val="22"/>
+              <w:lang w:eastAsia="hu-HU"/>
+            </w:rPr>
+          </w:pPr>
+          <w:hyperlink w:anchor="_Toc227674025" w:history="1">
+            <w:r>
+              <w:rPr>
+                <w:rStyle w:val="Hiperhivatkozs"/>
+                <w:noProof/>
+              </w:rPr>
+              <w:t>Sw_sales_config:</w:t>
+            </w:r>
+            <w:r>
+              <w:rPr>
+                <w:noProof/>
+                <w:webHidden/>
+              </w:rPr>
+              <w:tab/>
+            </w:r>
+            <w:r>
+              <w:rPr>
+                <w:noProof/>
+                <w:webHidden/>
+              </w:rPr>
+              <w:fldChar w:fldCharType="begin"/>
+            </w:r>
+            <w:r>
+              <w:rPr>
+                <w:noProof/>
+                <w:webHidden/>
+              </w:rPr>
+              <w:instrText xml:space="preserve"> PAGEREF _Toc227674025 \h </w:instrText>
+            </w:r>
+            <w:r>
+              <w:rPr>
+                <w:noProof/>
+                <w:webHidden/>
+              </w:rPr>
+            </w:r>
+            <w:r>
+              <w:rPr>
+                <w:noProof/>
+                <w:webHidden/>
+              </w:rPr>
+              <w:fldChar w:fldCharType="separate"/>
+            </w:r>
+            <w:r>
+              <w:rPr>
+                <w:noProof/>
+                <w:webHidden/>
+              </w:rPr>
+              <w:t>36</w:t>
+            </w:r>
+            <w:r>
+              <w:rPr>
+                <w:noProof/>
+                <w:webHidden/>
+              </w:rPr>
+              <w:fldChar w:fldCharType="end"/>
+            </w:r>
+          </w:hyperlink>
+        </w:p>
+        <w:p>
+          <w:pPr>
+            <w:pStyle w:val="TJ2"/>
+            <w:tabs>
+              <w:tab w:val="right" w:leader="dot" w:pos="9062"/>
+            </w:tabs>
+            <w:rPr>
+              <w:rFonts w:asciiTheme="minorHAnsi" w:eastAsiaTheme="minorEastAsia" w:hAnsiTheme="minorHAnsi"/>
+              <w:noProof/>
+              <w:sz w:val="22"/>
+              <w:lang w:eastAsia="hu-HU"/>
+            </w:rPr>
+          </w:pPr>
+          <w:hyperlink w:anchor="_Toc227674026" w:history="1">
+            <w:r>
+              <w:rPr>
+                <w:rStyle w:val="Hiperhivatkozs"/>
+                <w:noProof/>
+              </w:rPr>
               <w:t>Sw_factory_config:</w:t>
             </w:r>
             <w:r>
@@ -1886,7 +2175,7 @@
                 <w:noProof/>
                 <w:webHidden/>
               </w:rPr>
-              <w:instrText xml:space="preserve"> PAGEREF _Toc227564415 \h </w:instrText>
+              <w:instrText xml:space="preserve"> PAGEREF _Toc227674026 \h </w:instrText>
             </w:r>
             <w:r>
               <w:rPr>
@@ -1906,7 +2195,717 @@
                 <w:noProof/>
                 <w:webHidden/>
               </w:rPr>
-              <w:t>21</w:t>
+              <w:t>36</w:t>
+            </w:r>
+            <w:r>
+              <w:rPr>
+                <w:noProof/>
+                <w:webHidden/>
+              </w:rPr>
+              <w:fldChar w:fldCharType="end"/>
+            </w:r>
+          </w:hyperlink>
+        </w:p>
+        <w:p>
+          <w:pPr>
+            <w:pStyle w:val="TJ1"/>
+            <w:tabs>
+              <w:tab w:val="right" w:leader="dot" w:pos="9062"/>
+            </w:tabs>
+            <w:rPr>
+              <w:rFonts w:asciiTheme="minorHAnsi" w:eastAsiaTheme="minorEastAsia" w:hAnsiTheme="minorHAnsi"/>
+              <w:noProof/>
+              <w:sz w:val="22"/>
+              <w:lang w:eastAsia="hu-HU"/>
+            </w:rPr>
+          </w:pPr>
+          <w:hyperlink w:anchor="_Toc227674027" w:history="1">
+            <w:r>
+              <w:rPr>
+                <w:rStyle w:val="Hiperhivatkozs"/>
+                <w:noProof/>
+              </w:rPr>
+              <w:t>Készülékek:</w:t>
+            </w:r>
+            <w:r>
+              <w:rPr>
+                <w:noProof/>
+                <w:webHidden/>
+              </w:rPr>
+              <w:tab/>
+            </w:r>
+            <w:r>
+              <w:rPr>
+                <w:noProof/>
+                <w:webHidden/>
+              </w:rPr>
+              <w:fldChar w:fldCharType="begin"/>
+            </w:r>
+            <w:r>
+              <w:rPr>
+                <w:noProof/>
+                <w:webHidden/>
+              </w:rPr>
+              <w:instrText xml:space="preserve"> PAGEREF _Toc227674027 \h </w:instrText>
+            </w:r>
+            <w:r>
+              <w:rPr>
+                <w:noProof/>
+                <w:webHidden/>
+              </w:rPr>
+            </w:r>
+            <w:r>
+              <w:rPr>
+                <w:noProof/>
+                <w:webHidden/>
+              </w:rPr>
+              <w:fldChar w:fldCharType="separate"/>
+            </w:r>
+            <w:r>
+              <w:rPr>
+                <w:noProof/>
+                <w:webHidden/>
+              </w:rPr>
+              <w:t>37</w:t>
+            </w:r>
+            <w:r>
+              <w:rPr>
+                <w:noProof/>
+                <w:webHidden/>
+              </w:rPr>
+              <w:fldChar w:fldCharType="end"/>
+            </w:r>
+          </w:hyperlink>
+        </w:p>
+        <w:p>
+          <w:pPr>
+            <w:pStyle w:val="TJ2"/>
+            <w:tabs>
+              <w:tab w:val="right" w:leader="dot" w:pos="9062"/>
+            </w:tabs>
+            <w:rPr>
+              <w:rFonts w:asciiTheme="minorHAnsi" w:eastAsiaTheme="minorEastAsia" w:hAnsiTheme="minorHAnsi"/>
+              <w:noProof/>
+              <w:sz w:val="22"/>
+              <w:lang w:eastAsia="hu-HU"/>
+            </w:rPr>
+          </w:pPr>
+          <w:hyperlink w:anchor="_Toc227674028" w:history="1">
+            <w:r>
+              <w:rPr>
+                <w:rStyle w:val="Hiperhivatkozs"/>
+                <w:noProof/>
+              </w:rPr>
+              <w:t>Kapcsoló:</w:t>
+            </w:r>
+            <w:r>
+              <w:rPr>
+                <w:noProof/>
+                <w:webHidden/>
+              </w:rPr>
+              <w:tab/>
+            </w:r>
+            <w:r>
+              <w:rPr>
+                <w:noProof/>
+                <w:webHidden/>
+              </w:rPr>
+              <w:fldChar w:fldCharType="begin"/>
+            </w:r>
+            <w:r>
+              <w:rPr>
+                <w:noProof/>
+                <w:webHidden/>
+              </w:rPr>
+              <w:instrText xml:space="preserve"> PAGEREF _Toc227674028 \h </w:instrText>
+            </w:r>
+            <w:r>
+              <w:rPr>
+                <w:noProof/>
+                <w:webHidden/>
+              </w:rPr>
+            </w:r>
+            <w:r>
+              <w:rPr>
+                <w:noProof/>
+                <w:webHidden/>
+              </w:rPr>
+              <w:fldChar w:fldCharType="separate"/>
+            </w:r>
+            <w:r>
+              <w:rPr>
+                <w:noProof/>
+                <w:webHidden/>
+              </w:rPr>
+              <w:t>37</w:t>
+            </w:r>
+            <w:r>
+              <w:rPr>
+                <w:noProof/>
+                <w:webHidden/>
+              </w:rPr>
+              <w:fldChar w:fldCharType="end"/>
+            </w:r>
+          </w:hyperlink>
+        </w:p>
+        <w:p>
+          <w:pPr>
+            <w:pStyle w:val="TJ2"/>
+            <w:tabs>
+              <w:tab w:val="right" w:leader="dot" w:pos="9062"/>
+            </w:tabs>
+            <w:rPr>
+              <w:rFonts w:asciiTheme="minorHAnsi" w:eastAsiaTheme="minorEastAsia" w:hAnsiTheme="minorHAnsi"/>
+              <w:noProof/>
+              <w:sz w:val="22"/>
+              <w:lang w:eastAsia="hu-HU"/>
+            </w:rPr>
+          </w:pPr>
+          <w:hyperlink w:anchor="_Toc227674029" w:history="1">
+            <w:r>
+              <w:rPr>
+                <w:rStyle w:val="Hiperhivatkozs"/>
+                <w:noProof/>
+              </w:rPr>
+              <w:t>Forgalomirányító:</w:t>
+            </w:r>
+            <w:r>
+              <w:rPr>
+                <w:noProof/>
+                <w:webHidden/>
+              </w:rPr>
+              <w:tab/>
+            </w:r>
+            <w:r>
+              <w:rPr>
+                <w:noProof/>
+                <w:webHidden/>
+              </w:rPr>
+              <w:fldChar w:fldCharType="begin"/>
+            </w:r>
+            <w:r>
+              <w:rPr>
+                <w:noProof/>
+                <w:webHidden/>
+              </w:rPr>
+              <w:instrText xml:space="preserve"> PAGEREF _Toc227674029 \h </w:instrText>
+            </w:r>
+            <w:r>
+              <w:rPr>
+                <w:noProof/>
+                <w:webHidden/>
+              </w:rPr>
+            </w:r>
+            <w:r>
+              <w:rPr>
+                <w:noProof/>
+                <w:webHidden/>
+              </w:rPr>
+              <w:fldChar w:fldCharType="separate"/>
+            </w:r>
+            <w:r>
+              <w:rPr>
+                <w:noProof/>
+                <w:webHidden/>
+              </w:rPr>
+              <w:t>38</w:t>
+            </w:r>
+            <w:r>
+              <w:rPr>
+                <w:noProof/>
+                <w:webHidden/>
+              </w:rPr>
+              <w:fldChar w:fldCharType="end"/>
+            </w:r>
+          </w:hyperlink>
+        </w:p>
+        <w:p>
+          <w:pPr>
+            <w:pStyle w:val="TJ2"/>
+            <w:tabs>
+              <w:tab w:val="right" w:leader="dot" w:pos="9062"/>
+            </w:tabs>
+            <w:rPr>
+              <w:rFonts w:asciiTheme="minorHAnsi" w:eastAsiaTheme="minorEastAsia" w:hAnsiTheme="minorHAnsi"/>
+              <w:noProof/>
+              <w:sz w:val="22"/>
+              <w:lang w:eastAsia="hu-HU"/>
+            </w:rPr>
+          </w:pPr>
+          <w:hyperlink w:anchor="_Toc227674030" w:history="1">
+            <w:r>
+              <w:rPr>
+                <w:rStyle w:val="Hiperhivatkozs"/>
+                <w:noProof/>
+              </w:rPr>
+              <w:t>Nyomtató:</w:t>
+            </w:r>
+            <w:r>
+              <w:rPr>
+                <w:noProof/>
+                <w:webHidden/>
+              </w:rPr>
+              <w:tab/>
+            </w:r>
+            <w:r>
+              <w:rPr>
+                <w:noProof/>
+                <w:webHidden/>
+              </w:rPr>
+              <w:fldChar w:fldCharType="begin"/>
+            </w:r>
+            <w:r>
+              <w:rPr>
+                <w:noProof/>
+                <w:webHidden/>
+              </w:rPr>
+              <w:instrText xml:space="preserve"> PAGEREF _Toc227674030 \h </w:instrText>
+            </w:r>
+            <w:r>
+              <w:rPr>
+                <w:noProof/>
+                <w:webHidden/>
+              </w:rPr>
+            </w:r>
+            <w:r>
+              <w:rPr>
+                <w:noProof/>
+                <w:webHidden/>
+              </w:rPr>
+              <w:fldChar w:fldCharType="separate"/>
+            </w:r>
+            <w:r>
+              <w:rPr>
+                <w:noProof/>
+                <w:webHidden/>
+              </w:rPr>
+              <w:t>39</w:t>
+            </w:r>
+            <w:r>
+              <w:rPr>
+                <w:noProof/>
+                <w:webHidden/>
+              </w:rPr>
+              <w:fldChar w:fldCharType="end"/>
+            </w:r>
+          </w:hyperlink>
+        </w:p>
+        <w:p>
+          <w:pPr>
+            <w:pStyle w:val="TJ2"/>
+            <w:tabs>
+              <w:tab w:val="right" w:leader="dot" w:pos="9062"/>
+            </w:tabs>
+            <w:rPr>
+              <w:rFonts w:asciiTheme="minorHAnsi" w:eastAsiaTheme="minorEastAsia" w:hAnsiTheme="minorHAnsi"/>
+              <w:noProof/>
+              <w:sz w:val="22"/>
+              <w:lang w:eastAsia="hu-HU"/>
+            </w:rPr>
+          </w:pPr>
+          <w:hyperlink w:anchor="_Toc227674031" w:history="1">
+            <w:r>
+              <w:rPr>
+                <w:rStyle w:val="Hiperhivatkozs"/>
+                <w:noProof/>
+              </w:rPr>
+              <w:t>Linux Szerver:</w:t>
+            </w:r>
+            <w:r>
+              <w:rPr>
+                <w:noProof/>
+                <w:webHidden/>
+              </w:rPr>
+              <w:tab/>
+            </w:r>
+            <w:r>
+              <w:rPr>
+                <w:noProof/>
+                <w:webHidden/>
+              </w:rPr>
+              <w:fldChar w:fldCharType="begin"/>
+            </w:r>
+            <w:r>
+              <w:rPr>
+                <w:noProof/>
+                <w:webHidden/>
+              </w:rPr>
+              <w:instrText xml:space="preserve"> PAGEREF _Toc227674031 \h </w:instrText>
+            </w:r>
+            <w:r>
+              <w:rPr>
+                <w:noProof/>
+                <w:webHidden/>
+              </w:rPr>
+            </w:r>
+            <w:r>
+              <w:rPr>
+                <w:noProof/>
+                <w:webHidden/>
+              </w:rPr>
+              <w:fldChar w:fldCharType="separate"/>
+            </w:r>
+            <w:r>
+              <w:rPr>
+                <w:noProof/>
+                <w:webHidden/>
+              </w:rPr>
+              <w:t>40</w:t>
+            </w:r>
+            <w:r>
+              <w:rPr>
+                <w:noProof/>
+                <w:webHidden/>
+              </w:rPr>
+              <w:fldChar w:fldCharType="end"/>
+            </w:r>
+          </w:hyperlink>
+        </w:p>
+        <w:p>
+          <w:pPr>
+            <w:pStyle w:val="TJ2"/>
+            <w:tabs>
+              <w:tab w:val="right" w:leader="dot" w:pos="9062"/>
+            </w:tabs>
+            <w:rPr>
+              <w:rFonts w:asciiTheme="minorHAnsi" w:eastAsiaTheme="minorEastAsia" w:hAnsiTheme="minorHAnsi"/>
+              <w:noProof/>
+              <w:sz w:val="22"/>
+              <w:lang w:eastAsia="hu-HU"/>
+            </w:rPr>
+          </w:pPr>
+          <w:hyperlink w:anchor="_Toc227674032" w:history="1">
+            <w:r>
+              <w:rPr>
+                <w:rStyle w:val="Hiperhivatkozs"/>
+                <w:noProof/>
+              </w:rPr>
+              <w:t>Merevlemez:</w:t>
+            </w:r>
+            <w:r>
+              <w:rPr>
+                <w:noProof/>
+                <w:webHidden/>
+              </w:rPr>
+              <w:tab/>
+            </w:r>
+            <w:r>
+              <w:rPr>
+                <w:noProof/>
+                <w:webHidden/>
+              </w:rPr>
+              <w:fldChar w:fldCharType="begin"/>
+            </w:r>
+            <w:r>
+              <w:rPr>
+                <w:noProof/>
+                <w:webHidden/>
+              </w:rPr>
+              <w:instrText xml:space="preserve"> PAGEREF _Toc227674032 \h </w:instrText>
+            </w:r>
+            <w:r>
+              <w:rPr>
+                <w:noProof/>
+                <w:webHidden/>
+              </w:rPr>
+            </w:r>
+            <w:r>
+              <w:rPr>
+                <w:noProof/>
+                <w:webHidden/>
+              </w:rPr>
+              <w:fldChar w:fldCharType="separate"/>
+            </w:r>
+            <w:r>
+              <w:rPr>
+                <w:noProof/>
+                <w:webHidden/>
+              </w:rPr>
+              <w:t>41</w:t>
+            </w:r>
+            <w:r>
+              <w:rPr>
+                <w:noProof/>
+                <w:webHidden/>
+              </w:rPr>
+              <w:fldChar w:fldCharType="end"/>
+            </w:r>
+          </w:hyperlink>
+        </w:p>
+        <w:p>
+          <w:pPr>
+            <w:pStyle w:val="TJ2"/>
+            <w:tabs>
+              <w:tab w:val="right" w:leader="dot" w:pos="9062"/>
+            </w:tabs>
+            <w:rPr>
+              <w:rFonts w:asciiTheme="minorHAnsi" w:eastAsiaTheme="minorEastAsia" w:hAnsiTheme="minorHAnsi"/>
+              <w:noProof/>
+              <w:sz w:val="22"/>
+              <w:lang w:eastAsia="hu-HU"/>
+            </w:rPr>
+          </w:pPr>
+          <w:hyperlink w:anchor="_Toc227674033" w:history="1">
+            <w:r>
+              <w:rPr>
+                <w:rStyle w:val="Hiperhivatkozs"/>
+                <w:noProof/>
+              </w:rPr>
+              <w:t>Windows Szerver:</w:t>
+            </w:r>
+            <w:r>
+              <w:rPr>
+                <w:noProof/>
+                <w:webHidden/>
+              </w:rPr>
+              <w:tab/>
+            </w:r>
+            <w:r>
+              <w:rPr>
+                <w:noProof/>
+                <w:webHidden/>
+              </w:rPr>
+              <w:fldChar w:fldCharType="begin"/>
+            </w:r>
+            <w:r>
+              <w:rPr>
+                <w:noProof/>
+                <w:webHidden/>
+              </w:rPr>
+              <w:instrText xml:space="preserve"> PAGEREF _Toc227674033 \h </w:instrText>
+            </w:r>
+            <w:r>
+              <w:rPr>
+                <w:noProof/>
+                <w:webHidden/>
+              </w:rPr>
+            </w:r>
+            <w:r>
+              <w:rPr>
+                <w:noProof/>
+                <w:webHidden/>
+              </w:rPr>
+              <w:fldChar w:fldCharType="separate"/>
+            </w:r>
+            <w:r>
+              <w:rPr>
+                <w:noProof/>
+                <w:webHidden/>
+              </w:rPr>
+              <w:t>42</w:t>
+            </w:r>
+            <w:r>
+              <w:rPr>
+                <w:noProof/>
+                <w:webHidden/>
+              </w:rPr>
+              <w:fldChar w:fldCharType="end"/>
+            </w:r>
+          </w:hyperlink>
+        </w:p>
+        <w:p>
+          <w:pPr>
+            <w:pStyle w:val="TJ2"/>
+            <w:tabs>
+              <w:tab w:val="right" w:leader="dot" w:pos="9062"/>
+            </w:tabs>
+            <w:rPr>
+              <w:rFonts w:asciiTheme="minorHAnsi" w:eastAsiaTheme="minorEastAsia" w:hAnsiTheme="minorHAnsi"/>
+              <w:noProof/>
+              <w:sz w:val="22"/>
+              <w:lang w:eastAsia="hu-HU"/>
+            </w:rPr>
+          </w:pPr>
+          <w:hyperlink w:anchor="_Toc227674034" w:history="1">
+            <w:r>
+              <w:rPr>
+                <w:rStyle w:val="Hiperhivatkozs"/>
+                <w:noProof/>
+              </w:rPr>
+              <w:t>Számítógép és Monitor:</w:t>
+            </w:r>
+            <w:r>
+              <w:rPr>
+                <w:noProof/>
+                <w:webHidden/>
+              </w:rPr>
+              <w:tab/>
+            </w:r>
+            <w:r>
+              <w:rPr>
+                <w:noProof/>
+                <w:webHidden/>
+              </w:rPr>
+              <w:fldChar w:fldCharType="begin"/>
+            </w:r>
+            <w:r>
+              <w:rPr>
+                <w:noProof/>
+                <w:webHidden/>
+              </w:rPr>
+              <w:instrText xml:space="preserve"> PAGEREF _Toc227674034 \h </w:instrText>
+            </w:r>
+            <w:r>
+              <w:rPr>
+                <w:noProof/>
+                <w:webHidden/>
+              </w:rPr>
+            </w:r>
+            <w:r>
+              <w:rPr>
+                <w:noProof/>
+                <w:webHidden/>
+              </w:rPr>
+              <w:fldChar w:fldCharType="separate"/>
+            </w:r>
+            <w:r>
+              <w:rPr>
+                <w:noProof/>
+                <w:webHidden/>
+              </w:rPr>
+              <w:t>43</w:t>
+            </w:r>
+            <w:r>
+              <w:rPr>
+                <w:noProof/>
+                <w:webHidden/>
+              </w:rPr>
+              <w:fldChar w:fldCharType="end"/>
+            </w:r>
+          </w:hyperlink>
+        </w:p>
+        <w:p>
+          <w:pPr>
+            <w:pStyle w:val="TJ2"/>
+            <w:tabs>
+              <w:tab w:val="right" w:leader="dot" w:pos="9062"/>
+            </w:tabs>
+            <w:rPr>
+              <w:rFonts w:asciiTheme="minorHAnsi" w:eastAsiaTheme="minorEastAsia" w:hAnsiTheme="minorHAnsi"/>
+              <w:noProof/>
+              <w:sz w:val="22"/>
+              <w:lang w:eastAsia="hu-HU"/>
+            </w:rPr>
+          </w:pPr>
+          <w:hyperlink w:anchor="_Toc227674035" w:history="1">
+            <w:r>
+              <w:rPr>
+                <w:rStyle w:val="Hiperhivatkozs"/>
+                <w:noProof/>
+              </w:rPr>
+              <w:t>WiFi Forgalomirányító:</w:t>
+            </w:r>
+            <w:r>
+              <w:rPr>
+                <w:noProof/>
+                <w:webHidden/>
+              </w:rPr>
+              <w:tab/>
+            </w:r>
+            <w:r>
+              <w:rPr>
+                <w:noProof/>
+                <w:webHidden/>
+              </w:rPr>
+              <w:fldChar w:fldCharType="begin"/>
+            </w:r>
+            <w:r>
+              <w:rPr>
+                <w:noProof/>
+                <w:webHidden/>
+              </w:rPr>
+              <w:instrText xml:space="preserve"> PAGEREF _Toc227674035 \h </w:instrText>
+            </w:r>
+            <w:r>
+              <w:rPr>
+                <w:noProof/>
+                <w:webHidden/>
+              </w:rPr>
+            </w:r>
+            <w:r>
+              <w:rPr>
+                <w:noProof/>
+                <w:webHidden/>
+              </w:rPr>
+              <w:fldChar w:fldCharType="separate"/>
+            </w:r>
+            <w:r>
+              <w:rPr>
+                <w:noProof/>
+                <w:webHidden/>
+              </w:rPr>
+              <w:t>44</w:t>
+            </w:r>
+            <w:r>
+              <w:rPr>
+                <w:noProof/>
+                <w:webHidden/>
+              </w:rPr>
+              <w:fldChar w:fldCharType="end"/>
+            </w:r>
+          </w:hyperlink>
+        </w:p>
+        <w:p>
+          <w:pPr>
+            <w:pStyle w:val="TJ1"/>
+            <w:tabs>
+              <w:tab w:val="right" w:leader="dot" w:pos="9062"/>
+            </w:tabs>
+            <w:rPr>
+              <w:rFonts w:asciiTheme="minorHAnsi" w:eastAsiaTheme="minorEastAsia" w:hAnsiTheme="minorHAnsi"/>
+              <w:noProof/>
+              <w:sz w:val="22"/>
+              <w:lang w:eastAsia="hu-HU"/>
+            </w:rPr>
+          </w:pPr>
+          <w:hyperlink w:anchor="_Toc227674036" w:history="1">
+            <w:r>
+              <w:rPr>
+                <w:rStyle w:val="Hiperhivatkozs"/>
+                <w:noProof/>
+              </w:rPr>
+              <w:t>Összesített költségvetés:</w:t>
+            </w:r>
+            <w:r>
+              <w:rPr>
+                <w:noProof/>
+                <w:webHidden/>
+              </w:rPr>
+              <w:tab/>
+            </w:r>
+            <w:r>
+              <w:rPr>
+                <w:noProof/>
+                <w:webHidden/>
+              </w:rPr>
+              <w:fldChar w:fldCharType="begin"/>
+            </w:r>
+            <w:r>
+              <w:rPr>
+                <w:noProof/>
+                <w:webHidden/>
+              </w:rPr>
+              <w:instrText xml:space="preserve"> PAGEREF _Toc227674036 \h </w:instrText>
+            </w:r>
+            <w:r>
+              <w:rPr>
+                <w:noProof/>
+                <w:webHidden/>
+              </w:rPr>
+            </w:r>
+            <w:r>
+              <w:rPr>
+                <w:noProof/>
+                <w:webHidden/>
+              </w:rPr>
+              <w:fldChar w:fldCharType="separate"/>
+            </w:r>
+            <w:r>
+              <w:rPr>
+                <w:noProof/>
+                <w:webHidden/>
+              </w:rPr>
+              <w:t>45</w:t>
             </w:r>
             <w:r>
               <w:rPr>
@@ -1946,7 +2945,7 @@
       <w:pPr>
         <w:pStyle w:val="Cmsor1"/>
       </w:pPr>
-      <w:bookmarkStart w:id="0" w:name="_Toc227564390"/>
+      <w:bookmarkStart w:id="0" w:name="_Toc227673997"/>
       <w:r>
         <w:lastRenderedPageBreak/>
         <w:t>Feladat leírás</w:t>
@@ -1970,7 +2969,21 @@
         <w:rPr>
           <w:rFonts w:cs="Times New Roman"/>
         </w:rPr>
-        <w:t xml:space="preserve">Feladatunk az, hogy tovább fejlesszük a Lightmetals Kft. hálózatát. Az eddigi hálózat egy egyszerű irodai hálózat volt, most viszont bővítjük a helyiségeket, ezért szükséges felújítani a hálózatot. Az iroda egy új gépszobával bővül, valamint </w:t>
+        <w:t xml:space="preserve">Feladatunk az, hogy tovább fejlesszük a </w:t>
+      </w:r>
+      <w:proofErr w:type="spellStart"/>
+      <w:r>
+        <w:rPr>
+          <w:rFonts w:cs="Times New Roman"/>
+        </w:rPr>
+        <w:t>Lightmetals</w:t>
+      </w:r>
+      <w:proofErr w:type="spellEnd"/>
+      <w:r>
+        <w:rPr>
+          <w:rFonts w:cs="Times New Roman"/>
+        </w:rPr>
+        <w:t xml:space="preserve"> Kft. hálózatát. Az eddigi hálózat egy egyszerű irodai hálózat volt, most viszont bővítjük a helyiségeket, ezért szükséges felújítani a hálózatot. Az iroda egy új gépszobával bővül, valamint </w:t>
       </w:r>
       <w:r>
         <w:rPr>
@@ -2044,6 +3057,7 @@
         </w:rPr>
         <w:t xml:space="preserve"> </w:t>
       </w:r>
+      <w:proofErr w:type="spellStart"/>
       <w:r>
         <w:rPr>
           <w:rFonts w:cs="Times New Roman"/>
@@ -2054,7 +3068,14 @@
         <w:rPr>
           <w:rFonts w:cs="Times New Roman"/>
         </w:rPr>
-        <w:t>kel vannak összekötve</w:t>
+        <w:t>kel</w:t>
+      </w:r>
+      <w:proofErr w:type="spellEnd"/>
+      <w:r>
+        <w:rPr>
+          <w:rFonts w:cs="Times New Roman"/>
+        </w:rPr>
+        <w:t xml:space="preserve"> vannak összekötve</w:t>
       </w:r>
       <w:r>
         <w:rPr>
@@ -2109,7 +3130,7 @@
       <w:pPr>
         <w:pStyle w:val="Cmsor1"/>
       </w:pPr>
-      <w:bookmarkStart w:id="1" w:name="_Toc227564391"/>
+      <w:bookmarkStart w:id="1" w:name="_Toc227673998"/>
       <w:r>
         <w:t>Megvalósítás:</w:t>
       </w:r>
@@ -2123,13 +3144,34 @@
         <w:t>4</w:t>
       </w:r>
       <w:r>
-        <w:t xml:space="preserve"> VLAN-t. Az irodai routeren DHCP szolgáltatást hozunk létre, míg a gyárban a gépeknek statikus IP-címe van. A gyári és az irodai routereket OSPFv2-vel kötjük össze, a szerverek felé pedig BGP-</w:t>
-      </w:r>
+        <w:t xml:space="preserve"> VLAN-t. Az irodai </w:t>
+      </w:r>
+      <w:proofErr w:type="spellStart"/>
+      <w:r>
+        <w:t>routeren</w:t>
+      </w:r>
+      <w:proofErr w:type="spellEnd"/>
+      <w:r>
+        <w:t xml:space="preserve"> DHCP szolgáltatást hozunk létre, míg a gyárban a gépeknek statikus IP-címe van. A gyári és az irodai </w:t>
+      </w:r>
+      <w:proofErr w:type="spellStart"/>
+      <w:r>
+        <w:t>routereket</w:t>
+      </w:r>
+      <w:proofErr w:type="spellEnd"/>
+      <w:r>
+        <w:t xml:space="preserve"> OSPFv2-vel kötjük össze, a szerverek felé pedig BGP-</w:t>
+      </w:r>
+      <w:proofErr w:type="spellStart"/>
       <w:r>
         <w:t>v</w:t>
       </w:r>
       <w:r>
-        <w:t xml:space="preserve">el </w:t>
+        <w:t>el</w:t>
+      </w:r>
+      <w:proofErr w:type="spellEnd"/>
+      <w:r>
+        <w:t xml:space="preserve"> </w:t>
       </w:r>
       <w:r>
         <w:t>hozunk létre útvonalat</w:t>
@@ -2138,14 +3180,22 @@
         <w:t>.</w:t>
       </w:r>
       <w:r>
-        <w:t xml:space="preserve"> Az RFID kártyaolvasót felkonfiguráljuk úgy, hogy csak a megfelelő kártyával lehessen belépni. A vezeték nélküli hálózatot egy Access Point használatával valósítjuk meg, ezen létrehozunk egy dolgozói és egy vendég WLAN-t.</w:t>
+        <w:t xml:space="preserve"> Az RFID kártyaolvasót felkonfiguráljuk úgy, hogy csak a megfelelő kártyával lehessen belépni. A vezeték nélküli hálózatot egy Access </w:t>
+      </w:r>
+      <w:proofErr w:type="spellStart"/>
+      <w:r>
+        <w:t>Point</w:t>
+      </w:r>
+      <w:proofErr w:type="spellEnd"/>
+      <w:r>
+        <w:t xml:space="preserve"> használatával valósítjuk meg, ezen létrehozunk egy dolgozói és egy vendég WLAN-t.</w:t>
       </w:r>
     </w:p>
     <w:p>
       <w:pPr>
         <w:pStyle w:val="Cmsor1"/>
       </w:pPr>
-      <w:bookmarkStart w:id="2" w:name="_Toc227564392"/>
+      <w:bookmarkStart w:id="2" w:name="_Toc227673999"/>
       <w:r>
         <w:t>Munkabeosztás:</w:t>
       </w:r>
@@ -2174,7 +3224,23 @@
     </w:p>
     <w:p>
       <w:r>
-        <w:t>-Packet Tracer: Mikó Zsolt, Bobák Tamás, Szikra Márton</w:t>
+        <w:t>-</w:t>
+      </w:r>
+      <w:proofErr w:type="spellStart"/>
+      <w:r>
+        <w:t>Packet</w:t>
+      </w:r>
+      <w:proofErr w:type="spellEnd"/>
+      <w:r>
+        <w:t xml:space="preserve"> </w:t>
+      </w:r>
+      <w:proofErr w:type="spellStart"/>
+      <w:r>
+        <w:t>Tracer</w:t>
+      </w:r>
+      <w:proofErr w:type="spellEnd"/>
+      <w:r>
+        <w:t>: Mikó Zsolt, Bobák Tamás, Szikra Márton</w:t>
       </w:r>
     </w:p>
     <w:p>
@@ -2203,7 +3269,7 @@
           <w:szCs w:val="40"/>
         </w:rPr>
       </w:pPr>
-      <w:bookmarkStart w:id="3" w:name="_Toc227564393"/>
+      <w:bookmarkStart w:id="3" w:name="_Toc227674000"/>
       <w:r>
         <w:rPr>
           <w:sz w:val="40"/>
@@ -2218,7 +3284,7 @@
       <w:pPr>
         <w:pStyle w:val="Cmsor2"/>
       </w:pPr>
-      <w:bookmarkStart w:id="4" w:name="_Toc227564394"/>
+      <w:bookmarkStart w:id="4" w:name="_Toc227674001"/>
       <w:r>
         <w:t>Adatok, alapkonfiguráció:</w:t>
       </w:r>
@@ -2302,7 +3368,7 @@
       <w:pPr>
         <w:pStyle w:val="Cmsor2"/>
       </w:pPr>
-      <w:bookmarkStart w:id="5" w:name="_Toc227564395"/>
+      <w:bookmarkStart w:id="5" w:name="_Toc227674002"/>
       <w:r>
         <w:lastRenderedPageBreak/>
         <w:t>Szolgáltatások:</w:t>
@@ -2310,16 +3376,34 @@
       <w:bookmarkEnd w:id="5"/>
     </w:p>
     <w:p>
-      <w:r>
-        <w:t xml:space="preserve">Active Directory: </w:t>
+      <w:proofErr w:type="spellStart"/>
+      <w:r>
+        <w:t>Active</w:t>
+      </w:r>
+      <w:proofErr w:type="spellEnd"/>
+      <w:r>
+        <w:t xml:space="preserve"> </w:t>
+      </w:r>
+      <w:proofErr w:type="spellStart"/>
+      <w:r>
+        <w:t>Directory</w:t>
+      </w:r>
+      <w:proofErr w:type="spellEnd"/>
+      <w:r>
+        <w:t xml:space="preserve">: </w:t>
       </w:r>
     </w:p>
     <w:p>
       <w:r>
         <w:t xml:space="preserve">A </w:t>
       </w:r>
-      <w:r>
-        <w:t xml:space="preserve">Lightmetals Kft. minden </w:t>
+      <w:proofErr w:type="spellStart"/>
+      <w:r>
+        <w:t>Lightmetals</w:t>
+      </w:r>
+      <w:proofErr w:type="spellEnd"/>
+      <w:r>
+        <w:t xml:space="preserve"> Kft. minden </w:t>
       </w:r>
       <w:r>
         <w:t>munkásá</w:t>
@@ -2327,11 +3411,11 @@
       <w:r>
         <w:t xml:space="preserve">nak gépe be van léptetve a </w:t>
       </w:r>
-      <w:proofErr w:type="gramStart"/>
+      <w:proofErr w:type="spellStart"/>
       <w:r>
         <w:t>lightmetals.local</w:t>
       </w:r>
-      <w:proofErr w:type="gramEnd"/>
+      <w:proofErr w:type="spellEnd"/>
       <w:r>
         <w:t xml:space="preserve"> tartományba</w:t>
       </w:r>
@@ -2861,11 +3945,11 @@
         <w:lastRenderedPageBreak/>
         <w:t xml:space="preserve">Az eladóknak belépéskor automatikusan megnyílik a </w:t>
       </w:r>
-      <w:proofErr w:type="gramStart"/>
+      <w:proofErr w:type="spellStart"/>
       <w:r>
         <w:t>lightmetals.local</w:t>
       </w:r>
-      <w:proofErr w:type="gramEnd"/>
+      <w:proofErr w:type="spellEnd"/>
       <w:r>
         <w:t xml:space="preserve"> weboldal</w:t>
       </w:r>
@@ -2984,13 +4068,31 @@
       </w:r>
     </w:p>
     <w:p>
+      <w:proofErr w:type="spellStart"/>
       <w:proofErr w:type="gramStart"/>
       <w:r>
         <w:t>lightmetals.local</w:t>
       </w:r>
+      <w:proofErr w:type="spellEnd"/>
       <w:proofErr w:type="gramEnd"/>
       <w:r>
-        <w:t>, ez szükséges az Active Directory működéséhez.</w:t>
+        <w:t xml:space="preserve">, ez szükséges az </w:t>
+      </w:r>
+      <w:proofErr w:type="spellStart"/>
+      <w:r>
+        <w:t>Active</w:t>
+      </w:r>
+      <w:proofErr w:type="spellEnd"/>
+      <w:r>
+        <w:t xml:space="preserve"> </w:t>
+      </w:r>
+      <w:proofErr w:type="spellStart"/>
+      <w:r>
+        <w:t>Directory</w:t>
+      </w:r>
+      <w:proofErr w:type="spellEnd"/>
+      <w:r>
+        <w:t xml:space="preserve"> működéséhez.</w:t>
       </w:r>
       <w:r>
         <w:br/>
@@ -3045,11 +4147,11 @@
       <w:r>
         <w:t xml:space="preserve">Weblap, amely a </w:t>
       </w:r>
-      <w:proofErr w:type="gramStart"/>
+      <w:proofErr w:type="spellStart"/>
       <w:r>
         <w:t>lightmetals.local</w:t>
       </w:r>
-      <w:proofErr w:type="gramEnd"/>
+      <w:proofErr w:type="spellEnd"/>
       <w:r>
         <w:t xml:space="preserve"> címen fut a szerveren</w:t>
       </w:r>
@@ -3116,11 +4218,24 @@
       <w:r>
         <w:lastRenderedPageBreak/>
         <w:br/>
-        <w:t>Automatizált szoftvertelepítés kliensre: OpenVPN automatikusan települ a gépekre csoportházirend</w:t>
-      </w:r>
-      <w:r>
-        <w:t xml:space="preserve"> és PowerShell szkript</w:t>
-      </w:r>
+        <w:t xml:space="preserve">Automatizált szoftvertelepítés kliensre: </w:t>
+      </w:r>
+      <w:proofErr w:type="spellStart"/>
+      <w:r>
+        <w:t>OpenVPN</w:t>
+      </w:r>
+      <w:proofErr w:type="spellEnd"/>
+      <w:r>
+        <w:t xml:space="preserve"> automatikusan települ a gépekre csoportházirend</w:t>
+      </w:r>
+      <w:r>
+        <w:t xml:space="preserve"> és PowerShell </w:t>
+      </w:r>
+      <w:proofErr w:type="spellStart"/>
+      <w:r>
+        <w:t>szkript</w:t>
+      </w:r>
+      <w:proofErr w:type="spellEnd"/>
       <w:r>
         <w:t xml:space="preserve"> segítségé</w:t>
       </w:r>
@@ -3231,7 +4346,7 @@
           <w:szCs w:val="40"/>
         </w:rPr>
       </w:pPr>
-      <w:bookmarkStart w:id="6" w:name="_Toc227564396"/>
+      <w:bookmarkStart w:id="6" w:name="_Toc227674003"/>
       <w:r>
         <w:rPr>
           <w:sz w:val="40"/>
@@ -3246,7 +4361,7 @@
       <w:pPr>
         <w:pStyle w:val="Cmsor2"/>
       </w:pPr>
-      <w:bookmarkStart w:id="7" w:name="_Toc227564397"/>
+      <w:bookmarkStart w:id="7" w:name="_Toc227674004"/>
       <w:r>
         <w:t>Adatok, alapkonfiguráció:</w:t>
       </w:r>
@@ -3254,8 +4369,13 @@
     </w:p>
     <w:p>
       <w:r>
-        <w:t>Felhasználó: LM_Linux_SRV</w:t>
-      </w:r>
+        <w:t xml:space="preserve">Felhasználó: </w:t>
+      </w:r>
+      <w:proofErr w:type="spellStart"/>
+      <w:r>
+        <w:t>LM_Linux_SRV</w:t>
+      </w:r>
+      <w:proofErr w:type="spellEnd"/>
     </w:p>
     <w:p>
       <w:r>
@@ -3276,7 +4396,7 @@
       <w:pPr>
         <w:pStyle w:val="Cmsor2"/>
       </w:pPr>
-      <w:bookmarkStart w:id="8" w:name="_Toc227564398"/>
+      <w:bookmarkStart w:id="8" w:name="_Toc227674005"/>
       <w:r>
         <w:t>Szolgáltatások:</w:t>
       </w:r>
@@ -3289,6 +4409,7 @@
       <w:r>
         <w:t xml:space="preserve">Backup, </w:t>
       </w:r>
+      <w:proofErr w:type="spellStart"/>
       <w:r>
         <w:t>C</w:t>
       </w:r>
@@ -3298,6 +4419,7 @@
       <w:r>
         <w:t>tab</w:t>
       </w:r>
+      <w:proofErr w:type="spellEnd"/>
       <w:r>
         <w:t>:</w:t>
       </w:r>
@@ -3307,15 +4429,31 @@
         <w:spacing w:before="120" w:after="120"/>
       </w:pPr>
       <w:r>
-        <w:t xml:space="preserve">Automatikusan lementi a Megosztasok mappát a /home/Saves mappába, minden </w:t>
-      </w:r>
-      <w:proofErr w:type="gramStart"/>
-      <w:r>
-        <w:t>Vasárnap</w:t>
-      </w:r>
-      <w:proofErr w:type="gramEnd"/>
-      <w:r>
-        <w:t>.</w:t>
+        <w:t xml:space="preserve">Automatikusan lementi a </w:t>
+      </w:r>
+      <w:proofErr w:type="spellStart"/>
+      <w:r>
+        <w:t>Megosztasok</w:t>
+      </w:r>
+      <w:proofErr w:type="spellEnd"/>
+      <w:r>
+        <w:t xml:space="preserve"> mappát a /</w:t>
+      </w:r>
+      <w:proofErr w:type="spellStart"/>
+      <w:r>
+        <w:t>home</w:t>
+      </w:r>
+      <w:proofErr w:type="spellEnd"/>
+      <w:r>
+        <w:t>/</w:t>
+      </w:r>
+      <w:proofErr w:type="spellStart"/>
+      <w:r>
+        <w:t>Saves</w:t>
+      </w:r>
+      <w:proofErr w:type="spellEnd"/>
+      <w:r>
+        <w:t xml:space="preserve"> mappába, minden Vasárnap.</w:t>
       </w:r>
       <w:r>
         <w:t xml:space="preserve"> </w:t>
@@ -3325,12 +4463,34 @@
       <w:pPr>
         <w:spacing w:before="120" w:after="120"/>
       </w:pPr>
-      <w:r>
-        <w:t>Burn metódus nem kell ezért ’none’-ra van állítva.</w:t>
+      <w:proofErr w:type="spellStart"/>
+      <w:r>
+        <w:t>Burn</w:t>
+      </w:r>
+      <w:proofErr w:type="spellEnd"/>
+      <w:r>
+        <w:t xml:space="preserve"> metódus nem kell ezért ’</w:t>
+      </w:r>
+      <w:proofErr w:type="spellStart"/>
+      <w:r>
+        <w:t>none</w:t>
+      </w:r>
+      <w:proofErr w:type="spellEnd"/>
+      <w:r>
+        <w:t>’-</w:t>
+      </w:r>
+      <w:proofErr w:type="spellStart"/>
+      <w:r>
+        <w:t>ra</w:t>
+      </w:r>
+      <w:proofErr w:type="spellEnd"/>
+      <w:r>
+        <w:t xml:space="preserve"> van állítva.</w:t>
       </w:r>
       <w:r>
         <w:rPr>
           <w:noProof/>
+          <w:lang w:eastAsia="hu-HU"/>
         </w:rPr>
         <w:drawing>
           <wp:inline distT="0" distB="0" distL="0" distR="0" wp14:anchorId="0ADBBB66" wp14:editId="3F7F7B3E">
@@ -3380,7 +4540,23 @@
         <w:spacing w:before="120" w:after="120"/>
       </w:pPr>
       <w:r>
-        <w:t>A felhasználó a ’root-user’, más néven ’pi’ Raspbian rendszereken.</w:t>
+        <w:t>A felhasználó a ’</w:t>
+      </w:r>
+      <w:proofErr w:type="spellStart"/>
+      <w:r>
+        <w:t>root-user</w:t>
+      </w:r>
+      <w:proofErr w:type="spellEnd"/>
+      <w:r>
+        <w:t xml:space="preserve">’, más néven ’pi’ </w:t>
+      </w:r>
+      <w:proofErr w:type="spellStart"/>
+      <w:r>
+        <w:t>Raspbian</w:t>
+      </w:r>
+      <w:proofErr w:type="spellEnd"/>
+      <w:r>
+        <w:t xml:space="preserve"> rendszereken.</w:t>
       </w:r>
       <w:r>
         <w:br/>
@@ -3388,6 +4564,7 @@
       <w:r>
         <w:rPr>
           <w:noProof/>
+          <w:lang w:eastAsia="hu-HU"/>
         </w:rPr>
         <w:drawing>
           <wp:inline distT="0" distB="0" distL="0" distR="0" wp14:anchorId="71D62834" wp14:editId="6884116A">
@@ -3437,7 +4614,15 @@
         <w:spacing w:before="120" w:after="120"/>
       </w:pPr>
       <w:r>
-        <w:t>Az archív metódus, amely lementi a fájlokat az ’tarball-incremental’, amely csak a legutolsó mentés óta módosított fájlokat menti le.</w:t>
+        <w:t>Az archív metódus, amely lementi a fájlokat az ’tarball-</w:t>
+      </w:r>
+      <w:proofErr w:type="spellStart"/>
+      <w:r>
+        <w:t>incremental</w:t>
+      </w:r>
+      <w:proofErr w:type="spellEnd"/>
+      <w:r>
+        <w:t>’, amely csak a legutolsó mentés óta módosított fájlokat menti le.</w:t>
       </w:r>
       <w:r>
         <w:br/>
@@ -3445,6 +4630,7 @@
       <w:r>
         <w:rPr>
           <w:noProof/>
+          <w:lang w:eastAsia="hu-HU"/>
         </w:rPr>
         <w:drawing>
           <wp:inline distT="0" distB="0" distL="0" distR="0" wp14:anchorId="162B4AFB" wp14:editId="228EB6EA">
@@ -3504,6 +4690,7 @@
       <w:r>
         <w:rPr>
           <w:noProof/>
+          <w:lang w:eastAsia="hu-HU"/>
         </w:rPr>
         <w:drawing>
           <wp:inline distT="0" distB="0" distL="0" distR="0" wp14:anchorId="6A9B1A32" wp14:editId="4C07978C">
@@ -3561,7 +4748,15 @@
       </w:r>
       <w:proofErr w:type="gramEnd"/>
       <w:r>
-        <w:t xml:space="preserve"> amelyet megosztottunk WebDAV segítségével.</w:t>
+        <w:t xml:space="preserve"> amelyet megosztottunk </w:t>
+      </w:r>
+      <w:proofErr w:type="spellStart"/>
+      <w:r>
+        <w:t>WebDAV</w:t>
+      </w:r>
+      <w:proofErr w:type="spellEnd"/>
+      <w:r>
+        <w:t xml:space="preserve"> segítségével.</w:t>
       </w:r>
     </w:p>
     <w:p>
@@ -3571,6 +4766,7 @@
       <w:r>
         <w:rPr>
           <w:noProof/>
+          <w:lang w:eastAsia="hu-HU"/>
         </w:rPr>
         <w:drawing>
           <wp:inline distT="0" distB="0" distL="0" distR="0" wp14:anchorId="64FBB589" wp14:editId="3EF8363C">
@@ -3620,7 +4816,15 @@
         <w:spacing w:before="120" w:after="120"/>
       </w:pPr>
       <w:r>
-        <w:t>A mappa, ahová elmentjük, biztonságosan tárolva a Linux szerverünkön.</w:t>
+        <w:t xml:space="preserve">A mappa, ahová elmentjük, biztonságosan tárolva a Linux </w:t>
+      </w:r>
+      <w:proofErr w:type="spellStart"/>
+      <w:r>
+        <w:t>szerverünkön</w:t>
+      </w:r>
+      <w:proofErr w:type="spellEnd"/>
+      <w:r>
+        <w:t>.</w:t>
       </w:r>
     </w:p>
     <w:p>
@@ -3630,6 +4834,7 @@
       <w:r>
         <w:rPr>
           <w:noProof/>
+          <w:lang w:eastAsia="hu-HU"/>
         </w:rPr>
         <w:drawing>
           <wp:inline distT="0" distB="0" distL="0" distR="0" wp14:anchorId="1760AF0D" wp14:editId="6C65E5D2">
@@ -3676,13 +4881,22 @@
     </w:p>
     <w:p>
       <w:r>
-        <w:t>Feltöltési metódus, mivel nem használunk ilyesfélét, érdemes kikapcsolni ’none’ beállítással.</w:t>
+        <w:t>Feltöltési metódus, mivel nem használunk ilyesfélét, érdemes kikapcsolni ’</w:t>
+      </w:r>
+      <w:proofErr w:type="spellStart"/>
+      <w:r>
+        <w:t>none</w:t>
+      </w:r>
+      <w:proofErr w:type="spellEnd"/>
+      <w:r>
+        <w:t>’ beállítással.</w:t>
       </w:r>
     </w:p>
     <w:p>
       <w:r>
         <w:rPr>
           <w:noProof/>
+          <w:lang w:eastAsia="hu-HU"/>
         </w:rPr>
         <w:lastRenderedPageBreak/>
         <w:drawing>
@@ -3730,13 +4944,46 @@
     </w:p>
     <w:p>
       <w:r>
-        <w:t>A Bash szkript, amely irányítja a Crontab időzítőt és hozzácsatolja a backup-managerhez, így teszi automatikussá.</w:t>
+        <w:t xml:space="preserve">A </w:t>
+      </w:r>
+      <w:proofErr w:type="spellStart"/>
+      <w:r>
+        <w:t>Bash</w:t>
+      </w:r>
+      <w:proofErr w:type="spellEnd"/>
+      <w:r>
+        <w:t xml:space="preserve"> </w:t>
+      </w:r>
+      <w:proofErr w:type="spellStart"/>
+      <w:r>
+        <w:t>szkript</w:t>
+      </w:r>
+      <w:proofErr w:type="spellEnd"/>
+      <w:r>
+        <w:t xml:space="preserve">, amely irányítja a </w:t>
+      </w:r>
+      <w:proofErr w:type="spellStart"/>
+      <w:r>
+        <w:t>Crontab</w:t>
+      </w:r>
+      <w:proofErr w:type="spellEnd"/>
+      <w:r>
+        <w:t xml:space="preserve"> időzítőt és hozzácsatolja a backup-</w:t>
+      </w:r>
+      <w:proofErr w:type="spellStart"/>
+      <w:r>
+        <w:t>managerhez</w:t>
+      </w:r>
+      <w:proofErr w:type="spellEnd"/>
+      <w:r>
+        <w:t>, így teszi automatikussá.</w:t>
       </w:r>
     </w:p>
     <w:p>
       <w:r>
         <w:rPr>
           <w:noProof/>
+          <w:lang w:eastAsia="hu-HU"/>
         </w:rPr>
         <w:drawing>
           <wp:inline distT="0" distB="0" distL="0" distR="0" wp14:anchorId="103648D3" wp14:editId="207C95F8">
@@ -3783,21 +5030,38 @@
     </w:p>
     <w:p>
       <w:r>
-        <w:t xml:space="preserve">A Crontab időzítő, beállítva, hogy minden </w:t>
+        <w:t xml:space="preserve">A </w:t>
+      </w:r>
+      <w:proofErr w:type="spellStart"/>
+      <w:r>
+        <w:t>Crontab</w:t>
+      </w:r>
+      <w:proofErr w:type="spellEnd"/>
+      <w:r>
+        <w:t xml:space="preserve"> időzítő, beállítva, hogy minden Vasárnap éjjeli kettő-kor indítsa el a folyamatot, a </w:t>
+      </w:r>
+      <w:proofErr w:type="spellStart"/>
+      <w:r>
+        <w:t>Bash</w:t>
+      </w:r>
+      <w:proofErr w:type="spellEnd"/>
+      <w:r>
+        <w:t xml:space="preserve"> </w:t>
       </w:r>
       <w:proofErr w:type="gramStart"/>
       <w:r>
-        <w:t>Vasárnap</w:t>
+        <w:t>fájl</w:t>
       </w:r>
       <w:proofErr w:type="gramEnd"/>
       <w:r>
-        <w:t xml:space="preserve"> éjjeli kettő-kor indítsa el a folyamatot, a Bash fájl amelyik elindítja van hozzáfűzve.</w:t>
+        <w:t xml:space="preserve"> amelyik elindítja van hozzáfűzve.</w:t>
       </w:r>
     </w:p>
     <w:p>
       <w:r>
         <w:rPr>
           <w:noProof/>
+          <w:lang w:eastAsia="hu-HU"/>
         </w:rPr>
         <w:drawing>
           <wp:inline distT="0" distB="0" distL="0" distR="0" wp14:anchorId="19274D2F" wp14:editId="153F3905">
@@ -3844,13 +5108,30 @@
     </w:p>
     <w:p>
       <w:r>
-        <w:t>Az elmentett fájlok tömörített változata a /home/pi/Saves mappában látható.</w:t>
+        <w:t>Az elmentett fájlok tömörített változata a /</w:t>
+      </w:r>
+      <w:proofErr w:type="spellStart"/>
+      <w:r>
+        <w:t>home</w:t>
+      </w:r>
+      <w:proofErr w:type="spellEnd"/>
+      <w:r>
+        <w:t>/pi/</w:t>
+      </w:r>
+      <w:proofErr w:type="spellStart"/>
+      <w:r>
+        <w:t>Saves</w:t>
+      </w:r>
+      <w:proofErr w:type="spellEnd"/>
+      <w:r>
+        <w:t xml:space="preserve"> mappában látható.</w:t>
       </w:r>
     </w:p>
     <w:p>
       <w:r>
         <w:rPr>
           <w:noProof/>
+          <w:lang w:eastAsia="hu-HU"/>
         </w:rPr>
         <w:drawing>
           <wp:inline distT="0" distB="0" distL="0" distR="0" wp14:anchorId="2F7B4914" wp14:editId="58E4AFBD">
@@ -3903,7 +5184,23 @@
     </w:p>
     <w:p>
       <w:r>
-        <w:t>192.168.50.0/24 Hálózatnak oszt IP-címeket 192.168.50.50-tól 192.168.50.100-ig. A DNS szerver 10.10.10.10-nek van megadva. A Default Gateway a 192.168.50.1.</w:t>
+        <w:t xml:space="preserve">192.168.50.0/24 Hálózatnak oszt IP-címeket 192.168.50.50-tól 192.168.50.100-ig. A DNS szerver 10.10.10.10-nek van megadva. A </w:t>
+      </w:r>
+      <w:proofErr w:type="spellStart"/>
+      <w:r>
+        <w:t>Default</w:t>
+      </w:r>
+      <w:proofErr w:type="spellEnd"/>
+      <w:r>
+        <w:t xml:space="preserve"> </w:t>
+      </w:r>
+      <w:proofErr w:type="spellStart"/>
+      <w:r>
+        <w:t>Gateway</w:t>
+      </w:r>
+      <w:proofErr w:type="spellEnd"/>
+      <w:r>
+        <w:t xml:space="preserve"> a 192.168.50.1.</w:t>
       </w:r>
     </w:p>
     <w:p>
@@ -3915,6 +5212,7 @@
       <w:r>
         <w:rPr>
           <w:noProof/>
+          <w:lang w:eastAsia="hu-HU"/>
         </w:rPr>
         <w:drawing>
           <wp:inline distT="0" distB="0" distL="0" distR="0" wp14:anchorId="32620B04" wp14:editId="253DE439">
@@ -3970,24 +5268,41 @@
     <w:p>
       <w:r>
         <w:lastRenderedPageBreak/>
-        <w:t>DHCP konfigurálása, amikor ez a kép készült akkor még nem volt véglegesített DNS-szerverünk, ezért ’local’ volt használva, ez át lett nevezve ’</w:t>
-      </w:r>
-      <w:proofErr w:type="gramStart"/>
-      <w:r>
-        <w:t>lightmetals.local</w:t>
-      </w:r>
-      <w:proofErr w:type="gramEnd"/>
-      <w:r>
-        <w:t xml:space="preserve">’-ra mikor az is elkészült. </w:t>
-      </w:r>
-      <w:r>
-        <w:t>A DNS-szerver IP-címe is megegyezik a Packet Traceren és a Windows szerveren található IP-címmel. Ez a DHCP csak .50-től .100-ig oszt ki csak IP-címeket.</w:t>
+        <w:t>DHCP konfigurálása, amikor ez a kép készült akkor még nem volt véglegesített DNS-szerverünk, ezért ’local’ volt használva, ez át lett nevezve ’lightmetals.local’-</w:t>
+      </w:r>
+      <w:proofErr w:type="spellStart"/>
+      <w:r>
+        <w:t>ra</w:t>
+      </w:r>
+      <w:proofErr w:type="spellEnd"/>
+      <w:r>
+        <w:t xml:space="preserve"> mikor az is elkészült. </w:t>
+      </w:r>
+      <w:r>
+        <w:t xml:space="preserve">A DNS-szerver IP-címe is megegyezik a </w:t>
+      </w:r>
+      <w:proofErr w:type="spellStart"/>
+      <w:r>
+        <w:t>Packet</w:t>
+      </w:r>
+      <w:proofErr w:type="spellEnd"/>
+      <w:r>
+        <w:t xml:space="preserve"> </w:t>
+      </w:r>
+      <w:proofErr w:type="spellStart"/>
+      <w:r>
+        <w:t>Traceren</w:t>
+      </w:r>
+      <w:proofErr w:type="spellEnd"/>
+      <w:r>
+        <w:t xml:space="preserve"> és a Windows szerveren található IP-címmel. Ez a DHCP csak .50-től .100-ig oszt ki csak IP-címeket.</w:t>
       </w:r>
     </w:p>
     <w:p>
       <w:r>
         <w:rPr>
           <w:noProof/>
+          <w:lang w:eastAsia="hu-HU"/>
         </w:rPr>
         <w:drawing>
           <wp:inline distT="0" distB="0" distL="0" distR="0" wp14:anchorId="79461DAB" wp14:editId="717DB570">
@@ -4034,21 +5349,14 @@
     </w:p>
     <w:p>
       <w:r>
-        <w:t xml:space="preserve">Windows kliens gépen ellenőrzött, működő DHCP szolgáltatás, </w:t>
-      </w:r>
-      <w:proofErr w:type="gramStart"/>
-      <w:r>
-        <w:t>látható</w:t>
-      </w:r>
-      <w:proofErr w:type="gramEnd"/>
-      <w:r>
-        <w:t xml:space="preserve"> hogy az IP-cím, a DHCP-Szerver IP-cím és a DNS-Szerver IP-cím is megegyezik a konfigurációval.</w:t>
+        <w:t>Windows kliens gépen ellenőrzött, működő DHCP szolgáltatás, látható hogy az IP-cím, a DHCP-Szerver IP-cím és a DNS-Szerver IP-cím is megegyezik a konfigurációval.</w:t>
       </w:r>
     </w:p>
     <w:p>
       <w:r>
         <w:rPr>
           <w:noProof/>
+          <w:lang w:eastAsia="hu-HU"/>
         </w:rPr>
         <w:drawing>
           <wp:inline distT="0" distB="0" distL="0" distR="0" wp14:anchorId="36090FD5" wp14:editId="7F610EB1">
@@ -4094,22 +5402,53 @@
       </w:r>
     </w:p>
     <w:p>
+      <w:proofErr w:type="spellStart"/>
       <w:r>
         <w:t>WebDAV</w:t>
       </w:r>
+      <w:proofErr w:type="spellEnd"/>
       <w:r>
         <w:t>:</w:t>
       </w:r>
     </w:p>
     <w:p>
       <w:r>
-        <w:t>Fájlmegosztás. a megosztott mappa a /home/pi/Public/Megosztasok. Működik Windows</w:t>
-      </w:r>
-      <w:r>
-        <w:t>-on</w:t>
-      </w:r>
-      <w:r>
-        <w:t xml:space="preserve"> és Linux-on is.</w:t>
+        <w:t>Fájlmegosztás. a megosztott mappa a /</w:t>
+      </w:r>
+      <w:proofErr w:type="spellStart"/>
+      <w:r>
+        <w:t>home</w:t>
+      </w:r>
+      <w:proofErr w:type="spellEnd"/>
+      <w:r>
+        <w:t>/pi/Public/</w:t>
+      </w:r>
+      <w:proofErr w:type="spellStart"/>
+      <w:r>
+        <w:t>Megosztasok</w:t>
+      </w:r>
+      <w:proofErr w:type="spellEnd"/>
+      <w:r>
+        <w:t>. Működik Windows</w:t>
+      </w:r>
+      <w:r>
+        <w:t>-</w:t>
+      </w:r>
+      <w:proofErr w:type="spellStart"/>
+      <w:r>
+        <w:t>on</w:t>
+      </w:r>
+      <w:proofErr w:type="spellEnd"/>
+      <w:r>
+        <w:t xml:space="preserve"> és Linux-</w:t>
+      </w:r>
+      <w:proofErr w:type="spellStart"/>
+      <w:r>
+        <w:t>on</w:t>
+      </w:r>
+      <w:proofErr w:type="spellEnd"/>
+      <w:r>
+        <w:t xml:space="preserve"> is.</w:t>
       </w:r>
     </w:p>
     <w:p>
@@ -4120,13 +5459,30 @@
     <w:p>
       <w:r>
         <w:lastRenderedPageBreak/>
-        <w:t>Itt látható a DavLock és a port konfiguráció, amely a 80-as portra működik csak.</w:t>
+        <w:t xml:space="preserve">Itt látható a </w:t>
+      </w:r>
+      <w:proofErr w:type="spellStart"/>
+      <w:r>
+        <w:t>DavLock</w:t>
+      </w:r>
+      <w:proofErr w:type="spellEnd"/>
+      <w:r>
+        <w:t xml:space="preserve"> és a port konfiguráció, amely a 80-as </w:t>
+      </w:r>
+      <w:proofErr w:type="spellStart"/>
+      <w:r>
+        <w:t>portra</w:t>
+      </w:r>
+      <w:proofErr w:type="spellEnd"/>
+      <w:r>
+        <w:t xml:space="preserve"> működik csak.</w:t>
       </w:r>
     </w:p>
     <w:p>
       <w:r>
         <w:rPr>
           <w:noProof/>
+          <w:lang w:eastAsia="hu-HU"/>
         </w:rPr>
         <w:drawing>
           <wp:inline distT="0" distB="0" distL="0" distR="0" wp14:anchorId="12C2D4C9" wp14:editId="0B895C87">
@@ -4173,15 +5529,15 @@
     </w:p>
     <w:p>
       <w:r>
-        <w:t xml:space="preserve">Itt látható az </w:t>
-      </w:r>
-      <w:proofErr w:type="gramStart"/>
-      <w:r>
-        <w:t>’alias’</w:t>
-      </w:r>
-      <w:proofErr w:type="gramEnd"/>
-      <w:r>
-        <w:t xml:space="preserve"> amelyet használ a WebDav mikor megkeressük. Például: </w:t>
+        <w:t xml:space="preserve">Itt látható az ’alias’ amelyet használ a </w:t>
+      </w:r>
+      <w:proofErr w:type="spellStart"/>
+      <w:r>
+        <w:t>WebDav</w:t>
+      </w:r>
+      <w:proofErr w:type="spellEnd"/>
+      <w:r>
+        <w:t xml:space="preserve"> mikor megkeressük. Például: </w:t>
       </w:r>
       <w:hyperlink r:id="rId37" w:history="1">
         <w:r>
@@ -4192,21 +5548,38 @@
         </w:r>
       </w:hyperlink>
       <w:r>
-        <w:t xml:space="preserve"> linkre nyílna meg a WebDav. A Directory konfiguráció nagyrészt alap, csak a kijelölt mappát kell átállítani, amelyet egyből </w:t>
-      </w:r>
-      <w:proofErr w:type="gramStart"/>
-      <w:r>
-        <w:t>a ’</w:t>
-      </w:r>
-      <w:proofErr w:type="gramEnd"/>
-      <w:r>
-        <w:t>&lt;Directory’ után lehet.</w:t>
+        <w:t xml:space="preserve"> linkre nyílna meg a </w:t>
+      </w:r>
+      <w:proofErr w:type="spellStart"/>
+      <w:r>
+        <w:t>WebDav</w:t>
+      </w:r>
+      <w:proofErr w:type="spellEnd"/>
+      <w:r>
+        <w:t xml:space="preserve">. A </w:t>
+      </w:r>
+      <w:proofErr w:type="spellStart"/>
+      <w:r>
+        <w:t>Directory</w:t>
+      </w:r>
+      <w:proofErr w:type="spellEnd"/>
+      <w:r>
+        <w:t xml:space="preserve"> konfiguráció nagyrészt alap, csak a kijelölt mappát kell átállítani, amelyet egyből a ’&lt;</w:t>
+      </w:r>
+      <w:proofErr w:type="spellStart"/>
+      <w:r>
+        <w:t>Directory</w:t>
+      </w:r>
+      <w:proofErr w:type="spellEnd"/>
+      <w:r>
+        <w:t>’ után lehet.</w:t>
       </w:r>
     </w:p>
     <w:p>
       <w:r>
         <w:rPr>
           <w:noProof/>
+          <w:lang w:eastAsia="hu-HU"/>
         </w:rPr>
         <w:drawing>
           <wp:inline distT="0" distB="0" distL="0" distR="0" wp14:anchorId="24FC0CF0" wp14:editId="45E20DF2">
@@ -4260,20 +5633,24 @@
       </w:r>
     </w:p>
     <w:p>
-      <w:proofErr w:type="gramStart"/>
       <w:r>
         <w:lastRenderedPageBreak/>
-        <w:t>Bizonyíték</w:t>
-      </w:r>
-      <w:proofErr w:type="gramEnd"/>
-      <w:r>
-        <w:t xml:space="preserve"> hogy elérhető a WebDav-on megosztott mappa, Windows kliens géppel. Külön hálózati meghajtónak lett felcsatolva, (Z:) címezéssel.</w:t>
+        <w:t xml:space="preserve">Bizonyíték hogy elérhető a </w:t>
+      </w:r>
+      <w:proofErr w:type="spellStart"/>
+      <w:r>
+        <w:t>WebDav-on</w:t>
+      </w:r>
+      <w:proofErr w:type="spellEnd"/>
+      <w:r>
+        <w:t xml:space="preserve"> megosztott mappa, Windows kliens géppel. Külön hálózati meghajtónak lett felcsatolva, (Z:) címezéssel.</w:t>
       </w:r>
     </w:p>
     <w:p>
       <w:r>
         <w:rPr>
           <w:noProof/>
+          <w:lang w:eastAsia="hu-HU"/>
         </w:rPr>
         <w:drawing>
           <wp:inline distT="0" distB="0" distL="0" distR="0" wp14:anchorId="47E8693E" wp14:editId="2156B080">
@@ -4327,6 +5704,7 @@
       <w:r>
         <w:rPr>
           <w:noProof/>
+          <w:lang w:eastAsia="hu-HU"/>
         </w:rPr>
         <w:drawing>
           <wp:inline distT="0" distB="0" distL="0" distR="0" wp14:anchorId="13CCAB45" wp14:editId="41B4E5DF">
@@ -4372,9 +5750,14 @@
       </w:r>
     </w:p>
     <w:p>
+      <w:proofErr w:type="spellStart"/>
       <w:r>
         <w:lastRenderedPageBreak/>
-        <w:t>Cups:</w:t>
+        <w:t>Cups</w:t>
+      </w:r>
+      <w:proofErr w:type="spellEnd"/>
+      <w:r>
+        <w:t>:</w:t>
       </w:r>
     </w:p>
     <w:p>
@@ -4383,17 +5766,39 @@
       </w:r>
     </w:p>
     <w:p>
-      <w:r>
-        <w:t>Cups szolgáltatás letöltése és felállítása. Az első par</w:t>
-      </w:r>
-      <w:r>
-        <w:t>ancs a felhasználót adja meg, a második meg engedélyezi Windows-ról megnyitni Raspbian címét.</w:t>
+      <w:proofErr w:type="spellStart"/>
+      <w:r>
+        <w:t>Cups</w:t>
+      </w:r>
+      <w:proofErr w:type="spellEnd"/>
+      <w:r>
+        <w:t xml:space="preserve"> szolgáltatás letöltése és felállítása. Az első par</w:t>
+      </w:r>
+      <w:r>
+        <w:t>ancs a felhasználót adja meg, a második meg engedélyezi Windows-</w:t>
+      </w:r>
+      <w:proofErr w:type="spellStart"/>
+      <w:r>
+        <w:t>ról</w:t>
+      </w:r>
+      <w:proofErr w:type="spellEnd"/>
+      <w:r>
+        <w:t xml:space="preserve"> megnyitni </w:t>
+      </w:r>
+      <w:proofErr w:type="spellStart"/>
+      <w:r>
+        <w:t>Raspbian</w:t>
+      </w:r>
+      <w:proofErr w:type="spellEnd"/>
+      <w:r>
+        <w:t xml:space="preserve"> címét.</w:t>
       </w:r>
     </w:p>
     <w:p>
       <w:r>
         <w:rPr>
           <w:noProof/>
+          <w:lang w:eastAsia="hu-HU"/>
         </w:rPr>
         <w:drawing>
           <wp:inline distT="0" distB="0" distL="0" distR="0" wp14:anchorId="4F6108DD" wp14:editId="26DA307C">
@@ -4440,13 +5845,30 @@
     </w:p>
     <w:p>
       <w:r>
-        <w:t>Bizonyíték, hogy működik Windows-on, a 631-es porton érhető el.</w:t>
+        <w:t>Bizonyíték, hogy működik Windows-</w:t>
+      </w:r>
+      <w:proofErr w:type="spellStart"/>
+      <w:r>
+        <w:t>on</w:t>
+      </w:r>
+      <w:proofErr w:type="spellEnd"/>
+      <w:r>
+        <w:t xml:space="preserve">, a 631-es </w:t>
+      </w:r>
+      <w:proofErr w:type="spellStart"/>
+      <w:r>
+        <w:t>porton</w:t>
+      </w:r>
+      <w:proofErr w:type="spellEnd"/>
+      <w:r>
+        <w:t xml:space="preserve"> érhető el.</w:t>
       </w:r>
     </w:p>
     <w:p>
       <w:r>
         <w:rPr>
           <w:noProof/>
+          <w:lang w:eastAsia="hu-HU"/>
         </w:rPr>
         <w:drawing>
           <wp:inline distT="0" distB="0" distL="0" distR="0" wp14:anchorId="03A6E123" wp14:editId="6A0925CE">
@@ -4494,7 +5916,31 @@
     <w:p>
       <w:r>
         <w:lastRenderedPageBreak/>
-        <w:t>Samba: Hasonló megosztás a WebDav-hoz. A /home/pi/Megosztasok mappát osztja meg ez is.</w:t>
+        <w:t xml:space="preserve">Samba: Hasonló megosztás a </w:t>
+      </w:r>
+      <w:proofErr w:type="spellStart"/>
+      <w:r>
+        <w:t>WebDav</w:t>
+      </w:r>
+      <w:proofErr w:type="spellEnd"/>
+      <w:r>
+        <w:t>-hoz. A /</w:t>
+      </w:r>
+      <w:proofErr w:type="spellStart"/>
+      <w:r>
+        <w:t>home</w:t>
+      </w:r>
+      <w:proofErr w:type="spellEnd"/>
+      <w:r>
+        <w:t>/pi/</w:t>
+      </w:r>
+      <w:proofErr w:type="spellStart"/>
+      <w:r>
+        <w:t>Megosztasok</w:t>
+      </w:r>
+      <w:proofErr w:type="spellEnd"/>
+      <w:r>
+        <w:t xml:space="preserve"> mappát osztja meg ez is.</w:t>
       </w:r>
     </w:p>
     <w:p>
@@ -4506,6 +5952,7 @@
       <w:r>
         <w:rPr>
           <w:noProof/>
+          <w:lang w:eastAsia="hu-HU"/>
         </w:rPr>
         <w:drawing>
           <wp:inline distT="0" distB="0" distL="0" distR="0" wp14:anchorId="745D4119" wp14:editId="6598B626">
@@ -4560,21 +6007,22 @@
       </w:r>
       <w:proofErr w:type="gramEnd"/>
       <w:r>
-        <w:t xml:space="preserve"> amelyek a megosztott mappát érintik. Fontos </w:t>
-      </w:r>
-      <w:proofErr w:type="gramStart"/>
-      <w:r>
-        <w:t>a ’</w:t>
-      </w:r>
-      <w:proofErr w:type="gramEnd"/>
-      <w:r>
-        <w:t>[Megosztasok]’ tag-et is helyesen írni, mivel így lehet megtalálni a megosztást!</w:t>
+        <w:t xml:space="preserve"> amelyek a megosztott mappát érintik. Fontos a ’[</w:t>
+      </w:r>
+      <w:proofErr w:type="spellStart"/>
+      <w:r>
+        <w:t>Megosztasok</w:t>
+      </w:r>
+      <w:proofErr w:type="spellEnd"/>
+      <w:r>
+        <w:t>]’ tag-et is helyesen írni, mivel így lehet megtalálni a megosztást!</w:t>
       </w:r>
     </w:p>
     <w:p>
       <w:r>
         <w:rPr>
           <w:noProof/>
+          <w:lang w:eastAsia="hu-HU"/>
         </w:rPr>
         <w:drawing>
           <wp:inline distT="0" distB="0" distL="0" distR="0" wp14:anchorId="6E79D94A" wp14:editId="2586A645">
@@ -4631,14 +6079,22 @@
       <w:pPr>
         <w:pStyle w:val="Cmsor1"/>
       </w:pPr>
-      <w:bookmarkStart w:id="9" w:name="_Toc227564399"/>
+      <w:bookmarkStart w:id="9" w:name="_Toc227674006"/>
       <w:r>
         <w:lastRenderedPageBreak/>
         <w:t>Hálózat konfiguráció</w:t>
       </w:r>
+      <w:r>
+        <w:t>:</w:t>
+      </w:r>
       <w:bookmarkEnd w:id="9"/>
-      <w:r>
-        <w:t>:</w:t>
+    </w:p>
+    <w:p>
+      <w:pPr>
+        <w:pStyle w:val="Cmsor2"/>
+      </w:pPr>
+      <w:r>
+        <w:t>Topológia:</w:t>
       </w:r>
     </w:p>
     <w:p>
@@ -4649,7 +6105,15 @@
         <w:t xml:space="preserve">épület, a </w:t>
       </w:r>
       <w:r>
-        <w:t>gyár, valamint a főéület, amely az eladói és adminisztratív irodák találhatóak. Az épületek között forgalomirányító eszközök működnek.</w:t>
+        <w:t xml:space="preserve">gyár, valamint a </w:t>
+      </w:r>
+      <w:proofErr w:type="spellStart"/>
+      <w:r>
+        <w:t>főéület</w:t>
+      </w:r>
+      <w:proofErr w:type="spellEnd"/>
+      <w:r>
+        <w:t>, amely az eladói és adminisztratív irodák találhatóak. Az épületek között forgalomirányító eszközök működnek.</w:t>
       </w:r>
     </w:p>
     <w:p/>
@@ -4657,11 +6121,12 @@
       <w:r>
         <w:rPr>
           <w:noProof/>
+          <w:lang w:eastAsia="hu-HU"/>
         </w:rPr>
         <w:drawing>
-          <wp:inline distT="0" distB="0" distL="0" distR="0" wp14:anchorId="51186235" wp14:editId="5E28D3F2">
-            <wp:extent cx="5753100" cy="2647950"/>
-            <wp:effectExtent l="0" t="0" r="0" b="0"/>
+          <wp:inline distT="0" distB="0" distL="0" distR="0" wp14:anchorId="51186235" wp14:editId="7B51CAD4">
+            <wp:extent cx="7047663" cy="3243792"/>
+            <wp:effectExtent l="0" t="3175" r="0" b="0"/>
             <wp:docPr id="246793619" name="Kép 7"/>
             <wp:cNvGraphicFramePr>
               <a:graphicFrameLocks xmlns:a="http://schemas.openxmlformats.org/drawingml/2006/main" noChangeAspect="1"/>
@@ -4689,9 +6154,9 @@
                     </a:stretch>
                   </pic:blipFill>
                   <pic:spPr bwMode="auto">
-                    <a:xfrm>
+                    <a:xfrm rot="16200000">
                       <a:off x="0" y="0"/>
-                      <a:ext cx="5753100" cy="2647950"/>
+                      <a:ext cx="7063903" cy="3251266"/>
                     </a:xfrm>
                     <a:prstGeom prst="rect">
                       <a:avLst/>
@@ -4708,10 +6173,122 @@
         </w:drawing>
       </w:r>
     </w:p>
-    <w:p/>
-    <w:p>
-      <w:r>
-        <w:t>A távoli szerverépületben található a Windows és Syslog szerverünk. A Windows szerveren fut Active Directory, Dynamic Host Configuration Protocol, Domain Name System és Internet Information Services. A Syslog szerveren naplózva van, hogy mikor voltak konfigurálva a switchek és routerek.</w:t>
+    <w:p>
+      <w:pPr>
+        <w:spacing w:after="160"/>
+      </w:pPr>
+      <w:r>
+        <w:br w:type="page"/>
+      </w:r>
+    </w:p>
+    <w:p>
+      <w:pPr>
+        <w:pStyle w:val="Cmsor2"/>
+      </w:pPr>
+      <w:r>
+        <w:lastRenderedPageBreak/>
+        <w:t>Távoli szerver telep:</w:t>
+      </w:r>
+    </w:p>
+    <w:p>
+      <w:r>
+        <w:t xml:space="preserve">A távoli szerverépületben található a Windows és </w:t>
+      </w:r>
+      <w:proofErr w:type="spellStart"/>
+      <w:r>
+        <w:t>Syslog</w:t>
+      </w:r>
+      <w:proofErr w:type="spellEnd"/>
+      <w:r>
+        <w:t xml:space="preserve"> szerverünk. A Windows szerveren fut </w:t>
+      </w:r>
+      <w:proofErr w:type="spellStart"/>
+      <w:r>
+        <w:t>Active</w:t>
+      </w:r>
+      <w:proofErr w:type="spellEnd"/>
+      <w:r>
+        <w:t xml:space="preserve"> </w:t>
+      </w:r>
+      <w:proofErr w:type="spellStart"/>
+      <w:r>
+        <w:t>Directory</w:t>
+      </w:r>
+      <w:proofErr w:type="spellEnd"/>
+      <w:r>
+        <w:t xml:space="preserve">, </w:t>
+      </w:r>
+      <w:proofErr w:type="spellStart"/>
+      <w:r>
+        <w:t>Dynamic</w:t>
+      </w:r>
+      <w:proofErr w:type="spellEnd"/>
+      <w:r>
+        <w:t xml:space="preserve"> </w:t>
+      </w:r>
+      <w:proofErr w:type="spellStart"/>
+      <w:r>
+        <w:t>Host</w:t>
+      </w:r>
+      <w:proofErr w:type="spellEnd"/>
+      <w:r>
+        <w:t xml:space="preserve"> </w:t>
+      </w:r>
+      <w:proofErr w:type="spellStart"/>
+      <w:r>
+        <w:t>Configuration</w:t>
+      </w:r>
+      <w:proofErr w:type="spellEnd"/>
+      <w:r>
+        <w:t xml:space="preserve"> </w:t>
+      </w:r>
+      <w:proofErr w:type="spellStart"/>
+      <w:r>
+        <w:t>Protocol</w:t>
+      </w:r>
+      <w:proofErr w:type="spellEnd"/>
+      <w:r>
+        <w:t xml:space="preserve">, Domain </w:t>
+      </w:r>
+      <w:proofErr w:type="spellStart"/>
+      <w:r>
+        <w:t>Name</w:t>
+      </w:r>
+      <w:proofErr w:type="spellEnd"/>
+      <w:r>
+        <w:t xml:space="preserve"> System és Internet </w:t>
+      </w:r>
+      <w:proofErr w:type="spellStart"/>
+      <w:r>
+        <w:t>Information</w:t>
+      </w:r>
+      <w:proofErr w:type="spellEnd"/>
+      <w:r>
+        <w:t xml:space="preserve"> Services. A </w:t>
+      </w:r>
+      <w:proofErr w:type="spellStart"/>
+      <w:r>
+        <w:t>Syslog</w:t>
+      </w:r>
+      <w:proofErr w:type="spellEnd"/>
+      <w:r>
+        <w:t xml:space="preserve"> szerveren naplózva van, hogy mikor voltak konfigurálva a </w:t>
+      </w:r>
+      <w:proofErr w:type="spellStart"/>
+      <w:r>
+        <w:t>switchek</w:t>
+      </w:r>
+      <w:proofErr w:type="spellEnd"/>
+      <w:r>
+        <w:t xml:space="preserve"> és </w:t>
+      </w:r>
+      <w:proofErr w:type="spellStart"/>
+      <w:r>
+        <w:t>routerek</w:t>
+      </w:r>
+      <w:proofErr w:type="spellEnd"/>
+      <w:r>
+        <w:t>.</w:t>
       </w:r>
     </w:p>
     <w:p/>
@@ -4719,6 +6296,7 @@
       <w:r>
         <w:rPr>
           <w:noProof/>
+          <w:lang w:eastAsia="hu-HU"/>
         </w:rPr>
         <w:drawing>
           <wp:inline distT="0" distB="0" distL="0" distR="0" wp14:anchorId="0F0CBD4C" wp14:editId="66927553">
@@ -4776,8 +6354,24 @@
       </w:pPr>
     </w:p>
     <w:p>
-      <w:r>
-        <w:t>A gyárban minden dolgozónak saját gépe van, valamint van egy közös hálózati nyomtató és egy jelszóval védett WiFi hálózat a dolgozók számára.</w:t>
+      <w:pPr>
+        <w:pStyle w:val="Cmsor2"/>
+      </w:pPr>
+      <w:r>
+        <w:t>Gyár telephely:</w:t>
+      </w:r>
+    </w:p>
+    <w:p>
+      <w:r>
+        <w:t xml:space="preserve">A gyárban minden dolgozónak saját gépe van, valamint van egy közös hálózati nyomtató és egy jelszóval védett </w:t>
+      </w:r>
+      <w:proofErr w:type="spellStart"/>
+      <w:r>
+        <w:t>WiFi</w:t>
+      </w:r>
+      <w:proofErr w:type="spellEnd"/>
+      <w:r>
+        <w:t xml:space="preserve"> hálózat a dolgozók számára.</w:t>
       </w:r>
     </w:p>
     <w:p/>
@@ -4785,6 +6379,7 @@
       <w:r>
         <w:rPr>
           <w:noProof/>
+          <w:lang w:eastAsia="hu-HU"/>
         </w:rPr>
         <w:drawing>
           <wp:inline distT="0" distB="0" distL="0" distR="0" wp14:anchorId="0036F90E" wp14:editId="1279495D">
@@ -4838,22 +6433,76 @@
     </w:p>
     <w:p/>
     <w:p>
-      <w:r>
-        <w:t xml:space="preserve">A főépület bal oldalon látható részében van az adminisztratív részleg, ahol a főnök és az emberi erőforrások dolgozói vannak. Szintén itt található </w:t>
+      <w:pPr>
+        <w:pStyle w:val="Cmsor2"/>
+      </w:pPr>
+      <w:r>
+        <w:lastRenderedPageBreak/>
+        <w:t>Iroda telephely:</w:t>
+      </w:r>
+    </w:p>
+    <w:p>
+      <w:r>
+        <w:t xml:space="preserve">A főépület </w:t>
+      </w:r>
+      <w:proofErr w:type="gramStart"/>
+      <w:r>
+        <w:t>bal oldalon</w:t>
+      </w:r>
+      <w:proofErr w:type="gramEnd"/>
+      <w:r>
+        <w:t xml:space="preserve"> látható részében van az adminisztratív részleg, ahol a főnök és az emberi erőforrások dolgozói vannak. Szintén itt található </w:t>
       </w:r>
       <w:r>
         <w:t xml:space="preserve">egy hálózati nyomtató és </w:t>
       </w:r>
       <w:r>
-        <w:t>a hálózati szoba, ahol van a rendszergazdai gép, a Network Controller</w:t>
-      </w:r>
-      <w:r>
-        <w:t xml:space="preserve"> (Hálózati Vezérlő), valamint a Linux szerver, melyen fut Samba, WebDAV, Cron, Backup-Manager és Cups szolgáltatás.</w:t>
-      </w:r>
-    </w:p>
-    <w:p>
-      <w:r>
-        <w:t>A jobb oldalon látható rész az eladói iroda, ahova bejöhetnek vásárlók, hogy leadhassák rendelésüket. Itt található több eladói gép, egy hálózati nyomtató, és egy nyitott WiFi hálózat.</w:t>
+        <w:t xml:space="preserve">a hálózati szoba, ahol van a rendszergazdai gép, a Network </w:t>
+      </w:r>
+      <w:proofErr w:type="spellStart"/>
+      <w:r>
+        <w:t>Controller</w:t>
+      </w:r>
+      <w:proofErr w:type="spellEnd"/>
+      <w:r>
+        <w:t xml:space="preserve"> (Hálózati Vezérlő), valamint a Linux szerver, melyen fut Samba, </w:t>
+      </w:r>
+      <w:proofErr w:type="spellStart"/>
+      <w:r>
+        <w:t>WebDAV</w:t>
+      </w:r>
+      <w:proofErr w:type="spellEnd"/>
+      <w:r>
+        <w:t xml:space="preserve">, </w:t>
+      </w:r>
+      <w:proofErr w:type="spellStart"/>
+      <w:r>
+        <w:t>Cron</w:t>
+      </w:r>
+      <w:proofErr w:type="spellEnd"/>
+      <w:r>
+        <w:t xml:space="preserve">, Backup-Manager és </w:t>
+      </w:r>
+      <w:proofErr w:type="spellStart"/>
+      <w:r>
+        <w:t>Cups</w:t>
+      </w:r>
+      <w:proofErr w:type="spellEnd"/>
+      <w:r>
+        <w:t xml:space="preserve"> szolgáltatás.</w:t>
+      </w:r>
+    </w:p>
+    <w:p>
+      <w:r>
+        <w:t xml:space="preserve">A jobb oldalon látható rész az eladói iroda, ahova bejöhetnek vásárlók, hogy leadhassák rendelésüket. Itt található több eladói gép, egy hálózati nyomtató, és egy nyitott </w:t>
+      </w:r>
+      <w:proofErr w:type="spellStart"/>
+      <w:r>
+        <w:t>WiFi</w:t>
+      </w:r>
+      <w:proofErr w:type="spellEnd"/>
+      <w:r>
+        <w:t xml:space="preserve"> hálózat.</w:t>
       </w:r>
     </w:p>
     <w:p/>
@@ -4861,6 +6510,7 @@
       <w:r>
         <w:rPr>
           <w:noProof/>
+          <w:lang w:eastAsia="hu-HU"/>
         </w:rPr>
         <w:drawing>
           <wp:inline distT="0" distB="0" distL="0" distR="0" wp14:anchorId="7EA0ADFB" wp14:editId="2CB15989">
@@ -4913,16 +6563,40 @@
       </w:r>
     </w:p>
     <w:p>
-      <w:r>
-        <w:tab/>
-      </w:r>
-    </w:p>
+      <w:pPr>
+        <w:spacing w:after="160"/>
+      </w:pPr>
+      <w:r>
+        <w:br w:type="page"/>
+      </w:r>
+    </w:p>
+    <w:p/>
     <w:p>
       <w:pPr>
         <w:pStyle w:val="Cmsor2"/>
       </w:pPr>
-      <w:r>
-        <w:t>Enable password:</w:t>
+      <w:bookmarkStart w:id="10" w:name="_Toc227674007"/>
+      <w:proofErr w:type="spellStart"/>
+      <w:r>
+        <w:t>Enable</w:t>
+      </w:r>
+      <w:proofErr w:type="spellEnd"/>
+      <w:r>
+        <w:t xml:space="preserve"> </w:t>
+      </w:r>
+      <w:proofErr w:type="spellStart"/>
+      <w:r>
+        <w:t>password</w:t>
+      </w:r>
+      <w:proofErr w:type="spellEnd"/>
+      <w:r>
+        <w:t>:</w:t>
+      </w:r>
+      <w:bookmarkEnd w:id="10"/>
+    </w:p>
+    <w:p>
+      <w:r>
+        <w:t>Biztosítjuk, hogy csak a megfelelő személyek férhessenek hozzá a hálózati eszközökhöz.</w:t>
       </w:r>
     </w:p>
     <w:p>
@@ -4983,12 +6657,24 @@
       <w:pPr>
         <w:pStyle w:val="Cmsor2"/>
       </w:pPr>
-      <w:bookmarkStart w:id="10" w:name="_Toc227564400"/>
-      <w:r>
-        <w:lastRenderedPageBreak/>
+      <w:bookmarkStart w:id="11" w:name="_Toc227674008"/>
+      <w:r>
         <w:t>VLAN-ok:</w:t>
       </w:r>
-      <w:bookmarkEnd w:id="10"/>
+      <w:bookmarkEnd w:id="11"/>
+    </w:p>
+    <w:p>
+      <w:r>
+        <w:t xml:space="preserve">Virtuális LAN-ok segítségével </w:t>
+      </w:r>
+      <w:proofErr w:type="gramStart"/>
+      <w:r>
+        <w:t>szegmentáljuk</w:t>
+      </w:r>
+      <w:proofErr w:type="gramEnd"/>
+      <w:r>
+        <w:t xml:space="preserve"> a hálózatot ezzel csökken a hálózat terheltsége és segíti a hálózatbiztonság megvalósítását.</w:t>
+      </w:r>
     </w:p>
     <w:p>
       <w:pPr>
@@ -5544,6 +7230,7 @@
                 <w:lang w:eastAsia="hu-HU"/>
               </w:rPr>
             </w:pPr>
+            <w:proofErr w:type="spellStart"/>
             <w:r>
               <w:rPr>
                 <w:rFonts w:ascii="Calibri" w:eastAsia="Times New Roman" w:hAnsi="Calibri" w:cs="Calibri"/>
@@ -5552,6 +7239,7 @@
               </w:rPr>
               <w:t>admin</w:t>
             </w:r>
+            <w:proofErr w:type="spellEnd"/>
           </w:p>
         </w:tc>
         <w:tc>
@@ -5859,6 +7547,7 @@
                 <w:lang w:eastAsia="hu-HU"/>
               </w:rPr>
             </w:pPr>
+            <w:proofErr w:type="spellStart"/>
             <w:r>
               <w:rPr>
                 <w:rFonts w:ascii="Calibri" w:eastAsia="Times New Roman" w:hAnsi="Calibri" w:cs="Calibri"/>
@@ -5867,6 +7556,7 @@
               </w:rPr>
               <w:t>dead</w:t>
             </w:r>
+            <w:proofErr w:type="spellEnd"/>
           </w:p>
         </w:tc>
         <w:tc>
@@ -5910,6 +7600,12 @@
           <w:u w:val="single"/>
         </w:rPr>
       </w:pPr>
+      <w:r>
+        <w:rPr>
+          <w:u w:val="single"/>
+        </w:rPr>
+        <w:t>Gyár</w:t>
+      </w:r>
       <w:r>
         <w:rPr>
           <w:u w:val="single"/>
@@ -6353,6 +8049,7 @@
                 <w:lang w:eastAsia="hu-HU"/>
               </w:rPr>
             </w:pPr>
+            <w:proofErr w:type="spellStart"/>
             <w:r>
               <w:rPr>
                 <w:rFonts w:ascii="Calibri" w:eastAsia="Times New Roman" w:hAnsi="Calibri" w:cs="Calibri"/>
@@ -6361,6 +8058,7 @@
               </w:rPr>
               <w:t>admin</w:t>
             </w:r>
+            <w:proofErr w:type="spellEnd"/>
           </w:p>
         </w:tc>
         <w:tc>
@@ -6563,6 +8261,7 @@
                 <w:lang w:eastAsia="hu-HU"/>
               </w:rPr>
             </w:pPr>
+            <w:proofErr w:type="spellStart"/>
             <w:r>
               <w:rPr>
                 <w:rFonts w:ascii="Calibri" w:eastAsia="Times New Roman" w:hAnsi="Calibri" w:cs="Calibri"/>
@@ -6571,6 +8270,7 @@
               </w:rPr>
               <w:t>dead</w:t>
             </w:r>
+            <w:proofErr w:type="spellEnd"/>
           </w:p>
         </w:tc>
         <w:tc>
@@ -6952,6 +8652,7 @@
                 <w:lang w:eastAsia="hu-HU"/>
               </w:rPr>
             </w:pPr>
+            <w:proofErr w:type="spellStart"/>
             <w:r>
               <w:rPr>
                 <w:rFonts w:ascii="Calibri" w:eastAsia="Times New Roman" w:hAnsi="Calibri" w:cs="Calibri"/>
@@ -6960,6 +8661,7 @@
               </w:rPr>
               <w:t>admin</w:t>
             </w:r>
+            <w:proofErr w:type="spellEnd"/>
           </w:p>
         </w:tc>
         <w:tc>
@@ -7057,6 +8759,7 @@
                 <w:lang w:eastAsia="hu-HU"/>
               </w:rPr>
             </w:pPr>
+            <w:proofErr w:type="spellStart"/>
             <w:r>
               <w:rPr>
                 <w:rFonts w:ascii="Calibri" w:eastAsia="Times New Roman" w:hAnsi="Calibri" w:cs="Calibri"/>
@@ -7065,6 +8768,7 @@
               </w:rPr>
               <w:t>nativ</w:t>
             </w:r>
+            <w:proofErr w:type="spellEnd"/>
           </w:p>
         </w:tc>
         <w:tc>
@@ -7162,6 +8866,7 @@
                 <w:lang w:eastAsia="hu-HU"/>
               </w:rPr>
             </w:pPr>
+            <w:proofErr w:type="spellStart"/>
             <w:r>
               <w:rPr>
                 <w:rFonts w:ascii="Calibri" w:eastAsia="Times New Roman" w:hAnsi="Calibri" w:cs="Calibri"/>
@@ -7170,6 +8875,7 @@
               </w:rPr>
               <w:t>dead</w:t>
             </w:r>
+            <w:proofErr w:type="spellEnd"/>
           </w:p>
         </w:tc>
         <w:tc>
@@ -7207,9 +8913,7 @@
         </w:tc>
       </w:tr>
     </w:tbl>
-    <w:p>
-      <w:bookmarkStart w:id="11" w:name="_Toc227564401"/>
-    </w:p>
+    <w:p/>
     <w:p>
       <w:r>
         <w:br w:type="page"/>
@@ -7219,26 +8923,51 @@
       <w:pPr>
         <w:pStyle w:val="Cmsor2"/>
       </w:pPr>
+      <w:bookmarkStart w:id="12" w:name="_Toc227674009"/>
       <w:r>
         <w:lastRenderedPageBreak/>
         <w:t>P</w:t>
       </w:r>
       <w:r>
-        <w:t>ort security:</w:t>
-      </w:r>
-      <w:bookmarkEnd w:id="11"/>
-    </w:p>
-    <w:p>
-      <w:r>
-        <w:t xml:space="preserve">Hálózat biztonsági lépés megakadályozza illetéktelen eszközök hozzáférését a hálózathoz MAC-címek szűrésével. A kitett portokhoz hozzárendeli autómatikusan a switch az eszköz mac-címét és azt csak manuálisan lehet törölni. Szabálysértés esetén a port </w:t>
-      </w:r>
-      <w:proofErr w:type="gramStart"/>
-      <w:r>
-        <w:t>lekapcsol</w:t>
-      </w:r>
-      <w:proofErr w:type="gramEnd"/>
-      <w:r>
-        <w:t>.</w:t>
+        <w:t xml:space="preserve">ort </w:t>
+      </w:r>
+      <w:proofErr w:type="spellStart"/>
+      <w:r>
+        <w:t>security</w:t>
+      </w:r>
+      <w:proofErr w:type="spellEnd"/>
+      <w:r>
+        <w:t>:</w:t>
+      </w:r>
+      <w:bookmarkEnd w:id="12"/>
+    </w:p>
+    <w:p>
+      <w:r>
+        <w:t xml:space="preserve">Hálózat biztonsági lépés megakadályozza illetéktelen eszközök hozzáférését a hálózathoz MAC-címek szűrésével. A kitett portokhoz hozzárendeli </w:t>
+      </w:r>
+      <w:proofErr w:type="spellStart"/>
+      <w:r>
+        <w:t>autómatikusan</w:t>
+      </w:r>
+      <w:proofErr w:type="spellEnd"/>
+      <w:r>
+        <w:t xml:space="preserve"> a </w:t>
+      </w:r>
+      <w:proofErr w:type="spellStart"/>
+      <w:r>
+        <w:t>switch</w:t>
+      </w:r>
+      <w:proofErr w:type="spellEnd"/>
+      <w:r>
+        <w:t xml:space="preserve"> az eszköz </w:t>
+      </w:r>
+      <w:proofErr w:type="spellStart"/>
+      <w:r>
+        <w:t>mac</w:t>
+      </w:r>
+      <w:proofErr w:type="spellEnd"/>
+      <w:r>
+        <w:t>-címét és azt csak manuálisan lehet törölni. Szabálysértés esetén a port lekapcsol.</w:t>
       </w:r>
     </w:p>
     <w:p>
@@ -7302,12 +9031,17 @@
       <w:pPr>
         <w:pStyle w:val="Cmsor2"/>
       </w:pPr>
-      <w:bookmarkStart w:id="12" w:name="_Toc227564402"/>
+      <w:bookmarkStart w:id="13" w:name="_Toc227674010"/>
+      <w:proofErr w:type="spellStart"/>
       <w:r>
         <w:lastRenderedPageBreak/>
-        <w:t>Ether-channel:</w:t>
-      </w:r>
-      <w:bookmarkEnd w:id="12"/>
+        <w:t>Ether-channel</w:t>
+      </w:r>
+      <w:proofErr w:type="spellEnd"/>
+      <w:r>
+        <w:t>:</w:t>
+      </w:r>
+      <w:bookmarkEnd w:id="13"/>
     </w:p>
     <w:p>
       <w:r>
@@ -7372,23 +9106,128 @@
         </w:drawing>
       </w:r>
       <w:r>
-        <w:t>A Sw_main és Sw_sales kapcsolók közötti kapcsolatot egy 1-es azonosítójú EtherChannel fogja össze, amely a Cisco saját fejlesztésű PAgP (Port Aggregation Protocol) protokollját használja a dinamikus csatornaépítéshez. A konfiguráció során a fizikai portokat legalább az egyik oldalon desirable módba kell állítani, hogy a kapcsolók aktívan egyeztethessék a paramétereket és kiépítsék a logikai összeköttetést. Ez a megoldás nemcsak a sávszélességet növeli meg a fizikai linkek összeadásával, hanem magas szintű redundanciát is biztosít: ha az egyik fizikai kábel meghibásodik, a forgalom kiesés nélkül halad tovább a maradék szálakon.</w:t>
+        <w:t xml:space="preserve">A </w:t>
+      </w:r>
+      <w:proofErr w:type="spellStart"/>
+      <w:r>
+        <w:t>Sw_main</w:t>
+      </w:r>
+      <w:proofErr w:type="spellEnd"/>
+      <w:r>
+        <w:t xml:space="preserve"> és </w:t>
+      </w:r>
+      <w:proofErr w:type="spellStart"/>
+      <w:r>
+        <w:t>Sw_sales</w:t>
+      </w:r>
+      <w:proofErr w:type="spellEnd"/>
+      <w:r>
+        <w:t xml:space="preserve"> kapcsolók közötti kapcsolatot egy 1-es </w:t>
+      </w:r>
+      <w:proofErr w:type="spellStart"/>
+      <w:r>
+        <w:t>azonosítójú</w:t>
+      </w:r>
+      <w:proofErr w:type="spellEnd"/>
+      <w:r>
+        <w:t xml:space="preserve"> </w:t>
+      </w:r>
+      <w:proofErr w:type="spellStart"/>
+      <w:r>
+        <w:t>EtherChannel</w:t>
+      </w:r>
+      <w:proofErr w:type="spellEnd"/>
+      <w:r>
+        <w:t xml:space="preserve"> fogja össze, amely a Cisco saját fejlesztésű </w:t>
+      </w:r>
+      <w:proofErr w:type="spellStart"/>
+      <w:r>
+        <w:t>PAgP</w:t>
+      </w:r>
+      <w:proofErr w:type="spellEnd"/>
+      <w:r>
+        <w:t xml:space="preserve"> (Port </w:t>
+      </w:r>
+      <w:proofErr w:type="spellStart"/>
+      <w:r>
+        <w:t>Aggregation</w:t>
+      </w:r>
+      <w:proofErr w:type="spellEnd"/>
+      <w:r>
+        <w:t xml:space="preserve"> </w:t>
+      </w:r>
+      <w:proofErr w:type="spellStart"/>
+      <w:r>
+        <w:t>Protocol</w:t>
+      </w:r>
+      <w:proofErr w:type="spellEnd"/>
+      <w:r>
+        <w:t xml:space="preserve">) protokollját használja a dinamikus csatornaépítéshez. A konfiguráció során a fizikai </w:t>
+      </w:r>
+      <w:proofErr w:type="spellStart"/>
+      <w:r>
+        <w:t>portokat</w:t>
+      </w:r>
+      <w:proofErr w:type="spellEnd"/>
+      <w:r>
+        <w:t xml:space="preserve"> legalább az egyik oldalon </w:t>
+      </w:r>
+      <w:proofErr w:type="spellStart"/>
+      <w:r>
+        <w:t>desirable</w:t>
+      </w:r>
+      <w:proofErr w:type="spellEnd"/>
+      <w:r>
+        <w:t xml:space="preserve"> módba kell állítani, hogy a kapcsolók aktívan egyeztethessék a paramétereket és kiépítsék a logikai összeköttetést. Ez a megoldás nemcsak a sávszélességet növeli meg a fizikai linkek összeadásával, hanem magas szintű redundanciát is biztosít: ha az egyik fizikai kábel meghibásodik, a forgalom kiesés nélkül halad tovább a maradék szálakon.</w:t>
       </w:r>
     </w:p>
     <w:p>
       <w:pPr>
         <w:pStyle w:val="Cmsor2"/>
       </w:pPr>
-      <w:bookmarkStart w:id="13" w:name="_Toc227564403"/>
+      <w:bookmarkStart w:id="14" w:name="_Toc227674011"/>
+      <w:proofErr w:type="spellStart"/>
       <w:r>
         <w:t>Routing</w:t>
       </w:r>
-      <w:bookmarkEnd w:id="13"/>
-      <w:r>
-        <w:t>_BGP:</w:t>
-      </w:r>
-    </w:p>
-    <w:p/>
+      <w:r>
+        <w:t>_BGP</w:t>
+      </w:r>
+      <w:proofErr w:type="spellEnd"/>
+      <w:r>
+        <w:t>:</w:t>
+      </w:r>
+      <w:bookmarkEnd w:id="14"/>
+    </w:p>
+    <w:p>
+      <w:r>
+        <w:t>A BGP (</w:t>
+      </w:r>
+      <w:proofErr w:type="spellStart"/>
+      <w:r>
+        <w:t>Border</w:t>
+      </w:r>
+      <w:proofErr w:type="spellEnd"/>
+      <w:r>
+        <w:t xml:space="preserve"> </w:t>
+      </w:r>
+      <w:proofErr w:type="spellStart"/>
+      <w:r>
+        <w:t>Gateway</w:t>
+      </w:r>
+      <w:proofErr w:type="spellEnd"/>
+      <w:r>
+        <w:t xml:space="preserve"> </w:t>
+      </w:r>
+      <w:proofErr w:type="spellStart"/>
+      <w:r>
+        <w:t>Protocol</w:t>
+      </w:r>
+      <w:proofErr w:type="spellEnd"/>
+      <w:r>
+        <w:t>) az internet „globális útvonaltervezője”. Ez a protokoll kapcsolja össze az internetet alkotó több tízezer önálló hálózatot (Autonóm Rendszer - AS). Fő feladatai a hálózatok közötti összeköttetés, lehetővé teszi, hogy a különböző szolgáltatók (pl. Telekom, Google, AT&amp;T) meg osszák egymással, milyen IP-címek érhetőek el náluk. Az útvonalválasztás meghatározza a leghatékonyabb utat az adatok számára a hálózatok szövevényében. Nem csak a sebességet, hanem üzleti és biztonsági szabályokat is figyelembe véve, valamint hurokmentesség úgynevezett path-vector protokollként nyilvántartja a megtett állomásokat, így az adatok nem keringenek végtelen körökben.</w:t>
+      </w:r>
+    </w:p>
     <w:p>
       <w:r>
         <w:rPr>
@@ -7450,20 +9289,132 @@
       <w:pPr>
         <w:pStyle w:val="Cmsor2"/>
       </w:pPr>
-      <w:bookmarkStart w:id="14" w:name="_Toc227564404"/>
+      <w:bookmarkStart w:id="15" w:name="_Toc227674012"/>
       <w:r>
         <w:lastRenderedPageBreak/>
         <w:t>OSPF:</w:t>
       </w:r>
-    </w:p>
-    <w:p>
+      <w:bookmarkEnd w:id="15"/>
+    </w:p>
+    <w:p>
+      <w:r>
+        <w:t>Az OSPF (</w:t>
+      </w:r>
+      <w:proofErr w:type="spellStart"/>
+      <w:r>
+        <w:t>OpenShortestPathFirst</w:t>
+      </w:r>
+      <w:proofErr w:type="spellEnd"/>
+      <w:r>
+        <w:t xml:space="preserve">) egy dinamikus forgalom irányító protokoll amely </w:t>
+      </w:r>
+      <w:proofErr w:type="spellStart"/>
+      <w:proofErr w:type="gramStart"/>
+      <w:r>
+        <w:t>area</w:t>
+      </w:r>
+      <w:proofErr w:type="spellEnd"/>
+      <w:r>
+        <w:t>(</w:t>
+      </w:r>
+      <w:proofErr w:type="gramEnd"/>
+      <w:r>
+        <w:t>-k)</w:t>
+      </w:r>
+      <w:proofErr w:type="spellStart"/>
+      <w:r>
+        <w:t>ba</w:t>
+      </w:r>
+      <w:proofErr w:type="spellEnd"/>
+      <w:r>
+        <w:t xml:space="preserve"> taglalja a </w:t>
+      </w:r>
+      <w:proofErr w:type="spellStart"/>
+      <w:r>
+        <w:t>routerek</w:t>
+      </w:r>
+      <w:proofErr w:type="spellEnd"/>
+      <w:r>
+        <w:t xml:space="preserve"> csoportjait. Ezzel a </w:t>
+      </w:r>
+      <w:proofErr w:type="spellStart"/>
+      <w:r>
+        <w:t>protokollal</w:t>
+      </w:r>
+      <w:proofErr w:type="spellEnd"/>
+      <w:r>
+        <w:t xml:space="preserve"> oldjuk meg a forgalomirányítást </w:t>
+      </w:r>
+      <w:proofErr w:type="gramStart"/>
+      <w:r>
+        <w:t>a(</w:t>
+      </w:r>
+      <w:proofErr w:type="gramEnd"/>
+      <w:r>
+        <w:t xml:space="preserve">z) </w:t>
+      </w:r>
+      <w:proofErr w:type="spellStart"/>
+      <w:r>
+        <w:t>R_main</w:t>
+      </w:r>
+      <w:proofErr w:type="spellEnd"/>
+      <w:r>
+        <w:t xml:space="preserve">, </w:t>
+      </w:r>
+      <w:proofErr w:type="spellStart"/>
+      <w:r>
+        <w:t>R_backup</w:t>
+      </w:r>
+      <w:proofErr w:type="spellEnd"/>
+      <w:r>
+        <w:t xml:space="preserve"> és </w:t>
+      </w:r>
+      <w:proofErr w:type="spellStart"/>
+      <w:r>
+        <w:t>R_BuildingNetwork</w:t>
+      </w:r>
+      <w:proofErr w:type="spellEnd"/>
+      <w:r>
+        <w:t xml:space="preserve"> </w:t>
+      </w:r>
+      <w:proofErr w:type="spellStart"/>
+      <w:r>
+        <w:t>routerek</w:t>
+      </w:r>
+      <w:proofErr w:type="spellEnd"/>
+      <w:r>
+        <w:t xml:space="preserve"> között. Ehhez még redisztribúcióval hozzá adjuk a BGP-</w:t>
+      </w:r>
+      <w:proofErr w:type="spellStart"/>
+      <w:r>
+        <w:t>vel</w:t>
+      </w:r>
+      <w:proofErr w:type="spellEnd"/>
+      <w:r>
+        <w:t xml:space="preserve"> szerzett címeket a címzési tábláikhoz ezzel megvalósítva a </w:t>
+      </w:r>
+      <w:proofErr w:type="spellStart"/>
+      <w:r>
+        <w:t>kommunikciót</w:t>
+      </w:r>
+      <w:proofErr w:type="spellEnd"/>
+      <w:r>
+        <w:t xml:space="preserve"> az "Internet" felé.</w:t>
+      </w:r>
+      <w:r>
+        <w:rPr>
+          <w:noProof/>
+          <w:lang w:eastAsia="hu-HU"/>
+        </w:rPr>
+        <w:t xml:space="preserve"> </w:t>
+      </w:r>
       <w:r>
         <w:rPr>
           <w:noProof/>
           <w:lang w:eastAsia="hu-HU"/>
         </w:rPr>
         <w:drawing>
-          <wp:inline distT="0" distB="0" distL="0" distR="0" wp14:anchorId="71D9F760" wp14:editId="7A9D3C00">
+          <wp:inline distT="0" distB="0" distL="0" distR="0" wp14:anchorId="71D9F760" wp14:editId="6D62C08D">
             <wp:extent cx="3028950" cy="1228725"/>
             <wp:effectExtent l="0" t="0" r="0" b="9525"/>
             <wp:docPr id="23" name="Kép 23"/>
@@ -7497,6 +9448,10 @@
                     <a:prstGeom prst="rect">
                       <a:avLst/>
                     </a:prstGeom>
+                    <a:ln>
+                      <a:noFill/>
+                    </a:ln>
+                    <a:effectLst/>
                   </pic:spPr>
                 </pic:pic>
               </a:graphicData>
@@ -7509,33 +9464,134 @@
       <w:pPr>
         <w:pStyle w:val="Cmsor2"/>
       </w:pPr>
+      <w:bookmarkStart w:id="16" w:name="_Toc227674013"/>
       <w:r>
         <w:t>HSRP:</w:t>
       </w:r>
-      <w:bookmarkEnd w:id="14"/>
-    </w:p>
-    <w:p>
-      <w:r>
-        <w:t>Virtuális átjáró:192.168.[vlan szám].3</w:t>
-      </w:r>
-    </w:p>
-    <w:p>
-      <w:r>
-        <w:t xml:space="preserve">R_main </w:t>
-      </w:r>
-      <w:r>
-        <w:t>priority:110</w:t>
-      </w:r>
-    </w:p>
-    <w:p>
-      <w:r>
-        <w:t>R_backup priority:100</w:t>
+      <w:bookmarkEnd w:id="16"/>
+    </w:p>
+    <w:p>
+      <w:r>
+        <w:t xml:space="preserve">A HSRP (Hot </w:t>
+      </w:r>
+      <w:proofErr w:type="spellStart"/>
+      <w:r>
+        <w:t>Standby</w:t>
+      </w:r>
+      <w:proofErr w:type="spellEnd"/>
+      <w:r>
+        <w:t xml:space="preserve"> </w:t>
+      </w:r>
+      <w:proofErr w:type="spellStart"/>
+      <w:r>
+        <w:t>Router</w:t>
+      </w:r>
+      <w:proofErr w:type="spellEnd"/>
+      <w:r>
+        <w:t xml:space="preserve"> </w:t>
+      </w:r>
+      <w:proofErr w:type="spellStart"/>
+      <w:r>
+        <w:t>Protocol</w:t>
+      </w:r>
+      <w:proofErr w:type="spellEnd"/>
+      <w:r>
+        <w:t>) egy Cisco-specifikus redundancia-protokoll, amelynek elsődleges célja az alapértelmezett átjáró folyamatos biztosítása a hálózati kliensek számára, kiküszöbölve az egypontos meghibásodás (</w:t>
+      </w:r>
+      <w:proofErr w:type="spellStart"/>
+      <w:r>
+        <w:t>single</w:t>
+      </w:r>
+      <w:proofErr w:type="spellEnd"/>
+      <w:r>
+        <w:t xml:space="preserve"> </w:t>
+      </w:r>
+      <w:proofErr w:type="spellStart"/>
+      <w:r>
+        <w:t>point</w:t>
+      </w:r>
+      <w:proofErr w:type="spellEnd"/>
+      <w:r>
+        <w:t xml:space="preserve"> of </w:t>
+      </w:r>
+      <w:proofErr w:type="spellStart"/>
+      <w:r>
+        <w:t>failure</w:t>
+      </w:r>
+      <w:proofErr w:type="spellEnd"/>
+      <w:r>
+        <w:t>) kockázatát. A technológia alapja, hogy több fizikai útválasztót egyetlen logikai egységbe fog össze, amely a kliensek felé egy közös, virtuális átjáróként jelenik meg. Ebben a konkrét konfigurációban ez a virtuális IP-cím a 192.168.[</w:t>
+      </w:r>
+      <w:proofErr w:type="spellStart"/>
+      <w:r>
+        <w:t>vlan</w:t>
+      </w:r>
+      <w:proofErr w:type="spellEnd"/>
+      <w:r>
+        <w:t xml:space="preserve"> szám</w:t>
+      </w:r>
+      <w:proofErr w:type="gramStart"/>
+      <w:r>
+        <w:t>].3</w:t>
+      </w:r>
+      <w:proofErr w:type="gramEnd"/>
+      <w:r>
+        <w:t xml:space="preserve"> formátumot követi, így a végponti eszközöknek ezt a címet kell beállítaniuk alapértelmezett </w:t>
+      </w:r>
+      <w:proofErr w:type="spellStart"/>
+      <w:r>
+        <w:t>gateway</w:t>
+      </w:r>
+      <w:proofErr w:type="spellEnd"/>
+      <w:r>
+        <w:t>-ként.</w:t>
+      </w:r>
+      <w:r>
+        <w:t xml:space="preserve"> </w:t>
+      </w:r>
+    </w:p>
+    <w:p>
+      <w:r>
+        <w:t xml:space="preserve">A csoporton belül az eszközök különböző szerepköröket töltenek be a prioritási értékeik alapján. Az </w:t>
+      </w:r>
+      <w:proofErr w:type="spellStart"/>
+      <w:r>
+        <w:t>R_main</w:t>
+      </w:r>
+      <w:proofErr w:type="spellEnd"/>
+      <w:r>
+        <w:t xml:space="preserve"> útválasztó, amely 110-es prioritással rendelkezik, magasabb értéke miatt elnyeri az </w:t>
+      </w:r>
+      <w:proofErr w:type="spellStart"/>
+      <w:r>
+        <w:t>Active</w:t>
+      </w:r>
+      <w:proofErr w:type="spellEnd"/>
+      <w:r>
+        <w:t xml:space="preserve"> (aktív) státuszt. Ez azt jelenti, hogy normál üzemi körülmények között ez az eszköz felelős a virtuális IP-címre érkező forgalom tényleges továbbításáért. Ezzel szemben az </w:t>
+      </w:r>
+      <w:proofErr w:type="spellStart"/>
+      <w:r>
+        <w:t>R_backup</w:t>
+      </w:r>
+      <w:proofErr w:type="spellEnd"/>
+      <w:r>
+        <w:t xml:space="preserve"> útválasztó a 100-as prioritásával (ami az alapértelmezett érték) </w:t>
+      </w:r>
+      <w:proofErr w:type="spellStart"/>
+      <w:r>
+        <w:t>Standby</w:t>
+      </w:r>
+      <w:proofErr w:type="spellEnd"/>
+      <w:r>
+        <w:t xml:space="preserve"> (készenléti) módba kerül.</w:t>
       </w:r>
     </w:p>
     <w:p>
       <w:r>
         <w:rPr>
           <w:noProof/>
+          <w:lang w:eastAsia="hu-HU"/>
         </w:rPr>
         <w:drawing>
           <wp:anchor distT="0" distB="0" distL="114300" distR="114300" simplePos="0" relativeHeight="251659264" behindDoc="0" locked="0" layoutInCell="1" allowOverlap="1" wp14:anchorId="246637BD" wp14:editId="438CE50B">
@@ -7608,7 +9664,7 @@
             <v:path o:extrusionok="f" gradientshapeok="t" o:connecttype="rect"/>
             <o:lock v:ext="edit" aspectratio="t"/>
           </v:shapetype>
-          <v:shape id="_x0000_i1025" type="#_x0000_t75" style="width:201.75pt;height:62.25pt">
+          <v:shape id="_x0000_i1025" type="#_x0000_t75" style="width:202pt;height:62pt">
             <v:imagedata r:id="rId55" o:title="R_main hsrp"/>
           </v:shape>
         </w:pict>
@@ -7626,33 +9682,89 @@
       <w:pPr>
         <w:pStyle w:val="Cmsor2"/>
       </w:pPr>
-      <w:bookmarkStart w:id="15" w:name="_Toc227564405"/>
+      <w:bookmarkStart w:id="17" w:name="_Toc227674014"/>
       <w:r>
         <w:lastRenderedPageBreak/>
-        <w:t>DHCPv6 routeren:</w:t>
-      </w:r>
-      <w:bookmarkEnd w:id="15"/>
-    </w:p>
-    <w:p>
-      <w:r>
-        <w:t>Az R_factory routeren ipv6-os dhcp szervert hozunk létre</w:t>
-      </w:r>
-      <w:r>
-        <w:t>.</w:t>
-      </w:r>
-    </w:p>
-    <w:p>
-      <w:r>
-        <w:t>Default gateway:</w:t>
-      </w:r>
-      <w:r>
-        <w:t xml:space="preserve"> 2001:20::1/64</w:t>
-      </w:r>
-    </w:p>
-    <w:p>
-      <w:pPr>
-        <w:jc w:val="center"/>
-      </w:pPr>
+        <w:t xml:space="preserve">DHCPv6 </w:t>
+      </w:r>
+      <w:proofErr w:type="spellStart"/>
+      <w:r>
+        <w:t>routeren</w:t>
+      </w:r>
+      <w:proofErr w:type="spellEnd"/>
+      <w:r>
+        <w:t>:</w:t>
+      </w:r>
+      <w:bookmarkEnd w:id="17"/>
+    </w:p>
+    <w:p>
+      <w:r>
+        <w:t xml:space="preserve">Az </w:t>
+      </w:r>
+      <w:proofErr w:type="spellStart"/>
+      <w:r>
+        <w:t>R_factory</w:t>
+      </w:r>
+      <w:proofErr w:type="spellEnd"/>
+      <w:r>
+        <w:t xml:space="preserve"> </w:t>
+      </w:r>
+      <w:proofErr w:type="spellStart"/>
+      <w:r>
+        <w:t>routeren</w:t>
+      </w:r>
+      <w:proofErr w:type="spellEnd"/>
+      <w:r>
+        <w:t xml:space="preserve"> egy IPv6 DHCP </w:t>
+      </w:r>
+      <w:proofErr w:type="spellStart"/>
+      <w:r>
+        <w:t>pool</w:t>
+      </w:r>
+      <w:proofErr w:type="spellEnd"/>
+      <w:r>
+        <w:t xml:space="preserve"> létrehozásával biztosítjuk a címkiosztást a 2001:20</w:t>
+      </w:r>
+      <w:proofErr w:type="gramStart"/>
+      <w:r>
+        <w:t>::</w:t>
+      </w:r>
+      <w:proofErr w:type="gramEnd"/>
+      <w:r>
+        <w:t>/64 hálózatban, ahol az alapértelmezett átjáró a 2001:20::1 cím lesz. A konfigurációt a megfelelő interfészhez rendeljük, majd az M-</w:t>
+      </w:r>
+      <w:proofErr w:type="spellStart"/>
+      <w:r>
+        <w:t>flag</w:t>
+      </w:r>
+      <w:proofErr w:type="spellEnd"/>
+      <w:r>
+        <w:t xml:space="preserve"> (</w:t>
+      </w:r>
+      <w:proofErr w:type="spellStart"/>
+      <w:r>
+        <w:t>Managed</w:t>
+      </w:r>
+      <w:proofErr w:type="spellEnd"/>
+      <w:r>
+        <w:t xml:space="preserve"> Config) aktiválásával kényszerítjük a klienseket az állapotfüggő (</w:t>
+      </w:r>
+      <w:proofErr w:type="spellStart"/>
+      <w:r>
+        <w:t>stateful</w:t>
+      </w:r>
+      <w:proofErr w:type="spellEnd"/>
+      <w:r>
+        <w:t xml:space="preserve">) címkérésre. Így a </w:t>
+      </w:r>
+      <w:proofErr w:type="spellStart"/>
+      <w:r>
+        <w:t>router</w:t>
+      </w:r>
+      <w:proofErr w:type="spellEnd"/>
+      <w:r>
+        <w:t xml:space="preserve"> automatikusan és központilag kezeli a hálózati végpontok azonosítását.</w:t>
+      </w:r>
       <w:r>
         <w:rPr>
           <w:noProof/>
@@ -7752,15 +9864,73 @@
       <w:pPr>
         <w:pStyle w:val="Cmsor2"/>
       </w:pPr>
-      <w:bookmarkStart w:id="16" w:name="_Toc227564406"/>
+      <w:bookmarkStart w:id="18" w:name="_Toc227674015"/>
       <w:r>
         <w:t>SSH:</w:t>
       </w:r>
-      <w:bookmarkEnd w:id="16"/>
-    </w:p>
-    <w:p>
-      <w:r>
-        <w:t>Admin vlanon kizárólag</w:t>
+      <w:bookmarkEnd w:id="18"/>
+    </w:p>
+    <w:p>
+      <w:r>
+        <w:t xml:space="preserve">Az </w:t>
+      </w:r>
+      <w:r>
+        <w:rPr>
+          <w:bCs/>
+        </w:rPr>
+        <w:t>SSH (</w:t>
+      </w:r>
+      <w:proofErr w:type="spellStart"/>
+      <w:r>
+        <w:rPr>
+          <w:bCs/>
+        </w:rPr>
+        <w:t>Secure</w:t>
+      </w:r>
+      <w:proofErr w:type="spellEnd"/>
+      <w:r>
+        <w:rPr>
+          <w:bCs/>
+        </w:rPr>
+        <w:t xml:space="preserve"> Shell)</w:t>
+      </w:r>
+      <w:r>
+        <w:t xml:space="preserve"> szolgáltatás beállítása biztonságos, titkosított távoli elérést tesz lehetővé. A konfiguráció során először egy egyedi gépnevet és </w:t>
+      </w:r>
+      <w:proofErr w:type="spellStart"/>
+      <w:r>
+        <w:rPr>
+          <w:bCs/>
+        </w:rPr>
+        <w:t>domain</w:t>
+      </w:r>
+      <w:proofErr w:type="spellEnd"/>
+      <w:r>
+        <w:rPr>
+          <w:bCs/>
+        </w:rPr>
+        <w:t xml:space="preserve"> nevet</w:t>
+      </w:r>
+      <w:r>
+        <w:t xml:space="preserve"> határozunk meg, majd legeneráljuk a titkosításhoz elengedhetetlen </w:t>
+      </w:r>
+      <w:r>
+        <w:rPr>
+          <w:bCs/>
+        </w:rPr>
+        <w:t>RSA kulcspárt</w:t>
+      </w:r>
+      <w:r>
+        <w:t xml:space="preserve">. A hozzáférés védelme érdekében helyi felhasználót hozunk létre jelszóval, végül a </w:t>
+      </w:r>
+      <w:r>
+        <w:rPr>
+          <w:bCs/>
+        </w:rPr>
+        <w:t>VTY vonalakon</w:t>
+      </w:r>
+      <w:r>
+        <w:t xml:space="preserve"> engedélyezzük a bejelentkezést, kizárólag az SSH protokollt preferálva a kevésbé biztonságos Telnet helyett. Ezzel garantáljuk, hogy a hálózati adminisztráció bizalmas és illetéktelenek számára hozzáférhetetlen maradjon.</w:t>
       </w:r>
     </w:p>
     <w:p>
@@ -7871,16 +10041,61 @@
       <w:pPr>
         <w:pStyle w:val="Cmsor2"/>
       </w:pPr>
-      <w:bookmarkStart w:id="17" w:name="_Toc227564407"/>
+      <w:bookmarkStart w:id="19" w:name="_Toc227674016"/>
+      <w:proofErr w:type="spellStart"/>
       <w:r>
         <w:lastRenderedPageBreak/>
-        <w:t>Acl:</w:t>
-      </w:r>
-      <w:bookmarkEnd w:id="17"/>
-    </w:p>
-    <w:p>
-      <w:r>
-        <w:t>ssh biztosítására</w:t>
+        <w:t>Acl</w:t>
+      </w:r>
+      <w:proofErr w:type="spellEnd"/>
+      <w:r>
+        <w:t>:</w:t>
+      </w:r>
+      <w:bookmarkEnd w:id="19"/>
+    </w:p>
+    <w:p>
+      <w:r>
+        <w:t>Ez a hozzáférés-vezérlési lista (ACL) a hálózati eszközök biztonságának megerősítését szolgálja azáltal, hogy szigorúan korlátozza a távoli elérést biztosító SSH (</w:t>
+      </w:r>
+      <w:proofErr w:type="spellStart"/>
+      <w:r>
+        <w:t>Secure</w:t>
+      </w:r>
+      <w:proofErr w:type="spellEnd"/>
+      <w:r>
+        <w:t xml:space="preserve"> Shell) protokollt. A szabályrendszer lényege a "</w:t>
+      </w:r>
+      <w:proofErr w:type="spellStart"/>
+      <w:r>
+        <w:t>least</w:t>
+      </w:r>
+      <w:proofErr w:type="spellEnd"/>
+      <w:r>
+        <w:t xml:space="preserve"> </w:t>
+      </w:r>
+      <w:proofErr w:type="spellStart"/>
+      <w:r>
+        <w:t>privilege</w:t>
+      </w:r>
+      <w:proofErr w:type="spellEnd"/>
+      <w:r>
+        <w:t xml:space="preserve">" (legkisebb jogosultság) elve: a konfiguráció megakadályozza, hogy az általános felhasználói szegmensekből vagy külső hálózatokból bárki próbálkozhasson a bejelentkezéssel, és kizárólag a kijelölt Adminisztrációs VLAN forráskódú csomagjait engedélyezi a célzott </w:t>
+      </w:r>
+      <w:proofErr w:type="spellStart"/>
+      <w:r>
+        <w:t>porton</w:t>
+      </w:r>
+      <w:proofErr w:type="spellEnd"/>
+      <w:r>
+        <w:t xml:space="preserve"> (TCP 22). Ez a megoldás hatékony védelmet nyújt a belső hálózati támadásokkal, a </w:t>
+      </w:r>
+      <w:proofErr w:type="spellStart"/>
+      <w:r>
+        <w:t>brute-force</w:t>
+      </w:r>
+      <w:proofErr w:type="spellEnd"/>
+      <w:r>
+        <w:t xml:space="preserve"> próbálkozásokkal és az illetéktelen hozzáféréssel szemben, mivel az eszköz menedzsment-felülete láthatatlanná és elérhetetlenné válik minden olyan eszköz számára, amely nem a privilegizált adminisztrátori tartományba tartozik.</w:t>
       </w:r>
     </w:p>
     <w:p>
@@ -7943,11 +10158,40 @@
       <w:pPr>
         <w:pStyle w:val="Cmsor2"/>
       </w:pPr>
-      <w:bookmarkStart w:id="18" w:name="_Toc227564408"/>
+      <w:bookmarkStart w:id="20" w:name="_Toc227674017"/>
       <w:r>
         <w:t>NAT:</w:t>
       </w:r>
-      <w:bookmarkEnd w:id="18"/>
+      <w:bookmarkEnd w:id="20"/>
+    </w:p>
+    <w:p>
+      <w:r>
+        <w:t xml:space="preserve">Az </w:t>
+      </w:r>
+      <w:proofErr w:type="spellStart"/>
+      <w:r>
+        <w:t>R_Factory</w:t>
+      </w:r>
+      <w:proofErr w:type="spellEnd"/>
+      <w:r>
+        <w:t xml:space="preserve"> </w:t>
+      </w:r>
+      <w:proofErr w:type="spellStart"/>
+      <w:r>
+        <w:t>routeren</w:t>
+      </w:r>
+      <w:proofErr w:type="spellEnd"/>
+      <w:r>
+        <w:t xml:space="preserve"> </w:t>
+      </w:r>
+      <w:proofErr w:type="gramStart"/>
+      <w:r>
+        <w:t>eszközölt</w:t>
+      </w:r>
+      <w:proofErr w:type="gramEnd"/>
+      <w:r>
+        <w:t xml:space="preserve"> IPv6-IPv4 NAT (NAT64) konfiguráció egy modern hálózati hidat képez, amely lehetővé teszi a tisztán IPv6-alapú belső hálózat számára a külvilág IPv4-es erőforrásainak elérését.</w:t>
+      </w:r>
     </w:p>
     <w:p>
       <w:r>
@@ -7958,6 +10202,7 @@
       <w:r>
         <w:rPr>
           <w:noProof/>
+          <w:lang w:eastAsia="hu-HU"/>
         </w:rPr>
         <w:drawing>
           <wp:inline distT="0" distB="0" distL="0" distR="0" wp14:anchorId="14596D62" wp14:editId="45C612C5">
@@ -8004,14 +10249,16 @@
         <w:br w:type="page"/>
       </w:r>
     </w:p>
-    <w:p/>
     <w:p>
       <w:pPr>
         <w:pStyle w:val="Cmsor2"/>
       </w:pPr>
-      <w:r>
+      <w:bookmarkStart w:id="21" w:name="_Toc227674018"/>
+      <w:r>
+        <w:lastRenderedPageBreak/>
         <w:t>Weboldal:</w:t>
       </w:r>
+      <w:bookmarkEnd w:id="21"/>
     </w:p>
     <w:p>
       <w:r>
@@ -8080,87 +10327,131 @@
         <w:br w:type="page"/>
       </w:r>
     </w:p>
-    <w:p/>
     <w:p>
       <w:pPr>
         <w:pStyle w:val="Cmsor2"/>
       </w:pPr>
-      <w:bookmarkStart w:id="19" w:name="_Toc227564409"/>
-      <w:r>
-        <w:t>R_factory_config:</w:t>
-      </w:r>
-      <w:bookmarkEnd w:id="19"/>
+      <w:bookmarkStart w:id="22" w:name="_Toc227674019"/>
+      <w:bookmarkStart w:id="23" w:name="_GoBack"/>
+      <w:bookmarkEnd w:id="23"/>
+      <w:proofErr w:type="spellStart"/>
+      <w:r>
+        <w:lastRenderedPageBreak/>
+        <w:t>R_factory_config</w:t>
+      </w:r>
+      <w:proofErr w:type="spellEnd"/>
+      <w:r>
+        <w:t>:</w:t>
+      </w:r>
+      <w:bookmarkEnd w:id="22"/>
     </w:p>
     <w:p>
       <w:pPr>
         <w:pStyle w:val="Cmsor2"/>
       </w:pPr>
-      <w:bookmarkStart w:id="20" w:name="_Toc227564410"/>
-      <w:r>
-        <w:t>R_main_config:</w:t>
-      </w:r>
-      <w:bookmarkEnd w:id="20"/>
+      <w:bookmarkStart w:id="24" w:name="_Toc227674020"/>
+      <w:proofErr w:type="spellStart"/>
+      <w:r>
+        <w:t>R_main_config</w:t>
+      </w:r>
+      <w:proofErr w:type="spellEnd"/>
+      <w:r>
+        <w:t>:</w:t>
+      </w:r>
+      <w:bookmarkEnd w:id="24"/>
     </w:p>
     <w:p>
       <w:pPr>
         <w:pStyle w:val="Cmsor2"/>
       </w:pPr>
-      <w:bookmarkStart w:id="21" w:name="_Toc227564411"/>
-      <w:r>
-        <w:t>R_backup_config:</w:t>
-      </w:r>
-      <w:bookmarkEnd w:id="21"/>
+      <w:bookmarkStart w:id="25" w:name="_Toc227674021"/>
+      <w:proofErr w:type="spellStart"/>
+      <w:r>
+        <w:t>R_backup_config</w:t>
+      </w:r>
+      <w:proofErr w:type="spellEnd"/>
+      <w:r>
+        <w:t>:</w:t>
+      </w:r>
+      <w:bookmarkEnd w:id="25"/>
     </w:p>
     <w:p>
       <w:pPr>
         <w:pStyle w:val="Cmsor2"/>
       </w:pPr>
-      <w:bookmarkStart w:id="22" w:name="_Toc227564412"/>
-      <w:r>
-        <w:t>R_server_config:</w:t>
-      </w:r>
-      <w:bookmarkEnd w:id="22"/>
+      <w:bookmarkStart w:id="26" w:name="_Toc227674022"/>
+      <w:proofErr w:type="spellStart"/>
+      <w:r>
+        <w:t>R_server_config</w:t>
+      </w:r>
+      <w:proofErr w:type="spellEnd"/>
+      <w:r>
+        <w:t>:</w:t>
+      </w:r>
+      <w:bookmarkEnd w:id="26"/>
     </w:p>
     <w:p>
       <w:pPr>
         <w:pStyle w:val="Cmsor2"/>
       </w:pPr>
-      <w:r>
-        <w:t>R_BuildingNetwork_config:</w:t>
-      </w:r>
+      <w:bookmarkStart w:id="27" w:name="_Toc227674023"/>
+      <w:proofErr w:type="spellStart"/>
+      <w:r>
+        <w:t>R_BuildingNetwork_config</w:t>
+      </w:r>
+      <w:proofErr w:type="spellEnd"/>
+      <w:r>
+        <w:t>:</w:t>
+      </w:r>
+      <w:bookmarkEnd w:id="27"/>
     </w:p>
     <w:p>
       <w:pPr>
         <w:pStyle w:val="Cmsor2"/>
       </w:pPr>
-      <w:bookmarkStart w:id="23" w:name="_Toc227564413"/>
-      <w:r>
-        <w:t>Sw_main_config:</w:t>
-      </w:r>
-      <w:bookmarkEnd w:id="23"/>
+      <w:bookmarkStart w:id="28" w:name="_Toc227674024"/>
+      <w:proofErr w:type="spellStart"/>
+      <w:r>
+        <w:t>Sw_main_config</w:t>
+      </w:r>
+      <w:proofErr w:type="spellEnd"/>
+      <w:r>
+        <w:t>:</w:t>
+      </w:r>
+      <w:bookmarkEnd w:id="28"/>
     </w:p>
     <w:p>
       <w:pPr>
         <w:pStyle w:val="Cmsor2"/>
       </w:pPr>
-      <w:bookmarkStart w:id="24" w:name="_Toc227564414"/>
+      <w:bookmarkStart w:id="29" w:name="_Toc227674025"/>
+      <w:proofErr w:type="spellStart"/>
       <w:r>
         <w:t>Sw</w:t>
       </w:r>
       <w:r>
-        <w:t>_sales_config:</w:t>
-      </w:r>
-      <w:bookmarkEnd w:id="24"/>
+        <w:t>_sales_config</w:t>
+      </w:r>
+      <w:proofErr w:type="spellEnd"/>
+      <w:r>
+        <w:t>:</w:t>
+      </w:r>
+      <w:bookmarkEnd w:id="29"/>
     </w:p>
     <w:p>
       <w:pPr>
         <w:pStyle w:val="Cmsor2"/>
       </w:pPr>
-      <w:bookmarkStart w:id="25" w:name="_Toc227564415"/>
-      <w:r>
-        <w:t>Sw_factory_config:</w:t>
-      </w:r>
-      <w:bookmarkEnd w:id="25"/>
+      <w:bookmarkStart w:id="30" w:name="_Toc227674026"/>
+      <w:proofErr w:type="spellStart"/>
+      <w:r>
+        <w:t>Sw_factory_config</w:t>
+      </w:r>
+      <w:proofErr w:type="spellEnd"/>
+      <w:r>
+        <w:t>:</w:t>
+      </w:r>
+      <w:bookmarkEnd w:id="30"/>
     </w:p>
     <w:p>
       <w:pPr>
@@ -8172,32 +10463,27 @@
     </w:p>
     <w:p>
       <w:pPr>
-        <w:spacing w:after="160"/>
-        <w:rPr>
-          <w:rFonts w:eastAsiaTheme="majorEastAsia" w:cstheme="majorBidi"/>
-          <w:color w:val="2F5496" w:themeColor="accent1" w:themeShade="BF"/>
-          <w:sz w:val="32"/>
-          <w:szCs w:val="32"/>
-        </w:rPr>
+        <w:pStyle w:val="Cmsor1"/>
       </w:pPr>
-      <w:r>
-        <w:rPr>
-          <w:rFonts w:eastAsiaTheme="majorEastAsia" w:cstheme="majorBidi"/>
-          <w:color w:val="2F5496" w:themeColor="accent1" w:themeShade="BF"/>
-          <w:sz w:val="32"/>
-          <w:szCs w:val="32"/>
-        </w:rPr>
+      <w:bookmarkStart w:id="31" w:name="_Toc227674027"/>
+      <w:r>
         <w:lastRenderedPageBreak/>
         <w:t>Készülékek:</w:t>
       </w:r>
-    </w:p>
-    <w:p>
+      <w:bookmarkEnd w:id="31"/>
+    </w:p>
+    <w:p>
+      <w:pPr>
+        <w:pStyle w:val="Cmsor2"/>
+      </w:pPr>
+      <w:bookmarkStart w:id="32" w:name="_Toc227674028"/>
       <w:r>
         <w:rPr>
           <w:rStyle w:val="Cmsor2Char"/>
         </w:rPr>
         <w:t>Kapcsoló:</w:t>
       </w:r>
+      <w:bookmarkEnd w:id="32"/>
       <w:r>
         <w:t xml:space="preserve"> </w:t>
       </w:r>
@@ -8225,9 +10511,11 @@
       </w:r>
     </w:p>
     <w:p>
+      <w:proofErr w:type="spellStart"/>
       <w:r>
         <w:t>Darabonkénti</w:t>
       </w:r>
+      <w:proofErr w:type="spellEnd"/>
       <w:r>
         <w:t xml:space="preserve"> ár: 384 000 Ft</w:t>
       </w:r>
@@ -8236,6 +10524,7 @@
       <w:r>
         <w:rPr>
           <w:noProof/>
+          <w:lang w:eastAsia="hu-HU"/>
         </w:rPr>
         <w:drawing>
           <wp:inline distT="0" distB="0" distL="0" distR="0" wp14:anchorId="06E86504" wp14:editId="550D231D">
@@ -8304,9 +10593,14 @@
       <w:pPr>
         <w:pStyle w:val="Cmsor2"/>
       </w:pPr>
+      <w:bookmarkStart w:id="33" w:name="_Toc227674029"/>
       <w:r>
         <w:lastRenderedPageBreak/>
-        <w:t xml:space="preserve">Forgalomirányító: </w:t>
+        <w:t>Forgalomirányító:</w:t>
+      </w:r>
+      <w:bookmarkEnd w:id="33"/>
+      <w:r>
+        <w:t xml:space="preserve"> </w:t>
       </w:r>
       <w:r>
         <w:tab/>
@@ -8316,8 +10610,13 @@
       <w:r>
         <w:t xml:space="preserve">Név: </w:t>
       </w:r>
-      <w:r>
-        <w:t>Router Cisco 1921/K9</w:t>
+      <w:proofErr w:type="spellStart"/>
+      <w:r>
+        <w:t>Router</w:t>
+      </w:r>
+      <w:proofErr w:type="spellEnd"/>
+      <w:r>
+        <w:t xml:space="preserve"> Cisco 1921/K9</w:t>
       </w:r>
       <w:r>
         <w:br/>
@@ -8326,7 +10625,15 @@
     </w:p>
     <w:p>
       <w:r>
-        <w:t>Ez a készülék is a Cisco-tól jön, megbízható és szinte Standard egy csomó hálózatban.</w:t>
+        <w:t>Ez a készülék is a Cisco-</w:t>
+      </w:r>
+      <w:proofErr w:type="spellStart"/>
+      <w:r>
+        <w:t>tól</w:t>
+      </w:r>
+      <w:proofErr w:type="spellEnd"/>
+      <w:r>
+        <w:t xml:space="preserve"> jön, megbízható és szinte Standard egy csomó hálózatban.</w:t>
       </w:r>
     </w:p>
     <w:p>
@@ -8335,14 +10642,20 @@
       </w:r>
     </w:p>
     <w:p>
-      <w:r>
-        <w:t>Darabonkénti ár: 162 000 Ft</w:t>
+      <w:proofErr w:type="spellStart"/>
+      <w:r>
+        <w:t>Darabonkénti</w:t>
+      </w:r>
+      <w:proofErr w:type="spellEnd"/>
+      <w:r>
+        <w:t xml:space="preserve"> ár: 162 000 Ft</w:t>
       </w:r>
     </w:p>
     <w:p>
       <w:r>
         <w:rPr>
           <w:noProof/>
+          <w:lang w:eastAsia="hu-HU"/>
         </w:rPr>
         <w:drawing>
           <wp:inline distT="0" distB="0" distL="0" distR="0" wp14:anchorId="77C23921" wp14:editId="468C7FB1">
@@ -8406,22 +10719,37 @@
       <w:pPr>
         <w:pStyle w:val="Cmsor2"/>
       </w:pPr>
+      <w:bookmarkStart w:id="34" w:name="_Toc227674030"/>
       <w:r>
         <w:lastRenderedPageBreak/>
         <w:t>Nyomtató:</w:t>
       </w:r>
+      <w:bookmarkEnd w:id="34"/>
     </w:p>
     <w:p>
       <w:r>
         <w:t xml:space="preserve">Név: </w:t>
       </w:r>
       <w:r>
-        <w:t>HP LaserJet Pro 4102dw</w:t>
-      </w:r>
-    </w:p>
-    <w:p>
-      <w:r>
-        <w:t>Mono lézeres, multifunkciós nyomtató, amellyel több ezren meg vannak elégedve, úgy éreztük ez egy biztos választás lesz.</w:t>
+        <w:t xml:space="preserve">HP </w:t>
+      </w:r>
+      <w:proofErr w:type="spellStart"/>
+      <w:r>
+        <w:t>LaserJet</w:t>
+      </w:r>
+      <w:proofErr w:type="spellEnd"/>
+      <w:r>
+        <w:t xml:space="preserve"> Pro 4102dw</w:t>
+      </w:r>
+    </w:p>
+    <w:p>
+      <w:proofErr w:type="spellStart"/>
+      <w:r>
+        <w:t>Mono</w:t>
+      </w:r>
+      <w:proofErr w:type="spellEnd"/>
+      <w:r>
+        <w:t xml:space="preserve"> lézeres, multifunkciós nyomtató, amellyel több ezren meg vannak elégedve, úgy éreztük ez egy biztos választás lesz.</w:t>
       </w:r>
     </w:p>
     <w:p>
@@ -8430,14 +10758,20 @@
       </w:r>
     </w:p>
     <w:p>
-      <w:r>
-        <w:t>Darabonkénti ár: 160 340 Ft</w:t>
+      <w:proofErr w:type="spellStart"/>
+      <w:r>
+        <w:t>Darabonkénti</w:t>
+      </w:r>
+      <w:proofErr w:type="spellEnd"/>
+      <w:r>
+        <w:t xml:space="preserve"> ár: 160 340 Ft</w:t>
       </w:r>
     </w:p>
     <w:p>
       <w:r>
         <w:rPr>
           <w:noProof/>
+          <w:lang w:eastAsia="hu-HU"/>
         </w:rPr>
         <w:drawing>
           <wp:inline distT="0" distB="0" distL="0" distR="0" wp14:anchorId="1819D64E" wp14:editId="544BBE90">
@@ -8501,6 +10835,7 @@
       <w:pPr>
         <w:pStyle w:val="Cmsor2"/>
       </w:pPr>
+      <w:bookmarkStart w:id="35" w:name="_Toc227674031"/>
       <w:r>
         <w:lastRenderedPageBreak/>
         <w:t xml:space="preserve">Linux </w:t>
@@ -8508,6 +10843,7 @@
       <w:r>
         <w:t>Szerver:</w:t>
       </w:r>
+      <w:bookmarkEnd w:id="35"/>
     </w:p>
     <w:p>
       <w:r>
@@ -8518,8 +10854,21 @@
       </w:r>
     </w:p>
     <w:p>
-      <w:r>
-        <w:t xml:space="preserve">Heavy Duty </w:t>
+      <w:proofErr w:type="spellStart"/>
+      <w:r>
+        <w:t>Heavy</w:t>
+      </w:r>
+      <w:proofErr w:type="spellEnd"/>
+      <w:r>
+        <w:t xml:space="preserve"> </w:t>
+      </w:r>
+      <w:proofErr w:type="spellStart"/>
+      <w:r>
+        <w:t>Duty</w:t>
+      </w:r>
+      <w:proofErr w:type="spellEnd"/>
+      <w:r>
+        <w:t xml:space="preserve"> </w:t>
       </w:r>
       <w:proofErr w:type="gramStart"/>
       <w:r>
@@ -8527,7 +10876,15 @@
       </w:r>
       <w:proofErr w:type="gramEnd"/>
       <w:r>
-        <w:t xml:space="preserve"> amely alkalmas fontos fájlok tárolására és megőrzésére. Ezt fogjuk használni a Linux szerverünkhöz.</w:t>
+        <w:t xml:space="preserve"> amely alkalmas fontos fájlok tárolására és megőrzésére. Ezt fogjuk használni a Linux </w:t>
+      </w:r>
+      <w:proofErr w:type="spellStart"/>
+      <w:r>
+        <w:t>szerverünkhöz</w:t>
+      </w:r>
+      <w:proofErr w:type="spellEnd"/>
+      <w:r>
+        <w:t>.</w:t>
       </w:r>
     </w:p>
     <w:p>
@@ -8536,13 +10893,21 @@
       </w:r>
       <w:r>
         <w:br/>
-        <w:t>Darabonkénti ár: 3 656 000 Ft</w:t>
+      </w:r>
+      <w:proofErr w:type="spellStart"/>
+      <w:r>
+        <w:t>Darabonkénti</w:t>
+      </w:r>
+      <w:proofErr w:type="spellEnd"/>
+      <w:r>
+        <w:t xml:space="preserve"> ár: 3 656 000 Ft</w:t>
       </w:r>
     </w:p>
     <w:p>
       <w:r>
         <w:rPr>
           <w:noProof/>
+          <w:lang w:eastAsia="hu-HU"/>
         </w:rPr>
         <w:drawing>
           <wp:inline distT="0" distB="0" distL="0" distR="0" wp14:anchorId="34A50A7D" wp14:editId="38E720B3">
@@ -8606,25 +10971,80 @@
       <w:pPr>
         <w:pStyle w:val="Cmsor2"/>
       </w:pPr>
+      <w:bookmarkStart w:id="36" w:name="_Toc227674032"/>
       <w:r>
         <w:lastRenderedPageBreak/>
         <w:t>Merevlemez:</w:t>
       </w:r>
+      <w:bookmarkEnd w:id="36"/>
     </w:p>
     <w:p>
       <w:r>
         <w:t xml:space="preserve">Név: </w:t>
       </w:r>
-      <w:r>
-        <w:t>Seagate Exos Nearline Enterprise Hard Drive 8TB</w:t>
-      </w:r>
-    </w:p>
-    <w:p>
-      <w:r>
-        <w:t xml:space="preserve">Merevlemezek a Linux szerverbe. A Seagate az egyik legmegbizhatóbb márka a merevlemez piacon. </w:t>
-      </w:r>
-      <w:r>
-        <w:t>Strapabíró Enterprise merevlemezeiket kíváló választásnak éreztük.</w:t>
+      <w:proofErr w:type="spellStart"/>
+      <w:r>
+        <w:t>Seagate</w:t>
+      </w:r>
+      <w:proofErr w:type="spellEnd"/>
+      <w:r>
+        <w:t xml:space="preserve"> </w:t>
+      </w:r>
+      <w:proofErr w:type="spellStart"/>
+      <w:r>
+        <w:t>Exos</w:t>
+      </w:r>
+      <w:proofErr w:type="spellEnd"/>
+      <w:r>
+        <w:t xml:space="preserve"> </w:t>
+      </w:r>
+      <w:proofErr w:type="spellStart"/>
+      <w:r>
+        <w:t>Nearline</w:t>
+      </w:r>
+      <w:proofErr w:type="spellEnd"/>
+      <w:r>
+        <w:t xml:space="preserve"> Enterprise </w:t>
+      </w:r>
+      <w:proofErr w:type="spellStart"/>
+      <w:r>
+        <w:t>Hard</w:t>
+      </w:r>
+      <w:proofErr w:type="spellEnd"/>
+      <w:r>
+        <w:t xml:space="preserve"> Drive 8TB</w:t>
+      </w:r>
+    </w:p>
+    <w:p>
+      <w:r>
+        <w:t xml:space="preserve">Merevlemezek a Linux szerverbe. A </w:t>
+      </w:r>
+      <w:proofErr w:type="spellStart"/>
+      <w:r>
+        <w:t>Seagate</w:t>
+      </w:r>
+      <w:proofErr w:type="spellEnd"/>
+      <w:r>
+        <w:t xml:space="preserve"> az egyik </w:t>
+      </w:r>
+      <w:proofErr w:type="spellStart"/>
+      <w:r>
+        <w:t>legmegbizhatóbb</w:t>
+      </w:r>
+      <w:proofErr w:type="spellEnd"/>
+      <w:r>
+        <w:t xml:space="preserve"> márka a merevlemez piacon. </w:t>
+      </w:r>
+      <w:r>
+        <w:t xml:space="preserve">Strapabíró Enterprise merevlemezeiket </w:t>
+      </w:r>
+      <w:proofErr w:type="spellStart"/>
+      <w:r>
+        <w:t>kíváló</w:t>
+      </w:r>
+      <w:proofErr w:type="spellEnd"/>
+      <w:r>
+        <w:t xml:space="preserve"> választásnak éreztük.</w:t>
       </w:r>
     </w:p>
     <w:p>
@@ -8638,13 +11058,21 @@
       </w:r>
       <w:r>
         <w:br/>
-        <w:t>Darabonkénti ár: 140 335 Ft</w:t>
+      </w:r>
+      <w:proofErr w:type="spellStart"/>
+      <w:r>
+        <w:t>Darabonkénti</w:t>
+      </w:r>
+      <w:proofErr w:type="spellEnd"/>
+      <w:r>
+        <w:t xml:space="preserve"> ár: 140 335 Ft</w:t>
       </w:r>
     </w:p>
     <w:p>
       <w:r>
         <w:rPr>
           <w:noProof/>
+          <w:lang w:eastAsia="hu-HU"/>
         </w:rPr>
         <w:drawing>
           <wp:inline distT="0" distB="0" distL="0" distR="0" wp14:anchorId="7185872F" wp14:editId="0267EF3B">
@@ -8701,30 +11129,40 @@
       <w:pPr>
         <w:pStyle w:val="Cmsor2"/>
       </w:pPr>
+      <w:bookmarkStart w:id="37" w:name="_Toc227674033"/>
       <w:r>
         <w:lastRenderedPageBreak/>
         <w:t>Windows Szerver:</w:t>
       </w:r>
+      <w:bookmarkEnd w:id="37"/>
     </w:p>
     <w:p>
       <w:r>
         <w:t xml:space="preserve">Név: </w:t>
       </w:r>
       <w:r>
-        <w:t>DELL EMC PowerEdge R640 (10xSFF)</w:t>
-      </w:r>
-    </w:p>
-    <w:p>
-      <w:r>
-        <w:t xml:space="preserve">Egy olcsóbb, felújított </w:t>
-      </w:r>
-      <w:proofErr w:type="gramStart"/>
-      <w:r>
-        <w:t>szerver</w:t>
-      </w:r>
-      <w:proofErr w:type="gramEnd"/>
-      <w:r>
-        <w:t xml:space="preserve"> amelyet Windows-ra fogunk használni, korához képest még mindig egy megbízható példány.</w:t>
+        <w:t xml:space="preserve">DELL EMC </w:t>
+      </w:r>
+      <w:proofErr w:type="spellStart"/>
+      <w:r>
+        <w:t>PowerEdge</w:t>
+      </w:r>
+      <w:proofErr w:type="spellEnd"/>
+      <w:r>
+        <w:t xml:space="preserve"> R640 (10xSFF)</w:t>
+      </w:r>
+    </w:p>
+    <w:p>
+      <w:r>
+        <w:t>Egy olcsóbb, felújított szerver amelyet Windows-</w:t>
+      </w:r>
+      <w:proofErr w:type="spellStart"/>
+      <w:r>
+        <w:t>ra</w:t>
+      </w:r>
+      <w:proofErr w:type="spellEnd"/>
+      <w:r>
+        <w:t xml:space="preserve"> fogunk használni, korához képest még mindig egy megbízható példány.</w:t>
       </w:r>
     </w:p>
     <w:p>
@@ -8733,14 +11171,20 @@
       </w:r>
     </w:p>
     <w:p>
-      <w:r>
-        <w:t>Darabonkénti ár: 127 790 Ft</w:t>
+      <w:proofErr w:type="spellStart"/>
+      <w:r>
+        <w:t>Darabonkénti</w:t>
+      </w:r>
+      <w:proofErr w:type="spellEnd"/>
+      <w:r>
+        <w:t xml:space="preserve"> ár: 127 790 Ft</w:t>
       </w:r>
     </w:p>
     <w:p>
       <w:r>
         <w:rPr>
           <w:noProof/>
+          <w:lang w:eastAsia="hu-HU"/>
         </w:rPr>
         <w:drawing>
           <wp:inline distT="0" distB="0" distL="0" distR="0" wp14:anchorId="2ABEAF4D" wp14:editId="53072AD9">
@@ -8804,17 +11248,43 @@
       <w:pPr>
         <w:pStyle w:val="Cmsor2"/>
       </w:pPr>
+      <w:bookmarkStart w:id="38" w:name="_Toc227674034"/>
       <w:r>
         <w:lastRenderedPageBreak/>
         <w:t>Számítógép és Monitor:</w:t>
       </w:r>
+      <w:bookmarkEnd w:id="38"/>
     </w:p>
     <w:p>
       <w:r>
         <w:t xml:space="preserve">Név: </w:t>
       </w:r>
       <w:r>
-        <w:t>Dell OptiPlex 3070 SFF + Monitor Lenovo ThinkVision T24i-10 23,8"</w:t>
+        <w:t xml:space="preserve">Dell </w:t>
+      </w:r>
+      <w:proofErr w:type="spellStart"/>
+      <w:r>
+        <w:t>OptiPlex</w:t>
+      </w:r>
+      <w:proofErr w:type="spellEnd"/>
+      <w:r>
+        <w:t xml:space="preserve"> 3070 SFF + Monitor </w:t>
+      </w:r>
+      <w:proofErr w:type="spellStart"/>
+      <w:r>
+        <w:t>Lenovo</w:t>
+      </w:r>
+      <w:proofErr w:type="spellEnd"/>
+      <w:r>
+        <w:t xml:space="preserve"> </w:t>
+      </w:r>
+      <w:proofErr w:type="spellStart"/>
+      <w:r>
+        <w:t>ThinkVision</w:t>
+      </w:r>
+      <w:proofErr w:type="spellEnd"/>
+      <w:r>
+        <w:t xml:space="preserve"> T24i-10 23,8"</w:t>
       </w:r>
     </w:p>
     <w:p>
@@ -8836,18 +11306,21 @@
       </w:r>
     </w:p>
     <w:p>
-      <w:r>
-        <w:t>Darabonkénti ár: 127 790 Ft</w:t>
+      <w:proofErr w:type="spellStart"/>
+      <w:r>
+        <w:t>Darabonkénti</w:t>
+      </w:r>
+      <w:proofErr w:type="spellEnd"/>
+      <w:r>
+        <w:t xml:space="preserve"> ár: 127 790 Ft</w:t>
       </w:r>
     </w:p>
     <w:p/>
     <w:p>
-      <w:pPr>
-        <w:pStyle w:val="Cmsor1"/>
-      </w:pPr>
       <w:r>
         <w:rPr>
           <w:noProof/>
+          <w:lang w:eastAsia="hu-HU"/>
         </w:rPr>
         <w:drawing>
           <wp:inline distT="0" distB="0" distL="0" distR="0" wp14:anchorId="4B7AC30E" wp14:editId="1578B752">
@@ -8911,10 +11384,17 @@
       <w:pPr>
         <w:pStyle w:val="Cmsor2"/>
       </w:pPr>
+      <w:bookmarkStart w:id="39" w:name="_Toc227674035"/>
+      <w:proofErr w:type="spellStart"/>
       <w:r>
         <w:lastRenderedPageBreak/>
-        <w:t>WiFi Forgalomirányító:</w:t>
-      </w:r>
+        <w:t>WiFi</w:t>
+      </w:r>
+      <w:proofErr w:type="spellEnd"/>
+      <w:r>
+        <w:t xml:space="preserve"> Forgalomirányító:</w:t>
+      </w:r>
+      <w:bookmarkEnd w:id="39"/>
     </w:p>
     <w:p>
       <w:r>
@@ -8925,8 +11405,13 @@
       </w:r>
     </w:p>
     <w:p>
-      <w:r>
-        <w:t>WiFi-s forgalomirányító, amely vendégeinknek ad megfelelő internetet üzleteink során.</w:t>
+      <w:proofErr w:type="spellStart"/>
+      <w:r>
+        <w:t>WiFi</w:t>
+      </w:r>
+      <w:proofErr w:type="spellEnd"/>
+      <w:r>
+        <w:t>-s forgalomirányító, amely vendégeinknek ad megfelelő internetet üzleteink során.</w:t>
       </w:r>
     </w:p>
     <w:p>
@@ -8935,7 +11420,14 @@
       </w:r>
       <w:r>
         <w:br/>
-        <w:t>Darabonkénti ár: 96 620 Ft</w:t>
+      </w:r>
+      <w:proofErr w:type="spellStart"/>
+      <w:r>
+        <w:t>Darabonkénti</w:t>
+      </w:r>
+      <w:proofErr w:type="spellEnd"/>
+      <w:r>
+        <w:t xml:space="preserve"> ár: 96 620 Ft</w:t>
       </w:r>
     </w:p>
     <w:p/>
@@ -8943,6 +11435,7 @@
       <w:r>
         <w:rPr>
           <w:noProof/>
+          <w:lang w:eastAsia="hu-HU"/>
         </w:rPr>
         <w:drawing>
           <wp:inline distT="0" distB="0" distL="0" distR="0" wp14:anchorId="305F5441" wp14:editId="7B4E55BB">
@@ -9006,6 +11499,7 @@
       <w:pPr>
         <w:pStyle w:val="Cmsor1"/>
       </w:pPr>
+      <w:bookmarkStart w:id="40" w:name="_Toc227674036"/>
       <w:r>
         <w:lastRenderedPageBreak/>
         <w:t>Összesített k</w:t>
@@ -9013,6 +11507,7 @@
       <w:r>
         <w:t>öltségvetés:</w:t>
       </w:r>
+      <w:bookmarkEnd w:id="40"/>
     </w:p>
     <w:tbl>
       <w:tblPr>
@@ -9184,12 +11679,21 @@
                 <w:bCs/>
               </w:rPr>
             </w:pPr>
+            <w:proofErr w:type="spellStart"/>
             <w:r>
               <w:rPr>
                 <w:b/>
                 <w:bCs/>
               </w:rPr>
-              <w:t>Össz. Ár</w:t>
+              <w:t>Össz</w:t>
+            </w:r>
+            <w:proofErr w:type="spellEnd"/>
+            <w:r>
+              <w:rPr>
+                <w:b/>
+                <w:bCs/>
+              </w:rPr>
+              <w:t>. Ár</w:t>
             </w:r>
           </w:p>
         </w:tc>
@@ -9318,11 +11822,19 @@
               </w:rPr>
             </w:pPr>
             <w:hyperlink r:id="rId71" w:history="1">
+              <w:proofErr w:type="spellStart"/>
               <w:r>
                 <w:rPr>
                   <w:rStyle w:val="Hiperhivatkozs"/>
                 </w:rPr>
-                <w:t>Katt ide!</w:t>
+                <w:t>Katt</w:t>
+              </w:r>
+              <w:proofErr w:type="spellEnd"/>
+              <w:r>
+                <w:rPr>
+                  <w:rStyle w:val="Hiperhivatkozs"/>
+                </w:rPr>
+                <w:t xml:space="preserve"> ide!</w:t>
               </w:r>
             </w:hyperlink>
           </w:p>
@@ -9342,8 +11854,13 @@
             <w:pPr>
               <w:jc w:val="center"/>
             </w:pPr>
-            <w:r>
-              <w:t>Router Cisco 1921/K9</w:t>
+            <w:proofErr w:type="spellStart"/>
+            <w:r>
+              <w:t>Router</w:t>
+            </w:r>
+            <w:proofErr w:type="spellEnd"/>
+            <w:r>
+              <w:t xml:space="preserve"> Cisco 1921/K9</w:t>
             </w:r>
           </w:p>
         </w:tc>
@@ -9421,11 +11938,19 @@
               </w:rPr>
             </w:pPr>
             <w:hyperlink r:id="rId72" w:history="1">
+              <w:proofErr w:type="spellStart"/>
               <w:r>
                 <w:rPr>
                   <w:rStyle w:val="Hiperhivatkozs"/>
                 </w:rPr>
-                <w:t>Katt ide!</w:t>
+                <w:t>Katt</w:t>
+              </w:r>
+              <w:proofErr w:type="spellEnd"/>
+              <w:r>
+                <w:rPr>
+                  <w:rStyle w:val="Hiperhivatkozs"/>
+                </w:rPr>
+                <w:t xml:space="preserve"> ide!</w:t>
               </w:r>
             </w:hyperlink>
           </w:p>
@@ -9446,7 +11971,15 @@
               <w:jc w:val="center"/>
             </w:pPr>
             <w:r>
-              <w:t>HP LaserJet Pro 4102dw</w:t>
+              <w:t xml:space="preserve">HP </w:t>
+            </w:r>
+            <w:proofErr w:type="spellStart"/>
+            <w:r>
+              <w:t>LaserJet</w:t>
+            </w:r>
+            <w:proofErr w:type="spellEnd"/>
+            <w:r>
+              <w:t xml:space="preserve"> Pro 4102dw</w:t>
             </w:r>
           </w:p>
         </w:tc>
@@ -9524,11 +12057,19 @@
               </w:rPr>
             </w:pPr>
             <w:hyperlink r:id="rId73" w:history="1">
+              <w:proofErr w:type="spellStart"/>
               <w:r>
                 <w:rPr>
                   <w:rStyle w:val="Hiperhivatkozs"/>
                 </w:rPr>
-                <w:t>Katt ide!</w:t>
+                <w:t>Katt</w:t>
+              </w:r>
+              <w:proofErr w:type="spellEnd"/>
+              <w:r>
+                <w:rPr>
+                  <w:rStyle w:val="Hiperhivatkozs"/>
+                </w:rPr>
+                <w:t xml:space="preserve"> ide!</w:t>
               </w:r>
             </w:hyperlink>
           </w:p>
@@ -9630,11 +12171,19 @@
               </w:rPr>
             </w:pPr>
             <w:hyperlink r:id="rId74" w:history="1">
+              <w:proofErr w:type="spellStart"/>
               <w:r>
                 <w:rPr>
                   <w:rStyle w:val="Hiperhivatkozs"/>
                 </w:rPr>
-                <w:t>Katt ide!</w:t>
+                <w:t>Katt</w:t>
+              </w:r>
+              <w:proofErr w:type="spellEnd"/>
+              <w:r>
+                <w:rPr>
+                  <w:rStyle w:val="Hiperhivatkozs"/>
+                </w:rPr>
+                <w:t xml:space="preserve"> ide!</w:t>
               </w:r>
             </w:hyperlink>
           </w:p>
@@ -9654,8 +12203,37 @@
             <w:pPr>
               <w:jc w:val="center"/>
             </w:pPr>
-            <w:r>
-              <w:t>Seagate Exos Nearline Enterprise Hard Drive 8TB</w:t>
+            <w:proofErr w:type="spellStart"/>
+            <w:r>
+              <w:t>Seagate</w:t>
+            </w:r>
+            <w:proofErr w:type="spellEnd"/>
+            <w:r>
+              <w:t xml:space="preserve"> </w:t>
+            </w:r>
+            <w:proofErr w:type="spellStart"/>
+            <w:r>
+              <w:t>Exos</w:t>
+            </w:r>
+            <w:proofErr w:type="spellEnd"/>
+            <w:r>
+              <w:t xml:space="preserve"> </w:t>
+            </w:r>
+            <w:proofErr w:type="spellStart"/>
+            <w:r>
+              <w:t>Nearline</w:t>
+            </w:r>
+            <w:proofErr w:type="spellEnd"/>
+            <w:r>
+              <w:t xml:space="preserve"> Enterprise </w:t>
+            </w:r>
+            <w:proofErr w:type="spellStart"/>
+            <w:r>
+              <w:t>Hard</w:t>
+            </w:r>
+            <w:proofErr w:type="spellEnd"/>
+            <w:r>
+              <w:t xml:space="preserve"> Drive 8TB</w:t>
             </w:r>
           </w:p>
         </w:tc>
@@ -9733,11 +12311,19 @@
               </w:rPr>
             </w:pPr>
             <w:hyperlink r:id="rId75" w:history="1">
+              <w:proofErr w:type="spellStart"/>
               <w:r>
                 <w:rPr>
                   <w:rStyle w:val="Hiperhivatkozs"/>
                 </w:rPr>
-                <w:t>Katt ide!</w:t>
+                <w:t>Katt</w:t>
+              </w:r>
+              <w:proofErr w:type="spellEnd"/>
+              <w:r>
+                <w:rPr>
+                  <w:rStyle w:val="Hiperhivatkozs"/>
+                </w:rPr>
+                <w:t xml:space="preserve"> ide!</w:t>
               </w:r>
             </w:hyperlink>
           </w:p>
@@ -9758,7 +12344,15 @@
               <w:jc w:val="center"/>
             </w:pPr>
             <w:r>
-              <w:t>DELL EMC PowerEdge R640 (10xSFF)</w:t>
+              <w:t xml:space="preserve">DELL EMC </w:t>
+            </w:r>
+            <w:proofErr w:type="spellStart"/>
+            <w:r>
+              <w:t>PowerEdge</w:t>
+            </w:r>
+            <w:proofErr w:type="spellEnd"/>
+            <w:r>
+              <w:t xml:space="preserve"> R640 (10xSFF)</w:t>
             </w:r>
           </w:p>
         </w:tc>
@@ -9842,11 +12436,19 @@
               </w:rPr>
             </w:pPr>
             <w:hyperlink r:id="rId76" w:history="1">
+              <w:proofErr w:type="spellStart"/>
               <w:r>
                 <w:rPr>
                   <w:rStyle w:val="Hiperhivatkozs"/>
                 </w:rPr>
-                <w:t>Katt ide!</w:t>
+                <w:t>Katt</w:t>
+              </w:r>
+              <w:proofErr w:type="spellEnd"/>
+              <w:r>
+                <w:rPr>
+                  <w:rStyle w:val="Hiperhivatkozs"/>
+                </w:rPr>
+                <w:t xml:space="preserve"> ide!</w:t>
               </w:r>
             </w:hyperlink>
           </w:p>
@@ -9867,7 +12469,31 @@
               <w:jc w:val="center"/>
             </w:pPr>
             <w:r>
-              <w:t>Dell OptiPlex 3070 SFF + Monitor Lenovo ThinkVision T24i-10 23,8"</w:t>
+              <w:t xml:space="preserve">Dell </w:t>
+            </w:r>
+            <w:proofErr w:type="spellStart"/>
+            <w:r>
+              <w:t>OptiPlex</w:t>
+            </w:r>
+            <w:proofErr w:type="spellEnd"/>
+            <w:r>
+              <w:t xml:space="preserve"> 3070 SFF + Monitor </w:t>
+            </w:r>
+            <w:proofErr w:type="spellStart"/>
+            <w:r>
+              <w:t>Lenovo</w:t>
+            </w:r>
+            <w:proofErr w:type="spellEnd"/>
+            <w:r>
+              <w:t xml:space="preserve"> </w:t>
+            </w:r>
+            <w:proofErr w:type="spellStart"/>
+            <w:r>
+              <w:t>ThinkVision</w:t>
+            </w:r>
+            <w:proofErr w:type="spellEnd"/>
+            <w:r>
+              <w:t xml:space="preserve"> T24i-10 23,8"</w:t>
             </w:r>
           </w:p>
         </w:tc>
@@ -9951,11 +12577,19 @@
               </w:rPr>
             </w:pPr>
             <w:hyperlink r:id="rId77" w:history="1">
+              <w:proofErr w:type="spellStart"/>
               <w:r>
                 <w:rPr>
                   <w:rStyle w:val="Hiperhivatkozs"/>
                 </w:rPr>
-                <w:t>Katt ide!</w:t>
+                <w:t>Katt</w:t>
+              </w:r>
+              <w:proofErr w:type="spellEnd"/>
+              <w:r>
+                <w:rPr>
+                  <w:rStyle w:val="Hiperhivatkozs"/>
+                </w:rPr>
+                <w:t xml:space="preserve"> ide!</w:t>
               </w:r>
             </w:hyperlink>
           </w:p>
@@ -9990,8 +12624,13 @@
             <w:pPr>
               <w:jc w:val="center"/>
             </w:pPr>
-            <w:r>
-              <w:t xml:space="preserve">WiFi </w:t>
+            <w:proofErr w:type="spellStart"/>
+            <w:r>
+              <w:t>WiFi</w:t>
+            </w:r>
+            <w:proofErr w:type="spellEnd"/>
+            <w:r>
+              <w:t xml:space="preserve"> </w:t>
             </w:r>
             <w:r>
               <w:t>Forgalom-irányító</w:t>
@@ -10057,11 +12696,19 @@
               </w:rPr>
             </w:pPr>
             <w:hyperlink r:id="rId78" w:history="1">
+              <w:proofErr w:type="spellStart"/>
               <w:r>
                 <w:rPr>
                   <w:rStyle w:val="Hiperhivatkozs"/>
                 </w:rPr>
-                <w:t>Katt ide!</w:t>
+                <w:t>Katt</w:t>
+              </w:r>
+              <w:proofErr w:type="spellEnd"/>
+              <w:r>
+                <w:rPr>
+                  <w:rStyle w:val="Hiperhivatkozs"/>
+                </w:rPr>
+                <w:t xml:space="preserve"> ide!</w:t>
               </w:r>
             </w:hyperlink>
           </w:p>
@@ -10160,11 +12807,19 @@
               </w:rPr>
             </w:pPr>
             <w:hyperlink r:id="rId79" w:history="1">
+              <w:proofErr w:type="spellStart"/>
               <w:r>
                 <w:rPr>
                   <w:rStyle w:val="Hiperhivatkozs"/>
                 </w:rPr>
-                <w:t>Katt ide!</w:t>
+                <w:t>Katt</w:t>
+              </w:r>
+              <w:proofErr w:type="spellEnd"/>
+              <w:r>
+                <w:rPr>
+                  <w:rStyle w:val="Hiperhivatkozs"/>
+                </w:rPr>
+                <w:t xml:space="preserve"> ide!</w:t>
               </w:r>
             </w:hyperlink>
           </w:p>
@@ -10185,8 +12840,53 @@
               <w:jc w:val="center"/>
             </w:pPr>
             <w:r>
-              <w:t>50M/165FT OM3/OM4 LC to LC Outdoor Armored Fiber Optic Patch Cable</w:t>
-            </w:r>
+              <w:t xml:space="preserve">50M/165FT OM3/OM4 LC </w:t>
+            </w:r>
+            <w:proofErr w:type="spellStart"/>
+            <w:r>
+              <w:t>to</w:t>
+            </w:r>
+            <w:proofErr w:type="spellEnd"/>
+            <w:r>
+              <w:t xml:space="preserve"> LC </w:t>
+            </w:r>
+            <w:proofErr w:type="spellStart"/>
+            <w:r>
+              <w:t>Outdoor</w:t>
+            </w:r>
+            <w:proofErr w:type="spellEnd"/>
+            <w:r>
+              <w:t xml:space="preserve"> </w:t>
+            </w:r>
+            <w:proofErr w:type="spellStart"/>
+            <w:r>
+              <w:t>Armored</w:t>
+            </w:r>
+            <w:proofErr w:type="spellEnd"/>
+            <w:r>
+              <w:t xml:space="preserve"> </w:t>
+            </w:r>
+            <w:proofErr w:type="spellStart"/>
+            <w:r>
+              <w:t>Fiber</w:t>
+            </w:r>
+            <w:proofErr w:type="spellEnd"/>
+            <w:r>
+              <w:t xml:space="preserve"> </w:t>
+            </w:r>
+            <w:proofErr w:type="spellStart"/>
+            <w:r>
+              <w:t>Optic</w:t>
+            </w:r>
+            <w:proofErr w:type="spellEnd"/>
+            <w:r>
+              <w:t xml:space="preserve"> Patch </w:t>
+            </w:r>
+            <w:proofErr w:type="spellStart"/>
+            <w:r>
+              <w:t>Cable</w:t>
+            </w:r>
+            <w:proofErr w:type="spellEnd"/>
           </w:p>
         </w:tc>
         <w:tc>
@@ -10263,11 +12963,19 @@
               </w:rPr>
             </w:pPr>
             <w:hyperlink r:id="rId80" w:history="1">
+              <w:proofErr w:type="spellStart"/>
               <w:r>
                 <w:rPr>
                   <w:rStyle w:val="Hiperhivatkozs"/>
                 </w:rPr>
-                <w:t>Katt ide!</w:t>
+                <w:t>Katt</w:t>
+              </w:r>
+              <w:proofErr w:type="spellEnd"/>
+              <w:r>
+                <w:rPr>
+                  <w:rStyle w:val="Hiperhivatkozs"/>
+                </w:rPr>
+                <w:t xml:space="preserve"> ide!</w:t>
               </w:r>
             </w:hyperlink>
           </w:p>
@@ -10402,16 +13110,16 @@
       <w:headerReference w:type="default" r:id="rId81"/>
       <w:footerReference w:type="default" r:id="rId82"/>
       <w:pgSz w:w="11906" w:h="16838"/>
-      <w:pgMar w:top="1417" w:right="1417" w:bottom="1417" w:left="1417" w:header="708" w:footer="708" w:gutter="0"/>
+      <w:pgMar w:top="1417" w:right="1417" w:bottom="1417" w:left="1417" w:header="567" w:footer="708" w:gutter="0"/>
       <w:cols w:space="708"/>
-      <w:docGrid w:linePitch="360"/>
+      <w:docGrid w:linePitch="381"/>
     </w:sectPr>
   </w:body>
 </w:document>
 </file>
 
 <file path=word/endnotes.xml><?xml version="1.0" encoding="utf-8"?>
-<w:endnotes xmlns:wpc="http://schemas.microsoft.com/office/word/2010/wordprocessingCanvas" xmlns:cx="http://schemas.microsoft.com/office/drawing/2014/chartex" xmlns:cx1="http://schemas.microsoft.com/office/drawing/2015/9/8/chartex" xmlns:cx2="http://schemas.microsoft.com/office/drawing/2015/10/21/chartex" xmlns:cx3="http://schemas.microsoft.com/office/drawing/2016/5/9/chartex" xmlns:cx4="http://schemas.microsoft.com/office/drawing/2016/5/10/chartex" xmlns:cx5="http://schemas.microsoft.com/office/drawing/2016/5/11/chartex" xmlns:cx6="http://schemas.microsoft.com/office/drawing/2016/5/12/chartex" xmlns:cx7="http://schemas.microsoft.com/office/drawing/2016/5/13/chartex" xmlns:cx8="http://schemas.microsoft.com/office/drawing/2016/5/14/chartex" xmlns:mc="http://schemas.openxmlformats.org/markup-compatibility/2006" xmlns:aink="http://schemas.microsoft.com/office/drawing/2016/ink" xmlns:am3d="http://schemas.microsoft.com/office/drawing/2017/model3d" xmlns:o="urn:schemas-microsoft-com:office:office" xmlns:oel="http://schemas.microsoft.com/office/2019/extlst" xmlns:r="http://schemas.openxmlformats.org/officeDocument/2006/relationships" xmlns:m="http://schemas.openxmlformats.org/officeDocument/2006/math" xmlns:v="urn:schemas-microsoft-com:vml" xmlns:wp14="http://schemas.microsoft.com/office/word/2010/wordprocessingDrawing" xmlns:wp="http://schemas.openxmlformats.org/drawingml/2006/wordprocessingDrawing" xmlns:w10="urn:schemas-microsoft-com:office:word" xmlns:w="http://schemas.openxmlformats.org/wordprocessingml/2006/main" xmlns:w14="http://schemas.microsoft.com/office/word/2010/wordml" xmlns:w15="http://schemas.microsoft.com/office/word/2012/wordml" xmlns:w16cex="http://schemas.microsoft.com/office/word/2018/wordml/cex" xmlns:w16cid="http://schemas.microsoft.com/office/word/2016/wordml/cid" xmlns:w16="http://schemas.microsoft.com/office/word/2018/wordml" xmlns:w16du="http://schemas.microsoft.com/office/word/2023/wordml/word16du" xmlns:w16sdtdh="http://schemas.microsoft.com/office/word/2020/wordml/sdtdatahash" xmlns:w16sdtfl="http://schemas.microsoft.com/office/word/2024/wordml/sdtformatlock" xmlns:w16se="http://schemas.microsoft.com/office/word/2015/wordml/symex" xmlns:wpg="http://schemas.microsoft.com/office/word/2010/wordprocessingGroup" xmlns:wpi="http://schemas.microsoft.com/office/word/2010/wordprocessingInk" xmlns:wne="http://schemas.microsoft.com/office/word/2006/wordml" xmlns:wps="http://schemas.microsoft.com/office/word/2010/wordprocessingShape" mc:Ignorable="w14 w15 w16se w16cid w16 w16cex w16sdtdh w16sdtfl w16du wp14">
+<w:endnotes xmlns:wpc="http://schemas.microsoft.com/office/word/2010/wordprocessingCanvas" xmlns:cx="http://schemas.microsoft.com/office/drawing/2014/chartex" xmlns:mc="http://schemas.openxmlformats.org/markup-compatibility/2006" xmlns:o="urn:schemas-microsoft-com:office:office" xmlns:r="http://schemas.openxmlformats.org/officeDocument/2006/relationships" xmlns:m="http://schemas.openxmlformats.org/officeDocument/2006/math" xmlns:v="urn:schemas-microsoft-com:vml" xmlns:wp14="http://schemas.microsoft.com/office/word/2010/wordprocessingDrawing" xmlns:wp="http://schemas.openxmlformats.org/drawingml/2006/wordprocessingDrawing" xmlns:w10="urn:schemas-microsoft-com:office:word" xmlns:w="http://schemas.openxmlformats.org/wordprocessingml/2006/main" xmlns:w14="http://schemas.microsoft.com/office/word/2010/wordml" xmlns:w15="http://schemas.microsoft.com/office/word/2012/wordml" xmlns:w16se="http://schemas.microsoft.com/office/word/2015/wordml/symex" xmlns:wpg="http://schemas.microsoft.com/office/word/2010/wordprocessingGroup" xmlns:wpi="http://schemas.microsoft.com/office/word/2010/wordprocessingInk" xmlns:wne="http://schemas.microsoft.com/office/word/2006/wordml" xmlns:wps="http://schemas.microsoft.com/office/word/2010/wordprocessingShape" mc:Ignorable="w14 w15 w16se wp14">
   <w:endnote w:type="separator" w:id="-1">
     <w:p>
       <w:pPr>
@@ -10436,7 +13144,7 @@
 </file>
 
 <file path=word/footer1.xml><?xml version="1.0" encoding="utf-8"?>
-<w:ftr xmlns:wpc="http://schemas.microsoft.com/office/word/2010/wordprocessingCanvas" xmlns:cx="http://schemas.microsoft.com/office/drawing/2014/chartex" xmlns:cx1="http://schemas.microsoft.com/office/drawing/2015/9/8/chartex" xmlns:cx2="http://schemas.microsoft.com/office/drawing/2015/10/21/chartex" xmlns:cx3="http://schemas.microsoft.com/office/drawing/2016/5/9/chartex" xmlns:cx4="http://schemas.microsoft.com/office/drawing/2016/5/10/chartex" xmlns:cx5="http://schemas.microsoft.com/office/drawing/2016/5/11/chartex" xmlns:cx6="http://schemas.microsoft.com/office/drawing/2016/5/12/chartex" xmlns:cx7="http://schemas.microsoft.com/office/drawing/2016/5/13/chartex" xmlns:cx8="http://schemas.microsoft.com/office/drawing/2016/5/14/chartex" xmlns:mc="http://schemas.openxmlformats.org/markup-compatibility/2006" xmlns:aink="http://schemas.microsoft.com/office/drawing/2016/ink" xmlns:am3d="http://schemas.microsoft.com/office/drawing/2017/model3d" xmlns:o="urn:schemas-microsoft-com:office:office" xmlns:oel="http://schemas.microsoft.com/office/2019/extlst" xmlns:r="http://schemas.openxmlformats.org/officeDocument/2006/relationships" xmlns:m="http://schemas.openxmlformats.org/officeDocument/2006/math" xmlns:v="urn:schemas-microsoft-com:vml" xmlns:wp14="http://schemas.microsoft.com/office/word/2010/wordprocessingDrawing" xmlns:wp="http://schemas.openxmlformats.org/drawingml/2006/wordprocessingDrawing" xmlns:w10="urn:schemas-microsoft-com:office:word" xmlns:w="http://schemas.openxmlformats.org/wordprocessingml/2006/main" xmlns:w14="http://schemas.microsoft.com/office/word/2010/wordml" xmlns:w15="http://schemas.microsoft.com/office/word/2012/wordml" xmlns:w16cex="http://schemas.microsoft.com/office/word/2018/wordml/cex" xmlns:w16cid="http://schemas.microsoft.com/office/word/2016/wordml/cid" xmlns:w16="http://schemas.microsoft.com/office/word/2018/wordml" xmlns:w16du="http://schemas.microsoft.com/office/word/2023/wordml/word16du" xmlns:w16sdtdh="http://schemas.microsoft.com/office/word/2020/wordml/sdtdatahash" xmlns:w16sdtfl="http://schemas.microsoft.com/office/word/2024/wordml/sdtformatlock" xmlns:w16se="http://schemas.microsoft.com/office/word/2015/wordml/symex" xmlns:wpg="http://schemas.microsoft.com/office/word/2010/wordprocessingGroup" xmlns:wpi="http://schemas.microsoft.com/office/word/2010/wordprocessingInk" xmlns:wne="http://schemas.microsoft.com/office/word/2006/wordml" xmlns:wps="http://schemas.microsoft.com/office/word/2010/wordprocessingShape" mc:Ignorable="w14 w15 w16se w16cid w16 w16cex w16sdtdh w16sdtfl w16du wp14">
+<w:ftr xmlns:wpc="http://schemas.microsoft.com/office/word/2010/wordprocessingCanvas" xmlns:cx="http://schemas.microsoft.com/office/drawing/2014/chartex" xmlns:mc="http://schemas.openxmlformats.org/markup-compatibility/2006" xmlns:o="urn:schemas-microsoft-com:office:office" xmlns:r="http://schemas.openxmlformats.org/officeDocument/2006/relationships" xmlns:m="http://schemas.openxmlformats.org/officeDocument/2006/math" xmlns:v="urn:schemas-microsoft-com:vml" xmlns:wp14="http://schemas.microsoft.com/office/word/2010/wordprocessingDrawing" xmlns:wp="http://schemas.openxmlformats.org/drawingml/2006/wordprocessingDrawing" xmlns:w10="urn:schemas-microsoft-com:office:word" xmlns:w="http://schemas.openxmlformats.org/wordprocessingml/2006/main" xmlns:w14="http://schemas.microsoft.com/office/word/2010/wordml" xmlns:w15="http://schemas.microsoft.com/office/word/2012/wordml" xmlns:w16se="http://schemas.microsoft.com/office/word/2015/wordml/symex" xmlns:wpg="http://schemas.microsoft.com/office/word/2010/wordprocessingGroup" xmlns:wpi="http://schemas.microsoft.com/office/word/2010/wordprocessingInk" xmlns:wne="http://schemas.microsoft.com/office/word/2006/wordml" xmlns:wps="http://schemas.microsoft.com/office/word/2010/wordprocessingShape" mc:Ignorable="w14 w15 w16se wp14">
   <w:sdt>
     <w:sdtPr>
       <w:id w:val="1690183360"/>
@@ -10464,7 +13172,7 @@
           <w:rPr>
             <w:noProof/>
           </w:rPr>
-          <w:t>22</w:t>
+          <w:t>36</w:t>
         </w:r>
         <w:r>
           <w:fldChar w:fldCharType="end"/>
@@ -10481,7 +13189,7 @@
 </file>
 
 <file path=word/footnotes.xml><?xml version="1.0" encoding="utf-8"?>
-<w:footnotes xmlns:wpc="http://schemas.microsoft.com/office/word/2010/wordprocessingCanvas" xmlns:cx="http://schemas.microsoft.com/office/drawing/2014/chartex" xmlns:cx1="http://schemas.microsoft.com/office/drawing/2015/9/8/chartex" xmlns:cx2="http://schemas.microsoft.com/office/drawing/2015/10/21/chartex" xmlns:cx3="http://schemas.microsoft.com/office/drawing/2016/5/9/chartex" xmlns:cx4="http://schemas.microsoft.com/office/drawing/2016/5/10/chartex" xmlns:cx5="http://schemas.microsoft.com/office/drawing/2016/5/11/chartex" xmlns:cx6="http://schemas.microsoft.com/office/drawing/2016/5/12/chartex" xmlns:cx7="http://schemas.microsoft.com/office/drawing/2016/5/13/chartex" xmlns:cx8="http://schemas.microsoft.com/office/drawing/2016/5/14/chartex" xmlns:mc="http://schemas.openxmlformats.org/markup-compatibility/2006" xmlns:aink="http://schemas.microsoft.com/office/drawing/2016/ink" xmlns:am3d="http://schemas.microsoft.com/office/drawing/2017/model3d" xmlns:o="urn:schemas-microsoft-com:office:office" xmlns:oel="http://schemas.microsoft.com/office/2019/extlst" xmlns:r="http://schemas.openxmlformats.org/officeDocument/2006/relationships" xmlns:m="http://schemas.openxmlformats.org/officeDocument/2006/math" xmlns:v="urn:schemas-microsoft-com:vml" xmlns:wp14="http://schemas.microsoft.com/office/word/2010/wordprocessingDrawing" xmlns:wp="http://schemas.openxmlformats.org/drawingml/2006/wordprocessingDrawing" xmlns:w10="urn:schemas-microsoft-com:office:word" xmlns:w="http://schemas.openxmlformats.org/wordprocessingml/2006/main" xmlns:w14="http://schemas.microsoft.com/office/word/2010/wordml" xmlns:w15="http://schemas.microsoft.com/office/word/2012/wordml" xmlns:w16cex="http://schemas.microsoft.com/office/word/2018/wordml/cex" xmlns:w16cid="http://schemas.microsoft.com/office/word/2016/wordml/cid" xmlns:w16="http://schemas.microsoft.com/office/word/2018/wordml" xmlns:w16du="http://schemas.microsoft.com/office/word/2023/wordml/word16du" xmlns:w16sdtdh="http://schemas.microsoft.com/office/word/2020/wordml/sdtdatahash" xmlns:w16sdtfl="http://schemas.microsoft.com/office/word/2024/wordml/sdtformatlock" xmlns:w16se="http://schemas.microsoft.com/office/word/2015/wordml/symex" xmlns:wpg="http://schemas.microsoft.com/office/word/2010/wordprocessingGroup" xmlns:wpi="http://schemas.microsoft.com/office/word/2010/wordprocessingInk" xmlns:wne="http://schemas.microsoft.com/office/word/2006/wordml" xmlns:wps="http://schemas.microsoft.com/office/word/2010/wordprocessingShape" mc:Ignorable="w14 w15 w16se w16cid w16 w16cex w16sdtdh w16sdtfl w16du wp14">
+<w:footnotes xmlns:wpc="http://schemas.microsoft.com/office/word/2010/wordprocessingCanvas" xmlns:cx="http://schemas.microsoft.com/office/drawing/2014/chartex" xmlns:mc="http://schemas.openxmlformats.org/markup-compatibility/2006" xmlns:o="urn:schemas-microsoft-com:office:office" xmlns:r="http://schemas.openxmlformats.org/officeDocument/2006/relationships" xmlns:m="http://schemas.openxmlformats.org/officeDocument/2006/math" xmlns:v="urn:schemas-microsoft-com:vml" xmlns:wp14="http://schemas.microsoft.com/office/word/2010/wordprocessingDrawing" xmlns:wp="http://schemas.openxmlformats.org/drawingml/2006/wordprocessingDrawing" xmlns:w10="urn:schemas-microsoft-com:office:word" xmlns:w="http://schemas.openxmlformats.org/wordprocessingml/2006/main" xmlns:w14="http://schemas.microsoft.com/office/word/2010/wordml" xmlns:w15="http://schemas.microsoft.com/office/word/2012/wordml" xmlns:w16se="http://schemas.microsoft.com/office/word/2015/wordml/symex" xmlns:wpg="http://schemas.microsoft.com/office/word/2010/wordprocessingGroup" xmlns:wpi="http://schemas.microsoft.com/office/word/2010/wordprocessingInk" xmlns:wne="http://schemas.microsoft.com/office/word/2006/wordml" xmlns:wps="http://schemas.microsoft.com/office/word/2010/wordprocessingShape" mc:Ignorable="w14 w15 w16se wp14">
   <w:footnote w:type="separator" w:id="-1">
     <w:p>
       <w:pPr>
@@ -10506,11 +13214,10 @@
 </file>
 
 <file path=word/header1.xml><?xml version="1.0" encoding="utf-8"?>
-<w:hdr xmlns:wpc="http://schemas.microsoft.com/office/word/2010/wordprocessingCanvas" xmlns:cx="http://schemas.microsoft.com/office/drawing/2014/chartex" xmlns:cx1="http://schemas.microsoft.com/office/drawing/2015/9/8/chartex" xmlns:cx2="http://schemas.microsoft.com/office/drawing/2015/10/21/chartex" xmlns:cx3="http://schemas.microsoft.com/office/drawing/2016/5/9/chartex" xmlns:cx4="http://schemas.microsoft.com/office/drawing/2016/5/10/chartex" xmlns:cx5="http://schemas.microsoft.com/office/drawing/2016/5/11/chartex" xmlns:cx6="http://schemas.microsoft.com/office/drawing/2016/5/12/chartex" xmlns:cx7="http://schemas.microsoft.com/office/drawing/2016/5/13/chartex" xmlns:cx8="http://schemas.microsoft.com/office/drawing/2016/5/14/chartex" xmlns:mc="http://schemas.openxmlformats.org/markup-compatibility/2006" xmlns:aink="http://schemas.microsoft.com/office/drawing/2016/ink" xmlns:am3d="http://schemas.microsoft.com/office/drawing/2017/model3d" xmlns:o="urn:schemas-microsoft-com:office:office" xmlns:oel="http://schemas.microsoft.com/office/2019/extlst" xmlns:r="http://schemas.openxmlformats.org/officeDocument/2006/relationships" xmlns:m="http://schemas.openxmlformats.org/officeDocument/2006/math" xmlns:v="urn:schemas-microsoft-com:vml" xmlns:wp14="http://schemas.microsoft.com/office/word/2010/wordprocessingDrawing" xmlns:wp="http://schemas.openxmlformats.org/drawingml/2006/wordprocessingDrawing" xmlns:w10="urn:schemas-microsoft-com:office:word" xmlns:w="http://schemas.openxmlformats.org/wordprocessingml/2006/main" xmlns:w14="http://schemas.microsoft.com/office/word/2010/wordml" xmlns:w15="http://schemas.microsoft.com/office/word/2012/wordml" xmlns:w16cex="http://schemas.microsoft.com/office/word/2018/wordml/cex" xmlns:w16cid="http://schemas.microsoft.com/office/word/2016/wordml/cid" xmlns:w16="http://schemas.microsoft.com/office/word/2018/wordml" xmlns:w16du="http://schemas.microsoft.com/office/word/2023/wordml/word16du" xmlns:w16sdtdh="http://schemas.microsoft.com/office/word/2020/wordml/sdtdatahash" xmlns:w16sdtfl="http://schemas.microsoft.com/office/word/2024/wordml/sdtformatlock" xmlns:w16se="http://schemas.microsoft.com/office/word/2015/wordml/symex" xmlns:wpg="http://schemas.microsoft.com/office/word/2010/wordprocessingGroup" xmlns:wpi="http://schemas.microsoft.com/office/word/2010/wordprocessingInk" xmlns:wne="http://schemas.microsoft.com/office/word/2006/wordml" xmlns:wps="http://schemas.microsoft.com/office/word/2010/wordprocessingShape" mc:Ignorable="w14 w15 w16se w16cid w16 w16cex w16sdtdh w16sdtfl w16du wp14">
+<w:hdr xmlns:wpc="http://schemas.microsoft.com/office/word/2010/wordprocessingCanvas" xmlns:cx="http://schemas.microsoft.com/office/drawing/2014/chartex" xmlns:mc="http://schemas.openxmlformats.org/markup-compatibility/2006" xmlns:o="urn:schemas-microsoft-com:office:office" xmlns:r="http://schemas.openxmlformats.org/officeDocument/2006/relationships" xmlns:m="http://schemas.openxmlformats.org/officeDocument/2006/math" xmlns:v="urn:schemas-microsoft-com:vml" xmlns:wp14="http://schemas.microsoft.com/office/word/2010/wordprocessingDrawing" xmlns:wp="http://schemas.openxmlformats.org/drawingml/2006/wordprocessingDrawing" xmlns:w10="urn:schemas-microsoft-com:office:word" xmlns:w="http://schemas.openxmlformats.org/wordprocessingml/2006/main" xmlns:w14="http://schemas.microsoft.com/office/word/2010/wordml" xmlns:w15="http://schemas.microsoft.com/office/word/2012/wordml" xmlns:w16se="http://schemas.microsoft.com/office/word/2015/wordml/symex" xmlns:wpg="http://schemas.microsoft.com/office/word/2010/wordprocessingGroup" xmlns:wpi="http://schemas.microsoft.com/office/word/2010/wordprocessingInk" xmlns:wne="http://schemas.microsoft.com/office/word/2006/wordml" xmlns:wps="http://schemas.microsoft.com/office/word/2010/wordprocessingShape" mc:Ignorable="w14 w15 w16se wp14">
   <w:p>
     <w:pPr>
       <w:pStyle w:val="lfej"/>
-      <w:jc w:val="right"/>
     </w:pPr>
     <w:r>
       <w:rPr>
@@ -10518,13 +13225,13 @@
         <w:lang w:eastAsia="hu-HU"/>
       </w:rPr>
       <w:drawing>
-        <wp:anchor distT="0" distB="0" distL="114300" distR="114300" simplePos="0" relativeHeight="251658240" behindDoc="0" locked="0" layoutInCell="1" allowOverlap="1" wp14:anchorId="76AB3478" wp14:editId="114D350A">
+        <wp:anchor distT="0" distB="0" distL="114300" distR="114300" simplePos="0" relativeHeight="251658240" behindDoc="0" locked="0" layoutInCell="1" allowOverlap="1" wp14:anchorId="76AB3478" wp14:editId="5B2F6CFC">
           <wp:simplePos x="0" y="0"/>
           <wp:positionH relativeFrom="column">
-            <wp:posOffset>5109119</wp:posOffset>
+            <wp:posOffset>5048885</wp:posOffset>
           </wp:positionH>
           <wp:positionV relativeFrom="paragraph">
-            <wp:posOffset>-425829</wp:posOffset>
+            <wp:posOffset>-357505</wp:posOffset>
           </wp:positionV>
           <wp:extent cx="1311976" cy="1311976"/>
           <wp:effectExtent l="0" t="0" r="2540" b="2540"/>
@@ -10555,7 +13262,7 @@
                 <pic:spPr>
                   <a:xfrm>
                     <a:off x="0" y="0"/>
-                    <a:ext cx="1312561" cy="1312561"/>
+                    <a:ext cx="1311976" cy="1311976"/>
                   </a:xfrm>
                   <a:prstGeom prst="rect">
                     <a:avLst/>
@@ -10578,7 +13285,7 @@
 </file>
 
 <file path=word/styles.xml><?xml version="1.0" encoding="utf-8"?>
-<w:styles xmlns:mc="http://schemas.openxmlformats.org/markup-compatibility/2006" xmlns:r="http://schemas.openxmlformats.org/officeDocument/2006/relationships" xmlns:w="http://schemas.openxmlformats.org/wordprocessingml/2006/main" xmlns:w14="http://schemas.microsoft.com/office/word/2010/wordml" xmlns:w15="http://schemas.microsoft.com/office/word/2012/wordml" xmlns:w16cex="http://schemas.microsoft.com/office/word/2018/wordml/cex" xmlns:w16cid="http://schemas.microsoft.com/office/word/2016/wordml/cid" xmlns:w16="http://schemas.microsoft.com/office/word/2018/wordml" xmlns:w16du="http://schemas.microsoft.com/office/word/2023/wordml/word16du" xmlns:w16sdtdh="http://schemas.microsoft.com/office/word/2020/wordml/sdtdatahash" xmlns:w16sdtfl="http://schemas.microsoft.com/office/word/2024/wordml/sdtformatlock" xmlns:w16se="http://schemas.microsoft.com/office/word/2015/wordml/symex" mc:Ignorable="w14 w15 w16se w16cid w16 w16cex w16sdtdh w16sdtfl w16du">
+<w:styles xmlns:mc="http://schemas.openxmlformats.org/markup-compatibility/2006" xmlns:r="http://schemas.openxmlformats.org/officeDocument/2006/relationships" xmlns:w="http://schemas.openxmlformats.org/wordprocessingml/2006/main" xmlns:w14="http://schemas.microsoft.com/office/word/2010/wordml" xmlns:w15="http://schemas.microsoft.com/office/word/2012/wordml" xmlns:w16se="http://schemas.microsoft.com/office/word/2015/wordml/symex" mc:Ignorable="w14 w15 w16se">
   <w:docDefaults>
     <w:rPrDefault>
       <w:rPr>
@@ -10594,7 +13301,7 @@
       </w:pPr>
     </w:pPrDefault>
   </w:docDefaults>
-  <w:latentStyles w:defLockedState="0" w:defUIPriority="99" w:defSemiHidden="0" w:defUnhideWhenUsed="0" w:defQFormat="0" w:count="376">
+  <w:latentStyles w:defLockedState="0" w:defUIPriority="99" w:defSemiHidden="0" w:defUnhideWhenUsed="0" w:defQFormat="0" w:count="371">
     <w:lsdException w:name="Normal" w:uiPriority="0" w:qFormat="1"/>
     <w:lsdException w:name="heading 1" w:uiPriority="9" w:qFormat="1"/>
     <w:lsdException w:name="heading 2" w:semiHidden="1" w:uiPriority="9" w:unhideWhenUsed="1" w:qFormat="1"/>
@@ -10966,11 +13673,6 @@
     <w:lsdException w:name="List Table 5 Dark Accent 6" w:uiPriority="50"/>
     <w:lsdException w:name="List Table 6 Colorful Accent 6" w:uiPriority="51"/>
     <w:lsdException w:name="List Table 7 Colorful Accent 6" w:uiPriority="52"/>
-    <w:lsdException w:name="Mention" w:semiHidden="1" w:unhideWhenUsed="1"/>
-    <w:lsdException w:name="Smart Hyperlink" w:semiHidden="1" w:unhideWhenUsed="1"/>
-    <w:lsdException w:name="Hashtag" w:semiHidden="1" w:unhideWhenUsed="1"/>
-    <w:lsdException w:name="Unresolved Mention" w:semiHidden="1" w:unhideWhenUsed="1"/>
-    <w:lsdException w:name="Smart Link" w:semiHidden="1" w:unhideWhenUsed="1"/>
   </w:latentStyles>
   <w:style w:type="paragraph" w:default="1" w:styleId="Norml">
     <w:name w:val="Normal"/>
@@ -11226,7 +13928,7 @@
       <w:ind w:left="280"/>
     </w:pPr>
   </w:style>
-  <w:style w:type="character" w:styleId="Feloldatlanmegemlts">
+  <w:style w:type="character" w:customStyle="1" w:styleId="UnresolvedMention">
     <w:name w:val="Unresolved Mention"/>
     <w:basedOn w:val="Bekezdsalapbettpusa"/>
     <w:uiPriority w:val="99"/>
@@ -11572,7 +14274,7 @@
 </file>
 
 <file path=customXml/itemProps1.xml><?xml version="1.0" encoding="utf-8"?>
-<ds:datastoreItem xmlns:ds="http://schemas.openxmlformats.org/officeDocument/2006/customXml" ds:itemID="{58020D7A-5D73-40C4-8424-89124BEA200F}">
+<ds:datastoreItem xmlns:ds="http://schemas.openxmlformats.org/officeDocument/2006/customXml" ds:itemID="{74B1D886-D9CE-4D08-99E1-66C2EBBEEA40}">
   <ds:schemaRefs>
     <ds:schemaRef ds:uri="http://schemas.openxmlformats.org/officeDocument/2006/bibliography"/>
   </ds:schemaRefs>

--- a/Mesterremek.docx
+++ b/Mesterremek.docx
@@ -17,8 +17,6 @@
       <w:r>
         <w:t>Készítette: Bobák Tamás, Szikra Márton Álmos, Mikó Zsolt</w:t>
       </w:r>
-      <w:bookmarkStart w:id="0" w:name="_GoBack"/>
-      <w:bookmarkEnd w:id="0"/>
     </w:p>
     <w:p>
       <w:pPr>
@@ -2942,7 +2940,7 @@
       <w:pPr>
         <w:pStyle w:val="Cmsor1"/>
       </w:pPr>
-      <w:bookmarkStart w:id="1" w:name="_Toc227673997"/>
+      <w:bookmarkStart w:id="0" w:name="_Toc227673997"/>
       <w:r>
         <w:lastRenderedPageBreak/>
         <w:t>Feladat leírás</w:t>
@@ -2950,218 +2948,228 @@
       <w:r>
         <w:t>:</w:t>
       </w:r>
+      <w:bookmarkEnd w:id="0"/>
+      <w:r>
+        <w:t xml:space="preserve"> </w:t>
+      </w:r>
+    </w:p>
+    <w:p>
+      <w:pPr>
+        <w:jc w:val="both"/>
+        <w:rPr>
+          <w:rFonts w:cs="Times New Roman"/>
+        </w:rPr>
+      </w:pPr>
+      <w:r>
+        <w:rPr>
+          <w:rFonts w:cs="Times New Roman"/>
+        </w:rPr>
+        <w:t xml:space="preserve">Feladatunk az, hogy tovább fejlesszük a Lightmetals Kft. hálózatát. Az eddigi hálózat egy egyszerű irodai hálózat volt, most viszont bővítjük a helyiségeket, ezért szükséges felújítani a hálózatot. Az iroda egy új gépszobával bővül, valamint </w:t>
+      </w:r>
+      <w:r>
+        <w:rPr>
+          <w:rFonts w:cs="Times New Roman"/>
+        </w:rPr>
+        <w:t>a gyártó részleget is meg szeretnék figyelni hálózaton keresztül</w:t>
+      </w:r>
+      <w:r>
+        <w:rPr>
+          <w:rFonts w:cs="Times New Roman"/>
+        </w:rPr>
+        <w:t xml:space="preserve"> és bérel</w:t>
+      </w:r>
+      <w:r>
+        <w:rPr>
+          <w:rFonts w:cs="Times New Roman"/>
+        </w:rPr>
+        <w:t>nek</w:t>
+      </w:r>
+      <w:r>
+        <w:rPr>
+          <w:rFonts w:cs="Times New Roman"/>
+        </w:rPr>
+        <w:t xml:space="preserve"> szervereket is. Az új irodai szoba szinte megegyezik a másikkal, míg a gyár</w:t>
+      </w:r>
+      <w:r>
+        <w:rPr>
+          <w:rFonts w:cs="Times New Roman"/>
+        </w:rPr>
+        <w:t>tó részlegen</w:t>
+      </w:r>
+      <w:r>
+        <w:rPr>
+          <w:rFonts w:cs="Times New Roman"/>
+        </w:rPr>
+        <w:t xml:space="preserve"> </w:t>
+      </w:r>
+      <w:r>
+        <w:rPr>
+          <w:rFonts w:cs="Times New Roman"/>
+        </w:rPr>
+        <w:t>minden gyártó eszköznek saját számítógép állása van</w:t>
+      </w:r>
+      <w:r>
+        <w:rPr>
+          <w:rFonts w:cs="Times New Roman"/>
+        </w:rPr>
+        <w:t>, ami felügyeli a</w:t>
+      </w:r>
+      <w:r>
+        <w:rPr>
+          <w:rFonts w:cs="Times New Roman"/>
+        </w:rPr>
+        <w:t xml:space="preserve"> gyártást</w:t>
+      </w:r>
+      <w:r>
+        <w:rPr>
+          <w:rFonts w:cs="Times New Roman"/>
+        </w:rPr>
+        <w:t xml:space="preserve">. A szervereket interneten keresztül érjük el, a </w:t>
+      </w:r>
+      <w:r>
+        <w:rPr>
+          <w:rFonts w:cs="Times New Roman"/>
+        </w:rPr>
+        <w:t>szerverek, iroda és a gyártó részleg</w:t>
+      </w:r>
+      <w:r>
+        <w:rPr>
+          <w:rFonts w:cs="Times New Roman"/>
+        </w:rPr>
+        <w:t xml:space="preserve"> </w:t>
+      </w:r>
+      <w:r>
+        <w:rPr>
+          <w:rFonts w:cs="Times New Roman"/>
+        </w:rPr>
+        <w:t>routerek</w:t>
+      </w:r>
+      <w:r>
+        <w:rPr>
+          <w:rFonts w:cs="Times New Roman"/>
+        </w:rPr>
+        <w:t>kel vannak összekötve</w:t>
+      </w:r>
+      <w:r>
+        <w:rPr>
+          <w:rFonts w:cs="Times New Roman"/>
+        </w:rPr>
+        <w:t>. Az irodában elérhetővé teszünk vezeték nélküli kapcsolódást a hálózathoz,</w:t>
+      </w:r>
+      <w:r>
+        <w:rPr>
+          <w:rFonts w:cs="Times New Roman"/>
+        </w:rPr>
+        <w:t xml:space="preserve"> ezt biztonságossá tesszük és vendégek csatlakozására is adunk lehetőséget</w:t>
+      </w:r>
+      <w:r>
+        <w:rPr>
+          <w:rFonts w:cs="Times New Roman"/>
+        </w:rPr>
+        <w:t>,</w:t>
+      </w:r>
+      <w:r>
+        <w:rPr>
+          <w:rFonts w:cs="Times New Roman"/>
+        </w:rPr>
+        <w:t xml:space="preserve"> valamint beszerelünk egy </w:t>
+      </w:r>
+      <w:r>
+        <w:rPr>
+          <w:rFonts w:cs="Times New Roman"/>
+        </w:rPr>
+        <w:t xml:space="preserve">RFID </w:t>
+      </w:r>
+      <w:r>
+        <w:rPr>
+          <w:rFonts w:cs="Times New Roman"/>
+        </w:rPr>
+        <w:t xml:space="preserve">kártyaolvasót, hogy csak </w:t>
+      </w:r>
+      <w:r>
+        <w:rPr>
+          <w:rFonts w:cs="Times New Roman"/>
+        </w:rPr>
+        <w:t>illetékesek</w:t>
+      </w:r>
+      <w:r>
+        <w:rPr>
+          <w:rFonts w:cs="Times New Roman"/>
+        </w:rPr>
+        <w:t xml:space="preserve"> tudjanak bejutni az irodába.</w:t>
+      </w:r>
+    </w:p>
+    <w:p>
+      <w:pPr>
+        <w:pStyle w:val="Cmsor1"/>
+      </w:pPr>
+      <w:bookmarkStart w:id="1" w:name="_Toc227673998"/>
+      <w:r>
+        <w:t>Megvalósítás:</w:t>
+      </w:r>
       <w:bookmarkEnd w:id="1"/>
-      <w:r>
-        <w:t xml:space="preserve"> </w:t>
-      </w:r>
     </w:p>
     <w:p>
       <w:pPr>
         <w:jc w:val="both"/>
-        <w:rPr>
-          <w:rFonts w:cs="Times New Roman"/>
-        </w:rPr>
-      </w:pPr>
-      <w:r>
-        <w:rPr>
-          <w:rFonts w:cs="Times New Roman"/>
-        </w:rPr>
-        <w:t xml:space="preserve">Feladatunk az, hogy tovább fejlesszük a Lightmetals Kft. hálózatát. Az eddigi hálózat egy egyszerű irodai hálózat volt, most viszont bővítjük a helyiségeket, ezért szükséges felújítani a hálózatot. Az iroda egy új gépszobával bővül, valamint </w:t>
-      </w:r>
-      <w:r>
-        <w:rPr>
-          <w:rFonts w:cs="Times New Roman"/>
-        </w:rPr>
-        <w:t>a gyártó részleget is meg szeretnék figyelni hálózaton keresztül</w:t>
-      </w:r>
-      <w:r>
-        <w:rPr>
-          <w:rFonts w:cs="Times New Roman"/>
-        </w:rPr>
-        <w:t xml:space="preserve"> és bérel</w:t>
-      </w:r>
-      <w:r>
-        <w:rPr>
-          <w:rFonts w:cs="Times New Roman"/>
-        </w:rPr>
-        <w:t>nek</w:t>
-      </w:r>
-      <w:r>
-        <w:rPr>
-          <w:rFonts w:cs="Times New Roman"/>
-        </w:rPr>
-        <w:t xml:space="preserve"> szervereket is. Az új irodai szoba szinte megegyezik a másikkal, míg a gyár</w:t>
-      </w:r>
-      <w:r>
-        <w:rPr>
-          <w:rFonts w:cs="Times New Roman"/>
-        </w:rPr>
-        <w:t>tó részlegen</w:t>
-      </w:r>
-      <w:r>
-        <w:rPr>
-          <w:rFonts w:cs="Times New Roman"/>
-        </w:rPr>
-        <w:t xml:space="preserve"> </w:t>
-      </w:r>
-      <w:r>
-        <w:rPr>
-          <w:rFonts w:cs="Times New Roman"/>
-        </w:rPr>
-        <w:t>minden gyártó eszköznek saját számítógép állása van</w:t>
-      </w:r>
-      <w:r>
-        <w:rPr>
-          <w:rFonts w:cs="Times New Roman"/>
-        </w:rPr>
-        <w:t>, ami felügyeli a</w:t>
-      </w:r>
-      <w:r>
-        <w:rPr>
-          <w:rFonts w:cs="Times New Roman"/>
-        </w:rPr>
-        <w:t xml:space="preserve"> gyártást</w:t>
-      </w:r>
-      <w:r>
-        <w:rPr>
-          <w:rFonts w:cs="Times New Roman"/>
-        </w:rPr>
-        <w:t xml:space="preserve">. A szervereket interneten keresztül érjük el, a </w:t>
-      </w:r>
-      <w:r>
-        <w:rPr>
-          <w:rFonts w:cs="Times New Roman"/>
-        </w:rPr>
-        <w:t>szerverek, iroda és a gyártó részleg</w:t>
-      </w:r>
-      <w:r>
-        <w:rPr>
-          <w:rFonts w:cs="Times New Roman"/>
-        </w:rPr>
-        <w:t xml:space="preserve"> </w:t>
-      </w:r>
-      <w:r>
-        <w:rPr>
-          <w:rFonts w:cs="Times New Roman"/>
-        </w:rPr>
-        <w:t>routerek</w:t>
-      </w:r>
-      <w:r>
-        <w:rPr>
-          <w:rFonts w:cs="Times New Roman"/>
-        </w:rPr>
-        <w:t>kel vannak összekötve</w:t>
-      </w:r>
-      <w:r>
-        <w:rPr>
-          <w:rFonts w:cs="Times New Roman"/>
-        </w:rPr>
-        <w:t>. Az irodában elérhetővé teszünk vezeték nélküli kapcsolódást a hálózathoz,</w:t>
-      </w:r>
-      <w:r>
-        <w:rPr>
-          <w:rFonts w:cs="Times New Roman"/>
-        </w:rPr>
-        <w:t xml:space="preserve"> ezt biztonságossá tesszük és vendégek csatlakozására is adunk lehetőséget</w:t>
-      </w:r>
-      <w:r>
-        <w:rPr>
-          <w:rFonts w:cs="Times New Roman"/>
-        </w:rPr>
-        <w:t>,</w:t>
-      </w:r>
-      <w:r>
-        <w:rPr>
-          <w:rFonts w:cs="Times New Roman"/>
-        </w:rPr>
-        <w:t xml:space="preserve"> valamint beszerelünk egy </w:t>
-      </w:r>
-      <w:r>
-        <w:rPr>
-          <w:rFonts w:cs="Times New Roman"/>
-        </w:rPr>
-        <w:t xml:space="preserve">RFID </w:t>
-      </w:r>
-      <w:r>
-        <w:rPr>
-          <w:rFonts w:cs="Times New Roman"/>
-        </w:rPr>
-        <w:t xml:space="preserve">kártyaolvasót, hogy csak </w:t>
-      </w:r>
-      <w:r>
-        <w:rPr>
-          <w:rFonts w:cs="Times New Roman"/>
-        </w:rPr>
-        <w:t>illetékesek</w:t>
-      </w:r>
-      <w:r>
-        <w:rPr>
-          <w:rFonts w:cs="Times New Roman"/>
-        </w:rPr>
-        <w:t xml:space="preserve"> tudjanak bejutni az irodába.</w:t>
+      </w:pPr>
+      <w:r>
+        <w:t xml:space="preserve">Különböző szegmenseket hozunk létre a hálózaton az irodai, gyártási és szerver hálózatokon az adatbiztonság és hálózati teljesítmény érdekében. Ehhez létrehozunk </w:t>
+      </w:r>
+      <w:r>
+        <w:t>4</w:t>
+      </w:r>
+      <w:r>
+        <w:t xml:space="preserve"> VLAN-t. Az irodai routeren DHCP szolgáltatást hozunk létre, míg a gyárban a gépeknek statikus IP-címe van. A gyári és az irodai routereket OSPFv2-vel kötjük össze, a szerverek felé pedig BGP-</w:t>
+      </w:r>
+      <w:r>
+        <w:t>v</w:t>
+      </w:r>
+      <w:r>
+        <w:t xml:space="preserve">el </w:t>
+      </w:r>
+      <w:r>
+        <w:t>hozunk létre útvonalat</w:t>
+      </w:r>
+      <w:r>
+        <w:t>.</w:t>
+      </w:r>
+      <w:r>
+        <w:t xml:space="preserve"> Az RFID kártyaolvasót felkonfiguráljuk úgy, hogy csak a megfelelő kártyával lehessen belépni. A vezeték nélküli hálózatot egy Access Point használatával valósítjuk meg, ezen létrehozunk egy dolgozói és egy vendég WLAN-t.</w:t>
       </w:r>
     </w:p>
     <w:p>
       <w:pPr>
         <w:pStyle w:val="Cmsor1"/>
       </w:pPr>
-      <w:bookmarkStart w:id="2" w:name="_Toc227673998"/>
-      <w:r>
-        <w:t>Megvalósítás:</w:t>
+      <w:bookmarkStart w:id="2" w:name="_Toc227673999"/>
+      <w:r>
+        <w:t>Munkabeosztás:</w:t>
       </w:r>
       <w:bookmarkEnd w:id="2"/>
     </w:p>
     <w:p>
       <w:r>
-        <w:t xml:space="preserve">Különböző szegmenseket hozunk létre a hálózaton az irodai, gyártási és szerver hálózatokon az adatbiztonság és hálózati teljesítmény érdekében. Ehhez létrehozunk </w:t>
-      </w:r>
-      <w:r>
-        <w:t>4</w:t>
-      </w:r>
-      <w:r>
-        <w:t xml:space="preserve"> VLAN-t. Az irodai routeren DHCP szolgáltatást hozunk létre, míg a gyárban a gépeknek statikus IP-címe van. A gyári és az irodai routereket OSPFv2-vel kötjük össze, a szerverek felé pedig BGP-</w:t>
-      </w:r>
-      <w:r>
-        <w:t>v</w:t>
-      </w:r>
-      <w:r>
-        <w:t xml:space="preserve">el </w:t>
-      </w:r>
-      <w:r>
-        <w:t>hozunk létre útvonalat</w:t>
-      </w:r>
-      <w:r>
-        <w:t>.</w:t>
-      </w:r>
-      <w:r>
-        <w:t xml:space="preserve"> Az RFID kártyaolvasót felkonfiguráljuk úgy, hogy csak a megfelelő kártyával lehessen belépni. A vezeték nélküli hálózatot egy Access Point használatával valósítjuk meg, ezen létrehozunk egy dolgozói és egy vendég WLAN-t.</w:t>
-      </w:r>
-    </w:p>
-    <w:p>
-      <w:pPr>
-        <w:pStyle w:val="Cmsor1"/>
-      </w:pPr>
-      <w:bookmarkStart w:id="3" w:name="_Toc227673999"/>
-      <w:r>
-        <w:t>Munkabeosztás:</w:t>
-      </w:r>
+        <w:t>-Dokumentáció: Mikó Zsolt, Bobák Tamás</w:t>
+      </w:r>
+      <w:r>
+        <w:t>, Szikra Márton Álmos</w:t>
+      </w:r>
+    </w:p>
+    <w:p>
+      <w:r>
+        <w:t>-Hálózattervezés:</w:t>
+      </w:r>
+      <w:r>
+        <w:t xml:space="preserve"> Bobák Tamás, Mikó Zsolt</w:t>
+      </w:r>
+    </w:p>
+    <w:p>
+      <w:r>
+        <w:t>-Hálózat Programozás: Szikra Márton Álmos</w:t>
+      </w:r>
+      <w:bookmarkStart w:id="3" w:name="_GoBack"/>
       <w:bookmarkEnd w:id="3"/>
-    </w:p>
-    <w:p>
-      <w:r>
-        <w:t>-Dokumentáció: Mikó Zsolt, Bobák Tamás</w:t>
-      </w:r>
-      <w:r>
-        <w:t>, Szikra Márton Álmos</w:t>
-      </w:r>
-    </w:p>
-    <w:p>
-      <w:r>
-        <w:t>-Hálózattervezés:</w:t>
-      </w:r>
-      <w:r>
-        <w:t xml:space="preserve"> Bobák Tamás, Mikó Zsolt</w:t>
-      </w:r>
     </w:p>
     <w:p>
       <w:r>
@@ -5598,6 +5606,9 @@
       </w:r>
     </w:p>
     <w:p>
+      <w:pPr>
+        <w:jc w:val="both"/>
+      </w:pPr>
       <w:r>
         <w:t>A vállalatunk topológiája három fő részből áll: a távoli szerver</w:t>
       </w:r>
@@ -5683,6 +5694,9 @@
       </w:r>
     </w:p>
     <w:p>
+      <w:pPr>
+        <w:jc w:val="both"/>
+      </w:pPr>
       <w:r>
         <w:t>A távoli szerverépületben található a Windows és Syslog szerverünk. A Windows szerveren fut Active Directory, Dynamic Host Configuration Protocol, Domain Name System és Internet Information Services. A Syslog szerveren naplózva van, hogy mikor voltak konfigurálva a switchek és routerek.</w:t>
       </w:r>
@@ -5758,11 +5772,18 @@
       </w:r>
     </w:p>
     <w:p>
+      <w:pPr>
+        <w:jc w:val="both"/>
+      </w:pPr>
       <w:r>
         <w:t>A gyárban minden dolgozónak saját gépe van, valamint van egy közös hálózati nyomtató és egy jelszóval védett WiFi hálózat a dolgozók számára.</w:t>
       </w:r>
     </w:p>
-    <w:p/>
+    <w:p>
+      <w:pPr>
+        <w:jc w:val="both"/>
+      </w:pPr>
+    </w:p>
     <w:p>
       <w:r>
         <w:rPr>
@@ -5830,6 +5851,9 @@
       </w:r>
     </w:p>
     <w:p>
+      <w:pPr>
+        <w:jc w:val="both"/>
+      </w:pPr>
       <w:r>
         <w:t xml:space="preserve">A főépület </w:t>
       </w:r>
@@ -5852,6 +5876,9 @@
       </w:r>
     </w:p>
     <w:p>
+      <w:pPr>
+        <w:jc w:val="both"/>
+      </w:pPr>
       <w:r>
         <w:t>A jobb oldalon látható rész az eladói iroda, ahova bejöhetnek vásárlók, hogy leadhassák rendelésüket. Itt található több eladói gép, egy hálózati nyomtató, és egy nyitott WiFi hálózat.</w:t>
       </w:r>
@@ -5933,6 +5960,9 @@
       <w:bookmarkEnd w:id="11"/>
     </w:p>
     <w:p>
+      <w:pPr>
+        <w:jc w:val="both"/>
+      </w:pPr>
       <w:r>
         <w:t>Biztosítjuk, hogy csak a megfelelő személyek férhessenek hozzá a hálózati eszközökhöz.</w:t>
       </w:r>
@@ -6002,6 +6032,9 @@
       <w:bookmarkEnd w:id="12"/>
     </w:p>
     <w:p>
+      <w:pPr>
+        <w:jc w:val="both"/>
+      </w:pPr>
       <w:r>
         <w:t xml:space="preserve">Virtuális LAN-ok segítségével </w:t>
       </w:r>
@@ -8258,6 +8291,9 @@
       <w:bookmarkEnd w:id="13"/>
     </w:p>
     <w:p>
+      <w:pPr>
+        <w:jc w:val="both"/>
+      </w:pPr>
       <w:r>
         <w:t>Hálózat biztonsági lépés megakadályozza illetéktelen eszközök hozzáférését a hálózathoz MAC-címek szűrésével. A kitett portokhoz hozzárendeli autómatikusan a switch az eszköz mac-címét és azt csak manuálisan lehet törölni. Szabálysértés esetén a port lekapcsol.</w:t>
       </w:r>
@@ -8331,6 +8367,9 @@
       <w:bookmarkEnd w:id="14"/>
     </w:p>
     <w:p>
+      <w:pPr>
+        <w:jc w:val="both"/>
+      </w:pPr>
       <w:r>
         <w:rPr>
           <w:noProof/>
@@ -8410,6 +8449,9 @@
       <w:bookmarkEnd w:id="15"/>
     </w:p>
     <w:p>
+      <w:pPr>
+        <w:jc w:val="both"/>
+      </w:pPr>
       <w:r>
         <w:t>A BGP (Border Gateway Protocol) az internet „globális útvonaltervezője”. Ez a protokoll kapcsolja össze az internetet alkotó több tízezer önálló hálózatot (Autonóm Rendszer - AS). Fő feladatai a hálózatok közötti összeköttetés, lehetővé teszi, hogy a különböző szolgáltatók (pl. Telekom, Google, AT&amp;T) meg osszák egymással, milyen IP-címek érhetőek el náluk. Az útvonalválasztás meghatározza a leghatékonyabb utat az adatok számára a hálózatok szövevényében. Nem csak a sebességet, hanem üzleti és biztonsági szabályokat is figyelembe véve, valamint hurokmentesség úgynevezett path-vector protokollként nyilvántartja a megtett állomásokat, így az adatok nem keringenek végtelen körökben.</w:t>
       </w:r>
@@ -8483,6 +8525,9 @@
       <w:bookmarkEnd w:id="16"/>
     </w:p>
     <w:p>
+      <w:pPr>
+        <w:jc w:val="both"/>
+      </w:pPr>
       <w:r>
         <w:t xml:space="preserve">Az OSPF (OpenShortestPathFirst) egy dinamikus forgalom irányító protokoll amely </w:t>
       </w:r>
@@ -8572,22 +8617,17 @@
       <w:bookmarkEnd w:id="17"/>
     </w:p>
     <w:p>
-      <w:r>
-        <w:t>A HSRP (Hot Standby Router Protocol) egy Cisco-specifikus redundancia-protokoll, amelynek elsődleges célja az alapértelmezett átjáró folyamatos biztosítása a hálózati kliensek számára, kiküszöbölve az egypontos meghibásodás (single point of failure) kockázatát. A technológia alapja, hogy több fizikai útválasztót egyetlen logikai egységbe fog össze, amely a kliensek felé egy közös, virtuális átjáróként jelenik meg. Ebben a konkrét konfigurációban ez a virtuális IP-cím a 192.168.[vlan szám</w:t>
-      </w:r>
-      <w:proofErr w:type="gramStart"/>
-      <w:r>
-        <w:t>].3</w:t>
-      </w:r>
-      <w:proofErr w:type="gramEnd"/>
-      <w:r>
-        <w:t xml:space="preserve"> formátumot követi, így a végponti eszközöknek ezt a címet kell beállítaniuk alapértelmezett gateway-ként.</w:t>
-      </w:r>
-      <w:r>
-        <w:t xml:space="preserve"> </w:t>
-      </w:r>
-    </w:p>
-    <w:p>
+      <w:pPr>
+        <w:jc w:val="both"/>
+      </w:pPr>
+      <w:r>
+        <w:t xml:space="preserve">A HSRP (Hot Standby Router Protocol) egy Cisco-specifikus redundancia-protokoll, amelynek elsődleges célja az alapértelmezett átjáró folyamatos biztosítása a hálózati kliensek számára, kiküszöbölve az egypontos meghibásodás (single point of failure) kockázatát. A technológia alapja, hogy több fizikai útválasztót egyetlen logikai egységbe fog össze, amely a kliensek felé egy közös, virtuális átjáróként jelenik meg. Ebben a konkrét konfigurációban ez a virtuális IP-cím a 192.168.[vlan szám].3 formátumot követi, így a végponti eszközöknek ezt a címet kell beállítaniuk alapértelmezett gateway-ként. </w:t>
+      </w:r>
+    </w:p>
+    <w:p>
+      <w:pPr>
+        <w:jc w:val="both"/>
+      </w:pPr>
       <w:r>
         <w:t>A csoporton belül az eszközök különböző szerepköröket töltenek be a prioritási értékeik alapján. Az R_main útválasztó, amely 110-es prioritással rendelkezik, magasabb értéke miatt elnyeri az Active (aktív) státuszt. Ez azt jelenti, hogy normál üzemi körülmények között ez az eszköz felelős a virtuális IP-címre érkező forgalom tényleges továbbításáért. Ezzel szemben az R_backup útválasztó a 100-as prioritásával (ami az alapértelmezett érték) Standby (készenléti) módba kerül.</w:t>
       </w:r>
@@ -8686,6 +8726,7 @@
     <w:p>
       <w:pPr>
         <w:pStyle w:val="Cmsor2"/>
+        <w:jc w:val="both"/>
       </w:pPr>
       <w:bookmarkStart w:id="18" w:name="_Toc227674014"/>
       <w:r>
@@ -8695,6 +8736,9 @@
       <w:bookmarkEnd w:id="18"/>
     </w:p>
     <w:p>
+      <w:pPr>
+        <w:jc w:val="both"/>
+      </w:pPr>
       <w:r>
         <w:t>Az R_factory routeren egy IPv6 DHCP pool létrehozásával biztosítjuk a címkiosztást a 2001:20</w:t>
       </w:r>
@@ -8812,6 +8856,9 @@
       <w:bookmarkEnd w:id="19"/>
     </w:p>
     <w:p>
+      <w:pPr>
+        <w:jc w:val="both"/>
+      </w:pPr>
       <w:r>
         <w:t xml:space="preserve">Az </w:t>
       </w:r>
@@ -8968,6 +9015,9 @@
       <w:bookmarkEnd w:id="20"/>
     </w:p>
     <w:p>
+      <w:pPr>
+        <w:jc w:val="both"/>
+      </w:pPr>
       <w:r>
         <w:t>Ez a hozzáférés-vezérlési lista (ACL) a hálózati eszközök biztonságának megerősítését szolgálja azáltal, hogy szigorúan korlátozza a távoli elérést biztosító SSH (Secure Shell) protokollt. A szabályrendszer lényege a "least privilege" (legkisebb jogosultság) elve: a konfiguráció megakadályozza, hogy az általános felhasználói szegmensekből vagy külső hálózatokból bárki próbálkozhasson a bejelentkezéssel, és kizárólag a kijelölt Adminisztrációs VLAN forráskódú csomagjait engedélyezi a célzott porton (TCP 22). Ez a megoldás hatékony védelmet nyújt a belső hálózati támadásokkal, a brute-force próbálkozásokkal és az illetéktelen hozzáféréssel szemben, mivel az eszköz menedzsment-felülete láthatatlanná és elérhetetlenné válik minden olyan eszköz számára, amely nem a privilegizált adminisztrátori tartományba tartozik.</w:t>
       </w:r>
@@ -9039,6 +9089,9 @@
       <w:bookmarkEnd w:id="21"/>
     </w:p>
     <w:p>
+      <w:pPr>
+        <w:jc w:val="both"/>
+      </w:pPr>
       <w:r>
         <w:t xml:space="preserve">Az R_Factory routeren </w:t>
       </w:r>
@@ -9052,6 +9105,9 @@
       </w:r>
     </w:p>
     <w:p>
+      <w:pPr>
+        <w:jc w:val="both"/>
+      </w:pPr>
       <w:r>
         <w:t>ipv6-ipv4</w:t>
       </w:r>
@@ -9106,12 +9162,341 @@
       <w:r>
         <w:br w:type="page"/>
       </w:r>
+      <w:bookmarkStart w:id="22" w:name="_Toc227674018"/>
     </w:p>
     <w:p>
       <w:pPr>
         <w:pStyle w:val="Cmsor2"/>
-      </w:pPr>
-      <w:bookmarkStart w:id="22" w:name="_Toc227674018"/>
+        <w:jc w:val="both"/>
+      </w:pPr>
+      <w:r>
+        <w:lastRenderedPageBreak/>
+        <w:t>Hálózat programozás:</w:t>
+      </w:r>
+    </w:p>
+    <w:p>
+      <w:pPr>
+        <w:jc w:val="both"/>
+      </w:pPr>
+      <w:r>
+        <w:t>Ez a Python-alapú automatizációs megoldás hálózati infrastruktúra-kezelő rendszerek REST API felületén keresztül végzett adatgyűjtést valósít meg. A folyamat egy biztonságos hitelesítési szakasszal kezdődik, ahol a szkript egy egyedi szerviztokent igényel az adminisztrátori hozzáférések alapján, majd ezt az azonosítót használja a további műveletek hitelesítéséhez. A sikeres bejelentkezést követően a program automatikusan lekérdezi a hálózati eszközök leltárát, a rendszer felfedezési (discovery) adatait, valamint a fizikai topológia részleteit, az eredményeket pedig strukturált JSON állományokba menti a későbbi elemzés vagy auditálás céljából. A kód robusztus felépítésének köszönhetően folyamatosan ellenőrzi a HTTP válaszkódokat, kezeli az SSL-tanúsítványokkal kapcsolatos figyelmeztetéseket, és hibatűrő módon biztosítja a hálózati állapot gyors, emberi beavatkozás nélküli archiválását.</w:t>
+      </w:r>
+    </w:p>
+    <w:p>
+      <w:pPr>
+        <w:jc w:val="center"/>
+      </w:pPr>
+      <w:r>
+        <w:rPr>
+          <w:noProof/>
+          <w:lang w:eastAsia="hu-HU"/>
+        </w:rPr>
+        <w:drawing>
+          <wp:inline distT="0" distB="0" distL="0" distR="0" wp14:anchorId="4B788E53" wp14:editId="5FFFD48E">
+            <wp:extent cx="5012286" cy="2202180"/>
+            <wp:effectExtent l="0" t="0" r="0" b="7620"/>
+            <wp:docPr id="54" name="Kép 54"/>
+            <wp:cNvGraphicFramePr>
+              <a:graphicFrameLocks xmlns:a="http://schemas.openxmlformats.org/drawingml/2006/main" noChangeAspect="1"/>
+            </wp:cNvGraphicFramePr>
+            <a:graphic xmlns:a="http://schemas.openxmlformats.org/drawingml/2006/main">
+              <a:graphicData uri="http://schemas.openxmlformats.org/drawingml/2006/picture">
+                <pic:pic xmlns:pic="http://schemas.openxmlformats.org/drawingml/2006/picture">
+                  <pic:nvPicPr>
+                    <pic:cNvPr id="54" name="hprog1.png"/>
+                    <pic:cNvPicPr/>
+                  </pic:nvPicPr>
+                  <pic:blipFill>
+                    <a:blip r:embed="rId62">
+                      <a:extLst>
+                        <a:ext uri="{28A0092B-C50C-407E-A947-70E740481C1C}">
+                          <a14:useLocalDpi xmlns:a14="http://schemas.microsoft.com/office/drawing/2010/main" val="0"/>
+                        </a:ext>
+                      </a:extLst>
+                    </a:blip>
+                    <a:stretch>
+                      <a:fillRect/>
+                    </a:stretch>
+                  </pic:blipFill>
+                  <pic:spPr>
+                    <a:xfrm>
+                      <a:off x="0" y="0"/>
+                      <a:ext cx="5021049" cy="2206030"/>
+                    </a:xfrm>
+                    <a:prstGeom prst="rect">
+                      <a:avLst/>
+                    </a:prstGeom>
+                  </pic:spPr>
+                </pic:pic>
+              </a:graphicData>
+            </a:graphic>
+          </wp:inline>
+        </w:drawing>
+      </w:r>
+      <w:r>
+        <w:rPr>
+          <w:noProof/>
+          <w:lang w:eastAsia="hu-HU"/>
+        </w:rPr>
+        <w:drawing>
+          <wp:inline distT="0" distB="0" distL="0" distR="0" wp14:anchorId="571E06B8" wp14:editId="1881E970">
+            <wp:extent cx="5105400" cy="784970"/>
+            <wp:effectExtent l="0" t="0" r="0" b="0"/>
+            <wp:docPr id="55" name="Kép 55"/>
+            <wp:cNvGraphicFramePr>
+              <a:graphicFrameLocks xmlns:a="http://schemas.openxmlformats.org/drawingml/2006/main" noChangeAspect="1"/>
+            </wp:cNvGraphicFramePr>
+            <a:graphic xmlns:a="http://schemas.openxmlformats.org/drawingml/2006/main">
+              <a:graphicData uri="http://schemas.openxmlformats.org/drawingml/2006/picture">
+                <pic:pic xmlns:pic="http://schemas.openxmlformats.org/drawingml/2006/picture">
+                  <pic:nvPicPr>
+                    <pic:cNvPr id="55" name="hprog2.png"/>
+                    <pic:cNvPicPr/>
+                  </pic:nvPicPr>
+                  <pic:blipFill>
+                    <a:blip r:embed="rId63">
+                      <a:extLst>
+                        <a:ext uri="{28A0092B-C50C-407E-A947-70E740481C1C}">
+                          <a14:useLocalDpi xmlns:a14="http://schemas.microsoft.com/office/drawing/2010/main" val="0"/>
+                        </a:ext>
+                      </a:extLst>
+                    </a:blip>
+                    <a:stretch>
+                      <a:fillRect/>
+                    </a:stretch>
+                  </pic:blipFill>
+                  <pic:spPr>
+                    <a:xfrm>
+                      <a:off x="0" y="0"/>
+                      <a:ext cx="5138815" cy="790108"/>
+                    </a:xfrm>
+                    <a:prstGeom prst="rect">
+                      <a:avLst/>
+                    </a:prstGeom>
+                  </pic:spPr>
+                </pic:pic>
+              </a:graphicData>
+            </a:graphic>
+          </wp:inline>
+        </w:drawing>
+      </w:r>
+      <w:r>
+        <w:rPr>
+          <w:noProof/>
+          <w:lang w:eastAsia="hu-HU"/>
+        </w:rPr>
+        <w:lastRenderedPageBreak/>
+        <w:drawing>
+          <wp:inline distT="0" distB="0" distL="0" distR="0" wp14:anchorId="4C23EA51" wp14:editId="20A570AF">
+            <wp:extent cx="4118610" cy="1805940"/>
+            <wp:effectExtent l="0" t="0" r="0" b="3810"/>
+            <wp:docPr id="59" name="Kép 59"/>
+            <wp:cNvGraphicFramePr>
+              <a:graphicFrameLocks xmlns:a="http://schemas.openxmlformats.org/drawingml/2006/main" noChangeAspect="1"/>
+            </wp:cNvGraphicFramePr>
+            <a:graphic xmlns:a="http://schemas.openxmlformats.org/drawingml/2006/main">
+              <a:graphicData uri="http://schemas.openxmlformats.org/drawingml/2006/picture">
+                <pic:pic xmlns:pic="http://schemas.openxmlformats.org/drawingml/2006/picture">
+                  <pic:nvPicPr>
+                    <pic:cNvPr id="59" name="hprog3.png"/>
+                    <pic:cNvPicPr/>
+                  </pic:nvPicPr>
+                  <pic:blipFill rotWithShape="1">
+                    <a:blip r:embed="rId64">
+                      <a:extLst>
+                        <a:ext uri="{28A0092B-C50C-407E-A947-70E740481C1C}">
+                          <a14:useLocalDpi xmlns:a14="http://schemas.microsoft.com/office/drawing/2010/main" val="0"/>
+                        </a:ext>
+                      </a:extLst>
+                    </a:blip>
+                    <a:srcRect b="15071"/>
+                    <a:stretch/>
+                  </pic:blipFill>
+                  <pic:spPr bwMode="auto">
+                    <a:xfrm>
+                      <a:off x="0" y="0"/>
+                      <a:ext cx="4118610" cy="1805940"/>
+                    </a:xfrm>
+                    <a:prstGeom prst="rect">
+                      <a:avLst/>
+                    </a:prstGeom>
+                    <a:ln>
+                      <a:noFill/>
+                    </a:ln>
+                    <a:extLst>
+                      <a:ext uri="{53640926-AAD7-44D8-BBD7-CCE9431645EC}">
+                        <a14:shadowObscured xmlns:a14="http://schemas.microsoft.com/office/drawing/2010/main"/>
+                      </a:ext>
+                    </a:extLst>
+                  </pic:spPr>
+                </pic:pic>
+              </a:graphicData>
+            </a:graphic>
+          </wp:inline>
+        </w:drawing>
+      </w:r>
+      <w:r>
+        <w:rPr>
+          <w:noProof/>
+          <w:lang w:eastAsia="hu-HU"/>
+        </w:rPr>
+        <w:drawing>
+          <wp:inline distT="0" distB="0" distL="0" distR="0" wp14:anchorId="3E98EC2C" wp14:editId="1D855710">
+            <wp:extent cx="5188217" cy="1778091"/>
+            <wp:effectExtent l="0" t="0" r="0" b="0"/>
+            <wp:docPr id="62" name="Kép 62"/>
+            <wp:cNvGraphicFramePr>
+              <a:graphicFrameLocks xmlns:a="http://schemas.openxmlformats.org/drawingml/2006/main" noChangeAspect="1"/>
+            </wp:cNvGraphicFramePr>
+            <a:graphic xmlns:a="http://schemas.openxmlformats.org/drawingml/2006/main">
+              <a:graphicData uri="http://schemas.openxmlformats.org/drawingml/2006/picture">
+                <pic:pic xmlns:pic="http://schemas.openxmlformats.org/drawingml/2006/picture">
+                  <pic:nvPicPr>
+                    <pic:cNvPr id="62" name="hprog4.png"/>
+                    <pic:cNvPicPr/>
+                  </pic:nvPicPr>
+                  <pic:blipFill>
+                    <a:blip r:embed="rId65">
+                      <a:extLst>
+                        <a:ext uri="{28A0092B-C50C-407E-A947-70E740481C1C}">
+                          <a14:useLocalDpi xmlns:a14="http://schemas.microsoft.com/office/drawing/2010/main" val="0"/>
+                        </a:ext>
+                      </a:extLst>
+                    </a:blip>
+                    <a:stretch>
+                      <a:fillRect/>
+                    </a:stretch>
+                  </pic:blipFill>
+                  <pic:spPr>
+                    <a:xfrm>
+                      <a:off x="0" y="0"/>
+                      <a:ext cx="5188217" cy="1778091"/>
+                    </a:xfrm>
+                    <a:prstGeom prst="rect">
+                      <a:avLst/>
+                    </a:prstGeom>
+                  </pic:spPr>
+                </pic:pic>
+              </a:graphicData>
+            </a:graphic>
+          </wp:inline>
+        </w:drawing>
+      </w:r>
+    </w:p>
+    <w:p/>
+    <w:p>
+      <w:r>
+        <w:t>A program eredménye:</w:t>
+      </w:r>
+    </w:p>
+    <w:p>
+      <w:r>
+        <w:rPr>
+          <w:noProof/>
+          <w:lang w:eastAsia="hu-HU"/>
+        </w:rPr>
+        <w:drawing>
+          <wp:inline distT="0" distB="0" distL="0" distR="0" wp14:anchorId="6DC1717C" wp14:editId="63A8D488">
+            <wp:extent cx="5760720" cy="1403985"/>
+            <wp:effectExtent l="0" t="0" r="0" b="5715"/>
+            <wp:docPr id="63" name="Kép 63"/>
+            <wp:cNvGraphicFramePr>
+              <a:graphicFrameLocks xmlns:a="http://schemas.openxmlformats.org/drawingml/2006/main" noChangeAspect="1"/>
+            </wp:cNvGraphicFramePr>
+            <a:graphic xmlns:a="http://schemas.openxmlformats.org/drawingml/2006/main">
+              <a:graphicData uri="http://schemas.openxmlformats.org/drawingml/2006/picture">
+                <pic:pic xmlns:pic="http://schemas.openxmlformats.org/drawingml/2006/picture">
+                  <pic:nvPicPr>
+                    <pic:cNvPr id="63" name="response.jpg"/>
+                    <pic:cNvPicPr/>
+                  </pic:nvPicPr>
+                  <pic:blipFill>
+                    <a:blip r:embed="rId66">
+                      <a:extLst>
+                        <a:ext uri="{28A0092B-C50C-407E-A947-70E740481C1C}">
+                          <a14:useLocalDpi xmlns:a14="http://schemas.microsoft.com/office/drawing/2010/main" val="0"/>
+                        </a:ext>
+                      </a:extLst>
+                    </a:blip>
+                    <a:stretch>
+                      <a:fillRect/>
+                    </a:stretch>
+                  </pic:blipFill>
+                  <pic:spPr>
+                    <a:xfrm>
+                      <a:off x="0" y="0"/>
+                      <a:ext cx="5760720" cy="1403985"/>
+                    </a:xfrm>
+                    <a:prstGeom prst="rect">
+                      <a:avLst/>
+                    </a:prstGeom>
+                  </pic:spPr>
+                </pic:pic>
+              </a:graphicData>
+            </a:graphic>
+          </wp:inline>
+        </w:drawing>
+      </w:r>
+      <w:r>
+        <w:rPr>
+          <w:noProof/>
+          <w:lang w:eastAsia="hu-HU"/>
+        </w:rPr>
+        <w:drawing>
+          <wp:inline distT="0" distB="0" distL="0" distR="0" wp14:anchorId="7BD45FCC" wp14:editId="5EEE60D0">
+            <wp:extent cx="1648055" cy="1409897"/>
+            <wp:effectExtent l="0" t="0" r="9525" b="0"/>
+            <wp:docPr id="1177172032" name="Kép 1177172032"/>
+            <wp:cNvGraphicFramePr>
+              <a:graphicFrameLocks xmlns:a="http://schemas.openxmlformats.org/drawingml/2006/main" noChangeAspect="1"/>
+            </wp:cNvGraphicFramePr>
+            <a:graphic xmlns:a="http://schemas.openxmlformats.org/drawingml/2006/main">
+              <a:graphicData uri="http://schemas.openxmlformats.org/drawingml/2006/picture">
+                <pic:pic xmlns:pic="http://schemas.openxmlformats.org/drawingml/2006/picture">
+                  <pic:nvPicPr>
+                    <pic:cNvPr id="1177172032" name="response2.png"/>
+                    <pic:cNvPicPr/>
+                  </pic:nvPicPr>
+                  <pic:blipFill>
+                    <a:blip r:embed="rId67">
+                      <a:extLst>
+                        <a:ext uri="{28A0092B-C50C-407E-A947-70E740481C1C}">
+                          <a14:useLocalDpi xmlns:a14="http://schemas.microsoft.com/office/drawing/2010/main" val="0"/>
+                        </a:ext>
+                      </a:extLst>
+                    </a:blip>
+                    <a:stretch>
+                      <a:fillRect/>
+                    </a:stretch>
+                  </pic:blipFill>
+                  <pic:spPr>
+                    <a:xfrm>
+                      <a:off x="0" y="0"/>
+                      <a:ext cx="1648055" cy="1409897"/>
+                    </a:xfrm>
+                    <a:prstGeom prst="rect">
+                      <a:avLst/>
+                    </a:prstGeom>
+                  </pic:spPr>
+                </pic:pic>
+              </a:graphicData>
+            </a:graphic>
+          </wp:inline>
+        </w:drawing>
+      </w:r>
+    </w:p>
+    <w:p>
+      <w:pPr>
+        <w:spacing w:after="160"/>
+      </w:pPr>
+      <w:r>
+        <w:br w:type="page"/>
+      </w:r>
+    </w:p>
+    <w:p>
+      <w:pPr>
+        <w:pStyle w:val="Cmsor2"/>
+      </w:pPr>
       <w:r>
         <w:lastRenderedPageBreak/>
         <w:t>Weboldal:</w:t>
@@ -9153,7 +9538,7 @@
                     <pic:cNvPicPr/>
                   </pic:nvPicPr>
                   <pic:blipFill>
-                    <a:blip r:embed="rId62">
+                    <a:blip r:embed="rId68">
                       <a:extLst>
                         <a:ext uri="{28A0092B-C50C-407E-A947-70E740481C1C}">
                           <a14:useLocalDpi xmlns:a14="http://schemas.microsoft.com/office/drawing/2010/main" val="0"/>
@@ -9192,13 +9577,7 @@
       <w:bookmarkStart w:id="23" w:name="_Toc227674019"/>
       <w:r>
         <w:lastRenderedPageBreak/>
-        <w:t>R_factory_co</w:t>
-      </w:r>
-      <w:r>
-        <w:t>n</w:t>
-      </w:r>
-      <w:r>
-        <w:t>fig:</w:t>
+        <w:t>R_factory_config:</w:t>
       </w:r>
       <w:bookmarkEnd w:id="23"/>
     </w:p>
@@ -9211,8 +9590,8 @@
           <w:szCs w:val="20"/>
         </w:rPr>
         <w:sectPr>
-          <w:headerReference w:type="default" r:id="rId63"/>
-          <w:footerReference w:type="default" r:id="rId64"/>
+          <w:headerReference w:type="default" r:id="rId69"/>
+          <w:footerReference w:type="default" r:id="rId70"/>
           <w:pgSz w:w="11906" w:h="16838"/>
           <w:pgMar w:top="1417" w:right="1417" w:bottom="1417" w:left="1417" w:header="567" w:footer="708" w:gutter="0"/>
           <w:cols w:space="708"/>
@@ -25589,7 +25968,7 @@
                     </pic:cNvPicPr>
                   </pic:nvPicPr>
                   <pic:blipFill>
-                    <a:blip r:embed="rId65" cstate="print">
+                    <a:blip r:embed="rId71" cstate="print">
                       <a:extLst>
                         <a:ext uri="{28A0092B-C50C-407E-A947-70E740481C1C}">
                           <a14:useLocalDpi xmlns:a14="http://schemas.microsoft.com/office/drawing/2010/main" val="0"/>
@@ -25702,7 +26081,7 @@
                     </pic:cNvPicPr>
                   </pic:nvPicPr>
                   <pic:blipFill>
-                    <a:blip r:embed="rId66">
+                    <a:blip r:embed="rId72">
                       <a:extLst>
                         <a:ext uri="{28A0092B-C50C-407E-A947-70E740481C1C}">
                           <a14:useLocalDpi xmlns:a14="http://schemas.microsoft.com/office/drawing/2010/main" val="0"/>
@@ -25800,7 +26179,7 @@
                     </pic:cNvPicPr>
                   </pic:nvPicPr>
                   <pic:blipFill>
-                    <a:blip r:embed="rId67">
+                    <a:blip r:embed="rId73">
                       <a:extLst>
                         <a:ext uri="{28A0092B-C50C-407E-A947-70E740481C1C}">
                           <a14:useLocalDpi xmlns:a14="http://schemas.microsoft.com/office/drawing/2010/main" val="0"/>
@@ -25908,7 +26287,7 @@
                     </pic:cNvPicPr>
                   </pic:nvPicPr>
                   <pic:blipFill>
-                    <a:blip r:embed="rId68" cstate="print">
+                    <a:blip r:embed="rId74" cstate="print">
                       <a:extLst>
                         <a:ext uri="{28A0092B-C50C-407E-A947-70E740481C1C}">
                           <a14:useLocalDpi xmlns:a14="http://schemas.microsoft.com/office/drawing/2010/main" val="0"/>
@@ -26013,7 +26392,7 @@
                     </pic:cNvPicPr>
                   </pic:nvPicPr>
                   <pic:blipFill>
-                    <a:blip r:embed="rId69">
+                    <a:blip r:embed="rId75">
                       <a:extLst>
                         <a:ext uri="{28A0092B-C50C-407E-A947-70E740481C1C}">
                           <a14:useLocalDpi xmlns:a14="http://schemas.microsoft.com/office/drawing/2010/main" val="0"/>
@@ -26104,7 +26483,7 @@
                     </pic:cNvPicPr>
                   </pic:nvPicPr>
                   <pic:blipFill>
-                    <a:blip r:embed="rId70">
+                    <a:blip r:embed="rId76">
                       <a:extLst>
                         <a:ext uri="{28A0092B-C50C-407E-A947-70E740481C1C}">
                           <a14:useLocalDpi xmlns:a14="http://schemas.microsoft.com/office/drawing/2010/main" val="0"/>
@@ -26211,7 +26590,7 @@
                     </pic:cNvPicPr>
                   </pic:nvPicPr>
                   <pic:blipFill>
-                    <a:blip r:embed="rId71">
+                    <a:blip r:embed="rId77">
                       <a:extLst>
                         <a:ext uri="{28A0092B-C50C-407E-A947-70E740481C1C}">
                           <a14:useLocalDpi xmlns:a14="http://schemas.microsoft.com/office/drawing/2010/main" val="0"/>
@@ -26309,7 +26688,7 @@
                     </pic:cNvPicPr>
                   </pic:nvPicPr>
                   <pic:blipFill>
-                    <a:blip r:embed="rId72">
+                    <a:blip r:embed="rId78">
                       <a:extLst>
                         <a:ext uri="{28A0092B-C50C-407E-A947-70E740481C1C}">
                           <a14:useLocalDpi xmlns:a14="http://schemas.microsoft.com/office/drawing/2010/main" val="0"/>
@@ -26666,639 +27045,6 @@
                 <w:u w:val="single"/>
               </w:rPr>
             </w:pPr>
-            <w:hyperlink r:id="rId73" w:history="1">
-              <w:r>
-                <w:rPr>
-                  <w:rStyle w:val="Hiperhivatkozs"/>
-                </w:rPr>
-                <w:t>Katt ide!</w:t>
-              </w:r>
-            </w:hyperlink>
-          </w:p>
-        </w:tc>
-      </w:tr>
-      <w:tr>
-        <w:trPr>
-          <w:trHeight w:val="300"/>
-        </w:trPr>
-        <w:tc>
-          <w:tcPr>
-            <w:tcW w:w="4106" w:type="dxa"/>
-            <w:noWrap/>
-            <w:hideMark/>
-          </w:tcPr>
-          <w:p>
-            <w:pPr>
-              <w:jc w:val="center"/>
-            </w:pPr>
-            <w:r>
-              <w:t>Router Cisco 1921/K9</w:t>
-            </w:r>
-          </w:p>
-        </w:tc>
-        <w:tc>
-          <w:tcPr>
-            <w:tcW w:w="1336" w:type="dxa"/>
-            <w:noWrap/>
-            <w:hideMark/>
-          </w:tcPr>
-          <w:p>
-            <w:pPr>
-              <w:jc w:val="center"/>
-            </w:pPr>
-            <w:r>
-              <w:t>Forgalom-irányító</w:t>
-            </w:r>
-          </w:p>
-        </w:tc>
-        <w:tc>
-          <w:tcPr>
-            <w:tcW w:w="1508" w:type="dxa"/>
-            <w:noWrap/>
-            <w:hideMark/>
-          </w:tcPr>
-          <w:p>
-            <w:pPr>
-              <w:jc w:val="center"/>
-            </w:pPr>
-            <w:r>
-              <w:t>3</w:t>
-            </w:r>
-          </w:p>
-        </w:tc>
-        <w:tc>
-          <w:tcPr>
-            <w:tcW w:w="1801" w:type="dxa"/>
-            <w:noWrap/>
-            <w:hideMark/>
-          </w:tcPr>
-          <w:p>
-            <w:pPr>
-              <w:jc w:val="center"/>
-            </w:pPr>
-            <w:r>
-              <w:t>162 000 Ft</w:t>
-            </w:r>
-          </w:p>
-        </w:tc>
-        <w:tc>
-          <w:tcPr>
-            <w:tcW w:w="1445" w:type="dxa"/>
-            <w:noWrap/>
-            <w:hideMark/>
-          </w:tcPr>
-          <w:p>
-            <w:pPr>
-              <w:jc w:val="center"/>
-            </w:pPr>
-            <w:r>
-              <w:t>486 000 Ft</w:t>
-            </w:r>
-          </w:p>
-        </w:tc>
-        <w:tc>
-          <w:tcPr>
-            <w:tcW w:w="1056" w:type="dxa"/>
-            <w:noWrap/>
-            <w:hideMark/>
-          </w:tcPr>
-          <w:p>
-            <w:pPr>
-              <w:jc w:val="center"/>
-              <w:rPr>
-                <w:u w:val="single"/>
-              </w:rPr>
-            </w:pPr>
-            <w:hyperlink r:id="rId74" w:history="1">
-              <w:r>
-                <w:rPr>
-                  <w:rStyle w:val="Hiperhivatkozs"/>
-                </w:rPr>
-                <w:t>Katt ide!</w:t>
-              </w:r>
-            </w:hyperlink>
-          </w:p>
-        </w:tc>
-      </w:tr>
-      <w:tr>
-        <w:trPr>
-          <w:trHeight w:val="300"/>
-        </w:trPr>
-        <w:tc>
-          <w:tcPr>
-            <w:tcW w:w="4106" w:type="dxa"/>
-            <w:noWrap/>
-            <w:hideMark/>
-          </w:tcPr>
-          <w:p>
-            <w:pPr>
-              <w:jc w:val="center"/>
-            </w:pPr>
-            <w:r>
-              <w:t>HP LaserJet Pro 4102dw</w:t>
-            </w:r>
-          </w:p>
-        </w:tc>
-        <w:tc>
-          <w:tcPr>
-            <w:tcW w:w="1336" w:type="dxa"/>
-            <w:noWrap/>
-            <w:hideMark/>
-          </w:tcPr>
-          <w:p>
-            <w:pPr>
-              <w:jc w:val="center"/>
-            </w:pPr>
-            <w:r>
-              <w:t>Nyomtató</w:t>
-            </w:r>
-          </w:p>
-        </w:tc>
-        <w:tc>
-          <w:tcPr>
-            <w:tcW w:w="1508" w:type="dxa"/>
-            <w:noWrap/>
-            <w:hideMark/>
-          </w:tcPr>
-          <w:p>
-            <w:pPr>
-              <w:jc w:val="center"/>
-            </w:pPr>
-            <w:r>
-              <w:t>3</w:t>
-            </w:r>
-          </w:p>
-        </w:tc>
-        <w:tc>
-          <w:tcPr>
-            <w:tcW w:w="1801" w:type="dxa"/>
-            <w:noWrap/>
-            <w:hideMark/>
-          </w:tcPr>
-          <w:p>
-            <w:pPr>
-              <w:jc w:val="center"/>
-            </w:pPr>
-            <w:r>
-              <w:t>160 340 Ft</w:t>
-            </w:r>
-          </w:p>
-        </w:tc>
-        <w:tc>
-          <w:tcPr>
-            <w:tcW w:w="1445" w:type="dxa"/>
-            <w:noWrap/>
-            <w:hideMark/>
-          </w:tcPr>
-          <w:p>
-            <w:pPr>
-              <w:jc w:val="center"/>
-            </w:pPr>
-            <w:r>
-              <w:t>481 020 Ft</w:t>
-            </w:r>
-          </w:p>
-        </w:tc>
-        <w:tc>
-          <w:tcPr>
-            <w:tcW w:w="1056" w:type="dxa"/>
-            <w:noWrap/>
-            <w:hideMark/>
-          </w:tcPr>
-          <w:p>
-            <w:pPr>
-              <w:jc w:val="center"/>
-              <w:rPr>
-                <w:u w:val="single"/>
-              </w:rPr>
-            </w:pPr>
-            <w:hyperlink r:id="rId75" w:history="1">
-              <w:r>
-                <w:rPr>
-                  <w:rStyle w:val="Hiperhivatkozs"/>
-                </w:rPr>
-                <w:t>Katt ide!</w:t>
-              </w:r>
-            </w:hyperlink>
-          </w:p>
-        </w:tc>
-      </w:tr>
-      <w:tr>
-        <w:trPr>
-          <w:trHeight w:val="300"/>
-        </w:trPr>
-        <w:tc>
-          <w:tcPr>
-            <w:tcW w:w="4106" w:type="dxa"/>
-            <w:noWrap/>
-            <w:hideMark/>
-          </w:tcPr>
-          <w:p>
-            <w:pPr>
-              <w:jc w:val="center"/>
-            </w:pPr>
-            <w:r>
-              <w:t>Server DELL R650 10SFF</w:t>
-            </w:r>
-          </w:p>
-        </w:tc>
-        <w:tc>
-          <w:tcPr>
-            <w:tcW w:w="1336" w:type="dxa"/>
-            <w:noWrap/>
-            <w:hideMark/>
-          </w:tcPr>
-          <w:p>
-            <w:pPr>
-              <w:jc w:val="center"/>
-            </w:pPr>
-            <w:r>
-              <w:t>S</w:t>
-            </w:r>
-            <w:r>
-              <w:t>zerver</w:t>
-            </w:r>
-          </w:p>
-        </w:tc>
-        <w:tc>
-          <w:tcPr>
-            <w:tcW w:w="1508" w:type="dxa"/>
-            <w:noWrap/>
-            <w:hideMark/>
-          </w:tcPr>
-          <w:p>
-            <w:pPr>
-              <w:jc w:val="center"/>
-            </w:pPr>
-            <w:r>
-              <w:t>1</w:t>
-            </w:r>
-          </w:p>
-        </w:tc>
-        <w:tc>
-          <w:tcPr>
-            <w:tcW w:w="1801" w:type="dxa"/>
-            <w:noWrap/>
-            <w:hideMark/>
-          </w:tcPr>
-          <w:p>
-            <w:pPr>
-              <w:jc w:val="center"/>
-            </w:pPr>
-            <w:r>
-              <w:t>3 656 000 Ft</w:t>
-            </w:r>
-          </w:p>
-        </w:tc>
-        <w:tc>
-          <w:tcPr>
-            <w:tcW w:w="1445" w:type="dxa"/>
-            <w:noWrap/>
-            <w:hideMark/>
-          </w:tcPr>
-          <w:p>
-            <w:pPr>
-              <w:jc w:val="center"/>
-            </w:pPr>
-            <w:r>
-              <w:t>3 656 000 Ft</w:t>
-            </w:r>
-          </w:p>
-        </w:tc>
-        <w:tc>
-          <w:tcPr>
-            <w:tcW w:w="1056" w:type="dxa"/>
-            <w:noWrap/>
-            <w:hideMark/>
-          </w:tcPr>
-          <w:p>
-            <w:pPr>
-              <w:jc w:val="center"/>
-              <w:rPr>
-                <w:u w:val="single"/>
-              </w:rPr>
-            </w:pPr>
-            <w:hyperlink r:id="rId76" w:history="1">
-              <w:r>
-                <w:rPr>
-                  <w:rStyle w:val="Hiperhivatkozs"/>
-                </w:rPr>
-                <w:t>Katt ide!</w:t>
-              </w:r>
-            </w:hyperlink>
-          </w:p>
-        </w:tc>
-      </w:tr>
-      <w:tr>
-        <w:trPr>
-          <w:trHeight w:val="300"/>
-        </w:trPr>
-        <w:tc>
-          <w:tcPr>
-            <w:tcW w:w="4106" w:type="dxa"/>
-            <w:noWrap/>
-            <w:hideMark/>
-          </w:tcPr>
-          <w:p>
-            <w:pPr>
-              <w:jc w:val="center"/>
-            </w:pPr>
-            <w:r>
-              <w:t>Seagate Exos Nearline Enterprise Hard Drive 8TB</w:t>
-            </w:r>
-          </w:p>
-        </w:tc>
-        <w:tc>
-          <w:tcPr>
-            <w:tcW w:w="1336" w:type="dxa"/>
-            <w:noWrap/>
-            <w:hideMark/>
-          </w:tcPr>
-          <w:p>
-            <w:pPr>
-              <w:jc w:val="center"/>
-            </w:pPr>
-            <w:r>
-              <w:t>Merev-lemez</w:t>
-            </w:r>
-          </w:p>
-        </w:tc>
-        <w:tc>
-          <w:tcPr>
-            <w:tcW w:w="1508" w:type="dxa"/>
-            <w:noWrap/>
-            <w:hideMark/>
-          </w:tcPr>
-          <w:p>
-            <w:pPr>
-              <w:jc w:val="center"/>
-            </w:pPr>
-            <w:r>
-              <w:t>6</w:t>
-            </w:r>
-          </w:p>
-        </w:tc>
-        <w:tc>
-          <w:tcPr>
-            <w:tcW w:w="1801" w:type="dxa"/>
-            <w:noWrap/>
-            <w:hideMark/>
-          </w:tcPr>
-          <w:p>
-            <w:pPr>
-              <w:jc w:val="center"/>
-            </w:pPr>
-            <w:r>
-              <w:t>140 335 Ft</w:t>
-            </w:r>
-          </w:p>
-        </w:tc>
-        <w:tc>
-          <w:tcPr>
-            <w:tcW w:w="1445" w:type="dxa"/>
-            <w:noWrap/>
-            <w:hideMark/>
-          </w:tcPr>
-          <w:p>
-            <w:pPr>
-              <w:jc w:val="center"/>
-            </w:pPr>
-            <w:r>
-              <w:t>842 010 Ft</w:t>
-            </w:r>
-          </w:p>
-        </w:tc>
-        <w:tc>
-          <w:tcPr>
-            <w:tcW w:w="1056" w:type="dxa"/>
-            <w:noWrap/>
-            <w:hideMark/>
-          </w:tcPr>
-          <w:p>
-            <w:pPr>
-              <w:jc w:val="center"/>
-              <w:rPr>
-                <w:u w:val="single"/>
-              </w:rPr>
-            </w:pPr>
-            <w:hyperlink r:id="rId77" w:history="1">
-              <w:r>
-                <w:rPr>
-                  <w:rStyle w:val="Hiperhivatkozs"/>
-                </w:rPr>
-                <w:t>Katt ide!</w:t>
-              </w:r>
-            </w:hyperlink>
-          </w:p>
-        </w:tc>
-      </w:tr>
-      <w:tr>
-        <w:trPr>
-          <w:trHeight w:val="300"/>
-        </w:trPr>
-        <w:tc>
-          <w:tcPr>
-            <w:tcW w:w="4106" w:type="dxa"/>
-            <w:noWrap/>
-            <w:hideMark/>
-          </w:tcPr>
-          <w:p>
-            <w:pPr>
-              <w:jc w:val="center"/>
-            </w:pPr>
-            <w:r>
-              <w:t>DELL EMC PowerEdge R640 (10xSFF)</w:t>
-            </w:r>
-          </w:p>
-        </w:tc>
-        <w:tc>
-          <w:tcPr>
-            <w:tcW w:w="1336" w:type="dxa"/>
-            <w:noWrap/>
-            <w:hideMark/>
-          </w:tcPr>
-          <w:p>
-            <w:pPr>
-              <w:jc w:val="center"/>
-            </w:pPr>
-            <w:r>
-              <w:t>S</w:t>
-            </w:r>
-            <w:r>
-              <w:t>z</w:t>
-            </w:r>
-            <w:r>
-              <w:t>erver</w:t>
-            </w:r>
-          </w:p>
-        </w:tc>
-        <w:tc>
-          <w:tcPr>
-            <w:tcW w:w="1508" w:type="dxa"/>
-            <w:noWrap/>
-            <w:hideMark/>
-          </w:tcPr>
-          <w:p>
-            <w:pPr>
-              <w:jc w:val="center"/>
-            </w:pPr>
-            <w:r>
-              <w:t>1</w:t>
-            </w:r>
-          </w:p>
-        </w:tc>
-        <w:tc>
-          <w:tcPr>
-            <w:tcW w:w="1801" w:type="dxa"/>
-            <w:noWrap/>
-            <w:hideMark/>
-          </w:tcPr>
-          <w:p>
-            <w:pPr>
-              <w:jc w:val="center"/>
-            </w:pPr>
-            <w:r>
-              <w:t>364 000 Ft</w:t>
-            </w:r>
-          </w:p>
-        </w:tc>
-        <w:tc>
-          <w:tcPr>
-            <w:tcW w:w="1445" w:type="dxa"/>
-            <w:noWrap/>
-            <w:hideMark/>
-          </w:tcPr>
-          <w:p>
-            <w:pPr>
-              <w:jc w:val="center"/>
-            </w:pPr>
-            <w:r>
-              <w:t>364 000 Ft</w:t>
-            </w:r>
-          </w:p>
-        </w:tc>
-        <w:tc>
-          <w:tcPr>
-            <w:tcW w:w="1056" w:type="dxa"/>
-            <w:noWrap/>
-            <w:hideMark/>
-          </w:tcPr>
-          <w:p>
-            <w:pPr>
-              <w:jc w:val="center"/>
-              <w:rPr>
-                <w:u w:val="single"/>
-              </w:rPr>
-            </w:pPr>
-            <w:hyperlink r:id="rId78" w:history="1">
-              <w:r>
-                <w:rPr>
-                  <w:rStyle w:val="Hiperhivatkozs"/>
-                </w:rPr>
-                <w:t>Katt ide!</w:t>
-              </w:r>
-            </w:hyperlink>
-          </w:p>
-        </w:tc>
-      </w:tr>
-      <w:tr>
-        <w:trPr>
-          <w:trHeight w:val="300"/>
-        </w:trPr>
-        <w:tc>
-          <w:tcPr>
-            <w:tcW w:w="4106" w:type="dxa"/>
-            <w:noWrap/>
-            <w:hideMark/>
-          </w:tcPr>
-          <w:p>
-            <w:pPr>
-              <w:jc w:val="center"/>
-            </w:pPr>
-            <w:r>
-              <w:t>Dell OptiPlex 3070 SFF + Monitor Lenovo ThinkVision T24i-10 23,8"</w:t>
-            </w:r>
-          </w:p>
-        </w:tc>
-        <w:tc>
-          <w:tcPr>
-            <w:tcW w:w="1336" w:type="dxa"/>
-            <w:noWrap/>
-            <w:hideMark/>
-          </w:tcPr>
-          <w:p>
-            <w:pPr>
-              <w:jc w:val="center"/>
-            </w:pPr>
-            <w:r>
-              <w:t xml:space="preserve">Számító-gép és </w:t>
-            </w:r>
-            <w:r>
-              <w:t>M</w:t>
-            </w:r>
-            <w:r>
-              <w:t>onitor</w:t>
-            </w:r>
-          </w:p>
-        </w:tc>
-        <w:tc>
-          <w:tcPr>
-            <w:tcW w:w="1508" w:type="dxa"/>
-            <w:noWrap/>
-            <w:hideMark/>
-          </w:tcPr>
-          <w:p>
-            <w:pPr>
-              <w:jc w:val="center"/>
-            </w:pPr>
-            <w:r>
-              <w:t>16</w:t>
-            </w:r>
-          </w:p>
-        </w:tc>
-        <w:tc>
-          <w:tcPr>
-            <w:tcW w:w="1801" w:type="dxa"/>
-            <w:noWrap/>
-            <w:hideMark/>
-          </w:tcPr>
-          <w:p>
-            <w:pPr>
-              <w:jc w:val="center"/>
-            </w:pPr>
-            <w:r>
-              <w:t>127 790 Ft</w:t>
-            </w:r>
-          </w:p>
-        </w:tc>
-        <w:tc>
-          <w:tcPr>
-            <w:tcW w:w="1445" w:type="dxa"/>
-            <w:noWrap/>
-            <w:hideMark/>
-          </w:tcPr>
-          <w:p>
-            <w:pPr>
-              <w:jc w:val="center"/>
-            </w:pPr>
-            <w:r>
-              <w:t>2 044 640 Ft</w:t>
-            </w:r>
-          </w:p>
-        </w:tc>
-        <w:tc>
-          <w:tcPr>
-            <w:tcW w:w="1056" w:type="dxa"/>
-            <w:noWrap/>
-            <w:hideMark/>
-          </w:tcPr>
-          <w:p>
-            <w:pPr>
-              <w:jc w:val="center"/>
-              <w:rPr>
-                <w:u w:val="single"/>
-              </w:rPr>
-            </w:pPr>
             <w:hyperlink r:id="rId79" w:history="1">
               <w:r>
                 <w:rPr>
@@ -27325,7 +27071,7 @@
               <w:jc w:val="center"/>
             </w:pPr>
             <w:r>
-              <w:t>MIKROTIK - RB4011iGS+5HacQ2HnD-IN</w:t>
+              <w:t>Router Cisco 1921/K9</w:t>
             </w:r>
           </w:p>
         </w:tc>
@@ -27340,9 +27086,6 @@
               <w:jc w:val="center"/>
             </w:pPr>
             <w:r>
-              <w:t xml:space="preserve">WiFi </w:t>
-            </w:r>
-            <w:r>
               <w:t>Forgalom-irányító</w:t>
             </w:r>
           </w:p>
@@ -27358,7 +27101,7 @@
               <w:jc w:val="center"/>
             </w:pPr>
             <w:r>
-              <w:t>1</w:t>
+              <w:t>3</w:t>
             </w:r>
           </w:p>
         </w:tc>
@@ -27373,7 +27116,7 @@
               <w:jc w:val="center"/>
             </w:pPr>
             <w:r>
-              <w:t>96 620 Ft</w:t>
+              <w:t>162 000 Ft</w:t>
             </w:r>
           </w:p>
         </w:tc>
@@ -27388,7 +27131,7 @@
               <w:jc w:val="center"/>
             </w:pPr>
             <w:r>
-              <w:t>96 620 Ft</w:t>
+              <w:t>486 000 Ft</w:t>
             </w:r>
           </w:p>
         </w:tc>
@@ -27431,7 +27174,7 @@
               <w:jc w:val="center"/>
             </w:pPr>
             <w:r>
-              <w:t>UNV CAB-LC3110B-E-IN (305 méter)</w:t>
+              <w:t>HP LaserJet Pro 4102dw</w:t>
             </w:r>
           </w:p>
         </w:tc>
@@ -27446,7 +27189,7 @@
               <w:jc w:val="center"/>
             </w:pPr>
             <w:r>
-              <w:t>Kábel</w:t>
+              <w:t>Nyomtató</w:t>
             </w:r>
           </w:p>
         </w:tc>
@@ -27461,7 +27204,7 @@
               <w:jc w:val="center"/>
             </w:pPr>
             <w:r>
-              <w:t>1</w:t>
+              <w:t>3</w:t>
             </w:r>
           </w:p>
         </w:tc>
@@ -27476,7 +27219,7 @@
               <w:jc w:val="center"/>
             </w:pPr>
             <w:r>
-              <w:t>94 349 Ft</w:t>
+              <w:t>160 340 Ft</w:t>
             </w:r>
           </w:p>
         </w:tc>
@@ -27491,7 +27234,7 @@
               <w:jc w:val="center"/>
             </w:pPr>
             <w:r>
-              <w:t>94 349 Ft</w:t>
+              <w:t>481 020 Ft</w:t>
             </w:r>
           </w:p>
         </w:tc>
@@ -27509,6 +27252,642 @@
               </w:rPr>
             </w:pPr>
             <w:hyperlink r:id="rId81" w:history="1">
+              <w:r>
+                <w:rPr>
+                  <w:rStyle w:val="Hiperhivatkozs"/>
+                </w:rPr>
+                <w:t>Katt ide!</w:t>
+              </w:r>
+            </w:hyperlink>
+          </w:p>
+        </w:tc>
+      </w:tr>
+      <w:tr>
+        <w:trPr>
+          <w:trHeight w:val="300"/>
+        </w:trPr>
+        <w:tc>
+          <w:tcPr>
+            <w:tcW w:w="4106" w:type="dxa"/>
+            <w:noWrap/>
+            <w:hideMark/>
+          </w:tcPr>
+          <w:p>
+            <w:pPr>
+              <w:jc w:val="center"/>
+            </w:pPr>
+            <w:r>
+              <w:t>Server DELL R650 10SFF</w:t>
+            </w:r>
+          </w:p>
+        </w:tc>
+        <w:tc>
+          <w:tcPr>
+            <w:tcW w:w="1336" w:type="dxa"/>
+            <w:noWrap/>
+            <w:hideMark/>
+          </w:tcPr>
+          <w:p>
+            <w:pPr>
+              <w:jc w:val="center"/>
+            </w:pPr>
+            <w:r>
+              <w:t>S</w:t>
+            </w:r>
+            <w:r>
+              <w:t>zerver</w:t>
+            </w:r>
+          </w:p>
+        </w:tc>
+        <w:tc>
+          <w:tcPr>
+            <w:tcW w:w="1508" w:type="dxa"/>
+            <w:noWrap/>
+            <w:hideMark/>
+          </w:tcPr>
+          <w:p>
+            <w:pPr>
+              <w:jc w:val="center"/>
+            </w:pPr>
+            <w:r>
+              <w:t>1</w:t>
+            </w:r>
+          </w:p>
+        </w:tc>
+        <w:tc>
+          <w:tcPr>
+            <w:tcW w:w="1801" w:type="dxa"/>
+            <w:noWrap/>
+            <w:hideMark/>
+          </w:tcPr>
+          <w:p>
+            <w:pPr>
+              <w:jc w:val="center"/>
+            </w:pPr>
+            <w:r>
+              <w:t>3 656 000 Ft</w:t>
+            </w:r>
+          </w:p>
+        </w:tc>
+        <w:tc>
+          <w:tcPr>
+            <w:tcW w:w="1445" w:type="dxa"/>
+            <w:noWrap/>
+            <w:hideMark/>
+          </w:tcPr>
+          <w:p>
+            <w:pPr>
+              <w:jc w:val="center"/>
+            </w:pPr>
+            <w:r>
+              <w:t>3 656 000 Ft</w:t>
+            </w:r>
+          </w:p>
+        </w:tc>
+        <w:tc>
+          <w:tcPr>
+            <w:tcW w:w="1056" w:type="dxa"/>
+            <w:noWrap/>
+            <w:hideMark/>
+          </w:tcPr>
+          <w:p>
+            <w:pPr>
+              <w:jc w:val="center"/>
+              <w:rPr>
+                <w:u w:val="single"/>
+              </w:rPr>
+            </w:pPr>
+            <w:hyperlink r:id="rId82" w:history="1">
+              <w:r>
+                <w:rPr>
+                  <w:rStyle w:val="Hiperhivatkozs"/>
+                </w:rPr>
+                <w:t>Katt ide!</w:t>
+              </w:r>
+            </w:hyperlink>
+          </w:p>
+        </w:tc>
+      </w:tr>
+      <w:tr>
+        <w:trPr>
+          <w:trHeight w:val="300"/>
+        </w:trPr>
+        <w:tc>
+          <w:tcPr>
+            <w:tcW w:w="4106" w:type="dxa"/>
+            <w:noWrap/>
+            <w:hideMark/>
+          </w:tcPr>
+          <w:p>
+            <w:pPr>
+              <w:jc w:val="center"/>
+            </w:pPr>
+            <w:r>
+              <w:t>Seagate Exos Nearline Enterprise Hard Drive 8TB</w:t>
+            </w:r>
+          </w:p>
+        </w:tc>
+        <w:tc>
+          <w:tcPr>
+            <w:tcW w:w="1336" w:type="dxa"/>
+            <w:noWrap/>
+            <w:hideMark/>
+          </w:tcPr>
+          <w:p>
+            <w:pPr>
+              <w:jc w:val="center"/>
+            </w:pPr>
+            <w:r>
+              <w:t>Merev-lemez</w:t>
+            </w:r>
+          </w:p>
+        </w:tc>
+        <w:tc>
+          <w:tcPr>
+            <w:tcW w:w="1508" w:type="dxa"/>
+            <w:noWrap/>
+            <w:hideMark/>
+          </w:tcPr>
+          <w:p>
+            <w:pPr>
+              <w:jc w:val="center"/>
+            </w:pPr>
+            <w:r>
+              <w:t>6</w:t>
+            </w:r>
+          </w:p>
+        </w:tc>
+        <w:tc>
+          <w:tcPr>
+            <w:tcW w:w="1801" w:type="dxa"/>
+            <w:noWrap/>
+            <w:hideMark/>
+          </w:tcPr>
+          <w:p>
+            <w:pPr>
+              <w:jc w:val="center"/>
+            </w:pPr>
+            <w:r>
+              <w:t>140 335 Ft</w:t>
+            </w:r>
+          </w:p>
+        </w:tc>
+        <w:tc>
+          <w:tcPr>
+            <w:tcW w:w="1445" w:type="dxa"/>
+            <w:noWrap/>
+            <w:hideMark/>
+          </w:tcPr>
+          <w:p>
+            <w:pPr>
+              <w:jc w:val="center"/>
+            </w:pPr>
+            <w:r>
+              <w:t>842 010 Ft</w:t>
+            </w:r>
+          </w:p>
+        </w:tc>
+        <w:tc>
+          <w:tcPr>
+            <w:tcW w:w="1056" w:type="dxa"/>
+            <w:noWrap/>
+            <w:hideMark/>
+          </w:tcPr>
+          <w:p>
+            <w:pPr>
+              <w:jc w:val="center"/>
+              <w:rPr>
+                <w:u w:val="single"/>
+              </w:rPr>
+            </w:pPr>
+            <w:hyperlink r:id="rId83" w:history="1">
+              <w:r>
+                <w:rPr>
+                  <w:rStyle w:val="Hiperhivatkozs"/>
+                </w:rPr>
+                <w:t>Katt ide!</w:t>
+              </w:r>
+            </w:hyperlink>
+          </w:p>
+        </w:tc>
+      </w:tr>
+      <w:tr>
+        <w:trPr>
+          <w:trHeight w:val="300"/>
+        </w:trPr>
+        <w:tc>
+          <w:tcPr>
+            <w:tcW w:w="4106" w:type="dxa"/>
+            <w:noWrap/>
+            <w:hideMark/>
+          </w:tcPr>
+          <w:p>
+            <w:pPr>
+              <w:jc w:val="center"/>
+            </w:pPr>
+            <w:r>
+              <w:t>DELL EMC PowerEdge R640 (10xSFF)</w:t>
+            </w:r>
+          </w:p>
+        </w:tc>
+        <w:tc>
+          <w:tcPr>
+            <w:tcW w:w="1336" w:type="dxa"/>
+            <w:noWrap/>
+            <w:hideMark/>
+          </w:tcPr>
+          <w:p>
+            <w:pPr>
+              <w:jc w:val="center"/>
+            </w:pPr>
+            <w:r>
+              <w:t>S</w:t>
+            </w:r>
+            <w:r>
+              <w:t>z</w:t>
+            </w:r>
+            <w:r>
+              <w:t>erver</w:t>
+            </w:r>
+          </w:p>
+        </w:tc>
+        <w:tc>
+          <w:tcPr>
+            <w:tcW w:w="1508" w:type="dxa"/>
+            <w:noWrap/>
+            <w:hideMark/>
+          </w:tcPr>
+          <w:p>
+            <w:pPr>
+              <w:jc w:val="center"/>
+            </w:pPr>
+            <w:r>
+              <w:t>1</w:t>
+            </w:r>
+          </w:p>
+        </w:tc>
+        <w:tc>
+          <w:tcPr>
+            <w:tcW w:w="1801" w:type="dxa"/>
+            <w:noWrap/>
+            <w:hideMark/>
+          </w:tcPr>
+          <w:p>
+            <w:pPr>
+              <w:jc w:val="center"/>
+            </w:pPr>
+            <w:r>
+              <w:t>364 000 Ft</w:t>
+            </w:r>
+          </w:p>
+        </w:tc>
+        <w:tc>
+          <w:tcPr>
+            <w:tcW w:w="1445" w:type="dxa"/>
+            <w:noWrap/>
+            <w:hideMark/>
+          </w:tcPr>
+          <w:p>
+            <w:pPr>
+              <w:jc w:val="center"/>
+            </w:pPr>
+            <w:r>
+              <w:t>364 000 Ft</w:t>
+            </w:r>
+          </w:p>
+        </w:tc>
+        <w:tc>
+          <w:tcPr>
+            <w:tcW w:w="1056" w:type="dxa"/>
+            <w:noWrap/>
+            <w:hideMark/>
+          </w:tcPr>
+          <w:p>
+            <w:pPr>
+              <w:jc w:val="center"/>
+              <w:rPr>
+                <w:u w:val="single"/>
+              </w:rPr>
+            </w:pPr>
+            <w:hyperlink r:id="rId84" w:history="1">
+              <w:r>
+                <w:rPr>
+                  <w:rStyle w:val="Hiperhivatkozs"/>
+                </w:rPr>
+                <w:t>Katt ide!</w:t>
+              </w:r>
+            </w:hyperlink>
+          </w:p>
+        </w:tc>
+      </w:tr>
+      <w:tr>
+        <w:trPr>
+          <w:trHeight w:val="300"/>
+        </w:trPr>
+        <w:tc>
+          <w:tcPr>
+            <w:tcW w:w="4106" w:type="dxa"/>
+            <w:noWrap/>
+            <w:hideMark/>
+          </w:tcPr>
+          <w:p>
+            <w:pPr>
+              <w:jc w:val="center"/>
+            </w:pPr>
+            <w:r>
+              <w:t>Dell OptiPlex 3070 SFF + Monitor Lenovo ThinkVision T24i-10 23,8"</w:t>
+            </w:r>
+          </w:p>
+        </w:tc>
+        <w:tc>
+          <w:tcPr>
+            <w:tcW w:w="1336" w:type="dxa"/>
+            <w:noWrap/>
+            <w:hideMark/>
+          </w:tcPr>
+          <w:p>
+            <w:pPr>
+              <w:jc w:val="center"/>
+            </w:pPr>
+            <w:r>
+              <w:t xml:space="preserve">Számító-gép és </w:t>
+            </w:r>
+            <w:r>
+              <w:t>M</w:t>
+            </w:r>
+            <w:r>
+              <w:t>onitor</w:t>
+            </w:r>
+          </w:p>
+        </w:tc>
+        <w:tc>
+          <w:tcPr>
+            <w:tcW w:w="1508" w:type="dxa"/>
+            <w:noWrap/>
+            <w:hideMark/>
+          </w:tcPr>
+          <w:p>
+            <w:pPr>
+              <w:jc w:val="center"/>
+            </w:pPr>
+            <w:r>
+              <w:t>16</w:t>
+            </w:r>
+          </w:p>
+        </w:tc>
+        <w:tc>
+          <w:tcPr>
+            <w:tcW w:w="1801" w:type="dxa"/>
+            <w:noWrap/>
+            <w:hideMark/>
+          </w:tcPr>
+          <w:p>
+            <w:pPr>
+              <w:jc w:val="center"/>
+            </w:pPr>
+            <w:r>
+              <w:t>127 790 Ft</w:t>
+            </w:r>
+          </w:p>
+        </w:tc>
+        <w:tc>
+          <w:tcPr>
+            <w:tcW w:w="1445" w:type="dxa"/>
+            <w:noWrap/>
+            <w:hideMark/>
+          </w:tcPr>
+          <w:p>
+            <w:pPr>
+              <w:jc w:val="center"/>
+            </w:pPr>
+            <w:r>
+              <w:t>2 044 640 Ft</w:t>
+            </w:r>
+          </w:p>
+        </w:tc>
+        <w:tc>
+          <w:tcPr>
+            <w:tcW w:w="1056" w:type="dxa"/>
+            <w:noWrap/>
+            <w:hideMark/>
+          </w:tcPr>
+          <w:p>
+            <w:pPr>
+              <w:jc w:val="center"/>
+              <w:rPr>
+                <w:u w:val="single"/>
+              </w:rPr>
+            </w:pPr>
+            <w:hyperlink r:id="rId85" w:history="1">
+              <w:r>
+                <w:rPr>
+                  <w:rStyle w:val="Hiperhivatkozs"/>
+                </w:rPr>
+                <w:t>Katt ide!</w:t>
+              </w:r>
+            </w:hyperlink>
+          </w:p>
+        </w:tc>
+      </w:tr>
+      <w:tr>
+        <w:trPr>
+          <w:trHeight w:val="300"/>
+        </w:trPr>
+        <w:tc>
+          <w:tcPr>
+            <w:tcW w:w="4106" w:type="dxa"/>
+            <w:noWrap/>
+            <w:hideMark/>
+          </w:tcPr>
+          <w:p>
+            <w:pPr>
+              <w:jc w:val="center"/>
+            </w:pPr>
+            <w:r>
+              <w:t>MIKROTIK - RB4011iGS+5HacQ2HnD-IN</w:t>
+            </w:r>
+          </w:p>
+        </w:tc>
+        <w:tc>
+          <w:tcPr>
+            <w:tcW w:w="1336" w:type="dxa"/>
+            <w:noWrap/>
+            <w:hideMark/>
+          </w:tcPr>
+          <w:p>
+            <w:pPr>
+              <w:jc w:val="center"/>
+            </w:pPr>
+            <w:r>
+              <w:t xml:space="preserve">WiFi </w:t>
+            </w:r>
+            <w:r>
+              <w:t>Forgalom-irányító</w:t>
+            </w:r>
+          </w:p>
+        </w:tc>
+        <w:tc>
+          <w:tcPr>
+            <w:tcW w:w="1508" w:type="dxa"/>
+            <w:noWrap/>
+            <w:hideMark/>
+          </w:tcPr>
+          <w:p>
+            <w:pPr>
+              <w:jc w:val="center"/>
+            </w:pPr>
+            <w:r>
+              <w:t>1</w:t>
+            </w:r>
+          </w:p>
+        </w:tc>
+        <w:tc>
+          <w:tcPr>
+            <w:tcW w:w="1801" w:type="dxa"/>
+            <w:noWrap/>
+            <w:hideMark/>
+          </w:tcPr>
+          <w:p>
+            <w:pPr>
+              <w:jc w:val="center"/>
+            </w:pPr>
+            <w:r>
+              <w:t>96 620 Ft</w:t>
+            </w:r>
+          </w:p>
+        </w:tc>
+        <w:tc>
+          <w:tcPr>
+            <w:tcW w:w="1445" w:type="dxa"/>
+            <w:noWrap/>
+            <w:hideMark/>
+          </w:tcPr>
+          <w:p>
+            <w:pPr>
+              <w:jc w:val="center"/>
+            </w:pPr>
+            <w:r>
+              <w:t>96 620 Ft</w:t>
+            </w:r>
+          </w:p>
+        </w:tc>
+        <w:tc>
+          <w:tcPr>
+            <w:tcW w:w="1056" w:type="dxa"/>
+            <w:noWrap/>
+            <w:hideMark/>
+          </w:tcPr>
+          <w:p>
+            <w:pPr>
+              <w:jc w:val="center"/>
+              <w:rPr>
+                <w:u w:val="single"/>
+              </w:rPr>
+            </w:pPr>
+            <w:hyperlink r:id="rId86" w:history="1">
+              <w:r>
+                <w:rPr>
+                  <w:rStyle w:val="Hiperhivatkozs"/>
+                </w:rPr>
+                <w:t>Katt ide!</w:t>
+              </w:r>
+            </w:hyperlink>
+          </w:p>
+        </w:tc>
+      </w:tr>
+      <w:tr>
+        <w:trPr>
+          <w:trHeight w:val="300"/>
+        </w:trPr>
+        <w:tc>
+          <w:tcPr>
+            <w:tcW w:w="4106" w:type="dxa"/>
+            <w:noWrap/>
+            <w:hideMark/>
+          </w:tcPr>
+          <w:p>
+            <w:pPr>
+              <w:jc w:val="center"/>
+            </w:pPr>
+            <w:r>
+              <w:t>UNV CAB-LC3110B-E-IN (305 méter)</w:t>
+            </w:r>
+          </w:p>
+        </w:tc>
+        <w:tc>
+          <w:tcPr>
+            <w:tcW w:w="1336" w:type="dxa"/>
+            <w:noWrap/>
+            <w:hideMark/>
+          </w:tcPr>
+          <w:p>
+            <w:pPr>
+              <w:jc w:val="center"/>
+            </w:pPr>
+            <w:r>
+              <w:t>Kábel</w:t>
+            </w:r>
+          </w:p>
+        </w:tc>
+        <w:tc>
+          <w:tcPr>
+            <w:tcW w:w="1508" w:type="dxa"/>
+            <w:noWrap/>
+            <w:hideMark/>
+          </w:tcPr>
+          <w:p>
+            <w:pPr>
+              <w:jc w:val="center"/>
+            </w:pPr>
+            <w:r>
+              <w:t>1</w:t>
+            </w:r>
+          </w:p>
+        </w:tc>
+        <w:tc>
+          <w:tcPr>
+            <w:tcW w:w="1801" w:type="dxa"/>
+            <w:noWrap/>
+            <w:hideMark/>
+          </w:tcPr>
+          <w:p>
+            <w:pPr>
+              <w:jc w:val="center"/>
+            </w:pPr>
+            <w:r>
+              <w:t>94 349 Ft</w:t>
+            </w:r>
+          </w:p>
+        </w:tc>
+        <w:tc>
+          <w:tcPr>
+            <w:tcW w:w="1445" w:type="dxa"/>
+            <w:noWrap/>
+            <w:hideMark/>
+          </w:tcPr>
+          <w:p>
+            <w:pPr>
+              <w:jc w:val="center"/>
+            </w:pPr>
+            <w:r>
+              <w:t>94 349 Ft</w:t>
+            </w:r>
+          </w:p>
+        </w:tc>
+        <w:tc>
+          <w:tcPr>
+            <w:tcW w:w="1056" w:type="dxa"/>
+            <w:noWrap/>
+            <w:hideMark/>
+          </w:tcPr>
+          <w:p>
+            <w:pPr>
+              <w:jc w:val="center"/>
+              <w:rPr>
+                <w:u w:val="single"/>
+              </w:rPr>
+            </w:pPr>
+            <w:hyperlink r:id="rId87" w:history="1">
               <w:r>
                 <w:rPr>
                   <w:rStyle w:val="Hiperhivatkozs"/>
@@ -27611,7 +27990,7 @@
                 <w:u w:val="single"/>
               </w:rPr>
             </w:pPr>
-            <w:hyperlink r:id="rId82" w:history="1">
+            <w:hyperlink r:id="rId88" w:history="1">
               <w:r>
                 <w:rPr>
                   <w:rStyle w:val="Hiperhivatkozs"/>
@@ -27820,7 +28199,7 @@
           <w:rPr>
             <w:noProof/>
           </w:rPr>
-          <w:t>1</w:t>
+          <w:t>21</w:t>
         </w:r>
         <w:r>
           <w:fldChar w:fldCharType="end"/>
@@ -28922,7 +29301,7 @@
 </file>
 
 <file path=customXml/itemProps1.xml><?xml version="1.0" encoding="utf-8"?>
-<ds:datastoreItem xmlns:ds="http://schemas.openxmlformats.org/officeDocument/2006/customXml" ds:itemID="{FDDCDA2E-CB0B-462D-95DB-1B7F5933630F}">
+<ds:datastoreItem xmlns:ds="http://schemas.openxmlformats.org/officeDocument/2006/customXml" ds:itemID="{79264447-BB76-4A7D-AFFC-FA9391123F8F}">
   <ds:schemaRefs>
     <ds:schemaRef ds:uri="http://schemas.openxmlformats.org/officeDocument/2006/bibliography"/>
   </ds:schemaRefs>

--- a/Mesterremek.docx
+++ b/Mesterremek.docx
@@ -84,7 +84,7 @@
           <w:r>
             <w:fldChar w:fldCharType="separate"/>
           </w:r>
-          <w:hyperlink w:anchor="_Toc227673997" w:history="1">
+          <w:hyperlink w:anchor="_Toc227760805" w:history="1">
             <w:r>
               <w:rPr>
                 <w:rStyle w:val="Hiperhivatkozs"/>
@@ -111,7 +111,7 @@
                 <w:noProof/>
                 <w:webHidden/>
               </w:rPr>
-              <w:instrText xml:space="preserve"> PAGEREF _Toc227673997 \h </w:instrText>
+              <w:instrText xml:space="preserve"> PAGEREF _Toc227760805 \h </w:instrText>
             </w:r>
             <w:r>
               <w:rPr>
@@ -155,7 +155,7 @@
               <w:lang w:eastAsia="hu-HU"/>
             </w:rPr>
           </w:pPr>
-          <w:hyperlink w:anchor="_Toc227673998" w:history="1">
+          <w:hyperlink w:anchor="_Toc227760806" w:history="1">
             <w:r>
               <w:rPr>
                 <w:rStyle w:val="Hiperhivatkozs"/>
@@ -182,7 +182,7 @@
                 <w:noProof/>
                 <w:webHidden/>
               </w:rPr>
-              <w:instrText xml:space="preserve"> PAGEREF _Toc227673998 \h </w:instrText>
+              <w:instrText xml:space="preserve"> PAGEREF _Toc227760806 \h </w:instrText>
             </w:r>
             <w:r>
               <w:rPr>
@@ -226,7 +226,7 @@
               <w:lang w:eastAsia="hu-HU"/>
             </w:rPr>
           </w:pPr>
-          <w:hyperlink w:anchor="_Toc227673999" w:history="1">
+          <w:hyperlink w:anchor="_Toc227760807" w:history="1">
             <w:r>
               <w:rPr>
                 <w:rStyle w:val="Hiperhivatkozs"/>
@@ -253,7 +253,7 @@
                 <w:noProof/>
                 <w:webHidden/>
               </w:rPr>
-              <w:instrText xml:space="preserve"> PAGEREF _Toc227673999 \h </w:instrText>
+              <w:instrText xml:space="preserve"> PAGEREF _Toc227760807 \h </w:instrText>
             </w:r>
             <w:r>
               <w:rPr>
@@ -297,7 +297,7 @@
               <w:lang w:eastAsia="hu-HU"/>
             </w:rPr>
           </w:pPr>
-          <w:hyperlink w:anchor="_Toc227674000" w:history="1">
+          <w:hyperlink w:anchor="_Toc227760808" w:history="1">
             <w:r>
               <w:rPr>
                 <w:rStyle w:val="Hiperhivatkozs"/>
@@ -324,7 +324,7 @@
                 <w:noProof/>
                 <w:webHidden/>
               </w:rPr>
-              <w:instrText xml:space="preserve"> PAGEREF _Toc227674000 \h </w:instrText>
+              <w:instrText xml:space="preserve"> PAGEREF _Toc227760808 \h </w:instrText>
             </w:r>
             <w:r>
               <w:rPr>
@@ -368,7 +368,7 @@
               <w:lang w:eastAsia="hu-HU"/>
             </w:rPr>
           </w:pPr>
-          <w:hyperlink w:anchor="_Toc227674001" w:history="1">
+          <w:hyperlink w:anchor="_Toc227760809" w:history="1">
             <w:r>
               <w:rPr>
                 <w:rStyle w:val="Hiperhivatkozs"/>
@@ -395,7 +395,7 @@
                 <w:noProof/>
                 <w:webHidden/>
               </w:rPr>
-              <w:instrText xml:space="preserve"> PAGEREF _Toc227674001 \h </w:instrText>
+              <w:instrText xml:space="preserve"> PAGEREF _Toc227760809 \h </w:instrText>
             </w:r>
             <w:r>
               <w:rPr>
@@ -439,7 +439,7 @@
               <w:lang w:eastAsia="hu-HU"/>
             </w:rPr>
           </w:pPr>
-          <w:hyperlink w:anchor="_Toc227674002" w:history="1">
+          <w:hyperlink w:anchor="_Toc227760810" w:history="1">
             <w:r>
               <w:rPr>
                 <w:rStyle w:val="Hiperhivatkozs"/>
@@ -466,7 +466,7 @@
                 <w:noProof/>
                 <w:webHidden/>
               </w:rPr>
-              <w:instrText xml:space="preserve"> PAGEREF _Toc227674002 \h </w:instrText>
+              <w:instrText xml:space="preserve"> PAGEREF _Toc227760810 \h </w:instrText>
             </w:r>
             <w:r>
               <w:rPr>
@@ -510,7 +510,7 @@
               <w:lang w:eastAsia="hu-HU"/>
             </w:rPr>
           </w:pPr>
-          <w:hyperlink w:anchor="_Toc227674003" w:history="1">
+          <w:hyperlink w:anchor="_Toc227760811" w:history="1">
             <w:r>
               <w:rPr>
                 <w:rStyle w:val="Hiperhivatkozs"/>
@@ -537,7 +537,7 @@
                 <w:noProof/>
                 <w:webHidden/>
               </w:rPr>
-              <w:instrText xml:space="preserve"> PAGEREF _Toc227674003 \h </w:instrText>
+              <w:instrText xml:space="preserve"> PAGEREF _Toc227760811 \h </w:instrText>
             </w:r>
             <w:r>
               <w:rPr>
@@ -581,7 +581,7 @@
               <w:lang w:eastAsia="hu-HU"/>
             </w:rPr>
           </w:pPr>
-          <w:hyperlink w:anchor="_Toc227674004" w:history="1">
+          <w:hyperlink w:anchor="_Toc227760812" w:history="1">
             <w:r>
               <w:rPr>
                 <w:rStyle w:val="Hiperhivatkozs"/>
@@ -608,7 +608,7 @@
                 <w:noProof/>
                 <w:webHidden/>
               </w:rPr>
-              <w:instrText xml:space="preserve"> PAGEREF _Toc227674004 \h </w:instrText>
+              <w:instrText xml:space="preserve"> PAGEREF _Toc227760812 \h </w:instrText>
             </w:r>
             <w:r>
               <w:rPr>
@@ -652,7 +652,7 @@
               <w:lang w:eastAsia="hu-HU"/>
             </w:rPr>
           </w:pPr>
-          <w:hyperlink w:anchor="_Toc227674005" w:history="1">
+          <w:hyperlink w:anchor="_Toc227760813" w:history="1">
             <w:r>
               <w:rPr>
                 <w:rStyle w:val="Hiperhivatkozs"/>
@@ -679,7 +679,7 @@
                 <w:noProof/>
                 <w:webHidden/>
               </w:rPr>
-              <w:instrText xml:space="preserve"> PAGEREF _Toc227674005 \h </w:instrText>
+              <w:instrText xml:space="preserve"> PAGEREF _Toc227760813 \h </w:instrText>
             </w:r>
             <w:r>
               <w:rPr>
@@ -723,7 +723,7 @@
               <w:lang w:eastAsia="hu-HU"/>
             </w:rPr>
           </w:pPr>
-          <w:hyperlink w:anchor="_Toc227674006" w:history="1">
+          <w:hyperlink w:anchor="_Toc227760814" w:history="1">
             <w:r>
               <w:rPr>
                 <w:rStyle w:val="Hiperhivatkozs"/>
@@ -750,7 +750,7 @@
                 <w:noProof/>
                 <w:webHidden/>
               </w:rPr>
-              <w:instrText xml:space="preserve"> PAGEREF _Toc227674006 \h </w:instrText>
+              <w:instrText xml:space="preserve"> PAGEREF _Toc227760814 \h </w:instrText>
             </w:r>
             <w:r>
               <w:rPr>
@@ -794,13 +794,13 @@
               <w:lang w:eastAsia="hu-HU"/>
             </w:rPr>
           </w:pPr>
-          <w:hyperlink w:anchor="_Toc227674007" w:history="1">
+          <w:hyperlink w:anchor="_Toc227760815" w:history="1">
             <w:r>
               <w:rPr>
                 <w:rStyle w:val="Hiperhivatkozs"/>
                 <w:noProof/>
               </w:rPr>
-              <w:t>Enable password:</w:t>
+              <w:t>Topológia:</w:t>
             </w:r>
             <w:r>
               <w:rPr>
@@ -821,7 +821,7 @@
                 <w:noProof/>
                 <w:webHidden/>
               </w:rPr>
-              <w:instrText xml:space="preserve"> PAGEREF _Toc227674007 \h </w:instrText>
+              <w:instrText xml:space="preserve"> PAGEREF _Toc227760815 \h </w:instrText>
             </w:r>
             <w:r>
               <w:rPr>
@@ -841,7 +841,7 @@
                 <w:noProof/>
                 <w:webHidden/>
               </w:rPr>
-              <w:t>28</w:t>
+              <w:t>27</w:t>
             </w:r>
             <w:r>
               <w:rPr>
@@ -865,13 +865,13 @@
               <w:lang w:eastAsia="hu-HU"/>
             </w:rPr>
           </w:pPr>
-          <w:hyperlink w:anchor="_Toc227674008" w:history="1">
+          <w:hyperlink w:anchor="_Toc227760816" w:history="1">
             <w:r>
               <w:rPr>
                 <w:rStyle w:val="Hiperhivatkozs"/>
                 <w:noProof/>
               </w:rPr>
-              <w:t>VLAN-ok:</w:t>
+              <w:t>Távoli szerver telep:</w:t>
             </w:r>
             <w:r>
               <w:rPr>
@@ -892,7 +892,7 @@
                 <w:noProof/>
                 <w:webHidden/>
               </w:rPr>
-              <w:instrText xml:space="preserve"> PAGEREF _Toc227674008 \h </w:instrText>
+              <w:instrText xml:space="preserve"> PAGEREF _Toc227760816 \h </w:instrText>
             </w:r>
             <w:r>
               <w:rPr>
@@ -912,7 +912,7 @@
                 <w:noProof/>
                 <w:webHidden/>
               </w:rPr>
-              <w:t>29</w:t>
+              <w:t>28</w:t>
             </w:r>
             <w:r>
               <w:rPr>
@@ -936,13 +936,13 @@
               <w:lang w:eastAsia="hu-HU"/>
             </w:rPr>
           </w:pPr>
-          <w:hyperlink w:anchor="_Toc227674009" w:history="1">
+          <w:hyperlink w:anchor="_Toc227760817" w:history="1">
             <w:r>
               <w:rPr>
                 <w:rStyle w:val="Hiperhivatkozs"/>
                 <w:noProof/>
               </w:rPr>
-              <w:t>Port security:</w:t>
+              <w:t>Gyár telephely:</w:t>
             </w:r>
             <w:r>
               <w:rPr>
@@ -963,7 +963,7 @@
                 <w:noProof/>
                 <w:webHidden/>
               </w:rPr>
-              <w:instrText xml:space="preserve"> PAGEREF _Toc227674009 \h </w:instrText>
+              <w:instrText xml:space="preserve"> PAGEREF _Toc227760817 \h </w:instrText>
             </w:r>
             <w:r>
               <w:rPr>
@@ -983,7 +983,7 @@
                 <w:noProof/>
                 <w:webHidden/>
               </w:rPr>
-              <w:t>30</w:t>
+              <w:t>28</w:t>
             </w:r>
             <w:r>
               <w:rPr>
@@ -1007,13 +1007,13 @@
               <w:lang w:eastAsia="hu-HU"/>
             </w:rPr>
           </w:pPr>
-          <w:hyperlink w:anchor="_Toc227674010" w:history="1">
+          <w:hyperlink w:anchor="_Toc227760818" w:history="1">
             <w:r>
               <w:rPr>
                 <w:rStyle w:val="Hiperhivatkozs"/>
                 <w:noProof/>
               </w:rPr>
-              <w:t>Ether-channel:</w:t>
+              <w:t>Iroda telephely:</w:t>
             </w:r>
             <w:r>
               <w:rPr>
@@ -1034,7 +1034,7 @@
                 <w:noProof/>
                 <w:webHidden/>
               </w:rPr>
-              <w:instrText xml:space="preserve"> PAGEREF _Toc227674010 \h </w:instrText>
+              <w:instrText xml:space="preserve"> PAGEREF _Toc227760818 \h </w:instrText>
             </w:r>
             <w:r>
               <w:rPr>
@@ -1054,7 +1054,7 @@
                 <w:noProof/>
                 <w:webHidden/>
               </w:rPr>
-              <w:t>31</w:t>
+              <w:t>29</w:t>
             </w:r>
             <w:r>
               <w:rPr>
@@ -1078,13 +1078,13 @@
               <w:lang w:eastAsia="hu-HU"/>
             </w:rPr>
           </w:pPr>
-          <w:hyperlink w:anchor="_Toc227674011" w:history="1">
+          <w:hyperlink w:anchor="_Toc227760819" w:history="1">
             <w:r>
               <w:rPr>
                 <w:rStyle w:val="Hiperhivatkozs"/>
                 <w:noProof/>
               </w:rPr>
-              <w:t>Routing_BGP:</w:t>
+              <w:t>Enable password:</w:t>
             </w:r>
             <w:r>
               <w:rPr>
@@ -1105,7 +1105,7 @@
                 <w:noProof/>
                 <w:webHidden/>
               </w:rPr>
-              <w:instrText xml:space="preserve"> PAGEREF _Toc227674011 \h </w:instrText>
+              <w:instrText xml:space="preserve"> PAGEREF _Toc227760819 \h </w:instrText>
             </w:r>
             <w:r>
               <w:rPr>
@@ -1125,7 +1125,7 @@
                 <w:noProof/>
                 <w:webHidden/>
               </w:rPr>
-              <w:t>31</w:t>
+              <w:t>30</w:t>
             </w:r>
             <w:r>
               <w:rPr>
@@ -1149,13 +1149,13 @@
               <w:lang w:eastAsia="hu-HU"/>
             </w:rPr>
           </w:pPr>
-          <w:hyperlink w:anchor="_Toc227674012" w:history="1">
+          <w:hyperlink w:anchor="_Toc227760820" w:history="1">
             <w:r>
               <w:rPr>
                 <w:rStyle w:val="Hiperhivatkozs"/>
                 <w:noProof/>
               </w:rPr>
-              <w:t>OSPF:</w:t>
+              <w:t>VLAN-ok:</w:t>
             </w:r>
             <w:r>
               <w:rPr>
@@ -1176,7 +1176,7 @@
                 <w:noProof/>
                 <w:webHidden/>
               </w:rPr>
-              <w:instrText xml:space="preserve"> PAGEREF _Toc227674012 \h </w:instrText>
+              <w:instrText xml:space="preserve"> PAGEREF _Toc227760820 \h </w:instrText>
             </w:r>
             <w:r>
               <w:rPr>
@@ -1196,7 +1196,7 @@
                 <w:noProof/>
                 <w:webHidden/>
               </w:rPr>
-              <w:t>32</w:t>
+              <w:t>30</w:t>
             </w:r>
             <w:r>
               <w:rPr>
@@ -1220,13 +1220,13 @@
               <w:lang w:eastAsia="hu-HU"/>
             </w:rPr>
           </w:pPr>
-          <w:hyperlink w:anchor="_Toc227674013" w:history="1">
+          <w:hyperlink w:anchor="_Toc227760821" w:history="1">
             <w:r>
               <w:rPr>
                 <w:rStyle w:val="Hiperhivatkozs"/>
                 <w:noProof/>
               </w:rPr>
-              <w:t>HSRP:</w:t>
+              <w:t>Port security:</w:t>
             </w:r>
             <w:r>
               <w:rPr>
@@ -1247,7 +1247,7 @@
                 <w:noProof/>
                 <w:webHidden/>
               </w:rPr>
-              <w:instrText xml:space="preserve"> PAGEREF _Toc227674013 \h </w:instrText>
+              <w:instrText xml:space="preserve"> PAGEREF _Toc227760821 \h </w:instrText>
             </w:r>
             <w:r>
               <w:rPr>
@@ -1267,7 +1267,7 @@
                 <w:noProof/>
                 <w:webHidden/>
               </w:rPr>
-              <w:t>32</w:t>
+              <w:t>31</w:t>
             </w:r>
             <w:r>
               <w:rPr>
@@ -1291,13 +1291,13 @@
               <w:lang w:eastAsia="hu-HU"/>
             </w:rPr>
           </w:pPr>
-          <w:hyperlink w:anchor="_Toc227674014" w:history="1">
+          <w:hyperlink w:anchor="_Toc227760822" w:history="1">
             <w:r>
               <w:rPr>
                 <w:rStyle w:val="Hiperhivatkozs"/>
                 <w:noProof/>
               </w:rPr>
-              <w:t>DHCPv6 routeren:</w:t>
+              <w:t>Ether-channel:</w:t>
             </w:r>
             <w:r>
               <w:rPr>
@@ -1318,7 +1318,7 @@
                 <w:noProof/>
                 <w:webHidden/>
               </w:rPr>
-              <w:instrText xml:space="preserve"> PAGEREF _Toc227674014 \h </w:instrText>
+              <w:instrText xml:space="preserve"> PAGEREF _Toc227760822 \h </w:instrText>
             </w:r>
             <w:r>
               <w:rPr>
@@ -1338,7 +1338,7 @@
                 <w:noProof/>
                 <w:webHidden/>
               </w:rPr>
-              <w:t>33</w:t>
+              <w:t>32</w:t>
             </w:r>
             <w:r>
               <w:rPr>
@@ -1362,13 +1362,13 @@
               <w:lang w:eastAsia="hu-HU"/>
             </w:rPr>
           </w:pPr>
-          <w:hyperlink w:anchor="_Toc227674015" w:history="1">
+          <w:hyperlink w:anchor="_Toc227760823" w:history="1">
             <w:r>
               <w:rPr>
                 <w:rStyle w:val="Hiperhivatkozs"/>
                 <w:noProof/>
               </w:rPr>
-              <w:t>SSH:</w:t>
+              <w:t>Routing_BGP:</w:t>
             </w:r>
             <w:r>
               <w:rPr>
@@ -1389,7 +1389,7 @@
                 <w:noProof/>
                 <w:webHidden/>
               </w:rPr>
-              <w:instrText xml:space="preserve"> PAGEREF _Toc227674015 \h </w:instrText>
+              <w:instrText xml:space="preserve"> PAGEREF _Toc227760823 \h </w:instrText>
             </w:r>
             <w:r>
               <w:rPr>
@@ -1409,7 +1409,7 @@
                 <w:noProof/>
                 <w:webHidden/>
               </w:rPr>
-              <w:t>33</w:t>
+              <w:t>32</w:t>
             </w:r>
             <w:r>
               <w:rPr>
@@ -1433,13 +1433,13 @@
               <w:lang w:eastAsia="hu-HU"/>
             </w:rPr>
           </w:pPr>
-          <w:hyperlink w:anchor="_Toc227674016" w:history="1">
+          <w:hyperlink w:anchor="_Toc227760824" w:history="1">
             <w:r>
               <w:rPr>
                 <w:rStyle w:val="Hiperhivatkozs"/>
                 <w:noProof/>
               </w:rPr>
-              <w:t>Acl:</w:t>
+              <w:t>OSPF:</w:t>
             </w:r>
             <w:r>
               <w:rPr>
@@ -1460,7 +1460,7 @@
                 <w:noProof/>
                 <w:webHidden/>
               </w:rPr>
-              <w:instrText xml:space="preserve"> PAGEREF _Toc227674016 \h </w:instrText>
+              <w:instrText xml:space="preserve"> PAGEREF _Toc227760824 \h </w:instrText>
             </w:r>
             <w:r>
               <w:rPr>
@@ -1480,7 +1480,7 @@
                 <w:noProof/>
                 <w:webHidden/>
               </w:rPr>
-              <w:t>34</w:t>
+              <w:t>33</w:t>
             </w:r>
             <w:r>
               <w:rPr>
@@ -1504,13 +1504,13 @@
               <w:lang w:eastAsia="hu-HU"/>
             </w:rPr>
           </w:pPr>
-          <w:hyperlink w:anchor="_Toc227674017" w:history="1">
+          <w:hyperlink w:anchor="_Toc227760825" w:history="1">
             <w:r>
               <w:rPr>
                 <w:rStyle w:val="Hiperhivatkozs"/>
                 <w:noProof/>
               </w:rPr>
-              <w:t>NAT:</w:t>
+              <w:t>HSRP:</w:t>
             </w:r>
             <w:r>
               <w:rPr>
@@ -1531,7 +1531,7 @@
                 <w:noProof/>
                 <w:webHidden/>
               </w:rPr>
-              <w:instrText xml:space="preserve"> PAGEREF _Toc227674017 \h </w:instrText>
+              <w:instrText xml:space="preserve"> PAGEREF _Toc227760825 \h </w:instrText>
             </w:r>
             <w:r>
               <w:rPr>
@@ -1551,7 +1551,7 @@
                 <w:noProof/>
                 <w:webHidden/>
               </w:rPr>
-              <w:t>34</w:t>
+              <w:t>33</w:t>
             </w:r>
             <w:r>
               <w:rPr>
@@ -1575,13 +1575,13 @@
               <w:lang w:eastAsia="hu-HU"/>
             </w:rPr>
           </w:pPr>
-          <w:hyperlink w:anchor="_Toc227674018" w:history="1">
+          <w:hyperlink w:anchor="_Toc227760826" w:history="1">
             <w:r>
               <w:rPr>
                 <w:rStyle w:val="Hiperhivatkozs"/>
                 <w:noProof/>
               </w:rPr>
-              <w:t>Weboldal:</w:t>
+              <w:t>DHCPv6 routeren:</w:t>
             </w:r>
             <w:r>
               <w:rPr>
@@ -1602,7 +1602,7 @@
                 <w:noProof/>
                 <w:webHidden/>
               </w:rPr>
-              <w:instrText xml:space="preserve"> PAGEREF _Toc227674018 \h </w:instrText>
+              <w:instrText xml:space="preserve"> PAGEREF _Toc227760826 \h </w:instrText>
             </w:r>
             <w:r>
               <w:rPr>
@@ -1622,7 +1622,7 @@
                 <w:noProof/>
                 <w:webHidden/>
               </w:rPr>
-              <w:t>35</w:t>
+              <w:t>34</w:t>
             </w:r>
             <w:r>
               <w:rPr>
@@ -1646,13 +1646,13 @@
               <w:lang w:eastAsia="hu-HU"/>
             </w:rPr>
           </w:pPr>
-          <w:hyperlink w:anchor="_Toc227674019" w:history="1">
+          <w:hyperlink w:anchor="_Toc227760827" w:history="1">
             <w:r>
               <w:rPr>
                 <w:rStyle w:val="Hiperhivatkozs"/>
                 <w:noProof/>
               </w:rPr>
-              <w:t>R_factory_config:</w:t>
+              <w:t>SSH:</w:t>
             </w:r>
             <w:r>
               <w:rPr>
@@ -1673,7 +1673,7 @@
                 <w:noProof/>
                 <w:webHidden/>
               </w:rPr>
-              <w:instrText xml:space="preserve"> PAGEREF _Toc227674019 \h </w:instrText>
+              <w:instrText xml:space="preserve"> PAGEREF _Toc227760827 \h </w:instrText>
             </w:r>
             <w:r>
               <w:rPr>
@@ -1693,7 +1693,7 @@
                 <w:noProof/>
                 <w:webHidden/>
               </w:rPr>
-              <w:t>36</w:t>
+              <w:t>34</w:t>
             </w:r>
             <w:r>
               <w:rPr>
@@ -1717,13 +1717,13 @@
               <w:lang w:eastAsia="hu-HU"/>
             </w:rPr>
           </w:pPr>
-          <w:hyperlink w:anchor="_Toc227674020" w:history="1">
+          <w:hyperlink w:anchor="_Toc227760828" w:history="1">
             <w:r>
               <w:rPr>
                 <w:rStyle w:val="Hiperhivatkozs"/>
                 <w:noProof/>
               </w:rPr>
-              <w:t>R_main_config:</w:t>
+              <w:t>Acl:</w:t>
             </w:r>
             <w:r>
               <w:rPr>
@@ -1744,7 +1744,7 @@
                 <w:noProof/>
                 <w:webHidden/>
               </w:rPr>
-              <w:instrText xml:space="preserve"> PAGEREF _Toc227674020 \h </w:instrText>
+              <w:instrText xml:space="preserve"> PAGEREF _Toc227760828 \h </w:instrText>
             </w:r>
             <w:r>
               <w:rPr>
@@ -1764,7 +1764,7 @@
                 <w:noProof/>
                 <w:webHidden/>
               </w:rPr>
-              <w:t>36</w:t>
+              <w:t>35</w:t>
             </w:r>
             <w:r>
               <w:rPr>
@@ -1788,13 +1788,13 @@
               <w:lang w:eastAsia="hu-HU"/>
             </w:rPr>
           </w:pPr>
-          <w:hyperlink w:anchor="_Toc227674021" w:history="1">
+          <w:hyperlink w:anchor="_Toc227760829" w:history="1">
             <w:r>
               <w:rPr>
                 <w:rStyle w:val="Hiperhivatkozs"/>
                 <w:noProof/>
               </w:rPr>
-              <w:t>R_backup_config:</w:t>
+              <w:t>NAT:</w:t>
             </w:r>
             <w:r>
               <w:rPr>
@@ -1815,7 +1815,7 @@
                 <w:noProof/>
                 <w:webHidden/>
               </w:rPr>
-              <w:instrText xml:space="preserve"> PAGEREF _Toc227674021 \h </w:instrText>
+              <w:instrText xml:space="preserve"> PAGEREF _Toc227760829 \h </w:instrText>
             </w:r>
             <w:r>
               <w:rPr>
@@ -1835,7 +1835,7 @@
                 <w:noProof/>
                 <w:webHidden/>
               </w:rPr>
-              <w:t>36</w:t>
+              <w:t>35</w:t>
             </w:r>
             <w:r>
               <w:rPr>
@@ -1859,13 +1859,13 @@
               <w:lang w:eastAsia="hu-HU"/>
             </w:rPr>
           </w:pPr>
-          <w:hyperlink w:anchor="_Toc227674022" w:history="1">
+          <w:hyperlink w:anchor="_Toc227760830" w:history="1">
             <w:r>
               <w:rPr>
                 <w:rStyle w:val="Hiperhivatkozs"/>
                 <w:noProof/>
               </w:rPr>
-              <w:t>R_server_config:</w:t>
+              <w:t>Hálózat programozás:</w:t>
             </w:r>
             <w:r>
               <w:rPr>
@@ -1886,7 +1886,7 @@
                 <w:noProof/>
                 <w:webHidden/>
               </w:rPr>
-              <w:instrText xml:space="preserve"> PAGEREF _Toc227674022 \h </w:instrText>
+              <w:instrText xml:space="preserve"> PAGEREF _Toc227760830 \h </w:instrText>
             </w:r>
             <w:r>
               <w:rPr>
@@ -1930,13 +1930,13 @@
               <w:lang w:eastAsia="hu-HU"/>
             </w:rPr>
           </w:pPr>
-          <w:hyperlink w:anchor="_Toc227674023" w:history="1">
+          <w:hyperlink w:anchor="_Toc227760831" w:history="1">
             <w:r>
               <w:rPr>
                 <w:rStyle w:val="Hiperhivatkozs"/>
                 <w:noProof/>
               </w:rPr>
-              <w:t>R_BuildingNetwork_config:</w:t>
+              <w:t>Weboldal:</w:t>
             </w:r>
             <w:r>
               <w:rPr>
@@ -1957,7 +1957,7 @@
                 <w:noProof/>
                 <w:webHidden/>
               </w:rPr>
-              <w:instrText xml:space="preserve"> PAGEREF _Toc227674023 \h </w:instrText>
+              <w:instrText xml:space="preserve"> PAGEREF _Toc227760831 \h </w:instrText>
             </w:r>
             <w:r>
               <w:rPr>
@@ -1977,7 +1977,7 @@
                 <w:noProof/>
                 <w:webHidden/>
               </w:rPr>
-              <w:t>36</w:t>
+              <w:t>38</w:t>
             </w:r>
             <w:r>
               <w:rPr>
@@ -2001,13 +2001,13 @@
               <w:lang w:eastAsia="hu-HU"/>
             </w:rPr>
           </w:pPr>
-          <w:hyperlink w:anchor="_Toc227674024" w:history="1">
+          <w:hyperlink w:anchor="_Toc227760832" w:history="1">
             <w:r>
               <w:rPr>
                 <w:rStyle w:val="Hiperhivatkozs"/>
                 <w:noProof/>
               </w:rPr>
-              <w:t>Sw_main_config:</w:t>
+              <w:t>R_factory_config:</w:t>
             </w:r>
             <w:r>
               <w:rPr>
@@ -2028,7 +2028,7 @@
                 <w:noProof/>
                 <w:webHidden/>
               </w:rPr>
-              <w:instrText xml:space="preserve"> PAGEREF _Toc227674024 \h </w:instrText>
+              <w:instrText xml:space="preserve"> PAGEREF _Toc227760832 \h </w:instrText>
             </w:r>
             <w:r>
               <w:rPr>
@@ -2048,7 +2048,7 @@
                 <w:noProof/>
                 <w:webHidden/>
               </w:rPr>
-              <w:t>36</w:t>
+              <w:t>39</w:t>
             </w:r>
             <w:r>
               <w:rPr>
@@ -2072,13 +2072,13 @@
               <w:lang w:eastAsia="hu-HU"/>
             </w:rPr>
           </w:pPr>
-          <w:hyperlink w:anchor="_Toc227674025" w:history="1">
+          <w:hyperlink w:anchor="_Toc227760833" w:history="1">
             <w:r>
               <w:rPr>
                 <w:rStyle w:val="Hiperhivatkozs"/>
                 <w:noProof/>
               </w:rPr>
-              <w:t>Sw_sales_config:</w:t>
+              <w:t>R_main_config:</w:t>
             </w:r>
             <w:r>
               <w:rPr>
@@ -2099,7 +2099,7 @@
                 <w:noProof/>
                 <w:webHidden/>
               </w:rPr>
-              <w:instrText xml:space="preserve"> PAGEREF _Toc227674025 \h </w:instrText>
+              <w:instrText xml:space="preserve"> PAGEREF _Toc227760833 \h </w:instrText>
             </w:r>
             <w:r>
               <w:rPr>
@@ -2119,7 +2119,7 @@
                 <w:noProof/>
                 <w:webHidden/>
               </w:rPr>
-              <w:t>36</w:t>
+              <w:t>40</w:t>
             </w:r>
             <w:r>
               <w:rPr>
@@ -2143,12 +2143,367 @@
               <w:lang w:eastAsia="hu-HU"/>
             </w:rPr>
           </w:pPr>
-          <w:hyperlink w:anchor="_Toc227674026" w:history="1">
+          <w:hyperlink w:anchor="_Toc227760834" w:history="1">
             <w:r>
               <w:rPr>
                 <w:rStyle w:val="Hiperhivatkozs"/>
                 <w:noProof/>
               </w:rPr>
+              <w:t>R_backup_config:</w:t>
+            </w:r>
+            <w:r>
+              <w:rPr>
+                <w:noProof/>
+                <w:webHidden/>
+              </w:rPr>
+              <w:tab/>
+            </w:r>
+            <w:r>
+              <w:rPr>
+                <w:noProof/>
+                <w:webHidden/>
+              </w:rPr>
+              <w:fldChar w:fldCharType="begin"/>
+            </w:r>
+            <w:r>
+              <w:rPr>
+                <w:noProof/>
+                <w:webHidden/>
+              </w:rPr>
+              <w:instrText xml:space="preserve"> PAGEREF _Toc227760834 \h </w:instrText>
+            </w:r>
+            <w:r>
+              <w:rPr>
+                <w:noProof/>
+                <w:webHidden/>
+              </w:rPr>
+            </w:r>
+            <w:r>
+              <w:rPr>
+                <w:noProof/>
+                <w:webHidden/>
+              </w:rPr>
+              <w:fldChar w:fldCharType="separate"/>
+            </w:r>
+            <w:r>
+              <w:rPr>
+                <w:noProof/>
+                <w:webHidden/>
+              </w:rPr>
+              <w:t>41</w:t>
+            </w:r>
+            <w:r>
+              <w:rPr>
+                <w:noProof/>
+                <w:webHidden/>
+              </w:rPr>
+              <w:fldChar w:fldCharType="end"/>
+            </w:r>
+          </w:hyperlink>
+        </w:p>
+        <w:p>
+          <w:pPr>
+            <w:pStyle w:val="TJ2"/>
+            <w:tabs>
+              <w:tab w:val="right" w:leader="dot" w:pos="9062"/>
+            </w:tabs>
+            <w:rPr>
+              <w:rFonts w:asciiTheme="minorHAnsi" w:eastAsiaTheme="minorEastAsia" w:hAnsiTheme="minorHAnsi"/>
+              <w:noProof/>
+              <w:sz w:val="22"/>
+              <w:lang w:eastAsia="hu-HU"/>
+            </w:rPr>
+          </w:pPr>
+          <w:hyperlink w:anchor="_Toc227760835" w:history="1">
+            <w:r>
+              <w:rPr>
+                <w:rStyle w:val="Hiperhivatkozs"/>
+                <w:noProof/>
+              </w:rPr>
+              <w:t>R_server_config:</w:t>
+            </w:r>
+            <w:r>
+              <w:rPr>
+                <w:noProof/>
+                <w:webHidden/>
+              </w:rPr>
+              <w:tab/>
+            </w:r>
+            <w:r>
+              <w:rPr>
+                <w:noProof/>
+                <w:webHidden/>
+              </w:rPr>
+              <w:fldChar w:fldCharType="begin"/>
+            </w:r>
+            <w:r>
+              <w:rPr>
+                <w:noProof/>
+                <w:webHidden/>
+              </w:rPr>
+              <w:instrText xml:space="preserve"> PAGEREF _Toc227760835 \h </w:instrText>
+            </w:r>
+            <w:r>
+              <w:rPr>
+                <w:noProof/>
+                <w:webHidden/>
+              </w:rPr>
+            </w:r>
+            <w:r>
+              <w:rPr>
+                <w:noProof/>
+                <w:webHidden/>
+              </w:rPr>
+              <w:fldChar w:fldCharType="separate"/>
+            </w:r>
+            <w:r>
+              <w:rPr>
+                <w:noProof/>
+                <w:webHidden/>
+              </w:rPr>
+              <w:t>42</w:t>
+            </w:r>
+            <w:r>
+              <w:rPr>
+                <w:noProof/>
+                <w:webHidden/>
+              </w:rPr>
+              <w:fldChar w:fldCharType="end"/>
+            </w:r>
+          </w:hyperlink>
+        </w:p>
+        <w:p>
+          <w:pPr>
+            <w:pStyle w:val="TJ2"/>
+            <w:tabs>
+              <w:tab w:val="right" w:leader="dot" w:pos="9062"/>
+            </w:tabs>
+            <w:rPr>
+              <w:rFonts w:asciiTheme="minorHAnsi" w:eastAsiaTheme="minorEastAsia" w:hAnsiTheme="minorHAnsi"/>
+              <w:noProof/>
+              <w:sz w:val="22"/>
+              <w:lang w:eastAsia="hu-HU"/>
+            </w:rPr>
+          </w:pPr>
+          <w:hyperlink w:anchor="_Toc227760836" w:history="1">
+            <w:r>
+              <w:rPr>
+                <w:rStyle w:val="Hiperhivatkozs"/>
+                <w:noProof/>
+              </w:rPr>
+              <w:t>R_BuildingNetwork_config:</w:t>
+            </w:r>
+            <w:r>
+              <w:rPr>
+                <w:noProof/>
+                <w:webHidden/>
+              </w:rPr>
+              <w:tab/>
+            </w:r>
+            <w:r>
+              <w:rPr>
+                <w:noProof/>
+                <w:webHidden/>
+              </w:rPr>
+              <w:fldChar w:fldCharType="begin"/>
+            </w:r>
+            <w:r>
+              <w:rPr>
+                <w:noProof/>
+                <w:webHidden/>
+              </w:rPr>
+              <w:instrText xml:space="preserve"> PAGEREF _Toc227760836 \h </w:instrText>
+            </w:r>
+            <w:r>
+              <w:rPr>
+                <w:noProof/>
+                <w:webHidden/>
+              </w:rPr>
+            </w:r>
+            <w:r>
+              <w:rPr>
+                <w:noProof/>
+                <w:webHidden/>
+              </w:rPr>
+              <w:fldChar w:fldCharType="separate"/>
+            </w:r>
+            <w:r>
+              <w:rPr>
+                <w:noProof/>
+                <w:webHidden/>
+              </w:rPr>
+              <w:t>43</w:t>
+            </w:r>
+            <w:r>
+              <w:rPr>
+                <w:noProof/>
+                <w:webHidden/>
+              </w:rPr>
+              <w:fldChar w:fldCharType="end"/>
+            </w:r>
+          </w:hyperlink>
+        </w:p>
+        <w:p>
+          <w:pPr>
+            <w:pStyle w:val="TJ2"/>
+            <w:tabs>
+              <w:tab w:val="right" w:leader="dot" w:pos="9062"/>
+            </w:tabs>
+            <w:rPr>
+              <w:rFonts w:asciiTheme="minorHAnsi" w:eastAsiaTheme="minorEastAsia" w:hAnsiTheme="minorHAnsi"/>
+              <w:noProof/>
+              <w:sz w:val="22"/>
+              <w:lang w:eastAsia="hu-HU"/>
+            </w:rPr>
+          </w:pPr>
+          <w:hyperlink w:anchor="_Toc227760837" w:history="1">
+            <w:r>
+              <w:rPr>
+                <w:rStyle w:val="Hiperhivatkozs"/>
+                <w:noProof/>
+              </w:rPr>
+              <w:t>Sw_main_config:</w:t>
+            </w:r>
+            <w:r>
+              <w:rPr>
+                <w:noProof/>
+                <w:webHidden/>
+              </w:rPr>
+              <w:tab/>
+            </w:r>
+            <w:r>
+              <w:rPr>
+                <w:noProof/>
+                <w:webHidden/>
+              </w:rPr>
+              <w:fldChar w:fldCharType="begin"/>
+            </w:r>
+            <w:r>
+              <w:rPr>
+                <w:noProof/>
+                <w:webHidden/>
+              </w:rPr>
+              <w:instrText xml:space="preserve"> PAGEREF _Toc227760837 \h </w:instrText>
+            </w:r>
+            <w:r>
+              <w:rPr>
+                <w:noProof/>
+                <w:webHidden/>
+              </w:rPr>
+            </w:r>
+            <w:r>
+              <w:rPr>
+                <w:noProof/>
+                <w:webHidden/>
+              </w:rPr>
+              <w:fldChar w:fldCharType="separate"/>
+            </w:r>
+            <w:r>
+              <w:rPr>
+                <w:noProof/>
+                <w:webHidden/>
+              </w:rPr>
+              <w:t>44</w:t>
+            </w:r>
+            <w:r>
+              <w:rPr>
+                <w:noProof/>
+                <w:webHidden/>
+              </w:rPr>
+              <w:fldChar w:fldCharType="end"/>
+            </w:r>
+          </w:hyperlink>
+        </w:p>
+        <w:p>
+          <w:pPr>
+            <w:pStyle w:val="TJ2"/>
+            <w:tabs>
+              <w:tab w:val="right" w:leader="dot" w:pos="9062"/>
+            </w:tabs>
+            <w:rPr>
+              <w:rFonts w:asciiTheme="minorHAnsi" w:eastAsiaTheme="minorEastAsia" w:hAnsiTheme="minorHAnsi"/>
+              <w:noProof/>
+              <w:sz w:val="22"/>
+              <w:lang w:eastAsia="hu-HU"/>
+            </w:rPr>
+          </w:pPr>
+          <w:hyperlink w:anchor="_Toc227760838" w:history="1">
+            <w:r>
+              <w:rPr>
+                <w:rStyle w:val="Hiperhivatkozs"/>
+                <w:noProof/>
+              </w:rPr>
+              <w:t>Sw_sales_config:</w:t>
+            </w:r>
+            <w:r>
+              <w:rPr>
+                <w:noProof/>
+                <w:webHidden/>
+              </w:rPr>
+              <w:tab/>
+            </w:r>
+            <w:r>
+              <w:rPr>
+                <w:noProof/>
+                <w:webHidden/>
+              </w:rPr>
+              <w:fldChar w:fldCharType="begin"/>
+            </w:r>
+            <w:r>
+              <w:rPr>
+                <w:noProof/>
+                <w:webHidden/>
+              </w:rPr>
+              <w:instrText xml:space="preserve"> PAGEREF _Toc227760838 \h </w:instrText>
+            </w:r>
+            <w:r>
+              <w:rPr>
+                <w:noProof/>
+                <w:webHidden/>
+              </w:rPr>
+            </w:r>
+            <w:r>
+              <w:rPr>
+                <w:noProof/>
+                <w:webHidden/>
+              </w:rPr>
+              <w:fldChar w:fldCharType="separate"/>
+            </w:r>
+            <w:r>
+              <w:rPr>
+                <w:noProof/>
+                <w:webHidden/>
+              </w:rPr>
+              <w:t>47</w:t>
+            </w:r>
+            <w:r>
+              <w:rPr>
+                <w:noProof/>
+                <w:webHidden/>
+              </w:rPr>
+              <w:fldChar w:fldCharType="end"/>
+            </w:r>
+          </w:hyperlink>
+        </w:p>
+        <w:p>
+          <w:pPr>
+            <w:pStyle w:val="TJ2"/>
+            <w:tabs>
+              <w:tab w:val="right" w:leader="dot" w:pos="9062"/>
+            </w:tabs>
+            <w:rPr>
+              <w:rFonts w:asciiTheme="minorHAnsi" w:eastAsiaTheme="minorEastAsia" w:hAnsiTheme="minorHAnsi"/>
+              <w:noProof/>
+              <w:sz w:val="22"/>
+              <w:lang w:eastAsia="hu-HU"/>
+            </w:rPr>
+          </w:pPr>
+          <w:hyperlink w:anchor="_Toc227760839" w:history="1">
+            <w:r>
+              <w:rPr>
+                <w:rStyle w:val="Hiperhivatkozs"/>
+                <w:noProof/>
+              </w:rPr>
               <w:t>Sw_factory_config:</w:t>
             </w:r>
             <w:r>
@@ -2170,7 +2525,7 @@
                 <w:noProof/>
                 <w:webHidden/>
               </w:rPr>
-              <w:instrText xml:space="preserve"> PAGEREF _Toc227674026 \h </w:instrText>
+              <w:instrText xml:space="preserve"> PAGEREF _Toc227760839 \h </w:instrText>
             </w:r>
             <w:r>
               <w:rPr>
@@ -2190,7 +2545,7 @@
                 <w:noProof/>
                 <w:webHidden/>
               </w:rPr>
-              <w:t>36</w:t>
+              <w:t>49</w:t>
             </w:r>
             <w:r>
               <w:rPr>
@@ -2214,7 +2569,7 @@
               <w:lang w:eastAsia="hu-HU"/>
             </w:rPr>
           </w:pPr>
-          <w:hyperlink w:anchor="_Toc227674027" w:history="1">
+          <w:hyperlink w:anchor="_Toc227760840" w:history="1">
             <w:r>
               <w:rPr>
                 <w:rStyle w:val="Hiperhivatkozs"/>
@@ -2241,7 +2596,7 @@
                 <w:noProof/>
                 <w:webHidden/>
               </w:rPr>
-              <w:instrText xml:space="preserve"> PAGEREF _Toc227674027 \h </w:instrText>
+              <w:instrText xml:space="preserve"> PAGEREF _Toc227760840 \h </w:instrText>
             </w:r>
             <w:r>
               <w:rPr>
@@ -2261,7 +2616,7 @@
                 <w:noProof/>
                 <w:webHidden/>
               </w:rPr>
-              <w:t>37</w:t>
+              <w:t>51</w:t>
             </w:r>
             <w:r>
               <w:rPr>
@@ -2285,7 +2640,7 @@
               <w:lang w:eastAsia="hu-HU"/>
             </w:rPr>
           </w:pPr>
-          <w:hyperlink w:anchor="_Toc227674028" w:history="1">
+          <w:hyperlink w:anchor="_Toc227760841" w:history="1">
             <w:r>
               <w:rPr>
                 <w:rStyle w:val="Hiperhivatkozs"/>
@@ -2312,7 +2667,7 @@
                 <w:noProof/>
                 <w:webHidden/>
               </w:rPr>
-              <w:instrText xml:space="preserve"> PAGEREF _Toc227674028 \h </w:instrText>
+              <w:instrText xml:space="preserve"> PAGEREF _Toc227760841 \h </w:instrText>
             </w:r>
             <w:r>
               <w:rPr>
@@ -2332,7 +2687,7 @@
                 <w:noProof/>
                 <w:webHidden/>
               </w:rPr>
-              <w:t>37</w:t>
+              <w:t>51</w:t>
             </w:r>
             <w:r>
               <w:rPr>
@@ -2356,7 +2711,7 @@
               <w:lang w:eastAsia="hu-HU"/>
             </w:rPr>
           </w:pPr>
-          <w:hyperlink w:anchor="_Toc227674029" w:history="1">
+          <w:hyperlink w:anchor="_Toc227760842" w:history="1">
             <w:r>
               <w:rPr>
                 <w:rStyle w:val="Hiperhivatkozs"/>
@@ -2383,7 +2738,7 @@
                 <w:noProof/>
                 <w:webHidden/>
               </w:rPr>
-              <w:instrText xml:space="preserve"> PAGEREF _Toc227674029 \h </w:instrText>
+              <w:instrText xml:space="preserve"> PAGEREF _Toc227760842 \h </w:instrText>
             </w:r>
             <w:r>
               <w:rPr>
@@ -2403,7 +2758,7 @@
                 <w:noProof/>
                 <w:webHidden/>
               </w:rPr>
-              <w:t>38</w:t>
+              <w:t>52</w:t>
             </w:r>
             <w:r>
               <w:rPr>
@@ -2427,7 +2782,7 @@
               <w:lang w:eastAsia="hu-HU"/>
             </w:rPr>
           </w:pPr>
-          <w:hyperlink w:anchor="_Toc227674030" w:history="1">
+          <w:hyperlink w:anchor="_Toc227760843" w:history="1">
             <w:r>
               <w:rPr>
                 <w:rStyle w:val="Hiperhivatkozs"/>
@@ -2454,7 +2809,7 @@
                 <w:noProof/>
                 <w:webHidden/>
               </w:rPr>
-              <w:instrText xml:space="preserve"> PAGEREF _Toc227674030 \h </w:instrText>
+              <w:instrText xml:space="preserve"> PAGEREF _Toc227760843 \h </w:instrText>
             </w:r>
             <w:r>
               <w:rPr>
@@ -2474,7 +2829,7 @@
                 <w:noProof/>
                 <w:webHidden/>
               </w:rPr>
-              <w:t>39</w:t>
+              <w:t>53</w:t>
             </w:r>
             <w:r>
               <w:rPr>
@@ -2498,7 +2853,7 @@
               <w:lang w:eastAsia="hu-HU"/>
             </w:rPr>
           </w:pPr>
-          <w:hyperlink w:anchor="_Toc227674031" w:history="1">
+          <w:hyperlink w:anchor="_Toc227760844" w:history="1">
             <w:r>
               <w:rPr>
                 <w:rStyle w:val="Hiperhivatkozs"/>
@@ -2525,7 +2880,7 @@
                 <w:noProof/>
                 <w:webHidden/>
               </w:rPr>
-              <w:instrText xml:space="preserve"> PAGEREF _Toc227674031 \h </w:instrText>
+              <w:instrText xml:space="preserve"> PAGEREF _Toc227760844 \h </w:instrText>
             </w:r>
             <w:r>
               <w:rPr>
@@ -2545,7 +2900,7 @@
                 <w:noProof/>
                 <w:webHidden/>
               </w:rPr>
-              <w:t>40</w:t>
+              <w:t>54</w:t>
             </w:r>
             <w:r>
               <w:rPr>
@@ -2569,7 +2924,7 @@
               <w:lang w:eastAsia="hu-HU"/>
             </w:rPr>
           </w:pPr>
-          <w:hyperlink w:anchor="_Toc227674032" w:history="1">
+          <w:hyperlink w:anchor="_Toc227760845" w:history="1">
             <w:r>
               <w:rPr>
                 <w:rStyle w:val="Hiperhivatkozs"/>
@@ -2596,7 +2951,7 @@
                 <w:noProof/>
                 <w:webHidden/>
               </w:rPr>
-              <w:instrText xml:space="preserve"> PAGEREF _Toc227674032 \h </w:instrText>
+              <w:instrText xml:space="preserve"> PAGEREF _Toc227760845 \h </w:instrText>
             </w:r>
             <w:r>
               <w:rPr>
@@ -2616,7 +2971,7 @@
                 <w:noProof/>
                 <w:webHidden/>
               </w:rPr>
-              <w:t>41</w:t>
+              <w:t>55</w:t>
             </w:r>
             <w:r>
               <w:rPr>
@@ -2640,7 +2995,7 @@
               <w:lang w:eastAsia="hu-HU"/>
             </w:rPr>
           </w:pPr>
-          <w:hyperlink w:anchor="_Toc227674033" w:history="1">
+          <w:hyperlink w:anchor="_Toc227760846" w:history="1">
             <w:r>
               <w:rPr>
                 <w:rStyle w:val="Hiperhivatkozs"/>
@@ -2667,7 +3022,7 @@
                 <w:noProof/>
                 <w:webHidden/>
               </w:rPr>
-              <w:instrText xml:space="preserve"> PAGEREF _Toc227674033 \h </w:instrText>
+              <w:instrText xml:space="preserve"> PAGEREF _Toc227760846 \h </w:instrText>
             </w:r>
             <w:r>
               <w:rPr>
@@ -2687,7 +3042,7 @@
                 <w:noProof/>
                 <w:webHidden/>
               </w:rPr>
-              <w:t>42</w:t>
+              <w:t>56</w:t>
             </w:r>
             <w:r>
               <w:rPr>
@@ -2711,7 +3066,7 @@
               <w:lang w:eastAsia="hu-HU"/>
             </w:rPr>
           </w:pPr>
-          <w:hyperlink w:anchor="_Toc227674034" w:history="1">
+          <w:hyperlink w:anchor="_Toc227760847" w:history="1">
             <w:r>
               <w:rPr>
                 <w:rStyle w:val="Hiperhivatkozs"/>
@@ -2738,7 +3093,7 @@
                 <w:noProof/>
                 <w:webHidden/>
               </w:rPr>
-              <w:instrText xml:space="preserve"> PAGEREF _Toc227674034 \h </w:instrText>
+              <w:instrText xml:space="preserve"> PAGEREF _Toc227760847 \h </w:instrText>
             </w:r>
             <w:r>
               <w:rPr>
@@ -2758,7 +3113,7 @@
                 <w:noProof/>
                 <w:webHidden/>
               </w:rPr>
-              <w:t>43</w:t>
+              <w:t>57</w:t>
             </w:r>
             <w:r>
               <w:rPr>
@@ -2782,7 +3137,7 @@
               <w:lang w:eastAsia="hu-HU"/>
             </w:rPr>
           </w:pPr>
-          <w:hyperlink w:anchor="_Toc227674035" w:history="1">
+          <w:hyperlink w:anchor="_Toc227760848" w:history="1">
             <w:r>
               <w:rPr>
                 <w:rStyle w:val="Hiperhivatkozs"/>
@@ -2809,7 +3164,7 @@
                 <w:noProof/>
                 <w:webHidden/>
               </w:rPr>
-              <w:instrText xml:space="preserve"> PAGEREF _Toc227674035 \h </w:instrText>
+              <w:instrText xml:space="preserve"> PAGEREF _Toc227760848 \h </w:instrText>
             </w:r>
             <w:r>
               <w:rPr>
@@ -2829,7 +3184,7 @@
                 <w:noProof/>
                 <w:webHidden/>
               </w:rPr>
-              <w:t>44</w:t>
+              <w:t>58</w:t>
             </w:r>
             <w:r>
               <w:rPr>
@@ -2853,7 +3208,7 @@
               <w:lang w:eastAsia="hu-HU"/>
             </w:rPr>
           </w:pPr>
-          <w:hyperlink w:anchor="_Toc227674036" w:history="1">
+          <w:hyperlink w:anchor="_Toc227760849" w:history="1">
             <w:r>
               <w:rPr>
                 <w:rStyle w:val="Hiperhivatkozs"/>
@@ -2880,7 +3235,7 @@
                 <w:noProof/>
                 <w:webHidden/>
               </w:rPr>
-              <w:instrText xml:space="preserve"> PAGEREF _Toc227674036 \h </w:instrText>
+              <w:instrText xml:space="preserve"> PAGEREF _Toc227760849 \h </w:instrText>
             </w:r>
             <w:r>
               <w:rPr>
@@ -2900,7 +3255,7 @@
                 <w:noProof/>
                 <w:webHidden/>
               </w:rPr>
-              <w:t>45</w:t>
+              <w:t>59</w:t>
             </w:r>
             <w:r>
               <w:rPr>
@@ -2935,12 +3290,14 @@
         </w:rPr>
         <w:br w:type="page"/>
       </w:r>
+      <w:bookmarkStart w:id="0" w:name="_GoBack"/>
+      <w:bookmarkEnd w:id="0"/>
     </w:p>
     <w:p>
       <w:pPr>
         <w:pStyle w:val="Cmsor1"/>
       </w:pPr>
-      <w:bookmarkStart w:id="0" w:name="_Toc227673997"/>
+      <w:bookmarkStart w:id="1" w:name="_Toc227760805"/>
       <w:r>
         <w:lastRenderedPageBreak/>
         <w:t>Feladat leírás</w:t>
@@ -2948,7 +3305,7 @@
       <w:r>
         <w:t>:</w:t>
       </w:r>
-      <w:bookmarkEnd w:id="0"/>
+      <w:bookmarkEnd w:id="1"/>
       <w:r>
         <w:t xml:space="preserve"> </w:t>
       </w:r>
@@ -3103,11 +3460,11 @@
       <w:pPr>
         <w:pStyle w:val="Cmsor1"/>
       </w:pPr>
-      <w:bookmarkStart w:id="1" w:name="_Toc227673998"/>
+      <w:bookmarkStart w:id="2" w:name="_Toc227760806"/>
       <w:r>
         <w:t>Megvalósítás:</w:t>
       </w:r>
-      <w:bookmarkEnd w:id="1"/>
+      <w:bookmarkEnd w:id="2"/>
     </w:p>
     <w:p>
       <w:pPr>
@@ -3142,11 +3499,11 @@
       <w:pPr>
         <w:pStyle w:val="Cmsor1"/>
       </w:pPr>
-      <w:bookmarkStart w:id="2" w:name="_Toc227673999"/>
+      <w:bookmarkStart w:id="3" w:name="_Toc227760807"/>
       <w:r>
         <w:t>Munkabeosztás:</w:t>
       </w:r>
-      <w:bookmarkEnd w:id="2"/>
+      <w:bookmarkEnd w:id="3"/>
     </w:p>
     <w:p>
       <w:r>
@@ -3168,8 +3525,6 @@
       <w:r>
         <w:t>-Hálózat Programozás: Szikra Márton Álmos</w:t>
       </w:r>
-      <w:bookmarkStart w:id="3" w:name="_GoBack"/>
-      <w:bookmarkEnd w:id="3"/>
     </w:p>
     <w:p>
       <w:r>
@@ -3215,7 +3570,7 @@
           <w:szCs w:val="40"/>
         </w:rPr>
       </w:pPr>
-      <w:bookmarkStart w:id="4" w:name="_Toc227674000"/>
+      <w:bookmarkStart w:id="4" w:name="_Toc227760808"/>
       <w:r>
         <w:rPr>
           <w:sz w:val="40"/>
@@ -3230,7 +3585,7 @@
       <w:pPr>
         <w:pStyle w:val="Cmsor2"/>
       </w:pPr>
-      <w:bookmarkStart w:id="5" w:name="_Toc227674001"/>
+      <w:bookmarkStart w:id="5" w:name="_Toc227760809"/>
       <w:r>
         <w:t>Adatok, alapkonfiguráció:</w:t>
       </w:r>
@@ -3314,7 +3669,7 @@
       <w:pPr>
         <w:pStyle w:val="Cmsor2"/>
       </w:pPr>
-      <w:bookmarkStart w:id="6" w:name="_Toc227674002"/>
+      <w:bookmarkStart w:id="6" w:name="_Toc227760810"/>
       <w:r>
         <w:lastRenderedPageBreak/>
         <w:t>Szolgáltatások:</w:t>
@@ -4219,7 +4574,7 @@
           <w:szCs w:val="40"/>
         </w:rPr>
       </w:pPr>
-      <w:bookmarkStart w:id="7" w:name="_Toc227674003"/>
+      <w:bookmarkStart w:id="7" w:name="_Toc227760811"/>
       <w:r>
         <w:rPr>
           <w:sz w:val="40"/>
@@ -4234,7 +4589,7 @@
       <w:pPr>
         <w:pStyle w:val="Cmsor2"/>
       </w:pPr>
-      <w:bookmarkStart w:id="8" w:name="_Toc227674004"/>
+      <w:bookmarkStart w:id="8" w:name="_Toc227760812"/>
       <w:r>
         <w:t>Adatok, alapkonfiguráció:</w:t>
       </w:r>
@@ -4264,7 +4619,7 @@
       <w:pPr>
         <w:pStyle w:val="Cmsor2"/>
       </w:pPr>
-      <w:bookmarkStart w:id="9" w:name="_Toc227674005"/>
+      <w:bookmarkStart w:id="9" w:name="_Toc227760813"/>
       <w:r>
         <w:t>Szolgáltatások:</w:t>
       </w:r>
@@ -5587,7 +5942,7 @@
       <w:pPr>
         <w:pStyle w:val="Cmsor1"/>
       </w:pPr>
-      <w:bookmarkStart w:id="10" w:name="_Toc227674006"/>
+      <w:bookmarkStart w:id="10" w:name="_Toc227760814"/>
       <w:r>
         <w:lastRenderedPageBreak/>
         <w:t>Hálózat konfiguráció</w:t>
@@ -5601,9 +5956,11 @@
       <w:pPr>
         <w:pStyle w:val="Cmsor2"/>
       </w:pPr>
+      <w:bookmarkStart w:id="11" w:name="_Toc227760815"/>
       <w:r>
         <w:t>Topológia:</w:t>
       </w:r>
+      <w:bookmarkEnd w:id="11"/>
     </w:p>
     <w:p>
       <w:pPr>
@@ -5688,10 +6045,12 @@
       <w:pPr>
         <w:pStyle w:val="Cmsor2"/>
       </w:pPr>
+      <w:bookmarkStart w:id="12" w:name="_Toc227760816"/>
       <w:r>
         <w:lastRenderedPageBreak/>
         <w:t>Távoli szerver telep:</w:t>
       </w:r>
+      <w:bookmarkEnd w:id="12"/>
     </w:p>
     <w:p>
       <w:pPr>
@@ -5767,9 +6126,11 @@
       <w:pPr>
         <w:pStyle w:val="Cmsor2"/>
       </w:pPr>
+      <w:bookmarkStart w:id="13" w:name="_Toc227760817"/>
       <w:r>
         <w:t>Gyár telephely:</w:t>
       </w:r>
+      <w:bookmarkEnd w:id="13"/>
     </w:p>
     <w:p>
       <w:pPr>
@@ -5845,10 +6206,12 @@
       <w:pPr>
         <w:pStyle w:val="Cmsor2"/>
       </w:pPr>
+      <w:bookmarkStart w:id="14" w:name="_Toc227760818"/>
       <w:r>
         <w:lastRenderedPageBreak/>
         <w:t>Iroda telephely:</w:t>
       </w:r>
+      <w:bookmarkEnd w:id="14"/>
     </w:p>
     <w:p>
       <w:pPr>
@@ -5953,11 +6316,11 @@
       <w:pPr>
         <w:pStyle w:val="Cmsor2"/>
       </w:pPr>
-      <w:bookmarkStart w:id="11" w:name="_Toc227674007"/>
+      <w:bookmarkStart w:id="15" w:name="_Toc227760819"/>
       <w:r>
         <w:t>Enable password:</w:t>
       </w:r>
-      <w:bookmarkEnd w:id="11"/>
+      <w:bookmarkEnd w:id="15"/>
     </w:p>
     <w:p>
       <w:pPr>
@@ -6025,11 +6388,11 @@
       <w:pPr>
         <w:pStyle w:val="Cmsor2"/>
       </w:pPr>
-      <w:bookmarkStart w:id="12" w:name="_Toc227674008"/>
+      <w:bookmarkStart w:id="16" w:name="_Toc227760820"/>
       <w:r>
         <w:t>VLAN-ok:</w:t>
       </w:r>
-      <w:bookmarkEnd w:id="12"/>
+      <w:bookmarkEnd w:id="16"/>
     </w:p>
     <w:p>
       <w:pPr>
@@ -8280,7 +8643,7 @@
       <w:pPr>
         <w:pStyle w:val="Cmsor2"/>
       </w:pPr>
-      <w:bookmarkStart w:id="13" w:name="_Toc227674009"/>
+      <w:bookmarkStart w:id="17" w:name="_Toc227760821"/>
       <w:r>
         <w:lastRenderedPageBreak/>
         <w:t>P</w:t>
@@ -8288,7 +8651,7 @@
       <w:r>
         <w:t>ort security:</w:t>
       </w:r>
-      <w:bookmarkEnd w:id="13"/>
+      <w:bookmarkEnd w:id="17"/>
     </w:p>
     <w:p>
       <w:pPr>
@@ -8359,12 +8722,12 @@
       <w:pPr>
         <w:pStyle w:val="Cmsor2"/>
       </w:pPr>
-      <w:bookmarkStart w:id="14" w:name="_Toc227674010"/>
+      <w:bookmarkStart w:id="18" w:name="_Toc227760822"/>
       <w:r>
         <w:lastRenderedPageBreak/>
         <w:t>Ether-channel:</w:t>
       </w:r>
-      <w:bookmarkEnd w:id="14"/>
+      <w:bookmarkEnd w:id="18"/>
     </w:p>
     <w:p>
       <w:pPr>
@@ -8439,14 +8802,14 @@
       <w:pPr>
         <w:pStyle w:val="Cmsor2"/>
       </w:pPr>
-      <w:bookmarkStart w:id="15" w:name="_Toc227674011"/>
+      <w:bookmarkStart w:id="19" w:name="_Toc227760823"/>
       <w:r>
         <w:t>Routing</w:t>
       </w:r>
       <w:r>
         <w:t>_BGP:</w:t>
       </w:r>
-      <w:bookmarkEnd w:id="15"/>
+      <w:bookmarkEnd w:id="19"/>
     </w:p>
     <w:p>
       <w:pPr>
@@ -8517,12 +8880,12 @@
       <w:pPr>
         <w:pStyle w:val="Cmsor2"/>
       </w:pPr>
-      <w:bookmarkStart w:id="16" w:name="_Toc227674012"/>
+      <w:bookmarkStart w:id="20" w:name="_Toc227760824"/>
       <w:r>
         <w:lastRenderedPageBreak/>
         <w:t>OSPF:</w:t>
       </w:r>
-      <w:bookmarkEnd w:id="16"/>
+      <w:bookmarkEnd w:id="20"/>
     </w:p>
     <w:p>
       <w:pPr>
@@ -8610,11 +8973,11 @@
       <w:pPr>
         <w:pStyle w:val="Cmsor2"/>
       </w:pPr>
-      <w:bookmarkStart w:id="17" w:name="_Toc227674013"/>
+      <w:bookmarkStart w:id="21" w:name="_Toc227760825"/>
       <w:r>
         <w:t>HSRP:</w:t>
       </w:r>
-      <w:bookmarkEnd w:id="17"/>
+      <w:bookmarkEnd w:id="21"/>
     </w:p>
     <w:p>
       <w:pPr>
@@ -8728,12 +9091,12 @@
         <w:pStyle w:val="Cmsor2"/>
         <w:jc w:val="both"/>
       </w:pPr>
-      <w:bookmarkStart w:id="18" w:name="_Toc227674014"/>
+      <w:bookmarkStart w:id="22" w:name="_Toc227760826"/>
       <w:r>
         <w:lastRenderedPageBreak/>
         <w:t>DHCPv6 routeren:</w:t>
       </w:r>
-      <w:bookmarkEnd w:id="18"/>
+      <w:bookmarkEnd w:id="22"/>
     </w:p>
     <w:p>
       <w:pPr>
@@ -8849,11 +9212,11 @@
       <w:pPr>
         <w:pStyle w:val="Cmsor2"/>
       </w:pPr>
-      <w:bookmarkStart w:id="19" w:name="_Toc227674015"/>
+      <w:bookmarkStart w:id="23" w:name="_Toc227760827"/>
       <w:r>
         <w:t>SSH:</w:t>
       </w:r>
-      <w:bookmarkEnd w:id="19"/>
+      <w:bookmarkEnd w:id="23"/>
     </w:p>
     <w:p>
       <w:pPr>
@@ -9007,12 +9370,12 @@
       <w:pPr>
         <w:pStyle w:val="Cmsor2"/>
       </w:pPr>
-      <w:bookmarkStart w:id="20" w:name="_Toc227674016"/>
+      <w:bookmarkStart w:id="24" w:name="_Toc227760828"/>
       <w:r>
         <w:lastRenderedPageBreak/>
         <w:t>Acl:</w:t>
       </w:r>
-      <w:bookmarkEnd w:id="20"/>
+      <w:bookmarkEnd w:id="24"/>
     </w:p>
     <w:p>
       <w:pPr>
@@ -9082,11 +9445,11 @@
       <w:pPr>
         <w:pStyle w:val="Cmsor2"/>
       </w:pPr>
-      <w:bookmarkStart w:id="21" w:name="_Toc227674017"/>
+      <w:bookmarkStart w:id="25" w:name="_Toc227760829"/>
       <w:r>
         <w:t>NAT:</w:t>
       </w:r>
-      <w:bookmarkEnd w:id="21"/>
+      <w:bookmarkEnd w:id="25"/>
     </w:p>
     <w:p>
       <w:pPr>
@@ -9162,17 +9525,18 @@
       <w:r>
         <w:br w:type="page"/>
       </w:r>
-      <w:bookmarkStart w:id="22" w:name="_Toc227674018"/>
     </w:p>
     <w:p>
       <w:pPr>
         <w:pStyle w:val="Cmsor2"/>
         <w:jc w:val="both"/>
       </w:pPr>
+      <w:bookmarkStart w:id="26" w:name="_Toc227760830"/>
       <w:r>
         <w:lastRenderedPageBreak/>
         <w:t>Hálózat programozás:</w:t>
       </w:r>
+      <w:bookmarkEnd w:id="26"/>
     </w:p>
     <w:p>
       <w:pPr>
@@ -9497,11 +9861,12 @@
       <w:pPr>
         <w:pStyle w:val="Cmsor2"/>
       </w:pPr>
+      <w:bookmarkStart w:id="27" w:name="_Toc227760831"/>
       <w:r>
         <w:lastRenderedPageBreak/>
         <w:t>Weboldal:</w:t>
       </w:r>
-      <w:bookmarkEnd w:id="22"/>
+      <w:bookmarkEnd w:id="27"/>
     </w:p>
     <w:p>
       <w:r>
@@ -9574,12 +9939,12 @@
       <w:pPr>
         <w:pStyle w:val="Cmsor2"/>
       </w:pPr>
-      <w:bookmarkStart w:id="23" w:name="_Toc227674019"/>
+      <w:bookmarkStart w:id="28" w:name="_Toc227760832"/>
       <w:r>
         <w:lastRenderedPageBreak/>
         <w:t>R_factory_config:</w:t>
       </w:r>
-      <w:bookmarkEnd w:id="23"/>
+      <w:bookmarkEnd w:id="28"/>
     </w:p>
     <w:p>
       <w:pPr>
@@ -12094,12 +12459,12 @@
       <w:pPr>
         <w:pStyle w:val="Cmsor2"/>
       </w:pPr>
-      <w:bookmarkStart w:id="24" w:name="_Toc227674020"/>
+      <w:bookmarkStart w:id="29" w:name="_Toc227760833"/>
       <w:r>
         <w:lastRenderedPageBreak/>
         <w:t>R_main_config:</w:t>
       </w:r>
-      <w:bookmarkEnd w:id="24"/>
+      <w:bookmarkEnd w:id="29"/>
     </w:p>
     <w:p>
       <w:pPr>
@@ -13915,17 +14280,17 @@
           <w:docGrid w:linePitch="381"/>
         </w:sectPr>
       </w:pPr>
-      <w:bookmarkStart w:id="25" w:name="_Toc227674021"/>
     </w:p>
     <w:p>
       <w:pPr>
         <w:pStyle w:val="Cmsor2"/>
       </w:pPr>
+      <w:bookmarkStart w:id="30" w:name="_Toc227760834"/>
       <w:r>
         <w:lastRenderedPageBreak/>
         <w:t>R_backup_config:</w:t>
       </w:r>
-      <w:bookmarkEnd w:id="25"/>
+      <w:bookmarkEnd w:id="30"/>
     </w:p>
     <w:p>
       <w:pPr>
@@ -15936,18 +16301,17 @@
         </w:sectPr>
       </w:pPr>
     </w:p>
-    <w:p>
-      <w:bookmarkStart w:id="26" w:name="_Toc227674022"/>
-    </w:p>
+    <w:p/>
     <w:p>
       <w:pPr>
         <w:pStyle w:val="Cmsor2"/>
       </w:pPr>
+      <w:bookmarkStart w:id="31" w:name="_Toc227760835"/>
       <w:r>
         <w:lastRenderedPageBreak/>
         <w:t>R_server_config:</w:t>
       </w:r>
-      <w:bookmarkEnd w:id="26"/>
+      <w:bookmarkEnd w:id="31"/>
     </w:p>
     <w:p>
       <w:pPr>
@@ -16954,7 +17318,6 @@
           <w:docGrid w:linePitch="381"/>
         </w:sectPr>
       </w:pPr>
-      <w:bookmarkStart w:id="27" w:name="_Toc227674023"/>
     </w:p>
     <w:p>
       <w:pPr>
@@ -16969,11 +17332,12 @@
       <w:pPr>
         <w:pStyle w:val="Cmsor2"/>
       </w:pPr>
+      <w:bookmarkStart w:id="32" w:name="_Toc227760836"/>
       <w:r>
         <w:lastRenderedPageBreak/>
         <w:t>R_BuildingNetwork_config:</w:t>
       </w:r>
-      <w:bookmarkEnd w:id="27"/>
+      <w:bookmarkEnd w:id="32"/>
     </w:p>
     <w:p>
       <w:pPr>
@@ -18131,7 +18495,6 @@
           <w:docGrid w:linePitch="381"/>
         </w:sectPr>
       </w:pPr>
-      <w:bookmarkStart w:id="28" w:name="_Toc227674024"/>
     </w:p>
     <w:p>
       <w:pPr>
@@ -18146,11 +18509,12 @@
       <w:pPr>
         <w:pStyle w:val="Cmsor2"/>
       </w:pPr>
+      <w:bookmarkStart w:id="33" w:name="_Toc227760837"/>
       <w:r>
         <w:lastRenderedPageBreak/>
         <w:t>Sw_main_config:</w:t>
       </w:r>
-      <w:bookmarkEnd w:id="28"/>
+      <w:bookmarkEnd w:id="33"/>
     </w:p>
     <w:p>
       <w:pPr>
@@ -20959,7 +21323,7 @@
       <w:pPr>
         <w:pStyle w:val="Cmsor2"/>
       </w:pPr>
-      <w:bookmarkStart w:id="29" w:name="_Toc227674025"/>
+      <w:bookmarkStart w:id="34" w:name="_Toc227760838"/>
       <w:r>
         <w:lastRenderedPageBreak/>
         <w:t>Sw</w:t>
@@ -20967,7 +21331,7 @@
       <w:r>
         <w:t>_sales_config:</w:t>
       </w:r>
-      <w:bookmarkEnd w:id="29"/>
+      <w:bookmarkEnd w:id="34"/>
     </w:p>
     <w:p>
       <w:pPr>
@@ -23586,12 +23950,12 @@
       <w:pPr>
         <w:pStyle w:val="Cmsor2"/>
       </w:pPr>
-      <w:bookmarkStart w:id="30" w:name="_Toc227674026"/>
+      <w:bookmarkStart w:id="35" w:name="_Toc227760839"/>
       <w:r>
         <w:lastRenderedPageBreak/>
         <w:t>Sw_factory_config:</w:t>
       </w:r>
-      <w:bookmarkEnd w:id="30"/>
+      <w:bookmarkEnd w:id="35"/>
     </w:p>
     <w:p>
       <w:pPr>
@@ -25891,25 +26255,25 @@
       <w:pPr>
         <w:pStyle w:val="Cmsor1"/>
       </w:pPr>
-      <w:bookmarkStart w:id="31" w:name="_Toc227674027"/>
+      <w:bookmarkStart w:id="36" w:name="_Toc227760840"/>
       <w:r>
         <w:lastRenderedPageBreak/>
         <w:t>Készülékek:</w:t>
       </w:r>
-      <w:bookmarkEnd w:id="31"/>
+      <w:bookmarkEnd w:id="36"/>
     </w:p>
     <w:p>
       <w:pPr>
         <w:pStyle w:val="Cmsor2"/>
       </w:pPr>
-      <w:bookmarkStart w:id="32" w:name="_Toc227674028"/>
+      <w:bookmarkStart w:id="37" w:name="_Toc227760841"/>
       <w:r>
         <w:rPr>
           <w:rStyle w:val="Cmsor2Char"/>
         </w:rPr>
         <w:t>Kapcsoló:</w:t>
       </w:r>
-      <w:bookmarkEnd w:id="32"/>
+      <w:bookmarkEnd w:id="37"/>
       <w:r>
         <w:t xml:space="preserve"> </w:t>
       </w:r>
@@ -26017,12 +26381,12 @@
       <w:pPr>
         <w:pStyle w:val="Cmsor2"/>
       </w:pPr>
-      <w:bookmarkStart w:id="33" w:name="_Toc227674029"/>
+      <w:bookmarkStart w:id="38" w:name="_Toc227760842"/>
       <w:r>
         <w:lastRenderedPageBreak/>
         <w:t>Forgalomirányító:</w:t>
       </w:r>
-      <w:bookmarkEnd w:id="33"/>
+      <w:bookmarkEnd w:id="38"/>
       <w:r>
         <w:t xml:space="preserve"> </w:t>
       </w:r>
@@ -26125,12 +26489,12 @@
       <w:pPr>
         <w:pStyle w:val="Cmsor2"/>
       </w:pPr>
-      <w:bookmarkStart w:id="34" w:name="_Toc227674030"/>
+      <w:bookmarkStart w:id="39" w:name="_Toc227760843"/>
       <w:r>
         <w:lastRenderedPageBreak/>
         <w:t>Nyomtató:</w:t>
       </w:r>
-      <w:bookmarkEnd w:id="34"/>
+      <w:bookmarkEnd w:id="39"/>
     </w:p>
     <w:p>
       <w:r>
@@ -26223,7 +26587,7 @@
       <w:pPr>
         <w:pStyle w:val="Cmsor2"/>
       </w:pPr>
-      <w:bookmarkStart w:id="35" w:name="_Toc227674031"/>
+      <w:bookmarkStart w:id="40" w:name="_Toc227760844"/>
       <w:r>
         <w:lastRenderedPageBreak/>
         <w:t xml:space="preserve">Linux </w:t>
@@ -26231,7 +26595,7 @@
       <w:r>
         <w:t>Szerver:</w:t>
       </w:r>
-      <w:bookmarkEnd w:id="35"/>
+      <w:bookmarkEnd w:id="40"/>
     </w:p>
     <w:p>
       <w:r>
@@ -26331,12 +26695,12 @@
       <w:pPr>
         <w:pStyle w:val="Cmsor2"/>
       </w:pPr>
-      <w:bookmarkStart w:id="36" w:name="_Toc227674032"/>
+      <w:bookmarkStart w:id="41" w:name="_Toc227760845"/>
       <w:r>
         <w:lastRenderedPageBreak/>
         <w:t>Merevlemez:</w:t>
       </w:r>
-      <w:bookmarkEnd w:id="36"/>
+      <w:bookmarkEnd w:id="41"/>
     </w:p>
     <w:p>
       <w:r>
@@ -26429,12 +26793,12 @@
       <w:pPr>
         <w:pStyle w:val="Cmsor2"/>
       </w:pPr>
-      <w:bookmarkStart w:id="37" w:name="_Toc227674033"/>
+      <w:bookmarkStart w:id="42" w:name="_Toc227760846"/>
       <w:r>
         <w:lastRenderedPageBreak/>
         <w:t>Windows Szerver:</w:t>
       </w:r>
-      <w:bookmarkEnd w:id="37"/>
+      <w:bookmarkEnd w:id="42"/>
     </w:p>
     <w:p>
       <w:r>
@@ -26527,12 +26891,12 @@
       <w:pPr>
         <w:pStyle w:val="Cmsor2"/>
       </w:pPr>
-      <w:bookmarkStart w:id="38" w:name="_Toc227674034"/>
+      <w:bookmarkStart w:id="43" w:name="_Toc227760847"/>
       <w:r>
         <w:lastRenderedPageBreak/>
         <w:t>Számítógép és Monitor:</w:t>
       </w:r>
-      <w:bookmarkEnd w:id="38"/>
+      <w:bookmarkEnd w:id="43"/>
     </w:p>
     <w:p>
       <w:r>
@@ -26634,12 +26998,12 @@
       <w:pPr>
         <w:pStyle w:val="Cmsor2"/>
       </w:pPr>
-      <w:bookmarkStart w:id="39" w:name="_Toc227674035"/>
+      <w:bookmarkStart w:id="44" w:name="_Toc227760848"/>
       <w:r>
         <w:lastRenderedPageBreak/>
         <w:t>WiFi Forgalomirányító:</w:t>
       </w:r>
-      <w:bookmarkEnd w:id="39"/>
+      <w:bookmarkEnd w:id="44"/>
     </w:p>
     <w:p>
       <w:r>
@@ -26732,7 +27096,7 @@
       <w:pPr>
         <w:pStyle w:val="Cmsor1"/>
       </w:pPr>
-      <w:bookmarkStart w:id="40" w:name="_Toc227674036"/>
+      <w:bookmarkStart w:id="45" w:name="_Toc227760849"/>
       <w:r>
         <w:lastRenderedPageBreak/>
         <w:t>Összesített k</w:t>
@@ -26740,7 +27104,7 @@
       <w:r>
         <w:t>öltségvetés:</w:t>
       </w:r>
-      <w:bookmarkEnd w:id="40"/>
+      <w:bookmarkEnd w:id="45"/>
     </w:p>
     <w:tbl>
       <w:tblPr>
@@ -28199,7 +28563,7 @@
           <w:rPr>
             <w:noProof/>
           </w:rPr>
-          <w:t>21</w:t>
+          <w:t>3</w:t>
         </w:r>
         <w:r>
           <w:fldChar w:fldCharType="end"/>
@@ -29301,7 +29665,7 @@
 </file>
 
 <file path=customXml/itemProps1.xml><?xml version="1.0" encoding="utf-8"?>
-<ds:datastoreItem xmlns:ds="http://schemas.openxmlformats.org/officeDocument/2006/customXml" ds:itemID="{79264447-BB76-4A7D-AFFC-FA9391123F8F}">
+<ds:datastoreItem xmlns:ds="http://schemas.openxmlformats.org/officeDocument/2006/customXml" ds:itemID="{1D130875-EDFE-408E-87BC-C3492D7ACB62}">
   <ds:schemaRefs>
     <ds:schemaRef ds:uri="http://schemas.openxmlformats.org/officeDocument/2006/bibliography"/>
   </ds:schemaRefs>
